--- a/docs/tech/ezEKP 패키지 설치 매뉴얼.docx
+++ b/docs/tech/ezEKP 패키지 설치 매뉴얼.docx
@@ -1,6 +1,6 @@
 
 <file path=word/document.xml><?xml version="1.0" encoding="utf-8"?>
-<w:document xmlns:wpc="http://schemas.microsoft.com/office/word/2010/wordprocessingCanvas" xmlns:mc="http://schemas.openxmlformats.org/markup-compatibility/2006" xmlns:o="urn:schemas-microsoft-com:office:office" xmlns:r="http://schemas.openxmlformats.org/officeDocument/2006/relationships" xmlns:m="http://schemas.openxmlformats.org/officeDocument/2006/math" xmlns:v="urn:schemas-microsoft-com:vml" xmlns:wp14="http://schemas.microsoft.com/office/word/2010/wordprocessingDrawing" xmlns:wp="http://schemas.openxmlformats.org/drawingml/2006/wordprocessingDrawing" xmlns:w10="urn:schemas-microsoft-com:office:word" xmlns:w="http://schemas.openxmlformats.org/wordprocessingml/2006/main" xmlns:w14="http://schemas.microsoft.com/office/word/2010/wordml" xmlns:w15="http://schemas.microsoft.com/office/word/2012/wordml" xmlns:wpg="http://schemas.microsoft.com/office/word/2010/wordprocessingGroup" xmlns:wpi="http://schemas.microsoft.com/office/word/2010/wordprocessingInk" xmlns:wne="http://schemas.microsoft.com/office/word/2006/wordml" xmlns:wps="http://schemas.microsoft.com/office/word/2010/wordprocessingShape" mc:Ignorable="w14 w15 wp14">
+<w:document xmlns:wpc="http://schemas.microsoft.com/office/word/2010/wordprocessingCanvas" xmlns:cx="http://schemas.microsoft.com/office/drawing/2014/chartex" xmlns:cx1="http://schemas.microsoft.com/office/drawing/2015/9/8/chartex" xmlns:cx2="http://schemas.microsoft.com/office/drawing/2015/10/21/chartex" xmlns:cx3="http://schemas.microsoft.com/office/drawing/2016/5/9/chartex" xmlns:cx4="http://schemas.microsoft.com/office/drawing/2016/5/10/chartex" xmlns:cx5="http://schemas.microsoft.com/office/drawing/2016/5/11/chartex" xmlns:cx6="http://schemas.microsoft.com/office/drawing/2016/5/12/chartex" xmlns:cx7="http://schemas.microsoft.com/office/drawing/2016/5/13/chartex" xmlns:cx8="http://schemas.microsoft.com/office/drawing/2016/5/14/chartex" xmlns:mc="http://schemas.openxmlformats.org/markup-compatibility/2006" xmlns:aink="http://schemas.microsoft.com/office/drawing/2016/ink" xmlns:am3d="http://schemas.microsoft.com/office/drawing/2017/model3d" xmlns:o="urn:schemas-microsoft-com:office:office" xmlns:r="http://schemas.openxmlformats.org/officeDocument/2006/relationships" xmlns:m="http://schemas.openxmlformats.org/officeDocument/2006/math" xmlns:v="urn:schemas-microsoft-com:vml" xmlns:wp14="http://schemas.microsoft.com/office/word/2010/wordprocessingDrawing" xmlns:wp="http://schemas.openxmlformats.org/drawingml/2006/wordprocessingDrawing" xmlns:w10="urn:schemas-microsoft-com:office:word" xmlns:w="http://schemas.openxmlformats.org/wordprocessingml/2006/main" xmlns:w14="http://schemas.microsoft.com/office/word/2010/wordml" xmlns:w15="http://schemas.microsoft.com/office/word/2012/wordml" xmlns:w16cid="http://schemas.microsoft.com/office/word/2016/wordml/cid" xmlns:w16se="http://schemas.microsoft.com/office/word/2015/wordml/symex" xmlns:wpg="http://schemas.microsoft.com/office/word/2010/wordprocessingGroup" xmlns:wpi="http://schemas.microsoft.com/office/word/2010/wordprocessingInk" xmlns:wne="http://schemas.microsoft.com/office/word/2006/wordml" xmlns:wps="http://schemas.microsoft.com/office/word/2010/wordprocessingShape" mc:Ignorable="w14 w15 w16se w16cid wp14">
   <w:body>
     <w:p/>
     <w:p>
@@ -226,7 +226,7 @@
               </wp:inline>
             </w:drawing>
           </mc:Choice>
-          <mc:Fallback xmlns:cx="http://schemas.microsoft.com/office/drawing/2014/chartex" xmlns:w16se="http://schemas.microsoft.com/office/word/2015/wordml/symex">
+          <mc:Fallback>
             <w:pict>
               <v:group id="Canvas 13" o:spid="_x0000_s1026" editas="canvas" style="width:369pt;height:65.5pt;mso-position-horizontal-relative:char;mso-position-vertical-relative:line" coordsize="46863,8318" o:gfxdata="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">
                 <v:shape id="_x0000_s1027" type="#_x0000_t75" style="position:absolute;width:46863;height:8318;visibility:visible;mso-wrap-style:square">
@@ -437,6 +437,7 @@
           </wp:anchor>
         </w:drawing>
       </w:r>
+      <w:proofErr w:type="spellStart"/>
       <w:r>
         <w:rPr>
           <w:rFonts w:ascii="HY견고딕" w:eastAsia="HY견고딕" w:hAnsiTheme="majorHAnsi" w:hint="eastAsia"/>
@@ -444,7 +445,17 @@
           <w:sz w:val="56"/>
           <w:szCs w:val="72"/>
         </w:rPr>
-        <w:t xml:space="preserve">ezEKP 패키지 </w:t>
+        <w:t>ezEKP</w:t>
+      </w:r>
+      <w:proofErr w:type="spellEnd"/>
+      <w:r>
+        <w:rPr>
+          <w:rFonts w:ascii="HY견고딕" w:eastAsia="HY견고딕" w:hAnsiTheme="majorHAnsi" w:hint="eastAsia"/>
+          <w:b/>
+          <w:sz w:val="56"/>
+          <w:szCs w:val="72"/>
+        </w:rPr>
+        <w:t xml:space="preserve"> 패키지 </w:t>
       </w:r>
       <w:r>
         <w:rPr>
@@ -2418,7 +2429,7 @@
               </wp:anchor>
             </w:drawing>
           </mc:Choice>
-          <mc:Fallback xmlns:cx="http://schemas.microsoft.com/office/drawing/2014/chartex" xmlns:w16se="http://schemas.microsoft.com/office/word/2015/wordml/symex" xmlns:w16cid="http://schemas.microsoft.com/office/word/2016/wordml/cid" xmlns:am3d="http://schemas.microsoft.com/office/drawing/2017/model3d" xmlns:aink="http://schemas.microsoft.com/office/drawing/2016/ink" xmlns:cx8="http://schemas.microsoft.com/office/drawing/2016/5/14/chartex" xmlns:cx7="http://schemas.microsoft.com/office/drawing/2016/5/13/chartex" xmlns:cx6="http://schemas.microsoft.com/office/drawing/2016/5/12/chartex" xmlns:cx5="http://schemas.microsoft.com/office/drawing/2016/5/11/chartex" xmlns:cx4="http://schemas.microsoft.com/office/drawing/2016/5/10/chartex" xmlns:cx3="http://schemas.microsoft.com/office/drawing/2016/5/9/chartex" xmlns:cx2="http://schemas.microsoft.com/office/drawing/2015/10/21/chartex" xmlns:cx1="http://schemas.microsoft.com/office/drawing/2015/9/8/chartex">
+          <mc:Fallback>
             <w:pict>
               <v:rect w14:anchorId="5BFEA1CD" id="직사각형 31" o:spid="_x0000_s1026" style="position:absolute;left:0;text-align:left;margin-left:35.7pt;margin-top:34.75pt;width:6in;height:9pt;z-index:251665408;visibility:visible;mso-wrap-style:square;mso-width-percent:0;mso-height-percent:0;mso-wrap-distance-left:9pt;mso-wrap-distance-top:0;mso-wrap-distance-right:9pt;mso-wrap-distance-bottom:0;mso-position-horizontal:absolute;mso-position-horizontal-relative:margin;mso-position-vertical:absolute;mso-position-vertical-relative:text;mso-width-percent:0;mso-height-percent:0;mso-width-relative:page;mso-height-relative:page;v-text-anchor:top" o:gfxdata="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" stroked="f">
                 <v:fill color2="navy" angle="90" focus="100%" type="gradient"/>
@@ -2583,7 +2594,7 @@
               </wp:anchor>
             </w:drawing>
           </mc:Choice>
-          <mc:Fallback xmlns:cx="http://schemas.microsoft.com/office/drawing/2014/chartex" xmlns:w16se="http://schemas.microsoft.com/office/word/2015/wordml/symex" xmlns:w16cid="http://schemas.microsoft.com/office/word/2016/wordml/cid" xmlns:am3d="http://schemas.microsoft.com/office/drawing/2017/model3d" xmlns:aink="http://schemas.microsoft.com/office/drawing/2016/ink" xmlns:cx8="http://schemas.microsoft.com/office/drawing/2016/5/14/chartex" xmlns:cx7="http://schemas.microsoft.com/office/drawing/2016/5/13/chartex" xmlns:cx6="http://schemas.microsoft.com/office/drawing/2016/5/12/chartex" xmlns:cx5="http://schemas.microsoft.com/office/drawing/2016/5/11/chartex" xmlns:cx4="http://schemas.microsoft.com/office/drawing/2016/5/10/chartex" xmlns:cx3="http://schemas.microsoft.com/office/drawing/2016/5/9/chartex" xmlns:cx2="http://schemas.microsoft.com/office/drawing/2015/10/21/chartex" xmlns:cx1="http://schemas.microsoft.com/office/drawing/2015/9/8/chartex">
+          <mc:Fallback>
             <w:pict>
               <v:rect w14:anchorId="037F4BF9" id="직사각형 30" o:spid="_x0000_s1026" style="position:absolute;left:0;text-align:left;margin-left:380.8pt;margin-top:.75pt;width:6in;height:9pt;z-index:251664384;visibility:visible;mso-wrap-style:square;mso-width-percent:0;mso-height-percent:0;mso-wrap-distance-left:9pt;mso-wrap-distance-top:0;mso-wrap-distance-right:9pt;mso-wrap-distance-bottom:0;mso-position-horizontal:right;mso-position-horizontal-relative:margin;mso-position-vertical:absolute;mso-position-vertical-relative:text;mso-width-percent:0;mso-height-percent:0;mso-width-relative:page;mso-height-relative:page;v-text-anchor:top" o:gfxdata="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" stroked="f">
                 <v:fill color2="navy" angle="90" focus="100%" type="gradient"/>
@@ -2795,7 +2806,7 @@
       </w:pPr>
       <w:r>
         <w:pict>
-          <v:shape id="그림 29" o:spid="_x0000_i1026" type="#_x0000_t75" alt="BD21312_" style="width:11.65pt;height:11.65pt;visibility:visible;mso-wrap-style:square" o:bullet="t">
+          <v:shape id="그림 29" o:spid="_x0000_i1026" type="#_x0000_t75" alt="BD21312_" style="width:12pt;height:12pt;visibility:visible;mso-wrap-style:square" o:bullet="t">
             <v:imagedata r:id="rId14" o:title="BD21312_"/>
           </v:shape>
         </w:pict>
@@ -3061,7 +3072,7 @@
       </w:pPr>
       <w:r>
         <w:pict>
-          <v:shape id="그림 27" o:spid="_x0000_i1027" type="#_x0000_t75" alt="BD21312_" style="width:11.65pt;height:11.65pt;visibility:visible;mso-wrap-style:square">
+          <v:shape id="그림 27" o:spid="_x0000_i1027" type="#_x0000_t75" alt="BD21312_" style="width:12pt;height:12pt;visibility:visible;mso-wrap-style:square">
             <v:imagedata r:id="rId14" o:title="BD21312_"/>
           </v:shape>
         </w:pict>
@@ -3145,11 +3156,19 @@
       <w:r>
         <w:tab/>
       </w:r>
+      <w:proofErr w:type="spellStart"/>
       <w:r>
         <w:rPr>
           <w:rFonts w:hint="eastAsia"/>
         </w:rPr>
-        <w:t xml:space="preserve">jmocha </w:t>
+        <w:t>jmocha</w:t>
+      </w:r>
+      <w:proofErr w:type="spellEnd"/>
+      <w:r>
+        <w:rPr>
+          <w:rFonts w:hint="eastAsia"/>
+        </w:rPr>
+        <w:t xml:space="preserve"> </w:t>
       </w:r>
       <w:r>
         <w:rPr>
@@ -3176,7 +3195,7 @@
       </w:pPr>
       <w:r>
         <w:pict>
-          <v:shape id="그림 25" o:spid="_x0000_i1028" type="#_x0000_t75" alt="BD21312_" style="width:11.65pt;height:11.65pt;visibility:visible;mso-wrap-style:square" o:bullet="t">
+          <v:shape id="그림 25" o:spid="_x0000_i1028" type="#_x0000_t75" alt="BD21312_" style="width:12pt;height:12pt;visibility:visible;mso-wrap-style:square" o:bullet="t">
             <v:imagedata r:id="rId14" o:title="BD21312_"/>
           </v:shape>
         </w:pict>
@@ -3262,7 +3281,44 @@
         <w:t xml:space="preserve"> </w:t>
       </w:r>
       <w:r>
-        <w:t xml:space="preserve">/etc/my.cnf, /etc/my.cnf.d/ </w:t>
+        <w:t>/</w:t>
+      </w:r>
+      <w:proofErr w:type="spellStart"/>
+      <w:r>
+        <w:t>etc</w:t>
+      </w:r>
+      <w:proofErr w:type="spellEnd"/>
+      <w:r>
+        <w:t>/</w:t>
+      </w:r>
+      <w:proofErr w:type="spellStart"/>
+      <w:r>
+        <w:t>my.cnf</w:t>
+      </w:r>
+      <w:proofErr w:type="spellEnd"/>
+      <w:r>
+        <w:t xml:space="preserve">, </w:t>
+      </w:r>
+      <w:proofErr w:type="gramStart"/>
+      <w:r>
+        <w:t>/</w:t>
+      </w:r>
+      <w:proofErr w:type="spellStart"/>
+      <w:r>
+        <w:t>etc</w:t>
+      </w:r>
+      <w:proofErr w:type="spellEnd"/>
+      <w:r>
+        <w:t>/</w:t>
+      </w:r>
+      <w:proofErr w:type="spellStart"/>
+      <w:r>
+        <w:t>my.cnf.d</w:t>
+      </w:r>
+      <w:proofErr w:type="spellEnd"/>
+      <w:proofErr w:type="gramEnd"/>
+      <w:r>
+        <w:t xml:space="preserve">/ </w:t>
       </w:r>
       <w:r>
         <w:t>삭제</w:t>
@@ -3338,7 +3394,7 @@
       </w:pPr>
       <w:r>
         <w:pict>
-          <v:shape id="그림 22" o:spid="_x0000_i1029" type="#_x0000_t75" alt="BD21312_" style="width:11.65pt;height:11.65pt;visibility:visible;mso-wrap-style:square">
+          <v:shape id="그림 22" o:spid="_x0000_i1029" type="#_x0000_t75" alt="BD21312_" style="width:12pt;height:12pt;visibility:visible;mso-wrap-style:square">
             <v:imagedata r:id="rId14" o:title="BD21312_"/>
           </v:shape>
         </w:pict>
@@ -3356,7 +3412,7 @@
       </w:pPr>
       <w:r>
         <w:pict>
-          <v:shape id="그림 21" o:spid="_x0000_i1030" type="#_x0000_t75" alt="BD21312_" style="width:11.65pt;height:11.65pt;visibility:visible;mso-wrap-style:square">
+          <v:shape id="그림 21" o:spid="_x0000_i1030" type="#_x0000_t75" alt="BD21312_" style="width:12pt;height:12pt;visibility:visible;mso-wrap-style:square">
             <v:imagedata r:id="rId14" o:title="BD21312_"/>
           </v:shape>
         </w:pict>
@@ -3364,8 +3420,13 @@
       <w:r>
         <w:tab/>
       </w:r>
-      <w:r>
-        <w:t>firewalld stop &amp; disable</w:t>
+      <w:proofErr w:type="spellStart"/>
+      <w:r>
+        <w:t>firewalld</w:t>
+      </w:r>
+      <w:proofErr w:type="spellEnd"/>
+      <w:r>
+        <w:t xml:space="preserve"> stop &amp; disable</w:t>
       </w:r>
     </w:p>
     <w:p>
@@ -3510,17 +3571,65 @@
           <w:sz w:val="18"/>
           <w:szCs w:val="18"/>
         </w:rPr>
-        <w:t>cat /proc/cpuinfo</w:t>
-      </w:r>
-      <w:r>
-        <w:rPr>
-          <w:rFonts w:ascii="Verdana" w:eastAsia="굴림" w:hAnsi="Verdana" w:cs="굴림"/>
-          <w:color w:val="333333"/>
-          <w:kern w:val="0"/>
-          <w:sz w:val="18"/>
-          <w:szCs w:val="18"/>
-        </w:rPr>
-        <w:t xml:space="preserve"> : cpu </w:t>
+        <w:t>cat /proc/</w:t>
+      </w:r>
+      <w:proofErr w:type="spellStart"/>
+      <w:proofErr w:type="gramStart"/>
+      <w:r>
+        <w:rPr>
+          <w:rFonts w:ascii="Verdana" w:eastAsia="굴림" w:hAnsi="Verdana" w:cs="굴림"/>
+          <w:b/>
+          <w:bCs/>
+          <w:color w:val="333333"/>
+          <w:kern w:val="0"/>
+          <w:sz w:val="18"/>
+          <w:szCs w:val="18"/>
+        </w:rPr>
+        <w:t>cpuinfo</w:t>
+      </w:r>
+      <w:proofErr w:type="spellEnd"/>
+      <w:r>
+        <w:rPr>
+          <w:rFonts w:ascii="Verdana" w:eastAsia="굴림" w:hAnsi="Verdana" w:cs="굴림"/>
+          <w:color w:val="333333"/>
+          <w:kern w:val="0"/>
+          <w:sz w:val="18"/>
+          <w:szCs w:val="18"/>
+        </w:rPr>
+        <w:t> :</w:t>
+      </w:r>
+      <w:proofErr w:type="gramEnd"/>
+      <w:r>
+        <w:rPr>
+          <w:rFonts w:ascii="Verdana" w:eastAsia="굴림" w:hAnsi="Verdana" w:cs="굴림"/>
+          <w:color w:val="333333"/>
+          <w:kern w:val="0"/>
+          <w:sz w:val="18"/>
+          <w:szCs w:val="18"/>
+        </w:rPr>
+        <w:t xml:space="preserve"> </w:t>
+      </w:r>
+      <w:proofErr w:type="spellStart"/>
+      <w:r>
+        <w:rPr>
+          <w:rFonts w:ascii="Verdana" w:eastAsia="굴림" w:hAnsi="Verdana" w:cs="굴림"/>
+          <w:color w:val="333333"/>
+          <w:kern w:val="0"/>
+          <w:sz w:val="18"/>
+          <w:szCs w:val="18"/>
+        </w:rPr>
+        <w:t>cpu</w:t>
+      </w:r>
+      <w:proofErr w:type="spellEnd"/>
+      <w:r>
+        <w:rPr>
+          <w:rFonts w:ascii="Verdana" w:eastAsia="굴림" w:hAnsi="Verdana" w:cs="굴림"/>
+          <w:color w:val="333333"/>
+          <w:kern w:val="0"/>
+          <w:sz w:val="18"/>
+          <w:szCs w:val="18"/>
+        </w:rPr>
+        <w:t xml:space="preserve"> </w:t>
       </w:r>
       <w:r>
         <w:rPr>
@@ -3586,17 +3695,41 @@
           <w:sz w:val="18"/>
           <w:szCs w:val="18"/>
         </w:rPr>
-        <w:t>free -h</w:t>
-      </w:r>
-      <w:r>
-        <w:rPr>
-          <w:rFonts w:ascii="Verdana" w:eastAsia="굴림" w:hAnsi="Verdana" w:cs="굴림"/>
-          <w:color w:val="333333"/>
-          <w:kern w:val="0"/>
-          <w:sz w:val="18"/>
-          <w:szCs w:val="18"/>
-        </w:rPr>
-        <w:t xml:space="preserve"> : </w:t>
+        <w:t>free -</w:t>
+      </w:r>
+      <w:proofErr w:type="gramStart"/>
+      <w:r>
+        <w:rPr>
+          <w:rFonts w:ascii="Verdana" w:eastAsia="굴림" w:hAnsi="Verdana" w:cs="굴림"/>
+          <w:b/>
+          <w:bCs/>
+          <w:color w:val="333333"/>
+          <w:kern w:val="0"/>
+          <w:sz w:val="18"/>
+          <w:szCs w:val="18"/>
+        </w:rPr>
+        <w:t>h</w:t>
+      </w:r>
+      <w:r>
+        <w:rPr>
+          <w:rFonts w:ascii="Verdana" w:eastAsia="굴림" w:hAnsi="Verdana" w:cs="굴림"/>
+          <w:color w:val="333333"/>
+          <w:kern w:val="0"/>
+          <w:sz w:val="18"/>
+          <w:szCs w:val="18"/>
+        </w:rPr>
+        <w:t> :</w:t>
+      </w:r>
+      <w:proofErr w:type="gramEnd"/>
+      <w:r>
+        <w:rPr>
+          <w:rFonts w:ascii="Verdana" w:eastAsia="굴림" w:hAnsi="Verdana" w:cs="굴림"/>
+          <w:color w:val="333333"/>
+          <w:kern w:val="0"/>
+          <w:sz w:val="18"/>
+          <w:szCs w:val="18"/>
+        </w:rPr>
+        <w:t xml:space="preserve"> </w:t>
       </w:r>
       <w:r>
         <w:rPr>
@@ -3682,17 +3815,41 @@
           <w:sz w:val="18"/>
           <w:szCs w:val="18"/>
         </w:rPr>
-        <w:t>df -h</w:t>
-      </w:r>
-      <w:r>
-        <w:rPr>
-          <w:rFonts w:ascii="Verdana" w:eastAsia="굴림" w:hAnsi="Verdana" w:cs="굴림"/>
-          <w:color w:val="333333"/>
-          <w:kern w:val="0"/>
-          <w:sz w:val="18"/>
-          <w:szCs w:val="18"/>
-        </w:rPr>
-        <w:t xml:space="preserve"> : </w:t>
+        <w:t>df -</w:t>
+      </w:r>
+      <w:proofErr w:type="gramStart"/>
+      <w:r>
+        <w:rPr>
+          <w:rFonts w:ascii="Verdana" w:eastAsia="굴림" w:hAnsi="Verdana" w:cs="굴림"/>
+          <w:b/>
+          <w:bCs/>
+          <w:color w:val="333333"/>
+          <w:kern w:val="0"/>
+          <w:sz w:val="18"/>
+          <w:szCs w:val="18"/>
+        </w:rPr>
+        <w:t>h</w:t>
+      </w:r>
+      <w:r>
+        <w:rPr>
+          <w:rFonts w:ascii="Verdana" w:eastAsia="굴림" w:hAnsi="Verdana" w:cs="굴림"/>
+          <w:color w:val="333333"/>
+          <w:kern w:val="0"/>
+          <w:sz w:val="18"/>
+          <w:szCs w:val="18"/>
+        </w:rPr>
+        <w:t> :</w:t>
+      </w:r>
+      <w:proofErr w:type="gramEnd"/>
+      <w:r>
+        <w:rPr>
+          <w:rFonts w:ascii="Verdana" w:eastAsia="굴림" w:hAnsi="Verdana" w:cs="굴림"/>
+          <w:color w:val="333333"/>
+          <w:kern w:val="0"/>
+          <w:sz w:val="18"/>
+          <w:szCs w:val="18"/>
+        </w:rPr>
+        <w:t xml:space="preserve"> </w:t>
       </w:r>
       <w:r>
         <w:rPr>
@@ -3838,6 +3995,7 @@
           <w:szCs w:val="18"/>
         </w:rPr>
       </w:pPr>
+      <w:proofErr w:type="gramStart"/>
       <w:r>
         <w:rPr>
           <w:rFonts w:ascii="Verdana" w:eastAsia="굴림" w:hAnsi="Verdana" w:cs="굴림"/>
@@ -3858,7 +4016,18 @@
           <w:sz w:val="18"/>
           <w:szCs w:val="18"/>
         </w:rPr>
-        <w:t xml:space="preserve"> : </w:t>
+        <w:t> :</w:t>
+      </w:r>
+      <w:proofErr w:type="gramEnd"/>
+      <w:r>
+        <w:rPr>
+          <w:rFonts w:ascii="Verdana" w:eastAsia="굴림" w:hAnsi="Verdana" w:cs="굴림"/>
+          <w:color w:val="333333"/>
+          <w:kern w:val="0"/>
+          <w:sz w:val="18"/>
+          <w:szCs w:val="18"/>
+        </w:rPr>
+        <w:t xml:space="preserve"> </w:t>
       </w:r>
       <w:r>
         <w:rPr>
@@ -3974,6 +4143,7 @@
         </w:rPr>
         <w:t>vi /</w:t>
       </w:r>
+      <w:proofErr w:type="spellStart"/>
       <w:r>
         <w:rPr>
           <w:rFonts w:ascii="Verdana" w:eastAsia="굴림" w:hAnsi="Verdana" w:cs="굴림"/>
@@ -3984,8 +4154,9 @@
           <w:sz w:val="18"/>
           <w:szCs w:val="18"/>
         </w:rPr>
-        <w:t>etc/sysconfig/network-scripts/</w:t>
-      </w:r>
+        <w:t>etc</w:t>
+      </w:r>
+      <w:proofErr w:type="spellEnd"/>
       <w:r>
         <w:rPr>
           <w:rFonts w:ascii="Verdana" w:eastAsia="굴림" w:hAnsi="Verdana" w:cs="굴림"/>
@@ -3996,11 +4167,12 @@
           <w:sz w:val="18"/>
           <w:szCs w:val="18"/>
         </w:rPr>
-        <w:t>ifcfg-</w:t>
-      </w:r>
-      <w:r>
-        <w:rPr>
-          <w:rFonts w:ascii="Verdana" w:eastAsia="굴림" w:hAnsi="Verdana" w:cs="굴림" w:hint="eastAsia"/>
+        <w:t>/</w:t>
+      </w:r>
+      <w:proofErr w:type="spellStart"/>
+      <w:r>
+        <w:rPr>
+          <w:rFonts w:ascii="Verdana" w:eastAsia="굴림" w:hAnsi="Verdana" w:cs="굴림"/>
           <w:b/>
           <w:bCs/>
           <w:color w:val="333333"/>
@@ -4008,8 +4180,9 @@
           <w:sz w:val="18"/>
           <w:szCs w:val="18"/>
         </w:rPr>
-        <w:t>네트워크인터페이스이름</w:t>
-      </w:r>
+        <w:t>sysconfig</w:t>
+      </w:r>
+      <w:proofErr w:type="spellEnd"/>
       <w:r>
         <w:rPr>
           <w:rFonts w:ascii="Verdana" w:eastAsia="굴림" w:hAnsi="Verdana" w:cs="굴림"/>
@@ -4020,28 +4193,93 @@
           <w:sz w:val="18"/>
           <w:szCs w:val="18"/>
         </w:rPr>
-        <w:t xml:space="preserve"> </w:t>
-      </w:r>
-      <w:r>
-        <w:rPr>
-          <w:rFonts w:ascii="Verdana" w:eastAsia="굴림" w:hAnsi="Verdana" w:cs="굴림"/>
+        <w:t>/network-scripts/</w:t>
+      </w:r>
+      <w:proofErr w:type="spellStart"/>
+      <w:r>
+        <w:rPr>
+          <w:rFonts w:ascii="Verdana" w:eastAsia="굴림" w:hAnsi="Verdana" w:cs="굴림"/>
+          <w:b/>
           <w:bCs/>
           <w:color w:val="333333"/>
           <w:kern w:val="0"/>
           <w:sz w:val="18"/>
           <w:szCs w:val="18"/>
         </w:rPr>
-        <w:t xml:space="preserve">: </w:t>
-      </w:r>
-      <w:r>
-        <w:rPr>
-          <w:rFonts w:ascii="Verdana" w:eastAsia="굴림" w:hAnsi="Verdana" w:cs="굴림" w:hint="eastAsia"/>
+        <w:t>ifcfg</w:t>
+      </w:r>
+      <w:proofErr w:type="spellEnd"/>
+      <w:r>
+        <w:rPr>
+          <w:rFonts w:ascii="Verdana" w:eastAsia="굴림" w:hAnsi="Verdana" w:cs="굴림"/>
+          <w:b/>
           <w:bCs/>
           <w:color w:val="333333"/>
           <w:kern w:val="0"/>
           <w:sz w:val="18"/>
           <w:szCs w:val="18"/>
         </w:rPr>
+        <w:t>-</w:t>
+      </w:r>
+      <w:proofErr w:type="spellStart"/>
+      <w:proofErr w:type="gramStart"/>
+      <w:r>
+        <w:rPr>
+          <w:rFonts w:ascii="Verdana" w:eastAsia="굴림" w:hAnsi="Verdana" w:cs="굴림" w:hint="eastAsia"/>
+          <w:b/>
+          <w:bCs/>
+          <w:color w:val="333333"/>
+          <w:kern w:val="0"/>
+          <w:sz w:val="18"/>
+          <w:szCs w:val="18"/>
+        </w:rPr>
+        <w:t>네트워크인터페이스이름</w:t>
+      </w:r>
+      <w:proofErr w:type="spellEnd"/>
+      <w:r>
+        <w:rPr>
+          <w:rFonts w:ascii="Verdana" w:eastAsia="굴림" w:hAnsi="Verdana" w:cs="굴림"/>
+          <w:b/>
+          <w:bCs/>
+          <w:color w:val="333333"/>
+          <w:kern w:val="0"/>
+          <w:sz w:val="18"/>
+          <w:szCs w:val="18"/>
+        </w:rPr>
+        <w:t xml:space="preserve"> </w:t>
+      </w:r>
+      <w:r>
+        <w:rPr>
+          <w:rFonts w:ascii="Verdana" w:eastAsia="굴림" w:hAnsi="Verdana" w:cs="굴림"/>
+          <w:bCs/>
+          <w:color w:val="333333"/>
+          <w:kern w:val="0"/>
+          <w:sz w:val="18"/>
+          <w:szCs w:val="18"/>
+        </w:rPr>
+        <w:t>:</w:t>
+      </w:r>
+      <w:proofErr w:type="gramEnd"/>
+      <w:r>
+        <w:rPr>
+          <w:rFonts w:ascii="Verdana" w:eastAsia="굴림" w:hAnsi="Verdana" w:cs="굴림"/>
+          <w:bCs/>
+          <w:color w:val="333333"/>
+          <w:kern w:val="0"/>
+          <w:sz w:val="18"/>
+          <w:szCs w:val="18"/>
+        </w:rPr>
+        <w:t xml:space="preserve"> </w:t>
+      </w:r>
+      <w:r>
+        <w:rPr>
+          <w:rFonts w:ascii="Verdana" w:eastAsia="굴림" w:hAnsi="Verdana" w:cs="굴림" w:hint="eastAsia"/>
+          <w:bCs/>
+          <w:color w:val="333333"/>
+          <w:kern w:val="0"/>
+          <w:sz w:val="18"/>
+          <w:szCs w:val="18"/>
+        </w:rPr>
         <w:t>네트워크</w:t>
       </w:r>
       <w:r>
@@ -4130,7 +4368,55 @@
           <w:sz w:val="18"/>
           <w:szCs w:val="18"/>
         </w:rPr>
-        <w:t>ex) vi /etc/sysconfig/network-scripts/ifcfg-eno1</w:t>
+        <w:t>ex) vi /</w:t>
+      </w:r>
+      <w:proofErr w:type="spellStart"/>
+      <w:r>
+        <w:rPr>
+          <w:rFonts w:ascii="Verdana" w:eastAsia="굴림" w:hAnsi="Verdana" w:cs="굴림" w:hint="eastAsia"/>
+          <w:bCs/>
+          <w:color w:val="333333"/>
+          <w:kern w:val="0"/>
+          <w:sz w:val="18"/>
+          <w:szCs w:val="18"/>
+        </w:rPr>
+        <w:t>etc</w:t>
+      </w:r>
+      <w:proofErr w:type="spellEnd"/>
+      <w:r>
+        <w:rPr>
+          <w:rFonts w:ascii="Verdana" w:eastAsia="굴림" w:hAnsi="Verdana" w:cs="굴림" w:hint="eastAsia"/>
+          <w:bCs/>
+          <w:color w:val="333333"/>
+          <w:kern w:val="0"/>
+          <w:sz w:val="18"/>
+          <w:szCs w:val="18"/>
+        </w:rPr>
+        <w:t>/</w:t>
+      </w:r>
+      <w:proofErr w:type="spellStart"/>
+      <w:r>
+        <w:rPr>
+          <w:rFonts w:ascii="Verdana" w:eastAsia="굴림" w:hAnsi="Verdana" w:cs="굴림" w:hint="eastAsia"/>
+          <w:bCs/>
+          <w:color w:val="333333"/>
+          <w:kern w:val="0"/>
+          <w:sz w:val="18"/>
+          <w:szCs w:val="18"/>
+        </w:rPr>
+        <w:t>sysconfig</w:t>
+      </w:r>
+      <w:proofErr w:type="spellEnd"/>
+      <w:r>
+        <w:rPr>
+          <w:rFonts w:ascii="Verdana" w:eastAsia="굴림" w:hAnsi="Verdana" w:cs="굴림" w:hint="eastAsia"/>
+          <w:bCs/>
+          <w:color w:val="333333"/>
+          <w:kern w:val="0"/>
+          <w:sz w:val="18"/>
+          <w:szCs w:val="18"/>
+        </w:rPr>
+        <w:t>/network-scripts/ifcfg-eno1</w:t>
       </w:r>
     </w:p>
     <w:p>
@@ -4166,6 +4452,7 @@
         </w:rPr>
         <w:t>ONBOOT=</w:t>
       </w:r>
+      <w:proofErr w:type="gramStart"/>
       <w:r>
         <w:rPr>
           <w:rFonts w:ascii="Verdana" w:eastAsia="굴림" w:hAnsi="Verdana" w:cs="굴림" w:hint="eastAsia"/>
@@ -4186,6 +4473,7 @@
         </w:rPr>
         <w:t>이면</w:t>
       </w:r>
+      <w:proofErr w:type="gramEnd"/>
       <w:r>
         <w:rPr>
           <w:rFonts w:ascii="Verdana" w:eastAsia="굴림" w:hAnsi="Verdana" w:cs="굴림"/>
@@ -4287,6 +4575,7 @@
           <w:szCs w:val="18"/>
         </w:rPr>
       </w:pPr>
+      <w:proofErr w:type="gramStart"/>
       <w:r>
         <w:rPr>
           <w:rFonts w:ascii="Verdana" w:eastAsia="굴림" w:hAnsi="Verdana" w:cs="굴림"/>
@@ -4307,7 +4596,18 @@
           <w:sz w:val="18"/>
           <w:szCs w:val="18"/>
         </w:rPr>
-        <w:t xml:space="preserve"> : date </w:t>
+        <w:t> :</w:t>
+      </w:r>
+      <w:proofErr w:type="gramEnd"/>
+      <w:r>
+        <w:rPr>
+          <w:rFonts w:ascii="Verdana" w:eastAsia="굴림" w:hAnsi="Verdana" w:cs="굴림"/>
+          <w:color w:val="333333"/>
+          <w:kern w:val="0"/>
+          <w:sz w:val="18"/>
+          <w:szCs w:val="18"/>
+        </w:rPr>
+        <w:t xml:space="preserve"> date </w:t>
       </w:r>
       <w:r>
         <w:rPr>
@@ -4353,15 +4653,27 @@
           <w:szCs w:val="18"/>
         </w:rPr>
       </w:pPr>
-      <w:r>
-        <w:rPr>
-          <w:rFonts w:ascii="Verdana" w:eastAsia="굴림" w:hAnsi="Verdana" w:cs="굴림"/>
-          <w:color w:val="333333"/>
-          <w:kern w:val="0"/>
-          <w:sz w:val="18"/>
-          <w:szCs w:val="18"/>
-        </w:rPr>
-        <w:t xml:space="preserve">timezone </w:t>
+      <w:proofErr w:type="spellStart"/>
+      <w:r>
+        <w:rPr>
+          <w:rFonts w:ascii="Verdana" w:eastAsia="굴림" w:hAnsi="Verdana" w:cs="굴림"/>
+          <w:color w:val="333333"/>
+          <w:kern w:val="0"/>
+          <w:sz w:val="18"/>
+          <w:szCs w:val="18"/>
+        </w:rPr>
+        <w:t>timezone</w:t>
+      </w:r>
+      <w:proofErr w:type="spellEnd"/>
+      <w:r>
+        <w:rPr>
+          <w:rFonts w:ascii="Verdana" w:eastAsia="굴림" w:hAnsi="Verdana" w:cs="굴림"/>
+          <w:color w:val="333333"/>
+          <w:kern w:val="0"/>
+          <w:sz w:val="18"/>
+          <w:szCs w:val="18"/>
+        </w:rPr>
+        <w:t xml:space="preserve"> </w:t>
       </w:r>
       <w:r>
         <w:rPr>
@@ -4447,17 +4759,93 @@
           <w:sz w:val="18"/>
           <w:szCs w:val="18"/>
         </w:rPr>
-        <w:t>ls /usr/share/zoneinfo/Asia/Seoul</w:t>
-      </w:r>
-      <w:r>
-        <w:rPr>
-          <w:rFonts w:ascii="Verdana" w:eastAsia="굴림" w:hAnsi="Verdana" w:cs="굴림"/>
-          <w:color w:val="333333"/>
-          <w:kern w:val="0"/>
-          <w:sz w:val="18"/>
-          <w:szCs w:val="18"/>
-        </w:rPr>
-        <w:t xml:space="preserve"> : </w:t>
+        <w:t>ls /</w:t>
+      </w:r>
+      <w:proofErr w:type="spellStart"/>
+      <w:r>
+        <w:rPr>
+          <w:rFonts w:ascii="Verdana" w:eastAsia="굴림" w:hAnsi="Verdana" w:cs="굴림"/>
+          <w:b/>
+          <w:bCs/>
+          <w:color w:val="333333"/>
+          <w:kern w:val="0"/>
+          <w:sz w:val="18"/>
+          <w:szCs w:val="18"/>
+        </w:rPr>
+        <w:t>usr</w:t>
+      </w:r>
+      <w:proofErr w:type="spellEnd"/>
+      <w:r>
+        <w:rPr>
+          <w:rFonts w:ascii="Verdana" w:eastAsia="굴림" w:hAnsi="Verdana" w:cs="굴림"/>
+          <w:b/>
+          <w:bCs/>
+          <w:color w:val="333333"/>
+          <w:kern w:val="0"/>
+          <w:sz w:val="18"/>
+          <w:szCs w:val="18"/>
+        </w:rPr>
+        <w:t>/share/</w:t>
+      </w:r>
+      <w:proofErr w:type="spellStart"/>
+      <w:r>
+        <w:rPr>
+          <w:rFonts w:ascii="Verdana" w:eastAsia="굴림" w:hAnsi="Verdana" w:cs="굴림"/>
+          <w:b/>
+          <w:bCs/>
+          <w:color w:val="333333"/>
+          <w:kern w:val="0"/>
+          <w:sz w:val="18"/>
+          <w:szCs w:val="18"/>
+        </w:rPr>
+        <w:t>zoneinfo</w:t>
+      </w:r>
+      <w:proofErr w:type="spellEnd"/>
+      <w:r>
+        <w:rPr>
+          <w:rFonts w:ascii="Verdana" w:eastAsia="굴림" w:hAnsi="Verdana" w:cs="굴림"/>
+          <w:b/>
+          <w:bCs/>
+          <w:color w:val="333333"/>
+          <w:kern w:val="0"/>
+          <w:sz w:val="18"/>
+          <w:szCs w:val="18"/>
+        </w:rPr>
+        <w:t>/Asia/</w:t>
+      </w:r>
+      <w:proofErr w:type="gramStart"/>
+      <w:r>
+        <w:rPr>
+          <w:rFonts w:ascii="Verdana" w:eastAsia="굴림" w:hAnsi="Verdana" w:cs="굴림"/>
+          <w:b/>
+          <w:bCs/>
+          <w:color w:val="333333"/>
+          <w:kern w:val="0"/>
+          <w:sz w:val="18"/>
+          <w:szCs w:val="18"/>
+        </w:rPr>
+        <w:t>Seoul</w:t>
+      </w:r>
+      <w:r>
+        <w:rPr>
+          <w:rFonts w:ascii="Verdana" w:eastAsia="굴림" w:hAnsi="Verdana" w:cs="굴림"/>
+          <w:color w:val="333333"/>
+          <w:kern w:val="0"/>
+          <w:sz w:val="18"/>
+          <w:szCs w:val="18"/>
+        </w:rPr>
+        <w:t> :</w:t>
+      </w:r>
+      <w:proofErr w:type="gramEnd"/>
+      <w:r>
+        <w:rPr>
+          <w:rFonts w:ascii="Verdana" w:eastAsia="굴림" w:hAnsi="Verdana" w:cs="굴림"/>
+          <w:color w:val="333333"/>
+          <w:kern w:val="0"/>
+          <w:sz w:val="18"/>
+          <w:szCs w:val="18"/>
+        </w:rPr>
+        <w:t xml:space="preserve"> </w:t>
       </w:r>
       <w:r>
         <w:rPr>
@@ -4477,7 +4865,29 @@
           <w:sz w:val="18"/>
           <w:szCs w:val="18"/>
         </w:rPr>
-        <w:t xml:space="preserve"> timezone </w:t>
+        <w:t xml:space="preserve"> </w:t>
+      </w:r>
+      <w:proofErr w:type="spellStart"/>
+      <w:r>
+        <w:rPr>
+          <w:rFonts w:ascii="Verdana" w:eastAsia="굴림" w:hAnsi="Verdana" w:cs="굴림"/>
+          <w:color w:val="333333"/>
+          <w:kern w:val="0"/>
+          <w:sz w:val="18"/>
+          <w:szCs w:val="18"/>
+        </w:rPr>
+        <w:t>timezone</w:t>
+      </w:r>
+      <w:proofErr w:type="spellEnd"/>
+      <w:r>
+        <w:rPr>
+          <w:rFonts w:ascii="Verdana" w:eastAsia="굴림" w:hAnsi="Verdana" w:cs="굴림"/>
+          <w:color w:val="333333"/>
+          <w:kern w:val="0"/>
+          <w:sz w:val="18"/>
+          <w:szCs w:val="18"/>
+        </w:rPr>
+        <w:t xml:space="preserve"> </w:t>
       </w:r>
       <w:r>
         <w:rPr>
@@ -4583,18 +4993,193 @@
           <w:sz w:val="18"/>
           <w:szCs w:val="18"/>
         </w:rPr>
-        <w:t>ln -sfn /usr/share/zoneinfo/Asia/Seoul /etc/localtime</w:t>
-      </w:r>
-      <w:r>
-        <w:rPr>
-          <w:rFonts w:ascii="Verdana" w:eastAsia="굴림" w:hAnsi="Verdana" w:cs="굴림"/>
-          <w:color w:val="333333"/>
-          <w:kern w:val="0"/>
-          <w:sz w:val="18"/>
-          <w:szCs w:val="18"/>
-        </w:rPr>
-        <w:t xml:space="preserve"> : /etc/localtime </w:t>
-      </w:r>
+        <w:t>ln -</w:t>
+      </w:r>
+      <w:proofErr w:type="spellStart"/>
+      <w:r>
+        <w:rPr>
+          <w:rFonts w:ascii="Verdana" w:eastAsia="굴림" w:hAnsi="Verdana" w:cs="굴림"/>
+          <w:b/>
+          <w:bCs/>
+          <w:color w:val="333333"/>
+          <w:kern w:val="0"/>
+          <w:sz w:val="18"/>
+          <w:szCs w:val="18"/>
+        </w:rPr>
+        <w:t>sfn</w:t>
+      </w:r>
+      <w:proofErr w:type="spellEnd"/>
+      <w:r>
+        <w:rPr>
+          <w:rFonts w:ascii="Verdana" w:eastAsia="굴림" w:hAnsi="Verdana" w:cs="굴림"/>
+          <w:b/>
+          <w:bCs/>
+          <w:color w:val="333333"/>
+          <w:kern w:val="0"/>
+          <w:sz w:val="18"/>
+          <w:szCs w:val="18"/>
+        </w:rPr>
+        <w:t xml:space="preserve"> /</w:t>
+      </w:r>
+      <w:proofErr w:type="spellStart"/>
+      <w:r>
+        <w:rPr>
+          <w:rFonts w:ascii="Verdana" w:eastAsia="굴림" w:hAnsi="Verdana" w:cs="굴림"/>
+          <w:b/>
+          <w:bCs/>
+          <w:color w:val="333333"/>
+          <w:kern w:val="0"/>
+          <w:sz w:val="18"/>
+          <w:szCs w:val="18"/>
+        </w:rPr>
+        <w:t>usr</w:t>
+      </w:r>
+      <w:proofErr w:type="spellEnd"/>
+      <w:r>
+        <w:rPr>
+          <w:rFonts w:ascii="Verdana" w:eastAsia="굴림" w:hAnsi="Verdana" w:cs="굴림"/>
+          <w:b/>
+          <w:bCs/>
+          <w:color w:val="333333"/>
+          <w:kern w:val="0"/>
+          <w:sz w:val="18"/>
+          <w:szCs w:val="18"/>
+        </w:rPr>
+        <w:t>/share/</w:t>
+      </w:r>
+      <w:proofErr w:type="spellStart"/>
+      <w:r>
+        <w:rPr>
+          <w:rFonts w:ascii="Verdana" w:eastAsia="굴림" w:hAnsi="Verdana" w:cs="굴림"/>
+          <w:b/>
+          <w:bCs/>
+          <w:color w:val="333333"/>
+          <w:kern w:val="0"/>
+          <w:sz w:val="18"/>
+          <w:szCs w:val="18"/>
+        </w:rPr>
+        <w:t>zoneinfo</w:t>
+      </w:r>
+      <w:proofErr w:type="spellEnd"/>
+      <w:r>
+        <w:rPr>
+          <w:rFonts w:ascii="Verdana" w:eastAsia="굴림" w:hAnsi="Verdana" w:cs="굴림"/>
+          <w:b/>
+          <w:bCs/>
+          <w:color w:val="333333"/>
+          <w:kern w:val="0"/>
+          <w:sz w:val="18"/>
+          <w:szCs w:val="18"/>
+        </w:rPr>
+        <w:t>/Asia/Seoul /</w:t>
+      </w:r>
+      <w:proofErr w:type="spellStart"/>
+      <w:r>
+        <w:rPr>
+          <w:rFonts w:ascii="Verdana" w:eastAsia="굴림" w:hAnsi="Verdana" w:cs="굴림"/>
+          <w:b/>
+          <w:bCs/>
+          <w:color w:val="333333"/>
+          <w:kern w:val="0"/>
+          <w:sz w:val="18"/>
+          <w:szCs w:val="18"/>
+        </w:rPr>
+        <w:t>etc</w:t>
+      </w:r>
+      <w:proofErr w:type="spellEnd"/>
+      <w:r>
+        <w:rPr>
+          <w:rFonts w:ascii="Verdana" w:eastAsia="굴림" w:hAnsi="Verdana" w:cs="굴림"/>
+          <w:b/>
+          <w:bCs/>
+          <w:color w:val="333333"/>
+          <w:kern w:val="0"/>
+          <w:sz w:val="18"/>
+          <w:szCs w:val="18"/>
+        </w:rPr>
+        <w:t>/</w:t>
+      </w:r>
+      <w:proofErr w:type="spellStart"/>
+      <w:proofErr w:type="gramStart"/>
+      <w:r>
+        <w:rPr>
+          <w:rFonts w:ascii="Verdana" w:eastAsia="굴림" w:hAnsi="Verdana" w:cs="굴림"/>
+          <w:b/>
+          <w:bCs/>
+          <w:color w:val="333333"/>
+          <w:kern w:val="0"/>
+          <w:sz w:val="18"/>
+          <w:szCs w:val="18"/>
+        </w:rPr>
+        <w:t>localtime</w:t>
+      </w:r>
+      <w:proofErr w:type="spellEnd"/>
+      <w:r>
+        <w:rPr>
+          <w:rFonts w:ascii="Verdana" w:eastAsia="굴림" w:hAnsi="Verdana" w:cs="굴림"/>
+          <w:color w:val="333333"/>
+          <w:kern w:val="0"/>
+          <w:sz w:val="18"/>
+          <w:szCs w:val="18"/>
+        </w:rPr>
+        <w:t> :</w:t>
+      </w:r>
+      <w:proofErr w:type="gramEnd"/>
+      <w:r>
+        <w:rPr>
+          <w:rFonts w:ascii="Verdana" w:eastAsia="굴림" w:hAnsi="Verdana" w:cs="굴림"/>
+          <w:color w:val="333333"/>
+          <w:kern w:val="0"/>
+          <w:sz w:val="18"/>
+          <w:szCs w:val="18"/>
+        </w:rPr>
+        <w:t> /</w:t>
+      </w:r>
+      <w:proofErr w:type="spellStart"/>
+      <w:r>
+        <w:rPr>
+          <w:rFonts w:ascii="Verdana" w:eastAsia="굴림" w:hAnsi="Verdana" w:cs="굴림"/>
+          <w:color w:val="333333"/>
+          <w:kern w:val="0"/>
+          <w:sz w:val="18"/>
+          <w:szCs w:val="18"/>
+        </w:rPr>
+        <w:t>etc</w:t>
+      </w:r>
+      <w:proofErr w:type="spellEnd"/>
+      <w:r>
+        <w:rPr>
+          <w:rFonts w:ascii="Verdana" w:eastAsia="굴림" w:hAnsi="Verdana" w:cs="굴림"/>
+          <w:color w:val="333333"/>
+          <w:kern w:val="0"/>
+          <w:sz w:val="18"/>
+          <w:szCs w:val="18"/>
+        </w:rPr>
+        <w:t>/</w:t>
+      </w:r>
+      <w:proofErr w:type="spellStart"/>
+      <w:r>
+        <w:rPr>
+          <w:rFonts w:ascii="Verdana" w:eastAsia="굴림" w:hAnsi="Verdana" w:cs="굴림"/>
+          <w:color w:val="333333"/>
+          <w:kern w:val="0"/>
+          <w:sz w:val="18"/>
+          <w:szCs w:val="18"/>
+        </w:rPr>
+        <w:t>localtime</w:t>
+      </w:r>
+      <w:proofErr w:type="spellEnd"/>
+      <w:r>
+        <w:rPr>
+          <w:rFonts w:ascii="Verdana" w:eastAsia="굴림" w:hAnsi="Verdana" w:cs="굴림"/>
+          <w:color w:val="333333"/>
+          <w:kern w:val="0"/>
+          <w:sz w:val="18"/>
+          <w:szCs w:val="18"/>
+        </w:rPr>
+        <w:t xml:space="preserve"> </w:t>
+      </w:r>
+      <w:proofErr w:type="spellStart"/>
       <w:r>
         <w:rPr>
           <w:rFonts w:ascii="Verdana" w:eastAsia="굴림" w:hAnsi="Verdana" w:cs="굴림"/>
@@ -4605,6 +5190,7 @@
         </w:rPr>
         <w:t>심볼릭링크의</w:t>
       </w:r>
+      <w:proofErr w:type="spellEnd"/>
       <w:r>
         <w:rPr>
           <w:rFonts w:ascii="Verdana" w:eastAsia="굴림" w:hAnsi="Verdana" w:cs="굴림"/>
@@ -4883,17 +5469,41 @@
           <w:sz w:val="18"/>
           <w:szCs w:val="18"/>
         </w:rPr>
-        <w:t>date -s '2017-07-11 22:47:00'</w:t>
-      </w:r>
-      <w:r>
-        <w:rPr>
-          <w:rFonts w:ascii="Verdana" w:eastAsia="굴림" w:hAnsi="Verdana" w:cs="굴림"/>
-          <w:color w:val="333333"/>
-          <w:kern w:val="0"/>
-          <w:sz w:val="18"/>
-          <w:szCs w:val="18"/>
-        </w:rPr>
-        <w:t xml:space="preserve"> : 2017-07-11 22:47:00 </w:t>
+        <w:t>date -s '2017-07-11 22:47:00</w:t>
+      </w:r>
+      <w:proofErr w:type="gramStart"/>
+      <w:r>
+        <w:rPr>
+          <w:rFonts w:ascii="Verdana" w:eastAsia="굴림" w:hAnsi="Verdana" w:cs="굴림"/>
+          <w:b/>
+          <w:bCs/>
+          <w:color w:val="333333"/>
+          <w:kern w:val="0"/>
+          <w:sz w:val="18"/>
+          <w:szCs w:val="18"/>
+        </w:rPr>
+        <w:t>'</w:t>
+      </w:r>
+      <w:r>
+        <w:rPr>
+          <w:rFonts w:ascii="Verdana" w:eastAsia="굴림" w:hAnsi="Verdana" w:cs="굴림"/>
+          <w:color w:val="333333"/>
+          <w:kern w:val="0"/>
+          <w:sz w:val="18"/>
+          <w:szCs w:val="18"/>
+        </w:rPr>
+        <w:t> :</w:t>
+      </w:r>
+      <w:proofErr w:type="gramEnd"/>
+      <w:r>
+        <w:rPr>
+          <w:rFonts w:ascii="Verdana" w:eastAsia="굴림" w:hAnsi="Verdana" w:cs="굴림"/>
+          <w:color w:val="333333"/>
+          <w:kern w:val="0"/>
+          <w:sz w:val="18"/>
+          <w:szCs w:val="18"/>
+        </w:rPr>
+        <w:t xml:space="preserve"> 2017-07-11 22:47:00 </w:t>
       </w:r>
       <w:r>
         <w:rPr>
@@ -4976,6 +5586,7 @@
           <w:szCs w:val="18"/>
         </w:rPr>
       </w:pPr>
+      <w:proofErr w:type="spellStart"/>
       <w:r>
         <w:rPr>
           <w:rFonts w:ascii="Verdana" w:eastAsia="굴림" w:hAnsi="Verdana" w:cs="굴림"/>
@@ -4986,8 +5597,9 @@
           <w:sz w:val="18"/>
           <w:szCs w:val="18"/>
         </w:rPr>
-        <w:t xml:space="preserve">hostnamectl set-hostname </w:t>
-      </w:r>
+        <w:t>hostnamectl</w:t>
+      </w:r>
+      <w:proofErr w:type="spellEnd"/>
       <w:r>
         <w:rPr>
           <w:rFonts w:ascii="Verdana" w:eastAsia="굴림" w:hAnsi="Verdana" w:cs="굴림"/>
@@ -4998,8 +5610,22 @@
           <w:sz w:val="18"/>
           <w:szCs w:val="18"/>
         </w:rPr>
+        <w:t xml:space="preserve"> set-hostname </w:t>
+      </w:r>
+      <w:proofErr w:type="spellStart"/>
+      <w:r>
+        <w:rPr>
+          <w:rFonts w:ascii="Verdana" w:eastAsia="굴림" w:hAnsi="Verdana" w:cs="굴림"/>
+          <w:b/>
+          <w:bCs/>
+          <w:color w:val="333333"/>
+          <w:kern w:val="0"/>
+          <w:sz w:val="18"/>
+          <w:szCs w:val="18"/>
+        </w:rPr>
         <w:t>호스트네임</w:t>
       </w:r>
+      <w:proofErr w:type="spellEnd"/>
     </w:p>
     <w:p>
       <w:pPr>
@@ -5034,7 +5660,33 @@
           <w:sz w:val="18"/>
           <w:szCs w:val="18"/>
         </w:rPr>
-        <w:t>/etc/hosts</w:t>
+        <w:t>/</w:t>
+      </w:r>
+      <w:proofErr w:type="spellStart"/>
+      <w:r>
+        <w:rPr>
+          <w:rFonts w:ascii="Verdana" w:eastAsia="굴림" w:hAnsi="Verdana" w:cs="굴림"/>
+          <w:b/>
+          <w:bCs/>
+          <w:color w:val="333333"/>
+          <w:kern w:val="0"/>
+          <w:sz w:val="18"/>
+          <w:szCs w:val="18"/>
+        </w:rPr>
+        <w:t>etc</w:t>
+      </w:r>
+      <w:proofErr w:type="spellEnd"/>
+      <w:r>
+        <w:rPr>
+          <w:rFonts w:ascii="Verdana" w:eastAsia="굴림" w:hAnsi="Verdana" w:cs="굴림"/>
+          <w:b/>
+          <w:bCs/>
+          <w:color w:val="333333"/>
+          <w:kern w:val="0"/>
+          <w:sz w:val="18"/>
+          <w:szCs w:val="18"/>
+        </w:rPr>
+        <w:t>/hosts</w:t>
       </w:r>
       <w:r>
         <w:rPr>
@@ -5084,7 +5736,29 @@
           <w:sz w:val="18"/>
           <w:szCs w:val="18"/>
         </w:rPr>
-        <w:t xml:space="preserve"> ip(</w:t>
+        <w:t xml:space="preserve"> </w:t>
+      </w:r>
+      <w:proofErr w:type="spellStart"/>
+      <w:r>
+        <w:rPr>
+          <w:rFonts w:ascii="Verdana" w:eastAsia="굴림" w:hAnsi="Verdana" w:cs="굴림"/>
+          <w:color w:val="333333"/>
+          <w:kern w:val="0"/>
+          <w:sz w:val="18"/>
+          <w:szCs w:val="18"/>
+        </w:rPr>
+        <w:t>ip</w:t>
+      </w:r>
+      <w:proofErr w:type="spellEnd"/>
+      <w:r>
+        <w:rPr>
+          <w:rFonts w:ascii="Verdana" w:eastAsia="굴림" w:hAnsi="Verdana" w:cs="굴림"/>
+          <w:color w:val="333333"/>
+          <w:kern w:val="0"/>
+          <w:sz w:val="18"/>
+          <w:szCs w:val="18"/>
+        </w:rPr>
+        <w:t>(</w:t>
       </w:r>
       <w:r>
         <w:rPr>
@@ -5126,6 +5800,7 @@
         </w:rPr>
         <w:t xml:space="preserve"> </w:t>
       </w:r>
+      <w:proofErr w:type="spellStart"/>
       <w:r>
         <w:rPr>
           <w:rFonts w:ascii="Verdana" w:eastAsia="굴림" w:hAnsi="Verdana" w:cs="굴림"/>
@@ -5136,6 +5811,7 @@
         </w:rPr>
         <w:t>호스트네임</w:t>
       </w:r>
+      <w:proofErr w:type="spellEnd"/>
       <w:r>
         <w:rPr>
           <w:rFonts w:ascii="Verdana" w:eastAsia="굴림" w:hAnsi="Verdana" w:cs="굴림"/>
@@ -5156,8 +5832,6 @@
         </w:rPr>
         <w:t>등록</w:t>
       </w:r>
-      <w:bookmarkStart w:id="52" w:name="_GoBack"/>
-      <w:bookmarkEnd w:id="52"/>
       <w:r>
         <w:rPr>
           <w:rFonts w:ascii="Verdana" w:eastAsia="굴림" w:hAnsi="Verdana" w:cs="굴림"/>
@@ -5178,13 +5852,18 @@
           <w:numId w:val="35"/>
         </w:numPr>
       </w:pPr>
-      <w:bookmarkStart w:id="53" w:name="_Toc488328262"/>
-      <w:bookmarkStart w:id="54" w:name="_Toc496545307"/>
-      <w:r>
-        <w:t>jmocha 계정 생성</w:t>
-      </w:r>
+      <w:bookmarkStart w:id="52" w:name="_Toc488328262"/>
+      <w:bookmarkStart w:id="53" w:name="_Toc496545307"/>
+      <w:proofErr w:type="spellStart"/>
+      <w:r>
+        <w:t>jmocha</w:t>
+      </w:r>
+      <w:proofErr w:type="spellEnd"/>
+      <w:r>
+        <w:t xml:space="preserve"> 계정 생성</w:t>
+      </w:r>
+      <w:bookmarkEnd w:id="52"/>
       <w:bookmarkEnd w:id="53"/>
-      <w:bookmarkEnd w:id="54"/>
     </w:p>
     <w:p>
       <w:pPr>
@@ -5209,6 +5888,7 @@
           <w:szCs w:val="18"/>
         </w:rPr>
       </w:pPr>
+      <w:proofErr w:type="spellStart"/>
       <w:r>
         <w:rPr>
           <w:rFonts w:ascii="Verdana" w:eastAsia="굴림" w:hAnsi="Verdana" w:cs="굴림"/>
@@ -5219,17 +5899,78 @@
           <w:sz w:val="18"/>
           <w:szCs w:val="18"/>
         </w:rPr>
-        <w:t>groupadd jmocha</w:t>
-      </w:r>
-      <w:r>
-        <w:rPr>
-          <w:rFonts w:ascii="Verdana" w:eastAsia="굴림" w:hAnsi="Verdana" w:cs="굴림"/>
-          <w:color w:val="333333"/>
-          <w:kern w:val="0"/>
-          <w:sz w:val="18"/>
-          <w:szCs w:val="18"/>
-        </w:rPr>
-        <w:t xml:space="preserve"> : jmocha </w:t>
+        <w:t>groupadd</w:t>
+      </w:r>
+      <w:proofErr w:type="spellEnd"/>
+      <w:r>
+        <w:rPr>
+          <w:rFonts w:ascii="Verdana" w:eastAsia="굴림" w:hAnsi="Verdana" w:cs="굴림"/>
+          <w:b/>
+          <w:bCs/>
+          <w:color w:val="333333"/>
+          <w:kern w:val="0"/>
+          <w:sz w:val="18"/>
+          <w:szCs w:val="18"/>
+        </w:rPr>
+        <w:t xml:space="preserve"> </w:t>
+      </w:r>
+      <w:proofErr w:type="spellStart"/>
+      <w:proofErr w:type="gramStart"/>
+      <w:r>
+        <w:rPr>
+          <w:rFonts w:ascii="Verdana" w:eastAsia="굴림" w:hAnsi="Verdana" w:cs="굴림"/>
+          <w:b/>
+          <w:bCs/>
+          <w:color w:val="333333"/>
+          <w:kern w:val="0"/>
+          <w:sz w:val="18"/>
+          <w:szCs w:val="18"/>
+        </w:rPr>
+        <w:t>jmocha</w:t>
+      </w:r>
+      <w:proofErr w:type="spellEnd"/>
+      <w:r>
+        <w:rPr>
+          <w:rFonts w:ascii="Verdana" w:eastAsia="굴림" w:hAnsi="Verdana" w:cs="굴림"/>
+          <w:color w:val="333333"/>
+          <w:kern w:val="0"/>
+          <w:sz w:val="18"/>
+          <w:szCs w:val="18"/>
+        </w:rPr>
+        <w:t> :</w:t>
+      </w:r>
+      <w:proofErr w:type="gramEnd"/>
+      <w:r>
+        <w:rPr>
+          <w:rFonts w:ascii="Verdana" w:eastAsia="굴림" w:hAnsi="Verdana" w:cs="굴림"/>
+          <w:color w:val="333333"/>
+          <w:kern w:val="0"/>
+          <w:sz w:val="18"/>
+          <w:szCs w:val="18"/>
+        </w:rPr>
+        <w:t xml:space="preserve"> </w:t>
+      </w:r>
+      <w:proofErr w:type="spellStart"/>
+      <w:r>
+        <w:rPr>
+          <w:rFonts w:ascii="Verdana" w:eastAsia="굴림" w:hAnsi="Verdana" w:cs="굴림"/>
+          <w:color w:val="333333"/>
+          <w:kern w:val="0"/>
+          <w:sz w:val="18"/>
+          <w:szCs w:val="18"/>
+        </w:rPr>
+        <w:t>jmocha</w:t>
+      </w:r>
+      <w:proofErr w:type="spellEnd"/>
+      <w:r>
+        <w:rPr>
+          <w:rFonts w:ascii="Verdana" w:eastAsia="굴림" w:hAnsi="Verdana" w:cs="굴림"/>
+          <w:color w:val="333333"/>
+          <w:kern w:val="0"/>
+          <w:sz w:val="18"/>
+          <w:szCs w:val="18"/>
+        </w:rPr>
+        <w:t xml:space="preserve"> </w:t>
       </w:r>
       <w:r>
         <w:rPr>
@@ -5285,6 +6026,7 @@
           <w:szCs w:val="18"/>
         </w:rPr>
       </w:pPr>
+      <w:proofErr w:type="spellStart"/>
       <w:r>
         <w:rPr>
           <w:rFonts w:ascii="Verdana" w:eastAsia="굴림" w:hAnsi="Verdana" w:cs="굴림"/>
@@ -5295,17 +6037,104 @@
           <w:sz w:val="18"/>
           <w:szCs w:val="18"/>
         </w:rPr>
-        <w:t>useradd -g jmocha jmocha</w:t>
-      </w:r>
-      <w:r>
-        <w:rPr>
-          <w:rFonts w:ascii="Verdana" w:eastAsia="굴림" w:hAnsi="Verdana" w:cs="굴림"/>
-          <w:color w:val="333333"/>
-          <w:kern w:val="0"/>
-          <w:sz w:val="18"/>
-          <w:szCs w:val="18"/>
-        </w:rPr>
-        <w:t xml:space="preserve"> : jmocha </w:t>
+        <w:t>useradd</w:t>
+      </w:r>
+      <w:proofErr w:type="spellEnd"/>
+      <w:r>
+        <w:rPr>
+          <w:rFonts w:ascii="Verdana" w:eastAsia="굴림" w:hAnsi="Verdana" w:cs="굴림"/>
+          <w:b/>
+          <w:bCs/>
+          <w:color w:val="333333"/>
+          <w:kern w:val="0"/>
+          <w:sz w:val="18"/>
+          <w:szCs w:val="18"/>
+        </w:rPr>
+        <w:t xml:space="preserve"> -g </w:t>
+      </w:r>
+      <w:proofErr w:type="spellStart"/>
+      <w:r>
+        <w:rPr>
+          <w:rFonts w:ascii="Verdana" w:eastAsia="굴림" w:hAnsi="Verdana" w:cs="굴림"/>
+          <w:b/>
+          <w:bCs/>
+          <w:color w:val="333333"/>
+          <w:kern w:val="0"/>
+          <w:sz w:val="18"/>
+          <w:szCs w:val="18"/>
+        </w:rPr>
+        <w:t>jmocha</w:t>
+      </w:r>
+      <w:proofErr w:type="spellEnd"/>
+      <w:r>
+        <w:rPr>
+          <w:rFonts w:ascii="Verdana" w:eastAsia="굴림" w:hAnsi="Verdana" w:cs="굴림"/>
+          <w:b/>
+          <w:bCs/>
+          <w:color w:val="333333"/>
+          <w:kern w:val="0"/>
+          <w:sz w:val="18"/>
+          <w:szCs w:val="18"/>
+        </w:rPr>
+        <w:t xml:space="preserve"> </w:t>
+      </w:r>
+      <w:proofErr w:type="spellStart"/>
+      <w:proofErr w:type="gramStart"/>
+      <w:r>
+        <w:rPr>
+          <w:rFonts w:ascii="Verdana" w:eastAsia="굴림" w:hAnsi="Verdana" w:cs="굴림"/>
+          <w:b/>
+          <w:bCs/>
+          <w:color w:val="333333"/>
+          <w:kern w:val="0"/>
+          <w:sz w:val="18"/>
+          <w:szCs w:val="18"/>
+        </w:rPr>
+        <w:t>jmocha</w:t>
+      </w:r>
+      <w:proofErr w:type="spellEnd"/>
+      <w:r>
+        <w:rPr>
+          <w:rFonts w:ascii="Verdana" w:eastAsia="굴림" w:hAnsi="Verdana" w:cs="굴림"/>
+          <w:color w:val="333333"/>
+          <w:kern w:val="0"/>
+          <w:sz w:val="18"/>
+          <w:szCs w:val="18"/>
+        </w:rPr>
+        <w:t> :</w:t>
+      </w:r>
+      <w:proofErr w:type="gramEnd"/>
+      <w:r>
+        <w:rPr>
+          <w:rFonts w:ascii="Verdana" w:eastAsia="굴림" w:hAnsi="Verdana" w:cs="굴림"/>
+          <w:color w:val="333333"/>
+          <w:kern w:val="0"/>
+          <w:sz w:val="18"/>
+          <w:szCs w:val="18"/>
+        </w:rPr>
+        <w:t xml:space="preserve"> </w:t>
+      </w:r>
+      <w:proofErr w:type="spellStart"/>
+      <w:r>
+        <w:rPr>
+          <w:rFonts w:ascii="Verdana" w:eastAsia="굴림" w:hAnsi="Verdana" w:cs="굴림"/>
+          <w:color w:val="333333"/>
+          <w:kern w:val="0"/>
+          <w:sz w:val="18"/>
+          <w:szCs w:val="18"/>
+        </w:rPr>
+        <w:t>jmocha</w:t>
+      </w:r>
+      <w:proofErr w:type="spellEnd"/>
+      <w:r>
+        <w:rPr>
+          <w:rFonts w:ascii="Verdana" w:eastAsia="굴림" w:hAnsi="Verdana" w:cs="굴림"/>
+          <w:color w:val="333333"/>
+          <w:kern w:val="0"/>
+          <w:sz w:val="18"/>
+          <w:szCs w:val="18"/>
+        </w:rPr>
+        <w:t xml:space="preserve"> </w:t>
       </w:r>
       <w:r>
         <w:rPr>
@@ -5325,7 +6154,29 @@
           <w:sz w:val="18"/>
           <w:szCs w:val="18"/>
         </w:rPr>
-        <w:t xml:space="preserve">(jmocha </w:t>
+        <w:t>(</w:t>
+      </w:r>
+      <w:proofErr w:type="spellStart"/>
+      <w:r>
+        <w:rPr>
+          <w:rFonts w:ascii="Verdana" w:eastAsia="굴림" w:hAnsi="Verdana" w:cs="굴림"/>
+          <w:color w:val="333333"/>
+          <w:kern w:val="0"/>
+          <w:sz w:val="18"/>
+          <w:szCs w:val="18"/>
+        </w:rPr>
+        <w:t>jmocha</w:t>
+      </w:r>
+      <w:proofErr w:type="spellEnd"/>
+      <w:r>
+        <w:rPr>
+          <w:rFonts w:ascii="Verdana" w:eastAsia="굴림" w:hAnsi="Verdana" w:cs="굴림"/>
+          <w:color w:val="333333"/>
+          <w:kern w:val="0"/>
+          <w:sz w:val="18"/>
+          <w:szCs w:val="18"/>
+        </w:rPr>
+        <w:t xml:space="preserve"> </w:t>
       </w:r>
       <w:r>
         <w:rPr>
@@ -5381,17 +6232,65 @@
           <w:sz w:val="18"/>
           <w:szCs w:val="18"/>
         </w:rPr>
-        <w:t>passwd jmocha</w:t>
-      </w:r>
-      <w:r>
-        <w:rPr>
-          <w:rFonts w:ascii="Verdana" w:eastAsia="굴림" w:hAnsi="Verdana" w:cs="굴림"/>
-          <w:color w:val="333333"/>
-          <w:kern w:val="0"/>
-          <w:sz w:val="18"/>
-          <w:szCs w:val="18"/>
-        </w:rPr>
-        <w:t xml:space="preserve"> : jmocha </w:t>
+        <w:t xml:space="preserve">passwd </w:t>
+      </w:r>
+      <w:proofErr w:type="spellStart"/>
+      <w:proofErr w:type="gramStart"/>
+      <w:r>
+        <w:rPr>
+          <w:rFonts w:ascii="Verdana" w:eastAsia="굴림" w:hAnsi="Verdana" w:cs="굴림"/>
+          <w:b/>
+          <w:bCs/>
+          <w:color w:val="333333"/>
+          <w:kern w:val="0"/>
+          <w:sz w:val="18"/>
+          <w:szCs w:val="18"/>
+        </w:rPr>
+        <w:t>jmocha</w:t>
+      </w:r>
+      <w:proofErr w:type="spellEnd"/>
+      <w:r>
+        <w:rPr>
+          <w:rFonts w:ascii="Verdana" w:eastAsia="굴림" w:hAnsi="Verdana" w:cs="굴림"/>
+          <w:color w:val="333333"/>
+          <w:kern w:val="0"/>
+          <w:sz w:val="18"/>
+          <w:szCs w:val="18"/>
+        </w:rPr>
+        <w:t> :</w:t>
+      </w:r>
+      <w:proofErr w:type="gramEnd"/>
+      <w:r>
+        <w:rPr>
+          <w:rFonts w:ascii="Verdana" w:eastAsia="굴림" w:hAnsi="Verdana" w:cs="굴림"/>
+          <w:color w:val="333333"/>
+          <w:kern w:val="0"/>
+          <w:sz w:val="18"/>
+          <w:szCs w:val="18"/>
+        </w:rPr>
+        <w:t xml:space="preserve"> </w:t>
+      </w:r>
+      <w:proofErr w:type="spellStart"/>
+      <w:r>
+        <w:rPr>
+          <w:rFonts w:ascii="Verdana" w:eastAsia="굴림" w:hAnsi="Verdana" w:cs="굴림"/>
+          <w:color w:val="333333"/>
+          <w:kern w:val="0"/>
+          <w:sz w:val="18"/>
+          <w:szCs w:val="18"/>
+        </w:rPr>
+        <w:t>jmocha</w:t>
+      </w:r>
+      <w:proofErr w:type="spellEnd"/>
+      <w:r>
+        <w:rPr>
+          <w:rFonts w:ascii="Verdana" w:eastAsia="굴림" w:hAnsi="Verdana" w:cs="굴림"/>
+          <w:color w:val="333333"/>
+          <w:kern w:val="0"/>
+          <w:sz w:val="18"/>
+          <w:szCs w:val="18"/>
+        </w:rPr>
+        <w:t xml:space="preserve"> </w:t>
       </w:r>
       <w:r>
         <w:rPr>
@@ -5477,38 +6376,9 @@
           <w:sz w:val="18"/>
           <w:szCs w:val="18"/>
         </w:rPr>
-        <w:t>/etc/sudoers</w:t>
-      </w:r>
-      <w:r>
-        <w:rPr>
-          <w:rFonts w:ascii="Verdana" w:eastAsia="굴림" w:hAnsi="Verdana" w:cs="굴림"/>
-          <w:color w:val="333333"/>
-          <w:kern w:val="0"/>
-          <w:sz w:val="18"/>
-          <w:szCs w:val="18"/>
-        </w:rPr>
-        <w:t> </w:t>
-      </w:r>
-      <w:r>
-        <w:rPr>
-          <w:rFonts w:ascii="Verdana" w:eastAsia="굴림" w:hAnsi="Verdana" w:cs="굴림"/>
-          <w:color w:val="333333"/>
-          <w:kern w:val="0"/>
-          <w:sz w:val="18"/>
-          <w:szCs w:val="18"/>
-        </w:rPr>
-        <w:t>파일에</w:t>
-      </w:r>
-      <w:r>
-        <w:rPr>
-          <w:rFonts w:ascii="Verdana" w:eastAsia="굴림" w:hAnsi="Verdana" w:cs="굴림"/>
-          <w:color w:val="333333"/>
-          <w:kern w:val="0"/>
-          <w:sz w:val="18"/>
-          <w:szCs w:val="18"/>
-        </w:rPr>
-        <w:t> </w:t>
-      </w:r>
+        <w:t>/</w:t>
+      </w:r>
+      <w:proofErr w:type="spellStart"/>
       <w:r>
         <w:rPr>
           <w:rFonts w:ascii="Verdana" w:eastAsia="굴림" w:hAnsi="Verdana" w:cs="굴림"/>
@@ -5519,8 +6389,35 @@
           <w:sz w:val="18"/>
           <w:szCs w:val="18"/>
         </w:rPr>
-        <w:t>jmocha ALL=(ALL) ALL</w:t>
-      </w:r>
+        <w:t>etc</w:t>
+      </w:r>
+      <w:proofErr w:type="spellEnd"/>
+      <w:r>
+        <w:rPr>
+          <w:rFonts w:ascii="Verdana" w:eastAsia="굴림" w:hAnsi="Verdana" w:cs="굴림"/>
+          <w:b/>
+          <w:bCs/>
+          <w:color w:val="333333"/>
+          <w:kern w:val="0"/>
+          <w:sz w:val="18"/>
+          <w:szCs w:val="18"/>
+        </w:rPr>
+        <w:t>/</w:t>
+      </w:r>
+      <w:proofErr w:type="spellStart"/>
+      <w:r>
+        <w:rPr>
+          <w:rFonts w:ascii="Verdana" w:eastAsia="굴림" w:hAnsi="Verdana" w:cs="굴림"/>
+          <w:b/>
+          <w:bCs/>
+          <w:color w:val="333333"/>
+          <w:kern w:val="0"/>
+          <w:sz w:val="18"/>
+          <w:szCs w:val="18"/>
+        </w:rPr>
+        <w:t>sudoers</w:t>
+      </w:r>
+      <w:proofErr w:type="spellEnd"/>
       <w:r>
         <w:rPr>
           <w:rFonts w:ascii="Verdana" w:eastAsia="굴림" w:hAnsi="Verdana" w:cs="굴림"/>
@@ -5539,6 +6436,63 @@
           <w:sz w:val="18"/>
           <w:szCs w:val="18"/>
         </w:rPr>
+        <w:t>파일에</w:t>
+      </w:r>
+      <w:r>
+        <w:rPr>
+          <w:rFonts w:ascii="Verdana" w:eastAsia="굴림" w:hAnsi="Verdana" w:cs="굴림"/>
+          <w:color w:val="333333"/>
+          <w:kern w:val="0"/>
+          <w:sz w:val="18"/>
+          <w:szCs w:val="18"/>
+        </w:rPr>
+        <w:t> </w:t>
+      </w:r>
+      <w:proofErr w:type="spellStart"/>
+      <w:r>
+        <w:rPr>
+          <w:rFonts w:ascii="Verdana" w:eastAsia="굴림" w:hAnsi="Verdana" w:cs="굴림"/>
+          <w:b/>
+          <w:bCs/>
+          <w:color w:val="333333"/>
+          <w:kern w:val="0"/>
+          <w:sz w:val="18"/>
+          <w:szCs w:val="18"/>
+        </w:rPr>
+        <w:t>jmocha</w:t>
+      </w:r>
+      <w:proofErr w:type="spellEnd"/>
+      <w:r>
+        <w:rPr>
+          <w:rFonts w:ascii="Verdana" w:eastAsia="굴림" w:hAnsi="Verdana" w:cs="굴림"/>
+          <w:b/>
+          <w:bCs/>
+          <w:color w:val="333333"/>
+          <w:kern w:val="0"/>
+          <w:sz w:val="18"/>
+          <w:szCs w:val="18"/>
+        </w:rPr>
+        <w:t> ALL=(ALL) ALL</w:t>
+      </w:r>
+      <w:r>
+        <w:rPr>
+          <w:rFonts w:ascii="Verdana" w:eastAsia="굴림" w:hAnsi="Verdana" w:cs="굴림"/>
+          <w:color w:val="333333"/>
+          <w:kern w:val="0"/>
+          <w:sz w:val="18"/>
+          <w:szCs w:val="18"/>
+        </w:rPr>
+        <w:t> </w:t>
+      </w:r>
+      <w:proofErr w:type="gramStart"/>
+      <w:r>
+        <w:rPr>
+          <w:rFonts w:ascii="Verdana" w:eastAsia="굴림" w:hAnsi="Verdana" w:cs="굴림"/>
+          <w:color w:val="333333"/>
+          <w:kern w:val="0"/>
+          <w:sz w:val="18"/>
+          <w:szCs w:val="18"/>
+        </w:rPr>
         <w:t>추가</w:t>
       </w:r>
       <w:r>
@@ -5549,7 +6503,40 @@
           <w:sz w:val="18"/>
           <w:szCs w:val="18"/>
         </w:rPr>
-        <w:t xml:space="preserve"> : jmocha </w:t>
+        <w:t> :</w:t>
+      </w:r>
+      <w:proofErr w:type="gramEnd"/>
+      <w:r>
+        <w:rPr>
+          <w:rFonts w:ascii="Verdana" w:eastAsia="굴림" w:hAnsi="Verdana" w:cs="굴림"/>
+          <w:color w:val="333333"/>
+          <w:kern w:val="0"/>
+          <w:sz w:val="18"/>
+          <w:szCs w:val="18"/>
+        </w:rPr>
+        <w:t xml:space="preserve"> </w:t>
+      </w:r>
+      <w:proofErr w:type="spellStart"/>
+      <w:r>
+        <w:rPr>
+          <w:rFonts w:ascii="Verdana" w:eastAsia="굴림" w:hAnsi="Verdana" w:cs="굴림"/>
+          <w:color w:val="333333"/>
+          <w:kern w:val="0"/>
+          <w:sz w:val="18"/>
+          <w:szCs w:val="18"/>
+        </w:rPr>
+        <w:t>jmocha</w:t>
+      </w:r>
+      <w:proofErr w:type="spellEnd"/>
+      <w:r>
+        <w:rPr>
+          <w:rFonts w:ascii="Verdana" w:eastAsia="굴림" w:hAnsi="Verdana" w:cs="굴림"/>
+          <w:color w:val="333333"/>
+          <w:kern w:val="0"/>
+          <w:sz w:val="18"/>
+          <w:szCs w:val="18"/>
+        </w:rPr>
+        <w:t xml:space="preserve"> </w:t>
       </w:r>
       <w:r>
         <w:rPr>
@@ -5569,7 +6556,29 @@
           <w:sz w:val="18"/>
           <w:szCs w:val="18"/>
         </w:rPr>
-        <w:t xml:space="preserve"> sudo </w:t>
+        <w:t xml:space="preserve"> </w:t>
+      </w:r>
+      <w:proofErr w:type="spellStart"/>
+      <w:r>
+        <w:rPr>
+          <w:rFonts w:ascii="Verdana" w:eastAsia="굴림" w:hAnsi="Verdana" w:cs="굴림"/>
+          <w:color w:val="333333"/>
+          <w:kern w:val="0"/>
+          <w:sz w:val="18"/>
+          <w:szCs w:val="18"/>
+        </w:rPr>
+        <w:t>sudo</w:t>
+      </w:r>
+      <w:proofErr w:type="spellEnd"/>
+      <w:r>
+        <w:rPr>
+          <w:rFonts w:ascii="Verdana" w:eastAsia="굴림" w:hAnsi="Verdana" w:cs="굴림"/>
+          <w:color w:val="333333"/>
+          <w:kern w:val="0"/>
+          <w:sz w:val="18"/>
+          <w:szCs w:val="18"/>
+        </w:rPr>
+        <w:t xml:space="preserve"> </w:t>
       </w:r>
       <w:r>
         <w:rPr>
@@ -5679,7 +6688,29 @@
           <w:sz w:val="18"/>
           <w:szCs w:val="18"/>
         </w:rPr>
-        <w:t>:wq!)</w:t>
+        <w:t>:</w:t>
+      </w:r>
+      <w:proofErr w:type="spellStart"/>
+      <w:r>
+        <w:rPr>
+          <w:rFonts w:ascii="Verdana" w:eastAsia="굴림" w:hAnsi="Verdana" w:cs="굴림"/>
+          <w:color w:val="FF0000"/>
+          <w:kern w:val="0"/>
+          <w:sz w:val="18"/>
+          <w:szCs w:val="18"/>
+        </w:rPr>
+        <w:t>wq</w:t>
+      </w:r>
+      <w:proofErr w:type="spellEnd"/>
+      <w:r>
+        <w:rPr>
+          <w:rFonts w:ascii="Verdana" w:eastAsia="굴림" w:hAnsi="Verdana" w:cs="굴림"/>
+          <w:color w:val="FF0000"/>
+          <w:kern w:val="0"/>
+          <w:sz w:val="18"/>
+          <w:szCs w:val="18"/>
+        </w:rPr>
+        <w:t>!)</w:t>
       </w:r>
       <w:r>
         <w:rPr>
@@ -5764,14 +6795,14 @@
           <w:numId w:val="35"/>
         </w:numPr>
       </w:pPr>
-      <w:bookmarkStart w:id="55" w:name="_Toc488328263"/>
-      <w:bookmarkStart w:id="56" w:name="_Toc496545308"/>
+      <w:bookmarkStart w:id="54" w:name="_Toc488328263"/>
+      <w:bookmarkStart w:id="55" w:name="_Toc496545308"/>
       <w:r>
         <w:lastRenderedPageBreak/>
         <w:t>alias 추가</w:t>
       </w:r>
+      <w:bookmarkEnd w:id="54"/>
       <w:bookmarkEnd w:id="55"/>
-      <w:bookmarkEnd w:id="56"/>
     </w:p>
     <w:p>
       <w:pPr>
@@ -5806,78 +6837,9 @@
           <w:sz w:val="18"/>
           <w:szCs w:val="18"/>
         </w:rPr>
-        <w:t>/root/.bashrc</w:t>
-      </w:r>
-      <w:r>
-        <w:rPr>
-          <w:rFonts w:ascii="Verdana" w:eastAsia="굴림" w:hAnsi="Verdana" w:cs="굴림"/>
-          <w:color w:val="333333"/>
-          <w:kern w:val="0"/>
-          <w:sz w:val="18"/>
-          <w:szCs w:val="18"/>
-        </w:rPr>
-        <w:t> </w:t>
-      </w:r>
-      <w:r>
-        <w:rPr>
-          <w:rFonts w:ascii="Verdana" w:eastAsia="굴림" w:hAnsi="Verdana" w:cs="굴림"/>
-          <w:color w:val="333333"/>
-          <w:kern w:val="0"/>
-          <w:sz w:val="18"/>
-          <w:szCs w:val="18"/>
-        </w:rPr>
-        <w:t>파일에</w:t>
-      </w:r>
-      <w:r>
-        <w:rPr>
-          <w:rFonts w:ascii="Verdana" w:eastAsia="굴림" w:hAnsi="Verdana" w:cs="굴림"/>
-          <w:color w:val="333333"/>
-          <w:kern w:val="0"/>
-          <w:sz w:val="18"/>
-          <w:szCs w:val="18"/>
-        </w:rPr>
-        <w:t xml:space="preserve"> </w:t>
-      </w:r>
-      <w:r>
-        <w:rPr>
-          <w:rFonts w:ascii="Verdana" w:eastAsia="굴림" w:hAnsi="Verdana" w:cs="굴림"/>
-          <w:color w:val="333333"/>
-          <w:kern w:val="0"/>
-          <w:sz w:val="18"/>
-          <w:szCs w:val="18"/>
-        </w:rPr>
-        <w:t>다음</w:t>
-      </w:r>
-      <w:r>
-        <w:rPr>
-          <w:rFonts w:ascii="Verdana" w:eastAsia="굴림" w:hAnsi="Verdana" w:cs="굴림"/>
-          <w:color w:val="333333"/>
-          <w:kern w:val="0"/>
-          <w:sz w:val="18"/>
-          <w:szCs w:val="18"/>
-        </w:rPr>
-        <w:t> </w:t>
-      </w:r>
-      <w:r>
-        <w:rPr>
-          <w:rFonts w:ascii="Verdana" w:eastAsia="굴림" w:hAnsi="Verdana" w:cs="굴림"/>
-          <w:color w:val="333333"/>
-          <w:kern w:val="0"/>
-          <w:sz w:val="18"/>
-          <w:szCs w:val="18"/>
-        </w:rPr>
-        <w:t>추가</w:t>
-      </w:r>
-      <w:r>
-        <w:rPr>
-          <w:rFonts w:ascii="Verdana" w:eastAsia="굴림" w:hAnsi="Verdana" w:cs="굴림"/>
-          <w:color w:val="333333"/>
-          <w:kern w:val="0"/>
-          <w:sz w:val="18"/>
-          <w:szCs w:val="18"/>
-        </w:rPr>
-        <w:br/>
-      </w:r>
+        <w:t>/root</w:t>
+      </w:r>
+      <w:proofErr w:type="gramStart"/>
       <w:r>
         <w:rPr>
           <w:rFonts w:ascii="Verdana" w:eastAsia="굴림" w:hAnsi="Verdana" w:cs="굴림"/>
@@ -5888,8 +6850,9 @@
           <w:sz w:val="18"/>
           <w:szCs w:val="18"/>
         </w:rPr>
-        <w:t>alias ls='ls -aF --color=auto'</w:t>
-      </w:r>
+        <w:t>/.</w:t>
+      </w:r>
+      <w:proofErr w:type="spellStart"/>
       <w:r>
         <w:rPr>
           <w:rFonts w:ascii="Verdana" w:eastAsia="굴림" w:hAnsi="Verdana" w:cs="굴림"/>
@@ -5900,8 +6863,79 @@
           <w:sz w:val="18"/>
           <w:szCs w:val="18"/>
         </w:rPr>
+        <w:t>bashrc</w:t>
+      </w:r>
+      <w:proofErr w:type="spellEnd"/>
+      <w:proofErr w:type="gramEnd"/>
+      <w:r>
+        <w:rPr>
+          <w:rFonts w:ascii="Verdana" w:eastAsia="굴림" w:hAnsi="Verdana" w:cs="굴림"/>
+          <w:color w:val="333333"/>
+          <w:kern w:val="0"/>
+          <w:sz w:val="18"/>
+          <w:szCs w:val="18"/>
+        </w:rPr>
+        <w:t> </w:t>
+      </w:r>
+      <w:r>
+        <w:rPr>
+          <w:rFonts w:ascii="Verdana" w:eastAsia="굴림" w:hAnsi="Verdana" w:cs="굴림"/>
+          <w:color w:val="333333"/>
+          <w:kern w:val="0"/>
+          <w:sz w:val="18"/>
+          <w:szCs w:val="18"/>
+        </w:rPr>
+        <w:t>파일에</w:t>
+      </w:r>
+      <w:r>
+        <w:rPr>
+          <w:rFonts w:ascii="Verdana" w:eastAsia="굴림" w:hAnsi="Verdana" w:cs="굴림"/>
+          <w:color w:val="333333"/>
+          <w:kern w:val="0"/>
+          <w:sz w:val="18"/>
+          <w:szCs w:val="18"/>
+        </w:rPr>
+        <w:t xml:space="preserve"> </w:t>
+      </w:r>
+      <w:r>
+        <w:rPr>
+          <w:rFonts w:ascii="Verdana" w:eastAsia="굴림" w:hAnsi="Verdana" w:cs="굴림"/>
+          <w:color w:val="333333"/>
+          <w:kern w:val="0"/>
+          <w:sz w:val="18"/>
+          <w:szCs w:val="18"/>
+        </w:rPr>
+        <w:t>다음</w:t>
+      </w:r>
+      <w:r>
+        <w:rPr>
+          <w:rFonts w:ascii="Verdana" w:eastAsia="굴림" w:hAnsi="Verdana" w:cs="굴림"/>
+          <w:color w:val="333333"/>
+          <w:kern w:val="0"/>
+          <w:sz w:val="18"/>
+          <w:szCs w:val="18"/>
+        </w:rPr>
+        <w:t> </w:t>
+      </w:r>
+      <w:r>
+        <w:rPr>
+          <w:rFonts w:ascii="Verdana" w:eastAsia="굴림" w:hAnsi="Verdana" w:cs="굴림"/>
+          <w:color w:val="333333"/>
+          <w:kern w:val="0"/>
+          <w:sz w:val="18"/>
+          <w:szCs w:val="18"/>
+        </w:rPr>
+        <w:t>추가</w:t>
+      </w:r>
+      <w:r>
+        <w:rPr>
+          <w:rFonts w:ascii="Verdana" w:eastAsia="굴림" w:hAnsi="Verdana" w:cs="굴림"/>
+          <w:color w:val="333333"/>
+          <w:kern w:val="0"/>
+          <w:sz w:val="18"/>
+          <w:szCs w:val="18"/>
+        </w:rPr>
         <w:br/>
-        <w:t>alias cp='cp -i'</w:t>
       </w:r>
       <w:r>
         <w:rPr>
@@ -5913,9 +6947,9 @@
           <w:sz w:val="18"/>
           <w:szCs w:val="18"/>
         </w:rPr>
-        <w:br/>
-        <w:t>alias mv='mv -i'</w:t>
-      </w:r>
+        <w:t>alias ls='ls -</w:t>
+      </w:r>
+      <w:proofErr w:type="spellStart"/>
       <w:r>
         <w:rPr>
           <w:rFonts w:ascii="Verdana" w:eastAsia="굴림" w:hAnsi="Verdana" w:cs="굴림"/>
@@ -5926,6 +6960,109 @@
           <w:sz w:val="18"/>
           <w:szCs w:val="18"/>
         </w:rPr>
+        <w:t>aF</w:t>
+      </w:r>
+      <w:proofErr w:type="spellEnd"/>
+      <w:r>
+        <w:rPr>
+          <w:rFonts w:ascii="Verdana" w:eastAsia="굴림" w:hAnsi="Verdana" w:cs="굴림"/>
+          <w:b/>
+          <w:bCs/>
+          <w:color w:val="333333"/>
+          <w:kern w:val="0"/>
+          <w:sz w:val="18"/>
+          <w:szCs w:val="18"/>
+        </w:rPr>
+        <w:t xml:space="preserve"> --color=auto'</w:t>
+      </w:r>
+      <w:r>
+        <w:rPr>
+          <w:rFonts w:ascii="Verdana" w:eastAsia="굴림" w:hAnsi="Verdana" w:cs="굴림"/>
+          <w:b/>
+          <w:bCs/>
+          <w:color w:val="333333"/>
+          <w:kern w:val="0"/>
+          <w:sz w:val="18"/>
+          <w:szCs w:val="18"/>
+        </w:rPr>
+        <w:br/>
+        <w:t>alias cp='cp -</w:t>
+      </w:r>
+      <w:proofErr w:type="spellStart"/>
+      <w:r>
+        <w:rPr>
+          <w:rFonts w:ascii="Verdana" w:eastAsia="굴림" w:hAnsi="Verdana" w:cs="굴림"/>
+          <w:b/>
+          <w:bCs/>
+          <w:color w:val="333333"/>
+          <w:kern w:val="0"/>
+          <w:sz w:val="18"/>
+          <w:szCs w:val="18"/>
+        </w:rPr>
+        <w:t>i</w:t>
+      </w:r>
+      <w:proofErr w:type="spellEnd"/>
+      <w:r>
+        <w:rPr>
+          <w:rFonts w:ascii="Verdana" w:eastAsia="굴림" w:hAnsi="Verdana" w:cs="굴림"/>
+          <w:b/>
+          <w:bCs/>
+          <w:color w:val="333333"/>
+          <w:kern w:val="0"/>
+          <w:sz w:val="18"/>
+          <w:szCs w:val="18"/>
+        </w:rPr>
+        <w:t>'</w:t>
+      </w:r>
+      <w:r>
+        <w:rPr>
+          <w:rFonts w:ascii="Verdana" w:eastAsia="굴림" w:hAnsi="Verdana" w:cs="굴림"/>
+          <w:b/>
+          <w:bCs/>
+          <w:color w:val="333333"/>
+          <w:kern w:val="0"/>
+          <w:sz w:val="18"/>
+          <w:szCs w:val="18"/>
+        </w:rPr>
+        <w:br/>
+        <w:t>alias mv='mv -</w:t>
+      </w:r>
+      <w:proofErr w:type="spellStart"/>
+      <w:r>
+        <w:rPr>
+          <w:rFonts w:ascii="Verdana" w:eastAsia="굴림" w:hAnsi="Verdana" w:cs="굴림"/>
+          <w:b/>
+          <w:bCs/>
+          <w:color w:val="333333"/>
+          <w:kern w:val="0"/>
+          <w:sz w:val="18"/>
+          <w:szCs w:val="18"/>
+        </w:rPr>
+        <w:t>i</w:t>
+      </w:r>
+      <w:proofErr w:type="spellEnd"/>
+      <w:r>
+        <w:rPr>
+          <w:rFonts w:ascii="Verdana" w:eastAsia="굴림" w:hAnsi="Verdana" w:cs="굴림"/>
+          <w:b/>
+          <w:bCs/>
+          <w:color w:val="333333"/>
+          <w:kern w:val="0"/>
+          <w:sz w:val="18"/>
+          <w:szCs w:val="18"/>
+        </w:rPr>
+        <w:t>'</w:t>
+      </w:r>
+      <w:r>
+        <w:rPr>
+          <w:rFonts w:ascii="Verdana" w:eastAsia="굴림" w:hAnsi="Verdana" w:cs="굴림"/>
+          <w:b/>
+          <w:bCs/>
+          <w:color w:val="333333"/>
+          <w:kern w:val="0"/>
+          <w:sz w:val="18"/>
+          <w:szCs w:val="18"/>
+        </w:rPr>
         <w:br/>
         <w:t>alias rm</w:t>
       </w:r>
@@ -5939,7 +7076,33 @@
           <w:sz w:val="18"/>
           <w:szCs w:val="18"/>
         </w:rPr>
-        <w:t>='rm -i'</w:t>
+        <w:t>='rm -</w:t>
+      </w:r>
+      <w:proofErr w:type="spellStart"/>
+      <w:r>
+        <w:rPr>
+          <w:rFonts w:ascii="Verdana" w:eastAsia="굴림" w:hAnsi="Verdana" w:cs="굴림"/>
+          <w:b/>
+          <w:bCs/>
+          <w:color w:val="333333"/>
+          <w:kern w:val="0"/>
+          <w:sz w:val="18"/>
+          <w:szCs w:val="18"/>
+        </w:rPr>
+        <w:t>i</w:t>
+      </w:r>
+      <w:proofErr w:type="spellEnd"/>
+      <w:r>
+        <w:rPr>
+          <w:rFonts w:ascii="Verdana" w:eastAsia="굴림" w:hAnsi="Verdana" w:cs="굴림"/>
+          <w:b/>
+          <w:bCs/>
+          <w:color w:val="333333"/>
+          <w:kern w:val="0"/>
+          <w:sz w:val="18"/>
+          <w:szCs w:val="18"/>
+        </w:rPr>
+        <w:t>'</w:t>
       </w:r>
       <w:r>
         <w:rPr>
@@ -6075,78 +7238,9 @@
           <w:sz w:val="18"/>
           <w:szCs w:val="18"/>
         </w:rPr>
-        <w:t>~jmocha/.bashrc</w:t>
-      </w:r>
-      <w:r>
-        <w:rPr>
-          <w:rFonts w:ascii="Verdana" w:eastAsia="굴림" w:hAnsi="Verdana" w:cs="굴림"/>
-          <w:color w:val="333333"/>
-          <w:kern w:val="0"/>
-          <w:sz w:val="18"/>
-          <w:szCs w:val="18"/>
-        </w:rPr>
-        <w:t> </w:t>
-      </w:r>
-      <w:r>
-        <w:rPr>
-          <w:rFonts w:ascii="Verdana" w:eastAsia="굴림" w:hAnsi="Verdana" w:cs="굴림"/>
-          <w:color w:val="333333"/>
-          <w:kern w:val="0"/>
-          <w:sz w:val="18"/>
-          <w:szCs w:val="18"/>
-        </w:rPr>
-        <w:t>파일에</w:t>
-      </w:r>
-      <w:r>
-        <w:rPr>
-          <w:rFonts w:ascii="Verdana" w:eastAsia="굴림" w:hAnsi="Verdana" w:cs="굴림"/>
-          <w:color w:val="333333"/>
-          <w:kern w:val="0"/>
-          <w:sz w:val="18"/>
-          <w:szCs w:val="18"/>
-        </w:rPr>
-        <w:t xml:space="preserve"> </w:t>
-      </w:r>
-      <w:r>
-        <w:rPr>
-          <w:rFonts w:ascii="Verdana" w:eastAsia="굴림" w:hAnsi="Verdana" w:cs="굴림"/>
-          <w:color w:val="333333"/>
-          <w:kern w:val="0"/>
-          <w:sz w:val="18"/>
-          <w:szCs w:val="18"/>
-        </w:rPr>
-        <w:t>다음</w:t>
-      </w:r>
-      <w:r>
-        <w:rPr>
-          <w:rFonts w:ascii="Verdana" w:eastAsia="굴림" w:hAnsi="Verdana" w:cs="굴림"/>
-          <w:color w:val="333333"/>
-          <w:kern w:val="0"/>
-          <w:sz w:val="18"/>
-          <w:szCs w:val="18"/>
-        </w:rPr>
-        <w:t xml:space="preserve"> </w:t>
-      </w:r>
-      <w:r>
-        <w:rPr>
-          <w:rFonts w:ascii="Verdana" w:eastAsia="굴림" w:hAnsi="Verdana" w:cs="굴림"/>
-          <w:color w:val="333333"/>
-          <w:kern w:val="0"/>
-          <w:sz w:val="18"/>
-          <w:szCs w:val="18"/>
-        </w:rPr>
-        <w:t>추가</w:t>
-      </w:r>
-      <w:r>
-        <w:rPr>
-          <w:rFonts w:ascii="Verdana" w:eastAsia="굴림" w:hAnsi="Verdana" w:cs="굴림"/>
-          <w:color w:val="333333"/>
-          <w:kern w:val="0"/>
-          <w:sz w:val="18"/>
-          <w:szCs w:val="18"/>
-        </w:rPr>
-        <w:br/>
-      </w:r>
+        <w:t>~</w:t>
+      </w:r>
+      <w:proofErr w:type="spellStart"/>
       <w:r>
         <w:rPr>
           <w:rFonts w:ascii="Verdana" w:eastAsia="굴림" w:hAnsi="Verdana" w:cs="굴림"/>
@@ -6157,18 +7251,10 @@
           <w:sz w:val="18"/>
           <w:szCs w:val="18"/>
         </w:rPr>
-        <w:t>alias ls='ls -aF --color=auto'</w:t>
-      </w:r>
-      <w:r>
-        <w:rPr>
-          <w:rFonts w:ascii="Verdana" w:eastAsia="굴림" w:hAnsi="Verdana" w:cs="굴림"/>
-          <w:color w:val="333333"/>
-          <w:kern w:val="0"/>
-          <w:sz w:val="18"/>
-          <w:szCs w:val="18"/>
-        </w:rPr>
-        <w:br/>
-      </w:r>
+        <w:t>jmocha</w:t>
+      </w:r>
+      <w:proofErr w:type="spellEnd"/>
+      <w:proofErr w:type="gramStart"/>
       <w:r>
         <w:rPr>
           <w:rFonts w:ascii="Verdana" w:eastAsia="굴림" w:hAnsi="Verdana" w:cs="굴림"/>
@@ -6179,18 +7265,9 @@
           <w:sz w:val="18"/>
           <w:szCs w:val="18"/>
         </w:rPr>
-        <w:t>alias cp='cp -i'</w:t>
-      </w:r>
-      <w:r>
-        <w:rPr>
-          <w:rFonts w:ascii="Verdana" w:eastAsia="굴림" w:hAnsi="Verdana" w:cs="굴림"/>
-          <w:color w:val="333333"/>
-          <w:kern w:val="0"/>
-          <w:sz w:val="18"/>
-          <w:szCs w:val="18"/>
-        </w:rPr>
-        <w:br/>
-      </w:r>
+        <w:t>/.</w:t>
+      </w:r>
+      <w:proofErr w:type="spellStart"/>
       <w:r>
         <w:rPr>
           <w:rFonts w:ascii="Verdana" w:eastAsia="굴림" w:hAnsi="Verdana" w:cs="굴림"/>
@@ -6201,7 +7278,69 @@
           <w:sz w:val="18"/>
           <w:szCs w:val="18"/>
         </w:rPr>
-        <w:t>alias mv='mv -i'</w:t>
+        <w:t>bashrc</w:t>
+      </w:r>
+      <w:proofErr w:type="spellEnd"/>
+      <w:proofErr w:type="gramEnd"/>
+      <w:r>
+        <w:rPr>
+          <w:rFonts w:ascii="Verdana" w:eastAsia="굴림" w:hAnsi="Verdana" w:cs="굴림"/>
+          <w:color w:val="333333"/>
+          <w:kern w:val="0"/>
+          <w:sz w:val="18"/>
+          <w:szCs w:val="18"/>
+        </w:rPr>
+        <w:t> </w:t>
+      </w:r>
+      <w:r>
+        <w:rPr>
+          <w:rFonts w:ascii="Verdana" w:eastAsia="굴림" w:hAnsi="Verdana" w:cs="굴림"/>
+          <w:color w:val="333333"/>
+          <w:kern w:val="0"/>
+          <w:sz w:val="18"/>
+          <w:szCs w:val="18"/>
+        </w:rPr>
+        <w:t>파일에</w:t>
+      </w:r>
+      <w:r>
+        <w:rPr>
+          <w:rFonts w:ascii="Verdana" w:eastAsia="굴림" w:hAnsi="Verdana" w:cs="굴림"/>
+          <w:color w:val="333333"/>
+          <w:kern w:val="0"/>
+          <w:sz w:val="18"/>
+          <w:szCs w:val="18"/>
+        </w:rPr>
+        <w:t xml:space="preserve"> </w:t>
+      </w:r>
+      <w:r>
+        <w:rPr>
+          <w:rFonts w:ascii="Verdana" w:eastAsia="굴림" w:hAnsi="Verdana" w:cs="굴림"/>
+          <w:color w:val="333333"/>
+          <w:kern w:val="0"/>
+          <w:sz w:val="18"/>
+          <w:szCs w:val="18"/>
+        </w:rPr>
+        <w:t>다음</w:t>
+      </w:r>
+      <w:r>
+        <w:rPr>
+          <w:rFonts w:ascii="Verdana" w:eastAsia="굴림" w:hAnsi="Verdana" w:cs="굴림"/>
+          <w:color w:val="333333"/>
+          <w:kern w:val="0"/>
+          <w:sz w:val="18"/>
+          <w:szCs w:val="18"/>
+        </w:rPr>
+        <w:t xml:space="preserve"> </w:t>
+      </w:r>
+      <w:r>
+        <w:rPr>
+          <w:rFonts w:ascii="Verdana" w:eastAsia="굴림" w:hAnsi="Verdana" w:cs="굴림"/>
+          <w:color w:val="333333"/>
+          <w:kern w:val="0"/>
+          <w:sz w:val="18"/>
+          <w:szCs w:val="18"/>
+        </w:rPr>
+        <w:t>추가</w:t>
       </w:r>
       <w:r>
         <w:rPr>
@@ -6223,7 +7362,177 @@
           <w:sz w:val="18"/>
           <w:szCs w:val="18"/>
         </w:rPr>
-        <w:t>alias rm='rm -i'</w:t>
+        <w:t>alias ls='ls -</w:t>
+      </w:r>
+      <w:proofErr w:type="spellStart"/>
+      <w:r>
+        <w:rPr>
+          <w:rFonts w:ascii="Verdana" w:eastAsia="굴림" w:hAnsi="Verdana" w:cs="굴림"/>
+          <w:b/>
+          <w:bCs/>
+          <w:color w:val="333333"/>
+          <w:kern w:val="0"/>
+          <w:sz w:val="18"/>
+          <w:szCs w:val="18"/>
+        </w:rPr>
+        <w:t>aF</w:t>
+      </w:r>
+      <w:proofErr w:type="spellEnd"/>
+      <w:r>
+        <w:rPr>
+          <w:rFonts w:ascii="Verdana" w:eastAsia="굴림" w:hAnsi="Verdana" w:cs="굴림"/>
+          <w:b/>
+          <w:bCs/>
+          <w:color w:val="333333"/>
+          <w:kern w:val="0"/>
+          <w:sz w:val="18"/>
+          <w:szCs w:val="18"/>
+        </w:rPr>
+        <w:t xml:space="preserve"> --color=auto'</w:t>
+      </w:r>
+      <w:r>
+        <w:rPr>
+          <w:rFonts w:ascii="Verdana" w:eastAsia="굴림" w:hAnsi="Verdana" w:cs="굴림"/>
+          <w:color w:val="333333"/>
+          <w:kern w:val="0"/>
+          <w:sz w:val="18"/>
+          <w:szCs w:val="18"/>
+        </w:rPr>
+        <w:br/>
+      </w:r>
+      <w:r>
+        <w:rPr>
+          <w:rFonts w:ascii="Verdana" w:eastAsia="굴림" w:hAnsi="Verdana" w:cs="굴림"/>
+          <w:b/>
+          <w:bCs/>
+          <w:color w:val="333333"/>
+          <w:kern w:val="0"/>
+          <w:sz w:val="18"/>
+          <w:szCs w:val="18"/>
+        </w:rPr>
+        <w:t>alias cp='cp -</w:t>
+      </w:r>
+      <w:proofErr w:type="spellStart"/>
+      <w:r>
+        <w:rPr>
+          <w:rFonts w:ascii="Verdana" w:eastAsia="굴림" w:hAnsi="Verdana" w:cs="굴림"/>
+          <w:b/>
+          <w:bCs/>
+          <w:color w:val="333333"/>
+          <w:kern w:val="0"/>
+          <w:sz w:val="18"/>
+          <w:szCs w:val="18"/>
+        </w:rPr>
+        <w:t>i</w:t>
+      </w:r>
+      <w:proofErr w:type="spellEnd"/>
+      <w:r>
+        <w:rPr>
+          <w:rFonts w:ascii="Verdana" w:eastAsia="굴림" w:hAnsi="Verdana" w:cs="굴림"/>
+          <w:b/>
+          <w:bCs/>
+          <w:color w:val="333333"/>
+          <w:kern w:val="0"/>
+          <w:sz w:val="18"/>
+          <w:szCs w:val="18"/>
+        </w:rPr>
+        <w:t>'</w:t>
+      </w:r>
+      <w:r>
+        <w:rPr>
+          <w:rFonts w:ascii="Verdana" w:eastAsia="굴림" w:hAnsi="Verdana" w:cs="굴림"/>
+          <w:color w:val="333333"/>
+          <w:kern w:val="0"/>
+          <w:sz w:val="18"/>
+          <w:szCs w:val="18"/>
+        </w:rPr>
+        <w:br/>
+      </w:r>
+      <w:r>
+        <w:rPr>
+          <w:rFonts w:ascii="Verdana" w:eastAsia="굴림" w:hAnsi="Verdana" w:cs="굴림"/>
+          <w:b/>
+          <w:bCs/>
+          <w:color w:val="333333"/>
+          <w:kern w:val="0"/>
+          <w:sz w:val="18"/>
+          <w:szCs w:val="18"/>
+        </w:rPr>
+        <w:t>alias mv='mv -</w:t>
+      </w:r>
+      <w:proofErr w:type="spellStart"/>
+      <w:r>
+        <w:rPr>
+          <w:rFonts w:ascii="Verdana" w:eastAsia="굴림" w:hAnsi="Verdana" w:cs="굴림"/>
+          <w:b/>
+          <w:bCs/>
+          <w:color w:val="333333"/>
+          <w:kern w:val="0"/>
+          <w:sz w:val="18"/>
+          <w:szCs w:val="18"/>
+        </w:rPr>
+        <w:t>i</w:t>
+      </w:r>
+      <w:proofErr w:type="spellEnd"/>
+      <w:r>
+        <w:rPr>
+          <w:rFonts w:ascii="Verdana" w:eastAsia="굴림" w:hAnsi="Verdana" w:cs="굴림"/>
+          <w:b/>
+          <w:bCs/>
+          <w:color w:val="333333"/>
+          <w:kern w:val="0"/>
+          <w:sz w:val="18"/>
+          <w:szCs w:val="18"/>
+        </w:rPr>
+        <w:t>'</w:t>
+      </w:r>
+      <w:r>
+        <w:rPr>
+          <w:rFonts w:ascii="Verdana" w:eastAsia="굴림" w:hAnsi="Verdana" w:cs="굴림"/>
+          <w:color w:val="333333"/>
+          <w:kern w:val="0"/>
+          <w:sz w:val="18"/>
+          <w:szCs w:val="18"/>
+        </w:rPr>
+        <w:br/>
+      </w:r>
+      <w:r>
+        <w:rPr>
+          <w:rFonts w:ascii="Verdana" w:eastAsia="굴림" w:hAnsi="Verdana" w:cs="굴림"/>
+          <w:b/>
+          <w:bCs/>
+          <w:color w:val="333333"/>
+          <w:kern w:val="0"/>
+          <w:sz w:val="18"/>
+          <w:szCs w:val="18"/>
+        </w:rPr>
+        <w:t>alias rm='rm -</w:t>
+      </w:r>
+      <w:proofErr w:type="spellStart"/>
+      <w:r>
+        <w:rPr>
+          <w:rFonts w:ascii="Verdana" w:eastAsia="굴림" w:hAnsi="Verdana" w:cs="굴림"/>
+          <w:b/>
+          <w:bCs/>
+          <w:color w:val="333333"/>
+          <w:kern w:val="0"/>
+          <w:sz w:val="18"/>
+          <w:szCs w:val="18"/>
+        </w:rPr>
+        <w:t>i</w:t>
+      </w:r>
+      <w:proofErr w:type="spellEnd"/>
+      <w:r>
+        <w:rPr>
+          <w:rFonts w:ascii="Verdana" w:eastAsia="굴림" w:hAnsi="Verdana" w:cs="굴림"/>
+          <w:b/>
+          <w:bCs/>
+          <w:color w:val="333333"/>
+          <w:kern w:val="0"/>
+          <w:sz w:val="18"/>
+          <w:szCs w:val="18"/>
+        </w:rPr>
+        <w:t>'</w:t>
       </w:r>
       <w:r>
         <w:rPr>
@@ -6330,13 +7639,50 @@
           <w:numId w:val="35"/>
         </w:numPr>
       </w:pPr>
-      <w:bookmarkStart w:id="57" w:name="_Toc488328264"/>
-      <w:bookmarkStart w:id="58" w:name="_Toc496545309"/>
-      <w:r>
-        <w:t>/etc/my.cnf, /etc/my.cnf.d/ 삭제</w:t>
-      </w:r>
+      <w:bookmarkStart w:id="56" w:name="_Toc488328264"/>
+      <w:bookmarkStart w:id="57" w:name="_Toc496545309"/>
+      <w:r>
+        <w:t>/</w:t>
+      </w:r>
+      <w:proofErr w:type="spellStart"/>
+      <w:r>
+        <w:t>etc</w:t>
+      </w:r>
+      <w:proofErr w:type="spellEnd"/>
+      <w:r>
+        <w:t>/</w:t>
+      </w:r>
+      <w:proofErr w:type="spellStart"/>
+      <w:r>
+        <w:t>my.cnf</w:t>
+      </w:r>
+      <w:proofErr w:type="spellEnd"/>
+      <w:r>
+        <w:t xml:space="preserve">, </w:t>
+      </w:r>
+      <w:proofErr w:type="gramStart"/>
+      <w:r>
+        <w:t>/</w:t>
+      </w:r>
+      <w:proofErr w:type="spellStart"/>
+      <w:r>
+        <w:t>etc</w:t>
+      </w:r>
+      <w:proofErr w:type="spellEnd"/>
+      <w:r>
+        <w:t>/</w:t>
+      </w:r>
+      <w:proofErr w:type="spellStart"/>
+      <w:r>
+        <w:t>my.cnf.d</w:t>
+      </w:r>
+      <w:proofErr w:type="spellEnd"/>
+      <w:proofErr w:type="gramEnd"/>
+      <w:r>
+        <w:t>/ 삭제</w:t>
+      </w:r>
+      <w:bookmarkEnd w:id="56"/>
       <w:bookmarkEnd w:id="57"/>
-      <w:bookmarkEnd w:id="58"/>
     </w:p>
     <w:p>
       <w:pPr>
@@ -6355,7 +7701,11 @@
         <w:jc w:val="left"/>
       </w:pPr>
       <w:r>
-        <w:t>/e</w:t>
+        <w:t>/</w:t>
+      </w:r>
+      <w:proofErr w:type="spellStart"/>
+      <w:r>
+        <w:t>e</w:t>
       </w:r>
       <w:r>
         <w:rPr>
@@ -6363,8 +7713,17 @@
         </w:rPr>
         <w:t>tc</w:t>
       </w:r>
-      <w:r>
-        <w:t xml:space="preserve">/my.cnf </w:t>
+      <w:proofErr w:type="spellEnd"/>
+      <w:r>
+        <w:t>/</w:t>
+      </w:r>
+      <w:proofErr w:type="spellStart"/>
+      <w:r>
+        <w:t>my.cnf</w:t>
+      </w:r>
+      <w:proofErr w:type="spellEnd"/>
+      <w:r>
+        <w:t xml:space="preserve"> </w:t>
       </w:r>
       <w:r>
         <w:rPr>
@@ -6372,11 +7731,21 @@
         </w:rPr>
         <w:t xml:space="preserve">파일과 </w:t>
       </w:r>
-      <w:r>
-        <w:t>/etc</w:t>
-      </w:r>
-      <w:r>
-        <w:t>/my.</w:t>
+      <w:proofErr w:type="gramStart"/>
+      <w:r>
+        <w:t>/</w:t>
+      </w:r>
+      <w:proofErr w:type="spellStart"/>
+      <w:r>
+        <w:t>etc</w:t>
+      </w:r>
+      <w:proofErr w:type="spellEnd"/>
+      <w:r>
+        <w:t>/</w:t>
+      </w:r>
+      <w:proofErr w:type="spellStart"/>
+      <w:r>
+        <w:t>my.</w:t>
       </w:r>
       <w:r>
         <w:rPr>
@@ -6385,7 +7754,12 @@
         <w:t>cnf</w:t>
       </w:r>
       <w:r>
-        <w:t xml:space="preserve">.d/ </w:t>
+        <w:t>.d</w:t>
+      </w:r>
+      <w:proofErr w:type="spellEnd"/>
+      <w:proofErr w:type="gramEnd"/>
+      <w:r>
+        <w:t xml:space="preserve">/ </w:t>
       </w:r>
       <w:r>
         <w:rPr>
@@ -6470,13 +7844,13 @@
           <w:numId w:val="35"/>
         </w:numPr>
       </w:pPr>
-      <w:bookmarkStart w:id="59" w:name="_Toc488328265"/>
-      <w:bookmarkStart w:id="60" w:name="_Toc496545310"/>
+      <w:bookmarkStart w:id="58" w:name="_Toc488328265"/>
+      <w:bookmarkStart w:id="59" w:name="_Toc496545310"/>
       <w:r>
         <w:t>postfix stop &amp; disable</w:t>
       </w:r>
+      <w:bookmarkEnd w:id="58"/>
       <w:bookmarkEnd w:id="59"/>
-      <w:bookmarkEnd w:id="60"/>
     </w:p>
     <w:p>
       <w:pPr>
@@ -6501,6 +7875,7 @@
           <w:szCs w:val="18"/>
         </w:rPr>
       </w:pPr>
+      <w:proofErr w:type="spellStart"/>
       <w:r>
         <w:rPr>
           <w:rFonts w:ascii="Verdana" w:eastAsia="굴림" w:hAnsi="Verdana" w:cs="굴림"/>
@@ -6511,17 +7886,54 @@
           <w:sz w:val="18"/>
           <w:szCs w:val="18"/>
         </w:rPr>
-        <w:t>systemctl stop postfix</w:t>
-      </w:r>
-      <w:r>
-        <w:rPr>
-          <w:rFonts w:ascii="Verdana" w:eastAsia="굴림" w:hAnsi="Verdana" w:cs="굴림"/>
-          <w:color w:val="333333"/>
-          <w:kern w:val="0"/>
-          <w:sz w:val="18"/>
-          <w:szCs w:val="18"/>
-        </w:rPr>
-        <w:t xml:space="preserve"> : postfix </w:t>
+        <w:t>systemctl</w:t>
+      </w:r>
+      <w:proofErr w:type="spellEnd"/>
+      <w:r>
+        <w:rPr>
+          <w:rFonts w:ascii="Verdana" w:eastAsia="굴림" w:hAnsi="Verdana" w:cs="굴림"/>
+          <w:b/>
+          <w:bCs/>
+          <w:color w:val="333333"/>
+          <w:kern w:val="0"/>
+          <w:sz w:val="18"/>
+          <w:szCs w:val="18"/>
+        </w:rPr>
+        <w:t xml:space="preserve"> stop </w:t>
+      </w:r>
+      <w:proofErr w:type="gramStart"/>
+      <w:r>
+        <w:rPr>
+          <w:rFonts w:ascii="Verdana" w:eastAsia="굴림" w:hAnsi="Verdana" w:cs="굴림"/>
+          <w:b/>
+          <w:bCs/>
+          <w:color w:val="333333"/>
+          <w:kern w:val="0"/>
+          <w:sz w:val="18"/>
+          <w:szCs w:val="18"/>
+        </w:rPr>
+        <w:t>postfix</w:t>
+      </w:r>
+      <w:r>
+        <w:rPr>
+          <w:rFonts w:ascii="Verdana" w:eastAsia="굴림" w:hAnsi="Verdana" w:cs="굴림"/>
+          <w:color w:val="333333"/>
+          <w:kern w:val="0"/>
+          <w:sz w:val="18"/>
+          <w:szCs w:val="18"/>
+        </w:rPr>
+        <w:t> :</w:t>
+      </w:r>
+      <w:proofErr w:type="gramEnd"/>
+      <w:r>
+        <w:rPr>
+          <w:rFonts w:ascii="Verdana" w:eastAsia="굴림" w:hAnsi="Verdana" w:cs="굴림"/>
+          <w:color w:val="333333"/>
+          <w:kern w:val="0"/>
+          <w:sz w:val="18"/>
+          <w:szCs w:val="18"/>
+        </w:rPr>
+        <w:t xml:space="preserve"> postfix </w:t>
       </w:r>
       <w:r>
         <w:rPr>
@@ -6577,6 +7989,7 @@
           <w:szCs w:val="18"/>
         </w:rPr>
       </w:pPr>
+      <w:proofErr w:type="spellStart"/>
       <w:r>
         <w:rPr>
           <w:rFonts w:ascii="Verdana" w:eastAsia="굴림" w:hAnsi="Verdana" w:cs="굴림"/>
@@ -6587,17 +8000,54 @@
           <w:sz w:val="18"/>
           <w:szCs w:val="18"/>
         </w:rPr>
-        <w:t>ps aux | grep postfix</w:t>
-      </w:r>
-      <w:r>
-        <w:rPr>
-          <w:rFonts w:ascii="Verdana" w:eastAsia="굴림" w:hAnsi="Verdana" w:cs="굴림"/>
-          <w:color w:val="333333"/>
-          <w:kern w:val="0"/>
-          <w:sz w:val="18"/>
-          <w:szCs w:val="18"/>
-        </w:rPr>
-        <w:t xml:space="preserve"> : postfix </w:t>
+        <w:t>ps</w:t>
+      </w:r>
+      <w:proofErr w:type="spellEnd"/>
+      <w:r>
+        <w:rPr>
+          <w:rFonts w:ascii="Verdana" w:eastAsia="굴림" w:hAnsi="Verdana" w:cs="굴림"/>
+          <w:b/>
+          <w:bCs/>
+          <w:color w:val="333333"/>
+          <w:kern w:val="0"/>
+          <w:sz w:val="18"/>
+          <w:szCs w:val="18"/>
+        </w:rPr>
+        <w:t xml:space="preserve"> aux | grep </w:t>
+      </w:r>
+      <w:proofErr w:type="gramStart"/>
+      <w:r>
+        <w:rPr>
+          <w:rFonts w:ascii="Verdana" w:eastAsia="굴림" w:hAnsi="Verdana" w:cs="굴림"/>
+          <w:b/>
+          <w:bCs/>
+          <w:color w:val="333333"/>
+          <w:kern w:val="0"/>
+          <w:sz w:val="18"/>
+          <w:szCs w:val="18"/>
+        </w:rPr>
+        <w:t>postfix</w:t>
+      </w:r>
+      <w:r>
+        <w:rPr>
+          <w:rFonts w:ascii="Verdana" w:eastAsia="굴림" w:hAnsi="Verdana" w:cs="굴림"/>
+          <w:color w:val="333333"/>
+          <w:kern w:val="0"/>
+          <w:sz w:val="18"/>
+          <w:szCs w:val="18"/>
+        </w:rPr>
+        <w:t> :</w:t>
+      </w:r>
+      <w:proofErr w:type="gramEnd"/>
+      <w:r>
+        <w:rPr>
+          <w:rFonts w:ascii="Verdana" w:eastAsia="굴림" w:hAnsi="Verdana" w:cs="굴림"/>
+          <w:color w:val="333333"/>
+          <w:kern w:val="0"/>
+          <w:sz w:val="18"/>
+          <w:szCs w:val="18"/>
+        </w:rPr>
+        <w:t xml:space="preserve"> postfix </w:t>
       </w:r>
       <w:r>
         <w:rPr>
@@ -6673,6 +8123,7 @@
           <w:szCs w:val="18"/>
         </w:rPr>
       </w:pPr>
+      <w:proofErr w:type="spellStart"/>
       <w:r>
         <w:rPr>
           <w:rFonts w:ascii="Verdana" w:eastAsia="굴림" w:hAnsi="Verdana" w:cs="굴림"/>
@@ -6683,17 +8134,54 @@
           <w:sz w:val="18"/>
           <w:szCs w:val="18"/>
         </w:rPr>
-        <w:t>systemctl disable postfix</w:t>
-      </w:r>
-      <w:r>
-        <w:rPr>
-          <w:rFonts w:ascii="Verdana" w:eastAsia="굴림" w:hAnsi="Verdana" w:cs="굴림"/>
-          <w:color w:val="333333"/>
-          <w:kern w:val="0"/>
-          <w:sz w:val="18"/>
-          <w:szCs w:val="18"/>
-        </w:rPr>
-        <w:t xml:space="preserve"> : </w:t>
+        <w:t>systemctl</w:t>
+      </w:r>
+      <w:proofErr w:type="spellEnd"/>
+      <w:r>
+        <w:rPr>
+          <w:rFonts w:ascii="Verdana" w:eastAsia="굴림" w:hAnsi="Verdana" w:cs="굴림"/>
+          <w:b/>
+          <w:bCs/>
+          <w:color w:val="333333"/>
+          <w:kern w:val="0"/>
+          <w:sz w:val="18"/>
+          <w:szCs w:val="18"/>
+        </w:rPr>
+        <w:t xml:space="preserve"> disable </w:t>
+      </w:r>
+      <w:proofErr w:type="gramStart"/>
+      <w:r>
+        <w:rPr>
+          <w:rFonts w:ascii="Verdana" w:eastAsia="굴림" w:hAnsi="Verdana" w:cs="굴림"/>
+          <w:b/>
+          <w:bCs/>
+          <w:color w:val="333333"/>
+          <w:kern w:val="0"/>
+          <w:sz w:val="18"/>
+          <w:szCs w:val="18"/>
+        </w:rPr>
+        <w:t>postfix</w:t>
+      </w:r>
+      <w:r>
+        <w:rPr>
+          <w:rFonts w:ascii="Verdana" w:eastAsia="굴림" w:hAnsi="Verdana" w:cs="굴림"/>
+          <w:color w:val="333333"/>
+          <w:kern w:val="0"/>
+          <w:sz w:val="18"/>
+          <w:szCs w:val="18"/>
+        </w:rPr>
+        <w:t> :</w:t>
+      </w:r>
+      <w:proofErr w:type="gramEnd"/>
+      <w:r>
+        <w:rPr>
+          <w:rFonts w:ascii="Verdana" w:eastAsia="굴림" w:hAnsi="Verdana" w:cs="굴림"/>
+          <w:color w:val="333333"/>
+          <w:kern w:val="0"/>
+          <w:sz w:val="18"/>
+          <w:szCs w:val="18"/>
+        </w:rPr>
+        <w:t xml:space="preserve"> </w:t>
       </w:r>
       <w:r>
         <w:rPr>
@@ -6809,6 +8297,7 @@
           <w:szCs w:val="18"/>
         </w:rPr>
       </w:pPr>
+      <w:proofErr w:type="spellStart"/>
       <w:r>
         <w:rPr>
           <w:rFonts w:ascii="Verdana" w:eastAsia="굴림" w:hAnsi="Verdana" w:cs="굴림"/>
@@ -6820,17 +8309,54 @@
           <w:szCs w:val="18"/>
         </w:rPr>
         <w:lastRenderedPageBreak/>
-        <w:t>systemctl list-unit-files | grep postfix</w:t>
-      </w:r>
-      <w:r>
-        <w:rPr>
-          <w:rFonts w:ascii="Verdana" w:eastAsia="굴림" w:hAnsi="Verdana" w:cs="굴림"/>
-          <w:color w:val="333333"/>
-          <w:kern w:val="0"/>
-          <w:sz w:val="18"/>
-          <w:szCs w:val="18"/>
-        </w:rPr>
-        <w:t> : postfix disable</w:t>
+        <w:t>systemctl</w:t>
+      </w:r>
+      <w:proofErr w:type="spellEnd"/>
+      <w:r>
+        <w:rPr>
+          <w:rFonts w:ascii="Verdana" w:eastAsia="굴림" w:hAnsi="Verdana" w:cs="굴림"/>
+          <w:b/>
+          <w:bCs/>
+          <w:color w:val="333333"/>
+          <w:kern w:val="0"/>
+          <w:sz w:val="18"/>
+          <w:szCs w:val="18"/>
+        </w:rPr>
+        <w:t xml:space="preserve"> list-unit-files | grep </w:t>
+      </w:r>
+      <w:proofErr w:type="gramStart"/>
+      <w:r>
+        <w:rPr>
+          <w:rFonts w:ascii="Verdana" w:eastAsia="굴림" w:hAnsi="Verdana" w:cs="굴림"/>
+          <w:b/>
+          <w:bCs/>
+          <w:color w:val="333333"/>
+          <w:kern w:val="0"/>
+          <w:sz w:val="18"/>
+          <w:szCs w:val="18"/>
+        </w:rPr>
+        <w:t>postfix</w:t>
+      </w:r>
+      <w:r>
+        <w:rPr>
+          <w:rFonts w:ascii="Verdana" w:eastAsia="굴림" w:hAnsi="Verdana" w:cs="굴림"/>
+          <w:color w:val="333333"/>
+          <w:kern w:val="0"/>
+          <w:sz w:val="18"/>
+          <w:szCs w:val="18"/>
+        </w:rPr>
+        <w:t> :</w:t>
+      </w:r>
+      <w:proofErr w:type="gramEnd"/>
+      <w:r>
+        <w:rPr>
+          <w:rFonts w:ascii="Verdana" w:eastAsia="굴림" w:hAnsi="Verdana" w:cs="굴림"/>
+          <w:color w:val="333333"/>
+          <w:kern w:val="0"/>
+          <w:sz w:val="18"/>
+          <w:szCs w:val="18"/>
+        </w:rPr>
+        <w:t xml:space="preserve"> postfix disable</w:t>
       </w:r>
       <w:r>
         <w:rPr>
@@ -6945,13 +8471,13 @@
           <w:numId w:val="35"/>
         </w:numPr>
       </w:pPr>
-      <w:bookmarkStart w:id="61" w:name="_Toc488328266"/>
-      <w:bookmarkStart w:id="62" w:name="_Toc496545311"/>
+      <w:bookmarkStart w:id="60" w:name="_Toc488328266"/>
+      <w:bookmarkStart w:id="61" w:name="_Toc496545311"/>
       <w:r>
         <w:t>iptables flush</w:t>
       </w:r>
+      <w:bookmarkEnd w:id="60"/>
       <w:bookmarkEnd w:id="61"/>
-      <w:bookmarkEnd w:id="62"/>
     </w:p>
     <w:p>
       <w:pPr>
@@ -6986,17 +8512,41 @@
           <w:sz w:val="18"/>
           <w:szCs w:val="18"/>
         </w:rPr>
-        <w:t>iptables -F</w:t>
-      </w:r>
-      <w:r>
-        <w:rPr>
-          <w:rFonts w:ascii="Verdana" w:eastAsia="굴림" w:hAnsi="Verdana" w:cs="굴림"/>
-          <w:color w:val="333333"/>
-          <w:kern w:val="0"/>
-          <w:sz w:val="18"/>
-          <w:szCs w:val="18"/>
-        </w:rPr>
-        <w:t xml:space="preserve"> : </w:t>
+        <w:t>iptables -</w:t>
+      </w:r>
+      <w:proofErr w:type="gramStart"/>
+      <w:r>
+        <w:rPr>
+          <w:rFonts w:ascii="Verdana" w:eastAsia="굴림" w:hAnsi="Verdana" w:cs="굴림"/>
+          <w:b/>
+          <w:bCs/>
+          <w:color w:val="333333"/>
+          <w:kern w:val="0"/>
+          <w:sz w:val="18"/>
+          <w:szCs w:val="18"/>
+        </w:rPr>
+        <w:t>F</w:t>
+      </w:r>
+      <w:r>
+        <w:rPr>
+          <w:rFonts w:ascii="Verdana" w:eastAsia="굴림" w:hAnsi="Verdana" w:cs="굴림"/>
+          <w:color w:val="333333"/>
+          <w:kern w:val="0"/>
+          <w:sz w:val="18"/>
+          <w:szCs w:val="18"/>
+        </w:rPr>
+        <w:t> :</w:t>
+      </w:r>
+      <w:proofErr w:type="gramEnd"/>
+      <w:r>
+        <w:rPr>
+          <w:rFonts w:ascii="Verdana" w:eastAsia="굴림" w:hAnsi="Verdana" w:cs="굴림"/>
+          <w:color w:val="333333"/>
+          <w:kern w:val="0"/>
+          <w:sz w:val="18"/>
+          <w:szCs w:val="18"/>
+        </w:rPr>
+        <w:t xml:space="preserve"> </w:t>
       </w:r>
       <w:r>
         <w:rPr>
@@ -7102,17 +8652,43 @@
           <w:sz w:val="18"/>
           <w:szCs w:val="18"/>
         </w:rPr>
-        <w:t>iptables -nL</w:t>
-      </w:r>
-      <w:r>
-        <w:rPr>
-          <w:rFonts w:ascii="Verdana" w:eastAsia="굴림" w:hAnsi="Verdana" w:cs="굴림"/>
-          <w:color w:val="333333"/>
-          <w:kern w:val="0"/>
-          <w:sz w:val="18"/>
-          <w:szCs w:val="18"/>
-        </w:rPr>
-        <w:t xml:space="preserve"> : </w:t>
+        <w:t>iptables -</w:t>
+      </w:r>
+      <w:proofErr w:type="spellStart"/>
+      <w:proofErr w:type="gramStart"/>
+      <w:r>
+        <w:rPr>
+          <w:rFonts w:ascii="Verdana" w:eastAsia="굴림" w:hAnsi="Verdana" w:cs="굴림"/>
+          <w:b/>
+          <w:bCs/>
+          <w:color w:val="333333"/>
+          <w:kern w:val="0"/>
+          <w:sz w:val="18"/>
+          <w:szCs w:val="18"/>
+        </w:rPr>
+        <w:t>nL</w:t>
+      </w:r>
+      <w:proofErr w:type="spellEnd"/>
+      <w:r>
+        <w:rPr>
+          <w:rFonts w:ascii="Verdana" w:eastAsia="굴림" w:hAnsi="Verdana" w:cs="굴림"/>
+          <w:color w:val="333333"/>
+          <w:kern w:val="0"/>
+          <w:sz w:val="18"/>
+          <w:szCs w:val="18"/>
+        </w:rPr>
+        <w:t> :</w:t>
+      </w:r>
+      <w:proofErr w:type="gramEnd"/>
+      <w:r>
+        <w:rPr>
+          <w:rFonts w:ascii="Verdana" w:eastAsia="굴림" w:hAnsi="Verdana" w:cs="굴림"/>
+          <w:color w:val="333333"/>
+          <w:kern w:val="0"/>
+          <w:sz w:val="18"/>
+          <w:szCs w:val="18"/>
+        </w:rPr>
+        <w:t xml:space="preserve"> </w:t>
       </w:r>
       <w:r>
         <w:rPr>
@@ -7184,13 +8760,18 @@
           <w:numId w:val="35"/>
         </w:numPr>
       </w:pPr>
-      <w:bookmarkStart w:id="63" w:name="_Toc488328267"/>
-      <w:bookmarkStart w:id="64" w:name="_Toc496545312"/>
-      <w:r>
-        <w:t>firewalld stop &amp; disable</w:t>
-      </w:r>
+      <w:bookmarkStart w:id="62" w:name="_Toc488328267"/>
+      <w:bookmarkStart w:id="63" w:name="_Toc496545312"/>
+      <w:proofErr w:type="spellStart"/>
+      <w:r>
+        <w:t>firewalld</w:t>
+      </w:r>
+      <w:proofErr w:type="spellEnd"/>
+      <w:r>
+        <w:t xml:space="preserve"> stop &amp; disable</w:t>
+      </w:r>
+      <w:bookmarkEnd w:id="62"/>
       <w:bookmarkEnd w:id="63"/>
-      <w:bookmarkEnd w:id="64"/>
     </w:p>
     <w:p>
       <w:pPr>
@@ -7215,6 +8796,7 @@
           <w:szCs w:val="18"/>
         </w:rPr>
       </w:pPr>
+      <w:proofErr w:type="spellStart"/>
       <w:r>
         <w:rPr>
           <w:rFonts w:ascii="Verdana" w:eastAsia="굴림" w:hAnsi="Verdana" w:cs="굴림"/>
@@ -7225,17 +8807,56 @@
           <w:sz w:val="18"/>
           <w:szCs w:val="18"/>
         </w:rPr>
-        <w:t>systemctl stop firewalld</w:t>
-      </w:r>
-      <w:r>
-        <w:rPr>
-          <w:rFonts w:ascii="Verdana" w:eastAsia="굴림" w:hAnsi="Verdana" w:cs="굴림"/>
-          <w:color w:val="333333"/>
-          <w:kern w:val="0"/>
-          <w:sz w:val="18"/>
-          <w:szCs w:val="18"/>
-        </w:rPr>
-        <w:t xml:space="preserve"> : </w:t>
+        <w:t>systemctl</w:t>
+      </w:r>
+      <w:proofErr w:type="spellEnd"/>
+      <w:r>
+        <w:rPr>
+          <w:rFonts w:ascii="Verdana" w:eastAsia="굴림" w:hAnsi="Verdana" w:cs="굴림"/>
+          <w:b/>
+          <w:bCs/>
+          <w:color w:val="333333"/>
+          <w:kern w:val="0"/>
+          <w:sz w:val="18"/>
+          <w:szCs w:val="18"/>
+        </w:rPr>
+        <w:t xml:space="preserve"> stop </w:t>
+      </w:r>
+      <w:proofErr w:type="spellStart"/>
+      <w:proofErr w:type="gramStart"/>
+      <w:r>
+        <w:rPr>
+          <w:rFonts w:ascii="Verdana" w:eastAsia="굴림" w:hAnsi="Verdana" w:cs="굴림"/>
+          <w:b/>
+          <w:bCs/>
+          <w:color w:val="333333"/>
+          <w:kern w:val="0"/>
+          <w:sz w:val="18"/>
+          <w:szCs w:val="18"/>
+        </w:rPr>
+        <w:t>firewalld</w:t>
+      </w:r>
+      <w:proofErr w:type="spellEnd"/>
+      <w:r>
+        <w:rPr>
+          <w:rFonts w:ascii="Verdana" w:eastAsia="굴림" w:hAnsi="Verdana" w:cs="굴림"/>
+          <w:color w:val="333333"/>
+          <w:kern w:val="0"/>
+          <w:sz w:val="18"/>
+          <w:szCs w:val="18"/>
+        </w:rPr>
+        <w:t> :</w:t>
+      </w:r>
+      <w:proofErr w:type="gramEnd"/>
+      <w:r>
+        <w:rPr>
+          <w:rFonts w:ascii="Verdana" w:eastAsia="굴림" w:hAnsi="Verdana" w:cs="굴림"/>
+          <w:color w:val="333333"/>
+          <w:kern w:val="0"/>
+          <w:sz w:val="18"/>
+          <w:szCs w:val="18"/>
+        </w:rPr>
+        <w:t xml:space="preserve"> </w:t>
       </w:r>
       <w:r>
         <w:rPr>
@@ -7291,6 +8912,7 @@
           <w:szCs w:val="18"/>
         </w:rPr>
       </w:pPr>
+      <w:proofErr w:type="spellStart"/>
       <w:r>
         <w:rPr>
           <w:rFonts w:ascii="Verdana" w:eastAsia="굴림" w:hAnsi="Verdana" w:cs="굴림"/>
@@ -7301,17 +8923,56 @@
           <w:sz w:val="18"/>
           <w:szCs w:val="18"/>
         </w:rPr>
-        <w:t>systemctl disable firewalld</w:t>
-      </w:r>
-      <w:r>
-        <w:rPr>
-          <w:rFonts w:ascii="Verdana" w:eastAsia="굴림" w:hAnsi="Verdana" w:cs="굴림"/>
-          <w:color w:val="333333"/>
-          <w:kern w:val="0"/>
-          <w:sz w:val="18"/>
-          <w:szCs w:val="18"/>
-        </w:rPr>
-        <w:t xml:space="preserve"> : </w:t>
+        <w:t>systemctl</w:t>
+      </w:r>
+      <w:proofErr w:type="spellEnd"/>
+      <w:r>
+        <w:rPr>
+          <w:rFonts w:ascii="Verdana" w:eastAsia="굴림" w:hAnsi="Verdana" w:cs="굴림"/>
+          <w:b/>
+          <w:bCs/>
+          <w:color w:val="333333"/>
+          <w:kern w:val="0"/>
+          <w:sz w:val="18"/>
+          <w:szCs w:val="18"/>
+        </w:rPr>
+        <w:t xml:space="preserve"> disable </w:t>
+      </w:r>
+      <w:proofErr w:type="spellStart"/>
+      <w:proofErr w:type="gramStart"/>
+      <w:r>
+        <w:rPr>
+          <w:rFonts w:ascii="Verdana" w:eastAsia="굴림" w:hAnsi="Verdana" w:cs="굴림"/>
+          <w:b/>
+          <w:bCs/>
+          <w:color w:val="333333"/>
+          <w:kern w:val="0"/>
+          <w:sz w:val="18"/>
+          <w:szCs w:val="18"/>
+        </w:rPr>
+        <w:t>firewalld</w:t>
+      </w:r>
+      <w:proofErr w:type="spellEnd"/>
+      <w:r>
+        <w:rPr>
+          <w:rFonts w:ascii="Verdana" w:eastAsia="굴림" w:hAnsi="Verdana" w:cs="굴림"/>
+          <w:color w:val="333333"/>
+          <w:kern w:val="0"/>
+          <w:sz w:val="18"/>
+          <w:szCs w:val="18"/>
+        </w:rPr>
+        <w:t> :</w:t>
+      </w:r>
+      <w:proofErr w:type="gramEnd"/>
+      <w:r>
+        <w:rPr>
+          <w:rFonts w:ascii="Verdana" w:eastAsia="굴림" w:hAnsi="Verdana" w:cs="굴림"/>
+          <w:color w:val="333333"/>
+          <w:kern w:val="0"/>
+          <w:sz w:val="18"/>
+          <w:szCs w:val="18"/>
+        </w:rPr>
+        <w:t xml:space="preserve"> </w:t>
       </w:r>
       <w:r>
         <w:rPr>
@@ -7447,6 +9108,7 @@
           <w:szCs w:val="18"/>
         </w:rPr>
       </w:pPr>
+      <w:proofErr w:type="spellStart"/>
       <w:r>
         <w:rPr>
           <w:rFonts w:ascii="Verdana" w:eastAsia="굴림" w:hAnsi="Verdana" w:cs="굴림"/>
@@ -7457,17 +9119,78 @@
           <w:sz w:val="18"/>
           <w:szCs w:val="18"/>
         </w:rPr>
-        <w:t>systemctl list-unit-files | grep firewalld</w:t>
-      </w:r>
-      <w:r>
-        <w:rPr>
-          <w:rFonts w:ascii="Verdana" w:eastAsia="굴림" w:hAnsi="Verdana" w:cs="굴림"/>
-          <w:color w:val="333333"/>
-          <w:kern w:val="0"/>
-          <w:sz w:val="18"/>
-          <w:szCs w:val="18"/>
-        </w:rPr>
-        <w:t> : firewalld disable</w:t>
+        <w:t>systemctl</w:t>
+      </w:r>
+      <w:proofErr w:type="spellEnd"/>
+      <w:r>
+        <w:rPr>
+          <w:rFonts w:ascii="Verdana" w:eastAsia="굴림" w:hAnsi="Verdana" w:cs="굴림"/>
+          <w:b/>
+          <w:bCs/>
+          <w:color w:val="333333"/>
+          <w:kern w:val="0"/>
+          <w:sz w:val="18"/>
+          <w:szCs w:val="18"/>
+        </w:rPr>
+        <w:t xml:space="preserve"> list-unit-files | grep </w:t>
+      </w:r>
+      <w:proofErr w:type="spellStart"/>
+      <w:proofErr w:type="gramStart"/>
+      <w:r>
+        <w:rPr>
+          <w:rFonts w:ascii="Verdana" w:eastAsia="굴림" w:hAnsi="Verdana" w:cs="굴림"/>
+          <w:b/>
+          <w:bCs/>
+          <w:color w:val="333333"/>
+          <w:kern w:val="0"/>
+          <w:sz w:val="18"/>
+          <w:szCs w:val="18"/>
+        </w:rPr>
+        <w:t>firewalld</w:t>
+      </w:r>
+      <w:proofErr w:type="spellEnd"/>
+      <w:r>
+        <w:rPr>
+          <w:rFonts w:ascii="Verdana" w:eastAsia="굴림" w:hAnsi="Verdana" w:cs="굴림"/>
+          <w:color w:val="333333"/>
+          <w:kern w:val="0"/>
+          <w:sz w:val="18"/>
+          <w:szCs w:val="18"/>
+        </w:rPr>
+        <w:t> :</w:t>
+      </w:r>
+      <w:proofErr w:type="gramEnd"/>
+      <w:r>
+        <w:rPr>
+          <w:rFonts w:ascii="Verdana" w:eastAsia="굴림" w:hAnsi="Verdana" w:cs="굴림"/>
+          <w:color w:val="333333"/>
+          <w:kern w:val="0"/>
+          <w:sz w:val="18"/>
+          <w:szCs w:val="18"/>
+        </w:rPr>
+        <w:t xml:space="preserve"> </w:t>
+      </w:r>
+      <w:proofErr w:type="spellStart"/>
+      <w:r>
+        <w:rPr>
+          <w:rFonts w:ascii="Verdana" w:eastAsia="굴림" w:hAnsi="Verdana" w:cs="굴림"/>
+          <w:color w:val="333333"/>
+          <w:kern w:val="0"/>
+          <w:sz w:val="18"/>
+          <w:szCs w:val="18"/>
+        </w:rPr>
+        <w:t>firewalld</w:t>
+      </w:r>
+      <w:proofErr w:type="spellEnd"/>
+      <w:r>
+        <w:rPr>
+          <w:rFonts w:ascii="Verdana" w:eastAsia="굴림" w:hAnsi="Verdana" w:cs="굴림"/>
+          <w:color w:val="333333"/>
+          <w:kern w:val="0"/>
+          <w:sz w:val="18"/>
+          <w:szCs w:val="18"/>
+        </w:rPr>
+        <w:t xml:space="preserve"> disable</w:t>
       </w:r>
       <w:r>
         <w:rPr>
@@ -7582,14 +9305,14 @@
           <w:numId w:val="35"/>
         </w:numPr>
       </w:pPr>
-      <w:bookmarkStart w:id="65" w:name="_Toc496545313"/>
+      <w:bookmarkStart w:id="64" w:name="_Toc496545313"/>
       <w:r>
         <w:rPr>
           <w:rFonts w:hint="eastAsia"/>
         </w:rPr>
         <w:t>telnet 설치</w:t>
       </w:r>
-      <w:bookmarkEnd w:id="65"/>
+      <w:bookmarkEnd w:id="64"/>
     </w:p>
     <w:p>
       <w:pPr>
@@ -7608,13 +9331,28 @@
           <w:rFonts w:hint="eastAsia"/>
           <w:b/>
         </w:rPr>
-        <w:t xml:space="preserve">yum install telnet </w:t>
-      </w:r>
-      <w:r>
-        <w:rPr>
+        <w:t xml:space="preserve">yum install </w:t>
+      </w:r>
+      <w:proofErr w:type="gramStart"/>
+      <w:r>
+        <w:rPr>
+          <w:rFonts w:hint="eastAsia"/>
           <w:b/>
         </w:rPr>
-        <w:t xml:space="preserve">: </w:t>
+        <w:t xml:space="preserve">telnet </w:t>
+      </w:r>
+      <w:r>
+        <w:rPr>
+          <w:b/>
+        </w:rPr>
+        <w:t>:</w:t>
+      </w:r>
+      <w:proofErr w:type="gramEnd"/>
+      <w:r>
+        <w:rPr>
+          <w:b/>
+        </w:rPr>
+        <w:t xml:space="preserve"> </w:t>
       </w:r>
       <w:r>
         <w:rPr>
@@ -7647,9 +9385,9 @@
         <w:ind w:right="200"/>
       </w:pPr>
     </w:p>
-    <w:bookmarkStart w:id="66" w:name="_Toc488328268"/>
-    <w:bookmarkStart w:id="67" w:name="_Toc488328303"/>
-    <w:bookmarkStart w:id="68" w:name="_Toc496545314"/>
+    <w:bookmarkStart w:id="65" w:name="_Toc488328268"/>
+    <w:bookmarkStart w:id="66" w:name="_Toc488328303"/>
+    <w:bookmarkStart w:id="67" w:name="_Toc496545314"/>
     <w:p>
       <w:pPr>
         <w:pStyle w:val="ae"/>
@@ -7747,7 +9485,7 @@
               </wp:anchor>
             </w:drawing>
           </mc:Choice>
-          <mc:Fallback xmlns:cx="http://schemas.microsoft.com/office/drawing/2014/chartex" xmlns:w16se="http://schemas.microsoft.com/office/word/2015/wordml/symex" xmlns:w16cid="http://schemas.microsoft.com/office/word/2016/wordml/cid" xmlns:am3d="http://schemas.microsoft.com/office/drawing/2017/model3d" xmlns:aink="http://schemas.microsoft.com/office/drawing/2016/ink" xmlns:cx8="http://schemas.microsoft.com/office/drawing/2016/5/14/chartex" xmlns:cx7="http://schemas.microsoft.com/office/drawing/2016/5/13/chartex" xmlns:cx6="http://schemas.microsoft.com/office/drawing/2016/5/12/chartex" xmlns:cx5="http://schemas.microsoft.com/office/drawing/2016/5/11/chartex" xmlns:cx4="http://schemas.microsoft.com/office/drawing/2016/5/10/chartex" xmlns:cx3="http://schemas.microsoft.com/office/drawing/2016/5/9/chartex" xmlns:cx2="http://schemas.microsoft.com/office/drawing/2015/10/21/chartex" xmlns:cx1="http://schemas.microsoft.com/office/drawing/2015/9/8/chartex">
+          <mc:Fallback>
             <w:pict>
               <v:rect w14:anchorId="6A06D5D6" id="직사각형 64" o:spid="_x0000_s1026" style="position:absolute;left:0;text-align:left;margin-left:35.7pt;margin-top:34.75pt;width:6in;height:9pt;z-index:251668480;visibility:visible;mso-wrap-style:square;mso-width-percent:0;mso-height-percent:0;mso-wrap-distance-left:9pt;mso-wrap-distance-top:0;mso-wrap-distance-right:9pt;mso-wrap-distance-bottom:0;mso-position-horizontal:absolute;mso-position-horizontal-relative:margin;mso-position-vertical:absolute;mso-position-vertical-relative:text;mso-width-percent:0;mso-height-percent:0;mso-width-relative:page;mso-height-relative:page;v-text-anchor:top" o:gfxdata="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" stroked="f">
                 <v:fill color2="navy" angle="90" focus="100%" type="gradient"/>
@@ -7757,9 +9495,9 @@
           </mc:Fallback>
         </mc:AlternateContent>
       </w:r>
+      <w:bookmarkEnd w:id="65"/>
       <w:bookmarkEnd w:id="66"/>
       <w:bookmarkEnd w:id="67"/>
-      <w:bookmarkEnd w:id="68"/>
     </w:p>
     <w:p>
       <w:pPr>
@@ -7770,16 +9508,16 @@
         </w:numPr>
         <w:ind w:left="200" w:right="200"/>
       </w:pPr>
-      <w:bookmarkStart w:id="69" w:name="_Toc488328269"/>
-      <w:bookmarkStart w:id="70" w:name="_Toc496545315"/>
+      <w:bookmarkStart w:id="68" w:name="_Toc488328269"/>
+      <w:bookmarkStart w:id="69" w:name="_Toc496545315"/>
       <w:r>
         <w:rPr>
           <w:rFonts w:hint="eastAsia"/>
         </w:rPr>
         <w:t>설치</w:t>
       </w:r>
+      <w:bookmarkEnd w:id="68"/>
       <w:bookmarkEnd w:id="69"/>
-      <w:bookmarkEnd w:id="70"/>
     </w:p>
     <w:p>
       <w:pPr>
@@ -7877,7 +9615,7 @@
               </wp:anchor>
             </w:drawing>
           </mc:Choice>
-          <mc:Fallback xmlns:cx="http://schemas.microsoft.com/office/drawing/2014/chartex" xmlns:w16se="http://schemas.microsoft.com/office/word/2015/wordml/symex" xmlns:w16cid="http://schemas.microsoft.com/office/word/2016/wordml/cid" xmlns:am3d="http://schemas.microsoft.com/office/drawing/2017/model3d" xmlns:aink="http://schemas.microsoft.com/office/drawing/2016/ink" xmlns:cx8="http://schemas.microsoft.com/office/drawing/2016/5/14/chartex" xmlns:cx7="http://schemas.microsoft.com/office/drawing/2016/5/13/chartex" xmlns:cx6="http://schemas.microsoft.com/office/drawing/2016/5/12/chartex" xmlns:cx5="http://schemas.microsoft.com/office/drawing/2016/5/11/chartex" xmlns:cx4="http://schemas.microsoft.com/office/drawing/2016/5/10/chartex" xmlns:cx3="http://schemas.microsoft.com/office/drawing/2016/5/9/chartex" xmlns:cx2="http://schemas.microsoft.com/office/drawing/2015/10/21/chartex" xmlns:cx1="http://schemas.microsoft.com/office/drawing/2015/9/8/chartex">
+          <mc:Fallback>
             <w:pict>
               <v:rect w14:anchorId="7A22AAB4" id="직사각형 65" o:spid="_x0000_s1026" style="position:absolute;left:0;text-align:left;margin-left:380.8pt;margin-top:.75pt;width:6in;height:9pt;z-index:251667456;visibility:visible;mso-wrap-style:square;mso-width-percent:0;mso-height-percent:0;mso-wrap-distance-left:9pt;mso-wrap-distance-top:0;mso-wrap-distance-right:9pt;mso-wrap-distance-bottom:0;mso-position-horizontal:right;mso-position-horizontal-relative:margin;mso-position-vertical:absolute;mso-position-vertical-relative:text;mso-width-percent:0;mso-height-percent:0;mso-width-relative:page;mso-height-relative:page;v-text-anchor:top" o:gfxdata="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" stroked="f">
                 <v:fill color2="navy" angle="90" focus="100%" type="gradient"/>
@@ -8050,7 +9788,15 @@
         <w:t>설치된</w:t>
       </w:r>
       <w:r>
-        <w:t xml:space="preserve"> ezEKP </w:t>
+        <w:t xml:space="preserve"> </w:t>
+      </w:r>
+      <w:proofErr w:type="spellStart"/>
+      <w:r>
+        <w:t>ezEKP</w:t>
+      </w:r>
+      <w:proofErr w:type="spellEnd"/>
+      <w:r>
+        <w:t xml:space="preserve"> </w:t>
       </w:r>
       <w:r>
         <w:t>구조</w:t>
@@ -8204,8 +9950,13 @@
       <w:r>
         <w:tab/>
       </w:r>
-      <w:r>
-        <w:t xml:space="preserve">ezEKP </w:t>
+      <w:proofErr w:type="spellStart"/>
+      <w:r>
+        <w:t>ezEKP</w:t>
+      </w:r>
+      <w:proofErr w:type="spellEnd"/>
+      <w:r>
+        <w:t xml:space="preserve"> </w:t>
       </w:r>
       <w:r>
         <w:t>디렉토리</w:t>
@@ -8217,7 +9968,15 @@
         <w:t>를</w:t>
       </w:r>
       <w:r>
-        <w:t xml:space="preserve"> jmocha </w:t>
+        <w:t xml:space="preserve"> </w:t>
+      </w:r>
+      <w:proofErr w:type="spellStart"/>
+      <w:r>
+        <w:t>jmocha</w:t>
+      </w:r>
+      <w:proofErr w:type="spellEnd"/>
+      <w:r>
+        <w:t xml:space="preserve"> </w:t>
       </w:r>
       <w:r>
         <w:t>소유로</w:t>
@@ -8289,9 +10048,11 @@
       <w:r>
         <w:tab/>
       </w:r>
+      <w:proofErr w:type="spellStart"/>
       <w:r>
         <w:t>라이센스키</w:t>
       </w:r>
+      <w:proofErr w:type="spellEnd"/>
       <w:r>
         <w:t xml:space="preserve"> </w:t>
       </w:r>
@@ -8375,9 +10136,11 @@
         </w:rPr>
         <w:t xml:space="preserve"> </w:t>
       </w:r>
+      <w:proofErr w:type="spellStart"/>
       <w:r>
         <w:t>리부팅</w:t>
       </w:r>
+      <w:proofErr w:type="spellEnd"/>
       <w:r>
         <w:t xml:space="preserve"> </w:t>
       </w:r>
@@ -8476,14 +10239,14 @@
           <w:numId w:val="14"/>
         </w:numPr>
       </w:pPr>
-      <w:bookmarkStart w:id="71" w:name="_Toc488328270"/>
-      <w:bookmarkStart w:id="72" w:name="_Toc496545316"/>
+      <w:bookmarkStart w:id="70" w:name="_Toc488328270"/>
+      <w:bookmarkStart w:id="71" w:name="_Toc496545316"/>
       <w:r>
         <w:lastRenderedPageBreak/>
         <w:t>설치 스크립트 실행</w:t>
       </w:r>
+      <w:bookmarkEnd w:id="70"/>
       <w:bookmarkEnd w:id="71"/>
-      <w:bookmarkEnd w:id="72"/>
     </w:p>
     <w:p>
       <w:pPr>
@@ -8518,8 +10281,9 @@
           <w:sz w:val="18"/>
           <w:szCs w:val="18"/>
         </w:rPr>
-        <w:t xml:space="preserve">tar xfvz </w:t>
-      </w:r>
+        <w:t xml:space="preserve">tar </w:t>
+      </w:r>
+      <w:proofErr w:type="spellStart"/>
       <w:r>
         <w:rPr>
           <w:rFonts w:ascii="Verdana" w:eastAsia="굴림" w:hAnsi="Verdana" w:cs="굴림"/>
@@ -8530,6 +10294,32 @@
           <w:sz w:val="18"/>
           <w:szCs w:val="18"/>
         </w:rPr>
+        <w:t>xfvz</w:t>
+      </w:r>
+      <w:proofErr w:type="spellEnd"/>
+      <w:r>
+        <w:rPr>
+          <w:rFonts w:ascii="Verdana" w:eastAsia="굴림" w:hAnsi="Verdana" w:cs="굴림"/>
+          <w:b/>
+          <w:bCs/>
+          <w:color w:val="333333"/>
+          <w:kern w:val="0"/>
+          <w:sz w:val="18"/>
+          <w:szCs w:val="18"/>
+        </w:rPr>
+        <w:t xml:space="preserve"> </w:t>
+      </w:r>
+      <w:proofErr w:type="gramStart"/>
+      <w:r>
+        <w:rPr>
+          <w:rFonts w:ascii="Verdana" w:eastAsia="굴림" w:hAnsi="Verdana" w:cs="굴림"/>
+          <w:b/>
+          <w:bCs/>
+          <w:color w:val="333333"/>
+          <w:kern w:val="0"/>
+          <w:sz w:val="18"/>
+          <w:szCs w:val="18"/>
+        </w:rPr>
         <w:t>패키지파일이름</w:t>
       </w:r>
       <w:r>
@@ -8540,7 +10330,18 @@
           <w:sz w:val="18"/>
           <w:szCs w:val="18"/>
         </w:rPr>
-        <w:t> : </w:t>
+        <w:t> :</w:t>
+      </w:r>
+      <w:proofErr w:type="gramEnd"/>
+      <w:r>
+        <w:rPr>
+          <w:rFonts w:ascii="Verdana" w:eastAsia="굴림" w:hAnsi="Verdana" w:cs="굴림"/>
+          <w:color w:val="333333"/>
+          <w:kern w:val="0"/>
+          <w:sz w:val="18"/>
+          <w:szCs w:val="18"/>
+        </w:rPr>
+        <w:t> </w:t>
       </w:r>
       <w:r>
         <w:rPr>
@@ -8620,7 +10421,29 @@
           <w:sz w:val="18"/>
           <w:szCs w:val="18"/>
         </w:rPr>
-        <w:t xml:space="preserve"> (jmocha </w:t>
+        <w:t xml:space="preserve"> (</w:t>
+      </w:r>
+      <w:proofErr w:type="spellStart"/>
+      <w:r>
+        <w:rPr>
+          <w:rFonts w:ascii="Verdana" w:eastAsia="굴림" w:hAnsi="Verdana" w:cs="굴림"/>
+          <w:color w:val="333333"/>
+          <w:kern w:val="0"/>
+          <w:sz w:val="18"/>
+          <w:szCs w:val="18"/>
+        </w:rPr>
+        <w:t>jmocha</w:t>
+      </w:r>
+      <w:proofErr w:type="spellEnd"/>
+      <w:r>
+        <w:rPr>
+          <w:rFonts w:ascii="Verdana" w:eastAsia="굴림" w:hAnsi="Verdana" w:cs="굴림"/>
+          <w:color w:val="333333"/>
+          <w:kern w:val="0"/>
+          <w:sz w:val="18"/>
+          <w:szCs w:val="18"/>
+        </w:rPr>
+        <w:t xml:space="preserve"> </w:t>
       </w:r>
       <w:r>
         <w:rPr>
@@ -8749,6 +10572,7 @@
           <w:szCs w:val="18"/>
         </w:rPr>
       </w:pPr>
+      <w:proofErr w:type="spellStart"/>
       <w:r>
         <w:rPr>
           <w:rFonts w:ascii="Verdana" w:eastAsia="굴림" w:hAnsi="Verdana" w:cs="굴림"/>
@@ -8759,8 +10583,9 @@
           <w:sz w:val="18"/>
           <w:szCs w:val="18"/>
         </w:rPr>
-        <w:t xml:space="preserve">ezEKP </w:t>
-      </w:r>
+        <w:t>ezEKP</w:t>
+      </w:r>
+      <w:proofErr w:type="spellEnd"/>
       <w:r>
         <w:rPr>
           <w:rFonts w:ascii="Verdana" w:eastAsia="굴림" w:hAnsi="Verdana" w:cs="굴림"/>
@@ -8771,7 +10596,7 @@
           <w:sz w:val="18"/>
           <w:szCs w:val="18"/>
         </w:rPr>
-        <w:t>하위에</w:t>
+        <w:t xml:space="preserve"> </w:t>
       </w:r>
       <w:r>
         <w:rPr>
@@ -8783,7 +10608,7 @@
           <w:sz w:val="18"/>
           <w:szCs w:val="18"/>
         </w:rPr>
-        <w:t xml:space="preserve"> </w:t>
+        <w:t>하위에</w:t>
       </w:r>
       <w:r>
         <w:rPr>
@@ -8795,7 +10620,7 @@
           <w:sz w:val="18"/>
           <w:szCs w:val="18"/>
         </w:rPr>
-        <w:t>있는</w:t>
+        <w:t xml:space="preserve"> </w:t>
       </w:r>
       <w:r>
         <w:rPr>
@@ -8807,7 +10632,7 @@
           <w:sz w:val="18"/>
           <w:szCs w:val="18"/>
         </w:rPr>
-        <w:t xml:space="preserve"> install.pl </w:t>
+        <w:t>있는</w:t>
       </w:r>
       <w:r>
         <w:rPr>
@@ -8819,8 +10644,22 @@
           <w:sz w:val="18"/>
           <w:szCs w:val="18"/>
         </w:rPr>
+        <w:t xml:space="preserve"> install.pl </w:t>
+      </w:r>
+      <w:proofErr w:type="spellStart"/>
+      <w:r>
+        <w:rPr>
+          <w:rFonts w:ascii="Verdana" w:eastAsia="굴림" w:hAnsi="Verdana" w:cs="굴림"/>
+          <w:b/>
+          <w:bCs/>
+          <w:color w:val="333333"/>
+          <w:kern w:val="0"/>
+          <w:sz w:val="18"/>
+          <w:szCs w:val="18"/>
+        </w:rPr>
         <w:t>스트립트</w:t>
       </w:r>
+      <w:proofErr w:type="spellEnd"/>
       <w:r>
         <w:rPr>
           <w:rFonts w:ascii="Verdana" w:eastAsia="굴림" w:hAnsi="Verdana" w:cs="굴림"/>
@@ -9377,6 +11216,7 @@
         </w:rPr>
         <w:t xml:space="preserve"> </w:t>
       </w:r>
+      <w:proofErr w:type="spellStart"/>
       <w:r>
         <w:rPr>
           <w:rFonts w:ascii="Verdana" w:eastAsia="굴림" w:hAnsi="Verdana" w:cs="굴림"/>
@@ -9387,6 +11227,7 @@
         </w:rPr>
         <w:t>엔터</w:t>
       </w:r>
+      <w:proofErr w:type="spellEnd"/>
       <w:r>
         <w:rPr>
           <w:rFonts w:ascii="Verdana" w:eastAsia="굴림" w:hAnsi="Verdana" w:cs="굴림" w:hint="eastAsia"/>
@@ -9816,6 +11657,7 @@
         </w:rPr>
         <w:t xml:space="preserve"> </w:t>
       </w:r>
+      <w:proofErr w:type="spellStart"/>
       <w:r>
         <w:rPr>
           <w:rFonts w:ascii="Verdana" w:eastAsia="굴림" w:hAnsi="Verdana" w:cs="굴림" w:hint="eastAsia"/>
@@ -9826,6 +11668,7 @@
         </w:rPr>
         <w:t>엔터</w:t>
       </w:r>
+      <w:proofErr w:type="spellEnd"/>
       <w:r>
         <w:rPr>
           <w:rFonts w:ascii="Verdana" w:eastAsia="굴림" w:hAnsi="Verdana" w:cs="굴림" w:hint="eastAsia"/>
@@ -10124,6 +11967,7 @@
         </w:rPr>
         <w:t xml:space="preserve"> </w:t>
       </w:r>
+      <w:proofErr w:type="spellStart"/>
       <w:r>
         <w:rPr>
           <w:rFonts w:ascii="Verdana" w:eastAsia="굴림" w:hAnsi="Verdana" w:cs="굴림" w:hint="eastAsia"/>
@@ -10134,6 +11978,7 @@
         </w:rPr>
         <w:t>엔터</w:t>
       </w:r>
+      <w:proofErr w:type="spellEnd"/>
       <w:r>
         <w:rPr>
           <w:rFonts w:ascii="Verdana" w:eastAsia="굴림" w:hAnsi="Verdana" w:cs="굴림" w:hint="eastAsia"/>
@@ -10495,6 +12340,7 @@
         </w:rPr>
         <w:t xml:space="preserve"> </w:t>
       </w:r>
+      <w:proofErr w:type="spellStart"/>
       <w:r>
         <w:rPr>
           <w:rFonts w:ascii="Verdana" w:eastAsia="굴림" w:hAnsi="Verdana" w:cs="굴림" w:hint="eastAsia"/>
@@ -10505,6 +12351,7 @@
         </w:rPr>
         <w:t>엔터</w:t>
       </w:r>
+      <w:proofErr w:type="spellEnd"/>
       <w:r>
         <w:rPr>
           <w:rFonts w:ascii="Verdana" w:eastAsia="굴림" w:hAnsi="Verdana" w:cs="굴림" w:hint="eastAsia"/>
@@ -10883,6 +12730,7 @@
         </w:rPr>
         <w:t xml:space="preserve"> </w:t>
       </w:r>
+      <w:proofErr w:type="spellStart"/>
       <w:r>
         <w:rPr>
           <w:rFonts w:ascii="Verdana" w:eastAsia="굴림" w:hAnsi="Verdana" w:cs="굴림" w:hint="eastAsia"/>
@@ -10893,6 +12741,7 @@
         </w:rPr>
         <w:t>엔터</w:t>
       </w:r>
+      <w:proofErr w:type="spellEnd"/>
       <w:r>
         <w:rPr>
           <w:rFonts w:ascii="Verdana" w:eastAsia="굴림" w:hAnsi="Verdana" w:cs="굴림" w:hint="eastAsia"/>
@@ -11281,6 +13130,7 @@
         </w:rPr>
         <w:t xml:space="preserve"> </w:t>
       </w:r>
+      <w:proofErr w:type="spellStart"/>
       <w:r>
         <w:rPr>
           <w:rFonts w:ascii="Verdana" w:eastAsia="굴림" w:hAnsi="Verdana" w:cs="굴림" w:hint="eastAsia"/>
@@ -11291,6 +13141,7 @@
         </w:rPr>
         <w:t>엔터</w:t>
       </w:r>
+      <w:proofErr w:type="spellEnd"/>
       <w:r>
         <w:rPr>
           <w:rFonts w:ascii="Verdana" w:eastAsia="굴림" w:hAnsi="Verdana" w:cs="굴림" w:hint="eastAsia"/>
@@ -11724,15 +13575,27 @@
           <w:szCs w:val="18"/>
         </w:rPr>
       </w:pPr>
-      <w:r>
-        <w:rPr>
-          <w:rFonts w:ascii="Verdana" w:eastAsia="굴림" w:hAnsi="Verdana" w:cs="굴림"/>
-          <w:color w:val="333333"/>
-          <w:kern w:val="0"/>
-          <w:sz w:val="18"/>
-          <w:szCs w:val="18"/>
-        </w:rPr>
-        <w:t xml:space="preserve">ezEKP </w:t>
+      <w:proofErr w:type="spellStart"/>
+      <w:r>
+        <w:rPr>
+          <w:rFonts w:ascii="Verdana" w:eastAsia="굴림" w:hAnsi="Verdana" w:cs="굴림"/>
+          <w:color w:val="333333"/>
+          <w:kern w:val="0"/>
+          <w:sz w:val="18"/>
+          <w:szCs w:val="18"/>
+        </w:rPr>
+        <w:t>ezEKP</w:t>
+      </w:r>
+      <w:proofErr w:type="spellEnd"/>
+      <w:r>
+        <w:rPr>
+          <w:rFonts w:ascii="Verdana" w:eastAsia="굴림" w:hAnsi="Verdana" w:cs="굴림"/>
+          <w:color w:val="333333"/>
+          <w:kern w:val="0"/>
+          <w:sz w:val="18"/>
+          <w:szCs w:val="18"/>
+        </w:rPr>
+        <w:t xml:space="preserve"> </w:t>
       </w:r>
       <w:r>
         <w:rPr>
@@ -11914,6 +13777,7 @@
         </w:rPr>
         <w:t>그러면</w:t>
       </w:r>
+      <w:proofErr w:type="spellStart"/>
       <w:r>
         <w:rPr>
           <w:rFonts w:ascii="Verdana" w:eastAsia="굴림" w:hAnsi="Verdana" w:cs="굴림"/>
@@ -11924,6 +13788,7 @@
         </w:rPr>
         <w:t>ezEKP</w:t>
       </w:r>
+      <w:proofErr w:type="spellEnd"/>
       <w:r>
         <w:rPr>
           <w:rFonts w:ascii="Verdana" w:eastAsia="굴림" w:hAnsi="Verdana" w:cs="굴림"/>
@@ -11982,7 +13847,29 @@
           <w:sz w:val="18"/>
           <w:szCs w:val="18"/>
         </w:rPr>
-        <w:t>(jmocha)</w:t>
+        <w:t>(</w:t>
+      </w:r>
+      <w:proofErr w:type="spellStart"/>
+      <w:r>
+        <w:rPr>
+          <w:rFonts w:ascii="Verdana" w:eastAsia="굴림" w:hAnsi="Verdana" w:cs="굴림"/>
+          <w:color w:val="333333"/>
+          <w:kern w:val="0"/>
+          <w:sz w:val="18"/>
+          <w:szCs w:val="18"/>
+        </w:rPr>
+        <w:t>jmocha</w:t>
+      </w:r>
+      <w:proofErr w:type="spellEnd"/>
+      <w:r>
+        <w:rPr>
+          <w:rFonts w:ascii="Verdana" w:eastAsia="굴림" w:hAnsi="Verdana" w:cs="굴림"/>
+          <w:color w:val="333333"/>
+          <w:kern w:val="0"/>
+          <w:sz w:val="18"/>
+          <w:szCs w:val="18"/>
+        </w:rPr>
+        <w:t>)</w:t>
       </w:r>
       <w:r>
         <w:rPr>
@@ -12058,6 +13945,7 @@
           <w:szCs w:val="18"/>
         </w:rPr>
       </w:pPr>
+      <w:proofErr w:type="spellStart"/>
       <w:r>
         <w:rPr>
           <w:rFonts w:ascii="Verdana" w:eastAsia="굴림" w:hAnsi="Verdana" w:cs="굴림"/>
@@ -12068,6 +13956,7 @@
         </w:rPr>
         <w:t>ezEKP</w:t>
       </w:r>
+      <w:proofErr w:type="spellEnd"/>
       <w:r>
         <w:rPr>
           <w:rFonts w:ascii="Verdana" w:eastAsia="굴림" w:hAnsi="Verdana" w:cs="굴림"/>
@@ -12382,6 +14271,7 @@
           <w:szCs w:val="18"/>
         </w:rPr>
       </w:pPr>
+      <w:proofErr w:type="spellStart"/>
       <w:r>
         <w:rPr>
           <w:rFonts w:ascii="Verdana" w:eastAsia="굴림" w:hAnsi="Verdana" w:cs="굴림"/>
@@ -12392,6 +14282,7 @@
         </w:rPr>
         <w:t>ezEKP</w:t>
       </w:r>
+      <w:proofErr w:type="spellEnd"/>
       <w:r>
         <w:rPr>
           <w:rFonts w:ascii="Verdana" w:eastAsia="굴림" w:hAnsi="Verdana" w:cs="굴림"/>
@@ -12712,8 +14603,20 @@
           <w:sz w:val="18"/>
           <w:szCs w:val="18"/>
         </w:rPr>
-        <w:t xml:space="preserve"> ezEKP</w:t>
-      </w:r>
+        <w:t xml:space="preserve"> </w:t>
+      </w:r>
+      <w:proofErr w:type="spellStart"/>
+      <w:r>
+        <w:rPr>
+          <w:rFonts w:ascii="Verdana" w:eastAsia="굴림" w:hAnsi="Verdana" w:cs="굴림" w:hint="eastAsia"/>
+          <w:color w:val="333333"/>
+          <w:kern w:val="0"/>
+          <w:sz w:val="18"/>
+          <w:szCs w:val="18"/>
+        </w:rPr>
+        <w:t>ezEKP</w:t>
+      </w:r>
+      <w:proofErr w:type="spellEnd"/>
       <w:r>
         <w:rPr>
           <w:rFonts w:ascii="Verdana" w:eastAsia="굴림" w:hAnsi="Verdana" w:cs="굴림" w:hint="eastAsia"/>
@@ -13171,7 +15074,33 @@
           <w:szCs w:val="18"/>
         </w:rPr>
         <w:lastRenderedPageBreak/>
-        <w:t xml:space="preserve">#3. JMocha Gateway Server </w:t>
+        <w:t xml:space="preserve">#3. </w:t>
+      </w:r>
+      <w:proofErr w:type="spellStart"/>
+      <w:r>
+        <w:rPr>
+          <w:rFonts w:ascii="Verdana" w:eastAsia="굴림" w:hAnsi="Verdana" w:cs="굴림"/>
+          <w:b/>
+          <w:bCs/>
+          <w:color w:val="333333"/>
+          <w:kern w:val="0"/>
+          <w:sz w:val="18"/>
+          <w:szCs w:val="18"/>
+        </w:rPr>
+        <w:t>JMocha</w:t>
+      </w:r>
+      <w:proofErr w:type="spellEnd"/>
+      <w:r>
+        <w:rPr>
+          <w:rFonts w:ascii="Verdana" w:eastAsia="굴림" w:hAnsi="Verdana" w:cs="굴림"/>
+          <w:b/>
+          <w:bCs/>
+          <w:color w:val="333333"/>
+          <w:kern w:val="0"/>
+          <w:sz w:val="18"/>
+          <w:szCs w:val="18"/>
+        </w:rPr>
+        <w:t xml:space="preserve"> Gateway Server </w:t>
       </w:r>
       <w:r>
         <w:rPr>
@@ -13296,7 +15225,33 @@
           <w:sz w:val="18"/>
           <w:szCs w:val="18"/>
         </w:rPr>
-        <w:t xml:space="preserve">#4. JMocha Mail Server </w:t>
+        <w:t xml:space="preserve">#4. </w:t>
+      </w:r>
+      <w:proofErr w:type="spellStart"/>
+      <w:r>
+        <w:rPr>
+          <w:rFonts w:ascii="Verdana" w:eastAsia="굴림" w:hAnsi="Verdana" w:cs="굴림"/>
+          <w:b/>
+          <w:bCs/>
+          <w:color w:val="333333"/>
+          <w:kern w:val="0"/>
+          <w:sz w:val="18"/>
+          <w:szCs w:val="18"/>
+        </w:rPr>
+        <w:t>JMocha</w:t>
+      </w:r>
+      <w:proofErr w:type="spellEnd"/>
+      <w:r>
+        <w:rPr>
+          <w:rFonts w:ascii="Verdana" w:eastAsia="굴림" w:hAnsi="Verdana" w:cs="굴림"/>
+          <w:b/>
+          <w:bCs/>
+          <w:color w:val="333333"/>
+          <w:kern w:val="0"/>
+          <w:sz w:val="18"/>
+          <w:szCs w:val="18"/>
+        </w:rPr>
+        <w:t xml:space="preserve"> Mail Server </w:t>
       </w:r>
       <w:r>
         <w:rPr>
@@ -13422,7 +15377,33 @@
           <w:sz w:val="18"/>
           <w:szCs w:val="18"/>
         </w:rPr>
-        <w:t xml:space="preserve">#5. ezFlow Server </w:t>
+        <w:t xml:space="preserve">#5. </w:t>
+      </w:r>
+      <w:proofErr w:type="spellStart"/>
+      <w:r>
+        <w:rPr>
+          <w:rFonts w:ascii="Verdana" w:eastAsia="굴림" w:hAnsi="Verdana" w:cs="굴림"/>
+          <w:b/>
+          <w:bCs/>
+          <w:color w:val="333333"/>
+          <w:kern w:val="0"/>
+          <w:sz w:val="18"/>
+          <w:szCs w:val="18"/>
+        </w:rPr>
+        <w:t>ezFlow</w:t>
+      </w:r>
+      <w:proofErr w:type="spellEnd"/>
+      <w:r>
+        <w:rPr>
+          <w:rFonts w:ascii="Verdana" w:eastAsia="굴림" w:hAnsi="Verdana" w:cs="굴림"/>
+          <w:b/>
+          <w:bCs/>
+          <w:color w:val="333333"/>
+          <w:kern w:val="0"/>
+          <w:sz w:val="18"/>
+          <w:szCs w:val="18"/>
+        </w:rPr>
+        <w:t xml:space="preserve"> Server </w:t>
       </w:r>
       <w:r>
         <w:rPr>
@@ -13733,13 +15714,21 @@
           <w:numId w:val="14"/>
         </w:numPr>
       </w:pPr>
-      <w:bookmarkStart w:id="73" w:name="_Toc488328271"/>
-      <w:bookmarkStart w:id="74" w:name="_Toc496545317"/>
-      <w:r>
-        <w:t>설치된 ezEKP 구조</w:t>
-      </w:r>
+      <w:bookmarkStart w:id="72" w:name="_Toc488328271"/>
+      <w:bookmarkStart w:id="73" w:name="_Toc496545317"/>
+      <w:r>
+        <w:t xml:space="preserve">설치된 </w:t>
+      </w:r>
+      <w:proofErr w:type="spellStart"/>
+      <w:r>
+        <w:t>ezEKP</w:t>
+      </w:r>
+      <w:proofErr w:type="spellEnd"/>
+      <w:r>
+        <w:t xml:space="preserve"> 구조</w:t>
+      </w:r>
+      <w:bookmarkEnd w:id="72"/>
       <w:bookmarkEnd w:id="73"/>
-      <w:bookmarkEnd w:id="74"/>
     </w:p>
     <w:p>
       <w:pPr>
@@ -13764,15 +15753,27 @@
           <w:szCs w:val="18"/>
         </w:rPr>
       </w:pPr>
-      <w:r>
-        <w:rPr>
-          <w:rFonts w:ascii="Verdana" w:eastAsia="굴림" w:hAnsi="Verdana" w:cs="굴림"/>
-          <w:color w:val="333333"/>
-          <w:kern w:val="0"/>
-          <w:sz w:val="18"/>
-          <w:szCs w:val="18"/>
-        </w:rPr>
-        <w:t xml:space="preserve">ezEKP </w:t>
+      <w:proofErr w:type="spellStart"/>
+      <w:r>
+        <w:rPr>
+          <w:rFonts w:ascii="Verdana" w:eastAsia="굴림" w:hAnsi="Verdana" w:cs="굴림"/>
+          <w:color w:val="333333"/>
+          <w:kern w:val="0"/>
+          <w:sz w:val="18"/>
+          <w:szCs w:val="18"/>
+        </w:rPr>
+        <w:t>ezEKP</w:t>
+      </w:r>
+      <w:proofErr w:type="spellEnd"/>
+      <w:r>
+        <w:rPr>
+          <w:rFonts w:ascii="Verdana" w:eastAsia="굴림" w:hAnsi="Verdana" w:cs="굴림"/>
+          <w:color w:val="333333"/>
+          <w:kern w:val="0"/>
+          <w:sz w:val="18"/>
+          <w:szCs w:val="18"/>
+        </w:rPr>
+        <w:t xml:space="preserve"> </w:t>
       </w:r>
       <w:r>
         <w:rPr>
@@ -13792,7 +15793,29 @@
           <w:sz w:val="18"/>
           <w:szCs w:val="18"/>
         </w:rPr>
-        <w:t xml:space="preserve"> ezFlow(</w:t>
+        <w:t xml:space="preserve"> </w:t>
+      </w:r>
+      <w:proofErr w:type="spellStart"/>
+      <w:r>
+        <w:rPr>
+          <w:rFonts w:ascii="Verdana" w:eastAsia="굴림" w:hAnsi="Verdana" w:cs="굴림"/>
+          <w:color w:val="333333"/>
+          <w:kern w:val="0"/>
+          <w:sz w:val="18"/>
+          <w:szCs w:val="18"/>
+        </w:rPr>
+        <w:t>ezFlow</w:t>
+      </w:r>
+      <w:proofErr w:type="spellEnd"/>
+      <w:r>
+        <w:rPr>
+          <w:rFonts w:ascii="Verdana" w:eastAsia="굴림" w:hAnsi="Verdana" w:cs="굴림"/>
+          <w:color w:val="333333"/>
+          <w:kern w:val="0"/>
+          <w:sz w:val="18"/>
+          <w:szCs w:val="18"/>
+        </w:rPr>
+        <w:t>(</w:t>
       </w:r>
       <w:r>
         <w:rPr>
@@ -13822,7 +15845,29 @@
           <w:sz w:val="18"/>
           <w:szCs w:val="18"/>
         </w:rPr>
-        <w:t>), jgw-server(Gateway</w:t>
+        <w:t xml:space="preserve">), </w:t>
+      </w:r>
+      <w:proofErr w:type="spellStart"/>
+      <w:r>
+        <w:rPr>
+          <w:rFonts w:ascii="Verdana" w:eastAsia="굴림" w:hAnsi="Verdana" w:cs="굴림"/>
+          <w:color w:val="333333"/>
+          <w:kern w:val="0"/>
+          <w:sz w:val="18"/>
+          <w:szCs w:val="18"/>
+        </w:rPr>
+        <w:t>jgw</w:t>
+      </w:r>
+      <w:proofErr w:type="spellEnd"/>
+      <w:r>
+        <w:rPr>
+          <w:rFonts w:ascii="Verdana" w:eastAsia="굴림" w:hAnsi="Verdana" w:cs="굴림"/>
+          <w:color w:val="333333"/>
+          <w:kern w:val="0"/>
+          <w:sz w:val="18"/>
+          <w:szCs w:val="18"/>
+        </w:rPr>
+        <w:t>-server(Gateway</w:t>
       </w:r>
       <w:r>
         <w:rPr>
@@ -13842,7 +15887,29 @@
           <w:sz w:val="18"/>
           <w:szCs w:val="18"/>
         </w:rPr>
-        <w:t>), jmocha-server(</w:t>
+        <w:t xml:space="preserve">), </w:t>
+      </w:r>
+      <w:proofErr w:type="spellStart"/>
+      <w:r>
+        <w:rPr>
+          <w:rFonts w:ascii="Verdana" w:eastAsia="굴림" w:hAnsi="Verdana" w:cs="굴림"/>
+          <w:color w:val="333333"/>
+          <w:kern w:val="0"/>
+          <w:sz w:val="18"/>
+          <w:szCs w:val="18"/>
+        </w:rPr>
+        <w:t>jmocha</w:t>
+      </w:r>
+      <w:proofErr w:type="spellEnd"/>
+      <w:r>
+        <w:rPr>
+          <w:rFonts w:ascii="Verdana" w:eastAsia="굴림" w:hAnsi="Verdana" w:cs="굴림"/>
+          <w:color w:val="333333"/>
+          <w:kern w:val="0"/>
+          <w:sz w:val="18"/>
+          <w:szCs w:val="18"/>
+        </w:rPr>
+        <w:t>-server(</w:t>
       </w:r>
       <w:r>
         <w:rPr>
@@ -14018,6 +16085,7 @@
         </w:rPr>
         <w:t xml:space="preserve"> </w:t>
       </w:r>
+      <w:proofErr w:type="spellStart"/>
       <w:r>
         <w:rPr>
           <w:rFonts w:ascii="Verdana" w:eastAsia="굴림" w:hAnsi="Verdana" w:cs="굴림"/>
@@ -14028,16 +16096,18 @@
         </w:rPr>
         <w:t>심볼릭링크로</w:t>
       </w:r>
-      <w:r>
-        <w:rPr>
-          <w:rFonts w:ascii="Verdana" w:eastAsia="굴림" w:hAnsi="Verdana" w:cs="굴림"/>
-          <w:color w:val="333333"/>
-          <w:kern w:val="0"/>
-          <w:sz w:val="18"/>
-          <w:szCs w:val="18"/>
-        </w:rPr>
-        <w:t xml:space="preserve"> </w:t>
-      </w:r>
+      <w:proofErr w:type="spellEnd"/>
+      <w:r>
+        <w:rPr>
+          <w:rFonts w:ascii="Verdana" w:eastAsia="굴림" w:hAnsi="Verdana" w:cs="굴림"/>
+          <w:color w:val="333333"/>
+          <w:kern w:val="0"/>
+          <w:sz w:val="18"/>
+          <w:szCs w:val="18"/>
+        </w:rPr>
+        <w:t xml:space="preserve"> </w:t>
+      </w:r>
+      <w:proofErr w:type="spellStart"/>
       <w:r>
         <w:rPr>
           <w:rFonts w:ascii="Verdana" w:eastAsia="굴림" w:hAnsi="Verdana" w:cs="굴림"/>
@@ -14058,6 +16128,7 @@
         </w:rPr>
         <w:t>되어있다</w:t>
       </w:r>
+      <w:proofErr w:type="spellEnd"/>
       <w:r>
         <w:rPr>
           <w:rFonts w:ascii="Verdana" w:eastAsia="굴림" w:hAnsi="Verdana" w:cs="굴림"/>
@@ -14194,7 +16265,29 @@
           <w:sz w:val="18"/>
           <w:szCs w:val="18"/>
         </w:rPr>
-        <w:t xml:space="preserve"> /usr/local </w:t>
+        <w:t xml:space="preserve"> /</w:t>
+      </w:r>
+      <w:proofErr w:type="spellStart"/>
+      <w:r>
+        <w:rPr>
+          <w:rFonts w:ascii="Verdana" w:eastAsia="굴림" w:hAnsi="Verdana" w:cs="굴림"/>
+          <w:color w:val="333333"/>
+          <w:kern w:val="0"/>
+          <w:sz w:val="18"/>
+          <w:szCs w:val="18"/>
+        </w:rPr>
+        <w:t>usr</w:t>
+      </w:r>
+      <w:proofErr w:type="spellEnd"/>
+      <w:r>
+        <w:rPr>
+          <w:rFonts w:ascii="Verdana" w:eastAsia="굴림" w:hAnsi="Verdana" w:cs="굴림"/>
+          <w:color w:val="333333"/>
+          <w:kern w:val="0"/>
+          <w:sz w:val="18"/>
+          <w:szCs w:val="18"/>
+        </w:rPr>
+        <w:t xml:space="preserve">/local </w:t>
       </w:r>
       <w:r>
         <w:rPr>
@@ -14266,6 +16359,7 @@
         </w:rPr>
         <w:t xml:space="preserve"> </w:t>
       </w:r>
+      <w:proofErr w:type="spellStart"/>
       <w:r>
         <w:rPr>
           <w:rFonts w:ascii="Verdana" w:eastAsia="굴림" w:hAnsi="Verdana" w:cs="굴림"/>
@@ -14276,16 +16370,18 @@
         </w:rPr>
         <w:t>심볼릭링크에</w:t>
       </w:r>
-      <w:r>
-        <w:rPr>
-          <w:rFonts w:ascii="Verdana" w:eastAsia="굴림" w:hAnsi="Verdana" w:cs="굴림"/>
-          <w:color w:val="333333"/>
-          <w:kern w:val="0"/>
-          <w:sz w:val="18"/>
-          <w:szCs w:val="18"/>
-        </w:rPr>
-        <w:t xml:space="preserve"> </w:t>
-      </w:r>
+      <w:proofErr w:type="spellEnd"/>
+      <w:r>
+        <w:rPr>
+          <w:rFonts w:ascii="Verdana" w:eastAsia="굴림" w:hAnsi="Verdana" w:cs="굴림"/>
+          <w:color w:val="333333"/>
+          <w:kern w:val="0"/>
+          <w:sz w:val="18"/>
+          <w:szCs w:val="18"/>
+        </w:rPr>
+        <w:t xml:space="preserve"> </w:t>
+      </w:r>
+      <w:proofErr w:type="spellStart"/>
       <w:r>
         <w:rPr>
           <w:rFonts w:ascii="Verdana" w:eastAsia="굴림" w:hAnsi="Verdana" w:cs="굴림"/>
@@ -14306,6 +16402,7 @@
         </w:rPr>
         <w:t>있다</w:t>
       </w:r>
+      <w:proofErr w:type="spellEnd"/>
       <w:r>
         <w:rPr>
           <w:rFonts w:ascii="Verdana" w:eastAsia="굴림" w:hAnsi="Verdana" w:cs="굴림"/>
@@ -14388,7 +16485,29 @@
           <w:sz w:val="18"/>
           <w:szCs w:val="18"/>
         </w:rPr>
-        <w:t xml:space="preserve"> /usr/local </w:t>
+        <w:t> /</w:t>
+      </w:r>
+      <w:proofErr w:type="spellStart"/>
+      <w:r>
+        <w:rPr>
+          <w:rFonts w:ascii="Verdana" w:eastAsia="굴림" w:hAnsi="Verdana" w:cs="굴림"/>
+          <w:color w:val="333333"/>
+          <w:kern w:val="0"/>
+          <w:sz w:val="18"/>
+          <w:szCs w:val="18"/>
+        </w:rPr>
+        <w:t>usr</w:t>
+      </w:r>
+      <w:proofErr w:type="spellEnd"/>
+      <w:r>
+        <w:rPr>
+          <w:rFonts w:ascii="Verdana" w:eastAsia="굴림" w:hAnsi="Verdana" w:cs="굴림"/>
+          <w:color w:val="333333"/>
+          <w:kern w:val="0"/>
+          <w:sz w:val="18"/>
+          <w:szCs w:val="18"/>
+        </w:rPr>
+        <w:t xml:space="preserve">/local </w:t>
       </w:r>
       <w:r>
         <w:rPr>
@@ -14438,8 +16557,20 @@
           <w:sz w:val="18"/>
           <w:szCs w:val="18"/>
         </w:rPr>
-        <w:t>. mysql</w:t>
-      </w:r>
+        <w:t xml:space="preserve">. </w:t>
+      </w:r>
+      <w:proofErr w:type="spellStart"/>
+      <w:r>
+        <w:rPr>
+          <w:rFonts w:ascii="Verdana" w:eastAsia="굴림" w:hAnsi="Verdana" w:cs="굴림"/>
+          <w:color w:val="333333"/>
+          <w:kern w:val="0"/>
+          <w:sz w:val="18"/>
+          <w:szCs w:val="18"/>
+        </w:rPr>
+        <w:t>mysql</w:t>
+      </w:r>
+      <w:proofErr w:type="spellEnd"/>
       <w:r>
         <w:rPr>
           <w:rFonts w:ascii="Verdana" w:eastAsia="굴림" w:hAnsi="Verdana" w:cs="굴림"/>
@@ -14460,6 +16591,7 @@
         </w:rPr>
         <w:t xml:space="preserve"> </w:t>
       </w:r>
+      <w:proofErr w:type="spellStart"/>
       <w:r>
         <w:rPr>
           <w:rFonts w:ascii="Verdana" w:eastAsia="굴림" w:hAnsi="Verdana" w:cs="굴림"/>
@@ -14470,16 +16602,18 @@
         </w:rPr>
         <w:t>심볼릭링크에</w:t>
       </w:r>
-      <w:r>
-        <w:rPr>
-          <w:rFonts w:ascii="Verdana" w:eastAsia="굴림" w:hAnsi="Verdana" w:cs="굴림"/>
-          <w:color w:val="333333"/>
-          <w:kern w:val="0"/>
-          <w:sz w:val="18"/>
-          <w:szCs w:val="18"/>
-        </w:rPr>
-        <w:t xml:space="preserve"> </w:t>
-      </w:r>
+      <w:proofErr w:type="spellEnd"/>
+      <w:r>
+        <w:rPr>
+          <w:rFonts w:ascii="Verdana" w:eastAsia="굴림" w:hAnsi="Verdana" w:cs="굴림"/>
+          <w:color w:val="333333"/>
+          <w:kern w:val="0"/>
+          <w:sz w:val="18"/>
+          <w:szCs w:val="18"/>
+        </w:rPr>
+        <w:t xml:space="preserve"> </w:t>
+      </w:r>
+      <w:proofErr w:type="spellStart"/>
       <w:r>
         <w:rPr>
           <w:rFonts w:ascii="Verdana" w:eastAsia="굴림" w:hAnsi="Verdana" w:cs="굴림"/>
@@ -14500,6 +16634,7 @@
         </w:rPr>
         <w:t>있다</w:t>
       </w:r>
+      <w:proofErr w:type="spellEnd"/>
       <w:r>
         <w:rPr>
           <w:rFonts w:ascii="Verdana" w:eastAsia="굴림" w:hAnsi="Verdana" w:cs="굴림"/>
@@ -14782,6 +16917,7 @@
         </w:rPr>
         <w:t>/</w:t>
       </w:r>
+      <w:proofErr w:type="spellStart"/>
       <w:r>
         <w:rPr>
           <w:rFonts w:ascii="Verdana" w:eastAsia="굴림" w:hAnsi="Verdana" w:cs="굴림" w:hint="eastAsia"/>
@@ -14792,6 +16928,7 @@
         </w:rPr>
         <w:t>mysql</w:t>
       </w:r>
+      <w:proofErr w:type="spellEnd"/>
       <w:r>
         <w:rPr>
           <w:rFonts w:ascii="Verdana" w:eastAsia="굴림" w:hAnsi="Verdana" w:cs="굴림"/>
@@ -15060,8 +17197,42 @@
           <w:sz w:val="18"/>
           <w:szCs w:val="18"/>
         </w:rPr>
-        <w:t xml:space="preserve"> binlog, innodb</w:t>
-      </w:r>
+        <w:t xml:space="preserve"> </w:t>
+      </w:r>
+      <w:proofErr w:type="spellStart"/>
+      <w:r>
+        <w:rPr>
+          <w:rFonts w:ascii="Verdana" w:eastAsia="굴림" w:hAnsi="Verdana" w:cs="굴림"/>
+          <w:color w:val="333333"/>
+          <w:kern w:val="0"/>
+          <w:sz w:val="18"/>
+          <w:szCs w:val="18"/>
+        </w:rPr>
+        <w:t>binlog</w:t>
+      </w:r>
+      <w:proofErr w:type="spellEnd"/>
+      <w:r>
+        <w:rPr>
+          <w:rFonts w:ascii="Verdana" w:eastAsia="굴림" w:hAnsi="Verdana" w:cs="굴림"/>
+          <w:color w:val="333333"/>
+          <w:kern w:val="0"/>
+          <w:sz w:val="18"/>
+          <w:szCs w:val="18"/>
+        </w:rPr>
+        <w:t xml:space="preserve">, </w:t>
+      </w:r>
+      <w:proofErr w:type="spellStart"/>
+      <w:r>
+        <w:rPr>
+          <w:rFonts w:ascii="Verdana" w:eastAsia="굴림" w:hAnsi="Verdana" w:cs="굴림"/>
+          <w:color w:val="333333"/>
+          <w:kern w:val="0"/>
+          <w:sz w:val="18"/>
+          <w:szCs w:val="18"/>
+        </w:rPr>
+        <w:t>innodb</w:t>
+      </w:r>
+      <w:proofErr w:type="spellEnd"/>
       <w:r>
         <w:rPr>
           <w:rFonts w:ascii="Verdana" w:eastAsia="굴림" w:hAnsi="Verdana" w:cs="굴림"/>
@@ -15180,7 +17351,29 @@
           <w:sz w:val="18"/>
           <w:szCs w:val="18"/>
         </w:rPr>
-        <w:t xml:space="preserve"> iblog)</w:t>
+        <w:t xml:space="preserve"> </w:t>
+      </w:r>
+      <w:proofErr w:type="spellStart"/>
+      <w:r>
+        <w:rPr>
+          <w:rFonts w:ascii="Verdana" w:eastAsia="굴림" w:hAnsi="Verdana" w:cs="굴림"/>
+          <w:color w:val="333333"/>
+          <w:kern w:val="0"/>
+          <w:sz w:val="18"/>
+          <w:szCs w:val="18"/>
+        </w:rPr>
+        <w:t>iblog</w:t>
+      </w:r>
+      <w:proofErr w:type="spellEnd"/>
+      <w:r>
+        <w:rPr>
+          <w:rFonts w:ascii="Verdana" w:eastAsia="굴림" w:hAnsi="Verdana" w:cs="굴림"/>
+          <w:color w:val="333333"/>
+          <w:kern w:val="0"/>
+          <w:sz w:val="18"/>
+          <w:szCs w:val="18"/>
+        </w:rPr>
+        <w:t>)</w:t>
       </w:r>
     </w:p>
     <w:p>
@@ -15214,7 +17407,51 @@
           <w:sz w:val="18"/>
           <w:szCs w:val="18"/>
         </w:rPr>
-        <w:t xml:space="preserve">/volumes/shared/ezFlow/fileroot </w:t>
+        <w:t>/volumes/shared/</w:t>
+      </w:r>
+      <w:proofErr w:type="spellStart"/>
+      <w:r>
+        <w:rPr>
+          <w:rFonts w:ascii="Verdana" w:eastAsia="굴림" w:hAnsi="Verdana" w:cs="굴림"/>
+          <w:color w:val="333333"/>
+          <w:kern w:val="0"/>
+          <w:sz w:val="18"/>
+          <w:szCs w:val="18"/>
+        </w:rPr>
+        <w:t>ezFlow</w:t>
+      </w:r>
+      <w:proofErr w:type="spellEnd"/>
+      <w:r>
+        <w:rPr>
+          <w:rFonts w:ascii="Verdana" w:eastAsia="굴림" w:hAnsi="Verdana" w:cs="굴림"/>
+          <w:color w:val="333333"/>
+          <w:kern w:val="0"/>
+          <w:sz w:val="18"/>
+          <w:szCs w:val="18"/>
+        </w:rPr>
+        <w:t>/</w:t>
+      </w:r>
+      <w:proofErr w:type="spellStart"/>
+      <w:r>
+        <w:rPr>
+          <w:rFonts w:ascii="Verdana" w:eastAsia="굴림" w:hAnsi="Verdana" w:cs="굴림"/>
+          <w:color w:val="333333"/>
+          <w:kern w:val="0"/>
+          <w:sz w:val="18"/>
+          <w:szCs w:val="18"/>
+        </w:rPr>
+        <w:t>fileroot</w:t>
+      </w:r>
+      <w:proofErr w:type="spellEnd"/>
+      <w:r>
+        <w:rPr>
+          <w:rFonts w:ascii="Verdana" w:eastAsia="굴림" w:hAnsi="Verdana" w:cs="굴림"/>
+          <w:color w:val="333333"/>
+          <w:kern w:val="0"/>
+          <w:sz w:val="18"/>
+          <w:szCs w:val="18"/>
+        </w:rPr>
+        <w:t xml:space="preserve"> </w:t>
       </w:r>
       <w:r>
         <w:rPr>
@@ -15234,8 +17471,20 @@
           <w:sz w:val="18"/>
           <w:szCs w:val="18"/>
         </w:rPr>
-        <w:t> ezFlow</w:t>
-      </w:r>
+        <w:t> </w:t>
+      </w:r>
+      <w:proofErr w:type="spellStart"/>
+      <w:r>
+        <w:rPr>
+          <w:rFonts w:ascii="Verdana" w:eastAsia="굴림" w:hAnsi="Verdana" w:cs="굴림"/>
+          <w:color w:val="333333"/>
+          <w:kern w:val="0"/>
+          <w:sz w:val="18"/>
+          <w:szCs w:val="18"/>
+        </w:rPr>
+        <w:t>ezFlow</w:t>
+      </w:r>
+      <w:proofErr w:type="spellEnd"/>
       <w:r>
         <w:rPr>
           <w:rFonts w:ascii="Verdana" w:eastAsia="굴림" w:hAnsi="Verdana" w:cs="굴림"/>
@@ -15324,7 +17573,95 @@
           <w:sz w:val="18"/>
           <w:szCs w:val="18"/>
         </w:rPr>
-        <w:t xml:space="preserve">. /home/jmocha/ezEKP/ezFlow/webapps/ROOT </w:t>
+        <w:t>. /home/</w:t>
+      </w:r>
+      <w:proofErr w:type="spellStart"/>
+      <w:r>
+        <w:rPr>
+          <w:rFonts w:ascii="Verdana" w:eastAsia="굴림" w:hAnsi="Verdana" w:cs="굴림"/>
+          <w:color w:val="333333"/>
+          <w:kern w:val="0"/>
+          <w:sz w:val="18"/>
+          <w:szCs w:val="18"/>
+        </w:rPr>
+        <w:t>jmocha</w:t>
+      </w:r>
+      <w:proofErr w:type="spellEnd"/>
+      <w:r>
+        <w:rPr>
+          <w:rFonts w:ascii="Verdana" w:eastAsia="굴림" w:hAnsi="Verdana" w:cs="굴림"/>
+          <w:color w:val="333333"/>
+          <w:kern w:val="0"/>
+          <w:sz w:val="18"/>
+          <w:szCs w:val="18"/>
+        </w:rPr>
+        <w:t>/</w:t>
+      </w:r>
+      <w:proofErr w:type="spellStart"/>
+      <w:r>
+        <w:rPr>
+          <w:rFonts w:ascii="Verdana" w:eastAsia="굴림" w:hAnsi="Verdana" w:cs="굴림"/>
+          <w:color w:val="333333"/>
+          <w:kern w:val="0"/>
+          <w:sz w:val="18"/>
+          <w:szCs w:val="18"/>
+        </w:rPr>
+        <w:t>ezEKP</w:t>
+      </w:r>
+      <w:proofErr w:type="spellEnd"/>
+      <w:r>
+        <w:rPr>
+          <w:rFonts w:ascii="Verdana" w:eastAsia="굴림" w:hAnsi="Verdana" w:cs="굴림"/>
+          <w:color w:val="333333"/>
+          <w:kern w:val="0"/>
+          <w:sz w:val="18"/>
+          <w:szCs w:val="18"/>
+        </w:rPr>
+        <w:t>/</w:t>
+      </w:r>
+      <w:proofErr w:type="spellStart"/>
+      <w:r>
+        <w:rPr>
+          <w:rFonts w:ascii="Verdana" w:eastAsia="굴림" w:hAnsi="Verdana" w:cs="굴림"/>
+          <w:color w:val="333333"/>
+          <w:kern w:val="0"/>
+          <w:sz w:val="18"/>
+          <w:szCs w:val="18"/>
+        </w:rPr>
+        <w:t>ezFlow</w:t>
+      </w:r>
+      <w:proofErr w:type="spellEnd"/>
+      <w:r>
+        <w:rPr>
+          <w:rFonts w:ascii="Verdana" w:eastAsia="굴림" w:hAnsi="Verdana" w:cs="굴림"/>
+          <w:color w:val="333333"/>
+          <w:kern w:val="0"/>
+          <w:sz w:val="18"/>
+          <w:szCs w:val="18"/>
+        </w:rPr>
+        <w:t>/</w:t>
+      </w:r>
+      <w:proofErr w:type="spellStart"/>
+      <w:r>
+        <w:rPr>
+          <w:rFonts w:ascii="Verdana" w:eastAsia="굴림" w:hAnsi="Verdana" w:cs="굴림"/>
+          <w:color w:val="333333"/>
+          <w:kern w:val="0"/>
+          <w:sz w:val="18"/>
+          <w:szCs w:val="18"/>
+        </w:rPr>
+        <w:t>webapps</w:t>
+      </w:r>
+      <w:proofErr w:type="spellEnd"/>
+      <w:r>
+        <w:rPr>
+          <w:rFonts w:ascii="Verdana" w:eastAsia="굴림" w:hAnsi="Verdana" w:cs="굴림"/>
+          <w:color w:val="333333"/>
+          <w:kern w:val="0"/>
+          <w:sz w:val="18"/>
+          <w:szCs w:val="18"/>
+        </w:rPr>
+        <w:t xml:space="preserve">/ROOT </w:t>
       </w:r>
       <w:r>
         <w:rPr>
@@ -15344,8 +17681,31 @@
           <w:sz w:val="18"/>
           <w:szCs w:val="18"/>
         </w:rPr>
-        <w:t xml:space="preserve"> fileroot </w:t>
-      </w:r>
+        <w:t> </w:t>
+      </w:r>
+      <w:proofErr w:type="spellStart"/>
+      <w:r>
+        <w:rPr>
+          <w:rFonts w:ascii="Verdana" w:eastAsia="굴림" w:hAnsi="Verdana" w:cs="굴림"/>
+          <w:color w:val="333333"/>
+          <w:kern w:val="0"/>
+          <w:sz w:val="18"/>
+          <w:szCs w:val="18"/>
+        </w:rPr>
+        <w:t>fileroot</w:t>
+      </w:r>
+      <w:proofErr w:type="spellEnd"/>
+      <w:r>
+        <w:rPr>
+          <w:rFonts w:ascii="Verdana" w:eastAsia="굴림" w:hAnsi="Verdana" w:cs="굴림"/>
+          <w:color w:val="333333"/>
+          <w:kern w:val="0"/>
+          <w:sz w:val="18"/>
+          <w:szCs w:val="18"/>
+        </w:rPr>
+        <w:t xml:space="preserve"> </w:t>
+      </w:r>
+      <w:proofErr w:type="spellStart"/>
       <w:r>
         <w:rPr>
           <w:rFonts w:ascii="Verdana" w:eastAsia="굴림" w:hAnsi="Verdana" w:cs="굴림"/>
@@ -15356,16 +17716,18 @@
         </w:rPr>
         <w:t>심볼릭링크와</w:t>
       </w:r>
-      <w:r>
-        <w:rPr>
-          <w:rFonts w:ascii="Verdana" w:eastAsia="굴림" w:hAnsi="Verdana" w:cs="굴림"/>
-          <w:color w:val="333333"/>
-          <w:kern w:val="0"/>
-          <w:sz w:val="18"/>
-          <w:szCs w:val="18"/>
-        </w:rPr>
-        <w:t xml:space="preserve"> </w:t>
-      </w:r>
+      <w:proofErr w:type="spellEnd"/>
+      <w:r>
+        <w:rPr>
+          <w:rFonts w:ascii="Verdana" w:eastAsia="굴림" w:hAnsi="Verdana" w:cs="굴림"/>
+          <w:color w:val="333333"/>
+          <w:kern w:val="0"/>
+          <w:sz w:val="18"/>
+          <w:szCs w:val="18"/>
+        </w:rPr>
+        <w:t xml:space="preserve"> </w:t>
+      </w:r>
+      <w:proofErr w:type="spellStart"/>
       <w:r>
         <w:rPr>
           <w:rFonts w:ascii="Verdana" w:eastAsia="굴림" w:hAnsi="Verdana" w:cs="굴림"/>
@@ -15386,6 +17748,7 @@
         </w:rPr>
         <w:t>다</w:t>
       </w:r>
+      <w:proofErr w:type="spellEnd"/>
       <w:r>
         <w:rPr>
           <w:rFonts w:ascii="Verdana" w:eastAsia="굴림" w:hAnsi="Verdana" w:cs="굴림"/>
@@ -15480,13 +17843,13 @@
           <w:numId w:val="14"/>
         </w:numPr>
       </w:pPr>
-      <w:bookmarkStart w:id="75" w:name="_Toc488328272"/>
-      <w:bookmarkStart w:id="76" w:name="_Toc496545318"/>
+      <w:bookmarkStart w:id="74" w:name="_Toc488328272"/>
+      <w:bookmarkStart w:id="75" w:name="_Toc496545318"/>
       <w:r>
         <w:t>설치된 서버들이 잘 돌아가는지 확인</w:t>
       </w:r>
+      <w:bookmarkEnd w:id="74"/>
       <w:bookmarkEnd w:id="75"/>
-      <w:bookmarkEnd w:id="76"/>
     </w:p>
     <w:p>
       <w:pPr>
@@ -15511,6 +17874,7 @@
           <w:szCs w:val="18"/>
         </w:rPr>
       </w:pPr>
+      <w:proofErr w:type="spellStart"/>
       <w:r>
         <w:rPr>
           <w:rFonts w:ascii="Verdana" w:eastAsia="굴림" w:hAnsi="Verdana" w:cs="굴림"/>
@@ -15521,17 +17885,56 @@
           <w:sz w:val="18"/>
           <w:szCs w:val="18"/>
         </w:rPr>
-        <w:t>ps aux | grep mysql</w:t>
-      </w:r>
-      <w:r>
-        <w:rPr>
-          <w:rFonts w:ascii="Verdana" w:eastAsia="굴림" w:hAnsi="Verdana" w:cs="굴림"/>
-          <w:color w:val="333333"/>
-          <w:kern w:val="0"/>
-          <w:sz w:val="18"/>
-          <w:szCs w:val="18"/>
-        </w:rPr>
-        <w:t> : MariaDB</w:t>
+        <w:t>ps</w:t>
+      </w:r>
+      <w:proofErr w:type="spellEnd"/>
+      <w:r>
+        <w:rPr>
+          <w:rFonts w:ascii="Verdana" w:eastAsia="굴림" w:hAnsi="Verdana" w:cs="굴림"/>
+          <w:b/>
+          <w:bCs/>
+          <w:color w:val="333333"/>
+          <w:kern w:val="0"/>
+          <w:sz w:val="18"/>
+          <w:szCs w:val="18"/>
+        </w:rPr>
+        <w:t xml:space="preserve"> aux | grep </w:t>
+      </w:r>
+      <w:proofErr w:type="spellStart"/>
+      <w:proofErr w:type="gramStart"/>
+      <w:r>
+        <w:rPr>
+          <w:rFonts w:ascii="Verdana" w:eastAsia="굴림" w:hAnsi="Verdana" w:cs="굴림"/>
+          <w:b/>
+          <w:bCs/>
+          <w:color w:val="333333"/>
+          <w:kern w:val="0"/>
+          <w:sz w:val="18"/>
+          <w:szCs w:val="18"/>
+        </w:rPr>
+        <w:t>mysql</w:t>
+      </w:r>
+      <w:proofErr w:type="spellEnd"/>
+      <w:r>
+        <w:rPr>
+          <w:rFonts w:ascii="Verdana" w:eastAsia="굴림" w:hAnsi="Verdana" w:cs="굴림"/>
+          <w:color w:val="333333"/>
+          <w:kern w:val="0"/>
+          <w:sz w:val="18"/>
+          <w:szCs w:val="18"/>
+        </w:rPr>
+        <w:t> :</w:t>
+      </w:r>
+      <w:proofErr w:type="gramEnd"/>
+      <w:r>
+        <w:rPr>
+          <w:rFonts w:ascii="Verdana" w:eastAsia="굴림" w:hAnsi="Verdana" w:cs="굴림"/>
+          <w:color w:val="333333"/>
+          <w:kern w:val="0"/>
+          <w:sz w:val="18"/>
+          <w:szCs w:val="18"/>
+        </w:rPr>
+        <w:t xml:space="preserve"> MariaDB</w:t>
       </w:r>
       <w:r>
         <w:rPr>
@@ -15553,6 +17956,7 @@
         </w:rPr>
         <w:t xml:space="preserve"> </w:t>
       </w:r>
+      <w:proofErr w:type="spellStart"/>
       <w:r>
         <w:rPr>
           <w:rFonts w:ascii="Verdana" w:eastAsia="굴림" w:hAnsi="Verdana" w:cs="굴림"/>
@@ -15563,6 +17967,7 @@
         </w:rPr>
         <w:t>실행중인지</w:t>
       </w:r>
+      <w:proofErr w:type="spellEnd"/>
       <w:r>
         <w:rPr>
           <w:rFonts w:ascii="Verdana" w:eastAsia="굴림" w:hAnsi="Verdana" w:cs="굴림"/>
@@ -15607,6 +18012,7 @@
           <w:szCs w:val="18"/>
         </w:rPr>
       </w:pPr>
+      <w:proofErr w:type="spellStart"/>
       <w:r>
         <w:rPr>
           <w:rFonts w:ascii="Verdana" w:eastAsia="굴림" w:hAnsi="Verdana" w:cs="굴림"/>
@@ -15617,17 +18023,78 @@
           <w:sz w:val="18"/>
           <w:szCs w:val="18"/>
         </w:rPr>
-        <w:t>ps aux | grep james</w:t>
-      </w:r>
-      <w:r>
-        <w:rPr>
-          <w:rFonts w:ascii="Verdana" w:eastAsia="굴림" w:hAnsi="Verdana" w:cs="굴림"/>
-          <w:color w:val="333333"/>
-          <w:kern w:val="0"/>
-          <w:sz w:val="18"/>
-          <w:szCs w:val="18"/>
-        </w:rPr>
-        <w:t> : JMocha(</w:t>
+        <w:t>ps</w:t>
+      </w:r>
+      <w:proofErr w:type="spellEnd"/>
+      <w:r>
+        <w:rPr>
+          <w:rFonts w:ascii="Verdana" w:eastAsia="굴림" w:hAnsi="Verdana" w:cs="굴림"/>
+          <w:b/>
+          <w:bCs/>
+          <w:color w:val="333333"/>
+          <w:kern w:val="0"/>
+          <w:sz w:val="18"/>
+          <w:szCs w:val="18"/>
+        </w:rPr>
+        <w:t xml:space="preserve"> aux | grep </w:t>
+      </w:r>
+      <w:proofErr w:type="spellStart"/>
+      <w:proofErr w:type="gramStart"/>
+      <w:r>
+        <w:rPr>
+          <w:rFonts w:ascii="Verdana" w:eastAsia="굴림" w:hAnsi="Verdana" w:cs="굴림"/>
+          <w:b/>
+          <w:bCs/>
+          <w:color w:val="333333"/>
+          <w:kern w:val="0"/>
+          <w:sz w:val="18"/>
+          <w:szCs w:val="18"/>
+        </w:rPr>
+        <w:t>james</w:t>
+      </w:r>
+      <w:proofErr w:type="spellEnd"/>
+      <w:r>
+        <w:rPr>
+          <w:rFonts w:ascii="Verdana" w:eastAsia="굴림" w:hAnsi="Verdana" w:cs="굴림"/>
+          <w:color w:val="333333"/>
+          <w:kern w:val="0"/>
+          <w:sz w:val="18"/>
+          <w:szCs w:val="18"/>
+        </w:rPr>
+        <w:t> :</w:t>
+      </w:r>
+      <w:proofErr w:type="gramEnd"/>
+      <w:r>
+        <w:rPr>
+          <w:rFonts w:ascii="Verdana" w:eastAsia="굴림" w:hAnsi="Verdana" w:cs="굴림"/>
+          <w:color w:val="333333"/>
+          <w:kern w:val="0"/>
+          <w:sz w:val="18"/>
+          <w:szCs w:val="18"/>
+        </w:rPr>
+        <w:t xml:space="preserve"> </w:t>
+      </w:r>
+      <w:proofErr w:type="spellStart"/>
+      <w:r>
+        <w:rPr>
+          <w:rFonts w:ascii="Verdana" w:eastAsia="굴림" w:hAnsi="Verdana" w:cs="굴림"/>
+          <w:color w:val="333333"/>
+          <w:kern w:val="0"/>
+          <w:sz w:val="18"/>
+          <w:szCs w:val="18"/>
+        </w:rPr>
+        <w:t>JMocha</w:t>
+      </w:r>
+      <w:proofErr w:type="spellEnd"/>
+      <w:r>
+        <w:rPr>
+          <w:rFonts w:ascii="Verdana" w:eastAsia="굴림" w:hAnsi="Verdana" w:cs="굴림"/>
+          <w:color w:val="333333"/>
+          <w:kern w:val="0"/>
+          <w:sz w:val="18"/>
+          <w:szCs w:val="18"/>
+        </w:rPr>
+        <w:t>(</w:t>
       </w:r>
       <w:r>
         <w:rPr>
@@ -15669,6 +18136,7 @@
         </w:rPr>
         <w:t xml:space="preserve"> </w:t>
       </w:r>
+      <w:proofErr w:type="spellStart"/>
       <w:r>
         <w:rPr>
           <w:rFonts w:ascii="Verdana" w:eastAsia="굴림" w:hAnsi="Verdana" w:cs="굴림"/>
@@ -15679,6 +18147,7 @@
         </w:rPr>
         <w:t>실행중인지</w:t>
       </w:r>
+      <w:proofErr w:type="spellEnd"/>
       <w:r>
         <w:rPr>
           <w:rFonts w:ascii="Verdana" w:eastAsia="굴림" w:hAnsi="Verdana" w:cs="굴림"/>
@@ -15793,6 +18262,7 @@
           <w:szCs w:val="18"/>
         </w:rPr>
       </w:pPr>
+      <w:proofErr w:type="spellStart"/>
       <w:r>
         <w:rPr>
           <w:rFonts w:ascii="Verdana" w:eastAsia="굴림" w:hAnsi="Verdana" w:cs="굴림"/>
@@ -15803,17 +18273,78 @@
           <w:sz w:val="18"/>
           <w:szCs w:val="18"/>
         </w:rPr>
-        <w:t>ps aux | grep ezFlow</w:t>
-      </w:r>
-      <w:r>
-        <w:rPr>
-          <w:rFonts w:ascii="Verdana" w:eastAsia="굴림" w:hAnsi="Verdana" w:cs="굴림"/>
-          <w:color w:val="333333"/>
-          <w:kern w:val="0"/>
-          <w:sz w:val="18"/>
-          <w:szCs w:val="18"/>
-        </w:rPr>
-        <w:t> : ezFlow(Web App</w:t>
+        <w:t>ps</w:t>
+      </w:r>
+      <w:proofErr w:type="spellEnd"/>
+      <w:r>
+        <w:rPr>
+          <w:rFonts w:ascii="Verdana" w:eastAsia="굴림" w:hAnsi="Verdana" w:cs="굴림"/>
+          <w:b/>
+          <w:bCs/>
+          <w:color w:val="333333"/>
+          <w:kern w:val="0"/>
+          <w:sz w:val="18"/>
+          <w:szCs w:val="18"/>
+        </w:rPr>
+        <w:t xml:space="preserve"> aux | grep </w:t>
+      </w:r>
+      <w:proofErr w:type="spellStart"/>
+      <w:proofErr w:type="gramStart"/>
+      <w:r>
+        <w:rPr>
+          <w:rFonts w:ascii="Verdana" w:eastAsia="굴림" w:hAnsi="Verdana" w:cs="굴림"/>
+          <w:b/>
+          <w:bCs/>
+          <w:color w:val="333333"/>
+          <w:kern w:val="0"/>
+          <w:sz w:val="18"/>
+          <w:szCs w:val="18"/>
+        </w:rPr>
+        <w:t>ezFlow</w:t>
+      </w:r>
+      <w:proofErr w:type="spellEnd"/>
+      <w:r>
+        <w:rPr>
+          <w:rFonts w:ascii="Verdana" w:eastAsia="굴림" w:hAnsi="Verdana" w:cs="굴림"/>
+          <w:color w:val="333333"/>
+          <w:kern w:val="0"/>
+          <w:sz w:val="18"/>
+          <w:szCs w:val="18"/>
+        </w:rPr>
+        <w:t> :</w:t>
+      </w:r>
+      <w:proofErr w:type="gramEnd"/>
+      <w:r>
+        <w:rPr>
+          <w:rFonts w:ascii="Verdana" w:eastAsia="굴림" w:hAnsi="Verdana" w:cs="굴림"/>
+          <w:color w:val="333333"/>
+          <w:kern w:val="0"/>
+          <w:sz w:val="18"/>
+          <w:szCs w:val="18"/>
+        </w:rPr>
+        <w:t xml:space="preserve"> </w:t>
+      </w:r>
+      <w:proofErr w:type="spellStart"/>
+      <w:r>
+        <w:rPr>
+          <w:rFonts w:ascii="Verdana" w:eastAsia="굴림" w:hAnsi="Verdana" w:cs="굴림"/>
+          <w:color w:val="333333"/>
+          <w:kern w:val="0"/>
+          <w:sz w:val="18"/>
+          <w:szCs w:val="18"/>
+        </w:rPr>
+        <w:t>ezFlow</w:t>
+      </w:r>
+      <w:proofErr w:type="spellEnd"/>
+      <w:r>
+        <w:rPr>
+          <w:rFonts w:ascii="Verdana" w:eastAsia="굴림" w:hAnsi="Verdana" w:cs="굴림"/>
+          <w:color w:val="333333"/>
+          <w:kern w:val="0"/>
+          <w:sz w:val="18"/>
+          <w:szCs w:val="18"/>
+        </w:rPr>
+        <w:t>(Web App</w:t>
       </w:r>
       <w:r>
         <w:rPr>
@@ -15855,6 +18386,7 @@
         </w:rPr>
         <w:t xml:space="preserve"> </w:t>
       </w:r>
+      <w:proofErr w:type="spellStart"/>
       <w:r>
         <w:rPr>
           <w:rFonts w:ascii="Verdana" w:eastAsia="굴림" w:hAnsi="Verdana" w:cs="굴림"/>
@@ -15865,6 +18397,7 @@
         </w:rPr>
         <w:t>실행중인지</w:t>
       </w:r>
+      <w:proofErr w:type="spellEnd"/>
       <w:r>
         <w:rPr>
           <w:rFonts w:ascii="Verdana" w:eastAsia="굴림" w:hAnsi="Verdana" w:cs="굴림"/>
@@ -15979,6 +18512,7 @@
           <w:szCs w:val="18"/>
         </w:rPr>
       </w:pPr>
+      <w:proofErr w:type="spellStart"/>
       <w:r>
         <w:rPr>
           <w:rFonts w:ascii="Verdana" w:eastAsia="굴림" w:hAnsi="Verdana" w:cs="굴림"/>
@@ -15989,11 +18523,12 @@
           <w:sz w:val="18"/>
           <w:szCs w:val="18"/>
         </w:rPr>
-        <w:t xml:space="preserve">ps aux | grep </w:t>
-      </w:r>
-      <w:r>
-        <w:rPr>
-          <w:rFonts w:ascii="Verdana" w:eastAsia="굴림" w:hAnsi="Verdana" w:cs="굴림" w:hint="eastAsia"/>
+        <w:t>ps</w:t>
+      </w:r>
+      <w:proofErr w:type="spellEnd"/>
+      <w:r>
+        <w:rPr>
+          <w:rFonts w:ascii="Verdana" w:eastAsia="굴림" w:hAnsi="Verdana" w:cs="굴림"/>
           <w:b/>
           <w:bCs/>
           <w:color w:val="333333"/>
@@ -16001,17 +18536,89 @@
           <w:sz w:val="18"/>
           <w:szCs w:val="18"/>
         </w:rPr>
-        <w:t>jgw-server</w:t>
-      </w:r>
-      <w:r>
-        <w:rPr>
-          <w:rFonts w:ascii="Verdana" w:eastAsia="굴림" w:hAnsi="Verdana" w:cs="굴림"/>
-          <w:color w:val="333333"/>
-          <w:kern w:val="0"/>
-          <w:sz w:val="18"/>
-          <w:szCs w:val="18"/>
-        </w:rPr>
-        <w:t> : jgw-server(Gateway</w:t>
+        <w:t xml:space="preserve"> aux | grep </w:t>
+      </w:r>
+      <w:proofErr w:type="spellStart"/>
+      <w:r>
+        <w:rPr>
+          <w:rFonts w:ascii="Verdana" w:eastAsia="굴림" w:hAnsi="Verdana" w:cs="굴림" w:hint="eastAsia"/>
+          <w:b/>
+          <w:bCs/>
+          <w:color w:val="333333"/>
+          <w:kern w:val="0"/>
+          <w:sz w:val="18"/>
+          <w:szCs w:val="18"/>
+        </w:rPr>
+        <w:t>jgw</w:t>
+      </w:r>
+      <w:proofErr w:type="spellEnd"/>
+      <w:r>
+        <w:rPr>
+          <w:rFonts w:ascii="Verdana" w:eastAsia="굴림" w:hAnsi="Verdana" w:cs="굴림" w:hint="eastAsia"/>
+          <w:b/>
+          <w:bCs/>
+          <w:color w:val="333333"/>
+          <w:kern w:val="0"/>
+          <w:sz w:val="18"/>
+          <w:szCs w:val="18"/>
+        </w:rPr>
+        <w:t>-</w:t>
+      </w:r>
+      <w:proofErr w:type="gramStart"/>
+      <w:r>
+        <w:rPr>
+          <w:rFonts w:ascii="Verdana" w:eastAsia="굴림" w:hAnsi="Verdana" w:cs="굴림" w:hint="eastAsia"/>
+          <w:b/>
+          <w:bCs/>
+          <w:color w:val="333333"/>
+          <w:kern w:val="0"/>
+          <w:sz w:val="18"/>
+          <w:szCs w:val="18"/>
+        </w:rPr>
+        <w:t>server</w:t>
+      </w:r>
+      <w:r>
+        <w:rPr>
+          <w:rFonts w:ascii="Verdana" w:eastAsia="굴림" w:hAnsi="Verdana" w:cs="굴림"/>
+          <w:color w:val="333333"/>
+          <w:kern w:val="0"/>
+          <w:sz w:val="18"/>
+          <w:szCs w:val="18"/>
+        </w:rPr>
+        <w:t> :</w:t>
+      </w:r>
+      <w:proofErr w:type="gramEnd"/>
+      <w:r>
+        <w:rPr>
+          <w:rFonts w:ascii="Verdana" w:eastAsia="굴림" w:hAnsi="Verdana" w:cs="굴림"/>
+          <w:color w:val="333333"/>
+          <w:kern w:val="0"/>
+          <w:sz w:val="18"/>
+          <w:szCs w:val="18"/>
+        </w:rPr>
+        <w:t xml:space="preserve"> </w:t>
+      </w:r>
+      <w:proofErr w:type="spellStart"/>
+      <w:r>
+        <w:rPr>
+          <w:rFonts w:ascii="Verdana" w:eastAsia="굴림" w:hAnsi="Verdana" w:cs="굴림"/>
+          <w:color w:val="333333"/>
+          <w:kern w:val="0"/>
+          <w:sz w:val="18"/>
+          <w:szCs w:val="18"/>
+        </w:rPr>
+        <w:t>jgw</w:t>
+      </w:r>
+      <w:proofErr w:type="spellEnd"/>
+      <w:r>
+        <w:rPr>
+          <w:rFonts w:ascii="Verdana" w:eastAsia="굴림" w:hAnsi="Verdana" w:cs="굴림"/>
+          <w:color w:val="333333"/>
+          <w:kern w:val="0"/>
+          <w:sz w:val="18"/>
+          <w:szCs w:val="18"/>
+        </w:rPr>
+        <w:t>-server(Gateway</w:t>
       </w:r>
       <w:r>
         <w:rPr>
@@ -16053,6 +18660,7 @@
         </w:rPr>
         <w:t xml:space="preserve"> </w:t>
       </w:r>
+      <w:proofErr w:type="spellStart"/>
       <w:r>
         <w:rPr>
           <w:rFonts w:ascii="Verdana" w:eastAsia="굴림" w:hAnsi="Verdana" w:cs="굴림"/>
@@ -16063,6 +18671,7 @@
         </w:rPr>
         <w:t>실행중인지</w:t>
       </w:r>
+      <w:proofErr w:type="spellEnd"/>
       <w:r>
         <w:rPr>
           <w:rFonts w:ascii="Verdana" w:eastAsia="굴림" w:hAnsi="Verdana" w:cs="굴림"/>
@@ -16173,10 +18782,15 @@
           <w:numId w:val="14"/>
         </w:numPr>
       </w:pPr>
-      <w:bookmarkStart w:id="77" w:name="_Toc488328273"/>
-      <w:bookmarkStart w:id="78" w:name="_Toc496545319"/>
-      <w:r>
-        <w:t>ezEKP 디렉토리</w:t>
+      <w:bookmarkStart w:id="76" w:name="_Toc488328273"/>
+      <w:bookmarkStart w:id="77" w:name="_Toc496545319"/>
+      <w:proofErr w:type="spellStart"/>
+      <w:r>
+        <w:t>ezEKP</w:t>
+      </w:r>
+      <w:proofErr w:type="spellEnd"/>
+      <w:r>
+        <w:t xml:space="preserve"> 디렉토리</w:t>
       </w:r>
       <w:r>
         <w:rPr>
@@ -16185,7 +18799,15 @@
         <w:t>를</w:t>
       </w:r>
       <w:r>
-        <w:t xml:space="preserve"> jmocha 소유로 변경 </w:t>
+        <w:t xml:space="preserve"> </w:t>
+      </w:r>
+      <w:proofErr w:type="spellStart"/>
+      <w:r>
+        <w:t>jmocha</w:t>
+      </w:r>
+      <w:proofErr w:type="spellEnd"/>
+      <w:r>
+        <w:t xml:space="preserve"> 소유로 변경 </w:t>
       </w:r>
       <w:r>
         <w:rPr>
@@ -16193,8 +18815,8 @@
         </w:rPr>
         <w:t>(하위 디렉토리도 모두)</w:t>
       </w:r>
+      <w:bookmarkEnd w:id="76"/>
       <w:bookmarkEnd w:id="77"/>
-      <w:bookmarkEnd w:id="78"/>
     </w:p>
     <w:p>
       <w:pPr>
@@ -16219,6 +18841,7 @@
           <w:szCs w:val="18"/>
         </w:rPr>
       </w:pPr>
+      <w:proofErr w:type="spellStart"/>
       <w:r>
         <w:rPr>
           <w:rFonts w:ascii="Verdana" w:eastAsia="굴림" w:hAnsi="Verdana" w:cs="굴림"/>
@@ -16229,8 +18852,63 @@
           <w:sz w:val="18"/>
           <w:szCs w:val="18"/>
         </w:rPr>
-        <w:t>chown -R jmocha:jmocha ezEKP</w:t>
-      </w:r>
+        <w:t>chown</w:t>
+      </w:r>
+      <w:proofErr w:type="spellEnd"/>
+      <w:r>
+        <w:rPr>
+          <w:rFonts w:ascii="Verdana" w:eastAsia="굴림" w:hAnsi="Verdana" w:cs="굴림"/>
+          <w:b/>
+          <w:bCs/>
+          <w:color w:val="333333"/>
+          <w:kern w:val="0"/>
+          <w:sz w:val="18"/>
+          <w:szCs w:val="18"/>
+        </w:rPr>
+        <w:t xml:space="preserve"> -R </w:t>
+      </w:r>
+      <w:proofErr w:type="spellStart"/>
+      <w:proofErr w:type="gramStart"/>
+      <w:r>
+        <w:rPr>
+          <w:rFonts w:ascii="Verdana" w:eastAsia="굴림" w:hAnsi="Verdana" w:cs="굴림"/>
+          <w:b/>
+          <w:bCs/>
+          <w:color w:val="333333"/>
+          <w:kern w:val="0"/>
+          <w:sz w:val="18"/>
+          <w:szCs w:val="18"/>
+        </w:rPr>
+        <w:t>jmocha:jmocha</w:t>
+      </w:r>
+      <w:proofErr w:type="spellEnd"/>
+      <w:proofErr w:type="gramEnd"/>
+      <w:r>
+        <w:rPr>
+          <w:rFonts w:ascii="Verdana" w:eastAsia="굴림" w:hAnsi="Verdana" w:cs="굴림"/>
+          <w:b/>
+          <w:bCs/>
+          <w:color w:val="333333"/>
+          <w:kern w:val="0"/>
+          <w:sz w:val="18"/>
+          <w:szCs w:val="18"/>
+        </w:rPr>
+        <w:t xml:space="preserve"> </w:t>
+      </w:r>
+      <w:proofErr w:type="spellStart"/>
+      <w:r>
+        <w:rPr>
+          <w:rFonts w:ascii="Verdana" w:eastAsia="굴림" w:hAnsi="Verdana" w:cs="굴림"/>
+          <w:b/>
+          <w:bCs/>
+          <w:color w:val="333333"/>
+          <w:kern w:val="0"/>
+          <w:sz w:val="18"/>
+          <w:szCs w:val="18"/>
+        </w:rPr>
+        <w:t>ezEKP</w:t>
+      </w:r>
+      <w:proofErr w:type="spellEnd"/>
       <w:r>
         <w:rPr>
           <w:rFonts w:ascii="Verdana" w:eastAsia="굴림" w:hAnsi="Verdana" w:cs="굴림"/>
@@ -16251,13 +18929,18 @@
           <w:numId w:val="14"/>
         </w:numPr>
       </w:pPr>
-      <w:bookmarkStart w:id="79" w:name="_Toc488328274"/>
-      <w:bookmarkStart w:id="80" w:name="_Toc496545320"/>
-      <w:r>
-        <w:t>라이센스키 발급 및 등록</w:t>
-      </w:r>
+      <w:bookmarkStart w:id="78" w:name="_Toc488328274"/>
+      <w:bookmarkStart w:id="79" w:name="_Toc496545320"/>
+      <w:proofErr w:type="spellStart"/>
+      <w:r>
+        <w:t>라이센스키</w:t>
+      </w:r>
+      <w:proofErr w:type="spellEnd"/>
+      <w:r>
+        <w:t xml:space="preserve"> 발급 및 등록</w:t>
+      </w:r>
+      <w:bookmarkEnd w:id="78"/>
       <w:bookmarkEnd w:id="79"/>
-      <w:bookmarkEnd w:id="80"/>
     </w:p>
     <w:p>
       <w:pPr>
@@ -16282,16 +18965,29 @@
           <w:szCs w:val="18"/>
         </w:rPr>
       </w:pPr>
-      <w:r>
-        <w:rPr>
-          <w:rFonts w:ascii="Verdana" w:eastAsia="굴림" w:hAnsi="Verdana" w:cs="굴림"/>
-          <w:color w:val="333333"/>
-          <w:kern w:val="0"/>
-          <w:sz w:val="18"/>
-          <w:szCs w:val="18"/>
-        </w:rPr>
-        <w:t xml:space="preserve">ezEKP Java </w:t>
-      </w:r>
+      <w:proofErr w:type="spellStart"/>
+      <w:r>
+        <w:rPr>
+          <w:rFonts w:ascii="Verdana" w:eastAsia="굴림" w:hAnsi="Verdana" w:cs="굴림"/>
+          <w:color w:val="333333"/>
+          <w:kern w:val="0"/>
+          <w:sz w:val="18"/>
+          <w:szCs w:val="18"/>
+        </w:rPr>
+        <w:t>ezEKP</w:t>
+      </w:r>
+      <w:proofErr w:type="spellEnd"/>
+      <w:r>
+        <w:rPr>
+          <w:rFonts w:ascii="Verdana" w:eastAsia="굴림" w:hAnsi="Verdana" w:cs="굴림"/>
+          <w:color w:val="333333"/>
+          <w:kern w:val="0"/>
+          <w:sz w:val="18"/>
+          <w:szCs w:val="18"/>
+        </w:rPr>
+        <w:t xml:space="preserve"> Java </w:t>
+      </w:r>
+      <w:proofErr w:type="spellStart"/>
       <w:r>
         <w:rPr>
           <w:rFonts w:ascii="Verdana" w:eastAsia="굴림" w:hAnsi="Verdana" w:cs="굴림"/>
@@ -16302,6 +18998,7 @@
         </w:rPr>
         <w:t>라이센스키</w:t>
       </w:r>
+      <w:proofErr w:type="spellEnd"/>
       <w:r>
         <w:rPr>
           <w:rFonts w:ascii="Verdana" w:eastAsia="굴림" w:hAnsi="Verdana" w:cs="굴림"/>
@@ -16404,13 +19101,18 @@
           <w:numId w:val="14"/>
         </w:numPr>
       </w:pPr>
-      <w:bookmarkStart w:id="81" w:name="_Toc488328275"/>
-      <w:bookmarkStart w:id="82" w:name="_Toc496545321"/>
-      <w:r>
-        <w:t>리부팅 후 제대로 동작하는지 확인</w:t>
-      </w:r>
+      <w:bookmarkStart w:id="80" w:name="_Toc488328275"/>
+      <w:bookmarkStart w:id="81" w:name="_Toc496545321"/>
+      <w:proofErr w:type="spellStart"/>
+      <w:r>
+        <w:t>리부팅</w:t>
+      </w:r>
+      <w:proofErr w:type="spellEnd"/>
+      <w:r>
+        <w:t xml:space="preserve"> 후 제대로 동작하는지 확인</w:t>
+      </w:r>
+      <w:bookmarkEnd w:id="80"/>
       <w:bookmarkEnd w:id="81"/>
-      <w:bookmarkEnd w:id="82"/>
     </w:p>
     <w:p>
       <w:pPr>
@@ -16745,9 +19447,9 @@
         <w:ind w:right="200"/>
       </w:pPr>
     </w:p>
-    <w:bookmarkStart w:id="83" w:name="_Toc488328276"/>
-    <w:bookmarkStart w:id="84" w:name="_Toc488328311"/>
-    <w:bookmarkStart w:id="85" w:name="_Toc496545322"/>
+    <w:bookmarkStart w:id="82" w:name="_Toc488328276"/>
+    <w:bookmarkStart w:id="83" w:name="_Toc488328311"/>
+    <w:bookmarkStart w:id="84" w:name="_Toc496545322"/>
     <w:p>
       <w:pPr>
         <w:pStyle w:val="ae"/>
@@ -16845,7 +19547,7 @@
               </wp:anchor>
             </w:drawing>
           </mc:Choice>
-          <mc:Fallback xmlns:cx="http://schemas.microsoft.com/office/drawing/2014/chartex" xmlns:w16se="http://schemas.microsoft.com/office/word/2015/wordml/symex" xmlns:w16cid="http://schemas.microsoft.com/office/word/2016/wordml/cid" xmlns:am3d="http://schemas.microsoft.com/office/drawing/2017/model3d" xmlns:aink="http://schemas.microsoft.com/office/drawing/2016/ink" xmlns:cx8="http://schemas.microsoft.com/office/drawing/2016/5/14/chartex" xmlns:cx7="http://schemas.microsoft.com/office/drawing/2016/5/13/chartex" xmlns:cx6="http://schemas.microsoft.com/office/drawing/2016/5/12/chartex" xmlns:cx5="http://schemas.microsoft.com/office/drawing/2016/5/11/chartex" xmlns:cx4="http://schemas.microsoft.com/office/drawing/2016/5/10/chartex" xmlns:cx3="http://schemas.microsoft.com/office/drawing/2016/5/9/chartex" xmlns:cx2="http://schemas.microsoft.com/office/drawing/2015/10/21/chartex" xmlns:cx1="http://schemas.microsoft.com/office/drawing/2015/9/8/chartex">
+          <mc:Fallback>
             <w:pict>
               <v:rect w14:anchorId="1D61ED54" id="직사각형 99" o:spid="_x0000_s1026" style="position:absolute;left:0;text-align:left;margin-left:35.7pt;margin-top:34.75pt;width:6in;height:9pt;z-index:251671552;visibility:visible;mso-wrap-style:square;mso-width-percent:0;mso-height-percent:0;mso-wrap-distance-left:9pt;mso-wrap-distance-top:0;mso-wrap-distance-right:9pt;mso-wrap-distance-bottom:0;mso-position-horizontal:absolute;mso-position-horizontal-relative:margin;mso-position-vertical:absolute;mso-position-vertical-relative:text;mso-width-percent:0;mso-height-percent:0;mso-width-relative:page;mso-height-relative:page;v-text-anchor:top" o:gfxdata="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" stroked="f">
                 <v:fill color2="navy" angle="90" focus="100%" type="gradient"/>
@@ -16855,9 +19557,9 @@
           </mc:Fallback>
         </mc:AlternateContent>
       </w:r>
+      <w:bookmarkEnd w:id="82"/>
       <w:bookmarkEnd w:id="83"/>
       <w:bookmarkEnd w:id="84"/>
-      <w:bookmarkEnd w:id="85"/>
     </w:p>
     <w:p>
       <w:pPr>
@@ -16868,14 +19570,14 @@
         </w:numPr>
         <w:ind w:left="200" w:right="200"/>
       </w:pPr>
-      <w:bookmarkStart w:id="86" w:name="_Toc496545323"/>
+      <w:bookmarkStart w:id="85" w:name="_Toc496545323"/>
       <w:r>
         <w:rPr>
           <w:rFonts w:hint="eastAsia"/>
         </w:rPr>
         <w:t>주의사항</w:t>
       </w:r>
-      <w:bookmarkEnd w:id="86"/>
+      <w:bookmarkEnd w:id="85"/>
     </w:p>
     <w:p>
       <w:pPr>
@@ -16973,7 +19675,7 @@
               </wp:anchor>
             </w:drawing>
           </mc:Choice>
-          <mc:Fallback xmlns:cx="http://schemas.microsoft.com/office/drawing/2014/chartex" xmlns:w16se="http://schemas.microsoft.com/office/word/2015/wordml/symex" xmlns:w16cid="http://schemas.microsoft.com/office/word/2016/wordml/cid" xmlns:am3d="http://schemas.microsoft.com/office/drawing/2017/model3d" xmlns:aink="http://schemas.microsoft.com/office/drawing/2016/ink" xmlns:cx8="http://schemas.microsoft.com/office/drawing/2016/5/14/chartex" xmlns:cx7="http://schemas.microsoft.com/office/drawing/2016/5/13/chartex" xmlns:cx6="http://schemas.microsoft.com/office/drawing/2016/5/12/chartex" xmlns:cx5="http://schemas.microsoft.com/office/drawing/2016/5/11/chartex" xmlns:cx4="http://schemas.microsoft.com/office/drawing/2016/5/10/chartex" xmlns:cx3="http://schemas.microsoft.com/office/drawing/2016/5/9/chartex" xmlns:cx2="http://schemas.microsoft.com/office/drawing/2015/10/21/chartex" xmlns:cx1="http://schemas.microsoft.com/office/drawing/2015/9/8/chartex">
+          <mc:Fallback>
             <w:pict>
               <v:rect w14:anchorId="1D2CF6CE" id="직사각형 100" o:spid="_x0000_s1026" style="position:absolute;left:0;text-align:left;margin-left:380.8pt;margin-top:.75pt;width:6in;height:9pt;z-index:251670528;visibility:visible;mso-wrap-style:square;mso-width-percent:0;mso-height-percent:0;mso-wrap-distance-left:9pt;mso-wrap-distance-top:0;mso-wrap-distance-right:9pt;mso-wrap-distance-bottom:0;mso-position-horizontal:right;mso-position-horizontal-relative:margin;mso-position-vertical:absolute;mso-position-vertical-relative:text;mso-width-percent:0;mso-height-percent:0;mso-width-relative:page;mso-height-relative:page;v-text-anchor:top" o:gfxdata="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" stroked="f">
                 <v:fill color2="navy" angle="90" focus="100%" type="gradient"/>
@@ -17078,6 +19780,7 @@
       <w:r>
         <w:t xml:space="preserve"> </w:t>
       </w:r>
+      <w:proofErr w:type="gramStart"/>
       <w:r>
         <w:t>시작</w:t>
       </w:r>
@@ -17087,6 +19790,7 @@
       <w:r>
         <w:t>중지</w:t>
       </w:r>
+      <w:proofErr w:type="gramEnd"/>
       <w:r>
         <w:t xml:space="preserve"> </w:t>
       </w:r>
@@ -17263,9 +19967,11 @@
       <w:r>
         <w:tab/>
       </w:r>
+      <w:proofErr w:type="spellStart"/>
       <w:r>
         <w:t>열려있어야</w:t>
       </w:r>
+      <w:proofErr w:type="spellEnd"/>
       <w:r>
         <w:t xml:space="preserve"> </w:t>
       </w:r>
@@ -17503,14 +20209,14 @@
           <w:szCs w:val="28"/>
         </w:rPr>
       </w:pPr>
-      <w:bookmarkStart w:id="87" w:name="_Toc488328249"/>
-      <w:bookmarkStart w:id="88" w:name="_Toc488328278"/>
-      <w:bookmarkStart w:id="89" w:name="_Toc488328313"/>
-      <w:bookmarkStart w:id="90" w:name="_Toc496545324"/>
+      <w:bookmarkStart w:id="86" w:name="_Toc488328249"/>
+      <w:bookmarkStart w:id="87" w:name="_Toc488328278"/>
+      <w:bookmarkStart w:id="88" w:name="_Toc488328313"/>
+      <w:bookmarkStart w:id="89" w:name="_Toc496545324"/>
+      <w:bookmarkEnd w:id="86"/>
       <w:bookmarkEnd w:id="87"/>
       <w:bookmarkEnd w:id="88"/>
       <w:bookmarkEnd w:id="89"/>
-      <w:bookmarkEnd w:id="90"/>
     </w:p>
     <w:p>
       <w:pPr>
@@ -17529,14 +20235,14 @@
           <w:szCs w:val="28"/>
         </w:rPr>
       </w:pPr>
-      <w:bookmarkStart w:id="91" w:name="_Toc488328250"/>
-      <w:bookmarkStart w:id="92" w:name="_Toc488328279"/>
-      <w:bookmarkStart w:id="93" w:name="_Toc488328314"/>
-      <w:bookmarkStart w:id="94" w:name="_Toc496545325"/>
+      <w:bookmarkStart w:id="90" w:name="_Toc488328250"/>
+      <w:bookmarkStart w:id="91" w:name="_Toc488328279"/>
+      <w:bookmarkStart w:id="92" w:name="_Toc488328314"/>
+      <w:bookmarkStart w:id="93" w:name="_Toc496545325"/>
+      <w:bookmarkEnd w:id="90"/>
       <w:bookmarkEnd w:id="91"/>
       <w:bookmarkEnd w:id="92"/>
       <w:bookmarkEnd w:id="93"/>
-      <w:bookmarkEnd w:id="94"/>
     </w:p>
     <w:p>
       <w:pPr>
@@ -17555,14 +20261,14 @@
           <w:szCs w:val="28"/>
         </w:rPr>
       </w:pPr>
-      <w:bookmarkStart w:id="95" w:name="_Toc488328251"/>
-      <w:bookmarkStart w:id="96" w:name="_Toc488328280"/>
-      <w:bookmarkStart w:id="97" w:name="_Toc488328315"/>
-      <w:bookmarkStart w:id="98" w:name="_Toc496545326"/>
+      <w:bookmarkStart w:id="94" w:name="_Toc488328251"/>
+      <w:bookmarkStart w:id="95" w:name="_Toc488328280"/>
+      <w:bookmarkStart w:id="96" w:name="_Toc488328315"/>
+      <w:bookmarkStart w:id="97" w:name="_Toc496545326"/>
+      <w:bookmarkEnd w:id="94"/>
       <w:bookmarkEnd w:id="95"/>
       <w:bookmarkEnd w:id="96"/>
       <w:bookmarkEnd w:id="97"/>
-      <w:bookmarkEnd w:id="98"/>
     </w:p>
     <w:p>
       <w:pPr>
@@ -17581,14 +20287,14 @@
           <w:szCs w:val="28"/>
         </w:rPr>
       </w:pPr>
-      <w:bookmarkStart w:id="99" w:name="_Toc488328252"/>
-      <w:bookmarkStart w:id="100" w:name="_Toc488328281"/>
-      <w:bookmarkStart w:id="101" w:name="_Toc488328316"/>
-      <w:bookmarkStart w:id="102" w:name="_Toc496545327"/>
+      <w:bookmarkStart w:id="98" w:name="_Toc488328252"/>
+      <w:bookmarkStart w:id="99" w:name="_Toc488328281"/>
+      <w:bookmarkStart w:id="100" w:name="_Toc488328316"/>
+      <w:bookmarkStart w:id="101" w:name="_Toc496545327"/>
+      <w:bookmarkEnd w:id="98"/>
       <w:bookmarkEnd w:id="99"/>
       <w:bookmarkEnd w:id="100"/>
       <w:bookmarkEnd w:id="101"/>
-      <w:bookmarkEnd w:id="102"/>
     </w:p>
     <w:p>
       <w:pPr>
@@ -17598,13 +20304,21 @@
           <w:numId w:val="14"/>
         </w:numPr>
       </w:pPr>
-      <w:bookmarkStart w:id="103" w:name="_Toc488328282"/>
-      <w:bookmarkStart w:id="104" w:name="_Toc496545328"/>
-      <w:r>
-        <w:t>각 서버 시작/ 중지 하는 방법</w:t>
-      </w:r>
+      <w:bookmarkStart w:id="102" w:name="_Toc488328282"/>
+      <w:bookmarkStart w:id="103" w:name="_Toc496545328"/>
+      <w:r>
+        <w:t xml:space="preserve">각 서버 </w:t>
+      </w:r>
+      <w:proofErr w:type="gramStart"/>
+      <w:r>
+        <w:t>시작/ 중지</w:t>
+      </w:r>
+      <w:proofErr w:type="gramEnd"/>
+      <w:r>
+        <w:t xml:space="preserve"> 하는 방법</w:t>
+      </w:r>
+      <w:bookmarkEnd w:id="102"/>
       <w:bookmarkEnd w:id="103"/>
-      <w:bookmarkEnd w:id="104"/>
     </w:p>
     <w:p>
       <w:pPr>
@@ -17717,15 +20431,27 @@
           <w:szCs w:val="18"/>
         </w:rPr>
       </w:pPr>
-      <w:r>
-        <w:rPr>
-          <w:rFonts w:ascii="Verdana" w:eastAsia="굴림" w:hAnsi="Verdana" w:cs="굴림"/>
-          <w:color w:val="333333"/>
-          <w:kern w:val="0"/>
-          <w:sz w:val="18"/>
-          <w:szCs w:val="18"/>
-        </w:rPr>
-        <w:t>ezFlow(</w:t>
+      <w:proofErr w:type="spellStart"/>
+      <w:r>
+        <w:rPr>
+          <w:rFonts w:ascii="Verdana" w:eastAsia="굴림" w:hAnsi="Verdana" w:cs="굴림"/>
+          <w:color w:val="333333"/>
+          <w:kern w:val="0"/>
+          <w:sz w:val="18"/>
+          <w:szCs w:val="18"/>
+        </w:rPr>
+        <w:t>ezFlow</w:t>
+      </w:r>
+      <w:proofErr w:type="spellEnd"/>
+      <w:r>
+        <w:rPr>
+          <w:rFonts w:ascii="Verdana" w:eastAsia="굴림" w:hAnsi="Verdana" w:cs="굴림"/>
+          <w:color w:val="333333"/>
+          <w:kern w:val="0"/>
+          <w:sz w:val="18"/>
+          <w:szCs w:val="18"/>
+        </w:rPr>
+        <w:t>(</w:t>
       </w:r>
       <w:r>
         <w:rPr>
@@ -17767,15 +20493,27 @@
         </w:rPr>
         <w:t>서버</w:t>
       </w:r>
-      <w:r>
-        <w:rPr>
-          <w:rFonts w:ascii="Verdana" w:eastAsia="굴림" w:hAnsi="Verdana" w:cs="굴림"/>
-          <w:color w:val="333333"/>
-          <w:kern w:val="0"/>
-          <w:sz w:val="18"/>
-          <w:szCs w:val="18"/>
-        </w:rPr>
-        <w:t>) : </w:t>
+      <w:proofErr w:type="gramStart"/>
+      <w:r>
+        <w:rPr>
+          <w:rFonts w:ascii="Verdana" w:eastAsia="굴림" w:hAnsi="Verdana" w:cs="굴림"/>
+          <w:color w:val="333333"/>
+          <w:kern w:val="0"/>
+          <w:sz w:val="18"/>
+          <w:szCs w:val="18"/>
+        </w:rPr>
+        <w:t>) :</w:t>
+      </w:r>
+      <w:proofErr w:type="gramEnd"/>
+      <w:r>
+        <w:rPr>
+          <w:rFonts w:ascii="Verdana" w:eastAsia="굴림" w:hAnsi="Verdana" w:cs="굴림"/>
+          <w:color w:val="333333"/>
+          <w:kern w:val="0"/>
+          <w:sz w:val="18"/>
+          <w:szCs w:val="18"/>
+        </w:rPr>
+        <w:t> </w:t>
       </w:r>
     </w:p>
     <w:p>
@@ -17811,17 +20549,119 @@
           <w:sz w:val="18"/>
           <w:szCs w:val="18"/>
         </w:rPr>
-        <w:t>cd ~jmocha/ezEKP/ezFlow/bin</w:t>
-      </w:r>
-      <w:r>
-        <w:rPr>
-          <w:rFonts w:ascii="Verdana" w:eastAsia="굴림" w:hAnsi="Verdana" w:cs="굴림"/>
-          <w:color w:val="333333"/>
-          <w:kern w:val="0"/>
-          <w:sz w:val="18"/>
-          <w:szCs w:val="18"/>
-        </w:rPr>
-        <w:t xml:space="preserve"> : </w:t>
+        <w:t>cd ~</w:t>
+      </w:r>
+      <w:proofErr w:type="spellStart"/>
+      <w:r>
+        <w:rPr>
+          <w:rFonts w:ascii="Verdana" w:eastAsia="굴림" w:hAnsi="Verdana" w:cs="굴림"/>
+          <w:b/>
+          <w:bCs/>
+          <w:color w:val="333333"/>
+          <w:kern w:val="0"/>
+          <w:sz w:val="18"/>
+          <w:szCs w:val="18"/>
+        </w:rPr>
+        <w:t>jmocha</w:t>
+      </w:r>
+      <w:proofErr w:type="spellEnd"/>
+      <w:r>
+        <w:rPr>
+          <w:rFonts w:ascii="Verdana" w:eastAsia="굴림" w:hAnsi="Verdana" w:cs="굴림"/>
+          <w:b/>
+          <w:bCs/>
+          <w:color w:val="333333"/>
+          <w:kern w:val="0"/>
+          <w:sz w:val="18"/>
+          <w:szCs w:val="18"/>
+        </w:rPr>
+        <w:t>/</w:t>
+      </w:r>
+      <w:proofErr w:type="spellStart"/>
+      <w:r>
+        <w:rPr>
+          <w:rFonts w:ascii="Verdana" w:eastAsia="굴림" w:hAnsi="Verdana" w:cs="굴림"/>
+          <w:b/>
+          <w:bCs/>
+          <w:color w:val="333333"/>
+          <w:kern w:val="0"/>
+          <w:sz w:val="18"/>
+          <w:szCs w:val="18"/>
+        </w:rPr>
+        <w:t>ezEKP</w:t>
+      </w:r>
+      <w:proofErr w:type="spellEnd"/>
+      <w:r>
+        <w:rPr>
+          <w:rFonts w:ascii="Verdana" w:eastAsia="굴림" w:hAnsi="Verdana" w:cs="굴림"/>
+          <w:b/>
+          <w:bCs/>
+          <w:color w:val="333333"/>
+          <w:kern w:val="0"/>
+          <w:sz w:val="18"/>
+          <w:szCs w:val="18"/>
+        </w:rPr>
+        <w:t>/</w:t>
+      </w:r>
+      <w:proofErr w:type="spellStart"/>
+      <w:r>
+        <w:rPr>
+          <w:rFonts w:ascii="Verdana" w:eastAsia="굴림" w:hAnsi="Verdana" w:cs="굴림"/>
+          <w:b/>
+          <w:bCs/>
+          <w:color w:val="333333"/>
+          <w:kern w:val="0"/>
+          <w:sz w:val="18"/>
+          <w:szCs w:val="18"/>
+        </w:rPr>
+        <w:t>ezFlow</w:t>
+      </w:r>
+      <w:proofErr w:type="spellEnd"/>
+      <w:r>
+        <w:rPr>
+          <w:rFonts w:ascii="Verdana" w:eastAsia="굴림" w:hAnsi="Verdana" w:cs="굴림"/>
+          <w:b/>
+          <w:bCs/>
+          <w:color w:val="333333"/>
+          <w:kern w:val="0"/>
+          <w:sz w:val="18"/>
+          <w:szCs w:val="18"/>
+        </w:rPr>
+        <w:t>/</w:t>
+      </w:r>
+      <w:proofErr w:type="gramStart"/>
+      <w:r>
+        <w:rPr>
+          <w:rFonts w:ascii="Verdana" w:eastAsia="굴림" w:hAnsi="Verdana" w:cs="굴림"/>
+          <w:b/>
+          <w:bCs/>
+          <w:color w:val="333333"/>
+          <w:kern w:val="0"/>
+          <w:sz w:val="18"/>
+          <w:szCs w:val="18"/>
+        </w:rPr>
+        <w:t>bin</w:t>
+      </w:r>
+      <w:r>
+        <w:rPr>
+          <w:rFonts w:ascii="Verdana" w:eastAsia="굴림" w:hAnsi="Verdana" w:cs="굴림"/>
+          <w:color w:val="333333"/>
+          <w:kern w:val="0"/>
+          <w:sz w:val="18"/>
+          <w:szCs w:val="18"/>
+        </w:rPr>
+        <w:t> :</w:t>
+      </w:r>
+      <w:proofErr w:type="gramEnd"/>
+      <w:r>
+        <w:rPr>
+          <w:rFonts w:ascii="Verdana" w:eastAsia="굴림" w:hAnsi="Verdana" w:cs="굴림"/>
+          <w:color w:val="333333"/>
+          <w:kern w:val="0"/>
+          <w:sz w:val="18"/>
+          <w:szCs w:val="18"/>
+        </w:rPr>
+        <w:t xml:space="preserve"> </w:t>
       </w:r>
       <w:r>
         <w:rPr>
@@ -17877,6 +20717,7 @@
           <w:szCs w:val="18"/>
         </w:rPr>
       </w:pPr>
+      <w:proofErr w:type="gramStart"/>
       <w:r>
         <w:rPr>
           <w:rFonts w:ascii="Verdana" w:eastAsia="굴림" w:hAnsi="Verdana" w:cs="굴림"/>
@@ -17897,7 +20738,18 @@
           <w:sz w:val="18"/>
           <w:szCs w:val="18"/>
         </w:rPr>
-        <w:t xml:space="preserve"> : </w:t>
+        <w:t> :</w:t>
+      </w:r>
+      <w:proofErr w:type="gramEnd"/>
+      <w:r>
+        <w:rPr>
+          <w:rFonts w:ascii="Verdana" w:eastAsia="굴림" w:hAnsi="Verdana" w:cs="굴림"/>
+          <w:color w:val="333333"/>
+          <w:kern w:val="0"/>
+          <w:sz w:val="18"/>
+          <w:szCs w:val="18"/>
+        </w:rPr>
+        <w:t xml:space="preserve"> </w:t>
       </w:r>
       <w:r>
         <w:rPr>
@@ -17933,6 +20785,7 @@
           <w:szCs w:val="18"/>
         </w:rPr>
       </w:pPr>
+      <w:proofErr w:type="gramStart"/>
       <w:r>
         <w:rPr>
           <w:rFonts w:ascii="Verdana" w:eastAsia="굴림" w:hAnsi="Verdana" w:cs="굴림"/>
@@ -17953,7 +20806,18 @@
           <w:sz w:val="18"/>
           <w:szCs w:val="18"/>
         </w:rPr>
-        <w:t xml:space="preserve"> : </w:t>
+        <w:t> :</w:t>
+      </w:r>
+      <w:proofErr w:type="gramEnd"/>
+      <w:r>
+        <w:rPr>
+          <w:rFonts w:ascii="Verdana" w:eastAsia="굴림" w:hAnsi="Verdana" w:cs="굴림"/>
+          <w:color w:val="333333"/>
+          <w:kern w:val="0"/>
+          <w:sz w:val="18"/>
+          <w:szCs w:val="18"/>
+        </w:rPr>
+        <w:t xml:space="preserve"> </w:t>
       </w:r>
       <w:r>
         <w:rPr>
@@ -17999,15 +20863,27 @@
           <w:szCs w:val="18"/>
         </w:rPr>
       </w:pPr>
-      <w:r>
-        <w:rPr>
-          <w:rFonts w:ascii="Verdana" w:eastAsia="굴림" w:hAnsi="Verdana" w:cs="굴림"/>
-          <w:color w:val="333333"/>
-          <w:kern w:val="0"/>
-          <w:sz w:val="18"/>
-          <w:szCs w:val="18"/>
-        </w:rPr>
-        <w:t>jgw-server(</w:t>
+      <w:proofErr w:type="spellStart"/>
+      <w:r>
+        <w:rPr>
+          <w:rFonts w:ascii="Verdana" w:eastAsia="굴림" w:hAnsi="Verdana" w:cs="굴림"/>
+          <w:color w:val="333333"/>
+          <w:kern w:val="0"/>
+          <w:sz w:val="18"/>
+          <w:szCs w:val="18"/>
+        </w:rPr>
+        <w:t>jgw</w:t>
+      </w:r>
+      <w:proofErr w:type="spellEnd"/>
+      <w:r>
+        <w:rPr>
+          <w:rFonts w:ascii="Verdana" w:eastAsia="굴림" w:hAnsi="Verdana" w:cs="굴림"/>
+          <w:color w:val="333333"/>
+          <w:kern w:val="0"/>
+          <w:sz w:val="18"/>
+          <w:szCs w:val="18"/>
+        </w:rPr>
+        <w:t>-server(</w:t>
       </w:r>
       <w:r>
         <w:rPr>
@@ -18039,15 +20915,27 @@
         </w:rPr>
         <w:t>서버</w:t>
       </w:r>
-      <w:r>
-        <w:rPr>
-          <w:rFonts w:ascii="Verdana" w:eastAsia="굴림" w:hAnsi="Verdana" w:cs="굴림"/>
-          <w:color w:val="333333"/>
-          <w:kern w:val="0"/>
-          <w:sz w:val="18"/>
-          <w:szCs w:val="18"/>
-        </w:rPr>
-        <w:t>) : </w:t>
+      <w:proofErr w:type="gramStart"/>
+      <w:r>
+        <w:rPr>
+          <w:rFonts w:ascii="Verdana" w:eastAsia="굴림" w:hAnsi="Verdana" w:cs="굴림"/>
+          <w:color w:val="333333"/>
+          <w:kern w:val="0"/>
+          <w:sz w:val="18"/>
+          <w:szCs w:val="18"/>
+        </w:rPr>
+        <w:t>) :</w:t>
+      </w:r>
+      <w:proofErr w:type="gramEnd"/>
+      <w:r>
+        <w:rPr>
+          <w:rFonts w:ascii="Verdana" w:eastAsia="굴림" w:hAnsi="Verdana" w:cs="굴림"/>
+          <w:color w:val="333333"/>
+          <w:kern w:val="0"/>
+          <w:sz w:val="18"/>
+          <w:szCs w:val="18"/>
+        </w:rPr>
+        <w:t> </w:t>
       </w:r>
     </w:p>
     <w:p>
@@ -18083,17 +20971,119 @@
           <w:sz w:val="18"/>
           <w:szCs w:val="18"/>
         </w:rPr>
-        <w:t>cd ~jmocha/ezEKP/jgw-server/bin</w:t>
-      </w:r>
-      <w:r>
-        <w:rPr>
-          <w:rFonts w:ascii="Verdana" w:eastAsia="굴림" w:hAnsi="Verdana" w:cs="굴림"/>
-          <w:color w:val="333333"/>
-          <w:kern w:val="0"/>
-          <w:sz w:val="18"/>
-          <w:szCs w:val="18"/>
-        </w:rPr>
-        <w:t xml:space="preserve"> : </w:t>
+        <w:t>cd ~</w:t>
+      </w:r>
+      <w:proofErr w:type="spellStart"/>
+      <w:r>
+        <w:rPr>
+          <w:rFonts w:ascii="Verdana" w:eastAsia="굴림" w:hAnsi="Verdana" w:cs="굴림"/>
+          <w:b/>
+          <w:bCs/>
+          <w:color w:val="333333"/>
+          <w:kern w:val="0"/>
+          <w:sz w:val="18"/>
+          <w:szCs w:val="18"/>
+        </w:rPr>
+        <w:t>jmocha</w:t>
+      </w:r>
+      <w:proofErr w:type="spellEnd"/>
+      <w:r>
+        <w:rPr>
+          <w:rFonts w:ascii="Verdana" w:eastAsia="굴림" w:hAnsi="Verdana" w:cs="굴림"/>
+          <w:b/>
+          <w:bCs/>
+          <w:color w:val="333333"/>
+          <w:kern w:val="0"/>
+          <w:sz w:val="18"/>
+          <w:szCs w:val="18"/>
+        </w:rPr>
+        <w:t>/</w:t>
+      </w:r>
+      <w:proofErr w:type="spellStart"/>
+      <w:r>
+        <w:rPr>
+          <w:rFonts w:ascii="Verdana" w:eastAsia="굴림" w:hAnsi="Verdana" w:cs="굴림"/>
+          <w:b/>
+          <w:bCs/>
+          <w:color w:val="333333"/>
+          <w:kern w:val="0"/>
+          <w:sz w:val="18"/>
+          <w:szCs w:val="18"/>
+        </w:rPr>
+        <w:t>ezEKP</w:t>
+      </w:r>
+      <w:proofErr w:type="spellEnd"/>
+      <w:r>
+        <w:rPr>
+          <w:rFonts w:ascii="Verdana" w:eastAsia="굴림" w:hAnsi="Verdana" w:cs="굴림"/>
+          <w:b/>
+          <w:bCs/>
+          <w:color w:val="333333"/>
+          <w:kern w:val="0"/>
+          <w:sz w:val="18"/>
+          <w:szCs w:val="18"/>
+        </w:rPr>
+        <w:t>/</w:t>
+      </w:r>
+      <w:proofErr w:type="spellStart"/>
+      <w:r>
+        <w:rPr>
+          <w:rFonts w:ascii="Verdana" w:eastAsia="굴림" w:hAnsi="Verdana" w:cs="굴림"/>
+          <w:b/>
+          <w:bCs/>
+          <w:color w:val="333333"/>
+          <w:kern w:val="0"/>
+          <w:sz w:val="18"/>
+          <w:szCs w:val="18"/>
+        </w:rPr>
+        <w:t>jgw</w:t>
+      </w:r>
+      <w:proofErr w:type="spellEnd"/>
+      <w:r>
+        <w:rPr>
+          <w:rFonts w:ascii="Verdana" w:eastAsia="굴림" w:hAnsi="Verdana" w:cs="굴림"/>
+          <w:b/>
+          <w:bCs/>
+          <w:color w:val="333333"/>
+          <w:kern w:val="0"/>
+          <w:sz w:val="18"/>
+          <w:szCs w:val="18"/>
+        </w:rPr>
+        <w:t>-server/</w:t>
+      </w:r>
+      <w:proofErr w:type="gramStart"/>
+      <w:r>
+        <w:rPr>
+          <w:rFonts w:ascii="Verdana" w:eastAsia="굴림" w:hAnsi="Verdana" w:cs="굴림"/>
+          <w:b/>
+          <w:bCs/>
+          <w:color w:val="333333"/>
+          <w:kern w:val="0"/>
+          <w:sz w:val="18"/>
+          <w:szCs w:val="18"/>
+        </w:rPr>
+        <w:t>bin</w:t>
+      </w:r>
+      <w:r>
+        <w:rPr>
+          <w:rFonts w:ascii="Verdana" w:eastAsia="굴림" w:hAnsi="Verdana" w:cs="굴림"/>
+          <w:color w:val="333333"/>
+          <w:kern w:val="0"/>
+          <w:sz w:val="18"/>
+          <w:szCs w:val="18"/>
+        </w:rPr>
+        <w:t> :</w:t>
+      </w:r>
+      <w:proofErr w:type="gramEnd"/>
+      <w:r>
+        <w:rPr>
+          <w:rFonts w:ascii="Verdana" w:eastAsia="굴림" w:hAnsi="Verdana" w:cs="굴림"/>
+          <w:color w:val="333333"/>
+          <w:kern w:val="0"/>
+          <w:sz w:val="18"/>
+          <w:szCs w:val="18"/>
+        </w:rPr>
+        <w:t xml:space="preserve"> </w:t>
       </w:r>
       <w:r>
         <w:rPr>
@@ -18149,6 +21139,7 @@
           <w:szCs w:val="18"/>
         </w:rPr>
       </w:pPr>
+      <w:proofErr w:type="gramStart"/>
       <w:r>
         <w:rPr>
           <w:rFonts w:ascii="Verdana" w:eastAsia="굴림" w:hAnsi="Verdana" w:cs="굴림"/>
@@ -18169,7 +21160,18 @@
           <w:sz w:val="18"/>
           <w:szCs w:val="18"/>
         </w:rPr>
-        <w:t xml:space="preserve"> : </w:t>
+        <w:t> :</w:t>
+      </w:r>
+      <w:proofErr w:type="gramEnd"/>
+      <w:r>
+        <w:rPr>
+          <w:rFonts w:ascii="Verdana" w:eastAsia="굴림" w:hAnsi="Verdana" w:cs="굴림"/>
+          <w:color w:val="333333"/>
+          <w:kern w:val="0"/>
+          <w:sz w:val="18"/>
+          <w:szCs w:val="18"/>
+        </w:rPr>
+        <w:t xml:space="preserve"> </w:t>
       </w:r>
       <w:r>
         <w:rPr>
@@ -18205,6 +21207,7 @@
           <w:szCs w:val="18"/>
         </w:rPr>
       </w:pPr>
+      <w:proofErr w:type="gramStart"/>
       <w:r>
         <w:rPr>
           <w:rFonts w:ascii="Verdana" w:eastAsia="굴림" w:hAnsi="Verdana" w:cs="굴림"/>
@@ -18225,7 +21228,18 @@
           <w:sz w:val="18"/>
           <w:szCs w:val="18"/>
         </w:rPr>
-        <w:t xml:space="preserve"> : </w:t>
+        <w:t> :</w:t>
+      </w:r>
+      <w:proofErr w:type="gramEnd"/>
+      <w:r>
+        <w:rPr>
+          <w:rFonts w:ascii="Verdana" w:eastAsia="굴림" w:hAnsi="Verdana" w:cs="굴림"/>
+          <w:color w:val="333333"/>
+          <w:kern w:val="0"/>
+          <w:sz w:val="18"/>
+          <w:szCs w:val="18"/>
+        </w:rPr>
+        <w:t xml:space="preserve"> </w:t>
       </w:r>
       <w:r>
         <w:rPr>
@@ -18271,15 +21285,27 @@
           <w:szCs w:val="18"/>
         </w:rPr>
       </w:pPr>
-      <w:r>
-        <w:rPr>
-          <w:rFonts w:ascii="Verdana" w:eastAsia="굴림" w:hAnsi="Verdana" w:cs="굴림"/>
-          <w:color w:val="333333"/>
-          <w:kern w:val="0"/>
-          <w:sz w:val="18"/>
-          <w:szCs w:val="18"/>
-        </w:rPr>
-        <w:t>jmocha(</w:t>
+      <w:proofErr w:type="spellStart"/>
+      <w:r>
+        <w:rPr>
+          <w:rFonts w:ascii="Verdana" w:eastAsia="굴림" w:hAnsi="Verdana" w:cs="굴림"/>
+          <w:color w:val="333333"/>
+          <w:kern w:val="0"/>
+          <w:sz w:val="18"/>
+          <w:szCs w:val="18"/>
+        </w:rPr>
+        <w:t>jmocha</w:t>
+      </w:r>
+      <w:proofErr w:type="spellEnd"/>
+      <w:r>
+        <w:rPr>
+          <w:rFonts w:ascii="Verdana" w:eastAsia="굴림" w:hAnsi="Verdana" w:cs="굴림"/>
+          <w:color w:val="333333"/>
+          <w:kern w:val="0"/>
+          <w:sz w:val="18"/>
+          <w:szCs w:val="18"/>
+        </w:rPr>
+        <w:t>(</w:t>
       </w:r>
       <w:r>
         <w:rPr>
@@ -18291,6 +21317,7 @@
         </w:rPr>
         <w:t>메일서버</w:t>
       </w:r>
+      <w:proofErr w:type="gramStart"/>
       <w:r>
         <w:rPr>
           <w:rFonts w:ascii="Verdana" w:eastAsia="굴림" w:hAnsi="Verdana" w:cs="굴림"/>
@@ -18301,6 +21328,7 @@
         </w:rPr>
         <w:t>) :</w:t>
       </w:r>
+      <w:proofErr w:type="gramEnd"/>
     </w:p>
     <w:p>
       <w:pPr>
@@ -18337,6 +21365,7 @@
         </w:rPr>
         <w:t>cd ~</w:t>
       </w:r>
+      <w:proofErr w:type="spellStart"/>
       <w:r>
         <w:rPr>
           <w:rFonts w:ascii="Verdana" w:eastAsia="굴림" w:hAnsi="Verdana" w:cs="굴림"/>
@@ -18347,18 +21376,119 @@
           <w:sz w:val="18"/>
           <w:szCs w:val="18"/>
         </w:rPr>
-        <w:t>jmocha/ezEKP/jmocha-server/bin</w:t>
-      </w:r>
-      <w:r>
-        <w:rPr>
-          <w:rFonts w:ascii="Verdana" w:eastAsia="굴림" w:hAnsi="Verdana" w:cs="굴림"/>
-          <w:color w:val="333333"/>
-          <w:kern w:val="0"/>
-          <w:sz w:val="18"/>
-          <w:szCs w:val="18"/>
-        </w:rPr>
-        <w:t> : james</w:t>
-      </w:r>
+        <w:t>jmocha</w:t>
+      </w:r>
+      <w:proofErr w:type="spellEnd"/>
+      <w:r>
+        <w:rPr>
+          <w:rFonts w:ascii="Verdana" w:eastAsia="굴림" w:hAnsi="Verdana" w:cs="굴림"/>
+          <w:b/>
+          <w:bCs/>
+          <w:color w:val="333333"/>
+          <w:kern w:val="0"/>
+          <w:sz w:val="18"/>
+          <w:szCs w:val="18"/>
+        </w:rPr>
+        <w:t>/</w:t>
+      </w:r>
+      <w:proofErr w:type="spellStart"/>
+      <w:r>
+        <w:rPr>
+          <w:rFonts w:ascii="Verdana" w:eastAsia="굴림" w:hAnsi="Verdana" w:cs="굴림"/>
+          <w:b/>
+          <w:bCs/>
+          <w:color w:val="333333"/>
+          <w:kern w:val="0"/>
+          <w:sz w:val="18"/>
+          <w:szCs w:val="18"/>
+        </w:rPr>
+        <w:t>ezEKP</w:t>
+      </w:r>
+      <w:proofErr w:type="spellEnd"/>
+      <w:r>
+        <w:rPr>
+          <w:rFonts w:ascii="Verdana" w:eastAsia="굴림" w:hAnsi="Verdana" w:cs="굴림"/>
+          <w:b/>
+          <w:bCs/>
+          <w:color w:val="333333"/>
+          <w:kern w:val="0"/>
+          <w:sz w:val="18"/>
+          <w:szCs w:val="18"/>
+        </w:rPr>
+        <w:t>/</w:t>
+      </w:r>
+      <w:proofErr w:type="spellStart"/>
+      <w:r>
+        <w:rPr>
+          <w:rFonts w:ascii="Verdana" w:eastAsia="굴림" w:hAnsi="Verdana" w:cs="굴림"/>
+          <w:b/>
+          <w:bCs/>
+          <w:color w:val="333333"/>
+          <w:kern w:val="0"/>
+          <w:sz w:val="18"/>
+          <w:szCs w:val="18"/>
+        </w:rPr>
+        <w:t>jmocha</w:t>
+      </w:r>
+      <w:proofErr w:type="spellEnd"/>
+      <w:r>
+        <w:rPr>
+          <w:rFonts w:ascii="Verdana" w:eastAsia="굴림" w:hAnsi="Verdana" w:cs="굴림"/>
+          <w:b/>
+          <w:bCs/>
+          <w:color w:val="333333"/>
+          <w:kern w:val="0"/>
+          <w:sz w:val="18"/>
+          <w:szCs w:val="18"/>
+        </w:rPr>
+        <w:t>-server/</w:t>
+      </w:r>
+      <w:proofErr w:type="gramStart"/>
+      <w:r>
+        <w:rPr>
+          <w:rFonts w:ascii="Verdana" w:eastAsia="굴림" w:hAnsi="Verdana" w:cs="굴림"/>
+          <w:b/>
+          <w:bCs/>
+          <w:color w:val="333333"/>
+          <w:kern w:val="0"/>
+          <w:sz w:val="18"/>
+          <w:szCs w:val="18"/>
+        </w:rPr>
+        <w:t>bin</w:t>
+      </w:r>
+      <w:r>
+        <w:rPr>
+          <w:rFonts w:ascii="Verdana" w:eastAsia="굴림" w:hAnsi="Verdana" w:cs="굴림"/>
+          <w:color w:val="333333"/>
+          <w:kern w:val="0"/>
+          <w:sz w:val="18"/>
+          <w:szCs w:val="18"/>
+        </w:rPr>
+        <w:t> :</w:t>
+      </w:r>
+      <w:proofErr w:type="gramEnd"/>
+      <w:r>
+        <w:rPr>
+          <w:rFonts w:ascii="Verdana" w:eastAsia="굴림" w:hAnsi="Verdana" w:cs="굴림"/>
+          <w:color w:val="333333"/>
+          <w:kern w:val="0"/>
+          <w:sz w:val="18"/>
+          <w:szCs w:val="18"/>
+        </w:rPr>
+        <w:t xml:space="preserve"> </w:t>
+      </w:r>
+      <w:proofErr w:type="spellStart"/>
+      <w:r>
+        <w:rPr>
+          <w:rFonts w:ascii="Verdana" w:eastAsia="굴림" w:hAnsi="Verdana" w:cs="굴림"/>
+          <w:color w:val="333333"/>
+          <w:kern w:val="0"/>
+          <w:sz w:val="18"/>
+          <w:szCs w:val="18"/>
+        </w:rPr>
+        <w:t>james</w:t>
+      </w:r>
+      <w:proofErr w:type="spellEnd"/>
       <w:r>
         <w:rPr>
           <w:rFonts w:ascii="Verdana" w:eastAsia="굴림" w:hAnsi="Verdana" w:cs="굴림"/>
@@ -18453,6 +21583,7 @@
           <w:szCs w:val="18"/>
         </w:rPr>
       </w:pPr>
+      <w:proofErr w:type="gramStart"/>
       <w:r>
         <w:rPr>
           <w:rFonts w:ascii="Verdana" w:eastAsia="굴림" w:hAnsi="Verdana" w:cs="굴림"/>
@@ -18463,7 +21594,34 @@
           <w:sz w:val="18"/>
           <w:szCs w:val="18"/>
         </w:rPr>
-        <w:t>./james start</w:t>
+        <w:t>./</w:t>
+      </w:r>
+      <w:proofErr w:type="spellStart"/>
+      <w:proofErr w:type="gramEnd"/>
+      <w:r>
+        <w:rPr>
+          <w:rFonts w:ascii="Verdana" w:eastAsia="굴림" w:hAnsi="Verdana" w:cs="굴림"/>
+          <w:b/>
+          <w:bCs/>
+          <w:color w:val="333333"/>
+          <w:kern w:val="0"/>
+          <w:sz w:val="18"/>
+          <w:szCs w:val="18"/>
+        </w:rPr>
+        <w:t>james</w:t>
+      </w:r>
+      <w:proofErr w:type="spellEnd"/>
+      <w:r>
+        <w:rPr>
+          <w:rFonts w:ascii="Verdana" w:eastAsia="굴림" w:hAnsi="Verdana" w:cs="굴림"/>
+          <w:b/>
+          <w:bCs/>
+          <w:color w:val="333333"/>
+          <w:kern w:val="0"/>
+          <w:sz w:val="18"/>
+          <w:szCs w:val="18"/>
+        </w:rPr>
+        <w:t xml:space="preserve"> start</w:t>
       </w:r>
       <w:r>
         <w:rPr>
@@ -18509,6 +21667,7 @@
           <w:szCs w:val="18"/>
         </w:rPr>
       </w:pPr>
+      <w:proofErr w:type="gramStart"/>
       <w:r>
         <w:rPr>
           <w:rFonts w:ascii="Verdana" w:eastAsia="굴림" w:hAnsi="Verdana" w:cs="굴림"/>
@@ -18519,7 +21678,34 @@
           <w:sz w:val="18"/>
           <w:szCs w:val="18"/>
         </w:rPr>
-        <w:t>./james stop</w:t>
+        <w:t>./</w:t>
+      </w:r>
+      <w:proofErr w:type="spellStart"/>
+      <w:proofErr w:type="gramEnd"/>
+      <w:r>
+        <w:rPr>
+          <w:rFonts w:ascii="Verdana" w:eastAsia="굴림" w:hAnsi="Verdana" w:cs="굴림"/>
+          <w:b/>
+          <w:bCs/>
+          <w:color w:val="333333"/>
+          <w:kern w:val="0"/>
+          <w:sz w:val="18"/>
+          <w:szCs w:val="18"/>
+        </w:rPr>
+        <w:t>james</w:t>
+      </w:r>
+      <w:proofErr w:type="spellEnd"/>
+      <w:r>
+        <w:rPr>
+          <w:rFonts w:ascii="Verdana" w:eastAsia="굴림" w:hAnsi="Verdana" w:cs="굴림"/>
+          <w:b/>
+          <w:bCs/>
+          <w:color w:val="333333"/>
+          <w:kern w:val="0"/>
+          <w:sz w:val="18"/>
+          <w:szCs w:val="18"/>
+        </w:rPr>
+        <w:t xml:space="preserve"> stop</w:t>
       </w:r>
       <w:r>
         <w:rPr>
@@ -18565,6 +21751,7 @@
           <w:szCs w:val="18"/>
         </w:rPr>
       </w:pPr>
+      <w:proofErr w:type="gramStart"/>
       <w:r>
         <w:rPr>
           <w:rFonts w:ascii="Verdana" w:eastAsia="굴림" w:hAnsi="Verdana" w:cs="굴림"/>
@@ -18575,7 +21762,34 @@
           <w:sz w:val="18"/>
           <w:szCs w:val="18"/>
         </w:rPr>
-        <w:t>./james restart</w:t>
+        <w:t>./</w:t>
+      </w:r>
+      <w:proofErr w:type="spellStart"/>
+      <w:proofErr w:type="gramEnd"/>
+      <w:r>
+        <w:rPr>
+          <w:rFonts w:ascii="Verdana" w:eastAsia="굴림" w:hAnsi="Verdana" w:cs="굴림"/>
+          <w:b/>
+          <w:bCs/>
+          <w:color w:val="333333"/>
+          <w:kern w:val="0"/>
+          <w:sz w:val="18"/>
+          <w:szCs w:val="18"/>
+        </w:rPr>
+        <w:t>james</w:t>
+      </w:r>
+      <w:proofErr w:type="spellEnd"/>
+      <w:r>
+        <w:rPr>
+          <w:rFonts w:ascii="Verdana" w:eastAsia="굴림" w:hAnsi="Verdana" w:cs="굴림"/>
+          <w:b/>
+          <w:bCs/>
+          <w:color w:val="333333"/>
+          <w:kern w:val="0"/>
+          <w:sz w:val="18"/>
+          <w:szCs w:val="18"/>
+        </w:rPr>
+        <w:t xml:space="preserve"> restart</w:t>
       </w:r>
       <w:r>
         <w:rPr>
@@ -18631,15 +21845,27 @@
           <w:szCs w:val="18"/>
         </w:rPr>
       </w:pPr>
-      <w:r>
-        <w:rPr>
-          <w:rFonts w:ascii="Verdana" w:eastAsia="굴림" w:hAnsi="Verdana" w:cs="굴림"/>
-          <w:color w:val="333333"/>
-          <w:kern w:val="0"/>
-          <w:sz w:val="18"/>
-          <w:szCs w:val="18"/>
-        </w:rPr>
-        <w:t>MariaDB : </w:t>
+      <w:proofErr w:type="gramStart"/>
+      <w:r>
+        <w:rPr>
+          <w:rFonts w:ascii="Verdana" w:eastAsia="굴림" w:hAnsi="Verdana" w:cs="굴림"/>
+          <w:color w:val="333333"/>
+          <w:kern w:val="0"/>
+          <w:sz w:val="18"/>
+          <w:szCs w:val="18"/>
+        </w:rPr>
+        <w:t>MariaDB :</w:t>
+      </w:r>
+      <w:proofErr w:type="gramEnd"/>
+      <w:r>
+        <w:rPr>
+          <w:rFonts w:ascii="Verdana" w:eastAsia="굴림" w:hAnsi="Verdana" w:cs="굴림"/>
+          <w:color w:val="333333"/>
+          <w:kern w:val="0"/>
+          <w:sz w:val="18"/>
+          <w:szCs w:val="18"/>
+        </w:rPr>
+        <w:t> </w:t>
       </w:r>
     </w:p>
     <w:p>
@@ -18675,18 +21901,106 @@
           <w:sz w:val="18"/>
           <w:szCs w:val="18"/>
         </w:rPr>
-        <w:t>cd /usr/local/mysql/support-files</w:t>
-      </w:r>
-      <w:r>
-        <w:rPr>
-          <w:rFonts w:ascii="Verdana" w:eastAsia="굴림" w:hAnsi="Verdana" w:cs="굴림"/>
-          <w:color w:val="333333"/>
-          <w:kern w:val="0"/>
-          <w:sz w:val="18"/>
-          <w:szCs w:val="18"/>
-        </w:rPr>
-        <w:t> : mysql.server</w:t>
-      </w:r>
+        <w:t>cd /</w:t>
+      </w:r>
+      <w:proofErr w:type="spellStart"/>
+      <w:r>
+        <w:rPr>
+          <w:rFonts w:ascii="Verdana" w:eastAsia="굴림" w:hAnsi="Verdana" w:cs="굴림"/>
+          <w:b/>
+          <w:bCs/>
+          <w:color w:val="333333"/>
+          <w:kern w:val="0"/>
+          <w:sz w:val="18"/>
+          <w:szCs w:val="18"/>
+        </w:rPr>
+        <w:t>usr</w:t>
+      </w:r>
+      <w:proofErr w:type="spellEnd"/>
+      <w:r>
+        <w:rPr>
+          <w:rFonts w:ascii="Verdana" w:eastAsia="굴림" w:hAnsi="Verdana" w:cs="굴림"/>
+          <w:b/>
+          <w:bCs/>
+          <w:color w:val="333333"/>
+          <w:kern w:val="0"/>
+          <w:sz w:val="18"/>
+          <w:szCs w:val="18"/>
+        </w:rPr>
+        <w:t>/local/</w:t>
+      </w:r>
+      <w:proofErr w:type="spellStart"/>
+      <w:r>
+        <w:rPr>
+          <w:rFonts w:ascii="Verdana" w:eastAsia="굴림" w:hAnsi="Verdana" w:cs="굴림"/>
+          <w:b/>
+          <w:bCs/>
+          <w:color w:val="333333"/>
+          <w:kern w:val="0"/>
+          <w:sz w:val="18"/>
+          <w:szCs w:val="18"/>
+        </w:rPr>
+        <w:t>mysql</w:t>
+      </w:r>
+      <w:proofErr w:type="spellEnd"/>
+      <w:r>
+        <w:rPr>
+          <w:rFonts w:ascii="Verdana" w:eastAsia="굴림" w:hAnsi="Verdana" w:cs="굴림"/>
+          <w:b/>
+          <w:bCs/>
+          <w:color w:val="333333"/>
+          <w:kern w:val="0"/>
+          <w:sz w:val="18"/>
+          <w:szCs w:val="18"/>
+        </w:rPr>
+        <w:t>/support-</w:t>
+      </w:r>
+      <w:proofErr w:type="gramStart"/>
+      <w:r>
+        <w:rPr>
+          <w:rFonts w:ascii="Verdana" w:eastAsia="굴림" w:hAnsi="Verdana" w:cs="굴림"/>
+          <w:b/>
+          <w:bCs/>
+          <w:color w:val="333333"/>
+          <w:kern w:val="0"/>
+          <w:sz w:val="18"/>
+          <w:szCs w:val="18"/>
+        </w:rPr>
+        <w:t>files</w:t>
+      </w:r>
+      <w:r>
+        <w:rPr>
+          <w:rFonts w:ascii="Verdana" w:eastAsia="굴림" w:hAnsi="Verdana" w:cs="굴림"/>
+          <w:color w:val="333333"/>
+          <w:kern w:val="0"/>
+          <w:sz w:val="18"/>
+          <w:szCs w:val="18"/>
+        </w:rPr>
+        <w:t> :</w:t>
+      </w:r>
+      <w:proofErr w:type="gramEnd"/>
+      <w:r>
+        <w:rPr>
+          <w:rFonts w:ascii="Verdana" w:eastAsia="굴림" w:hAnsi="Verdana" w:cs="굴림"/>
+          <w:color w:val="333333"/>
+          <w:kern w:val="0"/>
+          <w:sz w:val="18"/>
+          <w:szCs w:val="18"/>
+        </w:rPr>
+        <w:t> </w:t>
+      </w:r>
+      <w:proofErr w:type="spellStart"/>
+      <w:r>
+        <w:rPr>
+          <w:rFonts w:ascii="Verdana" w:eastAsia="굴림" w:hAnsi="Verdana" w:cs="굴림"/>
+          <w:color w:val="333333"/>
+          <w:kern w:val="0"/>
+          <w:sz w:val="18"/>
+          <w:szCs w:val="18"/>
+        </w:rPr>
+        <w:t>mysql.server</w:t>
+      </w:r>
+      <w:proofErr w:type="spellEnd"/>
       <w:r>
         <w:rPr>
           <w:rFonts w:ascii="Verdana" w:eastAsia="굴림" w:hAnsi="Verdana" w:cs="굴림"/>
@@ -18791,17 +22105,67 @@
           <w:sz w:val="18"/>
           <w:szCs w:val="18"/>
         </w:rPr>
-        <w:t>./mysql.server start</w:t>
-      </w:r>
-      <w:r>
-        <w:rPr>
-          <w:rFonts w:ascii="Verdana" w:eastAsia="굴림" w:hAnsi="Verdana" w:cs="굴림"/>
-          <w:color w:val="333333"/>
-          <w:kern w:val="0"/>
-          <w:sz w:val="18"/>
-          <w:szCs w:val="18"/>
-        </w:rPr>
-        <w:t xml:space="preserve"> : </w:t>
+        <w:t>./</w:t>
+      </w:r>
+      <w:proofErr w:type="spellStart"/>
+      <w:r>
+        <w:rPr>
+          <w:rFonts w:ascii="Verdana" w:eastAsia="굴림" w:hAnsi="Verdana" w:cs="굴림"/>
+          <w:b/>
+          <w:bCs/>
+          <w:color w:val="333333"/>
+          <w:kern w:val="0"/>
+          <w:sz w:val="18"/>
+          <w:szCs w:val="18"/>
+        </w:rPr>
+        <w:t>mysql.server</w:t>
+      </w:r>
+      <w:proofErr w:type="spellEnd"/>
+      <w:r>
+        <w:rPr>
+          <w:rFonts w:ascii="Verdana" w:eastAsia="굴림" w:hAnsi="Verdana" w:cs="굴림"/>
+          <w:b/>
+          <w:bCs/>
+          <w:color w:val="333333"/>
+          <w:kern w:val="0"/>
+          <w:sz w:val="18"/>
+          <w:szCs w:val="18"/>
+        </w:rPr>
+        <w:t xml:space="preserve"> </w:t>
+      </w:r>
+      <w:proofErr w:type="gramStart"/>
+      <w:r>
+        <w:rPr>
+          <w:rFonts w:ascii="Verdana" w:eastAsia="굴림" w:hAnsi="Verdana" w:cs="굴림"/>
+          <w:b/>
+          <w:bCs/>
+          <w:color w:val="333333"/>
+          <w:kern w:val="0"/>
+          <w:sz w:val="18"/>
+          <w:szCs w:val="18"/>
+        </w:rPr>
+        <w:t>start</w:t>
+      </w:r>
+      <w:r>
+        <w:rPr>
+          <w:rFonts w:ascii="Verdana" w:eastAsia="굴림" w:hAnsi="Verdana" w:cs="굴림"/>
+          <w:color w:val="333333"/>
+          <w:kern w:val="0"/>
+          <w:sz w:val="18"/>
+          <w:szCs w:val="18"/>
+        </w:rPr>
+        <w:t> :</w:t>
+      </w:r>
+      <w:proofErr w:type="gramEnd"/>
+      <w:r>
+        <w:rPr>
+          <w:rFonts w:ascii="Verdana" w:eastAsia="굴림" w:hAnsi="Verdana" w:cs="굴림"/>
+          <w:color w:val="333333"/>
+          <w:kern w:val="0"/>
+          <w:sz w:val="18"/>
+          <w:szCs w:val="18"/>
+        </w:rPr>
+        <w:t xml:space="preserve"> </w:t>
       </w:r>
       <w:r>
         <w:rPr>
@@ -18847,17 +22211,67 @@
           <w:sz w:val="18"/>
           <w:szCs w:val="18"/>
         </w:rPr>
-        <w:t>./mysql.server stop</w:t>
-      </w:r>
-      <w:r>
-        <w:rPr>
-          <w:rFonts w:ascii="Verdana" w:eastAsia="굴림" w:hAnsi="Verdana" w:cs="굴림"/>
-          <w:color w:val="333333"/>
-          <w:kern w:val="0"/>
-          <w:sz w:val="18"/>
-          <w:szCs w:val="18"/>
-        </w:rPr>
-        <w:t xml:space="preserve"> : </w:t>
+        <w:t>./</w:t>
+      </w:r>
+      <w:proofErr w:type="spellStart"/>
+      <w:r>
+        <w:rPr>
+          <w:rFonts w:ascii="Verdana" w:eastAsia="굴림" w:hAnsi="Verdana" w:cs="굴림"/>
+          <w:b/>
+          <w:bCs/>
+          <w:color w:val="333333"/>
+          <w:kern w:val="0"/>
+          <w:sz w:val="18"/>
+          <w:szCs w:val="18"/>
+        </w:rPr>
+        <w:t>mysql.server</w:t>
+      </w:r>
+      <w:proofErr w:type="spellEnd"/>
+      <w:r>
+        <w:rPr>
+          <w:rFonts w:ascii="Verdana" w:eastAsia="굴림" w:hAnsi="Verdana" w:cs="굴림"/>
+          <w:b/>
+          <w:bCs/>
+          <w:color w:val="333333"/>
+          <w:kern w:val="0"/>
+          <w:sz w:val="18"/>
+          <w:szCs w:val="18"/>
+        </w:rPr>
+        <w:t xml:space="preserve"> </w:t>
+      </w:r>
+      <w:proofErr w:type="gramStart"/>
+      <w:r>
+        <w:rPr>
+          <w:rFonts w:ascii="Verdana" w:eastAsia="굴림" w:hAnsi="Verdana" w:cs="굴림"/>
+          <w:b/>
+          <w:bCs/>
+          <w:color w:val="333333"/>
+          <w:kern w:val="0"/>
+          <w:sz w:val="18"/>
+          <w:szCs w:val="18"/>
+        </w:rPr>
+        <w:t>stop</w:t>
+      </w:r>
+      <w:r>
+        <w:rPr>
+          <w:rFonts w:ascii="Verdana" w:eastAsia="굴림" w:hAnsi="Verdana" w:cs="굴림"/>
+          <w:color w:val="333333"/>
+          <w:kern w:val="0"/>
+          <w:sz w:val="18"/>
+          <w:szCs w:val="18"/>
+        </w:rPr>
+        <w:t> :</w:t>
+      </w:r>
+      <w:proofErr w:type="gramEnd"/>
+      <w:r>
+        <w:rPr>
+          <w:rFonts w:ascii="Verdana" w:eastAsia="굴림" w:hAnsi="Verdana" w:cs="굴림"/>
+          <w:color w:val="333333"/>
+          <w:kern w:val="0"/>
+          <w:sz w:val="18"/>
+          <w:szCs w:val="18"/>
+        </w:rPr>
+        <w:t xml:space="preserve"> </w:t>
       </w:r>
       <w:r>
         <w:rPr>
@@ -18903,17 +22317,67 @@
           <w:sz w:val="18"/>
           <w:szCs w:val="18"/>
         </w:rPr>
-        <w:t>./mysql.server restart </w:t>
-      </w:r>
-      <w:r>
-        <w:rPr>
-          <w:rFonts w:ascii="Verdana" w:eastAsia="굴림" w:hAnsi="Verdana" w:cs="굴림"/>
-          <w:color w:val="333333"/>
-          <w:kern w:val="0"/>
-          <w:sz w:val="18"/>
-          <w:szCs w:val="18"/>
-        </w:rPr>
-        <w:t xml:space="preserve">: </w:t>
+        <w:t>./</w:t>
+      </w:r>
+      <w:proofErr w:type="spellStart"/>
+      <w:r>
+        <w:rPr>
+          <w:rFonts w:ascii="Verdana" w:eastAsia="굴림" w:hAnsi="Verdana" w:cs="굴림"/>
+          <w:b/>
+          <w:bCs/>
+          <w:color w:val="333333"/>
+          <w:kern w:val="0"/>
+          <w:sz w:val="18"/>
+          <w:szCs w:val="18"/>
+        </w:rPr>
+        <w:t>mysql.server</w:t>
+      </w:r>
+      <w:proofErr w:type="spellEnd"/>
+      <w:r>
+        <w:rPr>
+          <w:rFonts w:ascii="Verdana" w:eastAsia="굴림" w:hAnsi="Verdana" w:cs="굴림"/>
+          <w:b/>
+          <w:bCs/>
+          <w:color w:val="333333"/>
+          <w:kern w:val="0"/>
+          <w:sz w:val="18"/>
+          <w:szCs w:val="18"/>
+        </w:rPr>
+        <w:t xml:space="preserve"> </w:t>
+      </w:r>
+      <w:proofErr w:type="gramStart"/>
+      <w:r>
+        <w:rPr>
+          <w:rFonts w:ascii="Verdana" w:eastAsia="굴림" w:hAnsi="Verdana" w:cs="굴림"/>
+          <w:b/>
+          <w:bCs/>
+          <w:color w:val="333333"/>
+          <w:kern w:val="0"/>
+          <w:sz w:val="18"/>
+          <w:szCs w:val="18"/>
+        </w:rPr>
+        <w:t>restart </w:t>
+      </w:r>
+      <w:r>
+        <w:rPr>
+          <w:rFonts w:ascii="Verdana" w:eastAsia="굴림" w:hAnsi="Verdana" w:cs="굴림"/>
+          <w:color w:val="333333"/>
+          <w:kern w:val="0"/>
+          <w:sz w:val="18"/>
+          <w:szCs w:val="18"/>
+        </w:rPr>
+        <w:t>:</w:t>
+      </w:r>
+      <w:proofErr w:type="gramEnd"/>
+      <w:r>
+        <w:rPr>
+          <w:rFonts w:ascii="Verdana" w:eastAsia="굴림" w:hAnsi="Verdana" w:cs="굴림"/>
+          <w:color w:val="333333"/>
+          <w:kern w:val="0"/>
+          <w:sz w:val="18"/>
+          <w:szCs w:val="18"/>
+        </w:rPr>
+        <w:t xml:space="preserve"> </w:t>
       </w:r>
       <w:r>
         <w:rPr>
@@ -18945,13 +22409,18 @@
           <w:numId w:val="14"/>
         </w:numPr>
       </w:pPr>
-      <w:bookmarkStart w:id="105" w:name="_Toc488328283"/>
-      <w:bookmarkStart w:id="106" w:name="_Toc496545329"/>
-      <w:r>
-        <w:t>/ 디렉토리보다 /home 디렉토리에 많은 디스크 용량이 할당되어 있을 경우</w:t>
-      </w:r>
+      <w:bookmarkStart w:id="104" w:name="_Toc488328283"/>
+      <w:bookmarkStart w:id="105" w:name="_Toc496545329"/>
+      <w:proofErr w:type="gramStart"/>
+      <w:r>
+        <w:t>/ 디렉토리보다</w:t>
+      </w:r>
+      <w:proofErr w:type="gramEnd"/>
+      <w:r>
+        <w:t xml:space="preserve"> /home 디렉토리에 많은 디스크 용량이 할당되어 있을 경우</w:t>
+      </w:r>
+      <w:bookmarkEnd w:id="104"/>
       <w:bookmarkEnd w:id="105"/>
-      <w:bookmarkEnd w:id="106"/>
     </w:p>
     <w:p>
       <w:pPr>
@@ -19121,18 +22590,43 @@
           <w:sz w:val="18"/>
           <w:szCs w:val="18"/>
         </w:rPr>
-        <w:t>df -h</w:t>
-      </w:r>
-      <w:r>
-        <w:rPr>
-          <w:rFonts w:ascii="Verdana" w:eastAsia="굴림" w:hAnsi="Verdana" w:cs="굴림"/>
-          <w:color w:val="333333"/>
-          <w:kern w:val="0"/>
-          <w:sz w:val="18"/>
-          <w:szCs w:val="18"/>
-        </w:rPr>
-        <w:t xml:space="preserve"> : </w:t>
-      </w:r>
+        <w:t>df -</w:t>
+      </w:r>
+      <w:proofErr w:type="gramStart"/>
+      <w:r>
+        <w:rPr>
+          <w:rFonts w:ascii="Verdana" w:eastAsia="굴림" w:hAnsi="Verdana" w:cs="굴림"/>
+          <w:b/>
+          <w:bCs/>
+          <w:color w:val="333333"/>
+          <w:kern w:val="0"/>
+          <w:sz w:val="18"/>
+          <w:szCs w:val="18"/>
+        </w:rPr>
+        <w:t>h</w:t>
+      </w:r>
+      <w:r>
+        <w:rPr>
+          <w:rFonts w:ascii="Verdana" w:eastAsia="굴림" w:hAnsi="Verdana" w:cs="굴림"/>
+          <w:color w:val="333333"/>
+          <w:kern w:val="0"/>
+          <w:sz w:val="18"/>
+          <w:szCs w:val="18"/>
+        </w:rPr>
+        <w:t> :</w:t>
+      </w:r>
+      <w:proofErr w:type="gramEnd"/>
+      <w:r>
+        <w:rPr>
+          <w:rFonts w:ascii="Verdana" w:eastAsia="굴림" w:hAnsi="Verdana" w:cs="굴림"/>
+          <w:color w:val="333333"/>
+          <w:kern w:val="0"/>
+          <w:sz w:val="18"/>
+          <w:szCs w:val="18"/>
+        </w:rPr>
+        <w:t xml:space="preserve"> </w:t>
+      </w:r>
+      <w:proofErr w:type="spellStart"/>
       <w:r>
         <w:rPr>
           <w:rFonts w:ascii="Verdana" w:eastAsia="굴림" w:hAnsi="Verdana" w:cs="굴림"/>
@@ -19143,6 +22637,7 @@
         </w:rPr>
         <w:t>디크스</w:t>
       </w:r>
+      <w:proofErr w:type="spellEnd"/>
       <w:r>
         <w:rPr>
           <w:rFonts w:ascii="Verdana" w:eastAsia="굴림" w:hAnsi="Verdana" w:cs="굴림" w:hint="eastAsia"/>
@@ -19327,6 +22822,7 @@
           <w:szCs w:val="18"/>
         </w:rPr>
       </w:pPr>
+      <w:proofErr w:type="gramStart"/>
       <w:r>
         <w:rPr>
           <w:rFonts w:ascii="Verdana" w:eastAsia="굴림" w:hAnsi="Verdana" w:cs="굴림"/>
@@ -19347,6 +22843,7 @@
         </w:rPr>
         <w:t>디렉토리보다</w:t>
       </w:r>
+      <w:proofErr w:type="gramEnd"/>
       <w:r>
         <w:rPr>
           <w:rFonts w:ascii="Verdana" w:eastAsia="굴림" w:hAnsi="Verdana" w:cs="굴림"/>
@@ -19486,6 +22983,578 @@
           <w:szCs w:val="18"/>
         </w:rPr>
         <w:t>경우</w:t>
+      </w:r>
+    </w:p>
+    <w:p>
+      <w:pPr>
+        <w:pStyle w:val="a6"/>
+        <w:widowControl/>
+        <w:numPr>
+          <w:ilvl w:val="0"/>
+          <w:numId w:val="21"/>
+        </w:numPr>
+        <w:shd w:val="clear" w:color="auto" w:fill="FFFFFF"/>
+        <w:wordWrap/>
+        <w:autoSpaceDE/>
+        <w:autoSpaceDN/>
+        <w:spacing w:before="100" w:beforeAutospacing="1" w:after="100" w:afterAutospacing="1" w:line="240" w:lineRule="auto"/>
+        <w:ind w:leftChars="0"/>
+        <w:jc w:val="left"/>
+        <w:rPr>
+          <w:rFonts w:ascii="Verdana" w:eastAsia="굴림" w:hAnsi="Verdana" w:cs="굴림"/>
+          <w:color w:val="333333"/>
+          <w:kern w:val="0"/>
+          <w:sz w:val="18"/>
+          <w:szCs w:val="18"/>
+        </w:rPr>
+      </w:pPr>
+      <w:r>
+        <w:rPr>
+          <w:rFonts w:ascii="Verdana" w:eastAsia="굴림" w:hAnsi="Verdana" w:cs="굴림" w:hint="eastAsia"/>
+          <w:color w:val="333333"/>
+          <w:kern w:val="0"/>
+          <w:sz w:val="18"/>
+          <w:szCs w:val="18"/>
+        </w:rPr>
+        <w:t>/</w:t>
+      </w:r>
+      <w:r>
+        <w:rPr>
+          <w:rFonts w:ascii="Verdana" w:eastAsia="굴림" w:hAnsi="Verdana" w:cs="굴림"/>
+          <w:color w:val="333333"/>
+          <w:kern w:val="0"/>
+          <w:sz w:val="18"/>
+          <w:szCs w:val="18"/>
+        </w:rPr>
+        <w:t xml:space="preserve">volumes </w:t>
+      </w:r>
+      <w:r>
+        <w:rPr>
+          <w:rFonts w:ascii="Verdana" w:eastAsia="굴림" w:hAnsi="Verdana" w:cs="굴림" w:hint="eastAsia"/>
+          <w:color w:val="333333"/>
+          <w:kern w:val="0"/>
+          <w:sz w:val="18"/>
+          <w:szCs w:val="18"/>
+        </w:rPr>
+        <w:t>밑에는</w:t>
+      </w:r>
+      <w:r>
+        <w:rPr>
+          <w:rFonts w:ascii="Verdana" w:eastAsia="굴림" w:hAnsi="Verdana" w:cs="굴림" w:hint="eastAsia"/>
+          <w:color w:val="333333"/>
+          <w:kern w:val="0"/>
+          <w:sz w:val="18"/>
+          <w:szCs w:val="18"/>
+        </w:rPr>
+        <w:t xml:space="preserve"> </w:t>
+      </w:r>
+      <w:r>
+        <w:rPr>
+          <w:rFonts w:ascii="Verdana" w:eastAsia="굴림" w:hAnsi="Verdana" w:cs="굴림"/>
+          <w:color w:val="333333"/>
+          <w:kern w:val="0"/>
+          <w:sz w:val="18"/>
+          <w:szCs w:val="18"/>
+        </w:rPr>
+        <w:t>disk2</w:t>
+      </w:r>
+      <w:r>
+        <w:rPr>
+          <w:rFonts w:ascii="Verdana" w:eastAsia="굴림" w:hAnsi="Verdana" w:cs="굴림" w:hint="eastAsia"/>
+          <w:color w:val="333333"/>
+          <w:kern w:val="0"/>
+          <w:sz w:val="18"/>
+          <w:szCs w:val="18"/>
+        </w:rPr>
+        <w:t>와</w:t>
+      </w:r>
+      <w:r>
+        <w:rPr>
+          <w:rFonts w:ascii="Verdana" w:eastAsia="굴림" w:hAnsi="Verdana" w:cs="굴림" w:hint="eastAsia"/>
+          <w:color w:val="333333"/>
+          <w:kern w:val="0"/>
+          <w:sz w:val="18"/>
+          <w:szCs w:val="18"/>
+        </w:rPr>
+        <w:t xml:space="preserve"> </w:t>
+      </w:r>
+      <w:r>
+        <w:rPr>
+          <w:rFonts w:ascii="Verdana" w:eastAsia="굴림" w:hAnsi="Verdana" w:cs="굴림"/>
+          <w:color w:val="333333"/>
+          <w:kern w:val="0"/>
+          <w:sz w:val="18"/>
+          <w:szCs w:val="18"/>
+        </w:rPr>
+        <w:t xml:space="preserve">shared </w:t>
+      </w:r>
+      <w:r>
+        <w:rPr>
+          <w:rFonts w:ascii="Verdana" w:eastAsia="굴림" w:hAnsi="Verdana" w:cs="굴림" w:hint="eastAsia"/>
+          <w:color w:val="333333"/>
+          <w:kern w:val="0"/>
+          <w:sz w:val="18"/>
+          <w:szCs w:val="18"/>
+        </w:rPr>
+        <w:t>디렉토리가</w:t>
+      </w:r>
+      <w:r>
+        <w:rPr>
+          <w:rFonts w:ascii="Verdana" w:eastAsia="굴림" w:hAnsi="Verdana" w:cs="굴림" w:hint="eastAsia"/>
+          <w:color w:val="333333"/>
+          <w:kern w:val="0"/>
+          <w:sz w:val="18"/>
+          <w:szCs w:val="18"/>
+        </w:rPr>
+        <w:t xml:space="preserve"> </w:t>
+      </w:r>
+      <w:r>
+        <w:rPr>
+          <w:rFonts w:ascii="Verdana" w:eastAsia="굴림" w:hAnsi="Verdana" w:cs="굴림" w:hint="eastAsia"/>
+          <w:color w:val="333333"/>
+          <w:kern w:val="0"/>
+          <w:sz w:val="18"/>
+          <w:szCs w:val="18"/>
+        </w:rPr>
+        <w:t>있다</w:t>
+      </w:r>
+      <w:r>
+        <w:rPr>
+          <w:rFonts w:ascii="Verdana" w:eastAsia="굴림" w:hAnsi="Verdana" w:cs="굴림" w:hint="eastAsia"/>
+          <w:color w:val="333333"/>
+          <w:kern w:val="0"/>
+          <w:sz w:val="18"/>
+          <w:szCs w:val="18"/>
+        </w:rPr>
+        <w:t>.</w:t>
+      </w:r>
+      <w:r>
+        <w:rPr>
+          <w:rFonts w:ascii="Verdana" w:eastAsia="굴림" w:hAnsi="Verdana" w:cs="굴림"/>
+          <w:color w:val="333333"/>
+          <w:kern w:val="0"/>
+          <w:sz w:val="18"/>
+          <w:szCs w:val="18"/>
+        </w:rPr>
+        <w:t xml:space="preserve"> /volumes/disk2/</w:t>
+      </w:r>
+      <w:proofErr w:type="spellStart"/>
+      <w:r>
+        <w:rPr>
+          <w:rFonts w:ascii="Verdana" w:eastAsia="굴림" w:hAnsi="Verdana" w:cs="굴림"/>
+          <w:color w:val="333333"/>
+          <w:kern w:val="0"/>
+          <w:sz w:val="18"/>
+          <w:szCs w:val="18"/>
+        </w:rPr>
+        <w:t>mysql</w:t>
+      </w:r>
+      <w:proofErr w:type="spellEnd"/>
+      <w:r>
+        <w:rPr>
+          <w:rFonts w:ascii="Verdana" w:eastAsia="굴림" w:hAnsi="Verdana" w:cs="굴림"/>
+          <w:color w:val="333333"/>
+          <w:kern w:val="0"/>
+          <w:sz w:val="18"/>
+          <w:szCs w:val="18"/>
+        </w:rPr>
+        <w:t xml:space="preserve"> </w:t>
+      </w:r>
+      <w:r>
+        <w:rPr>
+          <w:rFonts w:ascii="Verdana" w:eastAsia="굴림" w:hAnsi="Verdana" w:cs="굴림" w:hint="eastAsia"/>
+          <w:color w:val="333333"/>
+          <w:kern w:val="0"/>
+          <w:sz w:val="18"/>
+          <w:szCs w:val="18"/>
+        </w:rPr>
+        <w:t>디렉토리에는</w:t>
+      </w:r>
+      <w:r>
+        <w:rPr>
+          <w:rFonts w:ascii="Verdana" w:eastAsia="굴림" w:hAnsi="Verdana" w:cs="굴림"/>
+          <w:color w:val="333333"/>
+          <w:kern w:val="0"/>
+          <w:sz w:val="18"/>
+          <w:szCs w:val="18"/>
+        </w:rPr>
+        <w:t xml:space="preserve"> </w:t>
+      </w:r>
+      <w:proofErr w:type="spellStart"/>
+      <w:r>
+        <w:rPr>
+          <w:rFonts w:ascii="Verdana" w:eastAsia="굴림" w:hAnsi="Verdana" w:cs="굴림"/>
+          <w:color w:val="333333"/>
+          <w:kern w:val="0"/>
+          <w:sz w:val="18"/>
+          <w:szCs w:val="18"/>
+        </w:rPr>
+        <w:t>mariadb</w:t>
+      </w:r>
+      <w:proofErr w:type="spellEnd"/>
+      <w:r>
+        <w:rPr>
+          <w:rFonts w:ascii="Verdana" w:eastAsia="굴림" w:hAnsi="Verdana" w:cs="굴림" w:hint="eastAsia"/>
+          <w:color w:val="333333"/>
+          <w:kern w:val="0"/>
+          <w:sz w:val="18"/>
+          <w:szCs w:val="18"/>
+        </w:rPr>
+        <w:t>관련</w:t>
+      </w:r>
+      <w:r>
+        <w:rPr>
+          <w:rFonts w:ascii="Verdana" w:eastAsia="굴림" w:hAnsi="Verdana" w:cs="굴림" w:hint="eastAsia"/>
+          <w:color w:val="333333"/>
+          <w:kern w:val="0"/>
+          <w:sz w:val="18"/>
+          <w:szCs w:val="18"/>
+        </w:rPr>
+        <w:t xml:space="preserve"> </w:t>
+      </w:r>
+      <w:r>
+        <w:rPr>
+          <w:rFonts w:ascii="Verdana" w:eastAsia="굴림" w:hAnsi="Verdana" w:cs="굴림" w:hint="eastAsia"/>
+          <w:color w:val="333333"/>
+          <w:kern w:val="0"/>
+          <w:sz w:val="18"/>
+          <w:szCs w:val="18"/>
+        </w:rPr>
+        <w:t>로그들이</w:t>
+      </w:r>
+      <w:r>
+        <w:rPr>
+          <w:rFonts w:ascii="Verdana" w:eastAsia="굴림" w:hAnsi="Verdana" w:cs="굴림" w:hint="eastAsia"/>
+          <w:color w:val="333333"/>
+          <w:kern w:val="0"/>
+          <w:sz w:val="18"/>
+          <w:szCs w:val="18"/>
+        </w:rPr>
+        <w:t xml:space="preserve"> </w:t>
+      </w:r>
+      <w:r>
+        <w:rPr>
+          <w:rFonts w:ascii="Verdana" w:eastAsia="굴림" w:hAnsi="Verdana" w:cs="굴림" w:hint="eastAsia"/>
+          <w:color w:val="333333"/>
+          <w:kern w:val="0"/>
+          <w:sz w:val="18"/>
+          <w:szCs w:val="18"/>
+        </w:rPr>
+        <w:t>저장된다</w:t>
+      </w:r>
+      <w:r>
+        <w:rPr>
+          <w:rFonts w:ascii="Verdana" w:eastAsia="굴림" w:hAnsi="Verdana" w:cs="굴림" w:hint="eastAsia"/>
+          <w:color w:val="333333"/>
+          <w:kern w:val="0"/>
+          <w:sz w:val="18"/>
+          <w:szCs w:val="18"/>
+        </w:rPr>
+        <w:t>.</w:t>
+      </w:r>
+      <w:r>
+        <w:rPr>
+          <w:rFonts w:ascii="Verdana" w:eastAsia="굴림" w:hAnsi="Verdana" w:cs="굴림"/>
+          <w:color w:val="333333"/>
+          <w:kern w:val="0"/>
+          <w:sz w:val="18"/>
+          <w:szCs w:val="18"/>
+        </w:rPr>
+        <w:t xml:space="preserve"> </w:t>
+      </w:r>
+      <w:r>
+        <w:rPr>
+          <w:rFonts w:ascii="Verdana" w:eastAsia="굴림" w:hAnsi="Verdana" w:cs="굴림" w:hint="eastAsia"/>
+          <w:color w:val="333333"/>
+          <w:kern w:val="0"/>
+          <w:sz w:val="18"/>
+          <w:szCs w:val="18"/>
+        </w:rPr>
+        <w:t>따라서</w:t>
+      </w:r>
+      <w:r>
+        <w:rPr>
+          <w:rFonts w:ascii="Verdana" w:eastAsia="굴림" w:hAnsi="Verdana" w:cs="굴림" w:hint="eastAsia"/>
+          <w:color w:val="333333"/>
+          <w:kern w:val="0"/>
+          <w:sz w:val="18"/>
+          <w:szCs w:val="18"/>
+        </w:rPr>
+        <w:t xml:space="preserve"> </w:t>
+      </w:r>
+      <w:proofErr w:type="spellStart"/>
+      <w:r>
+        <w:rPr>
+          <w:rFonts w:ascii="Verdana" w:eastAsia="굴림" w:hAnsi="Verdana" w:cs="굴림"/>
+          <w:color w:val="333333"/>
+          <w:kern w:val="0"/>
+          <w:sz w:val="18"/>
+          <w:szCs w:val="18"/>
+        </w:rPr>
+        <w:t>db</w:t>
+      </w:r>
+      <w:proofErr w:type="spellEnd"/>
+      <w:r>
+        <w:rPr>
+          <w:rFonts w:ascii="Verdana" w:eastAsia="굴림" w:hAnsi="Verdana" w:cs="굴림" w:hint="eastAsia"/>
+          <w:color w:val="333333"/>
+          <w:kern w:val="0"/>
+          <w:sz w:val="18"/>
+          <w:szCs w:val="18"/>
+        </w:rPr>
+        <w:t>의</w:t>
+      </w:r>
+      <w:r>
+        <w:rPr>
+          <w:rFonts w:ascii="Verdana" w:eastAsia="굴림" w:hAnsi="Verdana" w:cs="굴림" w:hint="eastAsia"/>
+          <w:color w:val="333333"/>
+          <w:kern w:val="0"/>
+          <w:sz w:val="18"/>
+          <w:szCs w:val="18"/>
+        </w:rPr>
+        <w:t xml:space="preserve"> </w:t>
+      </w:r>
+      <w:r>
+        <w:rPr>
+          <w:rFonts w:ascii="Verdana" w:eastAsia="굴림" w:hAnsi="Verdana" w:cs="굴림"/>
+          <w:color w:val="333333"/>
+          <w:kern w:val="0"/>
+          <w:sz w:val="18"/>
+          <w:szCs w:val="18"/>
+        </w:rPr>
+        <w:t>IO</w:t>
+      </w:r>
+      <w:r>
+        <w:rPr>
+          <w:rFonts w:ascii="Verdana" w:eastAsia="굴림" w:hAnsi="Verdana" w:cs="굴림" w:hint="eastAsia"/>
+          <w:color w:val="333333"/>
+          <w:kern w:val="0"/>
+          <w:sz w:val="18"/>
+          <w:szCs w:val="18"/>
+        </w:rPr>
+        <w:t>와</w:t>
+      </w:r>
+      <w:r>
+        <w:rPr>
+          <w:rFonts w:ascii="Verdana" w:eastAsia="굴림" w:hAnsi="Verdana" w:cs="굴림" w:hint="eastAsia"/>
+          <w:color w:val="333333"/>
+          <w:kern w:val="0"/>
+          <w:sz w:val="18"/>
+          <w:szCs w:val="18"/>
+        </w:rPr>
+        <w:t xml:space="preserve"> </w:t>
+      </w:r>
+      <w:r>
+        <w:rPr>
+          <w:rFonts w:ascii="Verdana" w:eastAsia="굴림" w:hAnsi="Verdana" w:cs="굴림" w:hint="eastAsia"/>
+          <w:color w:val="333333"/>
+          <w:kern w:val="0"/>
+          <w:sz w:val="18"/>
+          <w:szCs w:val="18"/>
+        </w:rPr>
+        <w:t>별개로</w:t>
+      </w:r>
+      <w:r>
+        <w:rPr>
+          <w:rFonts w:ascii="Verdana" w:eastAsia="굴림" w:hAnsi="Verdana" w:cs="굴림" w:hint="eastAsia"/>
+          <w:color w:val="333333"/>
+          <w:kern w:val="0"/>
+          <w:sz w:val="18"/>
+          <w:szCs w:val="18"/>
+        </w:rPr>
+        <w:t xml:space="preserve"> </w:t>
+      </w:r>
+      <w:r>
+        <w:rPr>
+          <w:rFonts w:ascii="Verdana" w:eastAsia="굴림" w:hAnsi="Verdana" w:cs="굴림" w:hint="eastAsia"/>
+          <w:color w:val="333333"/>
+          <w:kern w:val="0"/>
+          <w:sz w:val="18"/>
+          <w:szCs w:val="18"/>
+        </w:rPr>
+        <w:t>동작하게</w:t>
+      </w:r>
+      <w:r>
+        <w:rPr>
+          <w:rFonts w:ascii="Verdana" w:eastAsia="굴림" w:hAnsi="Verdana" w:cs="굴림" w:hint="eastAsia"/>
+          <w:color w:val="333333"/>
+          <w:kern w:val="0"/>
+          <w:sz w:val="18"/>
+          <w:szCs w:val="18"/>
+        </w:rPr>
+        <w:t xml:space="preserve"> </w:t>
+      </w:r>
+      <w:r>
+        <w:rPr>
+          <w:rFonts w:ascii="Verdana" w:eastAsia="굴림" w:hAnsi="Verdana" w:cs="굴림" w:hint="eastAsia"/>
+          <w:color w:val="333333"/>
+          <w:kern w:val="0"/>
+          <w:sz w:val="18"/>
+          <w:szCs w:val="18"/>
+        </w:rPr>
+        <w:t>하기</w:t>
+      </w:r>
+      <w:r>
+        <w:rPr>
+          <w:rFonts w:ascii="Verdana" w:eastAsia="굴림" w:hAnsi="Verdana" w:cs="굴림" w:hint="eastAsia"/>
+          <w:color w:val="333333"/>
+          <w:kern w:val="0"/>
+          <w:sz w:val="18"/>
+          <w:szCs w:val="18"/>
+        </w:rPr>
+        <w:t xml:space="preserve"> </w:t>
+      </w:r>
+      <w:r>
+        <w:rPr>
+          <w:rFonts w:ascii="Verdana" w:eastAsia="굴림" w:hAnsi="Verdana" w:cs="굴림" w:hint="eastAsia"/>
+          <w:color w:val="333333"/>
+          <w:kern w:val="0"/>
+          <w:sz w:val="18"/>
+          <w:szCs w:val="18"/>
+        </w:rPr>
+        <w:t>위하여</w:t>
+      </w:r>
+      <w:r>
+        <w:rPr>
+          <w:rFonts w:ascii="Verdana" w:eastAsia="굴림" w:hAnsi="Verdana" w:cs="굴림" w:hint="eastAsia"/>
+          <w:color w:val="333333"/>
+          <w:kern w:val="0"/>
+          <w:sz w:val="18"/>
+          <w:szCs w:val="18"/>
+        </w:rPr>
+        <w:t xml:space="preserve"> </w:t>
+      </w:r>
+      <w:r>
+        <w:rPr>
+          <w:rFonts w:ascii="Verdana" w:eastAsia="굴림" w:hAnsi="Verdana" w:cs="굴림" w:hint="eastAsia"/>
+          <w:color w:val="333333"/>
+          <w:kern w:val="0"/>
+          <w:sz w:val="18"/>
+          <w:szCs w:val="18"/>
+        </w:rPr>
+        <w:t>가급적</w:t>
+      </w:r>
+      <w:r>
+        <w:rPr>
+          <w:rFonts w:ascii="Verdana" w:eastAsia="굴림" w:hAnsi="Verdana" w:cs="굴림" w:hint="eastAsia"/>
+          <w:color w:val="333333"/>
+          <w:kern w:val="0"/>
+          <w:sz w:val="18"/>
+          <w:szCs w:val="18"/>
+        </w:rPr>
+        <w:t xml:space="preserve"> </w:t>
+      </w:r>
+      <w:r>
+        <w:rPr>
+          <w:rFonts w:ascii="Verdana" w:eastAsia="굴림" w:hAnsi="Verdana" w:cs="굴림"/>
+          <w:color w:val="333333"/>
+          <w:kern w:val="0"/>
+          <w:sz w:val="18"/>
+          <w:szCs w:val="18"/>
+        </w:rPr>
+        <w:t xml:space="preserve">shared </w:t>
+      </w:r>
+      <w:r>
+        <w:rPr>
+          <w:rFonts w:ascii="Verdana" w:eastAsia="굴림" w:hAnsi="Verdana" w:cs="굴림" w:hint="eastAsia"/>
+          <w:color w:val="333333"/>
+          <w:kern w:val="0"/>
+          <w:sz w:val="18"/>
+          <w:szCs w:val="18"/>
+        </w:rPr>
+        <w:t>디렉토리를</w:t>
+      </w:r>
+      <w:r>
+        <w:rPr>
+          <w:rFonts w:ascii="Verdana" w:eastAsia="굴림" w:hAnsi="Verdana" w:cs="굴림" w:hint="eastAsia"/>
+          <w:color w:val="333333"/>
+          <w:kern w:val="0"/>
+          <w:sz w:val="18"/>
+          <w:szCs w:val="18"/>
+        </w:rPr>
+        <w:t xml:space="preserve"> </w:t>
+      </w:r>
+      <w:r>
+        <w:rPr>
+          <w:rFonts w:ascii="Verdana" w:eastAsia="굴림" w:hAnsi="Verdana" w:cs="굴림" w:hint="eastAsia"/>
+          <w:color w:val="333333"/>
+          <w:kern w:val="0"/>
+          <w:sz w:val="18"/>
+          <w:szCs w:val="18"/>
+        </w:rPr>
+        <w:t>생성하여</w:t>
+      </w:r>
+      <w:r>
+        <w:rPr>
+          <w:rFonts w:ascii="Verdana" w:eastAsia="굴림" w:hAnsi="Verdana" w:cs="굴림" w:hint="eastAsia"/>
+          <w:color w:val="333333"/>
+          <w:kern w:val="0"/>
+          <w:sz w:val="18"/>
+          <w:szCs w:val="18"/>
+        </w:rPr>
+        <w:t xml:space="preserve"> </w:t>
+      </w:r>
+      <w:proofErr w:type="spellStart"/>
+      <w:r>
+        <w:rPr>
+          <w:rFonts w:ascii="Verdana" w:eastAsia="굴림" w:hAnsi="Verdana" w:cs="굴림" w:hint="eastAsia"/>
+          <w:color w:val="333333"/>
+          <w:kern w:val="0"/>
+          <w:sz w:val="18"/>
+          <w:szCs w:val="18"/>
+        </w:rPr>
+        <w:t>심볼릭</w:t>
+      </w:r>
+      <w:proofErr w:type="spellEnd"/>
+      <w:r>
+        <w:rPr>
+          <w:rFonts w:ascii="Verdana" w:eastAsia="굴림" w:hAnsi="Verdana" w:cs="굴림" w:hint="eastAsia"/>
+          <w:color w:val="333333"/>
+          <w:kern w:val="0"/>
+          <w:sz w:val="18"/>
+          <w:szCs w:val="18"/>
+        </w:rPr>
+        <w:t xml:space="preserve"> </w:t>
+      </w:r>
+      <w:r>
+        <w:rPr>
+          <w:rFonts w:ascii="Verdana" w:eastAsia="굴림" w:hAnsi="Verdana" w:cs="굴림" w:hint="eastAsia"/>
+          <w:color w:val="333333"/>
+          <w:kern w:val="0"/>
+          <w:sz w:val="18"/>
+          <w:szCs w:val="18"/>
+        </w:rPr>
+        <w:t>링크를</w:t>
+      </w:r>
+      <w:r>
+        <w:rPr>
+          <w:rFonts w:ascii="Verdana" w:eastAsia="굴림" w:hAnsi="Verdana" w:cs="굴림" w:hint="eastAsia"/>
+          <w:color w:val="333333"/>
+          <w:kern w:val="0"/>
+          <w:sz w:val="18"/>
+          <w:szCs w:val="18"/>
+        </w:rPr>
+        <w:t xml:space="preserve"> </w:t>
+      </w:r>
+      <w:r>
+        <w:rPr>
+          <w:rFonts w:ascii="Verdana" w:eastAsia="굴림" w:hAnsi="Verdana" w:cs="굴림" w:hint="eastAsia"/>
+          <w:color w:val="333333"/>
+          <w:kern w:val="0"/>
+          <w:sz w:val="18"/>
+          <w:szCs w:val="18"/>
+        </w:rPr>
+        <w:t>걸어준다</w:t>
+      </w:r>
+      <w:r>
+        <w:rPr>
+          <w:rFonts w:ascii="Verdana" w:eastAsia="굴림" w:hAnsi="Verdana" w:cs="굴림" w:hint="eastAsia"/>
+          <w:color w:val="333333"/>
+          <w:kern w:val="0"/>
+          <w:sz w:val="18"/>
+          <w:szCs w:val="18"/>
+        </w:rPr>
+        <w:t>.</w:t>
       </w:r>
     </w:p>
     <w:p>
@@ -19519,7 +23588,29 @@
           <w:sz w:val="18"/>
           <w:szCs w:val="18"/>
         </w:rPr>
-        <w:t xml:space="preserve">/usr/local </w:t>
+        <w:t>/</w:t>
+      </w:r>
+      <w:proofErr w:type="spellStart"/>
+      <w:r>
+        <w:rPr>
+          <w:rFonts w:ascii="Verdana" w:eastAsia="굴림" w:hAnsi="Verdana" w:cs="굴림"/>
+          <w:color w:val="333333"/>
+          <w:kern w:val="0"/>
+          <w:sz w:val="18"/>
+          <w:szCs w:val="18"/>
+        </w:rPr>
+        <w:t>usr</w:t>
+      </w:r>
+      <w:proofErr w:type="spellEnd"/>
+      <w:r>
+        <w:rPr>
+          <w:rFonts w:ascii="Verdana" w:eastAsia="굴림" w:hAnsi="Verdana" w:cs="굴림"/>
+          <w:color w:val="333333"/>
+          <w:kern w:val="0"/>
+          <w:sz w:val="18"/>
+          <w:szCs w:val="18"/>
+        </w:rPr>
+        <w:t xml:space="preserve">/local </w:t>
       </w:r>
       <w:r>
         <w:rPr>
@@ -19601,6 +23692,7 @@
         </w:rPr>
         <w:t xml:space="preserve"> </w:t>
       </w:r>
+      <w:proofErr w:type="spellStart"/>
       <w:r>
         <w:rPr>
           <w:rFonts w:ascii="Verdana" w:eastAsia="굴림" w:hAnsi="Verdana" w:cs="굴림"/>
@@ -19611,6 +23703,7 @@
         </w:rPr>
         <w:t>심볼릭링크를</w:t>
       </w:r>
+      <w:proofErr w:type="spellEnd"/>
       <w:r>
         <w:rPr>
           <w:rFonts w:ascii="Verdana" w:eastAsia="굴림" w:hAnsi="Verdana" w:cs="굴림"/>
@@ -19695,17 +23788,89 @@
           <w:sz w:val="18"/>
           <w:szCs w:val="18"/>
         </w:rPr>
-        <w:t>mv /usr/local /home/local</w:t>
-      </w:r>
-      <w:r>
-        <w:rPr>
-          <w:rFonts w:ascii="Verdana" w:eastAsia="굴림" w:hAnsi="Verdana" w:cs="굴림"/>
-          <w:color w:val="333333"/>
-          <w:kern w:val="0"/>
-          <w:sz w:val="18"/>
-          <w:szCs w:val="18"/>
-        </w:rPr>
-        <w:t> : /usr/local</w:t>
+        <w:t>mv /</w:t>
+      </w:r>
+      <w:proofErr w:type="spellStart"/>
+      <w:r>
+        <w:rPr>
+          <w:rFonts w:ascii="Verdana" w:eastAsia="굴림" w:hAnsi="Verdana" w:cs="굴림"/>
+          <w:b/>
+          <w:bCs/>
+          <w:color w:val="333333"/>
+          <w:kern w:val="0"/>
+          <w:sz w:val="18"/>
+          <w:szCs w:val="18"/>
+        </w:rPr>
+        <w:t>usr</w:t>
+      </w:r>
+      <w:proofErr w:type="spellEnd"/>
+      <w:r>
+        <w:rPr>
+          <w:rFonts w:ascii="Verdana" w:eastAsia="굴림" w:hAnsi="Verdana" w:cs="굴림"/>
+          <w:b/>
+          <w:bCs/>
+          <w:color w:val="333333"/>
+          <w:kern w:val="0"/>
+          <w:sz w:val="18"/>
+          <w:szCs w:val="18"/>
+        </w:rPr>
+        <w:t>/local /home/</w:t>
+      </w:r>
+      <w:proofErr w:type="gramStart"/>
+      <w:r>
+        <w:rPr>
+          <w:rFonts w:ascii="Verdana" w:eastAsia="굴림" w:hAnsi="Verdana" w:cs="굴림"/>
+          <w:b/>
+          <w:bCs/>
+          <w:color w:val="333333"/>
+          <w:kern w:val="0"/>
+          <w:sz w:val="18"/>
+          <w:szCs w:val="18"/>
+        </w:rPr>
+        <w:t>local</w:t>
+      </w:r>
+      <w:r>
+        <w:rPr>
+          <w:rFonts w:ascii="Verdana" w:eastAsia="굴림" w:hAnsi="Verdana" w:cs="굴림"/>
+          <w:color w:val="333333"/>
+          <w:kern w:val="0"/>
+          <w:sz w:val="18"/>
+          <w:szCs w:val="18"/>
+        </w:rPr>
+        <w:t> :</w:t>
+      </w:r>
+      <w:proofErr w:type="gramEnd"/>
+      <w:r>
+        <w:rPr>
+          <w:rFonts w:ascii="Verdana" w:eastAsia="굴림" w:hAnsi="Verdana" w:cs="굴림"/>
+          <w:color w:val="333333"/>
+          <w:kern w:val="0"/>
+          <w:sz w:val="18"/>
+          <w:szCs w:val="18"/>
+        </w:rPr>
+        <w:t> /</w:t>
+      </w:r>
+      <w:proofErr w:type="spellStart"/>
+      <w:r>
+        <w:rPr>
+          <w:rFonts w:ascii="Verdana" w:eastAsia="굴림" w:hAnsi="Verdana" w:cs="굴림"/>
+          <w:color w:val="333333"/>
+          <w:kern w:val="0"/>
+          <w:sz w:val="18"/>
+          <w:szCs w:val="18"/>
+        </w:rPr>
+        <w:t>usr</w:t>
+      </w:r>
+      <w:proofErr w:type="spellEnd"/>
+      <w:r>
+        <w:rPr>
+          <w:rFonts w:ascii="Verdana" w:eastAsia="굴림" w:hAnsi="Verdana" w:cs="굴림"/>
+          <w:color w:val="333333"/>
+          <w:kern w:val="0"/>
+          <w:sz w:val="18"/>
+          <w:szCs w:val="18"/>
+        </w:rPr>
+        <w:t>/local</w:t>
       </w:r>
       <w:r>
         <w:rPr>
@@ -19791,18 +23956,91 @@
           <w:sz w:val="18"/>
           <w:szCs w:val="18"/>
         </w:rPr>
-        <w:t>ln -s /home/local /usr/local</w:t>
-      </w:r>
-      <w:r>
-        <w:rPr>
-          <w:rFonts w:ascii="Verdana" w:eastAsia="굴림" w:hAnsi="Verdana" w:cs="굴림"/>
-          <w:color w:val="333333"/>
-          <w:kern w:val="0"/>
-          <w:sz w:val="18"/>
-          <w:szCs w:val="18"/>
-        </w:rPr>
-        <w:t xml:space="preserve"> : /usr/local </w:t>
-      </w:r>
+        <w:t>ln -s /home/local /</w:t>
+      </w:r>
+      <w:proofErr w:type="spellStart"/>
+      <w:r>
+        <w:rPr>
+          <w:rFonts w:ascii="Verdana" w:eastAsia="굴림" w:hAnsi="Verdana" w:cs="굴림"/>
+          <w:b/>
+          <w:bCs/>
+          <w:color w:val="333333"/>
+          <w:kern w:val="0"/>
+          <w:sz w:val="18"/>
+          <w:szCs w:val="18"/>
+        </w:rPr>
+        <w:t>usr</w:t>
+      </w:r>
+      <w:proofErr w:type="spellEnd"/>
+      <w:r>
+        <w:rPr>
+          <w:rFonts w:ascii="Verdana" w:eastAsia="굴림" w:hAnsi="Verdana" w:cs="굴림"/>
+          <w:b/>
+          <w:bCs/>
+          <w:color w:val="333333"/>
+          <w:kern w:val="0"/>
+          <w:sz w:val="18"/>
+          <w:szCs w:val="18"/>
+        </w:rPr>
+        <w:t>/</w:t>
+      </w:r>
+      <w:proofErr w:type="gramStart"/>
+      <w:r>
+        <w:rPr>
+          <w:rFonts w:ascii="Verdana" w:eastAsia="굴림" w:hAnsi="Verdana" w:cs="굴림"/>
+          <w:b/>
+          <w:bCs/>
+          <w:color w:val="333333"/>
+          <w:kern w:val="0"/>
+          <w:sz w:val="18"/>
+          <w:szCs w:val="18"/>
+        </w:rPr>
+        <w:t>local</w:t>
+      </w:r>
+      <w:r>
+        <w:rPr>
+          <w:rFonts w:ascii="Verdana" w:eastAsia="굴림" w:hAnsi="Verdana" w:cs="굴림"/>
+          <w:color w:val="333333"/>
+          <w:kern w:val="0"/>
+          <w:sz w:val="18"/>
+          <w:szCs w:val="18"/>
+        </w:rPr>
+        <w:t> :</w:t>
+      </w:r>
+      <w:proofErr w:type="gramEnd"/>
+      <w:r>
+        <w:rPr>
+          <w:rFonts w:ascii="Verdana" w:eastAsia="굴림" w:hAnsi="Verdana" w:cs="굴림"/>
+          <w:color w:val="333333"/>
+          <w:kern w:val="0"/>
+          <w:sz w:val="18"/>
+          <w:szCs w:val="18"/>
+        </w:rPr>
+        <w:t> /</w:t>
+      </w:r>
+      <w:proofErr w:type="spellStart"/>
+      <w:r>
+        <w:rPr>
+          <w:rFonts w:ascii="Verdana" w:eastAsia="굴림" w:hAnsi="Verdana" w:cs="굴림"/>
+          <w:color w:val="333333"/>
+          <w:kern w:val="0"/>
+          <w:sz w:val="18"/>
+          <w:szCs w:val="18"/>
+        </w:rPr>
+        <w:t>usr</w:t>
+      </w:r>
+      <w:proofErr w:type="spellEnd"/>
+      <w:r>
+        <w:rPr>
+          <w:rFonts w:ascii="Verdana" w:eastAsia="굴림" w:hAnsi="Verdana" w:cs="굴림"/>
+          <w:color w:val="333333"/>
+          <w:kern w:val="0"/>
+          <w:sz w:val="18"/>
+          <w:szCs w:val="18"/>
+        </w:rPr>
+        <w:t xml:space="preserve">/local </w:t>
+      </w:r>
+      <w:proofErr w:type="spellStart"/>
       <w:r>
         <w:rPr>
           <w:rFonts w:ascii="Verdana" w:eastAsia="굴림" w:hAnsi="Verdana" w:cs="굴림"/>
@@ -19813,6 +24051,7 @@
         </w:rPr>
         <w:t>심볼릭링크를</w:t>
       </w:r>
+      <w:proofErr w:type="spellEnd"/>
       <w:r>
         <w:rPr>
           <w:rFonts w:ascii="Verdana" w:eastAsia="굴림" w:hAnsi="Verdana" w:cs="굴림"/>
@@ -19931,6 +24170,18 @@
           <w:sz w:val="18"/>
           <w:szCs w:val="18"/>
         </w:rPr>
+        <w:t>/shared</w:t>
+      </w:r>
+      <w:r>
+        <w:rPr>
+          <w:rFonts w:ascii="Verdana" w:eastAsia="굴림" w:hAnsi="Verdana" w:cs="굴림"/>
+          <w:b/>
+          <w:bCs/>
+          <w:color w:val="333333"/>
+          <w:kern w:val="0"/>
+          <w:sz w:val="18"/>
+          <w:szCs w:val="18"/>
+        </w:rPr>
         <w:t xml:space="preserve">  </w:t>
       </w:r>
     </w:p>
@@ -19967,18 +24218,67 @@
           <w:sz w:val="18"/>
           <w:szCs w:val="18"/>
         </w:rPr>
-        <w:t>ln -s /home/volumes /volumes</w:t>
-      </w:r>
-      <w:r>
-        <w:rPr>
-          <w:rFonts w:ascii="Verdana" w:eastAsia="굴림" w:hAnsi="Verdana" w:cs="굴림"/>
-          <w:color w:val="333333"/>
-          <w:kern w:val="0"/>
-          <w:sz w:val="18"/>
-          <w:szCs w:val="18"/>
-        </w:rPr>
-        <w:t xml:space="preserve"> : /volumes </w:t>
-      </w:r>
+        <w:t>ln -s /home/volumes</w:t>
+      </w:r>
+      <w:r>
+        <w:rPr>
+          <w:rFonts w:ascii="Verdana" w:eastAsia="굴림" w:hAnsi="Verdana" w:cs="굴림"/>
+          <w:b/>
+          <w:bCs/>
+          <w:color w:val="333333"/>
+          <w:kern w:val="0"/>
+          <w:sz w:val="18"/>
+          <w:szCs w:val="18"/>
+        </w:rPr>
+        <w:t>/shared</w:t>
+      </w:r>
+      <w:r>
+        <w:rPr>
+          <w:rFonts w:ascii="Verdana" w:eastAsia="굴림" w:hAnsi="Verdana" w:cs="굴림"/>
+          <w:b/>
+          <w:bCs/>
+          <w:color w:val="333333"/>
+          <w:kern w:val="0"/>
+          <w:sz w:val="18"/>
+          <w:szCs w:val="18"/>
+        </w:rPr>
+        <w:t> /</w:t>
+      </w:r>
+      <w:proofErr w:type="gramStart"/>
+      <w:r>
+        <w:rPr>
+          <w:rFonts w:ascii="Verdana" w:eastAsia="굴림" w:hAnsi="Verdana" w:cs="굴림"/>
+          <w:b/>
+          <w:bCs/>
+          <w:color w:val="333333"/>
+          <w:kern w:val="0"/>
+          <w:sz w:val="18"/>
+          <w:szCs w:val="18"/>
+        </w:rPr>
+        <w:t>volumes</w:t>
+      </w:r>
+      <w:r>
+        <w:rPr>
+          <w:rFonts w:ascii="Verdana" w:eastAsia="굴림" w:hAnsi="Verdana" w:cs="굴림"/>
+          <w:color w:val="333333"/>
+          <w:kern w:val="0"/>
+          <w:sz w:val="18"/>
+          <w:szCs w:val="18"/>
+        </w:rPr>
+        <w:t> :</w:t>
+      </w:r>
+      <w:proofErr w:type="gramEnd"/>
+      <w:r>
+        <w:rPr>
+          <w:rFonts w:ascii="Verdana" w:eastAsia="굴림" w:hAnsi="Verdana" w:cs="굴림"/>
+          <w:color w:val="333333"/>
+          <w:kern w:val="0"/>
+          <w:sz w:val="18"/>
+          <w:szCs w:val="18"/>
+        </w:rPr>
+        <w:t xml:space="preserve"> /volumes </w:t>
+      </w:r>
+      <w:proofErr w:type="spellStart"/>
       <w:r>
         <w:rPr>
           <w:rFonts w:ascii="Verdana" w:eastAsia="굴림" w:hAnsi="Verdana" w:cs="굴림"/>
@@ -19989,6 +24289,7 @@
         </w:rPr>
         <w:t>심볼릭링크를</w:t>
       </w:r>
+      <w:proofErr w:type="spellEnd"/>
       <w:r>
         <w:rPr>
           <w:rFonts w:ascii="Verdana" w:eastAsia="굴림" w:hAnsi="Verdana" w:cs="굴림"/>
@@ -20018,6 +24319,16 @@
           <w:szCs w:val="18"/>
         </w:rPr>
         <w:t> /home/volumes</w:t>
+      </w:r>
+      <w:r>
+        <w:rPr>
+          <w:rFonts w:ascii="Verdana" w:eastAsia="굴림" w:hAnsi="Verdana" w:cs="굴림"/>
+          <w:color w:val="333333"/>
+          <w:kern w:val="0"/>
+          <w:sz w:val="18"/>
+          <w:szCs w:val="18"/>
+        </w:rPr>
+        <w:t>/shared</w:t>
       </w:r>
       <w:r>
         <w:rPr>
@@ -20339,17 +24650,89 @@
           <w:sz w:val="18"/>
           <w:szCs w:val="18"/>
         </w:rPr>
-        <w:t>mv /usr/local /home/local</w:t>
-      </w:r>
-      <w:r>
-        <w:rPr>
-          <w:rFonts w:ascii="Verdana" w:eastAsia="굴림" w:hAnsi="Verdana" w:cs="굴림"/>
-          <w:color w:val="333333"/>
-          <w:kern w:val="0"/>
-          <w:sz w:val="18"/>
-          <w:szCs w:val="18"/>
-        </w:rPr>
-        <w:t> : /usr/local</w:t>
+        <w:t>mv /</w:t>
+      </w:r>
+      <w:proofErr w:type="spellStart"/>
+      <w:r>
+        <w:rPr>
+          <w:rFonts w:ascii="Verdana" w:eastAsia="굴림" w:hAnsi="Verdana" w:cs="굴림"/>
+          <w:b/>
+          <w:bCs/>
+          <w:color w:val="333333"/>
+          <w:kern w:val="0"/>
+          <w:sz w:val="18"/>
+          <w:szCs w:val="18"/>
+        </w:rPr>
+        <w:t>usr</w:t>
+      </w:r>
+      <w:proofErr w:type="spellEnd"/>
+      <w:r>
+        <w:rPr>
+          <w:rFonts w:ascii="Verdana" w:eastAsia="굴림" w:hAnsi="Verdana" w:cs="굴림"/>
+          <w:b/>
+          <w:bCs/>
+          <w:color w:val="333333"/>
+          <w:kern w:val="0"/>
+          <w:sz w:val="18"/>
+          <w:szCs w:val="18"/>
+        </w:rPr>
+        <w:t>/local /home/</w:t>
+      </w:r>
+      <w:proofErr w:type="gramStart"/>
+      <w:r>
+        <w:rPr>
+          <w:rFonts w:ascii="Verdana" w:eastAsia="굴림" w:hAnsi="Verdana" w:cs="굴림"/>
+          <w:b/>
+          <w:bCs/>
+          <w:color w:val="333333"/>
+          <w:kern w:val="0"/>
+          <w:sz w:val="18"/>
+          <w:szCs w:val="18"/>
+        </w:rPr>
+        <w:t>local</w:t>
+      </w:r>
+      <w:r>
+        <w:rPr>
+          <w:rFonts w:ascii="Verdana" w:eastAsia="굴림" w:hAnsi="Verdana" w:cs="굴림"/>
+          <w:color w:val="333333"/>
+          <w:kern w:val="0"/>
+          <w:sz w:val="18"/>
+          <w:szCs w:val="18"/>
+        </w:rPr>
+        <w:t> :</w:t>
+      </w:r>
+      <w:proofErr w:type="gramEnd"/>
+      <w:r>
+        <w:rPr>
+          <w:rFonts w:ascii="Verdana" w:eastAsia="굴림" w:hAnsi="Verdana" w:cs="굴림"/>
+          <w:color w:val="333333"/>
+          <w:kern w:val="0"/>
+          <w:sz w:val="18"/>
+          <w:szCs w:val="18"/>
+        </w:rPr>
+        <w:t> /</w:t>
+      </w:r>
+      <w:proofErr w:type="spellStart"/>
+      <w:r>
+        <w:rPr>
+          <w:rFonts w:ascii="Verdana" w:eastAsia="굴림" w:hAnsi="Verdana" w:cs="굴림"/>
+          <w:color w:val="333333"/>
+          <w:kern w:val="0"/>
+          <w:sz w:val="18"/>
+          <w:szCs w:val="18"/>
+        </w:rPr>
+        <w:t>usr</w:t>
+      </w:r>
+      <w:proofErr w:type="spellEnd"/>
+      <w:r>
+        <w:rPr>
+          <w:rFonts w:ascii="Verdana" w:eastAsia="굴림" w:hAnsi="Verdana" w:cs="굴림"/>
+          <w:color w:val="333333"/>
+          <w:kern w:val="0"/>
+          <w:sz w:val="18"/>
+          <w:szCs w:val="18"/>
+        </w:rPr>
+        <w:t>/local</w:t>
       </w:r>
       <w:r>
         <w:rPr>
@@ -20435,18 +24818,91 @@
           <w:sz w:val="18"/>
           <w:szCs w:val="18"/>
         </w:rPr>
-        <w:t>ln -s /home/local /usr/local</w:t>
-      </w:r>
-      <w:r>
-        <w:rPr>
-          <w:rFonts w:ascii="Verdana" w:eastAsia="굴림" w:hAnsi="Verdana" w:cs="굴림"/>
-          <w:color w:val="333333"/>
-          <w:kern w:val="0"/>
-          <w:sz w:val="18"/>
-          <w:szCs w:val="18"/>
-        </w:rPr>
-        <w:t xml:space="preserve"> : /usr/local </w:t>
-      </w:r>
+        <w:t>ln -s /home/local /</w:t>
+      </w:r>
+      <w:proofErr w:type="spellStart"/>
+      <w:r>
+        <w:rPr>
+          <w:rFonts w:ascii="Verdana" w:eastAsia="굴림" w:hAnsi="Verdana" w:cs="굴림"/>
+          <w:b/>
+          <w:bCs/>
+          <w:color w:val="333333"/>
+          <w:kern w:val="0"/>
+          <w:sz w:val="18"/>
+          <w:szCs w:val="18"/>
+        </w:rPr>
+        <w:t>usr</w:t>
+      </w:r>
+      <w:proofErr w:type="spellEnd"/>
+      <w:r>
+        <w:rPr>
+          <w:rFonts w:ascii="Verdana" w:eastAsia="굴림" w:hAnsi="Verdana" w:cs="굴림"/>
+          <w:b/>
+          <w:bCs/>
+          <w:color w:val="333333"/>
+          <w:kern w:val="0"/>
+          <w:sz w:val="18"/>
+          <w:szCs w:val="18"/>
+        </w:rPr>
+        <w:t>/</w:t>
+      </w:r>
+      <w:proofErr w:type="gramStart"/>
+      <w:r>
+        <w:rPr>
+          <w:rFonts w:ascii="Verdana" w:eastAsia="굴림" w:hAnsi="Verdana" w:cs="굴림"/>
+          <w:b/>
+          <w:bCs/>
+          <w:color w:val="333333"/>
+          <w:kern w:val="0"/>
+          <w:sz w:val="18"/>
+          <w:szCs w:val="18"/>
+        </w:rPr>
+        <w:t>local</w:t>
+      </w:r>
+      <w:r>
+        <w:rPr>
+          <w:rFonts w:ascii="Verdana" w:eastAsia="굴림" w:hAnsi="Verdana" w:cs="굴림"/>
+          <w:color w:val="333333"/>
+          <w:kern w:val="0"/>
+          <w:sz w:val="18"/>
+          <w:szCs w:val="18"/>
+        </w:rPr>
+        <w:t> :</w:t>
+      </w:r>
+      <w:proofErr w:type="gramEnd"/>
+      <w:r>
+        <w:rPr>
+          <w:rFonts w:ascii="Verdana" w:eastAsia="굴림" w:hAnsi="Verdana" w:cs="굴림"/>
+          <w:color w:val="333333"/>
+          <w:kern w:val="0"/>
+          <w:sz w:val="18"/>
+          <w:szCs w:val="18"/>
+        </w:rPr>
+        <w:t> /</w:t>
+      </w:r>
+      <w:proofErr w:type="spellStart"/>
+      <w:r>
+        <w:rPr>
+          <w:rFonts w:ascii="Verdana" w:eastAsia="굴림" w:hAnsi="Verdana" w:cs="굴림"/>
+          <w:color w:val="333333"/>
+          <w:kern w:val="0"/>
+          <w:sz w:val="18"/>
+          <w:szCs w:val="18"/>
+        </w:rPr>
+        <w:t>usr</w:t>
+      </w:r>
+      <w:proofErr w:type="spellEnd"/>
+      <w:r>
+        <w:rPr>
+          <w:rFonts w:ascii="Verdana" w:eastAsia="굴림" w:hAnsi="Verdana" w:cs="굴림"/>
+          <w:color w:val="333333"/>
+          <w:kern w:val="0"/>
+          <w:sz w:val="18"/>
+          <w:szCs w:val="18"/>
+        </w:rPr>
+        <w:t xml:space="preserve">/local </w:t>
+      </w:r>
+      <w:proofErr w:type="spellStart"/>
       <w:r>
         <w:rPr>
           <w:rFonts w:ascii="Verdana" w:eastAsia="굴림" w:hAnsi="Verdana" w:cs="굴림"/>
@@ -20457,6 +24913,7 @@
         </w:rPr>
         <w:t>심볼릭링크를</w:t>
       </w:r>
+      <w:proofErr w:type="spellEnd"/>
       <w:r>
         <w:rPr>
           <w:rFonts w:ascii="Verdana" w:eastAsia="굴림" w:hAnsi="Verdana" w:cs="굴림"/>
@@ -20592,6 +25049,31 @@
       <w:r>
         <w:rPr>
           <w:rFonts w:ascii="Verdana" w:eastAsia="굴림" w:hAnsi="Verdana" w:cs="굴림"/>
+          <w:b/>
+          <w:bCs/>
+          <w:color w:val="333333"/>
+          <w:kern w:val="0"/>
+          <w:sz w:val="18"/>
+          <w:szCs w:val="18"/>
+        </w:rPr>
+        <w:t>/</w:t>
+      </w:r>
+      <w:proofErr w:type="gramStart"/>
+      <w:r>
+        <w:rPr>
+          <w:rFonts w:ascii="Verdana" w:eastAsia="굴림" w:hAnsi="Verdana" w:cs="굴림"/>
+          <w:b/>
+          <w:bCs/>
+          <w:color w:val="333333"/>
+          <w:kern w:val="0"/>
+          <w:sz w:val="18"/>
+          <w:szCs w:val="18"/>
+        </w:rPr>
+        <w:t>shared</w:t>
+      </w:r>
+      <w:r>
+        <w:rPr>
+          <w:rFonts w:ascii="Verdana" w:eastAsia="굴림" w:hAnsi="Verdana" w:cs="굴림"/>
           <w:color w:val="333333"/>
           <w:kern w:val="0"/>
           <w:sz w:val="18"/>
@@ -20607,7 +25089,18 @@
           <w:sz w:val="18"/>
           <w:szCs w:val="18"/>
         </w:rPr>
-        <w:t>: /</w:t>
+        <w:t>:</w:t>
+      </w:r>
+      <w:proofErr w:type="gramEnd"/>
+      <w:r>
+        <w:rPr>
+          <w:rFonts w:ascii="Verdana" w:eastAsia="굴림" w:hAnsi="Verdana" w:cs="굴림"/>
+          <w:color w:val="333333"/>
+          <w:kern w:val="0"/>
+          <w:sz w:val="18"/>
+          <w:szCs w:val="18"/>
+        </w:rPr>
+        <w:t> /</w:t>
       </w:r>
       <w:r>
         <w:rPr>
@@ -20713,17 +25206,41 @@
           <w:sz w:val="18"/>
           <w:szCs w:val="18"/>
         </w:rPr>
-        <w:t xml:space="preserve">ln -s /home/volumes /volumes </w:t>
-      </w:r>
-      <w:r>
-        <w:rPr>
-          <w:rFonts w:ascii="Verdana" w:eastAsia="굴림" w:hAnsi="Verdana" w:cs="굴림"/>
+        <w:t>ln -s /home/volumes</w:t>
+      </w:r>
+      <w:r>
+        <w:rPr>
+          <w:rFonts w:ascii="Verdana" w:eastAsia="굴림" w:hAnsi="Verdana" w:cs="굴림"/>
+          <w:b/>
           <w:bCs/>
           <w:color w:val="333333"/>
           <w:kern w:val="0"/>
           <w:sz w:val="18"/>
           <w:szCs w:val="18"/>
         </w:rPr>
+        <w:t>/shared</w:t>
+      </w:r>
+      <w:r>
+        <w:rPr>
+          <w:rFonts w:ascii="Verdana" w:eastAsia="굴림" w:hAnsi="Verdana" w:cs="굴림"/>
+          <w:b/>
+          <w:bCs/>
+          <w:color w:val="333333"/>
+          <w:kern w:val="0"/>
+          <w:sz w:val="18"/>
+          <w:szCs w:val="18"/>
+        </w:rPr>
+        <w:t xml:space="preserve"> /volumes </w:t>
+      </w:r>
+      <w:r>
+        <w:rPr>
+          <w:rFonts w:ascii="Verdana" w:eastAsia="굴림" w:hAnsi="Verdana" w:cs="굴림"/>
+          <w:bCs/>
+          <w:color w:val="333333"/>
+          <w:kern w:val="0"/>
+          <w:sz w:val="18"/>
+          <w:szCs w:val="18"/>
+        </w:rPr>
         <w:t>:</w:t>
       </w:r>
       <w:r>
@@ -20786,6 +25303,18 @@
         </w:rPr>
         <w:t>home/volumes</w:t>
       </w:r>
+      <w:r>
+        <w:rPr>
+          <w:rFonts w:ascii="Verdana" w:eastAsia="굴림" w:hAnsi="Verdana" w:cs="굴림"/>
+          <w:color w:val="333333"/>
+          <w:kern w:val="0"/>
+          <w:sz w:val="18"/>
+          <w:szCs w:val="18"/>
+        </w:rPr>
+        <w:t>/shared</w:t>
+      </w:r>
+      <w:bookmarkStart w:id="106" w:name="_GoBack"/>
+      <w:bookmarkEnd w:id="106"/>
       <w:r>
         <w:rPr>
           <w:rFonts w:ascii="Verdana" w:eastAsia="굴림" w:hAnsi="Verdana" w:cs="굴림" w:hint="eastAsia"/>
@@ -20842,9 +25371,14 @@
       </w:pPr>
       <w:bookmarkStart w:id="107" w:name="_Toc488328284"/>
       <w:bookmarkStart w:id="108" w:name="_Toc496545330"/>
+      <w:proofErr w:type="spellStart"/>
       <w:r>
         <w:lastRenderedPageBreak/>
-        <w:t>열려있어야 하는 포트</w:t>
+        <w:t>열려있어야</w:t>
+      </w:r>
+      <w:proofErr w:type="spellEnd"/>
+      <w:r>
+        <w:t xml:space="preserve"> 하는 포트</w:t>
       </w:r>
       <w:bookmarkEnd w:id="107"/>
       <w:bookmarkEnd w:id="108"/>
@@ -20872,6 +25406,7 @@
           <w:szCs w:val="18"/>
         </w:rPr>
       </w:pPr>
+      <w:proofErr w:type="gramStart"/>
       <w:r>
         <w:rPr>
           <w:rFonts w:ascii="Verdana" w:eastAsia="굴림" w:hAnsi="Verdana" w:cs="굴림"/>
@@ -20892,7 +25427,18 @@
           <w:sz w:val="18"/>
           <w:szCs w:val="18"/>
         </w:rPr>
-        <w:t> : Secure Shell</w:t>
+        <w:t> :</w:t>
+      </w:r>
+      <w:proofErr w:type="gramEnd"/>
+      <w:r>
+        <w:rPr>
+          <w:rFonts w:ascii="Verdana" w:eastAsia="굴림" w:hAnsi="Verdana" w:cs="굴림"/>
+          <w:color w:val="333333"/>
+          <w:kern w:val="0"/>
+          <w:sz w:val="18"/>
+          <w:szCs w:val="18"/>
+        </w:rPr>
+        <w:t xml:space="preserve"> Secure Shell</w:t>
       </w:r>
     </w:p>
     <w:p>
@@ -20918,6 +25464,7 @@
           <w:szCs w:val="18"/>
         </w:rPr>
       </w:pPr>
+      <w:proofErr w:type="gramStart"/>
       <w:r>
         <w:rPr>
           <w:rFonts w:ascii="Verdana" w:eastAsia="굴림" w:hAnsi="Verdana" w:cs="굴림"/>
@@ -20938,7 +25485,18 @@
           <w:sz w:val="18"/>
           <w:szCs w:val="18"/>
         </w:rPr>
-        <w:t> : SMTP</w:t>
+        <w:t> :</w:t>
+      </w:r>
+      <w:proofErr w:type="gramEnd"/>
+      <w:r>
+        <w:rPr>
+          <w:rFonts w:ascii="Verdana" w:eastAsia="굴림" w:hAnsi="Verdana" w:cs="굴림"/>
+          <w:color w:val="333333"/>
+          <w:kern w:val="0"/>
+          <w:sz w:val="18"/>
+          <w:szCs w:val="18"/>
+        </w:rPr>
+        <w:t xml:space="preserve"> SMTP</w:t>
       </w:r>
     </w:p>
     <w:p>
@@ -20964,6 +25522,7 @@
           <w:szCs w:val="18"/>
         </w:rPr>
       </w:pPr>
+      <w:proofErr w:type="gramStart"/>
       <w:r>
         <w:rPr>
           <w:rFonts w:ascii="Verdana" w:eastAsia="굴림" w:hAnsi="Verdana" w:cs="굴림"/>
@@ -20984,7 +25543,18 @@
           <w:sz w:val="18"/>
           <w:szCs w:val="18"/>
         </w:rPr>
-        <w:t> : HTTP</w:t>
+        <w:t> :</w:t>
+      </w:r>
+      <w:proofErr w:type="gramEnd"/>
+      <w:r>
+        <w:rPr>
+          <w:rFonts w:ascii="Verdana" w:eastAsia="굴림" w:hAnsi="Verdana" w:cs="굴림"/>
+          <w:color w:val="333333"/>
+          <w:kern w:val="0"/>
+          <w:sz w:val="18"/>
+          <w:szCs w:val="18"/>
+        </w:rPr>
+        <w:t xml:space="preserve"> HTTP</w:t>
       </w:r>
     </w:p>
     <w:p>
@@ -21010,6 +25580,7 @@
           <w:szCs w:val="18"/>
         </w:rPr>
       </w:pPr>
+      <w:proofErr w:type="gramStart"/>
       <w:r>
         <w:rPr>
           <w:rFonts w:ascii="Verdana" w:eastAsia="굴림" w:hAnsi="Verdana" w:cs="굴림"/>
@@ -21030,7 +25601,18 @@
           <w:sz w:val="18"/>
           <w:szCs w:val="18"/>
         </w:rPr>
-        <w:t> : POP3</w:t>
+        <w:t> :</w:t>
+      </w:r>
+      <w:proofErr w:type="gramEnd"/>
+      <w:r>
+        <w:rPr>
+          <w:rFonts w:ascii="Verdana" w:eastAsia="굴림" w:hAnsi="Verdana" w:cs="굴림"/>
+          <w:color w:val="333333"/>
+          <w:kern w:val="0"/>
+          <w:sz w:val="18"/>
+          <w:szCs w:val="18"/>
+        </w:rPr>
+        <w:t xml:space="preserve"> POP3</w:t>
       </w:r>
     </w:p>
     <w:p>
@@ -21056,6 +25638,7 @@
           <w:szCs w:val="18"/>
         </w:rPr>
       </w:pPr>
+      <w:proofErr w:type="gramStart"/>
       <w:r>
         <w:rPr>
           <w:rFonts w:ascii="Verdana" w:eastAsia="굴림" w:hAnsi="Verdana" w:cs="굴림"/>
@@ -21076,7 +25659,18 @@
           <w:sz w:val="18"/>
           <w:szCs w:val="18"/>
         </w:rPr>
-        <w:t> : IMAP</w:t>
+        <w:t> :</w:t>
+      </w:r>
+      <w:proofErr w:type="gramEnd"/>
+      <w:r>
+        <w:rPr>
+          <w:rFonts w:ascii="Verdana" w:eastAsia="굴림" w:hAnsi="Verdana" w:cs="굴림"/>
+          <w:color w:val="333333"/>
+          <w:kern w:val="0"/>
+          <w:sz w:val="18"/>
+          <w:szCs w:val="18"/>
+        </w:rPr>
+        <w:t xml:space="preserve"> IMAP</w:t>
       </w:r>
     </w:p>
     <w:p>
@@ -21102,6 +25696,7 @@
           <w:szCs w:val="18"/>
         </w:rPr>
       </w:pPr>
+      <w:proofErr w:type="gramStart"/>
       <w:r>
         <w:rPr>
           <w:rFonts w:ascii="Verdana" w:eastAsia="굴림" w:hAnsi="Verdana" w:cs="굴림"/>
@@ -21122,7 +25717,18 @@
           <w:sz w:val="18"/>
           <w:szCs w:val="18"/>
         </w:rPr>
-        <w:t> : MariaDB</w:t>
+        <w:t> :</w:t>
+      </w:r>
+      <w:proofErr w:type="gramEnd"/>
+      <w:r>
+        <w:rPr>
+          <w:rFonts w:ascii="Verdana" w:eastAsia="굴림" w:hAnsi="Verdana" w:cs="굴림"/>
+          <w:color w:val="333333"/>
+          <w:kern w:val="0"/>
+          <w:sz w:val="18"/>
+          <w:szCs w:val="18"/>
+        </w:rPr>
+        <w:t xml:space="preserve"> MariaDB</w:t>
       </w:r>
       <w:r>
         <w:rPr>
@@ -21341,18 +25947,41 @@
           <w:sz w:val="18"/>
           <w:szCs w:val="18"/>
         </w:rPr>
-        <w:t>/usr/local/java</w:t>
-      </w:r>
-      <w:r>
-        <w:rPr>
-          <w:rFonts w:ascii="Verdana" w:eastAsia="굴림" w:hAnsi="Verdana" w:cs="굴림" w:hint="eastAsia"/>
-          <w:color w:val="333333"/>
-          <w:kern w:val="0"/>
-          <w:sz w:val="18"/>
-          <w:szCs w:val="18"/>
-        </w:rPr>
-        <w:t xml:space="preserve"> </w:t>
-      </w:r>
+        <w:t>/</w:t>
+      </w:r>
+      <w:proofErr w:type="spellStart"/>
+      <w:r>
+        <w:rPr>
+          <w:rFonts w:ascii="Verdana" w:eastAsia="굴림" w:hAnsi="Verdana" w:cs="굴림" w:hint="eastAsia"/>
+          <w:color w:val="333333"/>
+          <w:kern w:val="0"/>
+          <w:sz w:val="18"/>
+          <w:szCs w:val="18"/>
+        </w:rPr>
+        <w:t>usr</w:t>
+      </w:r>
+      <w:proofErr w:type="spellEnd"/>
+      <w:r>
+        <w:rPr>
+          <w:rFonts w:ascii="Verdana" w:eastAsia="굴림" w:hAnsi="Verdana" w:cs="굴림" w:hint="eastAsia"/>
+          <w:color w:val="333333"/>
+          <w:kern w:val="0"/>
+          <w:sz w:val="18"/>
+          <w:szCs w:val="18"/>
+        </w:rPr>
+        <w:t>/local/java</w:t>
+      </w:r>
+      <w:r>
+        <w:rPr>
+          <w:rFonts w:ascii="Verdana" w:eastAsia="굴림" w:hAnsi="Verdana" w:cs="굴림" w:hint="eastAsia"/>
+          <w:color w:val="333333"/>
+          <w:kern w:val="0"/>
+          <w:sz w:val="18"/>
+          <w:szCs w:val="18"/>
+        </w:rPr>
+        <w:t xml:space="preserve"> </w:t>
+      </w:r>
+      <w:proofErr w:type="spellStart"/>
       <w:r>
         <w:rPr>
           <w:rFonts w:ascii="Verdana" w:eastAsia="굴림" w:hAnsi="Verdana" w:cs="굴림" w:hint="eastAsia"/>
@@ -21363,16 +25992,18 @@
         </w:rPr>
         <w:t>심볼릭링크와</w:t>
       </w:r>
-      <w:r>
-        <w:rPr>
-          <w:rFonts w:ascii="Verdana" w:eastAsia="굴림" w:hAnsi="Verdana" w:cs="굴림" w:hint="eastAsia"/>
-          <w:color w:val="333333"/>
-          <w:kern w:val="0"/>
-          <w:sz w:val="18"/>
-          <w:szCs w:val="18"/>
-        </w:rPr>
-        <w:t xml:space="preserve"> </w:t>
-      </w:r>
+      <w:proofErr w:type="spellEnd"/>
+      <w:r>
+        <w:rPr>
+          <w:rFonts w:ascii="Verdana" w:eastAsia="굴림" w:hAnsi="Verdana" w:cs="굴림" w:hint="eastAsia"/>
+          <w:color w:val="333333"/>
+          <w:kern w:val="0"/>
+          <w:sz w:val="18"/>
+          <w:szCs w:val="18"/>
+        </w:rPr>
+        <w:t xml:space="preserve"> </w:t>
+      </w:r>
+      <w:proofErr w:type="spellStart"/>
       <w:r>
         <w:rPr>
           <w:rFonts w:ascii="Verdana" w:eastAsia="굴림" w:hAnsi="Verdana" w:cs="굴림" w:hint="eastAsia"/>
@@ -21383,16 +26014,18 @@
         </w:rPr>
         <w:t>심볼릭링크에</w:t>
       </w:r>
-      <w:r>
-        <w:rPr>
-          <w:rFonts w:ascii="Verdana" w:eastAsia="굴림" w:hAnsi="Verdana" w:cs="굴림" w:hint="eastAsia"/>
-          <w:color w:val="333333"/>
-          <w:kern w:val="0"/>
-          <w:sz w:val="18"/>
-          <w:szCs w:val="18"/>
-        </w:rPr>
-        <w:t xml:space="preserve"> </w:t>
-      </w:r>
+      <w:proofErr w:type="spellEnd"/>
+      <w:r>
+        <w:rPr>
+          <w:rFonts w:ascii="Verdana" w:eastAsia="굴림" w:hAnsi="Verdana" w:cs="굴림" w:hint="eastAsia"/>
+          <w:color w:val="333333"/>
+          <w:kern w:val="0"/>
+          <w:sz w:val="18"/>
+          <w:szCs w:val="18"/>
+        </w:rPr>
+        <w:t xml:space="preserve"> </w:t>
+      </w:r>
+      <w:proofErr w:type="spellStart"/>
       <w:r>
         <w:rPr>
           <w:rFonts w:ascii="Verdana" w:eastAsia="굴림" w:hAnsi="Verdana" w:cs="굴림" w:hint="eastAsia"/>
@@ -21403,16 +26036,29 @@
         </w:rPr>
         <w:t>연결되어있는</w:t>
       </w:r>
-      <w:r>
-        <w:rPr>
-          <w:rFonts w:ascii="Verdana" w:eastAsia="굴림" w:hAnsi="Verdana" w:cs="굴림" w:hint="eastAsia"/>
-          <w:color w:val="333333"/>
-          <w:kern w:val="0"/>
-          <w:sz w:val="18"/>
-          <w:szCs w:val="18"/>
-        </w:rPr>
-        <w:t xml:space="preserve"> jdk</w:t>
-      </w:r>
+      <w:proofErr w:type="spellEnd"/>
+      <w:r>
+        <w:rPr>
+          <w:rFonts w:ascii="Verdana" w:eastAsia="굴림" w:hAnsi="Verdana" w:cs="굴림" w:hint="eastAsia"/>
+          <w:color w:val="333333"/>
+          <w:kern w:val="0"/>
+          <w:sz w:val="18"/>
+          <w:szCs w:val="18"/>
+        </w:rPr>
+        <w:t xml:space="preserve"> </w:t>
+      </w:r>
+      <w:proofErr w:type="spellStart"/>
+      <w:r>
+        <w:rPr>
+          <w:rFonts w:ascii="Verdana" w:eastAsia="굴림" w:hAnsi="Verdana" w:cs="굴림" w:hint="eastAsia"/>
+          <w:color w:val="333333"/>
+          <w:kern w:val="0"/>
+          <w:sz w:val="18"/>
+          <w:szCs w:val="18"/>
+        </w:rPr>
+        <w:t>jdk</w:t>
+      </w:r>
+      <w:proofErr w:type="spellEnd"/>
       <w:r>
         <w:rPr>
           <w:rFonts w:ascii="Verdana" w:eastAsia="굴림" w:hAnsi="Verdana" w:cs="굴림"/>
@@ -21755,6 +26401,7 @@
         </w:rPr>
         <w:t xml:space="preserve"> </w:t>
       </w:r>
+      <w:proofErr w:type="spellStart"/>
       <w:r>
         <w:rPr>
           <w:rFonts w:ascii="Verdana" w:eastAsia="굴림" w:hAnsi="Verdana" w:cs="굴림" w:hint="eastAsia"/>
@@ -21765,6 +26412,7 @@
         </w:rPr>
         <w:t>실행중이면</w:t>
       </w:r>
+      <w:proofErr w:type="spellEnd"/>
       <w:r>
         <w:rPr>
           <w:rFonts w:ascii="Verdana" w:eastAsia="굴림" w:hAnsi="Verdana" w:cs="굴림" w:hint="eastAsia"/>
@@ -21817,18 +26465,53 @@
           <w:sz w:val="18"/>
           <w:szCs w:val="18"/>
         </w:rPr>
-        <w:t>/usr/local/mysql</w:t>
-      </w:r>
-      <w:r>
-        <w:rPr>
-          <w:rFonts w:ascii="Verdana" w:eastAsia="굴림" w:hAnsi="Verdana" w:cs="굴림"/>
-          <w:color w:val="333333"/>
-          <w:kern w:val="0"/>
-          <w:sz w:val="18"/>
-          <w:szCs w:val="18"/>
-        </w:rPr>
-        <w:t xml:space="preserve"> </w:t>
-      </w:r>
+        <w:t>/</w:t>
+      </w:r>
+      <w:proofErr w:type="spellStart"/>
+      <w:r>
+        <w:rPr>
+          <w:rFonts w:ascii="Verdana" w:eastAsia="굴림" w:hAnsi="Verdana" w:cs="굴림" w:hint="eastAsia"/>
+          <w:color w:val="333333"/>
+          <w:kern w:val="0"/>
+          <w:sz w:val="18"/>
+          <w:szCs w:val="18"/>
+        </w:rPr>
+        <w:t>usr</w:t>
+      </w:r>
+      <w:proofErr w:type="spellEnd"/>
+      <w:r>
+        <w:rPr>
+          <w:rFonts w:ascii="Verdana" w:eastAsia="굴림" w:hAnsi="Verdana" w:cs="굴림" w:hint="eastAsia"/>
+          <w:color w:val="333333"/>
+          <w:kern w:val="0"/>
+          <w:sz w:val="18"/>
+          <w:szCs w:val="18"/>
+        </w:rPr>
+        <w:t>/local/</w:t>
+      </w:r>
+      <w:proofErr w:type="spellStart"/>
+      <w:r>
+        <w:rPr>
+          <w:rFonts w:ascii="Verdana" w:eastAsia="굴림" w:hAnsi="Verdana" w:cs="굴림" w:hint="eastAsia"/>
+          <w:color w:val="333333"/>
+          <w:kern w:val="0"/>
+          <w:sz w:val="18"/>
+          <w:szCs w:val="18"/>
+        </w:rPr>
+        <w:t>mysql</w:t>
+      </w:r>
+      <w:proofErr w:type="spellEnd"/>
+      <w:r>
+        <w:rPr>
+          <w:rFonts w:ascii="Verdana" w:eastAsia="굴림" w:hAnsi="Verdana" w:cs="굴림"/>
+          <w:color w:val="333333"/>
+          <w:kern w:val="0"/>
+          <w:sz w:val="18"/>
+          <w:szCs w:val="18"/>
+        </w:rPr>
+        <w:t xml:space="preserve"> </w:t>
+      </w:r>
+      <w:proofErr w:type="spellStart"/>
       <w:r>
         <w:rPr>
           <w:rFonts w:ascii="Verdana" w:eastAsia="굴림" w:hAnsi="Verdana" w:cs="굴림" w:hint="eastAsia"/>
@@ -21839,16 +26522,18 @@
         </w:rPr>
         <w:t>심볼릭링크와</w:t>
       </w:r>
-      <w:r>
-        <w:rPr>
-          <w:rFonts w:ascii="Verdana" w:eastAsia="굴림" w:hAnsi="Verdana" w:cs="굴림" w:hint="eastAsia"/>
-          <w:color w:val="333333"/>
-          <w:kern w:val="0"/>
-          <w:sz w:val="18"/>
-          <w:szCs w:val="18"/>
-        </w:rPr>
-        <w:t xml:space="preserve"> </w:t>
-      </w:r>
+      <w:proofErr w:type="spellEnd"/>
+      <w:r>
+        <w:rPr>
+          <w:rFonts w:ascii="Verdana" w:eastAsia="굴림" w:hAnsi="Verdana" w:cs="굴림" w:hint="eastAsia"/>
+          <w:color w:val="333333"/>
+          <w:kern w:val="0"/>
+          <w:sz w:val="18"/>
+          <w:szCs w:val="18"/>
+        </w:rPr>
+        <w:t xml:space="preserve"> </w:t>
+      </w:r>
+      <w:proofErr w:type="spellStart"/>
       <w:r>
         <w:rPr>
           <w:rFonts w:ascii="Verdana" w:eastAsia="굴림" w:hAnsi="Verdana" w:cs="굴림" w:hint="eastAsia"/>
@@ -21859,16 +26544,18 @@
         </w:rPr>
         <w:t>심볼릭링크에</w:t>
       </w:r>
-      <w:r>
-        <w:rPr>
-          <w:rFonts w:ascii="Verdana" w:eastAsia="굴림" w:hAnsi="Verdana" w:cs="굴림" w:hint="eastAsia"/>
-          <w:color w:val="333333"/>
-          <w:kern w:val="0"/>
-          <w:sz w:val="18"/>
-          <w:szCs w:val="18"/>
-        </w:rPr>
-        <w:t xml:space="preserve"> </w:t>
-      </w:r>
+      <w:proofErr w:type="spellEnd"/>
+      <w:r>
+        <w:rPr>
+          <w:rFonts w:ascii="Verdana" w:eastAsia="굴림" w:hAnsi="Verdana" w:cs="굴림" w:hint="eastAsia"/>
+          <w:color w:val="333333"/>
+          <w:kern w:val="0"/>
+          <w:sz w:val="18"/>
+          <w:szCs w:val="18"/>
+        </w:rPr>
+        <w:t xml:space="preserve"> </w:t>
+      </w:r>
+      <w:proofErr w:type="spellStart"/>
       <w:r>
         <w:rPr>
           <w:rFonts w:ascii="Verdana" w:eastAsia="굴림" w:hAnsi="Verdana" w:cs="굴림" w:hint="eastAsia"/>
@@ -21879,16 +26566,29 @@
         </w:rPr>
         <w:t>연결되어있는</w:t>
       </w:r>
-      <w:r>
-        <w:rPr>
-          <w:rFonts w:ascii="Verdana" w:eastAsia="굴림" w:hAnsi="Verdana" w:cs="굴림" w:hint="eastAsia"/>
-          <w:color w:val="333333"/>
-          <w:kern w:val="0"/>
-          <w:sz w:val="18"/>
-          <w:szCs w:val="18"/>
-        </w:rPr>
-        <w:t xml:space="preserve"> mariadb</w:t>
-      </w:r>
+      <w:proofErr w:type="spellEnd"/>
+      <w:r>
+        <w:rPr>
+          <w:rFonts w:ascii="Verdana" w:eastAsia="굴림" w:hAnsi="Verdana" w:cs="굴림" w:hint="eastAsia"/>
+          <w:color w:val="333333"/>
+          <w:kern w:val="0"/>
+          <w:sz w:val="18"/>
+          <w:szCs w:val="18"/>
+        </w:rPr>
+        <w:t xml:space="preserve"> </w:t>
+      </w:r>
+      <w:proofErr w:type="spellStart"/>
+      <w:r>
+        <w:rPr>
+          <w:rFonts w:ascii="Verdana" w:eastAsia="굴림" w:hAnsi="Verdana" w:cs="굴림" w:hint="eastAsia"/>
+          <w:color w:val="333333"/>
+          <w:kern w:val="0"/>
+          <w:sz w:val="18"/>
+          <w:szCs w:val="18"/>
+        </w:rPr>
+        <w:t>mariadb</w:t>
+      </w:r>
+      <w:proofErr w:type="spellEnd"/>
       <w:r>
         <w:rPr>
           <w:rFonts w:ascii="Verdana" w:eastAsia="굴림" w:hAnsi="Verdana" w:cs="굴림"/>
@@ -21983,6 +26683,7 @@
         </w:rPr>
         <w:t>/</w:t>
       </w:r>
+      <w:proofErr w:type="spellStart"/>
       <w:r>
         <w:rPr>
           <w:rFonts w:ascii="Verdana" w:eastAsia="굴림" w:hAnsi="Verdana" w:cs="굴림" w:hint="eastAsia"/>
@@ -21993,6 +26694,7 @@
         </w:rPr>
         <w:t>mysql</w:t>
       </w:r>
+      <w:proofErr w:type="spellEnd"/>
       <w:r>
         <w:rPr>
           <w:rFonts w:ascii="Verdana" w:eastAsia="굴림" w:hAnsi="Verdana" w:cs="굴림"/>
@@ -22065,7 +26767,40 @@
           <w:sz w:val="18"/>
           <w:szCs w:val="18"/>
         </w:rPr>
-        <w:t>/etc/my.</w:t>
+        <w:t>/</w:t>
+      </w:r>
+      <w:proofErr w:type="spellStart"/>
+      <w:r>
+        <w:rPr>
+          <w:rFonts w:ascii="Verdana" w:eastAsia="굴림" w:hAnsi="Verdana" w:cs="굴림" w:hint="eastAsia"/>
+          <w:color w:val="333333"/>
+          <w:kern w:val="0"/>
+          <w:sz w:val="18"/>
+          <w:szCs w:val="18"/>
+        </w:rPr>
+        <w:t>etc</w:t>
+      </w:r>
+      <w:proofErr w:type="spellEnd"/>
+      <w:r>
+        <w:rPr>
+          <w:rFonts w:ascii="Verdana" w:eastAsia="굴림" w:hAnsi="Verdana" w:cs="굴림" w:hint="eastAsia"/>
+          <w:color w:val="333333"/>
+          <w:kern w:val="0"/>
+          <w:sz w:val="18"/>
+          <w:szCs w:val="18"/>
+        </w:rPr>
+        <w:t>/</w:t>
+      </w:r>
+      <w:proofErr w:type="spellStart"/>
+      <w:r>
+        <w:rPr>
+          <w:rFonts w:ascii="Verdana" w:eastAsia="굴림" w:hAnsi="Verdana" w:cs="굴림" w:hint="eastAsia"/>
+          <w:color w:val="333333"/>
+          <w:kern w:val="0"/>
+          <w:sz w:val="18"/>
+          <w:szCs w:val="18"/>
+        </w:rPr>
+        <w:t>my.</w:t>
       </w:r>
       <w:r>
         <w:rPr>
@@ -22077,6 +26812,7 @@
         </w:rPr>
         <w:t>cnf</w:t>
       </w:r>
+      <w:proofErr w:type="spellEnd"/>
       <w:r>
         <w:rPr>
           <w:rFonts w:ascii="Verdana" w:eastAsia="굴림" w:hAnsi="Verdana" w:cs="굴림" w:hint="eastAsia"/>
@@ -22225,6 +26961,7 @@
           <w:szCs w:val="18"/>
         </w:rPr>
       </w:pPr>
+      <w:proofErr w:type="spellStart"/>
       <w:r>
         <w:rPr>
           <w:rFonts w:ascii="Verdana" w:eastAsia="굴림" w:hAnsi="Verdana" w:cs="굴림"/>
@@ -22243,7 +26980,18 @@
           <w:sz w:val="18"/>
           <w:szCs w:val="18"/>
         </w:rPr>
-        <w:t>gw-</w:t>
+        <w:t>gw</w:t>
+      </w:r>
+      <w:proofErr w:type="spellEnd"/>
+      <w:r>
+        <w:rPr>
+          <w:rFonts w:ascii="Verdana" w:eastAsia="굴림" w:hAnsi="Verdana" w:cs="굴림" w:hint="eastAsia"/>
+          <w:color w:val="333333"/>
+          <w:kern w:val="0"/>
+          <w:sz w:val="18"/>
+          <w:szCs w:val="18"/>
+        </w:rPr>
+        <w:t>-</w:t>
       </w:r>
       <w:r>
         <w:rPr>
@@ -22429,6 +27177,7 @@
           <w:szCs w:val="18"/>
         </w:rPr>
       </w:pPr>
+      <w:proofErr w:type="spellStart"/>
       <w:r>
         <w:rPr>
           <w:rFonts w:ascii="Verdana" w:eastAsia="굴림" w:hAnsi="Verdana" w:cs="굴림" w:hint="eastAsia"/>
@@ -22447,7 +27196,18 @@
           <w:sz w:val="18"/>
           <w:szCs w:val="18"/>
         </w:rPr>
-        <w:t>gw-server</w:t>
+        <w:t>gw</w:t>
+      </w:r>
+      <w:proofErr w:type="spellEnd"/>
+      <w:r>
+        <w:rPr>
+          <w:rFonts w:ascii="Verdana" w:eastAsia="굴림" w:hAnsi="Verdana" w:cs="굴림"/>
+          <w:color w:val="333333"/>
+          <w:kern w:val="0"/>
+          <w:sz w:val="18"/>
+          <w:szCs w:val="18"/>
+        </w:rPr>
+        <w:t>-server</w:t>
       </w:r>
       <w:r>
         <w:rPr>
@@ -22469,6 +27229,7 @@
         </w:rPr>
         <w:t xml:space="preserve"> </w:t>
       </w:r>
+      <w:proofErr w:type="spellStart"/>
       <w:r>
         <w:rPr>
           <w:rFonts w:ascii="Verdana" w:eastAsia="굴림" w:hAnsi="Verdana" w:cs="굴림" w:hint="eastAsia"/>
@@ -22479,6 +27240,7 @@
         </w:rPr>
         <w:t>실행중이면</w:t>
       </w:r>
+      <w:proofErr w:type="spellEnd"/>
       <w:r>
         <w:rPr>
           <w:rFonts w:ascii="Verdana" w:eastAsia="굴림" w:hAnsi="Verdana" w:cs="굴림" w:hint="eastAsia"/>
@@ -22531,8 +27293,53 @@
           <w:sz w:val="18"/>
           <w:szCs w:val="18"/>
         </w:rPr>
-        <w:t>/home/jmocha/ezEKP/</w:t>
-      </w:r>
+        <w:t>/home/</w:t>
+      </w:r>
+      <w:proofErr w:type="spellStart"/>
+      <w:r>
+        <w:rPr>
+          <w:rFonts w:ascii="Verdana" w:eastAsia="굴림" w:hAnsi="Verdana" w:cs="굴림"/>
+          <w:color w:val="333333"/>
+          <w:kern w:val="0"/>
+          <w:sz w:val="18"/>
+          <w:szCs w:val="18"/>
+        </w:rPr>
+        <w:t>jmocha</w:t>
+      </w:r>
+      <w:proofErr w:type="spellEnd"/>
+      <w:r>
+        <w:rPr>
+          <w:rFonts w:ascii="Verdana" w:eastAsia="굴림" w:hAnsi="Verdana" w:cs="굴림"/>
+          <w:color w:val="333333"/>
+          <w:kern w:val="0"/>
+          <w:sz w:val="18"/>
+          <w:szCs w:val="18"/>
+        </w:rPr>
+        <w:t>/</w:t>
+      </w:r>
+      <w:proofErr w:type="spellStart"/>
+      <w:r>
+        <w:rPr>
+          <w:rFonts w:ascii="Verdana" w:eastAsia="굴림" w:hAnsi="Verdana" w:cs="굴림"/>
+          <w:color w:val="333333"/>
+          <w:kern w:val="0"/>
+          <w:sz w:val="18"/>
+          <w:szCs w:val="18"/>
+        </w:rPr>
+        <w:t>ezEKP</w:t>
+      </w:r>
+      <w:proofErr w:type="spellEnd"/>
+      <w:r>
+        <w:rPr>
+          <w:rFonts w:ascii="Verdana" w:eastAsia="굴림" w:hAnsi="Verdana" w:cs="굴림"/>
+          <w:color w:val="333333"/>
+          <w:kern w:val="0"/>
+          <w:sz w:val="18"/>
+          <w:szCs w:val="18"/>
+        </w:rPr>
+        <w:t>/</w:t>
+      </w:r>
+      <w:proofErr w:type="spellStart"/>
       <w:r>
         <w:rPr>
           <w:rFonts w:ascii="Verdana" w:eastAsia="굴림" w:hAnsi="Verdana" w:cs="굴림" w:hint="eastAsia"/>
@@ -22551,8 +27358,20 @@
           <w:sz w:val="18"/>
           <w:szCs w:val="18"/>
         </w:rPr>
-        <w:t xml:space="preserve">gw-server </w:t>
-      </w:r>
+        <w:t>gw</w:t>
+      </w:r>
+      <w:proofErr w:type="spellEnd"/>
+      <w:r>
+        <w:rPr>
+          <w:rFonts w:ascii="Verdana" w:eastAsia="굴림" w:hAnsi="Verdana" w:cs="굴림"/>
+          <w:color w:val="333333"/>
+          <w:kern w:val="0"/>
+          <w:sz w:val="18"/>
+          <w:szCs w:val="18"/>
+        </w:rPr>
+        <w:t xml:space="preserve">-server </w:t>
+      </w:r>
+      <w:proofErr w:type="spellStart"/>
       <w:r>
         <w:rPr>
           <w:rFonts w:ascii="Verdana" w:eastAsia="굴림" w:hAnsi="Verdana" w:cs="굴림" w:hint="eastAsia"/>
@@ -22563,16 +27382,18 @@
         </w:rPr>
         <w:t>심볼릭링크와</w:t>
       </w:r>
-      <w:r>
-        <w:rPr>
-          <w:rFonts w:ascii="Verdana" w:eastAsia="굴림" w:hAnsi="Verdana" w:cs="굴림" w:hint="eastAsia"/>
-          <w:color w:val="333333"/>
-          <w:kern w:val="0"/>
-          <w:sz w:val="18"/>
-          <w:szCs w:val="18"/>
-        </w:rPr>
-        <w:t xml:space="preserve"> </w:t>
-      </w:r>
+      <w:proofErr w:type="spellEnd"/>
+      <w:r>
+        <w:rPr>
+          <w:rFonts w:ascii="Verdana" w:eastAsia="굴림" w:hAnsi="Verdana" w:cs="굴림" w:hint="eastAsia"/>
+          <w:color w:val="333333"/>
+          <w:kern w:val="0"/>
+          <w:sz w:val="18"/>
+          <w:szCs w:val="18"/>
+        </w:rPr>
+        <w:t xml:space="preserve"> </w:t>
+      </w:r>
+      <w:proofErr w:type="spellStart"/>
       <w:r>
         <w:rPr>
           <w:rFonts w:ascii="Verdana" w:eastAsia="굴림" w:hAnsi="Verdana" w:cs="굴림" w:hint="eastAsia"/>
@@ -22583,16 +27404,18 @@
         </w:rPr>
         <w:t>심볼릭링크에</w:t>
       </w:r>
-      <w:r>
-        <w:rPr>
-          <w:rFonts w:ascii="Verdana" w:eastAsia="굴림" w:hAnsi="Verdana" w:cs="굴림" w:hint="eastAsia"/>
-          <w:color w:val="333333"/>
-          <w:kern w:val="0"/>
-          <w:sz w:val="18"/>
-          <w:szCs w:val="18"/>
-        </w:rPr>
-        <w:t xml:space="preserve"> </w:t>
-      </w:r>
+      <w:proofErr w:type="spellEnd"/>
+      <w:r>
+        <w:rPr>
+          <w:rFonts w:ascii="Verdana" w:eastAsia="굴림" w:hAnsi="Verdana" w:cs="굴림" w:hint="eastAsia"/>
+          <w:color w:val="333333"/>
+          <w:kern w:val="0"/>
+          <w:sz w:val="18"/>
+          <w:szCs w:val="18"/>
+        </w:rPr>
+        <w:t xml:space="preserve"> </w:t>
+      </w:r>
+      <w:proofErr w:type="spellStart"/>
       <w:r>
         <w:rPr>
           <w:rFonts w:ascii="Verdana" w:eastAsia="굴림" w:hAnsi="Verdana" w:cs="굴림" w:hint="eastAsia"/>
@@ -22603,16 +27426,18 @@
         </w:rPr>
         <w:t>연결되어있는</w:t>
       </w:r>
-      <w:r>
-        <w:rPr>
-          <w:rFonts w:ascii="Verdana" w:eastAsia="굴림" w:hAnsi="Verdana" w:cs="굴림" w:hint="eastAsia"/>
-          <w:color w:val="333333"/>
-          <w:kern w:val="0"/>
-          <w:sz w:val="18"/>
-          <w:szCs w:val="18"/>
-        </w:rPr>
-        <w:t xml:space="preserve"> </w:t>
-      </w:r>
+      <w:proofErr w:type="spellEnd"/>
+      <w:r>
+        <w:rPr>
+          <w:rFonts w:ascii="Verdana" w:eastAsia="굴림" w:hAnsi="Verdana" w:cs="굴림" w:hint="eastAsia"/>
+          <w:color w:val="333333"/>
+          <w:kern w:val="0"/>
+          <w:sz w:val="18"/>
+          <w:szCs w:val="18"/>
+        </w:rPr>
+        <w:t xml:space="preserve"> </w:t>
+      </w:r>
+      <w:proofErr w:type="spellStart"/>
       <w:r>
         <w:rPr>
           <w:rFonts w:ascii="Verdana" w:eastAsia="굴림" w:hAnsi="Verdana" w:cs="굴림" w:hint="eastAsia"/>
@@ -22631,7 +27456,18 @@
           <w:sz w:val="18"/>
           <w:szCs w:val="18"/>
         </w:rPr>
-        <w:t xml:space="preserve">gw-server </w:t>
+        <w:t>gw</w:t>
+      </w:r>
+      <w:proofErr w:type="spellEnd"/>
+      <w:r>
+        <w:rPr>
+          <w:rFonts w:ascii="Verdana" w:eastAsia="굴림" w:hAnsi="Verdana" w:cs="굴림"/>
+          <w:color w:val="333333"/>
+          <w:kern w:val="0"/>
+          <w:sz w:val="18"/>
+          <w:szCs w:val="18"/>
+        </w:rPr>
+        <w:t xml:space="preserve">-server </w:t>
       </w:r>
       <w:r>
         <w:rPr>
@@ -22791,15 +27627,27 @@
           <w:szCs w:val="18"/>
         </w:rPr>
       </w:pPr>
-      <w:r>
-        <w:rPr>
-          <w:rFonts w:ascii="Verdana" w:eastAsia="굴림" w:hAnsi="Verdana" w:cs="굴림"/>
-          <w:color w:val="333333"/>
-          <w:kern w:val="0"/>
-          <w:sz w:val="18"/>
-          <w:szCs w:val="18"/>
-        </w:rPr>
-        <w:t>jmocha-server</w:t>
+      <w:proofErr w:type="spellStart"/>
+      <w:r>
+        <w:rPr>
+          <w:rFonts w:ascii="Verdana" w:eastAsia="굴림" w:hAnsi="Verdana" w:cs="굴림"/>
+          <w:color w:val="333333"/>
+          <w:kern w:val="0"/>
+          <w:sz w:val="18"/>
+          <w:szCs w:val="18"/>
+        </w:rPr>
+        <w:t>jmocha</w:t>
+      </w:r>
+      <w:proofErr w:type="spellEnd"/>
+      <w:r>
+        <w:rPr>
+          <w:rFonts w:ascii="Verdana" w:eastAsia="굴림" w:hAnsi="Verdana" w:cs="굴림"/>
+          <w:color w:val="333333"/>
+          <w:kern w:val="0"/>
+          <w:sz w:val="18"/>
+          <w:szCs w:val="18"/>
+        </w:rPr>
+        <w:t>-server</w:t>
       </w:r>
       <w:r>
         <w:rPr>
@@ -22955,6 +27803,7 @@
           <w:szCs w:val="18"/>
         </w:rPr>
       </w:pPr>
+      <w:proofErr w:type="spellStart"/>
       <w:r>
         <w:rPr>
           <w:rFonts w:ascii="Verdana" w:eastAsia="굴림" w:hAnsi="Verdana" w:cs="굴림" w:hint="eastAsia"/>
@@ -22973,7 +27822,18 @@
           <w:sz w:val="18"/>
           <w:szCs w:val="18"/>
         </w:rPr>
-        <w:t>mocha-server</w:t>
+        <w:t>mocha</w:t>
+      </w:r>
+      <w:proofErr w:type="spellEnd"/>
+      <w:r>
+        <w:rPr>
+          <w:rFonts w:ascii="Verdana" w:eastAsia="굴림" w:hAnsi="Verdana" w:cs="굴림"/>
+          <w:color w:val="333333"/>
+          <w:kern w:val="0"/>
+          <w:sz w:val="18"/>
+          <w:szCs w:val="18"/>
+        </w:rPr>
+        <w:t>-server</w:t>
       </w:r>
       <w:r>
         <w:rPr>
@@ -22995,6 +27855,7 @@
         </w:rPr>
         <w:t xml:space="preserve"> </w:t>
       </w:r>
+      <w:proofErr w:type="spellStart"/>
       <w:r>
         <w:rPr>
           <w:rFonts w:ascii="Verdana" w:eastAsia="굴림" w:hAnsi="Verdana" w:cs="굴림" w:hint="eastAsia"/>
@@ -23005,6 +27866,7 @@
         </w:rPr>
         <w:t>실행중이면</w:t>
       </w:r>
+      <w:proofErr w:type="spellEnd"/>
       <w:r>
         <w:rPr>
           <w:rFonts w:ascii="Verdana" w:eastAsia="굴림" w:hAnsi="Verdana" w:cs="굴림" w:hint="eastAsia"/>
@@ -23057,8 +27919,75 @@
           <w:sz w:val="18"/>
           <w:szCs w:val="18"/>
         </w:rPr>
-        <w:t xml:space="preserve">/home/jmocha/ezEKP/jmocha-server </w:t>
-      </w:r>
+        <w:t>/home/</w:t>
+      </w:r>
+      <w:proofErr w:type="spellStart"/>
+      <w:r>
+        <w:rPr>
+          <w:rFonts w:ascii="Verdana" w:eastAsia="굴림" w:hAnsi="Verdana" w:cs="굴림"/>
+          <w:color w:val="333333"/>
+          <w:kern w:val="0"/>
+          <w:sz w:val="18"/>
+          <w:szCs w:val="18"/>
+        </w:rPr>
+        <w:t>jmocha</w:t>
+      </w:r>
+      <w:proofErr w:type="spellEnd"/>
+      <w:r>
+        <w:rPr>
+          <w:rFonts w:ascii="Verdana" w:eastAsia="굴림" w:hAnsi="Verdana" w:cs="굴림"/>
+          <w:color w:val="333333"/>
+          <w:kern w:val="0"/>
+          <w:sz w:val="18"/>
+          <w:szCs w:val="18"/>
+        </w:rPr>
+        <w:t>/</w:t>
+      </w:r>
+      <w:proofErr w:type="spellStart"/>
+      <w:r>
+        <w:rPr>
+          <w:rFonts w:ascii="Verdana" w:eastAsia="굴림" w:hAnsi="Verdana" w:cs="굴림"/>
+          <w:color w:val="333333"/>
+          <w:kern w:val="0"/>
+          <w:sz w:val="18"/>
+          <w:szCs w:val="18"/>
+        </w:rPr>
+        <w:t>ezEKP</w:t>
+      </w:r>
+      <w:proofErr w:type="spellEnd"/>
+      <w:r>
+        <w:rPr>
+          <w:rFonts w:ascii="Verdana" w:eastAsia="굴림" w:hAnsi="Verdana" w:cs="굴림"/>
+          <w:color w:val="333333"/>
+          <w:kern w:val="0"/>
+          <w:sz w:val="18"/>
+          <w:szCs w:val="18"/>
+        </w:rPr>
+        <w:t>/</w:t>
+      </w:r>
+      <w:proofErr w:type="spellStart"/>
+      <w:r>
+        <w:rPr>
+          <w:rFonts w:ascii="Verdana" w:eastAsia="굴림" w:hAnsi="Verdana" w:cs="굴림"/>
+          <w:color w:val="333333"/>
+          <w:kern w:val="0"/>
+          <w:sz w:val="18"/>
+          <w:szCs w:val="18"/>
+        </w:rPr>
+        <w:t>jmocha</w:t>
+      </w:r>
+      <w:proofErr w:type="spellEnd"/>
+      <w:r>
+        <w:rPr>
+          <w:rFonts w:ascii="Verdana" w:eastAsia="굴림" w:hAnsi="Verdana" w:cs="굴림"/>
+          <w:color w:val="333333"/>
+          <w:kern w:val="0"/>
+          <w:sz w:val="18"/>
+          <w:szCs w:val="18"/>
+        </w:rPr>
+        <w:t xml:space="preserve">-server </w:t>
+      </w:r>
+      <w:proofErr w:type="spellStart"/>
       <w:r>
         <w:rPr>
           <w:rFonts w:ascii="Verdana" w:eastAsia="굴림" w:hAnsi="Verdana" w:cs="굴림" w:hint="eastAsia"/>
@@ -23069,16 +27998,18 @@
         </w:rPr>
         <w:t>심볼릭링크와</w:t>
       </w:r>
-      <w:r>
-        <w:rPr>
-          <w:rFonts w:ascii="Verdana" w:eastAsia="굴림" w:hAnsi="Verdana" w:cs="굴림" w:hint="eastAsia"/>
-          <w:color w:val="333333"/>
-          <w:kern w:val="0"/>
-          <w:sz w:val="18"/>
-          <w:szCs w:val="18"/>
-        </w:rPr>
-        <w:t xml:space="preserve"> </w:t>
-      </w:r>
+      <w:proofErr w:type="spellEnd"/>
+      <w:r>
+        <w:rPr>
+          <w:rFonts w:ascii="Verdana" w:eastAsia="굴림" w:hAnsi="Verdana" w:cs="굴림" w:hint="eastAsia"/>
+          <w:color w:val="333333"/>
+          <w:kern w:val="0"/>
+          <w:sz w:val="18"/>
+          <w:szCs w:val="18"/>
+        </w:rPr>
+        <w:t xml:space="preserve"> </w:t>
+      </w:r>
+      <w:proofErr w:type="spellStart"/>
       <w:r>
         <w:rPr>
           <w:rFonts w:ascii="Verdana" w:eastAsia="굴림" w:hAnsi="Verdana" w:cs="굴림" w:hint="eastAsia"/>
@@ -23089,16 +28020,18 @@
         </w:rPr>
         <w:t>심볼릭링크에</w:t>
       </w:r>
-      <w:r>
-        <w:rPr>
-          <w:rFonts w:ascii="Verdana" w:eastAsia="굴림" w:hAnsi="Verdana" w:cs="굴림" w:hint="eastAsia"/>
-          <w:color w:val="333333"/>
-          <w:kern w:val="0"/>
-          <w:sz w:val="18"/>
-          <w:szCs w:val="18"/>
-        </w:rPr>
-        <w:t xml:space="preserve"> </w:t>
-      </w:r>
+      <w:proofErr w:type="spellEnd"/>
+      <w:r>
+        <w:rPr>
+          <w:rFonts w:ascii="Verdana" w:eastAsia="굴림" w:hAnsi="Verdana" w:cs="굴림" w:hint="eastAsia"/>
+          <w:color w:val="333333"/>
+          <w:kern w:val="0"/>
+          <w:sz w:val="18"/>
+          <w:szCs w:val="18"/>
+        </w:rPr>
+        <w:t xml:space="preserve"> </w:t>
+      </w:r>
+      <w:proofErr w:type="spellStart"/>
       <w:r>
         <w:rPr>
           <w:rFonts w:ascii="Verdana" w:eastAsia="굴림" w:hAnsi="Verdana" w:cs="굴림" w:hint="eastAsia"/>
@@ -23109,25 +28042,48 @@
         </w:rPr>
         <w:t>연결되어있는</w:t>
       </w:r>
-      <w:r>
-        <w:rPr>
-          <w:rFonts w:ascii="Verdana" w:eastAsia="굴림" w:hAnsi="Verdana" w:cs="굴림" w:hint="eastAsia"/>
-          <w:color w:val="333333"/>
-          <w:kern w:val="0"/>
-          <w:sz w:val="18"/>
-          <w:szCs w:val="18"/>
-        </w:rPr>
-        <w:t xml:space="preserve"> j</w:t>
-      </w:r>
-      <w:r>
-        <w:rPr>
-          <w:rFonts w:ascii="Verdana" w:eastAsia="굴림" w:hAnsi="Verdana" w:cs="굴림"/>
-          <w:color w:val="333333"/>
-          <w:kern w:val="0"/>
-          <w:sz w:val="18"/>
-          <w:szCs w:val="18"/>
-        </w:rPr>
-        <w:t xml:space="preserve">mocha-server </w:t>
+      <w:proofErr w:type="spellEnd"/>
+      <w:r>
+        <w:rPr>
+          <w:rFonts w:ascii="Verdana" w:eastAsia="굴림" w:hAnsi="Verdana" w:cs="굴림" w:hint="eastAsia"/>
+          <w:color w:val="333333"/>
+          <w:kern w:val="0"/>
+          <w:sz w:val="18"/>
+          <w:szCs w:val="18"/>
+        </w:rPr>
+        <w:t xml:space="preserve"> </w:t>
+      </w:r>
+      <w:proofErr w:type="spellStart"/>
+      <w:r>
+        <w:rPr>
+          <w:rFonts w:ascii="Verdana" w:eastAsia="굴림" w:hAnsi="Verdana" w:cs="굴림" w:hint="eastAsia"/>
+          <w:color w:val="333333"/>
+          <w:kern w:val="0"/>
+          <w:sz w:val="18"/>
+          <w:szCs w:val="18"/>
+        </w:rPr>
+        <w:t>j</w:t>
+      </w:r>
+      <w:r>
+        <w:rPr>
+          <w:rFonts w:ascii="Verdana" w:eastAsia="굴림" w:hAnsi="Verdana" w:cs="굴림"/>
+          <w:color w:val="333333"/>
+          <w:kern w:val="0"/>
+          <w:sz w:val="18"/>
+          <w:szCs w:val="18"/>
+        </w:rPr>
+        <w:t>mocha</w:t>
+      </w:r>
+      <w:proofErr w:type="spellEnd"/>
+      <w:r>
+        <w:rPr>
+          <w:rFonts w:ascii="Verdana" w:eastAsia="굴림" w:hAnsi="Verdana" w:cs="굴림"/>
+          <w:color w:val="333333"/>
+          <w:kern w:val="0"/>
+          <w:sz w:val="18"/>
+          <w:szCs w:val="18"/>
+        </w:rPr>
+        <w:t xml:space="preserve">-server </w:t>
       </w:r>
       <w:r>
         <w:rPr>
@@ -23287,6 +28243,7 @@
           <w:szCs w:val="18"/>
         </w:rPr>
       </w:pPr>
+      <w:proofErr w:type="spellStart"/>
       <w:r>
         <w:rPr>
           <w:rFonts w:ascii="Verdana" w:eastAsia="굴림" w:hAnsi="Verdana" w:cs="굴림" w:hint="eastAsia"/>
@@ -23297,6 +28254,7 @@
         </w:rPr>
         <w:t>ezFlow</w:t>
       </w:r>
+      <w:proofErr w:type="spellEnd"/>
       <w:r>
         <w:rPr>
           <w:rFonts w:ascii="Verdana" w:eastAsia="굴림" w:hAnsi="Verdana" w:cs="굴림"/>
@@ -23461,6 +28419,7 @@
           <w:szCs w:val="18"/>
         </w:rPr>
       </w:pPr>
+      <w:proofErr w:type="spellStart"/>
       <w:r>
         <w:rPr>
           <w:rFonts w:ascii="Verdana" w:eastAsia="굴림" w:hAnsi="Verdana" w:cs="굴림" w:hint="eastAsia"/>
@@ -23471,6 +28430,7 @@
         </w:rPr>
         <w:t>ezFlow</w:t>
       </w:r>
+      <w:proofErr w:type="spellEnd"/>
       <w:r>
         <w:rPr>
           <w:rFonts w:ascii="Verdana" w:eastAsia="굴림" w:hAnsi="Verdana" w:cs="굴림" w:hint="eastAsia"/>
@@ -23491,6 +28451,7 @@
         </w:rPr>
         <w:t xml:space="preserve"> </w:t>
       </w:r>
+      <w:proofErr w:type="spellStart"/>
       <w:r>
         <w:rPr>
           <w:rFonts w:ascii="Verdana" w:eastAsia="굴림" w:hAnsi="Verdana" w:cs="굴림" w:hint="eastAsia"/>
@@ -23501,6 +28462,7 @@
         </w:rPr>
         <w:t>실행중이면</w:t>
       </w:r>
+      <w:proofErr w:type="spellEnd"/>
       <w:r>
         <w:rPr>
           <w:rFonts w:ascii="Verdana" w:eastAsia="굴림" w:hAnsi="Verdana" w:cs="굴림" w:hint="eastAsia"/>
@@ -23555,16 +28517,73 @@
         </w:rPr>
         <w:t>/home/</w:t>
       </w:r>
-      <w:r>
-        <w:rPr>
-          <w:rFonts w:ascii="Verdana" w:eastAsia="굴림" w:hAnsi="Verdana" w:cs="굴림"/>
-          <w:color w:val="333333"/>
-          <w:kern w:val="0"/>
-          <w:sz w:val="18"/>
-          <w:szCs w:val="18"/>
-        </w:rPr>
-        <w:t xml:space="preserve">jmocha/ezEKP/ezFlow </w:t>
-      </w:r>
+      <w:proofErr w:type="spellStart"/>
+      <w:r>
+        <w:rPr>
+          <w:rFonts w:ascii="Verdana" w:eastAsia="굴림" w:hAnsi="Verdana" w:cs="굴림"/>
+          <w:color w:val="333333"/>
+          <w:kern w:val="0"/>
+          <w:sz w:val="18"/>
+          <w:szCs w:val="18"/>
+        </w:rPr>
+        <w:t>jmocha</w:t>
+      </w:r>
+      <w:proofErr w:type="spellEnd"/>
+      <w:r>
+        <w:rPr>
+          <w:rFonts w:ascii="Verdana" w:eastAsia="굴림" w:hAnsi="Verdana" w:cs="굴림"/>
+          <w:color w:val="333333"/>
+          <w:kern w:val="0"/>
+          <w:sz w:val="18"/>
+          <w:szCs w:val="18"/>
+        </w:rPr>
+        <w:t>/</w:t>
+      </w:r>
+      <w:proofErr w:type="spellStart"/>
+      <w:r>
+        <w:rPr>
+          <w:rFonts w:ascii="Verdana" w:eastAsia="굴림" w:hAnsi="Verdana" w:cs="굴림"/>
+          <w:color w:val="333333"/>
+          <w:kern w:val="0"/>
+          <w:sz w:val="18"/>
+          <w:szCs w:val="18"/>
+        </w:rPr>
+        <w:t>ezEKP</w:t>
+      </w:r>
+      <w:proofErr w:type="spellEnd"/>
+      <w:r>
+        <w:rPr>
+          <w:rFonts w:ascii="Verdana" w:eastAsia="굴림" w:hAnsi="Verdana" w:cs="굴림"/>
+          <w:color w:val="333333"/>
+          <w:kern w:val="0"/>
+          <w:sz w:val="18"/>
+          <w:szCs w:val="18"/>
+        </w:rPr>
+        <w:t>/</w:t>
+      </w:r>
+      <w:proofErr w:type="spellStart"/>
+      <w:r>
+        <w:rPr>
+          <w:rFonts w:ascii="Verdana" w:eastAsia="굴림" w:hAnsi="Verdana" w:cs="굴림"/>
+          <w:color w:val="333333"/>
+          <w:kern w:val="0"/>
+          <w:sz w:val="18"/>
+          <w:szCs w:val="18"/>
+        </w:rPr>
+        <w:t>ezFlow</w:t>
+      </w:r>
+      <w:proofErr w:type="spellEnd"/>
+      <w:r>
+        <w:rPr>
+          <w:rFonts w:ascii="Verdana" w:eastAsia="굴림" w:hAnsi="Verdana" w:cs="굴림"/>
+          <w:color w:val="333333"/>
+          <w:kern w:val="0"/>
+          <w:sz w:val="18"/>
+          <w:szCs w:val="18"/>
+        </w:rPr>
+        <w:t xml:space="preserve"> </w:t>
+      </w:r>
+      <w:proofErr w:type="spellStart"/>
       <w:r>
         <w:rPr>
           <w:rFonts w:ascii="Verdana" w:eastAsia="굴림" w:hAnsi="Verdana" w:cs="굴림" w:hint="eastAsia"/>
@@ -23575,16 +28594,18 @@
         </w:rPr>
         <w:t>심볼릭링크와</w:t>
       </w:r>
-      <w:r>
-        <w:rPr>
-          <w:rFonts w:ascii="Verdana" w:eastAsia="굴림" w:hAnsi="Verdana" w:cs="굴림" w:hint="eastAsia"/>
-          <w:color w:val="333333"/>
-          <w:kern w:val="0"/>
-          <w:sz w:val="18"/>
-          <w:szCs w:val="18"/>
-        </w:rPr>
-        <w:t xml:space="preserve"> </w:t>
-      </w:r>
+      <w:proofErr w:type="spellEnd"/>
+      <w:r>
+        <w:rPr>
+          <w:rFonts w:ascii="Verdana" w:eastAsia="굴림" w:hAnsi="Verdana" w:cs="굴림" w:hint="eastAsia"/>
+          <w:color w:val="333333"/>
+          <w:kern w:val="0"/>
+          <w:sz w:val="18"/>
+          <w:szCs w:val="18"/>
+        </w:rPr>
+        <w:t xml:space="preserve"> </w:t>
+      </w:r>
+      <w:proofErr w:type="spellStart"/>
       <w:r>
         <w:rPr>
           <w:rFonts w:ascii="Verdana" w:eastAsia="굴림" w:hAnsi="Verdana" w:cs="굴림" w:hint="eastAsia"/>
@@ -23595,16 +28616,18 @@
         </w:rPr>
         <w:t>심볼릭링크에</w:t>
       </w:r>
-      <w:r>
-        <w:rPr>
-          <w:rFonts w:ascii="Verdana" w:eastAsia="굴림" w:hAnsi="Verdana" w:cs="굴림" w:hint="eastAsia"/>
-          <w:color w:val="333333"/>
-          <w:kern w:val="0"/>
-          <w:sz w:val="18"/>
-          <w:szCs w:val="18"/>
-        </w:rPr>
-        <w:t xml:space="preserve"> </w:t>
-      </w:r>
+      <w:proofErr w:type="spellEnd"/>
+      <w:r>
+        <w:rPr>
+          <w:rFonts w:ascii="Verdana" w:eastAsia="굴림" w:hAnsi="Verdana" w:cs="굴림" w:hint="eastAsia"/>
+          <w:color w:val="333333"/>
+          <w:kern w:val="0"/>
+          <w:sz w:val="18"/>
+          <w:szCs w:val="18"/>
+        </w:rPr>
+        <w:t xml:space="preserve"> </w:t>
+      </w:r>
+      <w:proofErr w:type="spellStart"/>
       <w:r>
         <w:rPr>
           <w:rFonts w:ascii="Verdana" w:eastAsia="굴림" w:hAnsi="Verdana" w:cs="굴림" w:hint="eastAsia"/>
@@ -23615,25 +28638,38 @@
         </w:rPr>
         <w:t>연결되어있는</w:t>
       </w:r>
-      <w:r>
-        <w:rPr>
-          <w:rFonts w:ascii="Verdana" w:eastAsia="굴림" w:hAnsi="Verdana" w:cs="굴림" w:hint="eastAsia"/>
-          <w:color w:val="333333"/>
-          <w:kern w:val="0"/>
-          <w:sz w:val="18"/>
-          <w:szCs w:val="18"/>
-        </w:rPr>
-        <w:t xml:space="preserve"> </w:t>
-      </w:r>
-      <w:r>
-        <w:rPr>
-          <w:rFonts w:ascii="Verdana" w:eastAsia="굴림" w:hAnsi="Verdana" w:cs="굴림"/>
-          <w:color w:val="333333"/>
-          <w:kern w:val="0"/>
-          <w:sz w:val="18"/>
-          <w:szCs w:val="18"/>
-        </w:rPr>
-        <w:t xml:space="preserve">ezFlow </w:t>
+      <w:proofErr w:type="spellEnd"/>
+      <w:r>
+        <w:rPr>
+          <w:rFonts w:ascii="Verdana" w:eastAsia="굴림" w:hAnsi="Verdana" w:cs="굴림" w:hint="eastAsia"/>
+          <w:color w:val="333333"/>
+          <w:kern w:val="0"/>
+          <w:sz w:val="18"/>
+          <w:szCs w:val="18"/>
+        </w:rPr>
+        <w:t xml:space="preserve"> </w:t>
+      </w:r>
+      <w:proofErr w:type="spellStart"/>
+      <w:r>
+        <w:rPr>
+          <w:rFonts w:ascii="Verdana" w:eastAsia="굴림" w:hAnsi="Verdana" w:cs="굴림"/>
+          <w:color w:val="333333"/>
+          <w:kern w:val="0"/>
+          <w:sz w:val="18"/>
+          <w:szCs w:val="18"/>
+        </w:rPr>
+        <w:t>ezFlow</w:t>
+      </w:r>
+      <w:proofErr w:type="spellEnd"/>
+      <w:r>
+        <w:rPr>
+          <w:rFonts w:ascii="Verdana" w:eastAsia="굴림" w:hAnsi="Verdana" w:cs="굴림"/>
+          <w:color w:val="333333"/>
+          <w:kern w:val="0"/>
+          <w:sz w:val="18"/>
+          <w:szCs w:val="18"/>
+        </w:rPr>
+        <w:t xml:space="preserve"> </w:t>
       </w:r>
       <w:r>
         <w:rPr>
@@ -23717,8 +28753,20 @@
           <w:sz w:val="18"/>
           <w:szCs w:val="18"/>
         </w:rPr>
-        <w:t>/ezFlow</w:t>
-      </w:r>
+        <w:t>/</w:t>
+      </w:r>
+      <w:proofErr w:type="spellStart"/>
+      <w:r>
+        <w:rPr>
+          <w:rFonts w:ascii="Verdana" w:eastAsia="굴림" w:hAnsi="Verdana" w:cs="굴림"/>
+          <w:color w:val="333333"/>
+          <w:kern w:val="0"/>
+          <w:sz w:val="18"/>
+          <w:szCs w:val="18"/>
+        </w:rPr>
+        <w:t>ezFlow</w:t>
+      </w:r>
+      <w:proofErr w:type="spellEnd"/>
       <w:r>
         <w:rPr>
           <w:rFonts w:ascii="Verdana" w:eastAsia="굴림" w:hAnsi="Verdana" w:cs="굴림"/>
@@ -23875,7 +28923,7 @@
 </file>
 
 <file path=word/endnotes.xml><?xml version="1.0" encoding="utf-8"?>
-<w:endnotes xmlns:wpc="http://schemas.microsoft.com/office/word/2010/wordprocessingCanvas" xmlns:mc="http://schemas.openxmlformats.org/markup-compatibility/2006" xmlns:o="urn:schemas-microsoft-com:office:office" xmlns:r="http://schemas.openxmlformats.org/officeDocument/2006/relationships" xmlns:m="http://schemas.openxmlformats.org/officeDocument/2006/math" xmlns:v="urn:schemas-microsoft-com:vml" xmlns:wp14="http://schemas.microsoft.com/office/word/2010/wordprocessingDrawing" xmlns:wp="http://schemas.openxmlformats.org/drawingml/2006/wordprocessingDrawing" xmlns:w10="urn:schemas-microsoft-com:office:word" xmlns:w="http://schemas.openxmlformats.org/wordprocessingml/2006/main" xmlns:w14="http://schemas.microsoft.com/office/word/2010/wordml" xmlns:w15="http://schemas.microsoft.com/office/word/2012/wordml" xmlns:wpg="http://schemas.microsoft.com/office/word/2010/wordprocessingGroup" xmlns:wpi="http://schemas.microsoft.com/office/word/2010/wordprocessingInk" xmlns:wne="http://schemas.microsoft.com/office/word/2006/wordml" xmlns:wps="http://schemas.microsoft.com/office/word/2010/wordprocessingShape" mc:Ignorable="w14 w15 wp14">
+<w:endnotes xmlns:wpc="http://schemas.microsoft.com/office/word/2010/wordprocessingCanvas" xmlns:cx="http://schemas.microsoft.com/office/drawing/2014/chartex" xmlns:cx1="http://schemas.microsoft.com/office/drawing/2015/9/8/chartex" xmlns:cx2="http://schemas.microsoft.com/office/drawing/2015/10/21/chartex" xmlns:cx3="http://schemas.microsoft.com/office/drawing/2016/5/9/chartex" xmlns:cx4="http://schemas.microsoft.com/office/drawing/2016/5/10/chartex" xmlns:cx5="http://schemas.microsoft.com/office/drawing/2016/5/11/chartex" xmlns:cx6="http://schemas.microsoft.com/office/drawing/2016/5/12/chartex" xmlns:cx7="http://schemas.microsoft.com/office/drawing/2016/5/13/chartex" xmlns:cx8="http://schemas.microsoft.com/office/drawing/2016/5/14/chartex" xmlns:mc="http://schemas.openxmlformats.org/markup-compatibility/2006" xmlns:aink="http://schemas.microsoft.com/office/drawing/2016/ink" xmlns:am3d="http://schemas.microsoft.com/office/drawing/2017/model3d" xmlns:o="urn:schemas-microsoft-com:office:office" xmlns:r="http://schemas.openxmlformats.org/officeDocument/2006/relationships" xmlns:m="http://schemas.openxmlformats.org/officeDocument/2006/math" xmlns:v="urn:schemas-microsoft-com:vml" xmlns:wp14="http://schemas.microsoft.com/office/word/2010/wordprocessingDrawing" xmlns:wp="http://schemas.openxmlformats.org/drawingml/2006/wordprocessingDrawing" xmlns:w10="urn:schemas-microsoft-com:office:word" xmlns:w="http://schemas.openxmlformats.org/wordprocessingml/2006/main" xmlns:w14="http://schemas.microsoft.com/office/word/2010/wordml" xmlns:w15="http://schemas.microsoft.com/office/word/2012/wordml" xmlns:w16cid="http://schemas.microsoft.com/office/word/2016/wordml/cid" xmlns:w16se="http://schemas.microsoft.com/office/word/2015/wordml/symex" xmlns:wpg="http://schemas.microsoft.com/office/word/2010/wordprocessingGroup" xmlns:wpi="http://schemas.microsoft.com/office/word/2010/wordprocessingInk" xmlns:wne="http://schemas.microsoft.com/office/word/2006/wordml" xmlns:wps="http://schemas.microsoft.com/office/word/2010/wordprocessingShape" mc:Ignorable="w14 w15 w16se w16cid wp14">
   <w:endnote w:type="separator" w:id="-1">
     <w:p>
       <w:pPr>
@@ -23900,7 +28948,7 @@
 </file>
 
 <file path=word/footer1.xml><?xml version="1.0" encoding="utf-8"?>
-<w:ftr xmlns:wpc="http://schemas.microsoft.com/office/word/2010/wordprocessingCanvas" xmlns:mc="http://schemas.openxmlformats.org/markup-compatibility/2006" xmlns:o="urn:schemas-microsoft-com:office:office" xmlns:r="http://schemas.openxmlformats.org/officeDocument/2006/relationships" xmlns:m="http://schemas.openxmlformats.org/officeDocument/2006/math" xmlns:v="urn:schemas-microsoft-com:vml" xmlns:wp14="http://schemas.microsoft.com/office/word/2010/wordprocessingDrawing" xmlns:wp="http://schemas.openxmlformats.org/drawingml/2006/wordprocessingDrawing" xmlns:w10="urn:schemas-microsoft-com:office:word" xmlns:w="http://schemas.openxmlformats.org/wordprocessingml/2006/main" xmlns:w14="http://schemas.microsoft.com/office/word/2010/wordml" xmlns:w15="http://schemas.microsoft.com/office/word/2012/wordml" xmlns:wpg="http://schemas.microsoft.com/office/word/2010/wordprocessingGroup" xmlns:wpi="http://schemas.microsoft.com/office/word/2010/wordprocessingInk" xmlns:wne="http://schemas.microsoft.com/office/word/2006/wordml" xmlns:wps="http://schemas.microsoft.com/office/word/2010/wordprocessingShape" mc:Ignorable="w14 w15 wp14">
+<w:ftr xmlns:wpc="http://schemas.microsoft.com/office/word/2010/wordprocessingCanvas" xmlns:cx="http://schemas.microsoft.com/office/drawing/2014/chartex" xmlns:cx1="http://schemas.microsoft.com/office/drawing/2015/9/8/chartex" xmlns:cx2="http://schemas.microsoft.com/office/drawing/2015/10/21/chartex" xmlns:cx3="http://schemas.microsoft.com/office/drawing/2016/5/9/chartex" xmlns:cx4="http://schemas.microsoft.com/office/drawing/2016/5/10/chartex" xmlns:cx5="http://schemas.microsoft.com/office/drawing/2016/5/11/chartex" xmlns:cx6="http://schemas.microsoft.com/office/drawing/2016/5/12/chartex" xmlns:cx7="http://schemas.microsoft.com/office/drawing/2016/5/13/chartex" xmlns:cx8="http://schemas.microsoft.com/office/drawing/2016/5/14/chartex" xmlns:mc="http://schemas.openxmlformats.org/markup-compatibility/2006" xmlns:aink="http://schemas.microsoft.com/office/drawing/2016/ink" xmlns:am3d="http://schemas.microsoft.com/office/drawing/2017/model3d" xmlns:o="urn:schemas-microsoft-com:office:office" xmlns:r="http://schemas.openxmlformats.org/officeDocument/2006/relationships" xmlns:m="http://schemas.openxmlformats.org/officeDocument/2006/math" xmlns:v="urn:schemas-microsoft-com:vml" xmlns:wp14="http://schemas.microsoft.com/office/word/2010/wordprocessingDrawing" xmlns:wp="http://schemas.openxmlformats.org/drawingml/2006/wordprocessingDrawing" xmlns:w10="urn:schemas-microsoft-com:office:word" xmlns:w="http://schemas.openxmlformats.org/wordprocessingml/2006/main" xmlns:w14="http://schemas.microsoft.com/office/word/2010/wordml" xmlns:w15="http://schemas.microsoft.com/office/word/2012/wordml" xmlns:w16cid="http://schemas.microsoft.com/office/word/2016/wordml/cid" xmlns:w16se="http://schemas.microsoft.com/office/word/2015/wordml/symex" xmlns:wpg="http://schemas.microsoft.com/office/word/2010/wordprocessingGroup" xmlns:wpi="http://schemas.microsoft.com/office/word/2010/wordprocessingInk" xmlns:wne="http://schemas.microsoft.com/office/word/2006/wordml" xmlns:wps="http://schemas.microsoft.com/office/word/2010/wordprocessingShape" mc:Ignorable="w14 w15 w16se w16cid wp14">
   <w:p>
     <w:pPr>
       <w:pStyle w:val="a9"/>
@@ -23986,7 +29034,7 @@
 </file>
 
 <file path=word/footer2.xml><?xml version="1.0" encoding="utf-8"?>
-<w:ftr xmlns:wpc="http://schemas.microsoft.com/office/word/2010/wordprocessingCanvas" xmlns:mc="http://schemas.openxmlformats.org/markup-compatibility/2006" xmlns:o="urn:schemas-microsoft-com:office:office" xmlns:r="http://schemas.openxmlformats.org/officeDocument/2006/relationships" xmlns:m="http://schemas.openxmlformats.org/officeDocument/2006/math" xmlns:v="urn:schemas-microsoft-com:vml" xmlns:wp14="http://schemas.microsoft.com/office/word/2010/wordprocessingDrawing" xmlns:wp="http://schemas.openxmlformats.org/drawingml/2006/wordprocessingDrawing" xmlns:w10="urn:schemas-microsoft-com:office:word" xmlns:w="http://schemas.openxmlformats.org/wordprocessingml/2006/main" xmlns:w14="http://schemas.microsoft.com/office/word/2010/wordml" xmlns:w15="http://schemas.microsoft.com/office/word/2012/wordml" xmlns:wpg="http://schemas.microsoft.com/office/word/2010/wordprocessingGroup" xmlns:wpi="http://schemas.microsoft.com/office/word/2010/wordprocessingInk" xmlns:wne="http://schemas.microsoft.com/office/word/2006/wordml" xmlns:wps="http://schemas.microsoft.com/office/word/2010/wordprocessingShape" mc:Ignorable="w14 w15 wp14">
+<w:ftr xmlns:wpc="http://schemas.microsoft.com/office/word/2010/wordprocessingCanvas" xmlns:cx="http://schemas.microsoft.com/office/drawing/2014/chartex" xmlns:cx1="http://schemas.microsoft.com/office/drawing/2015/9/8/chartex" xmlns:cx2="http://schemas.microsoft.com/office/drawing/2015/10/21/chartex" xmlns:cx3="http://schemas.microsoft.com/office/drawing/2016/5/9/chartex" xmlns:cx4="http://schemas.microsoft.com/office/drawing/2016/5/10/chartex" xmlns:cx5="http://schemas.microsoft.com/office/drawing/2016/5/11/chartex" xmlns:cx6="http://schemas.microsoft.com/office/drawing/2016/5/12/chartex" xmlns:cx7="http://schemas.microsoft.com/office/drawing/2016/5/13/chartex" xmlns:cx8="http://schemas.microsoft.com/office/drawing/2016/5/14/chartex" xmlns:mc="http://schemas.openxmlformats.org/markup-compatibility/2006" xmlns:aink="http://schemas.microsoft.com/office/drawing/2016/ink" xmlns:am3d="http://schemas.microsoft.com/office/drawing/2017/model3d" xmlns:o="urn:schemas-microsoft-com:office:office" xmlns:r="http://schemas.openxmlformats.org/officeDocument/2006/relationships" xmlns:m="http://schemas.openxmlformats.org/officeDocument/2006/math" xmlns:v="urn:schemas-microsoft-com:vml" xmlns:wp14="http://schemas.microsoft.com/office/word/2010/wordprocessingDrawing" xmlns:wp="http://schemas.openxmlformats.org/drawingml/2006/wordprocessingDrawing" xmlns:w10="urn:schemas-microsoft-com:office:word" xmlns:w="http://schemas.openxmlformats.org/wordprocessingml/2006/main" xmlns:w14="http://schemas.microsoft.com/office/word/2010/wordml" xmlns:w15="http://schemas.microsoft.com/office/word/2012/wordml" xmlns:w16cid="http://schemas.microsoft.com/office/word/2016/wordml/cid" xmlns:w16se="http://schemas.microsoft.com/office/word/2015/wordml/symex" xmlns:wpg="http://schemas.microsoft.com/office/word/2010/wordprocessingGroup" xmlns:wpi="http://schemas.microsoft.com/office/word/2010/wordprocessingInk" xmlns:wne="http://schemas.microsoft.com/office/word/2006/wordml" xmlns:wps="http://schemas.microsoft.com/office/word/2010/wordprocessingShape" mc:Ignorable="w14 w15 w16se w16cid wp14">
   <w:p>
     <w:pPr>
       <w:pStyle w:val="a9"/>
@@ -24030,7 +29078,7 @@
 </file>
 
 <file path=word/footer3.xml><?xml version="1.0" encoding="utf-8"?>
-<w:ftr xmlns:wpc="http://schemas.microsoft.com/office/word/2010/wordprocessingCanvas" xmlns:mc="http://schemas.openxmlformats.org/markup-compatibility/2006" xmlns:o="urn:schemas-microsoft-com:office:office" xmlns:r="http://schemas.openxmlformats.org/officeDocument/2006/relationships" xmlns:m="http://schemas.openxmlformats.org/officeDocument/2006/math" xmlns:v="urn:schemas-microsoft-com:vml" xmlns:wp14="http://schemas.microsoft.com/office/word/2010/wordprocessingDrawing" xmlns:wp="http://schemas.openxmlformats.org/drawingml/2006/wordprocessingDrawing" xmlns:w10="urn:schemas-microsoft-com:office:word" xmlns:w="http://schemas.openxmlformats.org/wordprocessingml/2006/main" xmlns:w14="http://schemas.microsoft.com/office/word/2010/wordml" xmlns:w15="http://schemas.microsoft.com/office/word/2012/wordml" xmlns:wpg="http://schemas.microsoft.com/office/word/2010/wordprocessingGroup" xmlns:wpi="http://schemas.microsoft.com/office/word/2010/wordprocessingInk" xmlns:wne="http://schemas.microsoft.com/office/word/2006/wordml" xmlns:wps="http://schemas.microsoft.com/office/word/2010/wordprocessingShape" mc:Ignorable="w14 w15 wp14">
+<w:ftr xmlns:wpc="http://schemas.microsoft.com/office/word/2010/wordprocessingCanvas" xmlns:cx="http://schemas.microsoft.com/office/drawing/2014/chartex" xmlns:cx1="http://schemas.microsoft.com/office/drawing/2015/9/8/chartex" xmlns:cx2="http://schemas.microsoft.com/office/drawing/2015/10/21/chartex" xmlns:cx3="http://schemas.microsoft.com/office/drawing/2016/5/9/chartex" xmlns:cx4="http://schemas.microsoft.com/office/drawing/2016/5/10/chartex" xmlns:cx5="http://schemas.microsoft.com/office/drawing/2016/5/11/chartex" xmlns:cx6="http://schemas.microsoft.com/office/drawing/2016/5/12/chartex" xmlns:cx7="http://schemas.microsoft.com/office/drawing/2016/5/13/chartex" xmlns:cx8="http://schemas.microsoft.com/office/drawing/2016/5/14/chartex" xmlns:mc="http://schemas.openxmlformats.org/markup-compatibility/2006" xmlns:aink="http://schemas.microsoft.com/office/drawing/2016/ink" xmlns:am3d="http://schemas.microsoft.com/office/drawing/2017/model3d" xmlns:o="urn:schemas-microsoft-com:office:office" xmlns:r="http://schemas.openxmlformats.org/officeDocument/2006/relationships" xmlns:m="http://schemas.openxmlformats.org/officeDocument/2006/math" xmlns:v="urn:schemas-microsoft-com:vml" xmlns:wp14="http://schemas.microsoft.com/office/word/2010/wordprocessingDrawing" xmlns:wp="http://schemas.openxmlformats.org/drawingml/2006/wordprocessingDrawing" xmlns:w10="urn:schemas-microsoft-com:office:word" xmlns:w="http://schemas.openxmlformats.org/wordprocessingml/2006/main" xmlns:w14="http://schemas.microsoft.com/office/word/2010/wordml" xmlns:w15="http://schemas.microsoft.com/office/word/2012/wordml" xmlns:w16cid="http://schemas.microsoft.com/office/word/2016/wordml/cid" xmlns:w16se="http://schemas.microsoft.com/office/word/2015/wordml/symex" xmlns:wpg="http://schemas.microsoft.com/office/word/2010/wordprocessingGroup" xmlns:wpi="http://schemas.microsoft.com/office/word/2010/wordprocessingInk" xmlns:wne="http://schemas.microsoft.com/office/word/2006/wordml" xmlns:wps="http://schemas.microsoft.com/office/word/2010/wordprocessingShape" mc:Ignorable="w14 w15 w16se w16cid wp14">
   <w:p>
     <w:pPr>
       <w:pStyle w:val="a9"/>
@@ -24046,7 +29094,7 @@
 </file>
 
 <file path=word/footer4.xml><?xml version="1.0" encoding="utf-8"?>
-<w:ftr xmlns:wpc="http://schemas.microsoft.com/office/word/2010/wordprocessingCanvas" xmlns:mc="http://schemas.openxmlformats.org/markup-compatibility/2006" xmlns:o="urn:schemas-microsoft-com:office:office" xmlns:r="http://schemas.openxmlformats.org/officeDocument/2006/relationships" xmlns:m="http://schemas.openxmlformats.org/officeDocument/2006/math" xmlns:v="urn:schemas-microsoft-com:vml" xmlns:wp14="http://schemas.microsoft.com/office/word/2010/wordprocessingDrawing" xmlns:wp="http://schemas.openxmlformats.org/drawingml/2006/wordprocessingDrawing" xmlns:w10="urn:schemas-microsoft-com:office:word" xmlns:w="http://schemas.openxmlformats.org/wordprocessingml/2006/main" xmlns:w14="http://schemas.microsoft.com/office/word/2010/wordml" xmlns:w15="http://schemas.microsoft.com/office/word/2012/wordml" xmlns:wpg="http://schemas.microsoft.com/office/word/2010/wordprocessingGroup" xmlns:wpi="http://schemas.microsoft.com/office/word/2010/wordprocessingInk" xmlns:wne="http://schemas.microsoft.com/office/word/2006/wordml" xmlns:wps="http://schemas.microsoft.com/office/word/2010/wordprocessingShape" mc:Ignorable="w14 w15 wp14">
+<w:ftr xmlns:wpc="http://schemas.microsoft.com/office/word/2010/wordprocessingCanvas" xmlns:cx="http://schemas.microsoft.com/office/drawing/2014/chartex" xmlns:cx1="http://schemas.microsoft.com/office/drawing/2015/9/8/chartex" xmlns:cx2="http://schemas.microsoft.com/office/drawing/2015/10/21/chartex" xmlns:cx3="http://schemas.microsoft.com/office/drawing/2016/5/9/chartex" xmlns:cx4="http://schemas.microsoft.com/office/drawing/2016/5/10/chartex" xmlns:cx5="http://schemas.microsoft.com/office/drawing/2016/5/11/chartex" xmlns:cx6="http://schemas.microsoft.com/office/drawing/2016/5/12/chartex" xmlns:cx7="http://schemas.microsoft.com/office/drawing/2016/5/13/chartex" xmlns:cx8="http://schemas.microsoft.com/office/drawing/2016/5/14/chartex" xmlns:mc="http://schemas.openxmlformats.org/markup-compatibility/2006" xmlns:aink="http://schemas.microsoft.com/office/drawing/2016/ink" xmlns:am3d="http://schemas.microsoft.com/office/drawing/2017/model3d" xmlns:o="urn:schemas-microsoft-com:office:office" xmlns:r="http://schemas.openxmlformats.org/officeDocument/2006/relationships" xmlns:m="http://schemas.openxmlformats.org/officeDocument/2006/math" xmlns:v="urn:schemas-microsoft-com:vml" xmlns:wp14="http://schemas.microsoft.com/office/word/2010/wordprocessingDrawing" xmlns:wp="http://schemas.openxmlformats.org/drawingml/2006/wordprocessingDrawing" xmlns:w10="urn:schemas-microsoft-com:office:word" xmlns:w="http://schemas.openxmlformats.org/wordprocessingml/2006/main" xmlns:w14="http://schemas.microsoft.com/office/word/2010/wordml" xmlns:w15="http://schemas.microsoft.com/office/word/2012/wordml" xmlns:w16cid="http://schemas.microsoft.com/office/word/2016/wordml/cid" xmlns:w16se="http://schemas.microsoft.com/office/word/2015/wordml/symex" xmlns:wpg="http://schemas.microsoft.com/office/word/2010/wordprocessingGroup" xmlns:wpi="http://schemas.microsoft.com/office/word/2010/wordprocessingInk" xmlns:wne="http://schemas.microsoft.com/office/word/2006/wordml" xmlns:wps="http://schemas.microsoft.com/office/word/2010/wordprocessingShape" mc:Ignorable="w14 w15 w16se w16cid wp14">
   <w:p>
     <w:pPr>
       <w:pStyle w:val="a9"/>
@@ -24062,7 +29110,7 @@
 </file>
 
 <file path=word/footer5.xml><?xml version="1.0" encoding="utf-8"?>
-<w:ftr xmlns:wpc="http://schemas.microsoft.com/office/word/2010/wordprocessingCanvas" xmlns:mc="http://schemas.openxmlformats.org/markup-compatibility/2006" xmlns:o="urn:schemas-microsoft-com:office:office" xmlns:r="http://schemas.openxmlformats.org/officeDocument/2006/relationships" xmlns:m="http://schemas.openxmlformats.org/officeDocument/2006/math" xmlns:v="urn:schemas-microsoft-com:vml" xmlns:wp14="http://schemas.microsoft.com/office/word/2010/wordprocessingDrawing" xmlns:wp="http://schemas.openxmlformats.org/drawingml/2006/wordprocessingDrawing" xmlns:w10="urn:schemas-microsoft-com:office:word" xmlns:w="http://schemas.openxmlformats.org/wordprocessingml/2006/main" xmlns:w14="http://schemas.microsoft.com/office/word/2010/wordml" xmlns:w15="http://schemas.microsoft.com/office/word/2012/wordml" xmlns:wpg="http://schemas.microsoft.com/office/word/2010/wordprocessingGroup" xmlns:wpi="http://schemas.microsoft.com/office/word/2010/wordprocessingInk" xmlns:wne="http://schemas.microsoft.com/office/word/2006/wordml" xmlns:wps="http://schemas.microsoft.com/office/word/2010/wordprocessingShape" mc:Ignorable="w14 w15 wp14">
+<w:ftr xmlns:wpc="http://schemas.microsoft.com/office/word/2010/wordprocessingCanvas" xmlns:cx="http://schemas.microsoft.com/office/drawing/2014/chartex" xmlns:cx1="http://schemas.microsoft.com/office/drawing/2015/9/8/chartex" xmlns:cx2="http://schemas.microsoft.com/office/drawing/2015/10/21/chartex" xmlns:cx3="http://schemas.microsoft.com/office/drawing/2016/5/9/chartex" xmlns:cx4="http://schemas.microsoft.com/office/drawing/2016/5/10/chartex" xmlns:cx5="http://schemas.microsoft.com/office/drawing/2016/5/11/chartex" xmlns:cx6="http://schemas.microsoft.com/office/drawing/2016/5/12/chartex" xmlns:cx7="http://schemas.microsoft.com/office/drawing/2016/5/13/chartex" xmlns:cx8="http://schemas.microsoft.com/office/drawing/2016/5/14/chartex" xmlns:mc="http://schemas.openxmlformats.org/markup-compatibility/2006" xmlns:aink="http://schemas.microsoft.com/office/drawing/2016/ink" xmlns:am3d="http://schemas.microsoft.com/office/drawing/2017/model3d" xmlns:o="urn:schemas-microsoft-com:office:office" xmlns:r="http://schemas.openxmlformats.org/officeDocument/2006/relationships" xmlns:m="http://schemas.openxmlformats.org/officeDocument/2006/math" xmlns:v="urn:schemas-microsoft-com:vml" xmlns:wp14="http://schemas.microsoft.com/office/word/2010/wordprocessingDrawing" xmlns:wp="http://schemas.openxmlformats.org/drawingml/2006/wordprocessingDrawing" xmlns:w10="urn:schemas-microsoft-com:office:word" xmlns:w="http://schemas.openxmlformats.org/wordprocessingml/2006/main" xmlns:w14="http://schemas.microsoft.com/office/word/2010/wordml" xmlns:w15="http://schemas.microsoft.com/office/word/2012/wordml" xmlns:w16cid="http://schemas.microsoft.com/office/word/2016/wordml/cid" xmlns:w16se="http://schemas.microsoft.com/office/word/2015/wordml/symex" xmlns:wpg="http://schemas.microsoft.com/office/word/2010/wordprocessingGroup" xmlns:wpi="http://schemas.microsoft.com/office/word/2010/wordprocessingInk" xmlns:wne="http://schemas.microsoft.com/office/word/2006/wordml" xmlns:wps="http://schemas.microsoft.com/office/word/2010/wordprocessingShape" mc:Ignorable="w14 w15 w16se w16cid wp14">
   <w:p>
     <w:pPr>
       <w:pStyle w:val="a9"/>
@@ -24078,7 +29126,7 @@
 </file>
 
 <file path=word/footnotes.xml><?xml version="1.0" encoding="utf-8"?>
-<w:footnotes xmlns:wpc="http://schemas.microsoft.com/office/word/2010/wordprocessingCanvas" xmlns:mc="http://schemas.openxmlformats.org/markup-compatibility/2006" xmlns:o="urn:schemas-microsoft-com:office:office" xmlns:r="http://schemas.openxmlformats.org/officeDocument/2006/relationships" xmlns:m="http://schemas.openxmlformats.org/officeDocument/2006/math" xmlns:v="urn:schemas-microsoft-com:vml" xmlns:wp14="http://schemas.microsoft.com/office/word/2010/wordprocessingDrawing" xmlns:wp="http://schemas.openxmlformats.org/drawingml/2006/wordprocessingDrawing" xmlns:w10="urn:schemas-microsoft-com:office:word" xmlns:w="http://schemas.openxmlformats.org/wordprocessingml/2006/main" xmlns:w14="http://schemas.microsoft.com/office/word/2010/wordml" xmlns:w15="http://schemas.microsoft.com/office/word/2012/wordml" xmlns:wpg="http://schemas.microsoft.com/office/word/2010/wordprocessingGroup" xmlns:wpi="http://schemas.microsoft.com/office/word/2010/wordprocessingInk" xmlns:wne="http://schemas.microsoft.com/office/word/2006/wordml" xmlns:wps="http://schemas.microsoft.com/office/word/2010/wordprocessingShape" mc:Ignorable="w14 w15 wp14">
+<w:footnotes xmlns:wpc="http://schemas.microsoft.com/office/word/2010/wordprocessingCanvas" xmlns:cx="http://schemas.microsoft.com/office/drawing/2014/chartex" xmlns:cx1="http://schemas.microsoft.com/office/drawing/2015/9/8/chartex" xmlns:cx2="http://schemas.microsoft.com/office/drawing/2015/10/21/chartex" xmlns:cx3="http://schemas.microsoft.com/office/drawing/2016/5/9/chartex" xmlns:cx4="http://schemas.microsoft.com/office/drawing/2016/5/10/chartex" xmlns:cx5="http://schemas.microsoft.com/office/drawing/2016/5/11/chartex" xmlns:cx6="http://schemas.microsoft.com/office/drawing/2016/5/12/chartex" xmlns:cx7="http://schemas.microsoft.com/office/drawing/2016/5/13/chartex" xmlns:cx8="http://schemas.microsoft.com/office/drawing/2016/5/14/chartex" xmlns:mc="http://schemas.openxmlformats.org/markup-compatibility/2006" xmlns:aink="http://schemas.microsoft.com/office/drawing/2016/ink" xmlns:am3d="http://schemas.microsoft.com/office/drawing/2017/model3d" xmlns:o="urn:schemas-microsoft-com:office:office" xmlns:r="http://schemas.openxmlformats.org/officeDocument/2006/relationships" xmlns:m="http://schemas.openxmlformats.org/officeDocument/2006/math" xmlns:v="urn:schemas-microsoft-com:vml" xmlns:wp14="http://schemas.microsoft.com/office/word/2010/wordprocessingDrawing" xmlns:wp="http://schemas.openxmlformats.org/drawingml/2006/wordprocessingDrawing" xmlns:w10="urn:schemas-microsoft-com:office:word" xmlns:w="http://schemas.openxmlformats.org/wordprocessingml/2006/main" xmlns:w14="http://schemas.microsoft.com/office/word/2010/wordml" xmlns:w15="http://schemas.microsoft.com/office/word/2012/wordml" xmlns:w16cid="http://schemas.microsoft.com/office/word/2016/wordml/cid" xmlns:w16se="http://schemas.microsoft.com/office/word/2015/wordml/symex" xmlns:wpg="http://schemas.microsoft.com/office/word/2010/wordprocessingGroup" xmlns:wpi="http://schemas.microsoft.com/office/word/2010/wordprocessingInk" xmlns:wne="http://schemas.microsoft.com/office/word/2006/wordml" xmlns:wps="http://schemas.microsoft.com/office/word/2010/wordprocessingShape" mc:Ignorable="w14 w15 w16se w16cid wp14">
   <w:footnote w:type="separator" w:id="-1">
     <w:p>
       <w:pPr>
@@ -24103,7 +29151,7 @@
 </file>
 
 <file path=word/header1.xml><?xml version="1.0" encoding="utf-8"?>
-<w:hdr xmlns:wpc="http://schemas.microsoft.com/office/word/2010/wordprocessingCanvas" xmlns:mc="http://schemas.openxmlformats.org/markup-compatibility/2006" xmlns:o="urn:schemas-microsoft-com:office:office" xmlns:r="http://schemas.openxmlformats.org/officeDocument/2006/relationships" xmlns:m="http://schemas.openxmlformats.org/officeDocument/2006/math" xmlns:v="urn:schemas-microsoft-com:vml" xmlns:wp14="http://schemas.microsoft.com/office/word/2010/wordprocessingDrawing" xmlns:wp="http://schemas.openxmlformats.org/drawingml/2006/wordprocessingDrawing" xmlns:w10="urn:schemas-microsoft-com:office:word" xmlns:w="http://schemas.openxmlformats.org/wordprocessingml/2006/main" xmlns:w14="http://schemas.microsoft.com/office/word/2010/wordml" xmlns:w15="http://schemas.microsoft.com/office/word/2012/wordml" xmlns:wpg="http://schemas.microsoft.com/office/word/2010/wordprocessingGroup" xmlns:wpi="http://schemas.microsoft.com/office/word/2010/wordprocessingInk" xmlns:wne="http://schemas.microsoft.com/office/word/2006/wordml" xmlns:wps="http://schemas.microsoft.com/office/word/2010/wordprocessingShape" mc:Ignorable="w14 w15 wp14">
+<w:hdr xmlns:wpc="http://schemas.microsoft.com/office/word/2010/wordprocessingCanvas" xmlns:cx="http://schemas.microsoft.com/office/drawing/2014/chartex" xmlns:cx1="http://schemas.microsoft.com/office/drawing/2015/9/8/chartex" xmlns:cx2="http://schemas.microsoft.com/office/drawing/2015/10/21/chartex" xmlns:cx3="http://schemas.microsoft.com/office/drawing/2016/5/9/chartex" xmlns:cx4="http://schemas.microsoft.com/office/drawing/2016/5/10/chartex" xmlns:cx5="http://schemas.microsoft.com/office/drawing/2016/5/11/chartex" xmlns:cx6="http://schemas.microsoft.com/office/drawing/2016/5/12/chartex" xmlns:cx7="http://schemas.microsoft.com/office/drawing/2016/5/13/chartex" xmlns:cx8="http://schemas.microsoft.com/office/drawing/2016/5/14/chartex" xmlns:mc="http://schemas.openxmlformats.org/markup-compatibility/2006" xmlns:aink="http://schemas.microsoft.com/office/drawing/2016/ink" xmlns:am3d="http://schemas.microsoft.com/office/drawing/2017/model3d" xmlns:o="urn:schemas-microsoft-com:office:office" xmlns:r="http://schemas.openxmlformats.org/officeDocument/2006/relationships" xmlns:m="http://schemas.openxmlformats.org/officeDocument/2006/math" xmlns:v="urn:schemas-microsoft-com:vml" xmlns:wp14="http://schemas.microsoft.com/office/word/2010/wordprocessingDrawing" xmlns:wp="http://schemas.openxmlformats.org/drawingml/2006/wordprocessingDrawing" xmlns:w10="urn:schemas-microsoft-com:office:word" xmlns:w="http://schemas.openxmlformats.org/wordprocessingml/2006/main" xmlns:w14="http://schemas.microsoft.com/office/word/2010/wordml" xmlns:w15="http://schemas.microsoft.com/office/word/2012/wordml" xmlns:w16cid="http://schemas.microsoft.com/office/word/2016/wordml/cid" xmlns:w16se="http://schemas.microsoft.com/office/word/2015/wordml/symex" xmlns:wpg="http://schemas.microsoft.com/office/word/2010/wordprocessingGroup" xmlns:wpi="http://schemas.microsoft.com/office/word/2010/wordprocessingInk" xmlns:wne="http://schemas.microsoft.com/office/word/2006/wordml" xmlns:wps="http://schemas.microsoft.com/office/word/2010/wordprocessingShape" mc:Ignorable="w14 w15 w16se w16cid wp14">
   <w:p>
     <w:pPr>
       <w:pStyle w:val="a8"/>
@@ -24122,7 +29170,7 @@
 </file>
 
 <file path=word/header2.xml><?xml version="1.0" encoding="utf-8"?>
-<w:hdr xmlns:wpc="http://schemas.microsoft.com/office/word/2010/wordprocessingCanvas" xmlns:mc="http://schemas.openxmlformats.org/markup-compatibility/2006" xmlns:o="urn:schemas-microsoft-com:office:office" xmlns:r="http://schemas.openxmlformats.org/officeDocument/2006/relationships" xmlns:m="http://schemas.openxmlformats.org/officeDocument/2006/math" xmlns:v="urn:schemas-microsoft-com:vml" xmlns:wp14="http://schemas.microsoft.com/office/word/2010/wordprocessingDrawing" xmlns:wp="http://schemas.openxmlformats.org/drawingml/2006/wordprocessingDrawing" xmlns:w10="urn:schemas-microsoft-com:office:word" xmlns:w="http://schemas.openxmlformats.org/wordprocessingml/2006/main" xmlns:w14="http://schemas.microsoft.com/office/word/2010/wordml" xmlns:w15="http://schemas.microsoft.com/office/word/2012/wordml" xmlns:wpg="http://schemas.microsoft.com/office/word/2010/wordprocessingGroup" xmlns:wpi="http://schemas.microsoft.com/office/word/2010/wordprocessingInk" xmlns:wne="http://schemas.microsoft.com/office/word/2006/wordml" xmlns:wps="http://schemas.microsoft.com/office/word/2010/wordprocessingShape" mc:Ignorable="w14 w15 wp14">
+<w:hdr xmlns:wpc="http://schemas.microsoft.com/office/word/2010/wordprocessingCanvas" xmlns:cx="http://schemas.microsoft.com/office/drawing/2014/chartex" xmlns:cx1="http://schemas.microsoft.com/office/drawing/2015/9/8/chartex" xmlns:cx2="http://schemas.microsoft.com/office/drawing/2015/10/21/chartex" xmlns:cx3="http://schemas.microsoft.com/office/drawing/2016/5/9/chartex" xmlns:cx4="http://schemas.microsoft.com/office/drawing/2016/5/10/chartex" xmlns:cx5="http://schemas.microsoft.com/office/drawing/2016/5/11/chartex" xmlns:cx6="http://schemas.microsoft.com/office/drawing/2016/5/12/chartex" xmlns:cx7="http://schemas.microsoft.com/office/drawing/2016/5/13/chartex" xmlns:cx8="http://schemas.microsoft.com/office/drawing/2016/5/14/chartex" xmlns:mc="http://schemas.openxmlformats.org/markup-compatibility/2006" xmlns:aink="http://schemas.microsoft.com/office/drawing/2016/ink" xmlns:am3d="http://schemas.microsoft.com/office/drawing/2017/model3d" xmlns:o="urn:schemas-microsoft-com:office:office" xmlns:r="http://schemas.openxmlformats.org/officeDocument/2006/relationships" xmlns:m="http://schemas.openxmlformats.org/officeDocument/2006/math" xmlns:v="urn:schemas-microsoft-com:vml" xmlns:wp14="http://schemas.microsoft.com/office/word/2010/wordprocessingDrawing" xmlns:wp="http://schemas.openxmlformats.org/drawingml/2006/wordprocessingDrawing" xmlns:w10="urn:schemas-microsoft-com:office:word" xmlns:w="http://schemas.openxmlformats.org/wordprocessingml/2006/main" xmlns:w14="http://schemas.microsoft.com/office/word/2010/wordml" xmlns:w15="http://schemas.microsoft.com/office/word/2012/wordml" xmlns:w16cid="http://schemas.microsoft.com/office/word/2016/wordml/cid" xmlns:w16se="http://schemas.microsoft.com/office/word/2015/wordml/symex" xmlns:wpg="http://schemas.microsoft.com/office/word/2010/wordprocessingGroup" xmlns:wpi="http://schemas.microsoft.com/office/word/2010/wordprocessingInk" xmlns:wne="http://schemas.microsoft.com/office/word/2006/wordml" xmlns:wps="http://schemas.microsoft.com/office/word/2010/wordprocessingShape" mc:Ignorable="w14 w15 w16se w16cid wp14">
   <w:p>
     <w:pPr>
       <w:pStyle w:val="a8"/>
@@ -24132,7 +29180,7 @@
 </file>
 
 <file path=word/header3.xml><?xml version="1.0" encoding="utf-8"?>
-<w:hdr xmlns:wpc="http://schemas.microsoft.com/office/word/2010/wordprocessingCanvas" xmlns:mc="http://schemas.openxmlformats.org/markup-compatibility/2006" xmlns:o="urn:schemas-microsoft-com:office:office" xmlns:r="http://schemas.openxmlformats.org/officeDocument/2006/relationships" xmlns:m="http://schemas.openxmlformats.org/officeDocument/2006/math" xmlns:v="urn:schemas-microsoft-com:vml" xmlns:wp14="http://schemas.microsoft.com/office/word/2010/wordprocessingDrawing" xmlns:wp="http://schemas.openxmlformats.org/drawingml/2006/wordprocessingDrawing" xmlns:w10="urn:schemas-microsoft-com:office:word" xmlns:w="http://schemas.openxmlformats.org/wordprocessingml/2006/main" xmlns:w14="http://schemas.microsoft.com/office/word/2010/wordml" xmlns:w15="http://schemas.microsoft.com/office/word/2012/wordml" xmlns:wpg="http://schemas.microsoft.com/office/word/2010/wordprocessingGroup" xmlns:wpi="http://schemas.microsoft.com/office/word/2010/wordprocessingInk" xmlns:wne="http://schemas.microsoft.com/office/word/2006/wordml" xmlns:wps="http://schemas.microsoft.com/office/word/2010/wordprocessingShape" mc:Ignorable="w14 w15 wp14">
+<w:hdr xmlns:wpc="http://schemas.microsoft.com/office/word/2010/wordprocessingCanvas" xmlns:cx="http://schemas.microsoft.com/office/drawing/2014/chartex" xmlns:cx1="http://schemas.microsoft.com/office/drawing/2015/9/8/chartex" xmlns:cx2="http://schemas.microsoft.com/office/drawing/2015/10/21/chartex" xmlns:cx3="http://schemas.microsoft.com/office/drawing/2016/5/9/chartex" xmlns:cx4="http://schemas.microsoft.com/office/drawing/2016/5/10/chartex" xmlns:cx5="http://schemas.microsoft.com/office/drawing/2016/5/11/chartex" xmlns:cx6="http://schemas.microsoft.com/office/drawing/2016/5/12/chartex" xmlns:cx7="http://schemas.microsoft.com/office/drawing/2016/5/13/chartex" xmlns:cx8="http://schemas.microsoft.com/office/drawing/2016/5/14/chartex" xmlns:mc="http://schemas.openxmlformats.org/markup-compatibility/2006" xmlns:aink="http://schemas.microsoft.com/office/drawing/2016/ink" xmlns:am3d="http://schemas.microsoft.com/office/drawing/2017/model3d" xmlns:o="urn:schemas-microsoft-com:office:office" xmlns:r="http://schemas.openxmlformats.org/officeDocument/2006/relationships" xmlns:m="http://schemas.openxmlformats.org/officeDocument/2006/math" xmlns:v="urn:schemas-microsoft-com:vml" xmlns:wp14="http://schemas.microsoft.com/office/word/2010/wordprocessingDrawing" xmlns:wp="http://schemas.openxmlformats.org/drawingml/2006/wordprocessingDrawing" xmlns:w10="urn:schemas-microsoft-com:office:word" xmlns:w="http://schemas.openxmlformats.org/wordprocessingml/2006/main" xmlns:w14="http://schemas.microsoft.com/office/word/2010/wordml" xmlns:w15="http://schemas.microsoft.com/office/word/2012/wordml" xmlns:w16cid="http://schemas.microsoft.com/office/word/2016/wordml/cid" xmlns:w16se="http://schemas.microsoft.com/office/word/2015/wordml/symex" xmlns:wpg="http://schemas.microsoft.com/office/word/2010/wordprocessingGroup" xmlns:wpi="http://schemas.microsoft.com/office/word/2010/wordprocessingInk" xmlns:wne="http://schemas.microsoft.com/office/word/2006/wordml" xmlns:wps="http://schemas.microsoft.com/office/word/2010/wordprocessingShape" mc:Ignorable="w14 w15 w16se w16cid wp14">
   <w:p>
     <w:pPr>
       <w:pStyle w:val="a8"/>
@@ -24142,7 +29190,7 @@
 </file>
 
 <file path=word/header4.xml><?xml version="1.0" encoding="utf-8"?>
-<w:hdr xmlns:wpc="http://schemas.microsoft.com/office/word/2010/wordprocessingCanvas" xmlns:mc="http://schemas.openxmlformats.org/markup-compatibility/2006" xmlns:o="urn:schemas-microsoft-com:office:office" xmlns:r="http://schemas.openxmlformats.org/officeDocument/2006/relationships" xmlns:m="http://schemas.openxmlformats.org/officeDocument/2006/math" xmlns:v="urn:schemas-microsoft-com:vml" xmlns:wp14="http://schemas.microsoft.com/office/word/2010/wordprocessingDrawing" xmlns:wp="http://schemas.openxmlformats.org/drawingml/2006/wordprocessingDrawing" xmlns:w10="urn:schemas-microsoft-com:office:word" xmlns:w="http://schemas.openxmlformats.org/wordprocessingml/2006/main" xmlns:w14="http://schemas.microsoft.com/office/word/2010/wordml" xmlns:w15="http://schemas.microsoft.com/office/word/2012/wordml" xmlns:wpg="http://schemas.microsoft.com/office/word/2010/wordprocessingGroup" xmlns:wpi="http://schemas.microsoft.com/office/word/2010/wordprocessingInk" xmlns:wne="http://schemas.microsoft.com/office/word/2006/wordml" xmlns:wps="http://schemas.microsoft.com/office/word/2010/wordprocessingShape" mc:Ignorable="w14 w15 wp14">
+<w:hdr xmlns:wpc="http://schemas.microsoft.com/office/word/2010/wordprocessingCanvas" xmlns:cx="http://schemas.microsoft.com/office/drawing/2014/chartex" xmlns:cx1="http://schemas.microsoft.com/office/drawing/2015/9/8/chartex" xmlns:cx2="http://schemas.microsoft.com/office/drawing/2015/10/21/chartex" xmlns:cx3="http://schemas.microsoft.com/office/drawing/2016/5/9/chartex" xmlns:cx4="http://schemas.microsoft.com/office/drawing/2016/5/10/chartex" xmlns:cx5="http://schemas.microsoft.com/office/drawing/2016/5/11/chartex" xmlns:cx6="http://schemas.microsoft.com/office/drawing/2016/5/12/chartex" xmlns:cx7="http://schemas.microsoft.com/office/drawing/2016/5/13/chartex" xmlns:cx8="http://schemas.microsoft.com/office/drawing/2016/5/14/chartex" xmlns:mc="http://schemas.openxmlformats.org/markup-compatibility/2006" xmlns:aink="http://schemas.microsoft.com/office/drawing/2016/ink" xmlns:am3d="http://schemas.microsoft.com/office/drawing/2017/model3d" xmlns:o="urn:schemas-microsoft-com:office:office" xmlns:r="http://schemas.openxmlformats.org/officeDocument/2006/relationships" xmlns:m="http://schemas.openxmlformats.org/officeDocument/2006/math" xmlns:v="urn:schemas-microsoft-com:vml" xmlns:wp14="http://schemas.microsoft.com/office/word/2010/wordprocessingDrawing" xmlns:wp="http://schemas.openxmlformats.org/drawingml/2006/wordprocessingDrawing" xmlns:w10="urn:schemas-microsoft-com:office:word" xmlns:w="http://schemas.openxmlformats.org/wordprocessingml/2006/main" xmlns:w14="http://schemas.microsoft.com/office/word/2010/wordml" xmlns:w15="http://schemas.microsoft.com/office/word/2012/wordml" xmlns:w16cid="http://schemas.microsoft.com/office/word/2016/wordml/cid" xmlns:w16se="http://schemas.microsoft.com/office/word/2015/wordml/symex" xmlns:wpg="http://schemas.microsoft.com/office/word/2010/wordprocessingGroup" xmlns:wpi="http://schemas.microsoft.com/office/word/2010/wordprocessingInk" xmlns:wne="http://schemas.microsoft.com/office/word/2006/wordml" xmlns:wps="http://schemas.microsoft.com/office/word/2010/wordprocessingShape" mc:Ignorable="w14 w15 w16se w16cid wp14">
   <w:p>
     <w:pPr>
       <w:pStyle w:val="a8"/>
@@ -24152,7 +29200,7 @@
 </file>
 
 <file path=word/numbering.xml><?xml version="1.0" encoding="utf-8"?>
-<w:numbering xmlns:wpc="http://schemas.microsoft.com/office/word/2010/wordprocessingCanvas" xmlns:mc="http://schemas.openxmlformats.org/markup-compatibility/2006" xmlns:o="urn:schemas-microsoft-com:office:office" xmlns:r="http://schemas.openxmlformats.org/officeDocument/2006/relationships" xmlns:m="http://schemas.openxmlformats.org/officeDocument/2006/math" xmlns:v="urn:schemas-microsoft-com:vml" xmlns:wp14="http://schemas.microsoft.com/office/word/2010/wordprocessingDrawing" xmlns:wp="http://schemas.openxmlformats.org/drawingml/2006/wordprocessingDrawing" xmlns:w10="urn:schemas-microsoft-com:office:word" xmlns:w="http://schemas.openxmlformats.org/wordprocessingml/2006/main" xmlns:w14="http://schemas.microsoft.com/office/word/2010/wordml" xmlns:w15="http://schemas.microsoft.com/office/word/2012/wordml" xmlns:wpg="http://schemas.microsoft.com/office/word/2010/wordprocessingGroup" xmlns:wpi="http://schemas.microsoft.com/office/word/2010/wordprocessingInk" xmlns:wne="http://schemas.microsoft.com/office/word/2006/wordml" xmlns:wps="http://schemas.microsoft.com/office/word/2010/wordprocessingShape" mc:Ignorable="w14 w15 wp14">
+<w:numbering xmlns:wpc="http://schemas.microsoft.com/office/word/2010/wordprocessingCanvas" xmlns:cx="http://schemas.microsoft.com/office/drawing/2014/chartex" xmlns:cx1="http://schemas.microsoft.com/office/drawing/2015/9/8/chartex" xmlns:cx2="http://schemas.microsoft.com/office/drawing/2015/10/21/chartex" xmlns:cx3="http://schemas.microsoft.com/office/drawing/2016/5/9/chartex" xmlns:cx4="http://schemas.microsoft.com/office/drawing/2016/5/10/chartex" xmlns:cx5="http://schemas.microsoft.com/office/drawing/2016/5/11/chartex" xmlns:cx6="http://schemas.microsoft.com/office/drawing/2016/5/12/chartex" xmlns:cx7="http://schemas.microsoft.com/office/drawing/2016/5/13/chartex" xmlns:cx8="http://schemas.microsoft.com/office/drawing/2016/5/14/chartex" xmlns:mc="http://schemas.openxmlformats.org/markup-compatibility/2006" xmlns:aink="http://schemas.microsoft.com/office/drawing/2016/ink" xmlns:am3d="http://schemas.microsoft.com/office/drawing/2017/model3d" xmlns:o="urn:schemas-microsoft-com:office:office" xmlns:r="http://schemas.openxmlformats.org/officeDocument/2006/relationships" xmlns:m="http://schemas.openxmlformats.org/officeDocument/2006/math" xmlns:v="urn:schemas-microsoft-com:vml" xmlns:wp14="http://schemas.microsoft.com/office/word/2010/wordprocessingDrawing" xmlns:wp="http://schemas.openxmlformats.org/drawingml/2006/wordprocessingDrawing" xmlns:w10="urn:schemas-microsoft-com:office:word" xmlns:w="http://schemas.openxmlformats.org/wordprocessingml/2006/main" xmlns:w14="http://schemas.microsoft.com/office/word/2010/wordml" xmlns:w15="http://schemas.microsoft.com/office/word/2012/wordml" xmlns:w16cid="http://schemas.microsoft.com/office/word/2016/wordml/cid" xmlns:w16se="http://schemas.microsoft.com/office/word/2015/wordml/symex" xmlns:wpg="http://schemas.microsoft.com/office/word/2010/wordprocessingGroup" xmlns:wpi="http://schemas.microsoft.com/office/word/2010/wordprocessingInk" xmlns:wne="http://schemas.microsoft.com/office/word/2006/wordml" xmlns:wps="http://schemas.microsoft.com/office/word/2010/wordprocessingShape" mc:Ignorable="w14 w15 w16se w16cid wp14">
   <w:numPicBullet w:numPicBulletId="0">
     <w:pict>
       <v:shapetype id="_x0000_t75" coordsize="21600,21600" o:spt="75" o:preferrelative="t" path="m@4@5l@4@11@9@11@9@5xe" filled="f" stroked="f">
@@ -24174,7 +29222,7 @@
         <v:path o:extrusionok="f" gradientshapeok="t" o:connecttype="rect"/>
         <o:lock v:ext="edit" aspectratio="t"/>
       </v:shapetype>
-      <v:shape id="_x0000_i1026" type="#_x0000_t75" alt="BD21312_" style="width:11.65pt;height:11.65pt;visibility:visible;mso-wrap-style:square" o:bullet="t">
+      <v:shape id="_x0000_i1032" type="#_x0000_t75" alt="BD21312_" style="width:12pt;height:12pt;visibility:visible;mso-wrap-style:square" o:bullet="t">
         <v:imagedata r:id="rId1" o:title="BD21312_"/>
       </v:shape>
     </w:pict>
@@ -29010,7 +34058,7 @@
 </file>
 
 <file path=word/styles.xml><?xml version="1.0" encoding="utf-8"?>
-<w:styles xmlns:mc="http://schemas.openxmlformats.org/markup-compatibility/2006" xmlns:r="http://schemas.openxmlformats.org/officeDocument/2006/relationships" xmlns:w="http://schemas.openxmlformats.org/wordprocessingml/2006/main" xmlns:w14="http://schemas.microsoft.com/office/word/2010/wordml" xmlns:w15="http://schemas.microsoft.com/office/word/2012/wordml" mc:Ignorable="w14 w15">
+<w:styles xmlns:mc="http://schemas.openxmlformats.org/markup-compatibility/2006" xmlns:r="http://schemas.openxmlformats.org/officeDocument/2006/relationships" xmlns:w="http://schemas.openxmlformats.org/wordprocessingml/2006/main" xmlns:w14="http://schemas.microsoft.com/office/word/2010/wordml" xmlns:w15="http://schemas.microsoft.com/office/word/2012/wordml" xmlns:w16cid="http://schemas.microsoft.com/office/word/2016/wordml/cid" xmlns:w16se="http://schemas.microsoft.com/office/word/2015/wordml/symex" mc:Ignorable="w14 w15 w16se w16cid">
   <w:docDefaults>
     <w:rPrDefault>
       <w:rPr>
@@ -29027,7 +34075,7 @@
       </w:pPr>
     </w:pPrDefault>
   </w:docDefaults>
-  <w:latentStyles w:defLockedState="0" w:defUIPriority="99" w:defSemiHidden="0" w:defUnhideWhenUsed="0" w:defQFormat="0" w:count="371">
+  <w:latentStyles w:defLockedState="0" w:defUIPriority="99" w:defSemiHidden="0" w:defUnhideWhenUsed="0" w:defQFormat="0" w:count="375">
     <w:lsdException w:name="Normal" w:uiPriority="0" w:qFormat="1"/>
     <w:lsdException w:name="heading 1" w:uiPriority="0" w:qFormat="1"/>
     <w:lsdException w:name="heading 2" w:semiHidden="1" w:uiPriority="9" w:unhideWhenUsed="1" w:qFormat="1"/>
@@ -29133,7 +34181,6 @@
     <w:lsdException w:name="HTML Sample" w:semiHidden="1" w:unhideWhenUsed="1"/>
     <w:lsdException w:name="HTML Typewriter" w:semiHidden="1" w:unhideWhenUsed="1"/>
     <w:lsdException w:name="HTML Variable" w:semiHidden="1" w:unhideWhenUsed="1"/>
-    <w:lsdException w:name="Normal Table" w:semiHidden="1" w:unhideWhenUsed="1"/>
     <w:lsdException w:name="annotation subject" w:semiHidden="1" w:unhideWhenUsed="1"/>
     <w:lsdException w:name="No List" w:semiHidden="1" w:unhideWhenUsed="1"/>
     <w:lsdException w:name="Outline List 1" w:semiHidden="1" w:unhideWhenUsed="1"/>
@@ -29177,10 +34224,8 @@
     <w:lsdException w:name="Table Elegant" w:semiHidden="1" w:unhideWhenUsed="1"/>
     <w:lsdException w:name="Table Professional" w:semiHidden="1" w:unhideWhenUsed="1"/>
     <w:lsdException w:name="Table Subtle 1" w:semiHidden="1" w:unhideWhenUsed="1"/>
-    <w:lsdException w:name="Table Subtle 2" w:semiHidden="1" w:unhideWhenUsed="1"/>
     <w:lsdException w:name="Table Web 1" w:semiHidden="1" w:unhideWhenUsed="1"/>
     <w:lsdException w:name="Table Web 2" w:semiHidden="1" w:unhideWhenUsed="1"/>
-    <w:lsdException w:name="Table Web 3" w:semiHidden="1" w:unhideWhenUsed="1"/>
     <w:lsdException w:name="Balloon Text" w:semiHidden="1" w:unhideWhenUsed="1"/>
     <w:lsdException w:name="Table Grid" w:uiPriority="39"/>
     <w:lsdException w:name="Table Theme" w:semiHidden="1" w:unhideWhenUsed="1"/>
@@ -29399,6 +34444,10 @@
     <w:lsdException w:name="List Table 5 Dark Accent 6" w:uiPriority="50"/>
     <w:lsdException w:name="List Table 6 Colorful Accent 6" w:uiPriority="51"/>
     <w:lsdException w:name="List Table 7 Colorful Accent 6" w:uiPriority="52"/>
+    <w:lsdException w:name="Mention" w:semiHidden="1" w:unhideWhenUsed="1"/>
+    <w:lsdException w:name="Smart Hyperlink" w:semiHidden="1" w:unhideWhenUsed="1"/>
+    <w:lsdException w:name="Hashtag" w:semiHidden="1" w:unhideWhenUsed="1"/>
+    <w:lsdException w:name="Unresolved Mention" w:semiHidden="1" w:unhideWhenUsed="1"/>
   </w:latentStyles>
   <w:style w:type="paragraph" w:default="1" w:styleId="a">
     <w:name w:val="Normal"/>
@@ -30001,7 +35050,7 @@
 </file>
 
 <file path=customXml/itemProps1.xml><?xml version="1.0" encoding="utf-8"?>
-<ds:datastoreItem xmlns:ds="http://schemas.openxmlformats.org/officeDocument/2006/customXml" ds:itemID="{CCCD86C5-842C-41B6-8E3C-E37AB21B7F6F}">
+<ds:datastoreItem xmlns:ds="http://schemas.openxmlformats.org/officeDocument/2006/customXml" ds:itemID="{70E1F610-E21C-4DA7-8F20-512691112414}">
   <ds:schemaRefs>
     <ds:schemaRef ds:uri="http://schemas.openxmlformats.org/officeDocument/2006/bibliography"/>
   </ds:schemaRefs>

--- a/docs/tech/ezEKP 패키지 설치 매뉴얼.docx
+++ b/docs/tech/ezEKP 패키지 설치 매뉴얼.docx
@@ -237,7 +237,7 @@
                   <v:stroke joinstyle="miter"/>
                   <v:path gradientshapeok="t" o:connecttype="rect"/>
                 </v:shapetype>
-                <v:shape id="Text Box 9" o:spid="_x0000_s1028" type="#_x0000_t202" style="position:absolute;left:1143;top:2222;width:29718;height:3556;visibility:visible;mso-wrap-style:square;v-text-anchor:top" o:gfxdata="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" filled="f" stroked="f">
+                <v:shape id="Text Box 9" o:spid="_x0000_s1028" type="#_x0000_t202" style="position:absolute;left:1143;top:2222;width:29718;height:3556;visibility:visible;mso-wrap-style:square;v-text-anchor:top" o:gfxdata="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" filled="f" stroked="f">
                   <v:textbox style="mso-fit-shape-to-text:t" inset="0,0,0,0">
                     <w:txbxContent>
                       <w:p>
@@ -327,7 +327,7 @@
                     </w:txbxContent>
                   </v:textbox>
                 </v:shape>
-                <v:shape id="Picture 10" o:spid="_x0000_s1029" type="#_x0000_t75" alt="logo_ezEKP" style="position:absolute;left:31851;top:1790;width:14764;height:3334;visibility:visible;mso-wrap-style:square" o:gfxdata="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">
+                <v:shape id="Picture 10" o:spid="_x0000_s1029" type="#_x0000_t75" alt="logo_ezEKP" style="position:absolute;left:31851;top:1790;width:14764;height:3334;visibility:visible;mso-wrap-style:square" o:gfxdata="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">
                   <v:imagedata r:id="rId9" o:title="logo_ezEKP"/>
                 </v:shape>
                 <w10:anchorlock/>
@@ -2806,7 +2806,7 @@
       </w:pPr>
       <w:r>
         <w:pict>
-          <v:shape id="그림 29" o:spid="_x0000_i1026" type="#_x0000_t75" alt="BD21312_" style="width:12pt;height:12pt;visibility:visible;mso-wrap-style:square" o:bullet="t">
+          <v:shape id="그림 29" o:spid="_x0000_i1026" type="#_x0000_t75" alt="BD21312_" style="width:12.15pt;height:12.15pt;visibility:visible;mso-wrap-style:square" o:bullet="t">
             <v:imagedata r:id="rId14" o:title="BD21312_"/>
           </v:shape>
         </w:pict>
@@ -3072,7 +3072,7 @@
       </w:pPr>
       <w:r>
         <w:pict>
-          <v:shape id="그림 27" o:spid="_x0000_i1027" type="#_x0000_t75" alt="BD21312_" style="width:12pt;height:12pt;visibility:visible;mso-wrap-style:square">
+          <v:shape id="그림 27" o:spid="_x0000_i1027" type="#_x0000_t75" alt="BD21312_" style="width:12.15pt;height:12.15pt;visibility:visible;mso-wrap-style:square">
             <v:imagedata r:id="rId14" o:title="BD21312_"/>
           </v:shape>
         </w:pict>
@@ -3195,7 +3195,7 @@
       </w:pPr>
       <w:r>
         <w:pict>
-          <v:shape id="그림 25" o:spid="_x0000_i1028" type="#_x0000_t75" alt="BD21312_" style="width:12pt;height:12pt;visibility:visible;mso-wrap-style:square" o:bullet="t">
+          <v:shape id="그림 25" o:spid="_x0000_i1028" type="#_x0000_t75" alt="BD21312_" style="width:12.15pt;height:12.15pt;visibility:visible;mso-wrap-style:square" o:bullet="t">
             <v:imagedata r:id="rId14" o:title="BD21312_"/>
           </v:shape>
         </w:pict>
@@ -3394,7 +3394,7 @@
       </w:pPr>
       <w:r>
         <w:pict>
-          <v:shape id="그림 22" o:spid="_x0000_i1029" type="#_x0000_t75" alt="BD21312_" style="width:12pt;height:12pt;visibility:visible;mso-wrap-style:square">
+          <v:shape id="그림 22" o:spid="_x0000_i1029" type="#_x0000_t75" alt="BD21312_" style="width:12.15pt;height:12.15pt;visibility:visible;mso-wrap-style:square">
             <v:imagedata r:id="rId14" o:title="BD21312_"/>
           </v:shape>
         </w:pict>
@@ -3412,7 +3412,7 @@
       </w:pPr>
       <w:r>
         <w:pict>
-          <v:shape id="그림 21" o:spid="_x0000_i1030" type="#_x0000_t75" alt="BD21312_" style="width:12pt;height:12pt;visibility:visible;mso-wrap-style:square">
+          <v:shape id="그림 21" o:spid="_x0000_i1030" type="#_x0000_t75" alt="BD21312_" style="width:12.15pt;height:12.15pt;visibility:visible;mso-wrap-style:square">
             <v:imagedata r:id="rId14" o:title="BD21312_"/>
           </v:shape>
         </w:pict>
@@ -22408,6 +22408,7 @@
           <w:ilvl w:val="1"/>
           <w:numId w:val="14"/>
         </w:numPr>
+        <w:ind w:left="720"/>
       </w:pPr>
       <w:bookmarkStart w:id="104" w:name="_Toc488328283"/>
       <w:bookmarkStart w:id="105" w:name="_Toc496545329"/>
@@ -22417,7 +22418,12 @@
       </w:r>
       <w:proofErr w:type="gramEnd"/>
       <w:r>
-        <w:t xml:space="preserve"> /home 디렉토리에 많은 디스크 용량이 할당되어 있을 경우</w:t>
+        <w:t xml:space="preserve"> /home 디렉토리에 많은 디스크 용량이 할당되어 있을</w:t>
+      </w:r>
+      <w:bookmarkStart w:id="106" w:name="_GoBack"/>
+      <w:bookmarkEnd w:id="106"/>
+      <w:r>
+        <w:t xml:space="preserve"> 경우</w:t>
       </w:r>
       <w:bookmarkEnd w:id="104"/>
       <w:bookmarkEnd w:id="105"/>
@@ -22499,7 +22505,18 @@
           <w:sz w:val="18"/>
           <w:szCs w:val="18"/>
         </w:rPr>
-        <w:t>전에</w:t>
+        <w:t>후</w:t>
+      </w:r>
+      <w:r>
+        <w:rPr>
+          <w:rFonts w:ascii="Verdana" w:eastAsia="굴림" w:hAnsi="Verdana" w:cs="굴림" w:hint="eastAsia"/>
+          <w:b/>
+          <w:color w:val="333333"/>
+          <w:kern w:val="0"/>
+          <w:sz w:val="18"/>
+          <w:szCs w:val="18"/>
+        </w:rPr>
+        <w:t>에</w:t>
       </w:r>
       <w:r>
         <w:rPr>
@@ -22626,18 +22643,26 @@
         </w:rPr>
         <w:t xml:space="preserve"> </w:t>
       </w:r>
-      <w:proofErr w:type="spellStart"/>
-      <w:r>
-        <w:rPr>
-          <w:rFonts w:ascii="Verdana" w:eastAsia="굴림" w:hAnsi="Verdana" w:cs="굴림"/>
-          <w:color w:val="333333"/>
-          <w:kern w:val="0"/>
-          <w:sz w:val="18"/>
-          <w:szCs w:val="18"/>
-        </w:rPr>
-        <w:t>디크스</w:t>
-      </w:r>
-      <w:proofErr w:type="spellEnd"/>
+      <w:r>
+        <w:rPr>
+          <w:rFonts w:ascii="Verdana" w:eastAsia="굴림" w:hAnsi="Verdana" w:cs="굴림"/>
+          <w:color w:val="333333"/>
+          <w:kern w:val="0"/>
+          <w:sz w:val="18"/>
+          <w:szCs w:val="18"/>
+        </w:rPr>
+        <w:t>디</w:t>
+      </w:r>
+      <w:r>
+        <w:rPr>
+          <w:rFonts w:ascii="Verdana" w:eastAsia="굴림" w:hAnsi="Verdana" w:cs="굴림" w:hint="eastAsia"/>
+          <w:color w:val="333333"/>
+          <w:kern w:val="0"/>
+          <w:sz w:val="18"/>
+          <w:szCs w:val="18"/>
+        </w:rPr>
+        <w:t>스크</w:t>
+      </w:r>
       <w:r>
         <w:rPr>
           <w:rFonts w:ascii="Verdana" w:eastAsia="굴림" w:hAnsi="Verdana" w:cs="굴림" w:hint="eastAsia"/>
@@ -23220,6 +23245,26 @@
           <w:sz w:val="18"/>
           <w:szCs w:val="18"/>
         </w:rPr>
+        <w:t>트랜잭션</w:t>
+      </w:r>
+      <w:r>
+        <w:rPr>
+          <w:rFonts w:ascii="Verdana" w:eastAsia="굴림" w:hAnsi="Verdana" w:cs="굴림" w:hint="eastAsia"/>
+          <w:color w:val="333333"/>
+          <w:kern w:val="0"/>
+          <w:sz w:val="18"/>
+          <w:szCs w:val="18"/>
+        </w:rPr>
+        <w:t xml:space="preserve"> </w:t>
+      </w:r>
+      <w:r>
+        <w:rPr>
+          <w:rFonts w:ascii="Verdana" w:eastAsia="굴림" w:hAnsi="Verdana" w:cs="굴림" w:hint="eastAsia"/>
+          <w:color w:val="333333"/>
+          <w:kern w:val="0"/>
+          <w:sz w:val="18"/>
+          <w:szCs w:val="18"/>
+        </w:rPr>
         <w:t>로그들이</w:t>
       </w:r>
       <w:r>
@@ -23302,7 +23347,7 @@
           <w:sz w:val="18"/>
           <w:szCs w:val="18"/>
         </w:rPr>
-        <w:t>의</w:t>
+        <w:t>데이터의</w:t>
       </w:r>
       <w:r>
         <w:rPr>
@@ -23536,6 +23581,7 @@
         </w:rPr>
         <w:t xml:space="preserve"> </w:t>
       </w:r>
+      <w:proofErr w:type="gramStart"/>
       <w:r>
         <w:rPr>
           <w:rFonts w:ascii="Verdana" w:eastAsia="굴림" w:hAnsi="Verdana" w:cs="굴림" w:hint="eastAsia"/>
@@ -23555,6 +23601,371 @@
           <w:szCs w:val="18"/>
         </w:rPr>
         <w:t>.</w:t>
+      </w:r>
+      <w:r>
+        <w:rPr>
+          <w:rFonts w:ascii="Verdana" w:eastAsia="굴림" w:hAnsi="Verdana" w:cs="굴림"/>
+          <w:color w:val="333333"/>
+          <w:kern w:val="0"/>
+          <w:sz w:val="18"/>
+          <w:szCs w:val="18"/>
+        </w:rPr>
+        <w:t>(</w:t>
+      </w:r>
+      <w:proofErr w:type="gramEnd"/>
+      <w:r>
+        <w:rPr>
+          <w:rFonts w:ascii="Verdana" w:eastAsia="굴림" w:hAnsi="Verdana" w:cs="굴림" w:hint="eastAsia"/>
+          <w:color w:val="333333"/>
+          <w:kern w:val="0"/>
+          <w:sz w:val="18"/>
+          <w:szCs w:val="18"/>
+        </w:rPr>
+        <w:t>서버와</w:t>
+      </w:r>
+      <w:r>
+        <w:rPr>
+          <w:rFonts w:ascii="Verdana" w:eastAsia="굴림" w:hAnsi="Verdana" w:cs="굴림" w:hint="eastAsia"/>
+          <w:color w:val="333333"/>
+          <w:kern w:val="0"/>
+          <w:sz w:val="18"/>
+          <w:szCs w:val="18"/>
+        </w:rPr>
+        <w:t xml:space="preserve"> </w:t>
+      </w:r>
+      <w:proofErr w:type="spellStart"/>
+      <w:r>
+        <w:rPr>
+          <w:rFonts w:ascii="Verdana" w:eastAsia="굴림" w:hAnsi="Verdana" w:cs="굴림"/>
+          <w:color w:val="333333"/>
+          <w:kern w:val="0"/>
+          <w:sz w:val="18"/>
+          <w:szCs w:val="18"/>
+        </w:rPr>
+        <w:t>db</w:t>
+      </w:r>
+      <w:proofErr w:type="spellEnd"/>
+      <w:r>
+        <w:rPr>
+          <w:rFonts w:ascii="Verdana" w:eastAsia="굴림" w:hAnsi="Verdana" w:cs="굴림" w:hint="eastAsia"/>
+          <w:color w:val="333333"/>
+          <w:kern w:val="0"/>
+          <w:sz w:val="18"/>
+          <w:szCs w:val="18"/>
+        </w:rPr>
+        <w:t>를</w:t>
+      </w:r>
+      <w:r>
+        <w:rPr>
+          <w:rFonts w:ascii="Verdana" w:eastAsia="굴림" w:hAnsi="Verdana" w:cs="굴림" w:hint="eastAsia"/>
+          <w:color w:val="333333"/>
+          <w:kern w:val="0"/>
+          <w:sz w:val="18"/>
+          <w:szCs w:val="18"/>
+        </w:rPr>
+        <w:t xml:space="preserve"> </w:t>
+      </w:r>
+      <w:r>
+        <w:rPr>
+          <w:rFonts w:ascii="Verdana" w:eastAsia="굴림" w:hAnsi="Verdana" w:cs="굴림" w:hint="eastAsia"/>
+          <w:color w:val="333333"/>
+          <w:kern w:val="0"/>
+          <w:sz w:val="18"/>
+          <w:szCs w:val="18"/>
+        </w:rPr>
+        <w:t>모두</w:t>
+      </w:r>
+      <w:r>
+        <w:rPr>
+          <w:rFonts w:ascii="Verdana" w:eastAsia="굴림" w:hAnsi="Verdana" w:cs="굴림" w:hint="eastAsia"/>
+          <w:color w:val="333333"/>
+          <w:kern w:val="0"/>
+          <w:sz w:val="18"/>
+          <w:szCs w:val="18"/>
+        </w:rPr>
+        <w:t xml:space="preserve"> </w:t>
+      </w:r>
+      <w:r>
+        <w:rPr>
+          <w:rFonts w:ascii="Verdana" w:eastAsia="굴림" w:hAnsi="Verdana" w:cs="굴림"/>
+          <w:color w:val="333333"/>
+          <w:kern w:val="0"/>
+          <w:sz w:val="18"/>
+          <w:szCs w:val="18"/>
+        </w:rPr>
+        <w:t>stop</w:t>
+      </w:r>
+      <w:r>
+        <w:rPr>
+          <w:rFonts w:ascii="Verdana" w:eastAsia="굴림" w:hAnsi="Verdana" w:cs="굴림" w:hint="eastAsia"/>
+          <w:color w:val="333333"/>
+          <w:kern w:val="0"/>
+          <w:sz w:val="18"/>
+          <w:szCs w:val="18"/>
+        </w:rPr>
+        <w:t>한</w:t>
+      </w:r>
+      <w:r>
+        <w:rPr>
+          <w:rFonts w:ascii="Verdana" w:eastAsia="굴림" w:hAnsi="Verdana" w:cs="굴림" w:hint="eastAsia"/>
+          <w:color w:val="333333"/>
+          <w:kern w:val="0"/>
+          <w:sz w:val="18"/>
+          <w:szCs w:val="18"/>
+        </w:rPr>
+        <w:t xml:space="preserve"> </w:t>
+      </w:r>
+      <w:r>
+        <w:rPr>
+          <w:rFonts w:ascii="Verdana" w:eastAsia="굴림" w:hAnsi="Verdana" w:cs="굴림" w:hint="eastAsia"/>
+          <w:color w:val="333333"/>
+          <w:kern w:val="0"/>
+          <w:sz w:val="18"/>
+          <w:szCs w:val="18"/>
+        </w:rPr>
+        <w:t>상태에서</w:t>
+      </w:r>
+      <w:r>
+        <w:rPr>
+          <w:rFonts w:ascii="Verdana" w:eastAsia="굴림" w:hAnsi="Verdana" w:cs="굴림" w:hint="eastAsia"/>
+          <w:color w:val="333333"/>
+          <w:kern w:val="0"/>
+          <w:sz w:val="18"/>
+          <w:szCs w:val="18"/>
+        </w:rPr>
+        <w:t xml:space="preserve"> </w:t>
+      </w:r>
+      <w:r>
+        <w:rPr>
+          <w:rFonts w:ascii="Verdana" w:eastAsia="굴림" w:hAnsi="Verdana" w:cs="굴림" w:hint="eastAsia"/>
+          <w:color w:val="333333"/>
+          <w:kern w:val="0"/>
+          <w:sz w:val="18"/>
+          <w:szCs w:val="18"/>
+        </w:rPr>
+        <w:t>진행한다</w:t>
+      </w:r>
+      <w:r>
+        <w:rPr>
+          <w:rFonts w:ascii="Verdana" w:eastAsia="굴림" w:hAnsi="Verdana" w:cs="굴림" w:hint="eastAsia"/>
+          <w:color w:val="333333"/>
+          <w:kern w:val="0"/>
+          <w:sz w:val="18"/>
+          <w:szCs w:val="18"/>
+        </w:rPr>
+        <w:t>)</w:t>
+      </w:r>
+    </w:p>
+    <w:p>
+      <w:pPr>
+        <w:pStyle w:val="a6"/>
+        <w:widowControl/>
+        <w:numPr>
+          <w:ilvl w:val="0"/>
+          <w:numId w:val="21"/>
+        </w:numPr>
+        <w:shd w:val="clear" w:color="auto" w:fill="FFFFFF"/>
+        <w:wordWrap/>
+        <w:autoSpaceDE/>
+        <w:autoSpaceDN/>
+        <w:spacing w:before="100" w:beforeAutospacing="1" w:after="100" w:afterAutospacing="1" w:line="240" w:lineRule="auto"/>
+        <w:ind w:leftChars="0"/>
+        <w:jc w:val="left"/>
+        <w:rPr>
+          <w:rFonts w:ascii="Verdana" w:eastAsia="굴림" w:hAnsi="Verdana" w:cs="굴림"/>
+          <w:b/>
+          <w:color w:val="333333"/>
+          <w:kern w:val="0"/>
+          <w:sz w:val="18"/>
+          <w:szCs w:val="18"/>
+        </w:rPr>
+      </w:pPr>
+      <w:r>
+        <w:rPr>
+          <w:rFonts w:ascii="Verdana" w:eastAsia="굴림" w:hAnsi="Verdana" w:cs="굴림" w:hint="eastAsia"/>
+          <w:b/>
+          <w:color w:val="333333"/>
+          <w:kern w:val="0"/>
+          <w:sz w:val="18"/>
+          <w:szCs w:val="18"/>
+        </w:rPr>
+        <w:t>/</w:t>
+      </w:r>
+      <w:r>
+        <w:rPr>
+          <w:rFonts w:ascii="Verdana" w:eastAsia="굴림" w:hAnsi="Verdana" w:cs="굴림"/>
+          <w:b/>
+          <w:color w:val="333333"/>
+          <w:kern w:val="0"/>
+          <w:sz w:val="18"/>
+          <w:szCs w:val="18"/>
+        </w:rPr>
+        <w:t>(root)</w:t>
+      </w:r>
+      <w:r>
+        <w:rPr>
+          <w:rFonts w:ascii="Verdana" w:eastAsia="굴림" w:hAnsi="Verdana" w:cs="굴림" w:hint="eastAsia"/>
+          <w:b/>
+          <w:color w:val="333333"/>
+          <w:kern w:val="0"/>
+          <w:sz w:val="18"/>
+          <w:szCs w:val="18"/>
+        </w:rPr>
+        <w:t xml:space="preserve"> </w:t>
+      </w:r>
+      <w:r>
+        <w:rPr>
+          <w:rFonts w:ascii="Verdana" w:eastAsia="굴림" w:hAnsi="Verdana" w:cs="굴림" w:hint="eastAsia"/>
+          <w:b/>
+          <w:color w:val="333333"/>
+          <w:kern w:val="0"/>
+          <w:sz w:val="18"/>
+          <w:szCs w:val="18"/>
+        </w:rPr>
+        <w:t>볼륨</w:t>
+      </w:r>
+      <w:r>
+        <w:rPr>
+          <w:rFonts w:ascii="Verdana" w:eastAsia="굴림" w:hAnsi="Verdana" w:cs="굴림" w:hint="eastAsia"/>
+          <w:b/>
+          <w:color w:val="333333"/>
+          <w:kern w:val="0"/>
+          <w:sz w:val="18"/>
+          <w:szCs w:val="18"/>
+        </w:rPr>
+        <w:t xml:space="preserve"> </w:t>
+      </w:r>
+      <w:r>
+        <w:rPr>
+          <w:rFonts w:ascii="Verdana" w:eastAsia="굴림" w:hAnsi="Verdana" w:cs="굴림" w:hint="eastAsia"/>
+          <w:b/>
+          <w:color w:val="333333"/>
+          <w:kern w:val="0"/>
+          <w:sz w:val="18"/>
+          <w:szCs w:val="18"/>
+        </w:rPr>
+        <w:t>아래</w:t>
+      </w:r>
+      <w:r>
+        <w:rPr>
+          <w:rFonts w:ascii="Verdana" w:eastAsia="굴림" w:hAnsi="Verdana" w:cs="굴림"/>
+          <w:b/>
+          <w:color w:val="333333"/>
+          <w:kern w:val="0"/>
+          <w:sz w:val="18"/>
+          <w:szCs w:val="18"/>
+        </w:rPr>
+        <w:t xml:space="preserve"> </w:t>
+      </w:r>
+      <w:r>
+        <w:rPr>
+          <w:rFonts w:ascii="Verdana" w:eastAsia="굴림" w:hAnsi="Verdana" w:cs="굴림" w:hint="eastAsia"/>
+          <w:b/>
+          <w:color w:val="333333"/>
+          <w:kern w:val="0"/>
+          <w:sz w:val="18"/>
+          <w:szCs w:val="18"/>
+        </w:rPr>
+        <w:t>디렉토리를</w:t>
+      </w:r>
+      <w:r>
+        <w:rPr>
+          <w:rFonts w:ascii="Verdana" w:eastAsia="굴림" w:hAnsi="Verdana" w:cs="굴림" w:hint="eastAsia"/>
+          <w:b/>
+          <w:color w:val="333333"/>
+          <w:kern w:val="0"/>
+          <w:sz w:val="18"/>
+          <w:szCs w:val="18"/>
+        </w:rPr>
+        <w:t xml:space="preserve"> </w:t>
+      </w:r>
+      <w:r>
+        <w:rPr>
+          <w:rFonts w:ascii="Verdana" w:eastAsia="굴림" w:hAnsi="Verdana" w:cs="굴림"/>
+          <w:b/>
+          <w:color w:val="333333"/>
+          <w:kern w:val="0"/>
+          <w:sz w:val="18"/>
+          <w:szCs w:val="18"/>
+        </w:rPr>
+        <w:t xml:space="preserve">mv </w:t>
+      </w:r>
+      <w:r>
+        <w:rPr>
+          <w:rFonts w:ascii="Verdana" w:eastAsia="굴림" w:hAnsi="Verdana" w:cs="굴림" w:hint="eastAsia"/>
+          <w:b/>
+          <w:color w:val="333333"/>
+          <w:kern w:val="0"/>
+          <w:sz w:val="18"/>
+          <w:szCs w:val="18"/>
+        </w:rPr>
+        <w:t>하여</w:t>
+      </w:r>
+      <w:r>
+        <w:rPr>
+          <w:rFonts w:ascii="Verdana" w:eastAsia="굴림" w:hAnsi="Verdana" w:cs="굴림"/>
+          <w:b/>
+          <w:color w:val="333333"/>
+          <w:kern w:val="0"/>
+          <w:sz w:val="18"/>
+          <w:szCs w:val="18"/>
+        </w:rPr>
+        <w:t xml:space="preserve"> /home </w:t>
+      </w:r>
+      <w:r>
+        <w:rPr>
+          <w:rFonts w:ascii="Verdana" w:eastAsia="굴림" w:hAnsi="Verdana" w:cs="굴림" w:hint="eastAsia"/>
+          <w:b/>
+          <w:color w:val="333333"/>
+          <w:kern w:val="0"/>
+          <w:sz w:val="18"/>
+          <w:szCs w:val="18"/>
+        </w:rPr>
+        <w:t>아래로</w:t>
+      </w:r>
+      <w:r>
+        <w:rPr>
+          <w:rFonts w:ascii="Verdana" w:eastAsia="굴림" w:hAnsi="Verdana" w:cs="굴림" w:hint="eastAsia"/>
+          <w:b/>
+          <w:color w:val="333333"/>
+          <w:kern w:val="0"/>
+          <w:sz w:val="18"/>
+          <w:szCs w:val="18"/>
+        </w:rPr>
+        <w:t xml:space="preserve"> </w:t>
+      </w:r>
+      <w:r>
+        <w:rPr>
+          <w:rFonts w:ascii="Verdana" w:eastAsia="굴림" w:hAnsi="Verdana" w:cs="굴림" w:hint="eastAsia"/>
+          <w:b/>
+          <w:color w:val="333333"/>
+          <w:kern w:val="0"/>
+          <w:sz w:val="18"/>
+          <w:szCs w:val="18"/>
+        </w:rPr>
+        <w:t>이동시켜준다</w:t>
+      </w:r>
+      <w:r>
+        <w:rPr>
+          <w:rFonts w:ascii="Verdana" w:eastAsia="굴림" w:hAnsi="Verdana" w:cs="굴림" w:hint="eastAsia"/>
+          <w:b/>
+          <w:color w:val="333333"/>
+          <w:kern w:val="0"/>
+          <w:sz w:val="18"/>
+          <w:szCs w:val="18"/>
+        </w:rPr>
+        <w:t>.</w:t>
+      </w:r>
+      <w:r>
+        <w:rPr>
+          <w:rFonts w:ascii="Verdana" w:eastAsia="굴림" w:hAnsi="Verdana" w:cs="굴림"/>
+          <w:b/>
+          <w:color w:val="333333"/>
+          <w:kern w:val="0"/>
+          <w:sz w:val="18"/>
+          <w:szCs w:val="18"/>
+        </w:rPr>
+        <w:t xml:space="preserve"> </w:t>
       </w:r>
     </w:p>
     <w:p>
@@ -23574,15 +23985,56 @@
         <w:jc w:val="left"/>
         <w:rPr>
           <w:rFonts w:ascii="Verdana" w:eastAsia="굴림" w:hAnsi="Verdana" w:cs="굴림"/>
-          <w:color w:val="333333"/>
-          <w:kern w:val="0"/>
-          <w:sz w:val="18"/>
-          <w:szCs w:val="18"/>
-        </w:rPr>
-      </w:pPr>
-      <w:r>
-        <w:rPr>
-          <w:rFonts w:ascii="Verdana" w:eastAsia="굴림" w:hAnsi="Verdana" w:cs="굴림"/>
+          <w:b/>
+          <w:color w:val="333333"/>
+          <w:kern w:val="0"/>
+          <w:sz w:val="18"/>
+          <w:szCs w:val="18"/>
+        </w:rPr>
+      </w:pPr>
+      <w:r>
+        <w:rPr>
+          <w:rFonts w:ascii="Verdana" w:eastAsia="굴림" w:hAnsi="Verdana" w:cs="굴림"/>
+          <w:b/>
+          <w:bCs/>
+          <w:color w:val="333333"/>
+          <w:kern w:val="0"/>
+          <w:sz w:val="18"/>
+          <w:szCs w:val="18"/>
+        </w:rPr>
+        <w:t>mv /</w:t>
+      </w:r>
+      <w:proofErr w:type="spellStart"/>
+      <w:r>
+        <w:rPr>
+          <w:rFonts w:ascii="Verdana" w:eastAsia="굴림" w:hAnsi="Verdana" w:cs="굴림"/>
+          <w:b/>
+          <w:bCs/>
+          <w:color w:val="333333"/>
+          <w:kern w:val="0"/>
+          <w:sz w:val="18"/>
+          <w:szCs w:val="18"/>
+        </w:rPr>
+        <w:t>usr</w:t>
+      </w:r>
+      <w:proofErr w:type="spellEnd"/>
+      <w:r>
+        <w:rPr>
+          <w:rFonts w:ascii="Verdana" w:eastAsia="굴림" w:hAnsi="Verdana" w:cs="굴림"/>
+          <w:b/>
+          <w:bCs/>
+          <w:color w:val="333333"/>
+          <w:kern w:val="0"/>
+          <w:sz w:val="18"/>
+          <w:szCs w:val="18"/>
+        </w:rPr>
+        <w:t>/local</w:t>
+      </w:r>
+      <w:r>
+        <w:rPr>
+          <w:rFonts w:ascii="Verdana" w:eastAsia="굴림" w:hAnsi="Verdana" w:cs="굴림"/>
+          <w:b/>
+          <w:bCs/>
           <w:color w:val="333333"/>
           <w:kern w:val="0"/>
           <w:sz w:val="18"/>
@@ -23590,6 +24042,76 @@
         </w:rPr>
         <w:t>/</w:t>
       </w:r>
+      <w:r>
+        <w:rPr>
+          <w:rFonts w:ascii="Verdana" w:eastAsia="굴림" w:hAnsi="Verdana" w:cs="굴림" w:hint="eastAsia"/>
+          <w:b/>
+          <w:bCs/>
+          <w:color w:val="333333"/>
+          <w:kern w:val="0"/>
+          <w:sz w:val="18"/>
+          <w:szCs w:val="18"/>
+        </w:rPr>
+        <w:t>m</w:t>
+      </w:r>
+      <w:r>
+        <w:rPr>
+          <w:rFonts w:ascii="Verdana" w:eastAsia="굴림" w:hAnsi="Verdana" w:cs="굴림"/>
+          <w:b/>
+          <w:bCs/>
+          <w:color w:val="333333"/>
+          <w:kern w:val="0"/>
+          <w:sz w:val="18"/>
+          <w:szCs w:val="18"/>
+        </w:rPr>
+        <w:t>ariadb-linux-20201026</w:t>
+      </w:r>
+      <w:r>
+        <w:rPr>
+          <w:rFonts w:ascii="Verdana" w:eastAsia="굴림" w:hAnsi="Verdana" w:cs="굴림"/>
+          <w:b/>
+          <w:bCs/>
+          <w:color w:val="333333"/>
+          <w:kern w:val="0"/>
+          <w:sz w:val="18"/>
+          <w:szCs w:val="18"/>
+        </w:rPr>
+        <w:t xml:space="preserve"> /</w:t>
+      </w:r>
+      <w:proofErr w:type="gramStart"/>
+      <w:r>
+        <w:rPr>
+          <w:rFonts w:ascii="Verdana" w:eastAsia="굴림" w:hAnsi="Verdana" w:cs="굴림"/>
+          <w:b/>
+          <w:bCs/>
+          <w:color w:val="333333"/>
+          <w:kern w:val="0"/>
+          <w:sz w:val="18"/>
+          <w:szCs w:val="18"/>
+        </w:rPr>
+        <w:t>home</w:t>
+      </w:r>
+      <w:r>
+        <w:rPr>
+          <w:rFonts w:ascii="Verdana" w:eastAsia="굴림" w:hAnsi="Verdana" w:cs="굴림"/>
+          <w:color w:val="333333"/>
+          <w:kern w:val="0"/>
+          <w:sz w:val="18"/>
+          <w:szCs w:val="18"/>
+        </w:rPr>
+        <w:t> :</w:t>
+      </w:r>
+      <w:proofErr w:type="gramEnd"/>
+      <w:r>
+        <w:rPr>
+          <w:rFonts w:ascii="Verdana" w:eastAsia="굴림" w:hAnsi="Verdana" w:cs="굴림"/>
+          <w:color w:val="333333"/>
+          <w:kern w:val="0"/>
+          <w:sz w:val="18"/>
+          <w:szCs w:val="18"/>
+        </w:rPr>
+        <w:t> /</w:t>
+      </w:r>
       <w:proofErr w:type="spellStart"/>
       <w:r>
         <w:rPr>
@@ -23610,81 +24132,235 @@
           <w:sz w:val="18"/>
           <w:szCs w:val="18"/>
         </w:rPr>
+        <w:t>/loca</w:t>
+      </w:r>
+      <w:r>
+        <w:rPr>
+          <w:rFonts w:ascii="Verdana" w:eastAsia="굴림" w:hAnsi="Verdana" w:cs="굴림"/>
+          <w:color w:val="333333"/>
+          <w:kern w:val="0"/>
+          <w:sz w:val="18"/>
+          <w:szCs w:val="18"/>
+        </w:rPr>
+        <w:t>l/</w:t>
+      </w:r>
+      <w:proofErr w:type="spellStart"/>
+      <w:r>
+        <w:rPr>
+          <w:rFonts w:ascii="Verdana" w:eastAsia="굴림" w:hAnsi="Verdana" w:cs="굴림"/>
+          <w:color w:val="333333"/>
+          <w:kern w:val="0"/>
+          <w:sz w:val="18"/>
+          <w:szCs w:val="18"/>
+        </w:rPr>
+        <w:t>mariadb</w:t>
+      </w:r>
+      <w:proofErr w:type="spellEnd"/>
+      <w:r>
+        <w:rPr>
+          <w:rFonts w:ascii="Verdana" w:eastAsia="굴림" w:hAnsi="Verdana" w:cs="굴림"/>
+          <w:color w:val="333333"/>
+          <w:kern w:val="0"/>
+          <w:sz w:val="18"/>
+          <w:szCs w:val="18"/>
+        </w:rPr>
+        <w:t>를</w:t>
+      </w:r>
+      <w:r>
+        <w:rPr>
+          <w:rFonts w:ascii="Verdana" w:eastAsia="굴림" w:hAnsi="Verdana" w:cs="굴림"/>
+          <w:color w:val="333333"/>
+          <w:kern w:val="0"/>
+          <w:sz w:val="18"/>
+          <w:szCs w:val="18"/>
+        </w:rPr>
+        <w:t xml:space="preserve"> /home </w:t>
+      </w:r>
+      <w:r>
+        <w:rPr>
+          <w:rFonts w:ascii="Verdana" w:eastAsia="굴림" w:hAnsi="Verdana" w:cs="굴림"/>
+          <w:color w:val="333333"/>
+          <w:kern w:val="0"/>
+          <w:sz w:val="18"/>
+          <w:szCs w:val="18"/>
+        </w:rPr>
+        <w:t>밑으로</w:t>
+      </w:r>
+      <w:r>
+        <w:rPr>
+          <w:rFonts w:ascii="Verdana" w:eastAsia="굴림" w:hAnsi="Verdana" w:cs="굴림"/>
+          <w:color w:val="333333"/>
+          <w:kern w:val="0"/>
+          <w:sz w:val="18"/>
+          <w:szCs w:val="18"/>
+        </w:rPr>
+        <w:t xml:space="preserve"> </w:t>
+      </w:r>
+      <w:r>
+        <w:rPr>
+          <w:rFonts w:ascii="Verdana" w:eastAsia="굴림" w:hAnsi="Verdana" w:cs="굴림"/>
+          <w:color w:val="333333"/>
+          <w:kern w:val="0"/>
+          <w:sz w:val="18"/>
+          <w:szCs w:val="18"/>
+        </w:rPr>
+        <w:t>이동</w:t>
+      </w:r>
+    </w:p>
+    <w:p>
+      <w:pPr>
+        <w:pStyle w:val="a6"/>
+        <w:widowControl/>
+        <w:shd w:val="clear" w:color="auto" w:fill="FFFFFF"/>
+        <w:wordWrap/>
+        <w:autoSpaceDE/>
+        <w:autoSpaceDN/>
+        <w:spacing w:before="100" w:beforeAutospacing="1" w:after="100" w:afterAutospacing="1" w:line="240" w:lineRule="auto"/>
+        <w:ind w:leftChars="0" w:left="1200"/>
+        <w:jc w:val="left"/>
+        <w:rPr>
+          <w:rFonts w:ascii="Verdana" w:eastAsia="굴림" w:hAnsi="Verdana" w:cs="굴림"/>
+          <w:b/>
+          <w:color w:val="333333"/>
+          <w:kern w:val="0"/>
+          <w:sz w:val="18"/>
+          <w:szCs w:val="18"/>
+        </w:rPr>
+      </w:pPr>
+      <w:r>
+        <w:rPr>
+          <w:noProof/>
+        </w:rPr>
+        <w:lastRenderedPageBreak/>
+        <w:drawing>
+          <wp:inline distT="0" distB="0" distL="0" distR="0" wp14:anchorId="67F1CABA" wp14:editId="41FB3496">
+            <wp:extent cx="5731510" cy="2416175"/>
+            <wp:effectExtent l="0" t="0" r="2540" b="3175"/>
+            <wp:docPr id="4" name="그림 4"/>
+            <wp:cNvGraphicFramePr>
+              <a:graphicFrameLocks xmlns:a="http://schemas.openxmlformats.org/drawingml/2006/main" noChangeAspect="1"/>
+            </wp:cNvGraphicFramePr>
+            <a:graphic xmlns:a="http://schemas.openxmlformats.org/drawingml/2006/main">
+              <a:graphicData uri="http://schemas.openxmlformats.org/drawingml/2006/picture">
+                <pic:pic xmlns:pic="http://schemas.openxmlformats.org/drawingml/2006/picture">
+                  <pic:nvPicPr>
+                    <pic:cNvPr id="1" name=""/>
+                    <pic:cNvPicPr/>
+                  </pic:nvPicPr>
+                  <pic:blipFill>
+                    <a:blip r:embed="rId47"/>
+                    <a:stretch>
+                      <a:fillRect/>
+                    </a:stretch>
+                  </pic:blipFill>
+                  <pic:spPr>
+                    <a:xfrm>
+                      <a:off x="0" y="0"/>
+                      <a:ext cx="5731510" cy="2416175"/>
+                    </a:xfrm>
+                    <a:prstGeom prst="rect">
+                      <a:avLst/>
+                    </a:prstGeom>
+                  </pic:spPr>
+                </pic:pic>
+              </a:graphicData>
+            </a:graphic>
+          </wp:inline>
+        </w:drawing>
+      </w:r>
+    </w:p>
+    <w:p>
+      <w:pPr>
+        <w:pStyle w:val="a6"/>
+        <w:widowControl/>
+        <w:shd w:val="clear" w:color="auto" w:fill="FFFFFF"/>
+        <w:wordWrap/>
+        <w:autoSpaceDE/>
+        <w:autoSpaceDN/>
+        <w:spacing w:before="100" w:beforeAutospacing="1" w:after="100" w:afterAutospacing="1" w:line="240" w:lineRule="auto"/>
+        <w:ind w:leftChars="0" w:left="1200"/>
+        <w:jc w:val="left"/>
+        <w:rPr>
+          <w:rFonts w:ascii="Verdana" w:eastAsia="굴림" w:hAnsi="Verdana" w:cs="굴림"/>
+          <w:b/>
+          <w:color w:val="333333"/>
+          <w:kern w:val="0"/>
+          <w:sz w:val="18"/>
+          <w:szCs w:val="18"/>
+        </w:rPr>
+      </w:pPr>
+      <w:r>
+        <w:rPr>
+          <w:rFonts w:ascii="Verdana" w:eastAsia="굴림" w:hAnsi="Verdana" w:cs="굴림" w:hint="eastAsia"/>
+          <w:b/>
+          <w:color w:val="333333"/>
+          <w:kern w:val="0"/>
+          <w:sz w:val="18"/>
+          <w:szCs w:val="18"/>
+        </w:rPr>
+        <w:t>이후</w:t>
+      </w:r>
+      <w:r>
+        <w:rPr>
+          <w:rFonts w:ascii="Verdana" w:eastAsia="굴림" w:hAnsi="Verdana" w:cs="굴림" w:hint="eastAsia"/>
+          <w:b/>
+          <w:color w:val="333333"/>
+          <w:kern w:val="0"/>
+          <w:sz w:val="18"/>
+          <w:szCs w:val="18"/>
+        </w:rPr>
+        <w:t xml:space="preserve"> </w:t>
+      </w:r>
+      <w:r>
+        <w:rPr>
+          <w:rFonts w:ascii="Verdana" w:eastAsia="굴림" w:hAnsi="Verdana" w:cs="굴림"/>
+          <w:b/>
+          <w:color w:val="333333"/>
+          <w:kern w:val="0"/>
+          <w:sz w:val="18"/>
+          <w:szCs w:val="18"/>
+        </w:rPr>
+        <w:t>/</w:t>
+      </w:r>
+      <w:proofErr w:type="spellStart"/>
+      <w:r>
+        <w:rPr>
+          <w:rFonts w:ascii="Verdana" w:eastAsia="굴림" w:hAnsi="Verdana" w:cs="굴림"/>
+          <w:b/>
+          <w:color w:val="333333"/>
+          <w:kern w:val="0"/>
+          <w:sz w:val="18"/>
+          <w:szCs w:val="18"/>
+        </w:rPr>
+        <w:t>usr</w:t>
+      </w:r>
+      <w:proofErr w:type="spellEnd"/>
+      <w:r>
+        <w:rPr>
+          <w:rFonts w:ascii="Verdana" w:eastAsia="굴림" w:hAnsi="Verdana" w:cs="굴림"/>
+          <w:b/>
+          <w:color w:val="333333"/>
+          <w:kern w:val="0"/>
+          <w:sz w:val="18"/>
+          <w:szCs w:val="18"/>
+        </w:rPr>
         <w:t xml:space="preserve">/local </w:t>
       </w:r>
       <w:r>
         <w:rPr>
-          <w:rFonts w:ascii="Verdana" w:eastAsia="굴림" w:hAnsi="Verdana" w:cs="굴림"/>
-          <w:color w:val="333333"/>
-          <w:kern w:val="0"/>
-          <w:sz w:val="18"/>
-          <w:szCs w:val="18"/>
-        </w:rPr>
-        <w:t>디렉토리와</w:t>
-      </w:r>
-      <w:r>
-        <w:rPr>
-          <w:rFonts w:ascii="Verdana" w:eastAsia="굴림" w:hAnsi="Verdana" w:cs="굴림"/>
-          <w:color w:val="333333"/>
-          <w:kern w:val="0"/>
-          <w:sz w:val="18"/>
-          <w:szCs w:val="18"/>
-        </w:rPr>
-        <w:t xml:space="preserve"> /volumes </w:t>
-      </w:r>
-      <w:r>
-        <w:rPr>
-          <w:rFonts w:ascii="Verdana" w:eastAsia="굴림" w:hAnsi="Verdana" w:cs="굴림"/>
-          <w:color w:val="333333"/>
-          <w:kern w:val="0"/>
-          <w:sz w:val="18"/>
-          <w:szCs w:val="18"/>
-        </w:rPr>
-        <w:t>디렉토리를</w:t>
-      </w:r>
-      <w:r>
-        <w:rPr>
-          <w:rFonts w:ascii="Verdana" w:eastAsia="굴림" w:hAnsi="Verdana" w:cs="굴림"/>
-          <w:color w:val="333333"/>
-          <w:kern w:val="0"/>
-          <w:sz w:val="18"/>
-          <w:szCs w:val="18"/>
-        </w:rPr>
-        <w:t xml:space="preserve"> /home</w:t>
-      </w:r>
-      <w:r>
-        <w:rPr>
-          <w:rFonts w:ascii="Verdana" w:eastAsia="굴림" w:hAnsi="Verdana" w:cs="굴림"/>
-          <w:color w:val="333333"/>
-          <w:kern w:val="0"/>
-          <w:sz w:val="18"/>
-          <w:szCs w:val="18"/>
-        </w:rPr>
-        <w:t>쪽으로</w:t>
-      </w:r>
-      <w:r>
-        <w:rPr>
-          <w:rFonts w:ascii="Verdana" w:eastAsia="굴림" w:hAnsi="Verdana" w:cs="굴림"/>
-          <w:color w:val="333333"/>
-          <w:kern w:val="0"/>
-          <w:sz w:val="18"/>
-          <w:szCs w:val="18"/>
-        </w:rPr>
-        <w:t xml:space="preserve"> </w:t>
-      </w:r>
-      <w:r>
-        <w:rPr>
-          <w:rFonts w:ascii="Verdana" w:eastAsia="굴림" w:hAnsi="Verdana" w:cs="굴림"/>
-          <w:color w:val="333333"/>
-          <w:kern w:val="0"/>
-          <w:sz w:val="18"/>
-          <w:szCs w:val="18"/>
-        </w:rPr>
-        <w:t>옮기고</w:t>
-      </w:r>
-      <w:r>
-        <w:rPr>
-          <w:rFonts w:ascii="Verdana" w:eastAsia="굴림" w:hAnsi="Verdana" w:cs="굴림"/>
+          <w:rFonts w:ascii="Verdana" w:eastAsia="굴림" w:hAnsi="Verdana" w:cs="굴림" w:hint="eastAsia"/>
+          <w:b/>
+          <w:color w:val="333333"/>
+          <w:kern w:val="0"/>
+          <w:sz w:val="18"/>
+          <w:szCs w:val="18"/>
+        </w:rPr>
+        <w:t>경로의</w:t>
+      </w:r>
+      <w:r>
+        <w:rPr>
+          <w:rFonts w:ascii="Verdana" w:eastAsia="굴림" w:hAnsi="Verdana" w:cs="굴림" w:hint="eastAsia"/>
+          <w:b/>
           <w:color w:val="333333"/>
           <w:kern w:val="0"/>
           <w:sz w:val="18"/>
@@ -23696,57 +24372,313 @@
       <w:r>
         <w:rPr>
           <w:rFonts w:ascii="Verdana" w:eastAsia="굴림" w:hAnsi="Verdana" w:cs="굴림"/>
-          <w:color w:val="333333"/>
-          <w:kern w:val="0"/>
-          <w:sz w:val="18"/>
-          <w:szCs w:val="18"/>
-        </w:rPr>
-        <w:t>심볼릭링크를</w:t>
+          <w:b/>
+          <w:color w:val="333333"/>
+          <w:kern w:val="0"/>
+          <w:sz w:val="18"/>
+          <w:szCs w:val="18"/>
+        </w:rPr>
+        <w:t>mysql</w:t>
       </w:r>
       <w:proofErr w:type="spellEnd"/>
       <w:r>
         <w:rPr>
           <w:rFonts w:ascii="Verdana" w:eastAsia="굴림" w:hAnsi="Verdana" w:cs="굴림"/>
-          <w:color w:val="333333"/>
-          <w:kern w:val="0"/>
-          <w:sz w:val="18"/>
-          <w:szCs w:val="18"/>
-        </w:rPr>
-        <w:t xml:space="preserve"> </w:t>
-      </w:r>
-      <w:r>
-        <w:rPr>
-          <w:rFonts w:ascii="Verdana" w:eastAsia="굴림" w:hAnsi="Verdana" w:cs="굴림"/>
-          <w:color w:val="333333"/>
-          <w:kern w:val="0"/>
-          <w:sz w:val="18"/>
-          <w:szCs w:val="18"/>
-        </w:rPr>
-        <w:t>만들어</w:t>
-      </w:r>
-      <w:r>
-        <w:rPr>
-          <w:rFonts w:ascii="Verdana" w:eastAsia="굴림" w:hAnsi="Verdana" w:cs="굴림"/>
-          <w:color w:val="333333"/>
-          <w:kern w:val="0"/>
-          <w:sz w:val="18"/>
-          <w:szCs w:val="18"/>
-        </w:rPr>
-        <w:t xml:space="preserve"> </w:t>
-      </w:r>
-      <w:r>
-        <w:rPr>
-          <w:rFonts w:ascii="Verdana" w:eastAsia="굴림" w:hAnsi="Verdana" w:cs="굴림"/>
-          <w:color w:val="333333"/>
-          <w:kern w:val="0"/>
-          <w:sz w:val="18"/>
-          <w:szCs w:val="18"/>
-        </w:rPr>
-        <w:t>연결한다</w:t>
-      </w:r>
-      <w:r>
-        <w:rPr>
-          <w:rFonts w:ascii="Verdana" w:eastAsia="굴림" w:hAnsi="Verdana" w:cs="굴림"/>
+          <w:b/>
+          <w:color w:val="333333"/>
+          <w:kern w:val="0"/>
+          <w:sz w:val="18"/>
+          <w:szCs w:val="18"/>
+        </w:rPr>
+        <w:t xml:space="preserve"> </w:t>
+      </w:r>
+      <w:proofErr w:type="spellStart"/>
+      <w:r>
+        <w:rPr>
+          <w:rFonts w:ascii="Verdana" w:eastAsia="굴림" w:hAnsi="Verdana" w:cs="굴림" w:hint="eastAsia"/>
+          <w:b/>
+          <w:color w:val="333333"/>
+          <w:kern w:val="0"/>
+          <w:sz w:val="18"/>
+          <w:szCs w:val="18"/>
+        </w:rPr>
+        <w:t>심볼릭링크에</w:t>
+      </w:r>
+      <w:proofErr w:type="spellEnd"/>
+      <w:r>
+        <w:rPr>
+          <w:rFonts w:ascii="Verdana" w:eastAsia="굴림" w:hAnsi="Verdana" w:cs="굴림" w:hint="eastAsia"/>
+          <w:b/>
+          <w:color w:val="333333"/>
+          <w:kern w:val="0"/>
+          <w:sz w:val="18"/>
+          <w:szCs w:val="18"/>
+        </w:rPr>
+        <w:t xml:space="preserve"> </w:t>
+      </w:r>
+      <w:r>
+        <w:rPr>
+          <w:rFonts w:ascii="Verdana" w:eastAsia="굴림" w:hAnsi="Verdana" w:cs="굴림" w:hint="eastAsia"/>
+          <w:b/>
+          <w:color w:val="333333"/>
+          <w:kern w:val="0"/>
+          <w:sz w:val="18"/>
+          <w:szCs w:val="18"/>
+        </w:rPr>
+        <w:t>연결된</w:t>
+      </w:r>
+      <w:r>
+        <w:rPr>
+          <w:rFonts w:ascii="Verdana" w:eastAsia="굴림" w:hAnsi="Verdana" w:cs="굴림" w:hint="eastAsia"/>
+          <w:b/>
+          <w:color w:val="333333"/>
+          <w:kern w:val="0"/>
+          <w:sz w:val="18"/>
+          <w:szCs w:val="18"/>
+        </w:rPr>
+        <w:t xml:space="preserve"> </w:t>
+      </w:r>
+      <w:proofErr w:type="spellStart"/>
+      <w:r>
+        <w:rPr>
+          <w:rFonts w:ascii="Verdana" w:eastAsia="굴림" w:hAnsi="Verdana" w:cs="굴림"/>
+          <w:b/>
+          <w:color w:val="333333"/>
+          <w:kern w:val="0"/>
+          <w:sz w:val="18"/>
+          <w:szCs w:val="18"/>
+        </w:rPr>
+        <w:t>mariadb</w:t>
+      </w:r>
+      <w:proofErr w:type="spellEnd"/>
+      <w:r>
+        <w:rPr>
+          <w:rFonts w:ascii="Verdana" w:eastAsia="굴림" w:hAnsi="Verdana" w:cs="굴림" w:hint="eastAsia"/>
+          <w:b/>
+          <w:color w:val="333333"/>
+          <w:kern w:val="0"/>
+          <w:sz w:val="18"/>
+          <w:szCs w:val="18"/>
+        </w:rPr>
+        <w:t>원본</w:t>
+      </w:r>
+      <w:r>
+        <w:rPr>
+          <w:rFonts w:ascii="Verdana" w:eastAsia="굴림" w:hAnsi="Verdana" w:cs="굴림" w:hint="eastAsia"/>
+          <w:b/>
+          <w:color w:val="333333"/>
+          <w:kern w:val="0"/>
+          <w:sz w:val="18"/>
+          <w:szCs w:val="18"/>
+        </w:rPr>
+        <w:t xml:space="preserve"> </w:t>
+      </w:r>
+      <w:r>
+        <w:rPr>
+          <w:rFonts w:ascii="Verdana" w:eastAsia="굴림" w:hAnsi="Verdana" w:cs="굴림" w:hint="eastAsia"/>
+          <w:b/>
+          <w:color w:val="333333"/>
+          <w:kern w:val="0"/>
+          <w:sz w:val="18"/>
+          <w:szCs w:val="18"/>
+        </w:rPr>
+        <w:t>파일이</w:t>
+      </w:r>
+      <w:r>
+        <w:rPr>
+          <w:rFonts w:ascii="Verdana" w:eastAsia="굴림" w:hAnsi="Verdana" w:cs="굴림" w:hint="eastAsia"/>
+          <w:b/>
+          <w:color w:val="333333"/>
+          <w:kern w:val="0"/>
+          <w:sz w:val="18"/>
+          <w:szCs w:val="18"/>
+        </w:rPr>
+        <w:t xml:space="preserve"> </w:t>
+      </w:r>
+      <w:r>
+        <w:rPr>
+          <w:rFonts w:ascii="Verdana" w:eastAsia="굴림" w:hAnsi="Verdana" w:cs="굴림" w:hint="eastAsia"/>
+          <w:b/>
+          <w:color w:val="333333"/>
+          <w:kern w:val="0"/>
+          <w:sz w:val="18"/>
+          <w:szCs w:val="18"/>
+        </w:rPr>
+        <w:t>없기</w:t>
+      </w:r>
+      <w:r>
+        <w:rPr>
+          <w:rFonts w:ascii="Verdana" w:eastAsia="굴림" w:hAnsi="Verdana" w:cs="굴림" w:hint="eastAsia"/>
+          <w:b/>
+          <w:color w:val="333333"/>
+          <w:kern w:val="0"/>
+          <w:sz w:val="18"/>
+          <w:szCs w:val="18"/>
+        </w:rPr>
+        <w:t xml:space="preserve"> </w:t>
+      </w:r>
+      <w:r>
+        <w:rPr>
+          <w:rFonts w:ascii="Verdana" w:eastAsia="굴림" w:hAnsi="Verdana" w:cs="굴림" w:hint="eastAsia"/>
+          <w:b/>
+          <w:color w:val="333333"/>
+          <w:kern w:val="0"/>
+          <w:sz w:val="18"/>
+          <w:szCs w:val="18"/>
+        </w:rPr>
+        <w:t>때문에</w:t>
+      </w:r>
+      <w:r>
+        <w:rPr>
+          <w:rFonts w:ascii="Verdana" w:eastAsia="굴림" w:hAnsi="Verdana" w:cs="굴림" w:hint="eastAsia"/>
+          <w:b/>
+          <w:color w:val="333333"/>
+          <w:kern w:val="0"/>
+          <w:sz w:val="18"/>
+          <w:szCs w:val="18"/>
+        </w:rPr>
+        <w:t xml:space="preserve"> </w:t>
+      </w:r>
+      <w:r>
+        <w:rPr>
+          <w:rFonts w:ascii="Verdana" w:eastAsia="굴림" w:hAnsi="Verdana" w:cs="굴림" w:hint="eastAsia"/>
+          <w:b/>
+          <w:color w:val="333333"/>
+          <w:kern w:val="0"/>
+          <w:sz w:val="18"/>
+          <w:szCs w:val="18"/>
+        </w:rPr>
+        <w:t>빨간색으로</w:t>
+      </w:r>
+      <w:r>
+        <w:rPr>
+          <w:rFonts w:ascii="Verdana" w:eastAsia="굴림" w:hAnsi="Verdana" w:cs="굴림" w:hint="eastAsia"/>
+          <w:b/>
+          <w:color w:val="333333"/>
+          <w:kern w:val="0"/>
+          <w:sz w:val="18"/>
+          <w:szCs w:val="18"/>
+        </w:rPr>
+        <w:t xml:space="preserve"> </w:t>
+      </w:r>
+      <w:r>
+        <w:rPr>
+          <w:rFonts w:ascii="Verdana" w:eastAsia="굴림" w:hAnsi="Verdana" w:cs="굴림" w:hint="eastAsia"/>
+          <w:b/>
+          <w:color w:val="333333"/>
+          <w:kern w:val="0"/>
+          <w:sz w:val="18"/>
+          <w:szCs w:val="18"/>
+        </w:rPr>
+        <w:t>표시된다</w:t>
+      </w:r>
+      <w:r>
+        <w:rPr>
+          <w:rFonts w:ascii="Verdana" w:eastAsia="굴림" w:hAnsi="Verdana" w:cs="굴림" w:hint="eastAsia"/>
+          <w:b/>
+          <w:color w:val="333333"/>
+          <w:kern w:val="0"/>
+          <w:sz w:val="18"/>
+          <w:szCs w:val="18"/>
+        </w:rPr>
+        <w:t>.</w:t>
+      </w:r>
+      <w:r>
+        <w:rPr>
+          <w:rFonts w:ascii="Verdana" w:eastAsia="굴림" w:hAnsi="Verdana" w:cs="굴림"/>
+          <w:b/>
+          <w:color w:val="333333"/>
+          <w:kern w:val="0"/>
+          <w:sz w:val="18"/>
+          <w:szCs w:val="18"/>
+        </w:rPr>
+        <w:t xml:space="preserve"> </w:t>
+      </w:r>
+      <w:r>
+        <w:rPr>
+          <w:rFonts w:ascii="Verdana" w:eastAsia="굴림" w:hAnsi="Verdana" w:cs="굴림" w:hint="eastAsia"/>
+          <w:b/>
+          <w:color w:val="333333"/>
+          <w:kern w:val="0"/>
+          <w:sz w:val="18"/>
+          <w:szCs w:val="18"/>
+        </w:rPr>
+        <w:t>해당</w:t>
+      </w:r>
+      <w:r>
+        <w:rPr>
+          <w:rFonts w:ascii="Verdana" w:eastAsia="굴림" w:hAnsi="Verdana" w:cs="굴림" w:hint="eastAsia"/>
+          <w:b/>
+          <w:color w:val="333333"/>
+          <w:kern w:val="0"/>
+          <w:sz w:val="18"/>
+          <w:szCs w:val="18"/>
+        </w:rPr>
+        <w:t xml:space="preserve"> </w:t>
+      </w:r>
+      <w:proofErr w:type="spellStart"/>
+      <w:r>
+        <w:rPr>
+          <w:rFonts w:ascii="Verdana" w:eastAsia="굴림" w:hAnsi="Verdana" w:cs="굴림"/>
+          <w:b/>
+          <w:color w:val="333333"/>
+          <w:kern w:val="0"/>
+          <w:sz w:val="18"/>
+          <w:szCs w:val="18"/>
+        </w:rPr>
+        <w:t>mysql</w:t>
+      </w:r>
+      <w:proofErr w:type="spellEnd"/>
+      <w:r>
+        <w:rPr>
+          <w:rFonts w:ascii="Verdana" w:eastAsia="굴림" w:hAnsi="Verdana" w:cs="굴림"/>
+          <w:b/>
+          <w:color w:val="333333"/>
+          <w:kern w:val="0"/>
+          <w:sz w:val="18"/>
+          <w:szCs w:val="18"/>
+        </w:rPr>
+        <w:t xml:space="preserve"> </w:t>
+      </w:r>
+      <w:proofErr w:type="spellStart"/>
+      <w:r>
+        <w:rPr>
+          <w:rFonts w:ascii="Verdana" w:eastAsia="굴림" w:hAnsi="Verdana" w:cs="굴림" w:hint="eastAsia"/>
+          <w:b/>
+          <w:color w:val="333333"/>
+          <w:kern w:val="0"/>
+          <w:sz w:val="18"/>
+          <w:szCs w:val="18"/>
+        </w:rPr>
+        <w:t>심볼링링크를</w:t>
+      </w:r>
+      <w:proofErr w:type="spellEnd"/>
+      <w:r>
+        <w:rPr>
+          <w:rFonts w:ascii="Verdana" w:eastAsia="굴림" w:hAnsi="Verdana" w:cs="굴림" w:hint="eastAsia"/>
+          <w:b/>
+          <w:color w:val="333333"/>
+          <w:kern w:val="0"/>
+          <w:sz w:val="18"/>
+          <w:szCs w:val="18"/>
+        </w:rPr>
+        <w:t xml:space="preserve"> </w:t>
+      </w:r>
+      <w:r>
+        <w:rPr>
+          <w:rFonts w:ascii="Verdana" w:eastAsia="굴림" w:hAnsi="Verdana" w:cs="굴림" w:hint="eastAsia"/>
+          <w:b/>
+          <w:color w:val="333333"/>
+          <w:kern w:val="0"/>
+          <w:sz w:val="18"/>
+          <w:szCs w:val="18"/>
+        </w:rPr>
+        <w:t>삭제한다</w:t>
+      </w:r>
+      <w:r>
+        <w:rPr>
+          <w:rFonts w:ascii="Verdana" w:eastAsia="굴림" w:hAnsi="Verdana" w:cs="굴림" w:hint="eastAsia"/>
+          <w:b/>
           <w:color w:val="333333"/>
           <w:kern w:val="0"/>
           <w:sz w:val="18"/>
@@ -23788,7 +24720,7 @@
           <w:sz w:val="18"/>
           <w:szCs w:val="18"/>
         </w:rPr>
-        <w:t>mv /</w:t>
+        <w:t xml:space="preserve">rm </w:t>
       </w:r>
       <w:proofErr w:type="spellStart"/>
       <w:r>
@@ -23801,127 +24733,9 @@
           <w:sz w:val="18"/>
           <w:szCs w:val="18"/>
         </w:rPr>
-        <w:t>usr</w:t>
+        <w:t>mysql</w:t>
       </w:r>
       <w:proofErr w:type="spellEnd"/>
-      <w:r>
-        <w:rPr>
-          <w:rFonts w:ascii="Verdana" w:eastAsia="굴림" w:hAnsi="Verdana" w:cs="굴림"/>
-          <w:b/>
-          <w:bCs/>
-          <w:color w:val="333333"/>
-          <w:kern w:val="0"/>
-          <w:sz w:val="18"/>
-          <w:szCs w:val="18"/>
-        </w:rPr>
-        <w:t>/local /home/</w:t>
-      </w:r>
-      <w:proofErr w:type="gramStart"/>
-      <w:r>
-        <w:rPr>
-          <w:rFonts w:ascii="Verdana" w:eastAsia="굴림" w:hAnsi="Verdana" w:cs="굴림"/>
-          <w:b/>
-          <w:bCs/>
-          <w:color w:val="333333"/>
-          <w:kern w:val="0"/>
-          <w:sz w:val="18"/>
-          <w:szCs w:val="18"/>
-        </w:rPr>
-        <w:t>local</w:t>
-      </w:r>
-      <w:r>
-        <w:rPr>
-          <w:rFonts w:ascii="Verdana" w:eastAsia="굴림" w:hAnsi="Verdana" w:cs="굴림"/>
-          <w:color w:val="333333"/>
-          <w:kern w:val="0"/>
-          <w:sz w:val="18"/>
-          <w:szCs w:val="18"/>
-        </w:rPr>
-        <w:t> :</w:t>
-      </w:r>
-      <w:proofErr w:type="gramEnd"/>
-      <w:r>
-        <w:rPr>
-          <w:rFonts w:ascii="Verdana" w:eastAsia="굴림" w:hAnsi="Verdana" w:cs="굴림"/>
-          <w:color w:val="333333"/>
-          <w:kern w:val="0"/>
-          <w:sz w:val="18"/>
-          <w:szCs w:val="18"/>
-        </w:rPr>
-        <w:t> /</w:t>
-      </w:r>
-      <w:proofErr w:type="spellStart"/>
-      <w:r>
-        <w:rPr>
-          <w:rFonts w:ascii="Verdana" w:eastAsia="굴림" w:hAnsi="Verdana" w:cs="굴림"/>
-          <w:color w:val="333333"/>
-          <w:kern w:val="0"/>
-          <w:sz w:val="18"/>
-          <w:szCs w:val="18"/>
-        </w:rPr>
-        <w:t>usr</w:t>
-      </w:r>
-      <w:proofErr w:type="spellEnd"/>
-      <w:r>
-        <w:rPr>
-          <w:rFonts w:ascii="Verdana" w:eastAsia="굴림" w:hAnsi="Verdana" w:cs="굴림"/>
-          <w:color w:val="333333"/>
-          <w:kern w:val="0"/>
-          <w:sz w:val="18"/>
-          <w:szCs w:val="18"/>
-        </w:rPr>
-        <w:t>/local</w:t>
-      </w:r>
-      <w:r>
-        <w:rPr>
-          <w:rFonts w:ascii="Verdana" w:eastAsia="굴림" w:hAnsi="Verdana" w:cs="굴림"/>
-          <w:color w:val="333333"/>
-          <w:kern w:val="0"/>
-          <w:sz w:val="18"/>
-          <w:szCs w:val="18"/>
-        </w:rPr>
-        <w:t>를</w:t>
-      </w:r>
-      <w:r>
-        <w:rPr>
-          <w:rFonts w:ascii="Verdana" w:eastAsia="굴림" w:hAnsi="Verdana" w:cs="굴림"/>
-          <w:color w:val="333333"/>
-          <w:kern w:val="0"/>
-          <w:sz w:val="18"/>
-          <w:szCs w:val="18"/>
-        </w:rPr>
-        <w:t xml:space="preserve"> /home </w:t>
-      </w:r>
-      <w:r>
-        <w:rPr>
-          <w:rFonts w:ascii="Verdana" w:eastAsia="굴림" w:hAnsi="Verdana" w:cs="굴림"/>
-          <w:color w:val="333333"/>
-          <w:kern w:val="0"/>
-          <w:sz w:val="18"/>
-          <w:szCs w:val="18"/>
-        </w:rPr>
-        <w:t>밑으로</w:t>
-      </w:r>
-      <w:r>
-        <w:rPr>
-          <w:rFonts w:ascii="Verdana" w:eastAsia="굴림" w:hAnsi="Verdana" w:cs="굴림"/>
-          <w:color w:val="333333"/>
-          <w:kern w:val="0"/>
-          <w:sz w:val="18"/>
-          <w:szCs w:val="18"/>
-        </w:rPr>
-        <w:t xml:space="preserve"> </w:t>
-      </w:r>
-      <w:r>
-        <w:rPr>
-          <w:rFonts w:ascii="Verdana" w:eastAsia="굴림" w:hAnsi="Verdana" w:cs="굴림"/>
-          <w:color w:val="333333"/>
-          <w:kern w:val="0"/>
-          <w:sz w:val="18"/>
-          <w:szCs w:val="18"/>
-        </w:rPr>
-        <w:t>이동</w:t>
-      </w:r>
     </w:p>
     <w:p>
       <w:pPr>
@@ -23956,9 +24770,8 @@
           <w:sz w:val="18"/>
           <w:szCs w:val="18"/>
         </w:rPr>
-        <w:t>ln -s /home/local /</w:t>
-      </w:r>
-      <w:proofErr w:type="spellStart"/>
+        <w:t>ln -s /home/</w:t>
+      </w:r>
       <w:r>
         <w:rPr>
           <w:rFonts w:ascii="Verdana" w:eastAsia="굴림" w:hAnsi="Verdana" w:cs="굴림"/>
@@ -23969,9 +24782,9 @@
           <w:sz w:val="18"/>
           <w:szCs w:val="18"/>
         </w:rPr>
-        <w:t>usr</w:t>
-      </w:r>
-      <w:proofErr w:type="spellEnd"/>
+        <w:t>mariadb-linux-20201026 /</w:t>
+      </w:r>
+      <w:proofErr w:type="spellStart"/>
       <w:r>
         <w:rPr>
           <w:rFonts w:ascii="Verdana" w:eastAsia="굴림" w:hAnsi="Verdana" w:cs="굴림"/>
@@ -23982,9 +24795,9 @@
           <w:sz w:val="18"/>
           <w:szCs w:val="18"/>
         </w:rPr>
-        <w:t>/</w:t>
-      </w:r>
-      <w:proofErr w:type="gramStart"/>
+        <w:t>usr</w:t>
+      </w:r>
+      <w:proofErr w:type="spellEnd"/>
       <w:r>
         <w:rPr>
           <w:rFonts w:ascii="Verdana" w:eastAsia="굴림" w:hAnsi="Verdana" w:cs="굴림"/>
@@ -23995,122 +24808,81 @@
           <w:sz w:val="18"/>
           <w:szCs w:val="18"/>
         </w:rPr>
-        <w:t>local</w:t>
-      </w:r>
-      <w:r>
-        <w:rPr>
-          <w:rFonts w:ascii="Verdana" w:eastAsia="굴림" w:hAnsi="Verdana" w:cs="굴림"/>
-          <w:color w:val="333333"/>
-          <w:kern w:val="0"/>
-          <w:sz w:val="18"/>
-          <w:szCs w:val="18"/>
-        </w:rPr>
-        <w:t> :</w:t>
-      </w:r>
-      <w:proofErr w:type="gramEnd"/>
-      <w:r>
-        <w:rPr>
-          <w:rFonts w:ascii="Verdana" w:eastAsia="굴림" w:hAnsi="Verdana" w:cs="굴림"/>
-          <w:color w:val="333333"/>
-          <w:kern w:val="0"/>
-          <w:sz w:val="18"/>
-          <w:szCs w:val="18"/>
-        </w:rPr>
-        <w:t> /</w:t>
+        <w:t>/local/</w:t>
       </w:r>
       <w:proofErr w:type="spellStart"/>
       <w:r>
         <w:rPr>
           <w:rFonts w:ascii="Verdana" w:eastAsia="굴림" w:hAnsi="Verdana" w:cs="굴림"/>
-          <w:color w:val="333333"/>
-          <w:kern w:val="0"/>
-          <w:sz w:val="18"/>
-          <w:szCs w:val="18"/>
-        </w:rPr>
-        <w:t>usr</w:t>
+          <w:b/>
+          <w:bCs/>
+          <w:color w:val="333333"/>
+          <w:kern w:val="0"/>
+          <w:sz w:val="18"/>
+          <w:szCs w:val="18"/>
+        </w:rPr>
+        <w:t>mysql</w:t>
       </w:r>
       <w:proofErr w:type="spellEnd"/>
-      <w:r>
-        <w:rPr>
-          <w:rFonts w:ascii="Verdana" w:eastAsia="굴림" w:hAnsi="Verdana" w:cs="굴림"/>
-          <w:color w:val="333333"/>
-          <w:kern w:val="0"/>
-          <w:sz w:val="18"/>
-          <w:szCs w:val="18"/>
-        </w:rPr>
-        <w:t xml:space="preserve">/local </w:t>
-      </w:r>
-      <w:proofErr w:type="spellStart"/>
-      <w:r>
-        <w:rPr>
-          <w:rFonts w:ascii="Verdana" w:eastAsia="굴림" w:hAnsi="Verdana" w:cs="굴림"/>
-          <w:color w:val="333333"/>
-          <w:kern w:val="0"/>
-          <w:sz w:val="18"/>
-          <w:szCs w:val="18"/>
-        </w:rPr>
-        <w:t>심볼릭링크를</w:t>
-      </w:r>
-      <w:proofErr w:type="spellEnd"/>
-      <w:r>
-        <w:rPr>
-          <w:rFonts w:ascii="Verdana" w:eastAsia="굴림" w:hAnsi="Verdana" w:cs="굴림"/>
-          <w:color w:val="333333"/>
-          <w:kern w:val="0"/>
-          <w:sz w:val="18"/>
-          <w:szCs w:val="18"/>
-        </w:rPr>
-        <w:t xml:space="preserve"> </w:t>
-      </w:r>
-      <w:r>
-        <w:rPr>
-          <w:rFonts w:ascii="Verdana" w:eastAsia="굴림" w:hAnsi="Verdana" w:cs="굴림"/>
-          <w:color w:val="333333"/>
-          <w:kern w:val="0"/>
-          <w:sz w:val="18"/>
-          <w:szCs w:val="18"/>
-        </w:rPr>
-        <w:t>만들어</w:t>
-      </w:r>
-      <w:r>
-        <w:rPr>
-          <w:rFonts w:ascii="Verdana" w:eastAsia="굴림" w:hAnsi="Verdana" w:cs="굴림"/>
-          <w:color w:val="333333"/>
-          <w:kern w:val="0"/>
-          <w:sz w:val="18"/>
-          <w:szCs w:val="18"/>
-        </w:rPr>
-        <w:t> /home/local</w:t>
-      </w:r>
-      <w:r>
-        <w:rPr>
-          <w:rFonts w:ascii="Verdana" w:eastAsia="굴림" w:hAnsi="Verdana" w:cs="굴림"/>
-          <w:color w:val="333333"/>
-          <w:kern w:val="0"/>
-          <w:sz w:val="18"/>
-          <w:szCs w:val="18"/>
-        </w:rPr>
-        <w:t>에</w:t>
-      </w:r>
-      <w:r>
-        <w:rPr>
-          <w:rFonts w:ascii="Verdana" w:eastAsia="굴림" w:hAnsi="Verdana" w:cs="굴림"/>
-          <w:color w:val="333333"/>
-          <w:kern w:val="0"/>
-          <w:sz w:val="18"/>
-          <w:szCs w:val="18"/>
-        </w:rPr>
-        <w:t xml:space="preserve"> </w:t>
-      </w:r>
-      <w:r>
-        <w:rPr>
-          <w:rFonts w:ascii="Verdana" w:eastAsia="굴림" w:hAnsi="Verdana" w:cs="굴림"/>
-          <w:color w:val="333333"/>
-          <w:kern w:val="0"/>
-          <w:sz w:val="18"/>
-          <w:szCs w:val="18"/>
-        </w:rPr>
-        <w:t>연결</w:t>
+    </w:p>
+    <w:p>
+      <w:pPr>
+        <w:pStyle w:val="a6"/>
+        <w:widowControl/>
+        <w:shd w:val="clear" w:color="auto" w:fill="FFFFFF"/>
+        <w:wordWrap/>
+        <w:autoSpaceDE/>
+        <w:autoSpaceDN/>
+        <w:spacing w:before="100" w:beforeAutospacing="1" w:after="100" w:afterAutospacing="1" w:line="240" w:lineRule="auto"/>
+        <w:ind w:leftChars="0" w:left="1200"/>
+        <w:jc w:val="left"/>
+        <w:rPr>
+          <w:rFonts w:ascii="Verdana" w:eastAsia="굴림" w:hAnsi="Verdana" w:cs="굴림"/>
+          <w:color w:val="333333"/>
+          <w:kern w:val="0"/>
+          <w:sz w:val="18"/>
+          <w:szCs w:val="18"/>
+        </w:rPr>
+      </w:pPr>
+      <w:r>
+        <w:rPr>
+          <w:noProof/>
+        </w:rPr>
+        <w:drawing>
+          <wp:inline distT="0" distB="0" distL="0" distR="0" wp14:anchorId="5D1D315D" wp14:editId="43FB9294">
+            <wp:extent cx="5731510" cy="2037080"/>
+            <wp:effectExtent l="0" t="0" r="2540" b="1270"/>
+            <wp:docPr id="5" name="그림 5"/>
+            <wp:cNvGraphicFramePr>
+              <a:graphicFrameLocks xmlns:a="http://schemas.openxmlformats.org/drawingml/2006/main" noChangeAspect="1"/>
+            </wp:cNvGraphicFramePr>
+            <a:graphic xmlns:a="http://schemas.openxmlformats.org/drawingml/2006/main">
+              <a:graphicData uri="http://schemas.openxmlformats.org/drawingml/2006/picture">
+                <pic:pic xmlns:pic="http://schemas.openxmlformats.org/drawingml/2006/picture">
+                  <pic:nvPicPr>
+                    <pic:cNvPr id="1" name=""/>
+                    <pic:cNvPicPr/>
+                  </pic:nvPicPr>
+                  <pic:blipFill>
+                    <a:blip r:embed="rId48"/>
+                    <a:stretch>
+                      <a:fillRect/>
+                    </a:stretch>
+                  </pic:blipFill>
+                  <pic:spPr>
+                    <a:xfrm>
+                      <a:off x="0" y="0"/>
+                      <a:ext cx="5731510" cy="2037080"/>
+                    </a:xfrm>
+                    <a:prstGeom prst="rect">
+                      <a:avLst/>
+                    </a:prstGeom>
+                  </pic:spPr>
+                </pic:pic>
+              </a:graphicData>
+            </a:graphic>
+          </wp:inline>
+        </w:drawing>
       </w:r>
     </w:p>
     <w:p>
@@ -24136,53 +24908,153 @@
           <w:szCs w:val="18"/>
         </w:rPr>
       </w:pPr>
-      <w:r>
-        <w:rPr>
-          <w:rFonts w:ascii="Verdana" w:eastAsia="굴림" w:hAnsi="Verdana" w:cs="굴림"/>
+      <w:proofErr w:type="spellStart"/>
+      <w:r>
+        <w:rPr>
+          <w:rFonts w:ascii="Verdana" w:eastAsia="굴림" w:hAnsi="Verdana" w:cs="굴림" w:hint="eastAsia"/>
           <w:b/>
-          <w:bCs/>
-          <w:color w:val="333333"/>
-          <w:kern w:val="0"/>
-          <w:sz w:val="18"/>
-          <w:szCs w:val="18"/>
-        </w:rPr>
-        <w:t>mv /volumes</w:t>
+          <w:color w:val="333333"/>
+          <w:kern w:val="0"/>
+          <w:sz w:val="18"/>
+          <w:szCs w:val="18"/>
+        </w:rPr>
+        <w:t>m</w:t>
       </w:r>
       <w:r>
         <w:rPr>
           <w:rFonts w:ascii="Verdana" w:eastAsia="굴림" w:hAnsi="Verdana" w:cs="굴림"/>
           <w:b/>
-          <w:bCs/>
-          <w:color w:val="333333"/>
-          <w:kern w:val="0"/>
-          <w:sz w:val="18"/>
-          <w:szCs w:val="18"/>
-        </w:rPr>
-        <w:t xml:space="preserve"> /home/volumes</w:t>
-      </w:r>
+          <w:color w:val="333333"/>
+          <w:kern w:val="0"/>
+          <w:sz w:val="18"/>
+          <w:szCs w:val="18"/>
+        </w:rPr>
+        <w:t>kdir</w:t>
+      </w:r>
+      <w:proofErr w:type="spellEnd"/>
       <w:r>
         <w:rPr>
           <w:rFonts w:ascii="Verdana" w:eastAsia="굴림" w:hAnsi="Verdana" w:cs="굴림"/>
           <w:b/>
-          <w:bCs/>
-          <w:color w:val="333333"/>
-          <w:kern w:val="0"/>
-          <w:sz w:val="18"/>
-          <w:szCs w:val="18"/>
-        </w:rPr>
-        <w:t>/shared</w:t>
-      </w:r>
+          <w:color w:val="333333"/>
+          <w:kern w:val="0"/>
+          <w:sz w:val="18"/>
+          <w:szCs w:val="18"/>
+        </w:rPr>
+        <w:t xml:space="preserve"> </w:t>
+      </w:r>
+      <w:proofErr w:type="gramStart"/>
       <w:r>
         <w:rPr>
           <w:rFonts w:ascii="Verdana" w:eastAsia="굴림" w:hAnsi="Verdana" w:cs="굴림"/>
           <w:b/>
-          <w:bCs/>
-          <w:color w:val="333333"/>
-          <w:kern w:val="0"/>
-          <w:sz w:val="18"/>
-          <w:szCs w:val="18"/>
-        </w:rPr>
-        <w:t xml:space="preserve">  </w:t>
+          <w:color w:val="333333"/>
+          <w:kern w:val="0"/>
+          <w:sz w:val="18"/>
+          <w:szCs w:val="18"/>
+        </w:rPr>
+        <w:t>volumes</w:t>
+      </w:r>
+      <w:r>
+        <w:rPr>
+          <w:rFonts w:ascii="Verdana" w:eastAsia="굴림" w:hAnsi="Verdana" w:cs="굴림"/>
+          <w:color w:val="333333"/>
+          <w:kern w:val="0"/>
+          <w:sz w:val="18"/>
+          <w:szCs w:val="18"/>
+        </w:rPr>
+        <w:t xml:space="preserve"> :</w:t>
+      </w:r>
+      <w:proofErr w:type="gramEnd"/>
+      <w:r>
+        <w:rPr>
+          <w:rFonts w:ascii="Verdana" w:eastAsia="굴림" w:hAnsi="Verdana" w:cs="굴림"/>
+          <w:color w:val="333333"/>
+          <w:kern w:val="0"/>
+          <w:sz w:val="18"/>
+          <w:szCs w:val="18"/>
+        </w:rPr>
+        <w:t xml:space="preserve"> /home </w:t>
+      </w:r>
+      <w:r>
+        <w:rPr>
+          <w:rFonts w:ascii="Verdana" w:eastAsia="굴림" w:hAnsi="Verdana" w:cs="굴림" w:hint="eastAsia"/>
+          <w:color w:val="333333"/>
+          <w:kern w:val="0"/>
+          <w:sz w:val="18"/>
+          <w:szCs w:val="18"/>
+        </w:rPr>
+        <w:t>경로에서</w:t>
+      </w:r>
+      <w:r>
+        <w:rPr>
+          <w:rFonts w:ascii="Verdana" w:eastAsia="굴림" w:hAnsi="Verdana" w:cs="굴림" w:hint="eastAsia"/>
+          <w:color w:val="333333"/>
+          <w:kern w:val="0"/>
+          <w:sz w:val="18"/>
+          <w:szCs w:val="18"/>
+        </w:rPr>
+        <w:t xml:space="preserve"> </w:t>
+      </w:r>
+      <w:r>
+        <w:rPr>
+          <w:rFonts w:ascii="Verdana" w:eastAsia="굴림" w:hAnsi="Verdana" w:cs="굴림"/>
+          <w:color w:val="333333"/>
+          <w:kern w:val="0"/>
+          <w:sz w:val="18"/>
+          <w:szCs w:val="18"/>
+        </w:rPr>
+        <w:t>/volumes</w:t>
+      </w:r>
+      <w:r>
+        <w:rPr>
+          <w:rFonts w:ascii="Verdana" w:eastAsia="굴림" w:hAnsi="Verdana" w:cs="굴림" w:hint="eastAsia"/>
+          <w:color w:val="333333"/>
+          <w:kern w:val="0"/>
+          <w:sz w:val="18"/>
+          <w:szCs w:val="18"/>
+        </w:rPr>
+        <w:t xml:space="preserve"> </w:t>
+      </w:r>
+      <w:r>
+        <w:rPr>
+          <w:rFonts w:ascii="Verdana" w:eastAsia="굴림" w:hAnsi="Verdana" w:cs="굴림" w:hint="eastAsia"/>
+          <w:color w:val="333333"/>
+          <w:kern w:val="0"/>
+          <w:sz w:val="18"/>
+          <w:szCs w:val="18"/>
+        </w:rPr>
+        <w:t>디렉토리를</w:t>
+      </w:r>
+      <w:r>
+        <w:rPr>
+          <w:rFonts w:ascii="Verdana" w:eastAsia="굴림" w:hAnsi="Verdana" w:cs="굴림" w:hint="eastAsia"/>
+          <w:color w:val="333333"/>
+          <w:kern w:val="0"/>
+          <w:sz w:val="18"/>
+          <w:szCs w:val="18"/>
+        </w:rPr>
+        <w:t xml:space="preserve"> </w:t>
+      </w:r>
+      <w:r>
+        <w:rPr>
+          <w:rFonts w:ascii="Verdana" w:eastAsia="굴림" w:hAnsi="Verdana" w:cs="굴림" w:hint="eastAsia"/>
+          <w:color w:val="333333"/>
+          <w:kern w:val="0"/>
+          <w:sz w:val="18"/>
+          <w:szCs w:val="18"/>
+        </w:rPr>
+        <w:t>생성한다</w:t>
+      </w:r>
+      <w:r>
+        <w:rPr>
+          <w:rFonts w:ascii="Verdana" w:eastAsia="굴림" w:hAnsi="Verdana" w:cs="굴림" w:hint="eastAsia"/>
+          <w:color w:val="333333"/>
+          <w:kern w:val="0"/>
+          <w:sz w:val="18"/>
+          <w:szCs w:val="18"/>
+        </w:rPr>
+        <w:t>.</w:t>
       </w:r>
     </w:p>
     <w:p>
@@ -24208,64 +25080,62 @@
           <w:szCs w:val="18"/>
         </w:rPr>
       </w:pPr>
-      <w:r>
-        <w:rPr>
-          <w:rFonts w:ascii="Verdana" w:eastAsia="굴림" w:hAnsi="Verdana" w:cs="굴림"/>
+      <w:proofErr w:type="spellStart"/>
+      <w:r>
+        <w:rPr>
+          <w:rFonts w:ascii="Verdana" w:eastAsia="굴림" w:hAnsi="Verdana" w:cs="굴림" w:hint="eastAsia"/>
           <w:b/>
-          <w:bCs/>
-          <w:color w:val="333333"/>
-          <w:kern w:val="0"/>
-          <w:sz w:val="18"/>
-          <w:szCs w:val="18"/>
-        </w:rPr>
-        <w:t>ln -s /home/volumes</w:t>
+          <w:color w:val="333333"/>
+          <w:kern w:val="0"/>
+          <w:sz w:val="18"/>
+          <w:szCs w:val="18"/>
+        </w:rPr>
+        <w:t>m</w:t>
       </w:r>
       <w:r>
         <w:rPr>
           <w:rFonts w:ascii="Verdana" w:eastAsia="굴림" w:hAnsi="Verdana" w:cs="굴림"/>
           <w:b/>
-          <w:bCs/>
-          <w:color w:val="333333"/>
-          <w:kern w:val="0"/>
-          <w:sz w:val="18"/>
-          <w:szCs w:val="18"/>
-        </w:rPr>
-        <w:t>/shared</w:t>
-      </w:r>
+          <w:color w:val="333333"/>
+          <w:kern w:val="0"/>
+          <w:sz w:val="18"/>
+          <w:szCs w:val="18"/>
+        </w:rPr>
+        <w:t>kdir</w:t>
+      </w:r>
+      <w:proofErr w:type="spellEnd"/>
       <w:r>
         <w:rPr>
           <w:rFonts w:ascii="Verdana" w:eastAsia="굴림" w:hAnsi="Verdana" w:cs="굴림"/>
           <w:b/>
-          <w:bCs/>
-          <w:color w:val="333333"/>
-          <w:kern w:val="0"/>
-          <w:sz w:val="18"/>
-          <w:szCs w:val="18"/>
-        </w:rPr>
-        <w:t> /</w:t>
+          <w:color w:val="333333"/>
+          <w:kern w:val="0"/>
+          <w:sz w:val="18"/>
+          <w:szCs w:val="18"/>
+        </w:rPr>
+        <w:t xml:space="preserve"> </w:t>
       </w:r>
       <w:proofErr w:type="gramStart"/>
       <w:r>
         <w:rPr>
           <w:rFonts w:ascii="Verdana" w:eastAsia="굴림" w:hAnsi="Verdana" w:cs="굴림"/>
           <w:b/>
-          <w:bCs/>
-          <w:color w:val="333333"/>
-          <w:kern w:val="0"/>
-          <w:sz w:val="18"/>
-          <w:szCs w:val="18"/>
-        </w:rPr>
-        <w:t>volumes</w:t>
-      </w:r>
-      <w:r>
-        <w:rPr>
-          <w:rFonts w:ascii="Verdana" w:eastAsia="굴림" w:hAnsi="Verdana" w:cs="굴림"/>
-          <w:color w:val="333333"/>
-          <w:kern w:val="0"/>
-          <w:sz w:val="18"/>
-          <w:szCs w:val="18"/>
-        </w:rPr>
-        <w:t> :</w:t>
+          <w:color w:val="333333"/>
+          <w:kern w:val="0"/>
+          <w:sz w:val="18"/>
+          <w:szCs w:val="18"/>
+        </w:rPr>
+        <w:t>shared</w:t>
+      </w:r>
+      <w:r>
+        <w:rPr>
+          <w:rFonts w:ascii="Verdana" w:eastAsia="굴림" w:hAnsi="Verdana" w:cs="굴림"/>
+          <w:color w:val="333333"/>
+          <w:kern w:val="0"/>
+          <w:sz w:val="18"/>
+          <w:szCs w:val="18"/>
+        </w:rPr>
+        <w:t xml:space="preserve"> :</w:t>
       </w:r>
       <w:proofErr w:type="gramEnd"/>
       <w:r>
@@ -24276,327 +25146,91 @@
           <w:sz w:val="18"/>
           <w:szCs w:val="18"/>
         </w:rPr>
-        <w:t xml:space="preserve"> /volumes </w:t>
-      </w:r>
-      <w:proofErr w:type="spellStart"/>
-      <w:r>
-        <w:rPr>
-          <w:rFonts w:ascii="Verdana" w:eastAsia="굴림" w:hAnsi="Verdana" w:cs="굴림"/>
-          <w:color w:val="333333"/>
-          <w:kern w:val="0"/>
-          <w:sz w:val="18"/>
-          <w:szCs w:val="18"/>
-        </w:rPr>
-        <w:t>심볼릭링크를</w:t>
-      </w:r>
-      <w:proofErr w:type="spellEnd"/>
-      <w:r>
-        <w:rPr>
-          <w:rFonts w:ascii="Verdana" w:eastAsia="굴림" w:hAnsi="Verdana" w:cs="굴림"/>
-          <w:color w:val="333333"/>
-          <w:kern w:val="0"/>
-          <w:sz w:val="18"/>
-          <w:szCs w:val="18"/>
-        </w:rPr>
-        <w:t xml:space="preserve"> </w:t>
-      </w:r>
-      <w:r>
-        <w:rPr>
-          <w:rFonts w:ascii="Verdana" w:eastAsia="굴림" w:hAnsi="Verdana" w:cs="굴림"/>
-          <w:color w:val="333333"/>
-          <w:kern w:val="0"/>
-          <w:sz w:val="18"/>
-          <w:szCs w:val="18"/>
-        </w:rPr>
-        <w:t>만들어</w:t>
-      </w:r>
-      <w:r>
-        <w:rPr>
-          <w:rFonts w:ascii="Verdana" w:eastAsia="굴림" w:hAnsi="Verdana" w:cs="굴림"/>
-          <w:color w:val="333333"/>
-          <w:kern w:val="0"/>
-          <w:sz w:val="18"/>
-          <w:szCs w:val="18"/>
-        </w:rPr>
-        <w:t> /home/volumes</w:t>
-      </w:r>
-      <w:r>
-        <w:rPr>
-          <w:rFonts w:ascii="Verdana" w:eastAsia="굴림" w:hAnsi="Verdana" w:cs="굴림"/>
-          <w:color w:val="333333"/>
-          <w:kern w:val="0"/>
-          <w:sz w:val="18"/>
-          <w:szCs w:val="18"/>
-        </w:rPr>
-        <w:t>/shared</w:t>
-      </w:r>
-      <w:r>
-        <w:rPr>
-          <w:rFonts w:ascii="Verdana" w:eastAsia="굴림" w:hAnsi="Verdana" w:cs="굴림"/>
-          <w:color w:val="333333"/>
-          <w:kern w:val="0"/>
-          <w:sz w:val="18"/>
-          <w:szCs w:val="18"/>
-        </w:rPr>
-        <w:t>에</w:t>
-      </w:r>
-      <w:r>
-        <w:rPr>
-          <w:rFonts w:ascii="Verdana" w:eastAsia="굴림" w:hAnsi="Verdana" w:cs="굴림"/>
-          <w:color w:val="333333"/>
-          <w:kern w:val="0"/>
-          <w:sz w:val="18"/>
-          <w:szCs w:val="18"/>
-        </w:rPr>
-        <w:t xml:space="preserve"> </w:t>
-      </w:r>
-      <w:r>
-        <w:rPr>
-          <w:rFonts w:ascii="Verdana" w:eastAsia="굴림" w:hAnsi="Verdana" w:cs="굴림"/>
-          <w:color w:val="333333"/>
-          <w:kern w:val="0"/>
-          <w:sz w:val="18"/>
-          <w:szCs w:val="18"/>
-        </w:rPr>
-        <w:t>연결</w:t>
-      </w:r>
-      <w:r>
-        <w:rPr>
-          <w:rFonts w:ascii="Verdana" w:eastAsia="굴림" w:hAnsi="Verdana" w:cs="굴림"/>
-          <w:color w:val="333333"/>
-          <w:kern w:val="0"/>
-          <w:sz w:val="18"/>
-          <w:szCs w:val="18"/>
-        </w:rPr>
-        <w:br/>
-        <w:t> </w:t>
-      </w:r>
-      <w:r>
-        <w:rPr>
-          <w:rFonts w:ascii="Verdana" w:eastAsia="굴림" w:hAnsi="Verdana" w:cs="굴림"/>
-          <w:color w:val="333333"/>
-          <w:kern w:val="0"/>
-          <w:sz w:val="18"/>
-          <w:szCs w:val="18"/>
-        </w:rPr>
-        <w:br/>
-      </w:r>
-    </w:p>
-    <w:p>
-      <w:pPr>
-        <w:pStyle w:val="a6"/>
-        <w:widowControl/>
-        <w:numPr>
-          <w:ilvl w:val="0"/>
-          <w:numId w:val="21"/>
-        </w:numPr>
-        <w:shd w:val="clear" w:color="auto" w:fill="FFFFFF"/>
-        <w:wordWrap/>
-        <w:autoSpaceDE/>
-        <w:autoSpaceDN/>
-        <w:spacing w:before="100" w:beforeAutospacing="1" w:after="100" w:afterAutospacing="1" w:line="240" w:lineRule="auto"/>
-        <w:ind w:leftChars="0"/>
-        <w:jc w:val="left"/>
-        <w:rPr>
-          <w:rFonts w:ascii="Verdana" w:eastAsia="굴림" w:hAnsi="Verdana" w:cs="굴림"/>
-          <w:b/>
-          <w:color w:val="333333"/>
-          <w:kern w:val="0"/>
-          <w:sz w:val="18"/>
-          <w:szCs w:val="18"/>
-        </w:rPr>
-      </w:pPr>
-      <w:r>
-        <w:rPr>
-          <w:rFonts w:ascii="Verdana" w:eastAsia="굴림" w:hAnsi="Verdana" w:cs="굴림" w:hint="eastAsia"/>
-          <w:b/>
-          <w:color w:val="333333"/>
-          <w:kern w:val="0"/>
-          <w:sz w:val="18"/>
-          <w:szCs w:val="18"/>
-        </w:rPr>
-        <w:t>만약</w:t>
-      </w:r>
-      <w:r>
-        <w:rPr>
-          <w:rFonts w:ascii="Verdana" w:eastAsia="굴림" w:hAnsi="Verdana" w:cs="굴림" w:hint="eastAsia"/>
-          <w:b/>
-          <w:color w:val="333333"/>
-          <w:kern w:val="0"/>
-          <w:sz w:val="18"/>
-          <w:szCs w:val="18"/>
-        </w:rPr>
-        <w:t xml:space="preserve"> </w:t>
-      </w:r>
-      <w:r>
-        <w:rPr>
-          <w:rFonts w:ascii="Verdana" w:eastAsia="굴림" w:hAnsi="Verdana" w:cs="굴림" w:hint="eastAsia"/>
-          <w:b/>
-          <w:color w:val="333333"/>
-          <w:kern w:val="0"/>
-          <w:sz w:val="18"/>
-          <w:szCs w:val="18"/>
-        </w:rPr>
-        <w:t>설치스크립트</w:t>
-      </w:r>
-      <w:r>
-        <w:rPr>
-          <w:rFonts w:ascii="Verdana" w:eastAsia="굴림" w:hAnsi="Verdana" w:cs="굴림" w:hint="eastAsia"/>
-          <w:b/>
-          <w:color w:val="333333"/>
-          <w:kern w:val="0"/>
-          <w:sz w:val="18"/>
-          <w:szCs w:val="18"/>
-        </w:rPr>
-        <w:t xml:space="preserve"> </w:t>
-      </w:r>
-      <w:r>
-        <w:rPr>
-          <w:rFonts w:ascii="Verdana" w:eastAsia="굴림" w:hAnsi="Verdana" w:cs="굴림" w:hint="eastAsia"/>
-          <w:b/>
-          <w:color w:val="333333"/>
-          <w:kern w:val="0"/>
-          <w:sz w:val="18"/>
-          <w:szCs w:val="18"/>
-        </w:rPr>
-        <w:t>전에</w:t>
-      </w:r>
-      <w:r>
-        <w:rPr>
-          <w:rFonts w:ascii="Verdana" w:eastAsia="굴림" w:hAnsi="Verdana" w:cs="굴림" w:hint="eastAsia"/>
-          <w:b/>
-          <w:color w:val="333333"/>
-          <w:kern w:val="0"/>
-          <w:sz w:val="18"/>
-          <w:szCs w:val="18"/>
-        </w:rPr>
-        <w:t xml:space="preserve"> </w:t>
-      </w:r>
-      <w:r>
-        <w:rPr>
-          <w:rFonts w:ascii="Verdana" w:eastAsia="굴림" w:hAnsi="Verdana" w:cs="굴림" w:hint="eastAsia"/>
-          <w:b/>
-          <w:color w:val="333333"/>
-          <w:kern w:val="0"/>
-          <w:sz w:val="18"/>
-          <w:szCs w:val="18"/>
-        </w:rPr>
-        <w:t>수행</w:t>
-      </w:r>
-      <w:r>
-        <w:rPr>
-          <w:rFonts w:ascii="Verdana" w:eastAsia="굴림" w:hAnsi="Verdana" w:cs="굴림" w:hint="eastAsia"/>
-          <w:b/>
-          <w:color w:val="333333"/>
-          <w:kern w:val="0"/>
-          <w:sz w:val="18"/>
-          <w:szCs w:val="18"/>
-        </w:rPr>
-        <w:t>하지</w:t>
-      </w:r>
-      <w:r>
-        <w:rPr>
-          <w:rFonts w:ascii="Verdana" w:eastAsia="굴림" w:hAnsi="Verdana" w:cs="굴림" w:hint="eastAsia"/>
-          <w:b/>
-          <w:color w:val="333333"/>
-          <w:kern w:val="0"/>
-          <w:sz w:val="18"/>
-          <w:szCs w:val="18"/>
-        </w:rPr>
-        <w:t xml:space="preserve"> </w:t>
-      </w:r>
-      <w:r>
-        <w:rPr>
-          <w:rFonts w:ascii="Verdana" w:eastAsia="굴림" w:hAnsi="Verdana" w:cs="굴림" w:hint="eastAsia"/>
-          <w:b/>
-          <w:color w:val="333333"/>
-          <w:kern w:val="0"/>
-          <w:sz w:val="18"/>
-          <w:szCs w:val="18"/>
-        </w:rPr>
-        <w:t>않았다면</w:t>
-      </w:r>
-      <w:r>
-        <w:rPr>
-          <w:rFonts w:ascii="Verdana" w:eastAsia="굴림" w:hAnsi="Verdana" w:cs="굴림" w:hint="eastAsia"/>
-          <w:b/>
-          <w:color w:val="333333"/>
-          <w:kern w:val="0"/>
-          <w:sz w:val="18"/>
-          <w:szCs w:val="18"/>
-        </w:rPr>
-        <w:t xml:space="preserve"> </w:t>
-      </w:r>
-      <w:r>
-        <w:rPr>
-          <w:rFonts w:ascii="Verdana" w:eastAsia="굴림" w:hAnsi="Verdana" w:cs="굴림"/>
-          <w:b/>
-          <w:color w:val="333333"/>
-          <w:kern w:val="0"/>
-          <w:sz w:val="18"/>
-          <w:szCs w:val="18"/>
-        </w:rPr>
-        <w:t xml:space="preserve">mv </w:t>
-      </w:r>
-      <w:r>
-        <w:rPr>
-          <w:rFonts w:ascii="Verdana" w:eastAsia="굴림" w:hAnsi="Verdana" w:cs="굴림" w:hint="eastAsia"/>
-          <w:b/>
-          <w:color w:val="333333"/>
-          <w:kern w:val="0"/>
-          <w:sz w:val="18"/>
-          <w:szCs w:val="18"/>
-        </w:rPr>
-        <w:t>하여</w:t>
-      </w:r>
-      <w:r>
-        <w:rPr>
-          <w:rFonts w:ascii="Verdana" w:eastAsia="굴림" w:hAnsi="Verdana" w:cs="굴림"/>
-          <w:b/>
-          <w:color w:val="333333"/>
-          <w:kern w:val="0"/>
-          <w:sz w:val="18"/>
-          <w:szCs w:val="18"/>
-        </w:rPr>
-        <w:t xml:space="preserve"> /home </w:t>
-      </w:r>
-      <w:r>
-        <w:rPr>
-          <w:rFonts w:ascii="Verdana" w:eastAsia="굴림" w:hAnsi="Verdana" w:cs="굴림" w:hint="eastAsia"/>
-          <w:b/>
-          <w:color w:val="333333"/>
-          <w:kern w:val="0"/>
-          <w:sz w:val="18"/>
-          <w:szCs w:val="18"/>
-        </w:rPr>
-        <w:t>아래로</w:t>
-      </w:r>
-      <w:r>
-        <w:rPr>
-          <w:rFonts w:ascii="Verdana" w:eastAsia="굴림" w:hAnsi="Verdana" w:cs="굴림" w:hint="eastAsia"/>
-          <w:b/>
-          <w:color w:val="333333"/>
-          <w:kern w:val="0"/>
-          <w:sz w:val="18"/>
-          <w:szCs w:val="18"/>
-        </w:rPr>
-        <w:t xml:space="preserve"> </w:t>
-      </w:r>
-      <w:r>
-        <w:rPr>
-          <w:rFonts w:ascii="Verdana" w:eastAsia="굴림" w:hAnsi="Verdana" w:cs="굴림" w:hint="eastAsia"/>
-          <w:b/>
-          <w:color w:val="333333"/>
-          <w:kern w:val="0"/>
-          <w:sz w:val="18"/>
-          <w:szCs w:val="18"/>
-        </w:rPr>
-        <w:t>이동시켜준다</w:t>
-      </w:r>
-      <w:r>
-        <w:rPr>
-          <w:rFonts w:ascii="Verdana" w:eastAsia="굴림" w:hAnsi="Verdana" w:cs="굴림" w:hint="eastAsia"/>
-          <w:b/>
+        <w:t xml:space="preserve"> /home/</w:t>
+      </w:r>
+      <w:r>
+        <w:rPr>
+          <w:rFonts w:ascii="Verdana" w:eastAsia="굴림" w:hAnsi="Verdana" w:cs="굴림" w:hint="eastAsia"/>
+          <w:color w:val="333333"/>
+          <w:kern w:val="0"/>
+          <w:sz w:val="18"/>
+          <w:szCs w:val="18"/>
+        </w:rPr>
+        <w:t>v</w:t>
+      </w:r>
+      <w:r>
+        <w:rPr>
+          <w:rFonts w:ascii="Verdana" w:eastAsia="굴림" w:hAnsi="Verdana" w:cs="굴림"/>
+          <w:color w:val="333333"/>
+          <w:kern w:val="0"/>
+          <w:sz w:val="18"/>
+          <w:szCs w:val="18"/>
+        </w:rPr>
+        <w:t xml:space="preserve">olumes </w:t>
+      </w:r>
+      <w:r>
+        <w:rPr>
+          <w:rFonts w:ascii="Verdana" w:eastAsia="굴림" w:hAnsi="Verdana" w:cs="굴림" w:hint="eastAsia"/>
+          <w:color w:val="333333"/>
+          <w:kern w:val="0"/>
+          <w:sz w:val="18"/>
+          <w:szCs w:val="18"/>
+        </w:rPr>
+        <w:t>경로에서</w:t>
+      </w:r>
+      <w:r>
+        <w:rPr>
+          <w:rFonts w:ascii="Verdana" w:eastAsia="굴림" w:hAnsi="Verdana" w:cs="굴림" w:hint="eastAsia"/>
+          <w:color w:val="333333"/>
+          <w:kern w:val="0"/>
+          <w:sz w:val="18"/>
+          <w:szCs w:val="18"/>
+        </w:rPr>
+        <w:t xml:space="preserve"> </w:t>
+      </w:r>
+      <w:r>
+        <w:rPr>
+          <w:rFonts w:ascii="Verdana" w:eastAsia="굴림" w:hAnsi="Verdana" w:cs="굴림"/>
+          <w:color w:val="333333"/>
+          <w:kern w:val="0"/>
+          <w:sz w:val="18"/>
+          <w:szCs w:val="18"/>
+        </w:rPr>
+        <w:t xml:space="preserve">/shared </w:t>
+      </w:r>
+      <w:r>
+        <w:rPr>
+          <w:rFonts w:ascii="Verdana" w:eastAsia="굴림" w:hAnsi="Verdana" w:cs="굴림" w:hint="eastAsia"/>
+          <w:color w:val="333333"/>
+          <w:kern w:val="0"/>
+          <w:sz w:val="18"/>
+          <w:szCs w:val="18"/>
+        </w:rPr>
+        <w:t>디렉토리를</w:t>
+      </w:r>
+      <w:r>
+        <w:rPr>
+          <w:rFonts w:ascii="Verdana" w:eastAsia="굴림" w:hAnsi="Verdana" w:cs="굴림" w:hint="eastAsia"/>
+          <w:color w:val="333333"/>
+          <w:kern w:val="0"/>
+          <w:sz w:val="18"/>
+          <w:szCs w:val="18"/>
+        </w:rPr>
+        <w:t xml:space="preserve"> </w:t>
+      </w:r>
+      <w:r>
+        <w:rPr>
+          <w:rFonts w:ascii="Verdana" w:eastAsia="굴림" w:hAnsi="Verdana" w:cs="굴림" w:hint="eastAsia"/>
+          <w:color w:val="333333"/>
+          <w:kern w:val="0"/>
+          <w:sz w:val="18"/>
+          <w:szCs w:val="18"/>
+        </w:rPr>
+        <w:t>생성한다</w:t>
+      </w:r>
+      <w:r>
+        <w:rPr>
+          <w:rFonts w:ascii="Verdana" w:eastAsia="굴림" w:hAnsi="Verdana" w:cs="굴림" w:hint="eastAsia"/>
           <w:color w:val="333333"/>
           <w:kern w:val="0"/>
           <w:sz w:val="18"/>
@@ -24607,7 +25241,6 @@
       <w:r>
         <w:rPr>
           <w:rFonts w:ascii="Verdana" w:eastAsia="굴림" w:hAnsi="Verdana" w:cs="굴림"/>
-          <w:b/>
           <w:color w:val="333333"/>
           <w:kern w:val="0"/>
           <w:sz w:val="18"/>
@@ -24633,7 +25266,6 @@
         <w:jc w:val="left"/>
         <w:rPr>
           <w:rFonts w:ascii="Verdana" w:eastAsia="굴림" w:hAnsi="Verdana" w:cs="굴림"/>
-          <w:b/>
           <w:color w:val="333333"/>
           <w:kern w:val="0"/>
           <w:sz w:val="18"/>
@@ -24650,9 +25282,8 @@
           <w:sz w:val="18"/>
           <w:szCs w:val="18"/>
         </w:rPr>
-        <w:t>mv /</w:t>
-      </w:r>
-      <w:proofErr w:type="spellStart"/>
+        <w:t xml:space="preserve">mv </w:t>
+      </w:r>
       <w:r>
         <w:rPr>
           <w:rFonts w:ascii="Verdana" w:eastAsia="굴림" w:hAnsi="Verdana" w:cs="굴림"/>
@@ -24663,9 +25294,8 @@
           <w:sz w:val="18"/>
           <w:szCs w:val="18"/>
         </w:rPr>
-        <w:t>usr</w:t>
-      </w:r>
-      <w:proofErr w:type="spellEnd"/>
+        <w:t>/</w:t>
+      </w:r>
       <w:r>
         <w:rPr>
           <w:rFonts w:ascii="Verdana" w:eastAsia="굴림" w:hAnsi="Verdana" w:cs="굴림"/>
@@ -24676,7 +25306,7 @@
           <w:sz w:val="18"/>
           <w:szCs w:val="18"/>
         </w:rPr>
-        <w:t>/local /home/</w:t>
+        <w:t>volumes/shared /home/volumes/</w:t>
       </w:r>
       <w:proofErr w:type="gramStart"/>
       <w:r>
@@ -24689,17 +25319,27 @@
           <w:sz w:val="18"/>
           <w:szCs w:val="18"/>
         </w:rPr>
-        <w:t>local</w:t>
-      </w:r>
-      <w:r>
-        <w:rPr>
-          <w:rFonts w:ascii="Verdana" w:eastAsia="굴림" w:hAnsi="Verdana" w:cs="굴림"/>
-          <w:color w:val="333333"/>
-          <w:kern w:val="0"/>
-          <w:sz w:val="18"/>
-          <w:szCs w:val="18"/>
-        </w:rPr>
-        <w:t> :</w:t>
+        <w:t>shared</w:t>
+      </w:r>
+      <w:r>
+        <w:rPr>
+          <w:rFonts w:ascii="Verdana" w:eastAsia="굴림" w:hAnsi="Verdana" w:cs="굴림"/>
+          <w:color w:val="333333"/>
+          <w:kern w:val="0"/>
+          <w:sz w:val="18"/>
+          <w:szCs w:val="18"/>
+        </w:rPr>
+        <w:t> </w:t>
+      </w:r>
+      <w:r>
+        <w:rPr>
+          <w:rFonts w:ascii="Verdana" w:eastAsia="굴림" w:hAnsi="Verdana" w:cs="굴림"/>
+          <w:color w:val="333333"/>
+          <w:kern w:val="0"/>
+          <w:sz w:val="18"/>
+          <w:szCs w:val="18"/>
+        </w:rPr>
+        <w:t>:</w:t>
       </w:r>
       <w:proofErr w:type="gramEnd"/>
       <w:r>
@@ -24712,27 +25352,25 @@
         </w:rPr>
         <w:t> /</w:t>
       </w:r>
-      <w:proofErr w:type="spellStart"/>
-      <w:r>
-        <w:rPr>
-          <w:rFonts w:ascii="Verdana" w:eastAsia="굴림" w:hAnsi="Verdana" w:cs="굴림"/>
-          <w:color w:val="333333"/>
-          <w:kern w:val="0"/>
-          <w:sz w:val="18"/>
-          <w:szCs w:val="18"/>
-        </w:rPr>
-        <w:t>usr</w:t>
-      </w:r>
-      <w:proofErr w:type="spellEnd"/>
-      <w:r>
-        <w:rPr>
-          <w:rFonts w:ascii="Verdana" w:eastAsia="굴림" w:hAnsi="Verdana" w:cs="굴림"/>
-          <w:color w:val="333333"/>
-          <w:kern w:val="0"/>
-          <w:sz w:val="18"/>
-          <w:szCs w:val="18"/>
-        </w:rPr>
-        <w:t>/local</w:t>
+      <w:r>
+        <w:rPr>
+          <w:rFonts w:ascii="Verdana" w:eastAsia="굴림" w:hAnsi="Verdana" w:cs="굴림" w:hint="eastAsia"/>
+          <w:color w:val="333333"/>
+          <w:kern w:val="0"/>
+          <w:sz w:val="18"/>
+          <w:szCs w:val="18"/>
+        </w:rPr>
+        <w:t>v</w:t>
+      </w:r>
+      <w:r>
+        <w:rPr>
+          <w:rFonts w:ascii="Verdana" w:eastAsia="굴림" w:hAnsi="Verdana" w:cs="굴림"/>
+          <w:color w:val="333333"/>
+          <w:kern w:val="0"/>
+          <w:sz w:val="18"/>
+          <w:szCs w:val="18"/>
+        </w:rPr>
+        <w:t>olumes/shared</w:t>
       </w:r>
       <w:r>
         <w:rPr>
@@ -24752,7 +25390,27 @@
           <w:sz w:val="18"/>
           <w:szCs w:val="18"/>
         </w:rPr>
-        <w:t xml:space="preserve"> /home </w:t>
+        <w:t> /home</w:t>
+      </w:r>
+      <w:r>
+        <w:rPr>
+          <w:rFonts w:ascii="Verdana" w:eastAsia="굴림" w:hAnsi="Verdana" w:cs="굴림"/>
+          <w:color w:val="333333"/>
+          <w:kern w:val="0"/>
+          <w:sz w:val="18"/>
+          <w:szCs w:val="18"/>
+        </w:rPr>
+        <w:t>/volumes/shared</w:t>
+      </w:r>
+      <w:r>
+        <w:rPr>
+          <w:rFonts w:ascii="Verdana" w:eastAsia="굴림" w:hAnsi="Verdana" w:cs="굴림"/>
+          <w:color w:val="333333"/>
+          <w:kern w:val="0"/>
+          <w:sz w:val="18"/>
+          <w:szCs w:val="18"/>
+        </w:rPr>
+        <w:t xml:space="preserve"> </w:t>
       </w:r>
       <w:r>
         <w:rPr>
@@ -24800,13 +25458,6 @@
         <w:spacing w:before="100" w:beforeAutospacing="1" w:after="100" w:afterAutospacing="1" w:line="240" w:lineRule="auto"/>
         <w:ind w:leftChars="0"/>
         <w:jc w:val="left"/>
-        <w:rPr>
-          <w:rFonts w:ascii="Verdana" w:eastAsia="굴림" w:hAnsi="Verdana" w:cs="굴림"/>
-          <w:color w:val="333333"/>
-          <w:kern w:val="0"/>
-          <w:sz w:val="18"/>
-          <w:szCs w:val="18"/>
-        </w:rPr>
       </w:pPr>
       <w:r>
         <w:rPr>
@@ -24818,9 +25469,9 @@
           <w:sz w:val="18"/>
           <w:szCs w:val="18"/>
         </w:rPr>
-        <w:t>ln -s /home/local /</w:t>
-      </w:r>
-      <w:proofErr w:type="spellStart"/>
+        <w:t>ln -s /home/volumes/shared /volumes/</w:t>
+      </w:r>
+      <w:proofErr w:type="gramStart"/>
       <w:r>
         <w:rPr>
           <w:rFonts w:ascii="Verdana" w:eastAsia="굴림" w:hAnsi="Verdana" w:cs="굴림"/>
@@ -24831,509 +25482,109 @@
           <w:sz w:val="18"/>
           <w:szCs w:val="18"/>
         </w:rPr>
-        <w:t>usr</w:t>
-      </w:r>
-      <w:proofErr w:type="spellEnd"/>
-      <w:r>
-        <w:rPr>
-          <w:rFonts w:ascii="Verdana" w:eastAsia="굴림" w:hAnsi="Verdana" w:cs="굴림"/>
-          <w:b/>
+        <w:t xml:space="preserve">shared </w:t>
+      </w:r>
+      <w:r>
+        <w:rPr>
+          <w:rFonts w:ascii="Verdana" w:eastAsia="굴림" w:hAnsi="Verdana" w:cs="굴림"/>
           <w:bCs/>
           <w:color w:val="333333"/>
           <w:kern w:val="0"/>
           <w:sz w:val="18"/>
           <w:szCs w:val="18"/>
         </w:rPr>
+        <w:t>:</w:t>
+      </w:r>
+      <w:proofErr w:type="gramEnd"/>
+      <w:r>
+        <w:rPr>
+          <w:rFonts w:ascii="Verdana" w:eastAsia="굴림" w:hAnsi="Verdana" w:cs="굴림"/>
+          <w:color w:val="333333"/>
+          <w:kern w:val="0"/>
+          <w:sz w:val="18"/>
+          <w:szCs w:val="18"/>
+        </w:rPr>
+        <w:t> </w:t>
+      </w:r>
+      <w:r>
+        <w:rPr>
+          <w:rFonts w:ascii="Verdana" w:eastAsia="굴림" w:hAnsi="Verdana" w:cs="굴림"/>
+          <w:color w:val="333333"/>
+          <w:kern w:val="0"/>
+          <w:sz w:val="18"/>
+          <w:szCs w:val="18"/>
+        </w:rPr>
         <w:t>/</w:t>
       </w:r>
-      <w:proofErr w:type="gramStart"/>
-      <w:r>
-        <w:rPr>
-          <w:rFonts w:ascii="Verdana" w:eastAsia="굴림" w:hAnsi="Verdana" w:cs="굴림"/>
-          <w:b/>
-          <w:bCs/>
-          <w:color w:val="333333"/>
-          <w:kern w:val="0"/>
-          <w:sz w:val="18"/>
-          <w:szCs w:val="18"/>
-        </w:rPr>
-        <w:t>local</w:t>
-      </w:r>
-      <w:r>
-        <w:rPr>
-          <w:rFonts w:ascii="Verdana" w:eastAsia="굴림" w:hAnsi="Verdana" w:cs="굴림"/>
-          <w:color w:val="333333"/>
-          <w:kern w:val="0"/>
-          <w:sz w:val="18"/>
-          <w:szCs w:val="18"/>
-        </w:rPr>
-        <w:t> :</w:t>
-      </w:r>
-      <w:proofErr w:type="gramEnd"/>
-      <w:r>
-        <w:rPr>
-          <w:rFonts w:ascii="Verdana" w:eastAsia="굴림" w:hAnsi="Verdana" w:cs="굴림"/>
-          <w:color w:val="333333"/>
-          <w:kern w:val="0"/>
-          <w:sz w:val="18"/>
-          <w:szCs w:val="18"/>
-        </w:rPr>
-        <w:t> /</w:t>
-      </w:r>
-      <w:proofErr w:type="spellStart"/>
-      <w:r>
-        <w:rPr>
-          <w:rFonts w:ascii="Verdana" w:eastAsia="굴림" w:hAnsi="Verdana" w:cs="굴림"/>
-          <w:color w:val="333333"/>
-          <w:kern w:val="0"/>
-          <w:sz w:val="18"/>
-          <w:szCs w:val="18"/>
-        </w:rPr>
-        <w:t>usr</w:t>
-      </w:r>
-      <w:proofErr w:type="spellEnd"/>
-      <w:r>
-        <w:rPr>
-          <w:rFonts w:ascii="Verdana" w:eastAsia="굴림" w:hAnsi="Verdana" w:cs="굴림"/>
-          <w:color w:val="333333"/>
-          <w:kern w:val="0"/>
-          <w:sz w:val="18"/>
-          <w:szCs w:val="18"/>
-        </w:rPr>
-        <w:t xml:space="preserve">/local </w:t>
-      </w:r>
-      <w:proofErr w:type="spellStart"/>
-      <w:r>
-        <w:rPr>
-          <w:rFonts w:ascii="Verdana" w:eastAsia="굴림" w:hAnsi="Verdana" w:cs="굴림"/>
-          <w:color w:val="333333"/>
-          <w:kern w:val="0"/>
-          <w:sz w:val="18"/>
-          <w:szCs w:val="18"/>
-        </w:rPr>
-        <w:t>심볼릭링크를</w:t>
-      </w:r>
-      <w:proofErr w:type="spellEnd"/>
-      <w:r>
-        <w:rPr>
-          <w:rFonts w:ascii="Verdana" w:eastAsia="굴림" w:hAnsi="Verdana" w:cs="굴림"/>
-          <w:color w:val="333333"/>
-          <w:kern w:val="0"/>
-          <w:sz w:val="18"/>
-          <w:szCs w:val="18"/>
-        </w:rPr>
-        <w:t xml:space="preserve"> </w:t>
-      </w:r>
-      <w:r>
-        <w:rPr>
-          <w:rFonts w:ascii="Verdana" w:eastAsia="굴림" w:hAnsi="Verdana" w:cs="굴림"/>
-          <w:color w:val="333333"/>
-          <w:kern w:val="0"/>
-          <w:sz w:val="18"/>
-          <w:szCs w:val="18"/>
-        </w:rPr>
-        <w:t>만들어</w:t>
-      </w:r>
-      <w:r>
-        <w:rPr>
-          <w:rFonts w:ascii="Verdana" w:eastAsia="굴림" w:hAnsi="Verdana" w:cs="굴림"/>
-          <w:color w:val="333333"/>
-          <w:kern w:val="0"/>
-          <w:sz w:val="18"/>
-          <w:szCs w:val="18"/>
-        </w:rPr>
-        <w:t> /home/local</w:t>
-      </w:r>
-      <w:r>
-        <w:rPr>
-          <w:rFonts w:ascii="Verdana" w:eastAsia="굴림" w:hAnsi="Verdana" w:cs="굴림"/>
+      <w:r>
+        <w:rPr>
+          <w:rFonts w:ascii="Verdana" w:eastAsia="굴림" w:hAnsi="Verdana" w:cs="굴림"/>
+          <w:color w:val="333333"/>
+          <w:kern w:val="0"/>
+          <w:sz w:val="18"/>
+          <w:szCs w:val="18"/>
+        </w:rPr>
+        <w:t>volumes/shared</w:t>
+      </w:r>
+      <w:r>
+        <w:rPr>
+          <w:rFonts w:ascii="Verdana" w:eastAsia="굴림" w:hAnsi="Verdana" w:cs="굴림" w:hint="eastAsia"/>
+          <w:color w:val="333333"/>
+          <w:kern w:val="0"/>
+          <w:sz w:val="18"/>
+          <w:szCs w:val="18"/>
+        </w:rPr>
+        <w:t>로</w:t>
+      </w:r>
+      <w:r>
+        <w:rPr>
+          <w:rFonts w:ascii="Verdana" w:eastAsia="굴림" w:hAnsi="Verdana" w:cs="굴림" w:hint="eastAsia"/>
+          <w:color w:val="333333"/>
+          <w:kern w:val="0"/>
+          <w:sz w:val="18"/>
+          <w:szCs w:val="18"/>
+        </w:rPr>
+        <w:t xml:space="preserve"> </w:t>
+      </w:r>
+      <w:r>
+        <w:rPr>
+          <w:rFonts w:ascii="Verdana" w:eastAsia="굴림" w:hAnsi="Verdana" w:cs="굴림" w:hint="eastAsia"/>
+          <w:color w:val="333333"/>
+          <w:kern w:val="0"/>
+          <w:sz w:val="18"/>
+          <w:szCs w:val="18"/>
+        </w:rPr>
+        <w:t>접근하면</w:t>
+      </w:r>
+      <w:r>
+        <w:rPr>
+          <w:rFonts w:ascii="Verdana" w:eastAsia="굴림" w:hAnsi="Verdana" w:cs="굴림" w:hint="eastAsia"/>
+          <w:color w:val="333333"/>
+          <w:kern w:val="0"/>
+          <w:sz w:val="18"/>
+          <w:szCs w:val="18"/>
+        </w:rPr>
+        <w:t>/</w:t>
+      </w:r>
+      <w:r>
+        <w:rPr>
+          <w:rFonts w:ascii="Verdana" w:eastAsia="굴림" w:hAnsi="Verdana" w:cs="굴림"/>
+          <w:color w:val="333333"/>
+          <w:kern w:val="0"/>
+          <w:sz w:val="18"/>
+          <w:szCs w:val="18"/>
+        </w:rPr>
+        <w:t>home/volumes/shared</w:t>
+      </w:r>
+      <w:r>
+        <w:rPr>
+          <w:rFonts w:ascii="Verdana" w:eastAsia="굴림" w:hAnsi="Verdana" w:cs="굴림" w:hint="eastAsia"/>
           <w:color w:val="333333"/>
           <w:kern w:val="0"/>
           <w:sz w:val="18"/>
           <w:szCs w:val="18"/>
         </w:rPr>
         <w:t>에</w:t>
-      </w:r>
-      <w:r>
-        <w:rPr>
-          <w:rFonts w:ascii="Verdana" w:eastAsia="굴림" w:hAnsi="Verdana" w:cs="굴림"/>
-          <w:color w:val="333333"/>
-          <w:kern w:val="0"/>
-          <w:sz w:val="18"/>
-          <w:szCs w:val="18"/>
-        </w:rPr>
-        <w:t xml:space="preserve"> </w:t>
-      </w:r>
-      <w:r>
-        <w:rPr>
-          <w:rFonts w:ascii="Verdana" w:eastAsia="굴림" w:hAnsi="Verdana" w:cs="굴림"/>
-          <w:color w:val="333333"/>
-          <w:kern w:val="0"/>
-          <w:sz w:val="18"/>
-          <w:szCs w:val="18"/>
-        </w:rPr>
-        <w:t>연결</w:t>
-      </w:r>
-    </w:p>
-    <w:p>
-      <w:pPr>
-        <w:pStyle w:val="a6"/>
-        <w:widowControl/>
-        <w:numPr>
-          <w:ilvl w:val="1"/>
-          <w:numId w:val="21"/>
-        </w:numPr>
-        <w:shd w:val="clear" w:color="auto" w:fill="FFFFFF"/>
-        <w:wordWrap/>
-        <w:autoSpaceDE/>
-        <w:autoSpaceDN/>
-        <w:spacing w:before="100" w:beforeAutospacing="1" w:after="100" w:afterAutospacing="1" w:line="240" w:lineRule="auto"/>
-        <w:ind w:leftChars="0"/>
-        <w:jc w:val="left"/>
-        <w:rPr>
-          <w:rFonts w:ascii="Verdana" w:eastAsia="굴림" w:hAnsi="Verdana" w:cs="굴림"/>
-          <w:color w:val="333333"/>
-          <w:kern w:val="0"/>
-          <w:sz w:val="18"/>
-          <w:szCs w:val="18"/>
-        </w:rPr>
-      </w:pPr>
-      <w:r>
-        <w:rPr>
-          <w:rFonts w:ascii="Verdana" w:eastAsia="굴림" w:hAnsi="Verdana" w:cs="굴림"/>
-          <w:b/>
-          <w:bCs/>
-          <w:color w:val="333333"/>
-          <w:kern w:val="0"/>
-          <w:sz w:val="18"/>
-          <w:szCs w:val="18"/>
-        </w:rPr>
-        <w:t xml:space="preserve">mv </w:t>
-      </w:r>
-      <w:r>
-        <w:rPr>
-          <w:rFonts w:ascii="Verdana" w:eastAsia="굴림" w:hAnsi="Verdana" w:cs="굴림"/>
-          <w:b/>
-          <w:bCs/>
-          <w:color w:val="333333"/>
-          <w:kern w:val="0"/>
-          <w:sz w:val="18"/>
-          <w:szCs w:val="18"/>
-        </w:rPr>
-        <w:t>/</w:t>
-      </w:r>
-      <w:r>
-        <w:rPr>
-          <w:rFonts w:ascii="Verdana" w:eastAsia="굴림" w:hAnsi="Verdana" w:cs="굴림"/>
-          <w:b/>
-          <w:bCs/>
-          <w:color w:val="333333"/>
-          <w:kern w:val="0"/>
-          <w:sz w:val="18"/>
-          <w:szCs w:val="18"/>
-        </w:rPr>
-        <w:t>volumes</w:t>
-      </w:r>
-      <w:r>
-        <w:rPr>
-          <w:rFonts w:ascii="Verdana" w:eastAsia="굴림" w:hAnsi="Verdana" w:cs="굴림"/>
-          <w:b/>
-          <w:bCs/>
-          <w:color w:val="333333"/>
-          <w:kern w:val="0"/>
-          <w:sz w:val="18"/>
-          <w:szCs w:val="18"/>
-        </w:rPr>
-        <w:t xml:space="preserve"> /home/volumes</w:t>
-      </w:r>
-      <w:r>
-        <w:rPr>
-          <w:rFonts w:ascii="Verdana" w:eastAsia="굴림" w:hAnsi="Verdana" w:cs="굴림"/>
-          <w:b/>
-          <w:bCs/>
-          <w:color w:val="333333"/>
-          <w:kern w:val="0"/>
-          <w:sz w:val="18"/>
-          <w:szCs w:val="18"/>
-        </w:rPr>
-        <w:t>/</w:t>
-      </w:r>
-      <w:proofErr w:type="gramStart"/>
-      <w:r>
-        <w:rPr>
-          <w:rFonts w:ascii="Verdana" w:eastAsia="굴림" w:hAnsi="Verdana" w:cs="굴림"/>
-          <w:b/>
-          <w:bCs/>
-          <w:color w:val="333333"/>
-          <w:kern w:val="0"/>
-          <w:sz w:val="18"/>
-          <w:szCs w:val="18"/>
-        </w:rPr>
-        <w:t>shared</w:t>
-      </w:r>
-      <w:r>
-        <w:rPr>
-          <w:rFonts w:ascii="Verdana" w:eastAsia="굴림" w:hAnsi="Verdana" w:cs="굴림"/>
-          <w:color w:val="333333"/>
-          <w:kern w:val="0"/>
-          <w:sz w:val="18"/>
-          <w:szCs w:val="18"/>
-        </w:rPr>
-        <w:t> </w:t>
-      </w:r>
-      <w:r>
-        <w:rPr>
-          <w:rFonts w:ascii="Verdana" w:eastAsia="굴림" w:hAnsi="Verdana" w:cs="굴림"/>
-          <w:color w:val="333333"/>
-          <w:kern w:val="0"/>
-          <w:sz w:val="18"/>
-          <w:szCs w:val="18"/>
-        </w:rPr>
-        <w:t>:</w:t>
-      </w:r>
-      <w:proofErr w:type="gramEnd"/>
-      <w:r>
-        <w:rPr>
-          <w:rFonts w:ascii="Verdana" w:eastAsia="굴림" w:hAnsi="Verdana" w:cs="굴림"/>
-          <w:color w:val="333333"/>
-          <w:kern w:val="0"/>
-          <w:sz w:val="18"/>
-          <w:szCs w:val="18"/>
-        </w:rPr>
-        <w:t> /</w:t>
-      </w:r>
-      <w:r>
-        <w:rPr>
-          <w:rFonts w:ascii="Verdana" w:eastAsia="굴림" w:hAnsi="Verdana" w:cs="굴림" w:hint="eastAsia"/>
-          <w:color w:val="333333"/>
-          <w:kern w:val="0"/>
-          <w:sz w:val="18"/>
-          <w:szCs w:val="18"/>
-        </w:rPr>
-        <w:t>v</w:t>
-      </w:r>
-      <w:r>
-        <w:rPr>
-          <w:rFonts w:ascii="Verdana" w:eastAsia="굴림" w:hAnsi="Verdana" w:cs="굴림"/>
-          <w:color w:val="333333"/>
-          <w:kern w:val="0"/>
-          <w:sz w:val="18"/>
-          <w:szCs w:val="18"/>
-        </w:rPr>
-        <w:t>olumes</w:t>
-      </w:r>
-      <w:r>
-        <w:rPr>
-          <w:rFonts w:ascii="Verdana" w:eastAsia="굴림" w:hAnsi="Verdana" w:cs="굴림"/>
-          <w:color w:val="333333"/>
-          <w:kern w:val="0"/>
-          <w:sz w:val="18"/>
-          <w:szCs w:val="18"/>
-        </w:rPr>
-        <w:t>를</w:t>
-      </w:r>
-      <w:r>
-        <w:rPr>
-          <w:rFonts w:ascii="Verdana" w:eastAsia="굴림" w:hAnsi="Verdana" w:cs="굴림"/>
-          <w:color w:val="333333"/>
-          <w:kern w:val="0"/>
-          <w:sz w:val="18"/>
-          <w:szCs w:val="18"/>
-        </w:rPr>
-        <w:t xml:space="preserve"> /home </w:t>
-      </w:r>
-      <w:r>
-        <w:rPr>
-          <w:rFonts w:ascii="Verdana" w:eastAsia="굴림" w:hAnsi="Verdana" w:cs="굴림"/>
-          <w:color w:val="333333"/>
-          <w:kern w:val="0"/>
-          <w:sz w:val="18"/>
-          <w:szCs w:val="18"/>
-        </w:rPr>
-        <w:t>밑으로</w:t>
-      </w:r>
-      <w:r>
-        <w:rPr>
-          <w:rFonts w:ascii="Verdana" w:eastAsia="굴림" w:hAnsi="Verdana" w:cs="굴림"/>
-          <w:color w:val="333333"/>
-          <w:kern w:val="0"/>
-          <w:sz w:val="18"/>
-          <w:szCs w:val="18"/>
-        </w:rPr>
-        <w:t xml:space="preserve"> </w:t>
-      </w:r>
-      <w:r>
-        <w:rPr>
-          <w:rFonts w:ascii="Verdana" w:eastAsia="굴림" w:hAnsi="Verdana" w:cs="굴림"/>
-          <w:color w:val="333333"/>
-          <w:kern w:val="0"/>
-          <w:sz w:val="18"/>
-          <w:szCs w:val="18"/>
-        </w:rPr>
-        <w:t>이동</w:t>
-      </w:r>
-    </w:p>
-    <w:p>
-      <w:pPr>
-        <w:pStyle w:val="a6"/>
-        <w:widowControl/>
-        <w:numPr>
-          <w:ilvl w:val="1"/>
-          <w:numId w:val="21"/>
-        </w:numPr>
-        <w:shd w:val="clear" w:color="auto" w:fill="FFFFFF"/>
-        <w:wordWrap/>
-        <w:autoSpaceDE/>
-        <w:autoSpaceDN/>
-        <w:spacing w:before="100" w:beforeAutospacing="1" w:after="100" w:afterAutospacing="1" w:line="240" w:lineRule="auto"/>
-        <w:ind w:leftChars="0"/>
-        <w:jc w:val="left"/>
-        <w:rPr>
-          <w:rFonts w:ascii="Verdana" w:eastAsia="굴림" w:hAnsi="Verdana" w:cs="굴림"/>
-          <w:color w:val="333333"/>
-          <w:kern w:val="0"/>
-          <w:sz w:val="18"/>
-          <w:szCs w:val="18"/>
-        </w:rPr>
-      </w:pPr>
-      <w:r>
-        <w:rPr>
-          <w:rFonts w:ascii="Verdana" w:eastAsia="굴림" w:hAnsi="Verdana" w:cs="굴림"/>
-          <w:b/>
-          <w:bCs/>
-          <w:color w:val="333333"/>
-          <w:kern w:val="0"/>
-          <w:sz w:val="18"/>
-          <w:szCs w:val="18"/>
-        </w:rPr>
-        <w:t>ln -s /home/volumes</w:t>
-      </w:r>
-      <w:r>
-        <w:rPr>
-          <w:rFonts w:ascii="Verdana" w:eastAsia="굴림" w:hAnsi="Verdana" w:cs="굴림"/>
-          <w:b/>
-          <w:bCs/>
-          <w:color w:val="333333"/>
-          <w:kern w:val="0"/>
-          <w:sz w:val="18"/>
-          <w:szCs w:val="18"/>
-        </w:rPr>
-        <w:t>/shared</w:t>
-      </w:r>
-      <w:r>
-        <w:rPr>
-          <w:rFonts w:ascii="Verdana" w:eastAsia="굴림" w:hAnsi="Verdana" w:cs="굴림"/>
-          <w:b/>
-          <w:bCs/>
-          <w:color w:val="333333"/>
-          <w:kern w:val="0"/>
-          <w:sz w:val="18"/>
-          <w:szCs w:val="18"/>
-        </w:rPr>
-        <w:t xml:space="preserve"> /volumes </w:t>
-      </w:r>
-      <w:r>
-        <w:rPr>
-          <w:rFonts w:ascii="Verdana" w:eastAsia="굴림" w:hAnsi="Verdana" w:cs="굴림"/>
-          <w:bCs/>
-          <w:color w:val="333333"/>
-          <w:kern w:val="0"/>
-          <w:sz w:val="18"/>
-          <w:szCs w:val="18"/>
-        </w:rPr>
-        <w:t>:</w:t>
-      </w:r>
-      <w:r>
-        <w:rPr>
-          <w:rFonts w:ascii="Verdana" w:eastAsia="굴림" w:hAnsi="Verdana" w:cs="굴림"/>
-          <w:color w:val="333333"/>
-          <w:kern w:val="0"/>
-          <w:sz w:val="18"/>
-          <w:szCs w:val="18"/>
-        </w:rPr>
-        <w:t> </w:t>
-      </w:r>
-      <w:r>
-        <w:rPr>
-          <w:rFonts w:ascii="Verdana" w:eastAsia="굴림" w:hAnsi="Verdana" w:cs="굴림"/>
-          <w:color w:val="333333"/>
-          <w:kern w:val="0"/>
-          <w:sz w:val="18"/>
-          <w:szCs w:val="18"/>
-        </w:rPr>
-        <w:t>volumes</w:t>
-      </w:r>
-      <w:r>
-        <w:rPr>
-          <w:rFonts w:ascii="Verdana" w:eastAsia="굴림" w:hAnsi="Verdana" w:cs="굴림" w:hint="eastAsia"/>
-          <w:color w:val="333333"/>
-          <w:kern w:val="0"/>
-          <w:sz w:val="18"/>
-          <w:szCs w:val="18"/>
-        </w:rPr>
-        <w:t>로</w:t>
-      </w:r>
-      <w:r>
-        <w:rPr>
-          <w:rFonts w:ascii="Verdana" w:eastAsia="굴림" w:hAnsi="Verdana" w:cs="굴림" w:hint="eastAsia"/>
-          <w:color w:val="333333"/>
-          <w:kern w:val="0"/>
-          <w:sz w:val="18"/>
-          <w:szCs w:val="18"/>
-        </w:rPr>
-        <w:t xml:space="preserve"> </w:t>
-      </w:r>
-      <w:r>
-        <w:rPr>
-          <w:rFonts w:ascii="Verdana" w:eastAsia="굴림" w:hAnsi="Verdana" w:cs="굴림" w:hint="eastAsia"/>
-          <w:color w:val="333333"/>
-          <w:kern w:val="0"/>
-          <w:sz w:val="18"/>
-          <w:szCs w:val="18"/>
-        </w:rPr>
-        <w:t>접근하면</w:t>
-      </w:r>
-      <w:r>
-        <w:rPr>
-          <w:rFonts w:ascii="Verdana" w:eastAsia="굴림" w:hAnsi="Verdana" w:cs="굴림"/>
-          <w:color w:val="333333"/>
-          <w:kern w:val="0"/>
-          <w:sz w:val="18"/>
-          <w:szCs w:val="18"/>
-        </w:rPr>
-        <w:t>home/volumes</w:t>
-      </w:r>
-      <w:r>
-        <w:rPr>
-          <w:rFonts w:ascii="Verdana" w:eastAsia="굴림" w:hAnsi="Verdana" w:cs="굴림"/>
-          <w:color w:val="333333"/>
-          <w:kern w:val="0"/>
-          <w:sz w:val="18"/>
-          <w:szCs w:val="18"/>
-        </w:rPr>
-        <w:t>/shared</w:t>
-      </w:r>
-      <w:bookmarkStart w:id="106" w:name="_GoBack"/>
-      <w:bookmarkEnd w:id="106"/>
-      <w:r>
-        <w:rPr>
-          <w:rFonts w:ascii="Verdana" w:eastAsia="굴림" w:hAnsi="Verdana" w:cs="굴림" w:hint="eastAsia"/>
-          <w:color w:val="333333"/>
-          <w:kern w:val="0"/>
-          <w:sz w:val="18"/>
-          <w:szCs w:val="18"/>
-        </w:rPr>
-        <w:t>에</w:t>
-      </w:r>
-      <w:r>
-        <w:rPr>
-          <w:rFonts w:ascii="Verdana" w:eastAsia="굴림" w:hAnsi="Verdana" w:cs="굴림" w:hint="eastAsia"/>
-          <w:color w:val="333333"/>
-          <w:kern w:val="0"/>
-          <w:sz w:val="18"/>
-          <w:szCs w:val="18"/>
-        </w:rPr>
-        <w:t xml:space="preserve"> </w:t>
       </w:r>
     </w:p>
     <w:p>
@@ -29222,7 +29473,7 @@
         <v:path o:extrusionok="f" gradientshapeok="t" o:connecttype="rect"/>
         <o:lock v:ext="edit" aspectratio="t"/>
       </v:shapetype>
-      <v:shape id="_x0000_i1032" type="#_x0000_t75" alt="BD21312_" style="width:12pt;height:12pt;visibility:visible;mso-wrap-style:square" o:bullet="t">
+      <v:shape id="_x0000_i1028" type="#_x0000_t75" alt="BD21312_" style="width:12.15pt;height:12.15pt;visibility:visible;mso-wrap-style:square" o:bullet="t">
         <v:imagedata r:id="rId1" o:title="BD21312_"/>
       </v:shape>
     </w:pict>
@@ -34181,6 +34432,7 @@
     <w:lsdException w:name="HTML Sample" w:semiHidden="1" w:unhideWhenUsed="1"/>
     <w:lsdException w:name="HTML Typewriter" w:semiHidden="1" w:unhideWhenUsed="1"/>
     <w:lsdException w:name="HTML Variable" w:semiHidden="1" w:unhideWhenUsed="1"/>
+    <w:lsdException w:name="Normal Table" w:semiHidden="1" w:unhideWhenUsed="1"/>
     <w:lsdException w:name="annotation subject" w:semiHidden="1" w:unhideWhenUsed="1"/>
     <w:lsdException w:name="No List" w:semiHidden="1" w:unhideWhenUsed="1"/>
     <w:lsdException w:name="Outline List 1" w:semiHidden="1" w:unhideWhenUsed="1"/>
@@ -34224,8 +34476,10 @@
     <w:lsdException w:name="Table Elegant" w:semiHidden="1" w:unhideWhenUsed="1"/>
     <w:lsdException w:name="Table Professional" w:semiHidden="1" w:unhideWhenUsed="1"/>
     <w:lsdException w:name="Table Subtle 1" w:semiHidden="1" w:unhideWhenUsed="1"/>
+    <w:lsdException w:name="Table Subtle 2" w:semiHidden="1" w:unhideWhenUsed="1"/>
     <w:lsdException w:name="Table Web 1" w:semiHidden="1" w:unhideWhenUsed="1"/>
     <w:lsdException w:name="Table Web 2" w:semiHidden="1" w:unhideWhenUsed="1"/>
+    <w:lsdException w:name="Table Web 3" w:semiHidden="1" w:unhideWhenUsed="1"/>
     <w:lsdException w:name="Balloon Text" w:semiHidden="1" w:unhideWhenUsed="1"/>
     <w:lsdException w:name="Table Grid" w:uiPriority="39"/>
     <w:lsdException w:name="Table Theme" w:semiHidden="1" w:unhideWhenUsed="1"/>
@@ -35050,7 +35304,7 @@
 </file>
 
 <file path=customXml/itemProps1.xml><?xml version="1.0" encoding="utf-8"?>
-<ds:datastoreItem xmlns:ds="http://schemas.openxmlformats.org/officeDocument/2006/customXml" ds:itemID="{70E1F610-E21C-4DA7-8F20-512691112414}">
+<ds:datastoreItem xmlns:ds="http://schemas.openxmlformats.org/officeDocument/2006/customXml" ds:itemID="{34A6B49E-0235-4DE8-9B88-6A4D878BCD4A}">
   <ds:schemaRefs>
     <ds:schemaRef ds:uri="http://schemas.openxmlformats.org/officeDocument/2006/bibliography"/>
   </ds:schemaRefs>

--- a/docs/tech/ezEKP 패키지 설치 매뉴얼.docx
+++ b/docs/tech/ezEKP 패키지 설치 매뉴얼.docx
@@ -1,6 +1,6 @@
 
 <file path=word/document.xml><?xml version="1.0" encoding="utf-8"?>
-<w:document xmlns:wpc="http://schemas.microsoft.com/office/word/2010/wordprocessingCanvas" xmlns:cx="http://schemas.microsoft.com/office/drawing/2014/chartex" xmlns:cx1="http://schemas.microsoft.com/office/drawing/2015/9/8/chartex" xmlns:cx2="http://schemas.microsoft.com/office/drawing/2015/10/21/chartex" xmlns:cx3="http://schemas.microsoft.com/office/drawing/2016/5/9/chartex" xmlns:cx4="http://schemas.microsoft.com/office/drawing/2016/5/10/chartex" xmlns:cx5="http://schemas.microsoft.com/office/drawing/2016/5/11/chartex" xmlns:cx6="http://schemas.microsoft.com/office/drawing/2016/5/12/chartex" xmlns:cx7="http://schemas.microsoft.com/office/drawing/2016/5/13/chartex" xmlns:cx8="http://schemas.microsoft.com/office/drawing/2016/5/14/chartex" xmlns:mc="http://schemas.openxmlformats.org/markup-compatibility/2006" xmlns:aink="http://schemas.microsoft.com/office/drawing/2016/ink" xmlns:am3d="http://schemas.microsoft.com/office/drawing/2017/model3d" xmlns:o="urn:schemas-microsoft-com:office:office" xmlns:r="http://schemas.openxmlformats.org/officeDocument/2006/relationships" xmlns:m="http://schemas.openxmlformats.org/officeDocument/2006/math" xmlns:v="urn:schemas-microsoft-com:vml" xmlns:wp14="http://schemas.microsoft.com/office/word/2010/wordprocessingDrawing" xmlns:wp="http://schemas.openxmlformats.org/drawingml/2006/wordprocessingDrawing" xmlns:w10="urn:schemas-microsoft-com:office:word" xmlns:w="http://schemas.openxmlformats.org/wordprocessingml/2006/main" xmlns:w14="http://schemas.microsoft.com/office/word/2010/wordml" xmlns:w15="http://schemas.microsoft.com/office/word/2012/wordml" xmlns:w16cid="http://schemas.microsoft.com/office/word/2016/wordml/cid" xmlns:w16se="http://schemas.microsoft.com/office/word/2015/wordml/symex" xmlns:wpg="http://schemas.microsoft.com/office/word/2010/wordprocessingGroup" xmlns:wpi="http://schemas.microsoft.com/office/word/2010/wordprocessingInk" xmlns:wne="http://schemas.microsoft.com/office/word/2006/wordml" xmlns:wps="http://schemas.microsoft.com/office/word/2010/wordprocessingShape" mc:Ignorable="w14 w15 w16se w16cid wp14">
+<w:document xmlns:wpc="http://schemas.microsoft.com/office/word/2010/wordprocessingCanvas" xmlns:cx="http://schemas.microsoft.com/office/drawing/2014/chartex" xmlns:mc="http://schemas.openxmlformats.org/markup-compatibility/2006" xmlns:o="urn:schemas-microsoft-com:office:office" xmlns:r="http://schemas.openxmlformats.org/officeDocument/2006/relationships" xmlns:m="http://schemas.openxmlformats.org/officeDocument/2006/math" xmlns:v="urn:schemas-microsoft-com:vml" xmlns:wp14="http://schemas.microsoft.com/office/word/2010/wordprocessingDrawing" xmlns:wp="http://schemas.openxmlformats.org/drawingml/2006/wordprocessingDrawing" xmlns:w10="urn:schemas-microsoft-com:office:word" xmlns:w="http://schemas.openxmlformats.org/wordprocessingml/2006/main" xmlns:w14="http://schemas.microsoft.com/office/word/2010/wordml" xmlns:w15="http://schemas.microsoft.com/office/word/2012/wordml" xmlns:w16se="http://schemas.microsoft.com/office/word/2015/wordml/symex" xmlns:wpg="http://schemas.microsoft.com/office/word/2010/wordprocessingGroup" xmlns:wpi="http://schemas.microsoft.com/office/word/2010/wordprocessingInk" xmlns:wne="http://schemas.microsoft.com/office/word/2006/wordml" xmlns:wps="http://schemas.microsoft.com/office/word/2010/wordprocessingShape" mc:Ignorable="w14 w15 w16se wp14">
   <w:body>
     <w:p/>
     <w:p>
@@ -602,6 +602,9 @@
         <w:p>
           <w:pPr>
             <w:pStyle w:val="10"/>
+            <w:tabs>
+              <w:tab w:val="clear" w:pos="400"/>
+            </w:tabs>
             <w:rPr>
               <w:b w:val="0"/>
             </w:rPr>
@@ -615,7 +618,7 @@
           <w:r>
             <w:fldChar w:fldCharType="separate"/>
           </w:r>
-          <w:hyperlink w:anchor="_Toc496545302" w:history="1">
+          <w:hyperlink w:anchor="_Toc65143258" w:history="1">
             <w:r>
               <w:rPr>
                 <w:rStyle w:val="a5"/>
@@ -650,7 +653,7 @@
               <w:rPr>
                 <w:webHidden/>
               </w:rPr>
-              <w:instrText xml:space="preserve"> PAGEREF _Toc496545302 \h </w:instrText>
+              <w:instrText xml:space="preserve"> PAGEREF _Toc65143258 \h </w:instrText>
             </w:r>
             <w:r>
               <w:rPr>
@@ -684,7 +687,7 @@
               <w:b w:val="0"/>
             </w:rPr>
           </w:pPr>
-          <w:hyperlink w:anchor="_Toc496545303" w:history="1">
+          <w:hyperlink w:anchor="_Toc65143259" w:history="1">
             <w:r>
               <w:rPr>
                 <w:rStyle w:val="a5"/>
@@ -719,7 +722,7 @@
               <w:rPr>
                 <w:webHidden/>
               </w:rPr>
-              <w:instrText xml:space="preserve"> PAGEREF _Toc496545303 \h </w:instrText>
+              <w:instrText xml:space="preserve"> PAGEREF _Toc65143259 \h </w:instrText>
             </w:r>
             <w:r>
               <w:rPr>
@@ -753,7 +756,7 @@
               <w:b w:val="0"/>
             </w:rPr>
           </w:pPr>
-          <w:hyperlink w:anchor="_Toc496545304" w:history="1">
+          <w:hyperlink w:anchor="_Toc65143260" w:history="1">
             <w:r>
               <w:rPr>
                 <w:rStyle w:val="a5"/>
@@ -788,7 +791,7 @@
               <w:rPr>
                 <w:webHidden/>
               </w:rPr>
-              <w:instrText xml:space="preserve"> PAGEREF _Toc496545304 \h </w:instrText>
+              <w:instrText xml:space="preserve"> PAGEREF _Toc65143260 \h </w:instrText>
             </w:r>
             <w:r>
               <w:rPr>
@@ -822,7 +825,7 @@
               <w:b w:val="0"/>
             </w:rPr>
           </w:pPr>
-          <w:hyperlink w:anchor="_Toc496545305" w:history="1">
+          <w:hyperlink w:anchor="_Toc65143261" w:history="1">
             <w:r>
               <w:rPr>
                 <w:rStyle w:val="a5"/>
@@ -857,7 +860,7 @@
               <w:rPr>
                 <w:webHidden/>
               </w:rPr>
-              <w:instrText xml:space="preserve"> PAGEREF _Toc496545305 \h </w:instrText>
+              <w:instrText xml:space="preserve"> PAGEREF _Toc65143261 \h </w:instrText>
             </w:r>
             <w:r>
               <w:rPr>
@@ -891,7 +894,7 @@
               <w:b w:val="0"/>
             </w:rPr>
           </w:pPr>
-          <w:hyperlink w:anchor="_Toc496545306" w:history="1">
+          <w:hyperlink w:anchor="_Toc65143262" w:history="1">
             <w:r>
               <w:rPr>
                 <w:rStyle w:val="a5"/>
@@ -926,7 +929,7 @@
               <w:rPr>
                 <w:webHidden/>
               </w:rPr>
-              <w:instrText xml:space="preserve"> PAGEREF _Toc496545306 \h </w:instrText>
+              <w:instrText xml:space="preserve"> PAGEREF _Toc65143262 \h </w:instrText>
             </w:r>
             <w:r>
               <w:rPr>
@@ -960,7 +963,7 @@
               <w:b w:val="0"/>
             </w:rPr>
           </w:pPr>
-          <w:hyperlink w:anchor="_Toc496545307" w:history="1">
+          <w:hyperlink w:anchor="_Toc65143263" w:history="1">
             <w:r>
               <w:rPr>
                 <w:rStyle w:val="a5"/>
@@ -995,7 +998,7 @@
               <w:rPr>
                 <w:webHidden/>
               </w:rPr>
-              <w:instrText xml:space="preserve"> PAGEREF _Toc496545307 \h </w:instrText>
+              <w:instrText xml:space="preserve"> PAGEREF _Toc65143263 \h </w:instrText>
             </w:r>
             <w:r>
               <w:rPr>
@@ -1029,7 +1032,7 @@
               <w:b w:val="0"/>
             </w:rPr>
           </w:pPr>
-          <w:hyperlink w:anchor="_Toc496545308" w:history="1">
+          <w:hyperlink w:anchor="_Toc65143264" w:history="1">
             <w:r>
               <w:rPr>
                 <w:rStyle w:val="a5"/>
@@ -1064,7 +1067,7 @@
               <w:rPr>
                 <w:webHidden/>
               </w:rPr>
-              <w:instrText xml:space="preserve"> PAGEREF _Toc496545308 \h </w:instrText>
+              <w:instrText xml:space="preserve"> PAGEREF _Toc65143264 \h </w:instrText>
             </w:r>
             <w:r>
               <w:rPr>
@@ -1098,7 +1101,7 @@
               <w:b w:val="0"/>
             </w:rPr>
           </w:pPr>
-          <w:hyperlink w:anchor="_Toc496545309" w:history="1">
+          <w:hyperlink w:anchor="_Toc65143265" w:history="1">
             <w:r>
               <w:rPr>
                 <w:rStyle w:val="a5"/>
@@ -1133,7 +1136,7 @@
               <w:rPr>
                 <w:webHidden/>
               </w:rPr>
-              <w:instrText xml:space="preserve"> PAGEREF _Toc496545309 \h </w:instrText>
+              <w:instrText xml:space="preserve"> PAGEREF _Toc65143265 \h </w:instrText>
             </w:r>
             <w:r>
               <w:rPr>
@@ -1167,7 +1170,7 @@
               <w:b w:val="0"/>
             </w:rPr>
           </w:pPr>
-          <w:hyperlink w:anchor="_Toc496545310" w:history="1">
+          <w:hyperlink w:anchor="_Toc65143266" w:history="1">
             <w:r>
               <w:rPr>
                 <w:rStyle w:val="a5"/>
@@ -1202,7 +1205,7 @@
               <w:rPr>
                 <w:webHidden/>
               </w:rPr>
-              <w:instrText xml:space="preserve"> PAGEREF _Toc496545310 \h </w:instrText>
+              <w:instrText xml:space="preserve"> PAGEREF _Toc65143266 \h </w:instrText>
             </w:r>
             <w:r>
               <w:rPr>
@@ -1236,7 +1239,7 @@
               <w:b w:val="0"/>
             </w:rPr>
           </w:pPr>
-          <w:hyperlink w:anchor="_Toc496545311" w:history="1">
+          <w:hyperlink w:anchor="_Toc65143267" w:history="1">
             <w:r>
               <w:rPr>
                 <w:rStyle w:val="a5"/>
@@ -1271,151 +1274,7 @@
               <w:rPr>
                 <w:webHidden/>
               </w:rPr>
-              <w:instrText xml:space="preserve"> PAGEREF _Toc496545311 \h </w:instrText>
-            </w:r>
-            <w:r>
-              <w:rPr>
-                <w:webHidden/>
-              </w:rPr>
-            </w:r>
-            <w:r>
-              <w:rPr>
-                <w:webHidden/>
-              </w:rPr>
-              <w:fldChar w:fldCharType="separate"/>
-            </w:r>
-            <w:r>
-              <w:rPr>
-                <w:webHidden/>
-              </w:rPr>
-              <w:t>6</w:t>
-            </w:r>
-            <w:r>
-              <w:rPr>
-                <w:webHidden/>
-              </w:rPr>
-              <w:fldChar w:fldCharType="end"/>
-            </w:r>
-          </w:hyperlink>
-        </w:p>
-        <w:p>
-          <w:pPr>
-            <w:pStyle w:val="10"/>
-            <w:tabs>
-              <w:tab w:val="left" w:pos="800"/>
-            </w:tabs>
-            <w:rPr>
-              <w:b w:val="0"/>
-            </w:rPr>
-          </w:pPr>
-          <w:hyperlink w:anchor="_Toc496545312" w:history="1">
-            <w:r>
-              <w:rPr>
-                <w:rStyle w:val="a5"/>
-              </w:rPr>
-              <w:t>1.10.</w:t>
-            </w:r>
-            <w:r>
-              <w:rPr>
-                <w:b w:val="0"/>
-              </w:rPr>
-              <w:tab/>
-            </w:r>
-            <w:r>
-              <w:rPr>
-                <w:rStyle w:val="a5"/>
-              </w:rPr>
-              <w:t>firewalld stop &amp; disable</w:t>
-            </w:r>
-            <w:r>
-              <w:rPr>
-                <w:webHidden/>
-              </w:rPr>
-              <w:tab/>
-            </w:r>
-            <w:r>
-              <w:rPr>
-                <w:webHidden/>
-              </w:rPr>
-              <w:fldChar w:fldCharType="begin"/>
-            </w:r>
-            <w:r>
-              <w:rPr>
-                <w:webHidden/>
-              </w:rPr>
-              <w:instrText xml:space="preserve"> PAGEREF _Toc496545312 \h </w:instrText>
-            </w:r>
-            <w:r>
-              <w:rPr>
-                <w:webHidden/>
-              </w:rPr>
-            </w:r>
-            <w:r>
-              <w:rPr>
-                <w:webHidden/>
-              </w:rPr>
-              <w:fldChar w:fldCharType="separate"/>
-            </w:r>
-            <w:r>
-              <w:rPr>
-                <w:webHidden/>
-              </w:rPr>
-              <w:t>6</w:t>
-            </w:r>
-            <w:r>
-              <w:rPr>
-                <w:webHidden/>
-              </w:rPr>
-              <w:fldChar w:fldCharType="end"/>
-            </w:r>
-          </w:hyperlink>
-        </w:p>
-        <w:p>
-          <w:pPr>
-            <w:pStyle w:val="10"/>
-            <w:tabs>
-              <w:tab w:val="left" w:pos="800"/>
-            </w:tabs>
-            <w:rPr>
-              <w:b w:val="0"/>
-            </w:rPr>
-          </w:pPr>
-          <w:hyperlink w:anchor="_Toc496545313" w:history="1">
-            <w:r>
-              <w:rPr>
-                <w:rStyle w:val="a5"/>
-              </w:rPr>
-              <w:t>1.11.</w:t>
-            </w:r>
-            <w:r>
-              <w:rPr>
-                <w:b w:val="0"/>
-              </w:rPr>
-              <w:tab/>
-            </w:r>
-            <w:r>
-              <w:rPr>
-                <w:rStyle w:val="a5"/>
-              </w:rPr>
-              <w:t>telnet 설치</w:t>
-            </w:r>
-            <w:r>
-              <w:rPr>
-                <w:webHidden/>
-              </w:rPr>
-              <w:tab/>
-            </w:r>
-            <w:r>
-              <w:rPr>
-                <w:webHidden/>
-              </w:rPr>
-              <w:fldChar w:fldCharType="begin"/>
-            </w:r>
-            <w:r>
-              <w:rPr>
-                <w:webHidden/>
-              </w:rPr>
-              <w:instrText xml:space="preserve"> PAGEREF _Toc496545313 \h </w:instrText>
+              <w:instrText xml:space="preserve"> PAGEREF _Toc65143267 \h </w:instrText>
             </w:r>
             <w:r>
               <w:rPr>
@@ -1449,16 +1308,16 @@
               <w:b w:val="0"/>
             </w:rPr>
           </w:pPr>
-          <w:hyperlink w:anchor="_Toc496545315" w:history="1">
+          <w:hyperlink w:anchor="_Toc65143268" w:history="1">
             <w:r>
               <w:rPr>
                 <w:rStyle w:val="a5"/>
               </w:rPr>
-              <w:t>제2장</w:t>
+              <w:t>1.10.</w:t>
             </w:r>
             <w:r>
               <w:rPr>
-                <w:b w:val="0"/>
+                <w:rStyle w:val="a5"/>
               </w:rPr>
               <w:t xml:space="preserve"> </w:t>
             </w:r>
@@ -1466,7 +1325,7 @@
               <w:rPr>
                 <w:rStyle w:val="a5"/>
               </w:rPr>
-              <w:t>설치</w:t>
+              <w:t>firewalld stop &amp; disable</w:t>
             </w:r>
             <w:r>
               <w:rPr>
@@ -1484,7 +1343,146 @@
               <w:rPr>
                 <w:webHidden/>
               </w:rPr>
-              <w:instrText xml:space="preserve"> PAGEREF _Toc496545315 \h </w:instrText>
+              <w:instrText xml:space="preserve"> PAGEREF _Toc65143268 \h </w:instrText>
+            </w:r>
+            <w:r>
+              <w:rPr>
+                <w:webHidden/>
+              </w:rPr>
+            </w:r>
+            <w:r>
+              <w:rPr>
+                <w:webHidden/>
+              </w:rPr>
+              <w:fldChar w:fldCharType="separate"/>
+            </w:r>
+            <w:r>
+              <w:rPr>
+                <w:webHidden/>
+              </w:rPr>
+              <w:t>6</w:t>
+            </w:r>
+            <w:r>
+              <w:rPr>
+                <w:webHidden/>
+              </w:rPr>
+              <w:fldChar w:fldCharType="end"/>
+            </w:r>
+          </w:hyperlink>
+        </w:p>
+        <w:p>
+          <w:pPr>
+            <w:pStyle w:val="10"/>
+            <w:rPr>
+              <w:b w:val="0"/>
+            </w:rPr>
+          </w:pPr>
+          <w:hyperlink w:anchor="_Toc65143269" w:history="1">
+            <w:r>
+              <w:rPr>
+                <w:rStyle w:val="a5"/>
+              </w:rPr>
+              <w:t>1.11.</w:t>
+            </w:r>
+            <w:r>
+              <w:rPr>
+                <w:rStyle w:val="a5"/>
+              </w:rPr>
+              <w:t xml:space="preserve"> </w:t>
+            </w:r>
+            <w:r>
+              <w:rPr>
+                <w:rStyle w:val="a5"/>
+              </w:rPr>
+              <w:t>telnet 설치</w:t>
+            </w:r>
+            <w:r>
+              <w:rPr>
+                <w:webHidden/>
+              </w:rPr>
+              <w:tab/>
+            </w:r>
+            <w:r>
+              <w:rPr>
+                <w:webHidden/>
+              </w:rPr>
+              <w:fldChar w:fldCharType="begin"/>
+            </w:r>
+            <w:r>
+              <w:rPr>
+                <w:webHidden/>
+              </w:rPr>
+              <w:instrText xml:space="preserve"> PAGEREF _Toc65143269 \h </w:instrText>
+            </w:r>
+            <w:r>
+              <w:rPr>
+                <w:webHidden/>
+              </w:rPr>
+            </w:r>
+            <w:r>
+              <w:rPr>
+                <w:webHidden/>
+              </w:rPr>
+              <w:fldChar w:fldCharType="separate"/>
+            </w:r>
+            <w:r>
+              <w:rPr>
+                <w:webHidden/>
+              </w:rPr>
+              <w:t>6</w:t>
+            </w:r>
+            <w:r>
+              <w:rPr>
+                <w:webHidden/>
+              </w:rPr>
+              <w:fldChar w:fldCharType="end"/>
+            </w:r>
+          </w:hyperlink>
+        </w:p>
+        <w:p>
+          <w:pPr>
+            <w:pStyle w:val="10"/>
+            <w:rPr>
+              <w:rFonts w:hint="eastAsia"/>
+              <w:b w:val="0"/>
+            </w:rPr>
+          </w:pPr>
+          <w:hyperlink w:anchor="_Toc65143270" w:history="1">
+            <w:r>
+              <w:rPr>
+                <w:rStyle w:val="a5"/>
+              </w:rPr>
+              <w:t>1.12.</w:t>
+            </w:r>
+            <w:r>
+              <w:rPr>
+                <w:rStyle w:val="a5"/>
+              </w:rPr>
+              <w:t xml:space="preserve"> </w:t>
+            </w:r>
+            <w:r>
+              <w:rPr>
+                <w:rStyle w:val="a5"/>
+              </w:rPr>
+              <w:t>sysstat 주기 변경</w:t>
+            </w:r>
+            <w:r>
+              <w:rPr>
+                <w:webHidden/>
+              </w:rPr>
+              <w:tab/>
+            </w:r>
+            <w:r>
+              <w:rPr>
+                <w:webHidden/>
+              </w:rPr>
+              <w:fldChar w:fldCharType="begin"/>
+            </w:r>
+            <w:r>
+              <w:rPr>
+                <w:webHidden/>
+              </w:rPr>
+              <w:instrText xml:space="preserve"> PAGEREF _Toc65143270 \h </w:instrText>
             </w:r>
             <w:r>
               <w:rPr>
@@ -1514,11 +1512,83 @@
         <w:p>
           <w:pPr>
             <w:pStyle w:val="10"/>
+            <w:tabs>
+              <w:tab w:val="left" w:pos="595"/>
+            </w:tabs>
             <w:rPr>
               <w:b w:val="0"/>
             </w:rPr>
           </w:pPr>
-          <w:hyperlink w:anchor="_Toc496545316" w:history="1">
+          <w:hyperlink w:anchor="_Toc65143272" w:history="1">
+            <w:r>
+              <w:rPr>
+                <w:rStyle w:val="a5"/>
+              </w:rPr>
+              <w:t>제2장</w:t>
+            </w:r>
+            <w:r>
+              <w:rPr>
+                <w:b w:val="0"/>
+              </w:rPr>
+              <w:tab/>
+            </w:r>
+            <w:r>
+              <w:rPr>
+                <w:rStyle w:val="a5"/>
+              </w:rPr>
+              <w:t>설치</w:t>
+            </w:r>
+            <w:r>
+              <w:rPr>
+                <w:webHidden/>
+              </w:rPr>
+              <w:tab/>
+            </w:r>
+            <w:r>
+              <w:rPr>
+                <w:webHidden/>
+              </w:rPr>
+              <w:fldChar w:fldCharType="begin"/>
+            </w:r>
+            <w:r>
+              <w:rPr>
+                <w:webHidden/>
+              </w:rPr>
+              <w:instrText xml:space="preserve"> PAGEREF _Toc65143272 \h </w:instrText>
+            </w:r>
+            <w:r>
+              <w:rPr>
+                <w:webHidden/>
+              </w:rPr>
+            </w:r>
+            <w:r>
+              <w:rPr>
+                <w:webHidden/>
+              </w:rPr>
+              <w:fldChar w:fldCharType="separate"/>
+            </w:r>
+            <w:r>
+              <w:rPr>
+                <w:webHidden/>
+              </w:rPr>
+              <w:t>8</w:t>
+            </w:r>
+            <w:r>
+              <w:rPr>
+                <w:webHidden/>
+              </w:rPr>
+              <w:fldChar w:fldCharType="end"/>
+            </w:r>
+          </w:hyperlink>
+        </w:p>
+        <w:p>
+          <w:pPr>
+            <w:pStyle w:val="10"/>
+            <w:rPr>
+              <w:b w:val="0"/>
+            </w:rPr>
+          </w:pPr>
+          <w:hyperlink w:anchor="_Toc65143273" w:history="1">
             <w:r>
               <w:rPr>
                 <w:rStyle w:val="a5"/>
@@ -1553,7 +1623,7 @@
               <w:rPr>
                 <w:webHidden/>
               </w:rPr>
-              <w:instrText xml:space="preserve"> PAGEREF _Toc496545316 \h </w:instrText>
+              <w:instrText xml:space="preserve"> PAGEREF _Toc65143273 \h </w:instrText>
             </w:r>
             <w:r>
               <w:rPr>
@@ -1570,7 +1640,7 @@
               <w:rPr>
                 <w:webHidden/>
               </w:rPr>
-              <w:t>8</w:t>
+              <w:t>9</w:t>
             </w:r>
             <w:r>
               <w:rPr>
@@ -1587,7 +1657,7 @@
               <w:b w:val="0"/>
             </w:rPr>
           </w:pPr>
-          <w:hyperlink w:anchor="_Toc496545317" w:history="1">
+          <w:hyperlink w:anchor="_Toc65143274" w:history="1">
             <w:r>
               <w:rPr>
                 <w:rStyle w:val="a5"/>
@@ -1622,7 +1692,7 @@
               <w:rPr>
                 <w:webHidden/>
               </w:rPr>
-              <w:instrText xml:space="preserve"> PAGEREF _Toc496545317 \h </w:instrText>
+              <w:instrText xml:space="preserve"> PAGEREF _Toc65143274 \h </w:instrText>
             </w:r>
             <w:r>
               <w:rPr>
@@ -1639,7 +1709,7 @@
               <w:rPr>
                 <w:webHidden/>
               </w:rPr>
-              <w:t>12</w:t>
+              <w:t>13</w:t>
             </w:r>
             <w:r>
               <w:rPr>
@@ -1656,7 +1726,7 @@
               <w:b w:val="0"/>
             </w:rPr>
           </w:pPr>
-          <w:hyperlink w:anchor="_Toc496545318" w:history="1">
+          <w:hyperlink w:anchor="_Toc65143275" w:history="1">
             <w:r>
               <w:rPr>
                 <w:rStyle w:val="a5"/>
@@ -1691,7 +1761,7 @@
               <w:rPr>
                 <w:webHidden/>
               </w:rPr>
-              <w:instrText xml:space="preserve"> PAGEREF _Toc496545318 \h </w:instrText>
+              <w:instrText xml:space="preserve"> PAGEREF _Toc65143275 \h </w:instrText>
             </w:r>
             <w:r>
               <w:rPr>
@@ -1708,7 +1778,7 @@
               <w:rPr>
                 <w:webHidden/>
               </w:rPr>
-              <w:t>13</w:t>
+              <w:t>14</w:t>
             </w:r>
             <w:r>
               <w:rPr>
@@ -1725,7 +1795,7 @@
               <w:b w:val="0"/>
             </w:rPr>
           </w:pPr>
-          <w:hyperlink w:anchor="_Toc496545319" w:history="1">
+          <w:hyperlink w:anchor="_Toc65143276" w:history="1">
             <w:r>
               <w:rPr>
                 <w:rStyle w:val="a5"/>
@@ -1760,7 +1830,7 @@
               <w:rPr>
                 <w:webHidden/>
               </w:rPr>
-              <w:instrText xml:space="preserve"> PAGEREF _Toc496545319 \h </w:instrText>
+              <w:instrText xml:space="preserve"> PAGEREF _Toc65143276 \h </w:instrText>
             </w:r>
             <w:r>
               <w:rPr>
@@ -1777,7 +1847,7 @@
               <w:rPr>
                 <w:webHidden/>
               </w:rPr>
-              <w:t>13</w:t>
+              <w:t>14</w:t>
             </w:r>
             <w:r>
               <w:rPr>
@@ -1794,7 +1864,7 @@
               <w:b w:val="0"/>
             </w:rPr>
           </w:pPr>
-          <w:hyperlink w:anchor="_Toc496545320" w:history="1">
+          <w:hyperlink w:anchor="_Toc65143277" w:history="1">
             <w:r>
               <w:rPr>
                 <w:rStyle w:val="a5"/>
@@ -1829,7 +1899,7 @@
               <w:rPr>
                 <w:webHidden/>
               </w:rPr>
-              <w:instrText xml:space="preserve"> PAGEREF _Toc496545320 \h </w:instrText>
+              <w:instrText xml:space="preserve"> PAGEREF _Toc65143277 \h </w:instrText>
             </w:r>
             <w:r>
               <w:rPr>
@@ -1846,7 +1916,7 @@
               <w:rPr>
                 <w:webHidden/>
               </w:rPr>
-              <w:t>13</w:t>
+              <w:t>14</w:t>
             </w:r>
             <w:r>
               <w:rPr>
@@ -1860,11 +1930,11 @@
           <w:pPr>
             <w:pStyle w:val="10"/>
             <w:rPr>
-              <w:color w:val="0000FF"/>
-              <w:u w:val="single"/>
+              <w:rFonts w:hint="eastAsia"/>
+              <w:b w:val="0"/>
             </w:rPr>
           </w:pPr>
-          <w:hyperlink w:anchor="_Toc496545321" w:history="1">
+          <w:hyperlink w:anchor="_Toc65143278" w:history="1">
             <w:r>
               <w:rPr>
                 <w:rStyle w:val="a5"/>
@@ -1899,79 +1969,7 @@
               <w:rPr>
                 <w:webHidden/>
               </w:rPr>
-              <w:instrText xml:space="preserve"> PAGEREF _Toc496545321 \h </w:instrText>
-            </w:r>
-            <w:r>
-              <w:rPr>
-                <w:webHidden/>
-              </w:rPr>
-            </w:r>
-            <w:r>
-              <w:rPr>
-                <w:webHidden/>
-              </w:rPr>
-              <w:fldChar w:fldCharType="separate"/>
-            </w:r>
-            <w:r>
-              <w:rPr>
-                <w:webHidden/>
-              </w:rPr>
-              <w:t>13</w:t>
-            </w:r>
-            <w:r>
-              <w:rPr>
-                <w:webHidden/>
-              </w:rPr>
-              <w:fldChar w:fldCharType="end"/>
-            </w:r>
-          </w:hyperlink>
-        </w:p>
-        <w:p>
-          <w:pPr>
-            <w:pStyle w:val="10"/>
-            <w:tabs>
-              <w:tab w:val="clear" w:pos="400"/>
-            </w:tabs>
-            <w:rPr>
-              <w:b w:val="0"/>
-            </w:rPr>
-          </w:pPr>
-          <w:hyperlink w:anchor="_Toc496545323" w:history="1">
-            <w:r>
-              <w:rPr>
-                <w:rStyle w:val="a5"/>
-              </w:rPr>
-              <w:t>제3장</w:t>
-            </w:r>
-            <w:r>
-              <w:rPr>
-                <w:b w:val="0"/>
-              </w:rPr>
-              <w:t xml:space="preserve"> </w:t>
-            </w:r>
-            <w:r>
-              <w:rPr>
-                <w:rStyle w:val="a5"/>
-              </w:rPr>
-              <w:t>주의사항</w:t>
-            </w:r>
-            <w:r>
-              <w:rPr>
-                <w:webHidden/>
-              </w:rPr>
-              <w:tab/>
-            </w:r>
-            <w:r>
-              <w:rPr>
-                <w:webHidden/>
-              </w:rPr>
-              <w:fldChar w:fldCharType="begin"/>
-            </w:r>
-            <w:r>
-              <w:rPr>
-                <w:webHidden/>
-              </w:rPr>
-              <w:instrText xml:space="preserve"> PAGEREF _Toc496545323 \h </w:instrText>
+              <w:instrText xml:space="preserve"> PAGEREF _Toc65143278 \h </w:instrText>
             </w:r>
             <w:r>
               <w:rPr>
@@ -2001,11 +1999,83 @@
         <w:p>
           <w:pPr>
             <w:pStyle w:val="10"/>
+            <w:tabs>
+              <w:tab w:val="left" w:pos="595"/>
+            </w:tabs>
             <w:rPr>
               <w:b w:val="0"/>
             </w:rPr>
           </w:pPr>
-          <w:hyperlink w:anchor="_Toc496545328" w:history="1">
+          <w:hyperlink w:anchor="_Toc65143280" w:history="1">
+            <w:r>
+              <w:rPr>
+                <w:rStyle w:val="a5"/>
+              </w:rPr>
+              <w:t>제3장</w:t>
+            </w:r>
+            <w:r>
+              <w:rPr>
+                <w:b w:val="0"/>
+              </w:rPr>
+              <w:tab/>
+            </w:r>
+            <w:r>
+              <w:rPr>
+                <w:rStyle w:val="a5"/>
+              </w:rPr>
+              <w:t>주의사항</w:t>
+            </w:r>
+            <w:r>
+              <w:rPr>
+                <w:webHidden/>
+              </w:rPr>
+              <w:tab/>
+            </w:r>
+            <w:r>
+              <w:rPr>
+                <w:webHidden/>
+              </w:rPr>
+              <w:fldChar w:fldCharType="begin"/>
+            </w:r>
+            <w:r>
+              <w:rPr>
+                <w:webHidden/>
+              </w:rPr>
+              <w:instrText xml:space="preserve"> PAGEREF _Toc65143280 \h </w:instrText>
+            </w:r>
+            <w:r>
+              <w:rPr>
+                <w:webHidden/>
+              </w:rPr>
+            </w:r>
+            <w:r>
+              <w:rPr>
+                <w:webHidden/>
+              </w:rPr>
+              <w:fldChar w:fldCharType="separate"/>
+            </w:r>
+            <w:r>
+              <w:rPr>
+                <w:webHidden/>
+              </w:rPr>
+              <w:t>15</w:t>
+            </w:r>
+            <w:r>
+              <w:rPr>
+                <w:webHidden/>
+              </w:rPr>
+              <w:fldChar w:fldCharType="end"/>
+            </w:r>
+          </w:hyperlink>
+        </w:p>
+        <w:p>
+          <w:pPr>
+            <w:pStyle w:val="10"/>
+            <w:rPr>
+              <w:b w:val="0"/>
+            </w:rPr>
+          </w:pPr>
+          <w:hyperlink w:anchor="_Toc65143285" w:history="1">
             <w:r>
               <w:rPr>
                 <w:rStyle w:val="a5"/>
@@ -2040,7 +2110,7 @@
               <w:rPr>
                 <w:webHidden/>
               </w:rPr>
-              <w:instrText xml:space="preserve"> PAGEREF _Toc496545328 \h </w:instrText>
+              <w:instrText xml:space="preserve"> PAGEREF _Toc65143285 \h </w:instrText>
             </w:r>
             <w:r>
               <w:rPr>
@@ -2057,7 +2127,7 @@
               <w:rPr>
                 <w:webHidden/>
               </w:rPr>
-              <w:t>15</w:t>
+              <w:t>16</w:t>
             </w:r>
             <w:r>
               <w:rPr>
@@ -2074,7 +2144,7 @@
               <w:b w:val="0"/>
             </w:rPr>
           </w:pPr>
-          <w:hyperlink w:anchor="_Toc496545329" w:history="1">
+          <w:hyperlink w:anchor="_Toc65143286" w:history="1">
             <w:r>
               <w:rPr>
                 <w:rStyle w:val="a5"/>
@@ -2109,7 +2179,7 @@
               <w:rPr>
                 <w:webHidden/>
               </w:rPr>
-              <w:instrText xml:space="preserve"> PAGEREF _Toc496545329 \h </w:instrText>
+              <w:instrText xml:space="preserve"> PAGEREF _Toc65143286 \h </w:instrText>
             </w:r>
             <w:r>
               <w:rPr>
@@ -2126,7 +2196,7 @@
               <w:rPr>
                 <w:webHidden/>
               </w:rPr>
-              <w:t>15</w:t>
+              <w:t>16</w:t>
             </w:r>
             <w:r>
               <w:rPr>
@@ -2143,7 +2213,7 @@
               <w:b w:val="0"/>
             </w:rPr>
           </w:pPr>
-          <w:hyperlink w:anchor="_Toc496545330" w:history="1">
+          <w:hyperlink w:anchor="_Toc65143287" w:history="1">
             <w:r>
               <w:rPr>
                 <w:rStyle w:val="a5"/>
@@ -2178,7 +2248,7 @@
               <w:rPr>
                 <w:webHidden/>
               </w:rPr>
-              <w:instrText xml:space="preserve"> PAGEREF _Toc496545330 \h </w:instrText>
+              <w:instrText xml:space="preserve"> PAGEREF _Toc65143287 \h </w:instrText>
             </w:r>
             <w:r>
               <w:rPr>
@@ -2195,7 +2265,7 @@
               <w:rPr>
                 <w:webHidden/>
               </w:rPr>
-              <w:t>15</w:t>
+              <w:t>18</w:t>
             </w:r>
             <w:r>
               <w:rPr>
@@ -2212,7 +2282,7 @@
               <w:b w:val="0"/>
             </w:rPr>
           </w:pPr>
-          <w:hyperlink w:anchor="_Toc496545331" w:history="1">
+          <w:hyperlink w:anchor="_Toc65143288" w:history="1">
             <w:r>
               <w:rPr>
                 <w:rStyle w:val="a5"/>
@@ -2247,7 +2317,7 @@
               <w:rPr>
                 <w:webHidden/>
               </w:rPr>
-              <w:instrText xml:space="preserve"> PAGEREF _Toc496545331 \h </w:instrText>
+              <w:instrText xml:space="preserve"> PAGEREF _Toc65143288 \h </w:instrText>
             </w:r>
             <w:r>
               <w:rPr>
@@ -2264,7 +2334,7 @@
               <w:rPr>
                 <w:webHidden/>
               </w:rPr>
-              <w:t>16</w:t>
+              <w:t>18</w:t>
             </w:r>
             <w:r>
               <w:rPr>
@@ -2275,6 +2345,11 @@
           </w:hyperlink>
         </w:p>
         <w:p>
+          <w:pPr>
+            <w:rPr>
+              <w:rFonts w:hint="eastAsia"/>
+            </w:rPr>
+          </w:pPr>
           <w:r>
             <w:rPr>
               <w:b/>
@@ -2286,12 +2361,13 @@
         </w:p>
       </w:sdtContent>
     </w:sdt>
-    <w:p/>
-    <w:p/>
     <w:p>
       <w:pPr>
         <w:pStyle w:val="ae"/>
-        <w:ind w:right="200"/>
+        <w:ind w:right="720"/>
+        <w:rPr>
+          <w:rFonts w:hint="eastAsia"/>
+        </w:rPr>
       </w:pPr>
     </w:p>
     <w:bookmarkStart w:id="5" w:name="_Toc342675505"/>
@@ -2332,6 +2408,7 @@
     <w:bookmarkStart w:id="40" w:name="_Toc488328257"/>
     <w:bookmarkStart w:id="41" w:name="_Toc488328292"/>
     <w:bookmarkStart w:id="42" w:name="_Toc496545301"/>
+    <w:bookmarkStart w:id="43" w:name="_Toc65143257"/>
     <w:p>
       <w:pPr>
         <w:pStyle w:val="ae"/>
@@ -2344,7 +2421,7 @@
         <mc:AlternateContent>
           <mc:Choice Requires="wps">
             <w:drawing>
-              <wp:anchor distT="0" distB="0" distL="114300" distR="114300" simplePos="0" relativeHeight="251665408" behindDoc="0" locked="0" layoutInCell="1" allowOverlap="1">
+              <wp:anchor distT="0" distB="0" distL="114300" distR="114300" simplePos="0" relativeHeight="251665408" behindDoc="0" locked="0" layoutInCell="1" allowOverlap="1" wp14:anchorId="4E1F5935" wp14:editId="23AE1B86">
                 <wp:simplePos x="0" y="0"/>
                 <wp:positionH relativeFrom="margin">
                   <wp:posOffset>453390</wp:posOffset>
@@ -2429,7 +2506,7 @@
               </wp:anchor>
             </w:drawing>
           </mc:Choice>
-          <mc:Fallback>
+          <mc:Fallback xmlns:w16cid="http://schemas.microsoft.com/office/word/2016/wordml/cid" xmlns:am3d="http://schemas.microsoft.com/office/drawing/2017/model3d" xmlns:aink="http://schemas.microsoft.com/office/drawing/2016/ink" xmlns:cx8="http://schemas.microsoft.com/office/drawing/2016/5/14/chartex" xmlns:cx7="http://schemas.microsoft.com/office/drawing/2016/5/13/chartex" xmlns:cx6="http://schemas.microsoft.com/office/drawing/2016/5/12/chartex" xmlns:cx5="http://schemas.microsoft.com/office/drawing/2016/5/11/chartex" xmlns:cx4="http://schemas.microsoft.com/office/drawing/2016/5/10/chartex" xmlns:cx3="http://schemas.microsoft.com/office/drawing/2016/5/9/chartex" xmlns:cx2="http://schemas.microsoft.com/office/drawing/2015/10/21/chartex" xmlns:cx1="http://schemas.microsoft.com/office/drawing/2015/9/8/chartex">
             <w:pict>
               <v:rect w14:anchorId="5BFEA1CD" id="직사각형 31" o:spid="_x0000_s1026" style="position:absolute;left:0;text-align:left;margin-left:35.7pt;margin-top:34.75pt;width:6in;height:9pt;z-index:251665408;visibility:visible;mso-wrap-style:square;mso-width-percent:0;mso-height-percent:0;mso-wrap-distance-left:9pt;mso-wrap-distance-top:0;mso-wrap-distance-right:9pt;mso-wrap-distance-bottom:0;mso-position-horizontal:absolute;mso-position-horizontal-relative:margin;mso-position-vertical:absolute;mso-position-vertical-relative:text;mso-width-percent:0;mso-height-percent:0;mso-width-relative:page;mso-height-relative:page;v-text-anchor:top" o:gfxdata="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" stroked="f">
                 <v:fill color2="navy" angle="90" focus="100%" type="gradient"/>
@@ -2477,6 +2554,7 @@
       <w:bookmarkEnd w:id="40"/>
       <w:bookmarkEnd w:id="41"/>
       <w:bookmarkEnd w:id="42"/>
+      <w:bookmarkEnd w:id="43"/>
     </w:p>
     <w:p>
       <w:pPr>
@@ -2487,16 +2565,16 @@
         </w:numPr>
         <w:ind w:left="200" w:right="200"/>
       </w:pPr>
-      <w:bookmarkStart w:id="43" w:name="_Toc488328258"/>
-      <w:bookmarkStart w:id="44" w:name="_Toc496545302"/>
+      <w:bookmarkStart w:id="44" w:name="_Toc488328258"/>
+      <w:bookmarkStart w:id="45" w:name="_Toc65143258"/>
       <w:r>
         <w:rPr>
           <w:rFonts w:hint="eastAsia"/>
         </w:rPr>
         <w:t>서버환경설정</w:t>
       </w:r>
-      <w:bookmarkEnd w:id="43"/>
       <w:bookmarkEnd w:id="44"/>
+      <w:bookmarkEnd w:id="45"/>
     </w:p>
     <w:p>
       <w:pPr>
@@ -2509,7 +2587,7 @@
         <mc:AlternateContent>
           <mc:Choice Requires="wps">
             <w:drawing>
-              <wp:anchor distT="0" distB="0" distL="114300" distR="114300" simplePos="0" relativeHeight="251664384" behindDoc="0" locked="0" layoutInCell="1" allowOverlap="1">
+              <wp:anchor distT="0" distB="0" distL="114300" distR="114300" simplePos="0" relativeHeight="251664384" behindDoc="0" locked="0" layoutInCell="1" allowOverlap="1" wp14:anchorId="6962B247" wp14:editId="0A5E3C64">
                 <wp:simplePos x="0" y="0"/>
                 <wp:positionH relativeFrom="margin">
                   <wp:align>right</wp:align>
@@ -2594,7 +2672,7 @@
               </wp:anchor>
             </w:drawing>
           </mc:Choice>
-          <mc:Fallback>
+          <mc:Fallback xmlns:w16cid="http://schemas.microsoft.com/office/word/2016/wordml/cid" xmlns:am3d="http://schemas.microsoft.com/office/drawing/2017/model3d" xmlns:aink="http://schemas.microsoft.com/office/drawing/2016/ink" xmlns:cx8="http://schemas.microsoft.com/office/drawing/2016/5/14/chartex" xmlns:cx7="http://schemas.microsoft.com/office/drawing/2016/5/13/chartex" xmlns:cx6="http://schemas.microsoft.com/office/drawing/2016/5/12/chartex" xmlns:cx5="http://schemas.microsoft.com/office/drawing/2016/5/11/chartex" xmlns:cx4="http://schemas.microsoft.com/office/drawing/2016/5/10/chartex" xmlns:cx3="http://schemas.microsoft.com/office/drawing/2016/5/9/chartex" xmlns:cx2="http://schemas.microsoft.com/office/drawing/2015/10/21/chartex" xmlns:cx1="http://schemas.microsoft.com/office/drawing/2015/9/8/chartex">
             <w:pict>
               <v:rect w14:anchorId="037F4BF9" id="직사각형 30" o:spid="_x0000_s1026" style="position:absolute;left:0;text-align:left;margin-left:380.8pt;margin-top:.75pt;width:6in;height:9pt;z-index:251664384;visibility:visible;mso-wrap-style:square;mso-width-percent:0;mso-height-percent:0;mso-wrap-distance-left:9pt;mso-wrap-distance-top:0;mso-wrap-distance-right:9pt;mso-wrap-distance-bottom:0;mso-position-horizontal:right;mso-position-horizontal-relative:margin;mso-position-vertical:absolute;mso-position-vertical-relative:text;mso-width-percent:0;mso-height-percent:0;mso-width-relative:page;mso-height-relative:page;v-text-anchor:top" o:gfxdata="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" stroked="f">
                 <v:fill color2="navy" angle="90" focus="100%" type="gradient"/>
@@ -2806,7 +2884,7 @@
       </w:pPr>
       <w:r>
         <w:pict>
-          <v:shape id="그림 29" o:spid="_x0000_i1026" type="#_x0000_t75" alt="BD21312_" style="width:12.15pt;height:12.15pt;visibility:visible;mso-wrap-style:square" o:bullet="t">
+          <v:shape id="그림 29" o:spid="_x0000_i1052" type="#_x0000_t75" alt="BD21312_" style="width:12pt;height:12pt;visibility:visible;mso-wrap-style:square" o:bullet="t">
             <v:imagedata r:id="rId14" o:title="BD21312_"/>
           </v:shape>
         </w:pict>
@@ -2854,7 +2932,7 @@
           <w:noProof/>
         </w:rPr>
         <w:drawing>
-          <wp:inline distT="0" distB="0" distL="0" distR="0">
+          <wp:inline distT="0" distB="0" distL="0" distR="0" wp14:anchorId="5C3F7FB3" wp14:editId="0B12D8C9">
             <wp:extent cx="142875" cy="142875"/>
             <wp:effectExtent l="0" t="0" r="9525" b="9525"/>
             <wp:docPr id="1" name="그림 1" descr="BD21312_"/>
@@ -2981,7 +3059,7 @@
           <w:noProof/>
         </w:rPr>
         <w:drawing>
-          <wp:inline distT="0" distB="0" distL="0" distR="0">
+          <wp:inline distT="0" distB="0" distL="0" distR="0" wp14:anchorId="6D1359EE" wp14:editId="1A6DE12C">
             <wp:extent cx="142875" cy="142875"/>
             <wp:effectExtent l="0" t="0" r="9525" b="9525"/>
             <wp:docPr id="28" name="그림 28" descr="BD21312_"/>
@@ -3072,7 +3150,7 @@
       </w:pPr>
       <w:r>
         <w:pict>
-          <v:shape id="그림 27" o:spid="_x0000_i1027" type="#_x0000_t75" alt="BD21312_" style="width:12.15pt;height:12.15pt;visibility:visible;mso-wrap-style:square">
+          <v:shape id="그림 27" o:spid="_x0000_i1053" type="#_x0000_t75" alt="BD21312_" style="width:12pt;height:12pt;visibility:visible;mso-wrap-style:square">
             <v:imagedata r:id="rId14" o:title="BD21312_"/>
           </v:shape>
         </w:pict>
@@ -3105,7 +3183,7 @@
           <w:noProof/>
         </w:rPr>
         <w:drawing>
-          <wp:inline distT="0" distB="0" distL="0" distR="0">
+          <wp:inline distT="0" distB="0" distL="0" distR="0" wp14:anchorId="04640312" wp14:editId="0BD671DB">
             <wp:extent cx="142875" cy="142875"/>
             <wp:effectExtent l="0" t="0" r="9525" b="9525"/>
             <wp:docPr id="26" name="그림 26" descr="BD21312_"/>
@@ -3195,7 +3273,7 @@
       </w:pPr>
       <w:r>
         <w:pict>
-          <v:shape id="그림 25" o:spid="_x0000_i1028" type="#_x0000_t75" alt="BD21312_" style="width:12.15pt;height:12.15pt;visibility:visible;mso-wrap-style:square" o:bullet="t">
+          <v:shape id="그림 25" o:spid="_x0000_i1054" type="#_x0000_t75" alt="BD21312_" style="width:12pt;height:12pt;visibility:visible;mso-wrap-style:square" o:bullet="t">
             <v:imagedata r:id="rId14" o:title="BD21312_"/>
           </v:shape>
         </w:pict>
@@ -3225,7 +3303,7 @@
           <w:noProof/>
         </w:rPr>
         <w:drawing>
-          <wp:inline distT="0" distB="0" distL="0" distR="0">
+          <wp:inline distT="0" distB="0" distL="0" distR="0" wp14:anchorId="3CDA8765" wp14:editId="2689074F">
             <wp:extent cx="142875" cy="142875"/>
             <wp:effectExtent l="0" t="0" r="9525" b="9525"/>
             <wp:docPr id="24" name="그림 24" descr="BD21312_"/>
@@ -3297,26 +3375,21 @@
       </w:r>
       <w:proofErr w:type="spellEnd"/>
       <w:r>
-        <w:t xml:space="preserve">, </w:t>
-      </w:r>
-      <w:proofErr w:type="gramStart"/>
+        <w:t>, /</w:t>
+      </w:r>
+      <w:proofErr w:type="spellStart"/>
+      <w:r>
+        <w:t>etc</w:t>
+      </w:r>
+      <w:proofErr w:type="spellEnd"/>
       <w:r>
         <w:t>/</w:t>
       </w:r>
       <w:proofErr w:type="spellStart"/>
       <w:r>
-        <w:t>etc</w:t>
+        <w:t>my.cnf.d</w:t>
       </w:r>
       <w:proofErr w:type="spellEnd"/>
-      <w:r>
-        <w:t>/</w:t>
-      </w:r>
-      <w:proofErr w:type="spellStart"/>
-      <w:r>
-        <w:t>my.cnf.d</w:t>
-      </w:r>
-      <w:proofErr w:type="spellEnd"/>
-      <w:proofErr w:type="gramEnd"/>
       <w:r>
         <w:t xml:space="preserve">/ </w:t>
       </w:r>
@@ -3333,7 +3406,7 @@
           <w:noProof/>
         </w:rPr>
         <w:drawing>
-          <wp:inline distT="0" distB="0" distL="0" distR="0">
+          <wp:inline distT="0" distB="0" distL="0" distR="0" wp14:anchorId="71EA1E77" wp14:editId="3D9FA0FC">
             <wp:extent cx="142875" cy="142875"/>
             <wp:effectExtent l="0" t="0" r="9525" b="9525"/>
             <wp:docPr id="23" name="그림 23" descr="BD21312_"/>
@@ -3394,7 +3467,7 @@
       </w:pPr>
       <w:r>
         <w:pict>
-          <v:shape id="그림 22" o:spid="_x0000_i1029" type="#_x0000_t75" alt="BD21312_" style="width:12.15pt;height:12.15pt;visibility:visible;mso-wrap-style:square">
+          <v:shape id="그림 22" o:spid="_x0000_i1055" type="#_x0000_t75" alt="BD21312_" style="width:12pt;height:12pt;visibility:visible;mso-wrap-style:square">
             <v:imagedata r:id="rId14" o:title="BD21312_"/>
           </v:shape>
         </w:pict>
@@ -3402,8 +3475,13 @@
       <w:r>
         <w:tab/>
       </w:r>
-      <w:r>
-        <w:t>iptables flush</w:t>
+      <w:proofErr w:type="spellStart"/>
+      <w:r>
+        <w:t>iptables</w:t>
+      </w:r>
+      <w:proofErr w:type="spellEnd"/>
+      <w:r>
+        <w:t xml:space="preserve"> flush</w:t>
       </w:r>
     </w:p>
     <w:p>
@@ -3412,7 +3490,7 @@
       </w:pPr>
       <w:r>
         <w:pict>
-          <v:shape id="그림 21" o:spid="_x0000_i1030" type="#_x0000_t75" alt="BD21312_" style="width:12.15pt;height:12.15pt;visibility:visible;mso-wrap-style:square">
+          <v:shape id="그림 21" o:spid="_x0000_i1056" type="#_x0000_t75" alt="BD21312_" style="width:12pt;height:12pt;visibility:visible;mso-wrap-style:square">
             <v:imagedata r:id="rId14" o:title="BD21312_"/>
           </v:shape>
         </w:pict>
@@ -3438,7 +3516,7 @@
           <w:noProof/>
         </w:rPr>
         <w:drawing>
-          <wp:inline distT="0" distB="0" distL="0" distR="0">
+          <wp:inline distT="0" distB="0" distL="0" distR="0" wp14:anchorId="2FEFB0CD" wp14:editId="195E665E">
             <wp:extent cx="142875" cy="142875"/>
             <wp:effectExtent l="0" t="0" r="9525" b="9525"/>
             <wp:docPr id="3" name="그림 3" descr="BD21312_"/>
@@ -3505,12 +3583,106 @@
     <w:p>
       <w:pPr>
         <w:pStyle w:val="ad"/>
-      </w:pPr>
+        <w:rPr>
+          <w:rFonts w:hint="eastAsia"/>
+        </w:rPr>
+      </w:pPr>
+      <w:r>
+        <w:rPr>
+          <w:noProof/>
+        </w:rPr>
+        <w:drawing>
+          <wp:inline distT="0" distB="0" distL="0" distR="0" wp14:anchorId="57C6FC80" wp14:editId="07D1904C">
+            <wp:extent cx="142875" cy="142875"/>
+            <wp:effectExtent l="0" t="0" r="9525" b="9525"/>
+            <wp:docPr id="6" name="그림 6" descr="BD21312_"/>
+            <wp:cNvGraphicFramePr>
+              <a:graphicFrameLocks xmlns:a="http://schemas.openxmlformats.org/drawingml/2006/main" noChangeAspect="1"/>
+            </wp:cNvGraphicFramePr>
+            <a:graphic xmlns:a="http://schemas.openxmlformats.org/drawingml/2006/main">
+              <a:graphicData uri="http://schemas.openxmlformats.org/drawingml/2006/picture">
+                <pic:pic xmlns:pic="http://schemas.openxmlformats.org/drawingml/2006/picture">
+                  <pic:nvPicPr>
+                    <pic:cNvPr id="0" name="그림 21" descr="BD21312_"/>
+                    <pic:cNvPicPr>
+                      <a:picLocks noChangeAspect="1" noChangeArrowheads="1"/>
+                    </pic:cNvPicPr>
+                  </pic:nvPicPr>
+                  <pic:blipFill>
+                    <a:blip r:embed="rId15">
+                      <a:extLst>
+                        <a:ext uri="{28A0092B-C50C-407E-A947-70E740481C1C}">
+                          <a14:useLocalDpi xmlns:a14="http://schemas.microsoft.com/office/drawing/2010/main" val="0"/>
+                        </a:ext>
+                      </a:extLst>
+                    </a:blip>
+                    <a:srcRect/>
+                    <a:stretch>
+                      <a:fillRect/>
+                    </a:stretch>
+                  </pic:blipFill>
+                  <pic:spPr bwMode="auto">
+                    <a:xfrm>
+                      <a:off x="0" y="0"/>
+                      <a:ext cx="142875" cy="142875"/>
+                    </a:xfrm>
+                    <a:prstGeom prst="rect">
+                      <a:avLst/>
+                    </a:prstGeom>
+                    <a:noFill/>
+                    <a:ln>
+                      <a:noFill/>
+                    </a:ln>
+                  </pic:spPr>
+                </pic:pic>
+              </a:graphicData>
+            </a:graphic>
+          </wp:inline>
+        </w:drawing>
+      </w:r>
+      <w:r>
+        <w:tab/>
+      </w:r>
+      <w:proofErr w:type="spellStart"/>
+      <w:r>
+        <w:rPr>
+          <w:rFonts w:hint="eastAsia"/>
+        </w:rPr>
+        <w:t>sysstat</w:t>
+      </w:r>
+      <w:proofErr w:type="spellEnd"/>
+      <w:r>
+        <w:rPr>
+          <w:rFonts w:hint="eastAsia"/>
+        </w:rPr>
+        <w:t xml:space="preserve"> </w:t>
+      </w:r>
+      <w:r>
+        <w:rPr>
+          <w:rFonts w:hint="eastAsia"/>
+        </w:rPr>
+        <w:t>주기</w:t>
+      </w:r>
+      <w:r>
+        <w:rPr>
+          <w:rFonts w:hint="eastAsia"/>
+        </w:rPr>
+        <w:t xml:space="preserve"> </w:t>
+      </w:r>
+      <w:r>
+        <w:rPr>
+          <w:rFonts w:hint="eastAsia"/>
+        </w:rPr>
+        <w:t>변경</w:t>
+      </w:r>
+      <w:bookmarkStart w:id="46" w:name="_GoBack"/>
+      <w:bookmarkEnd w:id="46"/>
     </w:p>
-    <w:p/>
-    <w:p/>
     <w:p>
       <w:pPr>
+        <w:rPr>
+          <w:rFonts w:hint="eastAsia"/>
+        </w:rPr>
         <w:sectPr>
           <w:headerReference w:type="default" r:id="rId16"/>
           <w:footerReference w:type="default" r:id="rId17"/>
@@ -3529,14 +3701,14 @@
           <w:numId w:val="35"/>
         </w:numPr>
       </w:pPr>
-      <w:bookmarkStart w:id="45" w:name="_Toc488328259"/>
-      <w:bookmarkStart w:id="46" w:name="_Toc496545303"/>
+      <w:bookmarkStart w:id="47" w:name="_Toc488328259"/>
+      <w:bookmarkStart w:id="48" w:name="_Toc65143259"/>
       <w:r>
         <w:lastRenderedPageBreak/>
         <w:t>컴퓨터 기본정보 확인</w:t>
       </w:r>
-      <w:bookmarkEnd w:id="45"/>
-      <w:bookmarkEnd w:id="46"/>
+      <w:bookmarkEnd w:id="47"/>
+      <w:bookmarkEnd w:id="48"/>
     </w:p>
     <w:p>
       <w:pPr>
@@ -3571,7 +3743,33 @@
           <w:sz w:val="18"/>
           <w:szCs w:val="18"/>
         </w:rPr>
-        <w:t>cat /proc/</w:t>
+        <w:t>cat /</w:t>
+      </w:r>
+      <w:proofErr w:type="spellStart"/>
+      <w:r>
+        <w:rPr>
+          <w:rFonts w:ascii="Verdana" w:eastAsia="굴림" w:hAnsi="Verdana" w:cs="굴림"/>
+          <w:b/>
+          <w:bCs/>
+          <w:color w:val="333333"/>
+          <w:kern w:val="0"/>
+          <w:sz w:val="18"/>
+          <w:szCs w:val="18"/>
+        </w:rPr>
+        <w:t>proc</w:t>
+      </w:r>
+      <w:proofErr w:type="spellEnd"/>
+      <w:r>
+        <w:rPr>
+          <w:rFonts w:ascii="Verdana" w:eastAsia="굴림" w:hAnsi="Verdana" w:cs="굴림"/>
+          <w:b/>
+          <w:bCs/>
+          <w:color w:val="333333"/>
+          <w:kern w:val="0"/>
+          <w:sz w:val="18"/>
+          <w:szCs w:val="18"/>
+        </w:rPr>
+        <w:t>/</w:t>
       </w:r>
       <w:proofErr w:type="spellStart"/>
       <w:proofErr w:type="gramStart"/>
@@ -4099,14 +4297,14 @@
           <w:numId w:val="35"/>
         </w:numPr>
       </w:pPr>
-      <w:bookmarkStart w:id="47" w:name="_Toc496545304"/>
+      <w:bookmarkStart w:id="49" w:name="_Toc65143260"/>
       <w:r>
         <w:rPr>
           <w:rFonts w:hint="eastAsia"/>
         </w:rPr>
         <w:t>부팅 시 자동으로 네트워크가 잡히도록 설정</w:t>
       </w:r>
-      <w:bookmarkEnd w:id="47"/>
+      <w:bookmarkEnd w:id="49"/>
     </w:p>
     <w:p>
       <w:pPr>
@@ -4221,7 +4419,6 @@
         </w:rPr>
         <w:t>-</w:t>
       </w:r>
-      <w:proofErr w:type="spellStart"/>
       <w:proofErr w:type="gramStart"/>
       <w:r>
         <w:rPr>
@@ -4235,7 +4432,6 @@
         </w:rPr>
         <w:t>네트워크인터페이스이름</w:t>
       </w:r>
-      <w:proofErr w:type="spellEnd"/>
       <w:r>
         <w:rPr>
           <w:rFonts w:ascii="Verdana" w:eastAsia="굴림" w:hAnsi="Verdana" w:cs="굴림"/>
@@ -4452,7 +4648,6 @@
         </w:rPr>
         <w:t>ONBOOT=</w:t>
       </w:r>
-      <w:proofErr w:type="gramStart"/>
       <w:r>
         <w:rPr>
           <w:rFonts w:ascii="Verdana" w:eastAsia="굴림" w:hAnsi="Verdana" w:cs="굴림" w:hint="eastAsia"/>
@@ -4473,7 +4668,6 @@
         </w:rPr>
         <w:t>이면</w:t>
       </w:r>
-      <w:proofErr w:type="gramEnd"/>
       <w:r>
         <w:rPr>
           <w:rFonts w:ascii="Verdana" w:eastAsia="굴림" w:hAnsi="Verdana" w:cs="굴림"/>
@@ -4544,13 +4738,13 @@
           <w:numId w:val="35"/>
         </w:numPr>
       </w:pPr>
-      <w:bookmarkStart w:id="48" w:name="_Toc488328260"/>
-      <w:bookmarkStart w:id="49" w:name="_Toc496545305"/>
+      <w:bookmarkStart w:id="50" w:name="_Toc488328260"/>
+      <w:bookmarkStart w:id="51" w:name="_Toc65143261"/>
       <w:r>
         <w:t>date 확인 및 설정</w:t>
       </w:r>
-      <w:bookmarkEnd w:id="48"/>
-      <w:bookmarkEnd w:id="49"/>
+      <w:bookmarkEnd w:id="50"/>
+      <w:bookmarkEnd w:id="51"/>
     </w:p>
     <w:p>
       <w:pPr>
@@ -5179,7 +5373,6 @@
         </w:rPr>
         <w:t xml:space="preserve"> </w:t>
       </w:r>
-      <w:proofErr w:type="spellStart"/>
       <w:r>
         <w:rPr>
           <w:rFonts w:ascii="Verdana" w:eastAsia="굴림" w:hAnsi="Verdana" w:cs="굴림"/>
@@ -5190,7 +5383,6 @@
         </w:rPr>
         <w:t>심볼릭링크의</w:t>
       </w:r>
-      <w:proofErr w:type="spellEnd"/>
       <w:r>
         <w:rPr>
           <w:rFonts w:ascii="Verdana" w:eastAsia="굴림" w:hAnsi="Verdana" w:cs="굴림"/>
@@ -5469,7 +5661,7 @@
           <w:sz w:val="18"/>
           <w:szCs w:val="18"/>
         </w:rPr>
-        <w:t>date -s '2017-07-11 22:47:00</w:t>
+        <w:t xml:space="preserve">date -s '2017-07-11 </w:t>
       </w:r>
       <w:proofErr w:type="gramStart"/>
       <w:r>
@@ -5482,7 +5674,7 @@
           <w:sz w:val="18"/>
           <w:szCs w:val="18"/>
         </w:rPr>
-        <w:t>'</w:t>
+        <w:t>22:47:00'</w:t>
       </w:r>
       <w:r>
         <w:rPr>
@@ -5555,13 +5747,13 @@
           <w:numId w:val="35"/>
         </w:numPr>
       </w:pPr>
-      <w:bookmarkStart w:id="50" w:name="_Toc488328261"/>
-      <w:bookmarkStart w:id="51" w:name="_Toc496545306"/>
+      <w:bookmarkStart w:id="52" w:name="_Toc488328261"/>
+      <w:bookmarkStart w:id="53" w:name="_Toc65143262"/>
       <w:r>
         <w:t>hostname 등록</w:t>
       </w:r>
-      <w:bookmarkEnd w:id="50"/>
-      <w:bookmarkEnd w:id="51"/>
+      <w:bookmarkEnd w:id="52"/>
+      <w:bookmarkEnd w:id="53"/>
     </w:p>
     <w:p>
       <w:pPr>
@@ -5852,8 +6044,8 @@
           <w:numId w:val="35"/>
         </w:numPr>
       </w:pPr>
-      <w:bookmarkStart w:id="52" w:name="_Toc488328262"/>
-      <w:bookmarkStart w:id="53" w:name="_Toc496545307"/>
+      <w:bookmarkStart w:id="54" w:name="_Toc488328262"/>
+      <w:bookmarkStart w:id="55" w:name="_Toc65143263"/>
       <w:proofErr w:type="spellStart"/>
       <w:r>
         <w:t>jmocha</w:t>
@@ -5862,8 +6054,8 @@
       <w:r>
         <w:t xml:space="preserve"> 계정 생성</w:t>
       </w:r>
-      <w:bookmarkEnd w:id="52"/>
-      <w:bookmarkEnd w:id="53"/>
+      <w:bookmarkEnd w:id="54"/>
+      <w:bookmarkEnd w:id="55"/>
     </w:p>
     <w:p>
       <w:pPr>
@@ -6136,6 +6328,7 @@
         </w:rPr>
         <w:t xml:space="preserve"> </w:t>
       </w:r>
+      <w:proofErr w:type="spellStart"/>
       <w:r>
         <w:rPr>
           <w:rFonts w:ascii="Verdana" w:eastAsia="굴림" w:hAnsi="Verdana" w:cs="굴림"/>
@@ -6146,6 +6339,7 @@
         </w:rPr>
         <w:t>계정생성</w:t>
       </w:r>
+      <w:proofErr w:type="spellEnd"/>
       <w:r>
         <w:rPr>
           <w:rFonts w:ascii="Verdana" w:eastAsia="굴림" w:hAnsi="Verdana" w:cs="굴림"/>
@@ -6222,6 +6416,7 @@
           <w:szCs w:val="18"/>
         </w:rPr>
       </w:pPr>
+      <w:proofErr w:type="spellStart"/>
       <w:r>
         <w:rPr>
           <w:rFonts w:ascii="Verdana" w:eastAsia="굴림" w:hAnsi="Verdana" w:cs="굴림"/>
@@ -6232,7 +6427,20 @@
           <w:sz w:val="18"/>
           <w:szCs w:val="18"/>
         </w:rPr>
-        <w:t xml:space="preserve">passwd </w:t>
+        <w:t>passwd</w:t>
+      </w:r>
+      <w:proofErr w:type="spellEnd"/>
+      <w:r>
+        <w:rPr>
+          <w:rFonts w:ascii="Verdana" w:eastAsia="굴림" w:hAnsi="Verdana" w:cs="굴림"/>
+          <w:b/>
+          <w:bCs/>
+          <w:color w:val="333333"/>
+          <w:kern w:val="0"/>
+          <w:sz w:val="18"/>
+          <w:szCs w:val="18"/>
+        </w:rPr>
+        <w:t xml:space="preserve"> </w:t>
       </w:r>
       <w:proofErr w:type="spellStart"/>
       <w:proofErr w:type="gramStart"/>
@@ -6538,6 +6746,7 @@
         </w:rPr>
         <w:t xml:space="preserve"> </w:t>
       </w:r>
+      <w:proofErr w:type="spellStart"/>
       <w:r>
         <w:rPr>
           <w:rFonts w:ascii="Verdana" w:eastAsia="굴림" w:hAnsi="Verdana" w:cs="굴림"/>
@@ -6548,6 +6757,7 @@
         </w:rPr>
         <w:t>계정에게</w:t>
       </w:r>
+      <w:proofErr w:type="spellEnd"/>
       <w:r>
         <w:rPr>
           <w:rFonts w:ascii="Verdana" w:eastAsia="굴림" w:hAnsi="Verdana" w:cs="굴림"/>
@@ -6670,6 +6880,7 @@
         </w:rPr>
         <w:t xml:space="preserve"> </w:t>
       </w:r>
+      <w:proofErr w:type="spellStart"/>
       <w:r>
         <w:rPr>
           <w:rFonts w:ascii="Verdana" w:eastAsia="굴림" w:hAnsi="Verdana" w:cs="굴림"/>
@@ -6680,6 +6891,7 @@
         </w:rPr>
         <w:t>강제저장</w:t>
       </w:r>
+      <w:proofErr w:type="spellEnd"/>
       <w:r>
         <w:rPr>
           <w:rFonts w:ascii="Verdana" w:eastAsia="굴림" w:hAnsi="Verdana" w:cs="굴림"/>
@@ -6727,7 +6939,7 @@
           <w:noProof/>
         </w:rPr>
         <w:drawing>
-          <wp:inline distT="0" distB="0" distL="0" distR="0">
+          <wp:inline distT="0" distB="0" distL="0" distR="0" wp14:anchorId="5589D8F9" wp14:editId="2455A479">
             <wp:extent cx="4286250" cy="581025"/>
             <wp:effectExtent l="0" t="0" r="0" b="9525"/>
             <wp:docPr id="96" name="그림 96" descr="http://10.0.140.184:8088/redmine/system/rich/rich_files/rich_files/000/000/125/original/c4.PNG"/>
@@ -6795,14 +7007,14 @@
           <w:numId w:val="35"/>
         </w:numPr>
       </w:pPr>
-      <w:bookmarkStart w:id="54" w:name="_Toc488328263"/>
-      <w:bookmarkStart w:id="55" w:name="_Toc496545308"/>
+      <w:bookmarkStart w:id="56" w:name="_Toc488328263"/>
+      <w:bookmarkStart w:id="57" w:name="_Toc65143264"/>
       <w:r>
         <w:lastRenderedPageBreak/>
         <w:t>alias 추가</w:t>
       </w:r>
-      <w:bookmarkEnd w:id="54"/>
-      <w:bookmarkEnd w:id="55"/>
+      <w:bookmarkEnd w:id="56"/>
+      <w:bookmarkEnd w:id="57"/>
     </w:p>
     <w:p>
       <w:pPr>
@@ -6837,7 +7049,7 @@
           <w:sz w:val="18"/>
           <w:szCs w:val="18"/>
         </w:rPr>
-        <w:t>/root</w:t>
+        <w:t>/root/</w:t>
       </w:r>
       <w:proofErr w:type="gramStart"/>
       <w:r>
@@ -6850,7 +7062,7 @@
           <w:sz w:val="18"/>
           <w:szCs w:val="18"/>
         </w:rPr>
-        <w:t>/.</w:t>
+        <w:t>.</w:t>
       </w:r>
       <w:proofErr w:type="spellStart"/>
       <w:r>
@@ -6986,7 +7198,59 @@
           <w:szCs w:val="18"/>
         </w:rPr>
         <w:br/>
-        <w:t>alias cp='cp -</w:t>
+        <w:t xml:space="preserve">alias </w:t>
+      </w:r>
+      <w:proofErr w:type="spellStart"/>
+      <w:r>
+        <w:rPr>
+          <w:rFonts w:ascii="Verdana" w:eastAsia="굴림" w:hAnsi="Verdana" w:cs="굴림"/>
+          <w:b/>
+          <w:bCs/>
+          <w:color w:val="333333"/>
+          <w:kern w:val="0"/>
+          <w:sz w:val="18"/>
+          <w:szCs w:val="18"/>
+        </w:rPr>
+        <w:t>cp</w:t>
+      </w:r>
+      <w:proofErr w:type="spellEnd"/>
+      <w:r>
+        <w:rPr>
+          <w:rFonts w:ascii="Verdana" w:eastAsia="굴림" w:hAnsi="Verdana" w:cs="굴림"/>
+          <w:b/>
+          <w:bCs/>
+          <w:color w:val="333333"/>
+          <w:kern w:val="0"/>
+          <w:sz w:val="18"/>
+          <w:szCs w:val="18"/>
+        </w:rPr>
+        <w:t>='</w:t>
+      </w:r>
+      <w:proofErr w:type="spellStart"/>
+      <w:r>
+        <w:rPr>
+          <w:rFonts w:ascii="Verdana" w:eastAsia="굴림" w:hAnsi="Verdana" w:cs="굴림"/>
+          <w:b/>
+          <w:bCs/>
+          <w:color w:val="333333"/>
+          <w:kern w:val="0"/>
+          <w:sz w:val="18"/>
+          <w:szCs w:val="18"/>
+        </w:rPr>
+        <w:t>cp</w:t>
+      </w:r>
+      <w:proofErr w:type="spellEnd"/>
+      <w:r>
+        <w:rPr>
+          <w:rFonts w:ascii="Verdana" w:eastAsia="굴림" w:hAnsi="Verdana" w:cs="굴림"/>
+          <w:b/>
+          <w:bCs/>
+          <w:color w:val="333333"/>
+          <w:kern w:val="0"/>
+          <w:sz w:val="18"/>
+          <w:szCs w:val="18"/>
+        </w:rPr>
+        <w:t xml:space="preserve"> -</w:t>
       </w:r>
       <w:proofErr w:type="spellStart"/>
       <w:r>
@@ -7064,8 +7328,9 @@
           <w:szCs w:val="18"/>
         </w:rPr>
         <w:br/>
-        <w:t>alias rm</w:t>
-      </w:r>
+        <w:t xml:space="preserve">alias </w:t>
+      </w:r>
+      <w:proofErr w:type="spellStart"/>
       <w:r>
         <w:rPr>
           <w:rFonts w:ascii="Verdana" w:eastAsia="굴림" w:hAnsi="Verdana" w:cs="굴림"/>
@@ -7076,7 +7341,46 @@
           <w:sz w:val="18"/>
           <w:szCs w:val="18"/>
         </w:rPr>
-        <w:t>='rm -</w:t>
+        <w:t>rm</w:t>
+      </w:r>
+      <w:proofErr w:type="spellEnd"/>
+      <w:r>
+        <w:rPr>
+          <w:rFonts w:ascii="Verdana" w:eastAsia="굴림" w:hAnsi="Verdana" w:cs="굴림"/>
+          <w:b/>
+          <w:bCs/>
+          <w:color w:val="333333"/>
+          <w:kern w:val="0"/>
+          <w:sz w:val="18"/>
+          <w:szCs w:val="18"/>
+        </w:rPr>
+        <w:t>='</w:t>
+      </w:r>
+      <w:proofErr w:type="spellStart"/>
+      <w:r>
+        <w:rPr>
+          <w:rFonts w:ascii="Verdana" w:eastAsia="굴림" w:hAnsi="Verdana" w:cs="굴림"/>
+          <w:b/>
+          <w:bCs/>
+          <w:color w:val="333333"/>
+          <w:kern w:val="0"/>
+          <w:sz w:val="18"/>
+          <w:szCs w:val="18"/>
+        </w:rPr>
+        <w:t>rm</w:t>
+      </w:r>
+      <w:proofErr w:type="spellEnd"/>
+      <w:r>
+        <w:rPr>
+          <w:rFonts w:ascii="Verdana" w:eastAsia="굴림" w:hAnsi="Verdana" w:cs="굴림"/>
+          <w:b/>
+          <w:bCs/>
+          <w:color w:val="333333"/>
+          <w:kern w:val="0"/>
+          <w:sz w:val="18"/>
+          <w:szCs w:val="18"/>
+        </w:rPr>
+        <w:t xml:space="preserve"> -</w:t>
       </w:r>
       <w:proofErr w:type="spellStart"/>
       <w:r>
@@ -7144,7 +7448,7 @@
           <w:noProof/>
         </w:rPr>
         <w:drawing>
-          <wp:inline distT="0" distB="0" distL="0" distR="0">
+          <wp:inline distT="0" distB="0" distL="0" distR="0" wp14:anchorId="04936B89" wp14:editId="26911560">
             <wp:extent cx="3257550" cy="1000125"/>
             <wp:effectExtent l="0" t="0" r="0" b="9525"/>
             <wp:docPr id="95" name="그림 95" descr="http://10.0.140.184:8088/redmine/system/rich/rich_files/rich_files/000/000/124/original/c3.PNG"/>
@@ -7254,6 +7558,18 @@
         <w:t>jmocha</w:t>
       </w:r>
       <w:proofErr w:type="spellEnd"/>
+      <w:r>
+        <w:rPr>
+          <w:rFonts w:ascii="Verdana" w:eastAsia="굴림" w:hAnsi="Verdana" w:cs="굴림"/>
+          <w:b/>
+          <w:bCs/>
+          <w:color w:val="333333"/>
+          <w:kern w:val="0"/>
+          <w:sz w:val="18"/>
+          <w:szCs w:val="18"/>
+        </w:rPr>
+        <w:t>/</w:t>
+      </w:r>
       <w:proofErr w:type="gramStart"/>
       <w:r>
         <w:rPr>
@@ -7265,7 +7581,7 @@
           <w:sz w:val="18"/>
           <w:szCs w:val="18"/>
         </w:rPr>
-        <w:t>/.</w:t>
+        <w:t>.</w:t>
       </w:r>
       <w:proofErr w:type="spellStart"/>
       <w:r>
@@ -7410,7 +7726,7 @@
           <w:sz w:val="18"/>
           <w:szCs w:val="18"/>
         </w:rPr>
-        <w:t>alias cp='cp -</w:t>
+        <w:t xml:space="preserve">alias </w:t>
       </w:r>
       <w:proofErr w:type="spellStart"/>
       <w:r>
@@ -7423,6 +7739,58 @@
           <w:sz w:val="18"/>
           <w:szCs w:val="18"/>
         </w:rPr>
+        <w:t>cp</w:t>
+      </w:r>
+      <w:proofErr w:type="spellEnd"/>
+      <w:r>
+        <w:rPr>
+          <w:rFonts w:ascii="Verdana" w:eastAsia="굴림" w:hAnsi="Verdana" w:cs="굴림"/>
+          <w:b/>
+          <w:bCs/>
+          <w:color w:val="333333"/>
+          <w:kern w:val="0"/>
+          <w:sz w:val="18"/>
+          <w:szCs w:val="18"/>
+        </w:rPr>
+        <w:t>='</w:t>
+      </w:r>
+      <w:proofErr w:type="spellStart"/>
+      <w:r>
+        <w:rPr>
+          <w:rFonts w:ascii="Verdana" w:eastAsia="굴림" w:hAnsi="Verdana" w:cs="굴림"/>
+          <w:b/>
+          <w:bCs/>
+          <w:color w:val="333333"/>
+          <w:kern w:val="0"/>
+          <w:sz w:val="18"/>
+          <w:szCs w:val="18"/>
+        </w:rPr>
+        <w:t>cp</w:t>
+      </w:r>
+      <w:proofErr w:type="spellEnd"/>
+      <w:r>
+        <w:rPr>
+          <w:rFonts w:ascii="Verdana" w:eastAsia="굴림" w:hAnsi="Verdana" w:cs="굴림"/>
+          <w:b/>
+          <w:bCs/>
+          <w:color w:val="333333"/>
+          <w:kern w:val="0"/>
+          <w:sz w:val="18"/>
+          <w:szCs w:val="18"/>
+        </w:rPr>
+        <w:t xml:space="preserve"> -</w:t>
+      </w:r>
+      <w:proofErr w:type="spellStart"/>
+      <w:r>
+        <w:rPr>
+          <w:rFonts w:ascii="Verdana" w:eastAsia="굴림" w:hAnsi="Verdana" w:cs="굴림"/>
+          <w:b/>
+          <w:bCs/>
+          <w:color w:val="333333"/>
+          <w:kern w:val="0"/>
+          <w:sz w:val="18"/>
+          <w:szCs w:val="18"/>
+        </w:rPr>
         <w:t>i</w:t>
       </w:r>
       <w:proofErr w:type="spellEnd"/>
@@ -7506,7 +7874,7 @@
           <w:sz w:val="18"/>
           <w:szCs w:val="18"/>
         </w:rPr>
-        <w:t>alias rm='rm -</w:t>
+        <w:t xml:space="preserve">alias </w:t>
       </w:r>
       <w:proofErr w:type="spellStart"/>
       <w:r>
@@ -7519,6 +7887,58 @@
           <w:sz w:val="18"/>
           <w:szCs w:val="18"/>
         </w:rPr>
+        <w:t>rm</w:t>
+      </w:r>
+      <w:proofErr w:type="spellEnd"/>
+      <w:r>
+        <w:rPr>
+          <w:rFonts w:ascii="Verdana" w:eastAsia="굴림" w:hAnsi="Verdana" w:cs="굴림"/>
+          <w:b/>
+          <w:bCs/>
+          <w:color w:val="333333"/>
+          <w:kern w:val="0"/>
+          <w:sz w:val="18"/>
+          <w:szCs w:val="18"/>
+        </w:rPr>
+        <w:t>='</w:t>
+      </w:r>
+      <w:proofErr w:type="spellStart"/>
+      <w:r>
+        <w:rPr>
+          <w:rFonts w:ascii="Verdana" w:eastAsia="굴림" w:hAnsi="Verdana" w:cs="굴림"/>
+          <w:b/>
+          <w:bCs/>
+          <w:color w:val="333333"/>
+          <w:kern w:val="0"/>
+          <w:sz w:val="18"/>
+          <w:szCs w:val="18"/>
+        </w:rPr>
+        <w:t>rm</w:t>
+      </w:r>
+      <w:proofErr w:type="spellEnd"/>
+      <w:r>
+        <w:rPr>
+          <w:rFonts w:ascii="Verdana" w:eastAsia="굴림" w:hAnsi="Verdana" w:cs="굴림"/>
+          <w:b/>
+          <w:bCs/>
+          <w:color w:val="333333"/>
+          <w:kern w:val="0"/>
+          <w:sz w:val="18"/>
+          <w:szCs w:val="18"/>
+        </w:rPr>
+        <w:t xml:space="preserve"> -</w:t>
+      </w:r>
+      <w:proofErr w:type="spellStart"/>
+      <w:r>
+        <w:rPr>
+          <w:rFonts w:ascii="Verdana" w:eastAsia="굴림" w:hAnsi="Verdana" w:cs="굴림"/>
+          <w:b/>
+          <w:bCs/>
+          <w:color w:val="333333"/>
+          <w:kern w:val="0"/>
+          <w:sz w:val="18"/>
+          <w:szCs w:val="18"/>
+        </w:rPr>
         <w:t>i</w:t>
       </w:r>
       <w:proofErr w:type="spellEnd"/>
@@ -7571,7 +7991,7 @@
           <w:noProof/>
         </w:rPr>
         <w:drawing>
-          <wp:inline distT="0" distB="0" distL="0" distR="0">
+          <wp:inline distT="0" distB="0" distL="0" distR="0" wp14:anchorId="26EDDCF7" wp14:editId="0E42C873">
             <wp:extent cx="3038475" cy="1000125"/>
             <wp:effectExtent l="0" t="0" r="9525" b="9525"/>
             <wp:docPr id="94" name="그림 94" descr="http://10.0.140.184:8088/redmine/system/rich/rich_files/rich_files/000/000/123/original/c2.PNG"/>
@@ -7639,8 +8059,8 @@
           <w:numId w:val="35"/>
         </w:numPr>
       </w:pPr>
-      <w:bookmarkStart w:id="56" w:name="_Toc488328264"/>
-      <w:bookmarkStart w:id="57" w:name="_Toc496545309"/>
+      <w:bookmarkStart w:id="58" w:name="_Toc488328264"/>
+      <w:bookmarkStart w:id="59" w:name="_Toc65143265"/>
       <w:r>
         <w:t>/</w:t>
       </w:r>
@@ -7658,31 +8078,26 @@
       </w:r>
       <w:proofErr w:type="spellEnd"/>
       <w:r>
-        <w:t xml:space="preserve">, </w:t>
-      </w:r>
-      <w:proofErr w:type="gramStart"/>
+        <w:t>, /</w:t>
+      </w:r>
+      <w:proofErr w:type="spellStart"/>
+      <w:r>
+        <w:t>etc</w:t>
+      </w:r>
+      <w:proofErr w:type="spellEnd"/>
       <w:r>
         <w:t>/</w:t>
       </w:r>
       <w:proofErr w:type="spellStart"/>
       <w:r>
-        <w:t>etc</w:t>
+        <w:t>my.cnf.d</w:t>
       </w:r>
       <w:proofErr w:type="spellEnd"/>
       <w:r>
-        <w:t>/</w:t>
-      </w:r>
-      <w:proofErr w:type="spellStart"/>
-      <w:r>
-        <w:t>my.cnf.d</w:t>
-      </w:r>
-      <w:proofErr w:type="spellEnd"/>
-      <w:proofErr w:type="gramEnd"/>
-      <w:r>
         <w:t>/ 삭제</w:t>
       </w:r>
-      <w:bookmarkEnd w:id="56"/>
-      <w:bookmarkEnd w:id="57"/>
+      <w:bookmarkEnd w:id="58"/>
+      <w:bookmarkEnd w:id="59"/>
     </w:p>
     <w:p>
       <w:pPr>
@@ -7731,7 +8146,6 @@
         </w:rPr>
         <w:t xml:space="preserve">파일과 </w:t>
       </w:r>
-      <w:proofErr w:type="gramStart"/>
       <w:r>
         <w:t>/</w:t>
       </w:r>
@@ -7757,7 +8171,6 @@
         <w:t>.d</w:t>
       </w:r>
       <w:proofErr w:type="spellEnd"/>
-      <w:proofErr w:type="gramEnd"/>
       <w:r>
         <w:t xml:space="preserve">/ </w:t>
       </w:r>
@@ -7767,8 +8180,13 @@
         </w:rPr>
         <w:t xml:space="preserve">디렉토리가 있다면 </w:t>
       </w:r>
-      <w:r>
-        <w:t xml:space="preserve">MariaDB </w:t>
+      <w:proofErr w:type="spellStart"/>
+      <w:r>
+        <w:t>MariaDB</w:t>
+      </w:r>
+      <w:proofErr w:type="spellEnd"/>
+      <w:r>
+        <w:t xml:space="preserve"> </w:t>
       </w:r>
       <w:r>
         <w:rPr>
@@ -7784,7 +8202,7 @@
           <w:noProof/>
         </w:rPr>
         <w:drawing>
-          <wp:inline distT="0" distB="0" distL="0" distR="0">
+          <wp:inline distT="0" distB="0" distL="0" distR="0" wp14:anchorId="331099A7" wp14:editId="1EE36626">
             <wp:extent cx="5295900" cy="685800"/>
             <wp:effectExtent l="0" t="0" r="0" b="0"/>
             <wp:docPr id="93" name="그림 93" descr="http://10.0.140.184:8088/redmine/system/rich/rich_files/rich_files/000/000/122/original/c1.PNG"/>
@@ -7844,13 +8262,13 @@
           <w:numId w:val="35"/>
         </w:numPr>
       </w:pPr>
-      <w:bookmarkStart w:id="58" w:name="_Toc488328265"/>
-      <w:bookmarkStart w:id="59" w:name="_Toc496545310"/>
+      <w:bookmarkStart w:id="60" w:name="_Toc488328265"/>
+      <w:bookmarkStart w:id="61" w:name="_Toc65143266"/>
       <w:r>
         <w:t>postfix stop &amp; disable</w:t>
       </w:r>
-      <w:bookmarkEnd w:id="58"/>
-      <w:bookmarkEnd w:id="59"/>
+      <w:bookmarkEnd w:id="60"/>
+      <w:bookmarkEnd w:id="61"/>
     </w:p>
     <w:p>
       <w:pPr>
@@ -8013,7 +8431,33 @@
           <w:sz w:val="18"/>
           <w:szCs w:val="18"/>
         </w:rPr>
-        <w:t xml:space="preserve"> aux | grep </w:t>
+        <w:t xml:space="preserve"> aux | </w:t>
+      </w:r>
+      <w:proofErr w:type="spellStart"/>
+      <w:r>
+        <w:rPr>
+          <w:rFonts w:ascii="Verdana" w:eastAsia="굴림" w:hAnsi="Verdana" w:cs="굴림"/>
+          <w:b/>
+          <w:bCs/>
+          <w:color w:val="333333"/>
+          <w:kern w:val="0"/>
+          <w:sz w:val="18"/>
+          <w:szCs w:val="18"/>
+        </w:rPr>
+        <w:t>grep</w:t>
+      </w:r>
+      <w:proofErr w:type="spellEnd"/>
+      <w:r>
+        <w:rPr>
+          <w:rFonts w:ascii="Verdana" w:eastAsia="굴림" w:hAnsi="Verdana" w:cs="굴림"/>
+          <w:b/>
+          <w:bCs/>
+          <w:color w:val="333333"/>
+          <w:kern w:val="0"/>
+          <w:sz w:val="18"/>
+          <w:szCs w:val="18"/>
+        </w:rPr>
+        <w:t xml:space="preserve"> </w:t>
       </w:r>
       <w:proofErr w:type="gramStart"/>
       <w:r>
@@ -8322,7 +8766,33 @@
           <w:sz w:val="18"/>
           <w:szCs w:val="18"/>
         </w:rPr>
-        <w:t xml:space="preserve"> list-unit-files | grep </w:t>
+        <w:t xml:space="preserve"> list-unit-files | </w:t>
+      </w:r>
+      <w:proofErr w:type="spellStart"/>
+      <w:r>
+        <w:rPr>
+          <w:rFonts w:ascii="Verdana" w:eastAsia="굴림" w:hAnsi="Verdana" w:cs="굴림"/>
+          <w:b/>
+          <w:bCs/>
+          <w:color w:val="333333"/>
+          <w:kern w:val="0"/>
+          <w:sz w:val="18"/>
+          <w:szCs w:val="18"/>
+        </w:rPr>
+        <w:t>grep</w:t>
+      </w:r>
+      <w:proofErr w:type="spellEnd"/>
+      <w:r>
+        <w:rPr>
+          <w:rFonts w:ascii="Verdana" w:eastAsia="굴림" w:hAnsi="Verdana" w:cs="굴림"/>
+          <w:b/>
+          <w:bCs/>
+          <w:color w:val="333333"/>
+          <w:kern w:val="0"/>
+          <w:sz w:val="18"/>
+          <w:szCs w:val="18"/>
+        </w:rPr>
+        <w:t xml:space="preserve"> </w:t>
       </w:r>
       <w:proofErr w:type="gramStart"/>
       <w:r>
@@ -8403,7 +8873,7 @@
           <w:noProof/>
         </w:rPr>
         <w:drawing>
-          <wp:inline distT="0" distB="0" distL="0" distR="0">
+          <wp:inline distT="0" distB="0" distL="0" distR="0" wp14:anchorId="14D2886A" wp14:editId="6BC7FE5B">
             <wp:extent cx="8858250" cy="2314575"/>
             <wp:effectExtent l="0" t="0" r="0" b="9525"/>
             <wp:docPr id="92" name="그림 92" descr="http://10.0.140.184:8088/redmine/system/rich/rich_files/rich_files/000/000/126/original/c5.PNG"/>
@@ -8471,13 +8941,13 @@
           <w:numId w:val="35"/>
         </w:numPr>
       </w:pPr>
-      <w:bookmarkStart w:id="60" w:name="_Toc488328266"/>
-      <w:bookmarkStart w:id="61" w:name="_Toc496545311"/>
+      <w:bookmarkStart w:id="62" w:name="_Toc488328266"/>
+      <w:bookmarkStart w:id="63" w:name="_Toc65143267"/>
       <w:r>
         <w:t>iptables flush</w:t>
       </w:r>
-      <w:bookmarkEnd w:id="60"/>
-      <w:bookmarkEnd w:id="61"/>
+      <w:bookmarkEnd w:id="62"/>
+      <w:bookmarkEnd w:id="63"/>
     </w:p>
     <w:p>
       <w:pPr>
@@ -8642,6 +9112,7 @@
           <w:szCs w:val="18"/>
         </w:rPr>
       </w:pPr>
+      <w:proofErr w:type="spellStart"/>
       <w:r>
         <w:rPr>
           <w:rFonts w:ascii="Verdana" w:eastAsia="굴림" w:hAnsi="Verdana" w:cs="굴림"/>
@@ -8652,7 +9123,20 @@
           <w:sz w:val="18"/>
           <w:szCs w:val="18"/>
         </w:rPr>
-        <w:t>iptables -</w:t>
+        <w:t>iptables</w:t>
+      </w:r>
+      <w:proofErr w:type="spellEnd"/>
+      <w:r>
+        <w:rPr>
+          <w:rFonts w:ascii="Verdana" w:eastAsia="굴림" w:hAnsi="Verdana" w:cs="굴림"/>
+          <w:b/>
+          <w:bCs/>
+          <w:color w:val="333333"/>
+          <w:kern w:val="0"/>
+          <w:sz w:val="18"/>
+          <w:szCs w:val="18"/>
+        </w:rPr>
+        <w:t xml:space="preserve"> -</w:t>
       </w:r>
       <w:proofErr w:type="spellStart"/>
       <w:proofErr w:type="gramStart"/>
@@ -8760,8 +9244,8 @@
           <w:numId w:val="35"/>
         </w:numPr>
       </w:pPr>
-      <w:bookmarkStart w:id="62" w:name="_Toc488328267"/>
-      <w:bookmarkStart w:id="63" w:name="_Toc496545312"/>
+      <w:bookmarkStart w:id="64" w:name="_Toc488328267"/>
+      <w:bookmarkStart w:id="65" w:name="_Toc65143268"/>
       <w:proofErr w:type="spellStart"/>
       <w:r>
         <w:t>firewalld</w:t>
@@ -8770,8 +9254,8 @@
       <w:r>
         <w:t xml:space="preserve"> stop &amp; disable</w:t>
       </w:r>
-      <w:bookmarkEnd w:id="62"/>
-      <w:bookmarkEnd w:id="63"/>
+      <w:bookmarkEnd w:id="64"/>
+      <w:bookmarkEnd w:id="65"/>
     </w:p>
     <w:p>
       <w:pPr>
@@ -9132,7 +9616,33 @@
           <w:sz w:val="18"/>
           <w:szCs w:val="18"/>
         </w:rPr>
-        <w:t xml:space="preserve"> list-unit-files | grep </w:t>
+        <w:t xml:space="preserve"> list-unit-files | </w:t>
+      </w:r>
+      <w:proofErr w:type="spellStart"/>
+      <w:r>
+        <w:rPr>
+          <w:rFonts w:ascii="Verdana" w:eastAsia="굴림" w:hAnsi="Verdana" w:cs="굴림"/>
+          <w:b/>
+          <w:bCs/>
+          <w:color w:val="333333"/>
+          <w:kern w:val="0"/>
+          <w:sz w:val="18"/>
+          <w:szCs w:val="18"/>
+        </w:rPr>
+        <w:t>grep</w:t>
+      </w:r>
+      <w:proofErr w:type="spellEnd"/>
+      <w:r>
+        <w:rPr>
+          <w:rFonts w:ascii="Verdana" w:eastAsia="굴림" w:hAnsi="Verdana" w:cs="굴림"/>
+          <w:b/>
+          <w:bCs/>
+          <w:color w:val="333333"/>
+          <w:kern w:val="0"/>
+          <w:sz w:val="18"/>
+          <w:szCs w:val="18"/>
+        </w:rPr>
+        <w:t xml:space="preserve"> </w:t>
       </w:r>
       <w:proofErr w:type="spellStart"/>
       <w:proofErr w:type="gramStart"/>
@@ -9237,7 +9747,7 @@
           <w:noProof/>
         </w:rPr>
         <w:drawing>
-          <wp:inline distT="0" distB="0" distL="0" distR="0">
+          <wp:inline distT="0" distB="0" distL="0" distR="0" wp14:anchorId="7275DD92" wp14:editId="2EC21543">
             <wp:extent cx="8877300" cy="2428875"/>
             <wp:effectExtent l="0" t="0" r="0" b="9525"/>
             <wp:docPr id="91" name="그림 91" descr="http://10.0.140.184:8088/redmine/system/rich/rich_files/rich_files/000/000/127/original/c6.PNG"/>
@@ -9305,14 +9815,14 @@
           <w:numId w:val="35"/>
         </w:numPr>
       </w:pPr>
-      <w:bookmarkStart w:id="64" w:name="_Toc496545313"/>
+      <w:bookmarkStart w:id="66" w:name="_Toc65143269"/>
       <w:r>
         <w:rPr>
           <w:rFonts w:hint="eastAsia"/>
         </w:rPr>
         <w:t>telnet 설치</w:t>
       </w:r>
-      <w:bookmarkEnd w:id="64"/>
+      <w:bookmarkEnd w:id="66"/>
     </w:p>
     <w:p>
       <w:pPr>
@@ -9360,6 +9870,291 @@
         </w:rPr>
         <w:t>텔넷을 설치</w:t>
       </w:r>
+    </w:p>
+    <w:p>
+      <w:pPr>
+        <w:rPr>
+          <w:b/>
+        </w:rPr>
+      </w:pPr>
+    </w:p>
+    <w:p>
+      <w:pPr>
+        <w:pStyle w:val="1"/>
+        <w:numPr>
+          <w:ilvl w:val="1"/>
+          <w:numId w:val="35"/>
+        </w:numPr>
+      </w:pPr>
+      <w:bookmarkStart w:id="67" w:name="_Toc65143270"/>
+      <w:proofErr w:type="spellStart"/>
+      <w:r>
+        <w:rPr>
+          <w:rFonts w:hint="eastAsia"/>
+        </w:rPr>
+        <w:lastRenderedPageBreak/>
+        <w:t>sysstat</w:t>
+      </w:r>
+      <w:proofErr w:type="spellEnd"/>
+      <w:r>
+        <w:t xml:space="preserve"> </w:t>
+      </w:r>
+      <w:r>
+        <w:rPr>
+          <w:rFonts w:hint="eastAsia"/>
+        </w:rPr>
+        <w:t>주기 변경</w:t>
+      </w:r>
+      <w:bookmarkEnd w:id="67"/>
+    </w:p>
+    <w:p>
+      <w:pPr>
+        <w:pStyle w:val="a6"/>
+        <w:numPr>
+          <w:ilvl w:val="0"/>
+          <w:numId w:val="41"/>
+        </w:numPr>
+        <w:ind w:leftChars="0"/>
+        <w:rPr>
+          <w:b/>
+        </w:rPr>
+      </w:pPr>
+      <w:r>
+        <w:rPr>
+          <w:b/>
+        </w:rPr>
+        <w:t>cd /</w:t>
+      </w:r>
+      <w:proofErr w:type="spellStart"/>
+      <w:r>
+        <w:rPr>
+          <w:rFonts w:hint="eastAsia"/>
+          <w:b/>
+        </w:rPr>
+        <w:t>etc</w:t>
+      </w:r>
+      <w:proofErr w:type="spellEnd"/>
+      <w:r>
+        <w:rPr>
+          <w:rFonts w:hint="eastAsia"/>
+          <w:b/>
+        </w:rPr>
+        <w:t>/</w:t>
+      </w:r>
+      <w:proofErr w:type="spellStart"/>
+      <w:proofErr w:type="gramStart"/>
+      <w:r>
+        <w:rPr>
+          <w:rFonts w:hint="eastAsia"/>
+          <w:b/>
+        </w:rPr>
+        <w:t>cron.d</w:t>
+      </w:r>
+      <w:proofErr w:type="spellEnd"/>
+      <w:r>
+        <w:rPr>
+          <w:rFonts w:hint="eastAsia"/>
+          <w:b/>
+        </w:rPr>
+        <w:t xml:space="preserve"> </w:t>
+      </w:r>
+      <w:r>
+        <w:rPr>
+          <w:b/>
+        </w:rPr>
+        <w:t>:</w:t>
+      </w:r>
+      <w:proofErr w:type="gramEnd"/>
+      <w:r>
+        <w:rPr>
+          <w:b/>
+        </w:rPr>
+        <w:t xml:space="preserve"> </w:t>
+      </w:r>
+      <w:proofErr w:type="spellStart"/>
+      <w:r>
+        <w:rPr>
+          <w:rFonts w:hint="eastAsia"/>
+        </w:rPr>
+        <w:t>cron</w:t>
+      </w:r>
+      <w:proofErr w:type="spellEnd"/>
+      <w:r>
+        <w:rPr>
+          <w:rFonts w:hint="eastAsia"/>
+        </w:rPr>
+        <w:t xml:space="preserve"> job</w:t>
+      </w:r>
+      <w:r>
+        <w:t xml:space="preserve"> </w:t>
+      </w:r>
+      <w:r>
+        <w:rPr>
+          <w:rFonts w:hint="eastAsia"/>
+        </w:rPr>
+        <w:t>디렉토리로 이동</w:t>
+      </w:r>
+    </w:p>
+    <w:p>
+      <w:pPr>
+        <w:pStyle w:val="a6"/>
+        <w:numPr>
+          <w:ilvl w:val="0"/>
+          <w:numId w:val="41"/>
+        </w:numPr>
+        <w:ind w:leftChars="0"/>
+        <w:rPr>
+          <w:b/>
+        </w:rPr>
+      </w:pPr>
+      <w:r>
+        <w:rPr>
+          <w:b/>
+        </w:rPr>
+        <w:t xml:space="preserve">vi </w:t>
+      </w:r>
+      <w:proofErr w:type="spellStart"/>
+      <w:r>
+        <w:rPr>
+          <w:b/>
+        </w:rPr>
+        <w:t>sysstat</w:t>
+      </w:r>
+      <w:proofErr w:type="spellEnd"/>
+    </w:p>
+    <w:p>
+      <w:pPr>
+        <w:pStyle w:val="a6"/>
+        <w:numPr>
+          <w:ilvl w:val="0"/>
+          <w:numId w:val="41"/>
+        </w:numPr>
+        <w:ind w:leftChars="0"/>
+        <w:rPr>
+          <w:rFonts w:hint="eastAsia"/>
+        </w:rPr>
+      </w:pPr>
+      <w:r>
+        <w:rPr>
+          <w:rFonts w:hint="eastAsia"/>
+        </w:rPr>
+        <w:t xml:space="preserve">아래의 </w:t>
+      </w:r>
+      <w:r>
+        <w:t>*/10</w:t>
+      </w:r>
+      <w:r>
+        <w:rPr>
+          <w:rFonts w:hint="eastAsia"/>
+        </w:rPr>
+        <w:t xml:space="preserve">을 </w:t>
+      </w:r>
+      <w:r>
+        <w:t>*/1</w:t>
+      </w:r>
+      <w:r>
+        <w:rPr>
+          <w:rFonts w:hint="eastAsia"/>
+        </w:rPr>
+        <w:t xml:space="preserve">으로 변경 </w:t>
+      </w:r>
+      <w:r>
+        <w:t>(</w:t>
+      </w:r>
+      <w:r>
+        <w:rPr>
+          <w:rFonts w:hint="eastAsia"/>
+        </w:rPr>
+        <w:t xml:space="preserve">시스템 활동 정보 기록 단위가 </w:t>
+      </w:r>
+      <w:r>
+        <w:t>10</w:t>
+      </w:r>
+      <w:r>
+        <w:rPr>
+          <w:rFonts w:hint="eastAsia"/>
+        </w:rPr>
+        <w:t xml:space="preserve">분에서 </w:t>
+      </w:r>
+      <w:r>
+        <w:t>1</w:t>
+      </w:r>
+      <w:r>
+        <w:rPr>
+          <w:rFonts w:hint="eastAsia"/>
+        </w:rPr>
+        <w:t>분으로 변경됨</w:t>
+      </w:r>
+      <w:r>
+        <w:t>)</w:t>
+      </w:r>
+      <w:r>
+        <w:t xml:space="preserve"> </w:t>
+      </w:r>
+      <w:r>
+        <w:br/>
+      </w:r>
+      <w:r>
+        <w:rPr>
+          <w:noProof/>
+        </w:rPr>
+        <w:drawing>
+          <wp:inline distT="0" distB="0" distL="0" distR="0" wp14:anchorId="66B6827B" wp14:editId="02B88C0B">
+            <wp:extent cx="4762500" cy="333375"/>
+            <wp:effectExtent l="0" t="0" r="0" b="9525"/>
+            <wp:docPr id="2" name="그림 2" descr="C:\Users\DC-377\Desktop\sysstat.PNG"/>
+            <wp:cNvGraphicFramePr>
+              <a:graphicFrameLocks xmlns:a="http://schemas.openxmlformats.org/drawingml/2006/main" noChangeAspect="1"/>
+            </wp:cNvGraphicFramePr>
+            <a:graphic xmlns:a="http://schemas.openxmlformats.org/drawingml/2006/main">
+              <a:graphicData uri="http://schemas.openxmlformats.org/drawingml/2006/picture">
+                <pic:pic xmlns:pic="http://schemas.openxmlformats.org/drawingml/2006/picture">
+                  <pic:nvPicPr>
+                    <pic:cNvPr id="0" name="Picture 7" descr="C:\Users\DC-377\Desktop\sysstat.PNG"/>
+                    <pic:cNvPicPr>
+                      <a:picLocks noChangeAspect="1" noChangeArrowheads="1"/>
+                    </pic:cNvPicPr>
+                  </pic:nvPicPr>
+                  <pic:blipFill>
+                    <a:blip r:embed="rId24">
+                      <a:extLst>
+                        <a:ext uri="{28A0092B-C50C-407E-A947-70E740481C1C}">
+                          <a14:useLocalDpi xmlns:a14="http://schemas.microsoft.com/office/drawing/2010/main" val="0"/>
+                        </a:ext>
+                      </a:extLst>
+                    </a:blip>
+                    <a:srcRect/>
+                    <a:stretch>
+                      <a:fillRect/>
+                    </a:stretch>
+                  </pic:blipFill>
+                  <pic:spPr bwMode="auto">
+                    <a:xfrm>
+                      <a:off x="0" y="0"/>
+                      <a:ext cx="4762500" cy="333375"/>
+                    </a:xfrm>
+                    <a:prstGeom prst="rect">
+                      <a:avLst/>
+                    </a:prstGeom>
+                    <a:noFill/>
+                    <a:ln>
+                      <a:noFill/>
+                    </a:ln>
+                  </pic:spPr>
+                </pic:pic>
+              </a:graphicData>
+            </a:graphic>
+          </wp:inline>
+        </w:drawing>
+      </w:r>
+    </w:p>
+    <w:p>
+      <w:pPr>
+        <w:rPr>
+          <w:rFonts w:hint="eastAsia"/>
+          <w:b/>
+        </w:rPr>
+      </w:pPr>
     </w:p>
     <w:p>
       <w:pPr>
@@ -9381,13 +10176,320 @@
     </w:p>
     <w:p>
       <w:pPr>
+        <w:widowControl/>
+        <w:shd w:val="clear" w:color="auto" w:fill="FFFFFF"/>
+        <w:wordWrap/>
+        <w:autoSpaceDE/>
+        <w:autoSpaceDN/>
+        <w:spacing w:before="100" w:beforeAutospacing="1" w:after="100" w:afterAutospacing="1" w:line="240" w:lineRule="auto"/>
+        <w:jc w:val="left"/>
+        <w:rPr>
+          <w:rFonts w:ascii="Verdana" w:eastAsia="굴림" w:hAnsi="Verdana" w:cs="굴림"/>
+          <w:color w:val="333333"/>
+          <w:kern w:val="0"/>
+          <w:sz w:val="18"/>
+          <w:szCs w:val="18"/>
+        </w:rPr>
+      </w:pPr>
+    </w:p>
+    <w:p>
+      <w:pPr>
+        <w:widowControl/>
+        <w:shd w:val="clear" w:color="auto" w:fill="FFFFFF"/>
+        <w:wordWrap/>
+        <w:autoSpaceDE/>
+        <w:autoSpaceDN/>
+        <w:spacing w:before="100" w:beforeAutospacing="1" w:after="100" w:afterAutospacing="1" w:line="240" w:lineRule="auto"/>
+        <w:jc w:val="left"/>
+        <w:rPr>
+          <w:rFonts w:ascii="Verdana" w:eastAsia="굴림" w:hAnsi="Verdana" w:cs="굴림"/>
+          <w:color w:val="333333"/>
+          <w:kern w:val="0"/>
+          <w:sz w:val="18"/>
+          <w:szCs w:val="18"/>
+        </w:rPr>
+      </w:pPr>
+    </w:p>
+    <w:p>
+      <w:pPr>
+        <w:widowControl/>
+        <w:shd w:val="clear" w:color="auto" w:fill="FFFFFF"/>
+        <w:wordWrap/>
+        <w:autoSpaceDE/>
+        <w:autoSpaceDN/>
+        <w:spacing w:before="100" w:beforeAutospacing="1" w:after="100" w:afterAutospacing="1" w:line="240" w:lineRule="auto"/>
+        <w:jc w:val="left"/>
+        <w:rPr>
+          <w:rFonts w:ascii="Verdana" w:eastAsia="굴림" w:hAnsi="Verdana" w:cs="굴림"/>
+          <w:color w:val="333333"/>
+          <w:kern w:val="0"/>
+          <w:sz w:val="18"/>
+          <w:szCs w:val="18"/>
+        </w:rPr>
+      </w:pPr>
+    </w:p>
+    <w:p>
+      <w:pPr>
+        <w:widowControl/>
+        <w:shd w:val="clear" w:color="auto" w:fill="FFFFFF"/>
+        <w:wordWrap/>
+        <w:autoSpaceDE/>
+        <w:autoSpaceDN/>
+        <w:spacing w:before="100" w:beforeAutospacing="1" w:after="100" w:afterAutospacing="1" w:line="240" w:lineRule="auto"/>
+        <w:jc w:val="left"/>
+        <w:rPr>
+          <w:rFonts w:ascii="Verdana" w:eastAsia="굴림" w:hAnsi="Verdana" w:cs="굴림"/>
+          <w:color w:val="333333"/>
+          <w:kern w:val="0"/>
+          <w:sz w:val="18"/>
+          <w:szCs w:val="18"/>
+        </w:rPr>
+      </w:pPr>
+    </w:p>
+    <w:p>
+      <w:pPr>
+        <w:widowControl/>
+        <w:shd w:val="clear" w:color="auto" w:fill="FFFFFF"/>
+        <w:wordWrap/>
+        <w:autoSpaceDE/>
+        <w:autoSpaceDN/>
+        <w:spacing w:before="100" w:beforeAutospacing="1" w:after="100" w:afterAutospacing="1" w:line="240" w:lineRule="auto"/>
+        <w:jc w:val="left"/>
+        <w:rPr>
+          <w:rFonts w:ascii="Verdana" w:eastAsia="굴림" w:hAnsi="Verdana" w:cs="굴림"/>
+          <w:color w:val="333333"/>
+          <w:kern w:val="0"/>
+          <w:sz w:val="18"/>
+          <w:szCs w:val="18"/>
+        </w:rPr>
+      </w:pPr>
+    </w:p>
+    <w:p>
+      <w:pPr>
+        <w:widowControl/>
+        <w:shd w:val="clear" w:color="auto" w:fill="FFFFFF"/>
+        <w:wordWrap/>
+        <w:autoSpaceDE/>
+        <w:autoSpaceDN/>
+        <w:spacing w:before="100" w:beforeAutospacing="1" w:after="100" w:afterAutospacing="1" w:line="240" w:lineRule="auto"/>
+        <w:jc w:val="left"/>
+        <w:rPr>
+          <w:rFonts w:ascii="Verdana" w:eastAsia="굴림" w:hAnsi="Verdana" w:cs="굴림"/>
+          <w:color w:val="333333"/>
+          <w:kern w:val="0"/>
+          <w:sz w:val="18"/>
+          <w:szCs w:val="18"/>
+        </w:rPr>
+      </w:pPr>
+    </w:p>
+    <w:p>
+      <w:pPr>
+        <w:widowControl/>
+        <w:shd w:val="clear" w:color="auto" w:fill="FFFFFF"/>
+        <w:wordWrap/>
+        <w:autoSpaceDE/>
+        <w:autoSpaceDN/>
+        <w:spacing w:before="100" w:beforeAutospacing="1" w:after="100" w:afterAutospacing="1" w:line="240" w:lineRule="auto"/>
+        <w:jc w:val="left"/>
+        <w:rPr>
+          <w:rFonts w:ascii="Verdana" w:eastAsia="굴림" w:hAnsi="Verdana" w:cs="굴림"/>
+          <w:color w:val="333333"/>
+          <w:kern w:val="0"/>
+          <w:sz w:val="18"/>
+          <w:szCs w:val="18"/>
+        </w:rPr>
+      </w:pPr>
+    </w:p>
+    <w:p>
+      <w:pPr>
+        <w:widowControl/>
+        <w:shd w:val="clear" w:color="auto" w:fill="FFFFFF"/>
+        <w:wordWrap/>
+        <w:autoSpaceDE/>
+        <w:autoSpaceDN/>
+        <w:spacing w:before="100" w:beforeAutospacing="1" w:after="100" w:afterAutospacing="1" w:line="240" w:lineRule="auto"/>
+        <w:jc w:val="left"/>
+        <w:rPr>
+          <w:rFonts w:ascii="Verdana" w:eastAsia="굴림" w:hAnsi="Verdana" w:cs="굴림"/>
+          <w:color w:val="333333"/>
+          <w:kern w:val="0"/>
+          <w:sz w:val="18"/>
+          <w:szCs w:val="18"/>
+        </w:rPr>
+      </w:pPr>
+    </w:p>
+    <w:p>
+      <w:pPr>
+        <w:widowControl/>
+        <w:shd w:val="clear" w:color="auto" w:fill="FFFFFF"/>
+        <w:wordWrap/>
+        <w:autoSpaceDE/>
+        <w:autoSpaceDN/>
+        <w:spacing w:before="100" w:beforeAutospacing="1" w:after="100" w:afterAutospacing="1" w:line="240" w:lineRule="auto"/>
+        <w:jc w:val="left"/>
+        <w:rPr>
+          <w:rFonts w:ascii="Verdana" w:eastAsia="굴림" w:hAnsi="Verdana" w:cs="굴림"/>
+          <w:color w:val="333333"/>
+          <w:kern w:val="0"/>
+          <w:sz w:val="18"/>
+          <w:szCs w:val="18"/>
+        </w:rPr>
+      </w:pPr>
+    </w:p>
+    <w:p>
+      <w:pPr>
+        <w:widowControl/>
+        <w:shd w:val="clear" w:color="auto" w:fill="FFFFFF"/>
+        <w:wordWrap/>
+        <w:autoSpaceDE/>
+        <w:autoSpaceDN/>
+        <w:spacing w:before="100" w:beforeAutospacing="1" w:after="100" w:afterAutospacing="1" w:line="240" w:lineRule="auto"/>
+        <w:jc w:val="left"/>
+        <w:rPr>
+          <w:rFonts w:ascii="Verdana" w:eastAsia="굴림" w:hAnsi="Verdana" w:cs="굴림"/>
+          <w:color w:val="333333"/>
+          <w:kern w:val="0"/>
+          <w:sz w:val="18"/>
+          <w:szCs w:val="18"/>
+        </w:rPr>
+      </w:pPr>
+    </w:p>
+    <w:p>
+      <w:pPr>
+        <w:widowControl/>
+        <w:shd w:val="clear" w:color="auto" w:fill="FFFFFF"/>
+        <w:wordWrap/>
+        <w:autoSpaceDE/>
+        <w:autoSpaceDN/>
+        <w:spacing w:before="100" w:beforeAutospacing="1" w:after="100" w:afterAutospacing="1" w:line="240" w:lineRule="auto"/>
+        <w:jc w:val="left"/>
+        <w:rPr>
+          <w:rFonts w:ascii="Verdana" w:eastAsia="굴림" w:hAnsi="Verdana" w:cs="굴림"/>
+          <w:color w:val="333333"/>
+          <w:kern w:val="0"/>
+          <w:sz w:val="18"/>
+          <w:szCs w:val="18"/>
+        </w:rPr>
+      </w:pPr>
+    </w:p>
+    <w:p>
+      <w:pPr>
+        <w:widowControl/>
+        <w:shd w:val="clear" w:color="auto" w:fill="FFFFFF"/>
+        <w:wordWrap/>
+        <w:autoSpaceDE/>
+        <w:autoSpaceDN/>
+        <w:spacing w:before="100" w:beforeAutospacing="1" w:after="100" w:afterAutospacing="1" w:line="240" w:lineRule="auto"/>
+        <w:jc w:val="left"/>
+        <w:rPr>
+          <w:rFonts w:ascii="Verdana" w:eastAsia="굴림" w:hAnsi="Verdana" w:cs="굴림"/>
+          <w:color w:val="333333"/>
+          <w:kern w:val="0"/>
+          <w:sz w:val="18"/>
+          <w:szCs w:val="18"/>
+        </w:rPr>
+      </w:pPr>
+    </w:p>
+    <w:p>
+      <w:pPr>
+        <w:widowControl/>
+        <w:shd w:val="clear" w:color="auto" w:fill="FFFFFF"/>
+        <w:wordWrap/>
+        <w:autoSpaceDE/>
+        <w:autoSpaceDN/>
+        <w:spacing w:before="100" w:beforeAutospacing="1" w:after="100" w:afterAutospacing="1" w:line="240" w:lineRule="auto"/>
+        <w:jc w:val="left"/>
+        <w:rPr>
+          <w:rFonts w:ascii="Verdana" w:eastAsia="굴림" w:hAnsi="Verdana" w:cs="굴림"/>
+          <w:color w:val="333333"/>
+          <w:kern w:val="0"/>
+          <w:sz w:val="18"/>
+          <w:szCs w:val="18"/>
+        </w:rPr>
+      </w:pPr>
+    </w:p>
+    <w:p>
+      <w:pPr>
+        <w:widowControl/>
+        <w:shd w:val="clear" w:color="auto" w:fill="FFFFFF"/>
+        <w:wordWrap/>
+        <w:autoSpaceDE/>
+        <w:autoSpaceDN/>
+        <w:spacing w:before="100" w:beforeAutospacing="1" w:after="100" w:afterAutospacing="1" w:line="240" w:lineRule="auto"/>
+        <w:jc w:val="left"/>
+        <w:rPr>
+          <w:rFonts w:ascii="Verdana" w:eastAsia="굴림" w:hAnsi="Verdana" w:cs="굴림"/>
+          <w:color w:val="333333"/>
+          <w:kern w:val="0"/>
+          <w:sz w:val="18"/>
+          <w:szCs w:val="18"/>
+        </w:rPr>
+      </w:pPr>
+    </w:p>
+    <w:p>
+      <w:pPr>
+        <w:widowControl/>
+        <w:shd w:val="clear" w:color="auto" w:fill="FFFFFF"/>
+        <w:wordWrap/>
+        <w:autoSpaceDE/>
+        <w:autoSpaceDN/>
+        <w:spacing w:before="100" w:beforeAutospacing="1" w:after="100" w:afterAutospacing="1" w:line="240" w:lineRule="auto"/>
+        <w:jc w:val="left"/>
+        <w:rPr>
+          <w:rFonts w:ascii="Verdana" w:eastAsia="굴림" w:hAnsi="Verdana" w:cs="굴림"/>
+          <w:color w:val="333333"/>
+          <w:kern w:val="0"/>
+          <w:sz w:val="18"/>
+          <w:szCs w:val="18"/>
+        </w:rPr>
+      </w:pPr>
+    </w:p>
+    <w:p>
+      <w:pPr>
+        <w:widowControl/>
+        <w:shd w:val="clear" w:color="auto" w:fill="FFFFFF"/>
+        <w:wordWrap/>
+        <w:autoSpaceDE/>
+        <w:autoSpaceDN/>
+        <w:spacing w:before="100" w:beforeAutospacing="1" w:after="100" w:afterAutospacing="1" w:line="240" w:lineRule="auto"/>
+        <w:jc w:val="left"/>
+        <w:rPr>
+          <w:rFonts w:ascii="Verdana" w:eastAsia="굴림" w:hAnsi="Verdana" w:cs="굴림"/>
+          <w:color w:val="333333"/>
+          <w:kern w:val="0"/>
+          <w:sz w:val="18"/>
+          <w:szCs w:val="18"/>
+        </w:rPr>
+      </w:pPr>
+    </w:p>
+    <w:p>
+      <w:pPr>
+        <w:widowControl/>
+        <w:shd w:val="clear" w:color="auto" w:fill="FFFFFF"/>
+        <w:wordWrap/>
+        <w:autoSpaceDE/>
+        <w:autoSpaceDN/>
+        <w:spacing w:before="100" w:beforeAutospacing="1" w:after="100" w:afterAutospacing="1" w:line="240" w:lineRule="auto"/>
+        <w:jc w:val="left"/>
+        <w:rPr>
+          <w:rFonts w:ascii="Verdana" w:eastAsia="굴림" w:hAnsi="Verdana" w:cs="굴림" w:hint="eastAsia"/>
+          <w:color w:val="333333"/>
+          <w:kern w:val="0"/>
+          <w:sz w:val="18"/>
+          <w:szCs w:val="18"/>
+        </w:rPr>
+      </w:pPr>
+    </w:p>
+    <w:p>
+      <w:pPr>
         <w:pStyle w:val="ae"/>
         <w:ind w:right="200"/>
       </w:pPr>
     </w:p>
-    <w:bookmarkStart w:id="65" w:name="_Toc488328268"/>
-    <w:bookmarkStart w:id="66" w:name="_Toc488328303"/>
-    <w:bookmarkStart w:id="67" w:name="_Toc496545314"/>
+    <w:bookmarkStart w:id="68" w:name="_Toc488328268"/>
+    <w:bookmarkStart w:id="69" w:name="_Toc488328303"/>
+    <w:bookmarkStart w:id="70" w:name="_Toc496545314"/>
+    <w:bookmarkStart w:id="71" w:name="_Toc65143271"/>
     <w:p>
       <w:pPr>
         <w:pStyle w:val="ae"/>
@@ -9397,10 +10499,11 @@
         <w:rPr>
           <w:noProof/>
         </w:rPr>
+        <w:lastRenderedPageBreak/>
         <mc:AlternateContent>
           <mc:Choice Requires="wps">
             <w:drawing>
-              <wp:anchor distT="0" distB="0" distL="114300" distR="114300" simplePos="0" relativeHeight="251668480" behindDoc="0" locked="0" layoutInCell="1" allowOverlap="1" wp14:anchorId="6CB5B3EB" wp14:editId="11C41FEE">
+              <wp:anchor distT="0" distB="0" distL="114300" distR="114300" simplePos="0" relativeHeight="251668480" behindDoc="0" locked="0" layoutInCell="1" allowOverlap="1" wp14:anchorId="7CE12FEC" wp14:editId="65F87E33">
                 <wp:simplePos x="0" y="0"/>
                 <wp:positionH relativeFrom="margin">
                   <wp:posOffset>453390</wp:posOffset>
@@ -9485,7 +10588,7 @@
               </wp:anchor>
             </w:drawing>
           </mc:Choice>
-          <mc:Fallback>
+          <mc:Fallback xmlns:w16cid="http://schemas.microsoft.com/office/word/2016/wordml/cid" xmlns:am3d="http://schemas.microsoft.com/office/drawing/2017/model3d" xmlns:aink="http://schemas.microsoft.com/office/drawing/2016/ink" xmlns:cx8="http://schemas.microsoft.com/office/drawing/2016/5/14/chartex" xmlns:cx7="http://schemas.microsoft.com/office/drawing/2016/5/13/chartex" xmlns:cx6="http://schemas.microsoft.com/office/drawing/2016/5/12/chartex" xmlns:cx5="http://schemas.microsoft.com/office/drawing/2016/5/11/chartex" xmlns:cx4="http://schemas.microsoft.com/office/drawing/2016/5/10/chartex" xmlns:cx3="http://schemas.microsoft.com/office/drawing/2016/5/9/chartex" xmlns:cx2="http://schemas.microsoft.com/office/drawing/2015/10/21/chartex" xmlns:cx1="http://schemas.microsoft.com/office/drawing/2015/9/8/chartex">
             <w:pict>
               <v:rect w14:anchorId="6A06D5D6" id="직사각형 64" o:spid="_x0000_s1026" style="position:absolute;left:0;text-align:left;margin-left:35.7pt;margin-top:34.75pt;width:6in;height:9pt;z-index:251668480;visibility:visible;mso-wrap-style:square;mso-width-percent:0;mso-height-percent:0;mso-wrap-distance-left:9pt;mso-wrap-distance-top:0;mso-wrap-distance-right:9pt;mso-wrap-distance-bottom:0;mso-position-horizontal:absolute;mso-position-horizontal-relative:margin;mso-position-vertical:absolute;mso-position-vertical-relative:text;mso-width-percent:0;mso-height-percent:0;mso-width-relative:page;mso-height-relative:page;v-text-anchor:top" o:gfxdata="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" stroked="f">
                 <v:fill color2="navy" angle="90" focus="100%" type="gradient"/>
@@ -9495,9 +10598,10 @@
           </mc:Fallback>
         </mc:AlternateContent>
       </w:r>
-      <w:bookmarkEnd w:id="65"/>
-      <w:bookmarkEnd w:id="66"/>
-      <w:bookmarkEnd w:id="67"/>
+      <w:bookmarkEnd w:id="68"/>
+      <w:bookmarkEnd w:id="69"/>
+      <w:bookmarkEnd w:id="70"/>
+      <w:bookmarkEnd w:id="71"/>
     </w:p>
     <w:p>
       <w:pPr>
@@ -9508,16 +10612,16 @@
         </w:numPr>
         <w:ind w:left="200" w:right="200"/>
       </w:pPr>
-      <w:bookmarkStart w:id="68" w:name="_Toc488328269"/>
-      <w:bookmarkStart w:id="69" w:name="_Toc496545315"/>
+      <w:bookmarkStart w:id="72" w:name="_Toc488328269"/>
+      <w:bookmarkStart w:id="73" w:name="_Toc65143272"/>
       <w:r>
         <w:rPr>
           <w:rFonts w:hint="eastAsia"/>
         </w:rPr>
         <w:t>설치</w:t>
       </w:r>
-      <w:bookmarkEnd w:id="68"/>
-      <w:bookmarkEnd w:id="69"/>
+      <w:bookmarkEnd w:id="72"/>
+      <w:bookmarkEnd w:id="73"/>
     </w:p>
     <w:p>
       <w:pPr>
@@ -9530,7 +10634,7 @@
         <mc:AlternateContent>
           <mc:Choice Requires="wps">
             <w:drawing>
-              <wp:anchor distT="0" distB="0" distL="114300" distR="114300" simplePos="0" relativeHeight="251667456" behindDoc="0" locked="0" layoutInCell="1" allowOverlap="1" wp14:anchorId="2C09B41F" wp14:editId="0B4FC7C1">
+              <wp:anchor distT="0" distB="0" distL="114300" distR="114300" simplePos="0" relativeHeight="251667456" behindDoc="0" locked="0" layoutInCell="1" allowOverlap="1" wp14:anchorId="090E590D" wp14:editId="067AF821">
                 <wp:simplePos x="0" y="0"/>
                 <wp:positionH relativeFrom="margin">
                   <wp:align>right</wp:align>
@@ -9615,7 +10719,7 @@
               </wp:anchor>
             </w:drawing>
           </mc:Choice>
-          <mc:Fallback>
+          <mc:Fallback xmlns:w16cid="http://schemas.microsoft.com/office/word/2016/wordml/cid" xmlns:am3d="http://schemas.microsoft.com/office/drawing/2017/model3d" xmlns:aink="http://schemas.microsoft.com/office/drawing/2016/ink" xmlns:cx8="http://schemas.microsoft.com/office/drawing/2016/5/14/chartex" xmlns:cx7="http://schemas.microsoft.com/office/drawing/2016/5/13/chartex" xmlns:cx6="http://schemas.microsoft.com/office/drawing/2016/5/12/chartex" xmlns:cx5="http://schemas.microsoft.com/office/drawing/2016/5/11/chartex" xmlns:cx4="http://schemas.microsoft.com/office/drawing/2016/5/10/chartex" xmlns:cx3="http://schemas.microsoft.com/office/drawing/2016/5/9/chartex" xmlns:cx2="http://schemas.microsoft.com/office/drawing/2015/10/21/chartex" xmlns:cx1="http://schemas.microsoft.com/office/drawing/2015/9/8/chartex">
             <w:pict>
               <v:rect w14:anchorId="7A22AAB4" id="직사각형 65" o:spid="_x0000_s1026" style="position:absolute;left:0;text-align:left;margin-left:380.8pt;margin-top:.75pt;width:6in;height:9pt;z-index:251667456;visibility:visible;mso-wrap-style:square;mso-width-percent:0;mso-height-percent:0;mso-wrap-distance-left:9pt;mso-wrap-distance-top:0;mso-wrap-distance-right:9pt;mso-wrap-distance-bottom:0;mso-position-horizontal:right;mso-position-horizontal-relative:margin;mso-position-vertical:absolute;mso-position-vertical-relative:text;mso-width-percent:0;mso-height-percent:0;mso-width-relative:page;mso-height-relative:page;v-text-anchor:top" o:gfxdata="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" stroked="f">
                 <v:fill color2="navy" angle="90" focus="100%" type="gradient"/>
@@ -9657,7 +10761,7 @@
           <w:noProof/>
         </w:rPr>
         <w:drawing>
-          <wp:inline distT="0" distB="0" distL="0" distR="0" wp14:anchorId="0EAEFD53" wp14:editId="6A391432">
+          <wp:inline distT="0" distB="0" distL="0" distR="0" wp14:anchorId="368DCA81" wp14:editId="789E7965">
             <wp:extent cx="142875" cy="142875"/>
             <wp:effectExtent l="0" t="0" r="9525" b="9525"/>
             <wp:docPr id="66" name="그림 66" descr="BD21312_"/>
@@ -9733,7 +10837,7 @@
           <w:noProof/>
         </w:rPr>
         <w:drawing>
-          <wp:inline distT="0" distB="0" distL="0" distR="0" wp14:anchorId="2AC8A11A" wp14:editId="6DD91B3D">
+          <wp:inline distT="0" distB="0" distL="0" distR="0" wp14:anchorId="72A42348" wp14:editId="1DEA6A48">
             <wp:extent cx="142875" cy="142875"/>
             <wp:effectExtent l="0" t="0" r="9525" b="9525"/>
             <wp:docPr id="67" name="그림 67" descr="BD21312_"/>
@@ -9811,7 +10915,7 @@
           <w:noProof/>
         </w:rPr>
         <w:drawing>
-          <wp:inline distT="0" distB="0" distL="0" distR="0">
+          <wp:inline distT="0" distB="0" distL="0" distR="0" wp14:anchorId="44FC2000" wp14:editId="176483A8">
             <wp:extent cx="142875" cy="142875"/>
             <wp:effectExtent l="0" t="0" r="9525" b="9525"/>
             <wp:docPr id="98" name="그림 98" descr="BD21312_"/>
@@ -9899,7 +11003,7 @@
           <w:noProof/>
         </w:rPr>
         <w:drawing>
-          <wp:inline distT="0" distB="0" distL="0" distR="0" wp14:anchorId="3CF6E739" wp14:editId="67115D7B">
+          <wp:inline distT="0" distB="0" distL="0" distR="0" wp14:anchorId="061B8DD7" wp14:editId="6A1D215B">
             <wp:extent cx="142875" cy="142875"/>
             <wp:effectExtent l="0" t="0" r="9525" b="9525"/>
             <wp:docPr id="68" name="그림 68" descr="BD21312_"/>
@@ -9997,7 +11101,7 @@
           <w:noProof/>
         </w:rPr>
         <w:drawing>
-          <wp:inline distT="0" distB="0" distL="0" distR="0">
+          <wp:inline distT="0" distB="0" distL="0" distR="0" wp14:anchorId="7A959F5C" wp14:editId="590F7D90">
             <wp:extent cx="142875" cy="142875"/>
             <wp:effectExtent l="0" t="0" r="9525" b="9525"/>
             <wp:docPr id="97" name="그림 97" descr="BD21312_"/>
@@ -10081,7 +11185,7 @@
           <w:noProof/>
         </w:rPr>
         <w:drawing>
-          <wp:inline distT="0" distB="0" distL="0" distR="0" wp14:anchorId="203C277B" wp14:editId="3EC34D76">
+          <wp:inline distT="0" distB="0" distL="0" distR="0" wp14:anchorId="4250E1F1" wp14:editId="33F8B238">
             <wp:extent cx="142875" cy="142875"/>
             <wp:effectExtent l="0" t="0" r="9525" b="9525"/>
             <wp:docPr id="69" name="그림 69" descr="BD21312_"/>
@@ -10222,8 +11326,8 @@
     <w:p>
       <w:pPr>
         <w:sectPr>
-          <w:headerReference w:type="default" r:id="rId24"/>
-          <w:footerReference w:type="default" r:id="rId25"/>
+          <w:headerReference w:type="default" r:id="rId25"/>
+          <w:footerReference w:type="default" r:id="rId26"/>
           <w:pgSz w:w="11906" w:h="16838" w:code="9"/>
           <w:pgMar w:top="1701" w:right="1134" w:bottom="1418" w:left="1418" w:header="567" w:footer="709" w:gutter="0"/>
           <w:cols w:space="425"/>
@@ -10239,14 +11343,14 @@
           <w:numId w:val="14"/>
         </w:numPr>
       </w:pPr>
-      <w:bookmarkStart w:id="70" w:name="_Toc488328270"/>
-      <w:bookmarkStart w:id="71" w:name="_Toc496545316"/>
+      <w:bookmarkStart w:id="74" w:name="_Toc488328270"/>
+      <w:bookmarkStart w:id="75" w:name="_Toc65143273"/>
       <w:r>
         <w:lastRenderedPageBreak/>
         <w:t>설치 스크립트 실행</w:t>
       </w:r>
-      <w:bookmarkEnd w:id="70"/>
-      <w:bookmarkEnd w:id="71"/>
+      <w:bookmarkEnd w:id="74"/>
+      <w:bookmarkEnd w:id="75"/>
     </w:p>
     <w:p>
       <w:pPr>
@@ -10500,7 +11604,7 @@
           <w:noProof/>
         </w:rPr>
         <w:drawing>
-          <wp:inline distT="0" distB="0" distL="0" distR="0">
+          <wp:inline distT="0" distB="0" distL="0" distR="0" wp14:anchorId="66D9D5C0" wp14:editId="4DEA048F">
             <wp:extent cx="7677150" cy="190500"/>
             <wp:effectExtent l="0" t="0" r="0" b="0"/>
             <wp:docPr id="90" name="그림 90" descr="http://10.0.140.184:8088/redmine/system/rich/rich_files/rich_files/000/000/129/original/c7.PNG"/>
@@ -10517,7 +11621,7 @@
                     </pic:cNvPicPr>
                   </pic:nvPicPr>
                   <pic:blipFill>
-                    <a:blip r:embed="rId26">
+                    <a:blip r:embed="rId27">
                       <a:extLst>
                         <a:ext uri="{28A0092B-C50C-407E-A947-70E740481C1C}">
                           <a14:useLocalDpi xmlns:a14="http://schemas.microsoft.com/office/drawing/2010/main" val="0"/>
@@ -10699,7 +11803,7 @@
           <w:noProof/>
         </w:rPr>
         <w:drawing>
-          <wp:inline distT="0" distB="0" distL="0" distR="0">
+          <wp:inline distT="0" distB="0" distL="0" distR="0" wp14:anchorId="25BDCBAD" wp14:editId="7D3B6AA2">
             <wp:extent cx="6877050" cy="200025"/>
             <wp:effectExtent l="0" t="0" r="0" b="9525"/>
             <wp:docPr id="89" name="그림 89" descr="http://10.0.140.184:8088/redmine/system/rich/rich_files/rich_files/000/000/140/original/c8.PNG"/>
@@ -10716,7 +11820,7 @@
                     </pic:cNvPicPr>
                   </pic:nvPicPr>
                   <pic:blipFill>
-                    <a:blip r:embed="rId27">
+                    <a:blip r:embed="rId28">
                       <a:extLst>
                         <a:ext uri="{28A0092B-C50C-407E-A947-70E740481C1C}">
                           <a14:useLocalDpi xmlns:a14="http://schemas.microsoft.com/office/drawing/2010/main" val="0"/>
@@ -10821,7 +11925,7 @@
           <w:noProof/>
         </w:rPr>
         <w:drawing>
-          <wp:inline distT="0" distB="0" distL="0" distR="0">
+          <wp:inline distT="0" distB="0" distL="0" distR="0" wp14:anchorId="6B76D14B" wp14:editId="4848219B">
             <wp:extent cx="7096125" cy="1704975"/>
             <wp:effectExtent l="0" t="0" r="9525" b="9525"/>
             <wp:docPr id="88" name="그림 88" descr="http://10.0.140.184:8088/redmine/system/rich/rich_files/rich_files/000/000/131/original/c9.PNG"/>
@@ -10838,7 +11942,7 @@
                     </pic:cNvPicPr>
                   </pic:nvPicPr>
                   <pic:blipFill>
-                    <a:blip r:embed="rId28">
+                    <a:blip r:embed="rId29">
                       <a:extLst>
                         <a:ext uri="{28A0092B-C50C-407E-A947-70E740481C1C}">
                           <a14:useLocalDpi xmlns:a14="http://schemas.microsoft.com/office/drawing/2010/main" val="0"/>
@@ -11483,7 +12587,7 @@
           <w:noProof/>
         </w:rPr>
         <w:drawing>
-          <wp:inline distT="0" distB="0" distL="0" distR="0">
+          <wp:inline distT="0" distB="0" distL="0" distR="0" wp14:anchorId="123E1ECA" wp14:editId="742FD8F0">
             <wp:extent cx="8277225" cy="3924300"/>
             <wp:effectExtent l="0" t="0" r="9525" b="0"/>
             <wp:docPr id="87" name="그림 87" descr="http://10.0.140.184:8088/redmine/system/rich/rich_files/rich_files/000/000/139/original/b1.png"/>
@@ -11500,7 +12604,7 @@
                     </pic:cNvPicPr>
                   </pic:nvPicPr>
                   <pic:blipFill>
-                    <a:blip r:embed="rId29">
+                    <a:blip r:embed="rId30">
                       <a:extLst>
                         <a:ext uri="{28A0092B-C50C-407E-A947-70E740481C1C}">
                           <a14:useLocalDpi xmlns:a14="http://schemas.microsoft.com/office/drawing/2010/main" val="0"/>
@@ -11804,7 +12908,7 @@
           <w:noProof/>
         </w:rPr>
         <w:drawing>
-          <wp:inline distT="0" distB="0" distL="0" distR="0">
+          <wp:inline distT="0" distB="0" distL="0" distR="0" wp14:anchorId="6AA259CF" wp14:editId="715C4651">
             <wp:extent cx="8277225" cy="1533525"/>
             <wp:effectExtent l="0" t="0" r="9525" b="9525"/>
             <wp:docPr id="86" name="그림 86" descr="http://10.0.140.184:8088/redmine/system/rich/rich_files/rich_files/000/000/141/original/b2.png"/>
@@ -11821,7 +12925,7 @@
                     </pic:cNvPicPr>
                   </pic:nvPicPr>
                   <pic:blipFill>
-                    <a:blip r:embed="rId30">
+                    <a:blip r:embed="rId31">
                       <a:extLst>
                         <a:ext uri="{28A0092B-C50C-407E-A947-70E740481C1C}">
                           <a14:useLocalDpi xmlns:a14="http://schemas.microsoft.com/office/drawing/2010/main" val="0"/>
@@ -12124,7 +13228,7 @@
           <w:noProof/>
         </w:rPr>
         <w:drawing>
-          <wp:inline distT="0" distB="0" distL="0" distR="0">
+          <wp:inline distT="0" distB="0" distL="0" distR="0" wp14:anchorId="7C0295BF" wp14:editId="0A37B833">
             <wp:extent cx="8277225" cy="1209675"/>
             <wp:effectExtent l="0" t="0" r="9525" b="9525"/>
             <wp:docPr id="85" name="그림 85" descr="http://10.0.140.184:8088/redmine/system/rich/rich_files/rich_files/000/000/142/original/b3.png"/>
@@ -12141,7 +13245,7 @@
                     </pic:cNvPicPr>
                   </pic:nvPicPr>
                   <pic:blipFill rotWithShape="1">
-                    <a:blip r:embed="rId31">
+                    <a:blip r:embed="rId32">
                       <a:extLst>
                         <a:ext uri="{28A0092B-C50C-407E-A947-70E740481C1C}">
                           <a14:useLocalDpi xmlns:a14="http://schemas.microsoft.com/office/drawing/2010/main" val="0"/>
@@ -12497,7 +13601,7 @@
           <w:noProof/>
         </w:rPr>
         <w:drawing>
-          <wp:inline distT="0" distB="0" distL="0" distR="0">
+          <wp:inline distT="0" distB="0" distL="0" distR="0" wp14:anchorId="16A24117" wp14:editId="69A7CA8C">
             <wp:extent cx="8277225" cy="876300"/>
             <wp:effectExtent l="0" t="0" r="9525" b="0"/>
             <wp:docPr id="84" name="그림 84" descr="http://10.0.140.184:8088/redmine/system/rich/rich_files/rich_files/000/000/143/original/b4.png"/>
@@ -12514,7 +13618,7 @@
                     </pic:cNvPicPr>
                   </pic:nvPicPr>
                   <pic:blipFill>
-                    <a:blip r:embed="rId32">
+                    <a:blip r:embed="rId33">
                       <a:extLst>
                         <a:ext uri="{28A0092B-C50C-407E-A947-70E740481C1C}">
                           <a14:useLocalDpi xmlns:a14="http://schemas.microsoft.com/office/drawing/2010/main" val="0"/>
@@ -12877,7 +13981,7 @@
           <w:noProof/>
         </w:rPr>
         <w:drawing>
-          <wp:inline distT="0" distB="0" distL="0" distR="0">
+          <wp:inline distT="0" distB="0" distL="0" distR="0" wp14:anchorId="651249BA" wp14:editId="09A361DB">
             <wp:extent cx="8277225" cy="1514475"/>
             <wp:effectExtent l="0" t="0" r="9525" b="9525"/>
             <wp:docPr id="83" name="그림 83" descr="http://10.0.140.184:8088/redmine/system/rich/rich_files/rich_files/000/000/144/original/b5.png"/>
@@ -12894,7 +13998,7 @@
                     </pic:cNvPicPr>
                   </pic:nvPicPr>
                   <pic:blipFill>
-                    <a:blip r:embed="rId33">
+                    <a:blip r:embed="rId34">
                       <a:extLst>
                         <a:ext uri="{28A0092B-C50C-407E-A947-70E740481C1C}">
                           <a14:useLocalDpi xmlns:a14="http://schemas.microsoft.com/office/drawing/2010/main" val="0"/>
@@ -13492,7 +14596,7 @@
           <w:noProof/>
         </w:rPr>
         <w:drawing>
-          <wp:inline distT="0" distB="0" distL="0" distR="0">
+          <wp:inline distT="0" distB="0" distL="0" distR="0" wp14:anchorId="5BEDB6A5" wp14:editId="4984B899">
             <wp:extent cx="8886825" cy="2143125"/>
             <wp:effectExtent l="0" t="0" r="9525" b="9525"/>
             <wp:docPr id="82" name="그림 82" descr="http://10.0.140.184:8088/redmine/system/rich/rich_files/rich_files/000/000/145/original/b6.png"/>
@@ -13509,7 +14613,7 @@
                     </pic:cNvPicPr>
                   </pic:nvPicPr>
                   <pic:blipFill>
-                    <a:blip r:embed="rId34">
+                    <a:blip r:embed="rId35">
                       <a:extLst>
                         <a:ext uri="{28A0092B-C50C-407E-A947-70E740481C1C}">
                           <a14:useLocalDpi xmlns:a14="http://schemas.microsoft.com/office/drawing/2010/main" val="0"/>
@@ -13695,7 +14799,29 @@
           <w:sz w:val="18"/>
           <w:szCs w:val="18"/>
         </w:rPr>
-        <w:t xml:space="preserve"> MariaDB root</w:t>
+        <w:t xml:space="preserve"> </w:t>
+      </w:r>
+      <w:proofErr w:type="spellStart"/>
+      <w:r>
+        <w:rPr>
+          <w:rFonts w:ascii="Verdana" w:eastAsia="굴림" w:hAnsi="Verdana" w:cs="굴림"/>
+          <w:color w:val="333333"/>
+          <w:kern w:val="0"/>
+          <w:sz w:val="18"/>
+          <w:szCs w:val="18"/>
+        </w:rPr>
+        <w:t>MariaDB</w:t>
+      </w:r>
+      <w:proofErr w:type="spellEnd"/>
+      <w:r>
+        <w:rPr>
+          <w:rFonts w:ascii="Verdana" w:eastAsia="굴림" w:hAnsi="Verdana" w:cs="굴림"/>
+          <w:color w:val="333333"/>
+          <w:kern w:val="0"/>
+          <w:sz w:val="18"/>
+          <w:szCs w:val="18"/>
+        </w:rPr>
+        <w:t> root</w:t>
       </w:r>
       <w:r>
         <w:rPr>
@@ -14398,7 +15524,7 @@
           <w:noProof/>
         </w:rPr>
         <w:drawing>
-          <wp:inline distT="0" distB="0" distL="0" distR="0">
+          <wp:inline distT="0" distB="0" distL="0" distR="0" wp14:anchorId="03AAAB90" wp14:editId="45846EF5">
             <wp:extent cx="8886825" cy="923925"/>
             <wp:effectExtent l="0" t="0" r="9525" b="9525"/>
             <wp:docPr id="81" name="그림 81" descr="http://10.0.140.184:8088/redmine/system/rich/rich_files/rich_files/000/000/147/original/b7.png"/>
@@ -14415,7 +15541,7 @@
                     </pic:cNvPicPr>
                   </pic:nvPicPr>
                   <pic:blipFill>
-                    <a:blip r:embed="rId35">
+                    <a:blip r:embed="rId36">
                       <a:extLst>
                         <a:ext uri="{28A0092B-C50C-407E-A947-70E740481C1C}">
                           <a14:useLocalDpi xmlns:a14="http://schemas.microsoft.com/office/drawing/2010/main" val="0"/>
@@ -14980,7 +16106,7 @@
           <w:noProof/>
         </w:rPr>
         <w:drawing>
-          <wp:inline distT="0" distB="0" distL="0" distR="0">
+          <wp:inline distT="0" distB="0" distL="0" distR="0" wp14:anchorId="04A176F6" wp14:editId="415D798F">
             <wp:extent cx="8886825" cy="895350"/>
             <wp:effectExtent l="0" t="0" r="9525" b="0"/>
             <wp:docPr id="80" name="그림 80" descr="http://10.0.140.184:8088/redmine/system/rich/rich_files/rich_files/000/000/148/original/b8.png"/>
@@ -14997,7 +16123,7 @@
                     </pic:cNvPicPr>
                   </pic:nvPicPr>
                   <pic:blipFill>
-                    <a:blip r:embed="rId36">
+                    <a:blip r:embed="rId37">
                       <a:extLst>
                         <a:ext uri="{28A0092B-C50C-407E-A947-70E740481C1C}">
                           <a14:useLocalDpi xmlns:a14="http://schemas.microsoft.com/office/drawing/2010/main" val="0"/>
@@ -15129,7 +16255,7 @@
           <w:noProof/>
         </w:rPr>
         <w:drawing>
-          <wp:inline distT="0" distB="0" distL="0" distR="0">
+          <wp:inline distT="0" distB="0" distL="0" distR="0" wp14:anchorId="3A0D33A6" wp14:editId="278332D6">
             <wp:extent cx="8877300" cy="2667000"/>
             <wp:effectExtent l="0" t="0" r="0" b="0"/>
             <wp:docPr id="79" name="그림 79" descr="http://10.0.140.184:8088/redmine/system/rich/rich_files/rich_files/000/000/134/original/c12.PNG"/>
@@ -15146,7 +16272,7 @@
                     </pic:cNvPicPr>
                   </pic:nvPicPr>
                   <pic:blipFill rotWithShape="1">
-                    <a:blip r:embed="rId37">
+                    <a:blip r:embed="rId38">
                       <a:extLst>
                         <a:ext uri="{28A0092B-C50C-407E-A947-70E740481C1C}">
                           <a14:useLocalDpi xmlns:a14="http://schemas.microsoft.com/office/drawing/2010/main" val="0"/>
@@ -15280,7 +16406,7 @@
           <w:noProof/>
         </w:rPr>
         <w:drawing>
-          <wp:inline distT="0" distB="0" distL="0" distR="0">
+          <wp:inline distT="0" distB="0" distL="0" distR="0" wp14:anchorId="6F41F2D0" wp14:editId="500D02CF">
             <wp:extent cx="8810625" cy="1781175"/>
             <wp:effectExtent l="0" t="0" r="9525" b="9525"/>
             <wp:docPr id="78" name="그림 78" descr="http://10.0.140.184:8088/redmine/system/rich/rich_files/rich_files/000/000/135/original/c13.PNG"/>
@@ -15297,7 +16423,7 @@
                     </pic:cNvPicPr>
                   </pic:nvPicPr>
                   <pic:blipFill rotWithShape="1">
-                    <a:blip r:embed="rId38">
+                    <a:blip r:embed="rId39">
                       <a:extLst>
                         <a:ext uri="{28A0092B-C50C-407E-A947-70E740481C1C}">
                           <a14:useLocalDpi xmlns:a14="http://schemas.microsoft.com/office/drawing/2010/main" val="0"/>
@@ -15434,7 +16560,7 @@
           <w:noProof/>
         </w:rPr>
         <w:drawing>
-          <wp:inline distT="0" distB="0" distL="0" distR="0">
+          <wp:inline distT="0" distB="0" distL="0" distR="0" wp14:anchorId="1E3192BF" wp14:editId="6ED7712A">
             <wp:extent cx="8858250" cy="2847975"/>
             <wp:effectExtent l="0" t="0" r="0" b="9525"/>
             <wp:docPr id="77" name="그림 77" descr="http://10.0.140.184:8088/redmine/system/rich/rich_files/rich_files/000/000/136/original/c14.PNG"/>
@@ -15451,7 +16577,7 @@
                     </pic:cNvPicPr>
                   </pic:nvPicPr>
                   <pic:blipFill rotWithShape="1">
-                    <a:blip r:embed="rId39">
+                    <a:blip r:embed="rId40">
                       <a:extLst>
                         <a:ext uri="{28A0092B-C50C-407E-A947-70E740481C1C}">
                           <a14:useLocalDpi xmlns:a14="http://schemas.microsoft.com/office/drawing/2010/main" val="0"/>
@@ -15633,7 +16759,7 @@
           <w:noProof/>
         </w:rPr>
         <w:drawing>
-          <wp:inline distT="0" distB="0" distL="0" distR="0">
+          <wp:inline distT="0" distB="0" distL="0" distR="0" wp14:anchorId="5A1D58E9" wp14:editId="32E8B7D7">
             <wp:extent cx="8372475" cy="1285875"/>
             <wp:effectExtent l="0" t="0" r="9525" b="9525"/>
             <wp:docPr id="76" name="그림 76" descr="http://10.0.140.184:8088/redmine/system/rich/rich_files/rich_files/000/000/137/original/c15.PNG"/>
@@ -15650,7 +16776,7 @@
                     </pic:cNvPicPr>
                   </pic:nvPicPr>
                   <pic:blipFill rotWithShape="1">
-                    <a:blip r:embed="rId40">
+                    <a:blip r:embed="rId41">
                       <a:extLst>
                         <a:ext uri="{28A0092B-C50C-407E-A947-70E740481C1C}">
                           <a14:useLocalDpi xmlns:a14="http://schemas.microsoft.com/office/drawing/2010/main" val="0"/>
@@ -15714,8 +16840,8 @@
           <w:numId w:val="14"/>
         </w:numPr>
       </w:pPr>
-      <w:bookmarkStart w:id="72" w:name="_Toc488328271"/>
-      <w:bookmarkStart w:id="73" w:name="_Toc496545317"/>
+      <w:bookmarkStart w:id="76" w:name="_Toc488328271"/>
+      <w:bookmarkStart w:id="77" w:name="_Toc65143274"/>
       <w:r>
         <w:t xml:space="preserve">설치된 </w:t>
       </w:r>
@@ -15727,8 +16853,8 @@
       <w:r>
         <w:t xml:space="preserve"> 구조</w:t>
       </w:r>
-      <w:bookmarkEnd w:id="72"/>
-      <w:bookmarkEnd w:id="73"/>
+      <w:bookmarkEnd w:id="76"/>
+      <w:bookmarkEnd w:id="77"/>
     </w:p>
     <w:p>
       <w:pPr>
@@ -16085,7 +17211,6 @@
         </w:rPr>
         <w:t xml:space="preserve"> </w:t>
       </w:r>
-      <w:proofErr w:type="spellStart"/>
       <w:r>
         <w:rPr>
           <w:rFonts w:ascii="Verdana" w:eastAsia="굴림" w:hAnsi="Verdana" w:cs="굴림"/>
@@ -16096,18 +17221,16 @@
         </w:rPr>
         <w:t>심볼릭링크로</w:t>
       </w:r>
-      <w:proofErr w:type="spellEnd"/>
-      <w:r>
-        <w:rPr>
-          <w:rFonts w:ascii="Verdana" w:eastAsia="굴림" w:hAnsi="Verdana" w:cs="굴림"/>
-          <w:color w:val="333333"/>
-          <w:kern w:val="0"/>
-          <w:sz w:val="18"/>
-          <w:szCs w:val="18"/>
-        </w:rPr>
-        <w:t xml:space="preserve"> </w:t>
-      </w:r>
-      <w:proofErr w:type="spellStart"/>
+      <w:r>
+        <w:rPr>
+          <w:rFonts w:ascii="Verdana" w:eastAsia="굴림" w:hAnsi="Verdana" w:cs="굴림"/>
+          <w:color w:val="333333"/>
+          <w:kern w:val="0"/>
+          <w:sz w:val="18"/>
+          <w:szCs w:val="18"/>
+        </w:rPr>
+        <w:t xml:space="preserve"> </w:t>
+      </w:r>
       <w:r>
         <w:rPr>
           <w:rFonts w:ascii="Verdana" w:eastAsia="굴림" w:hAnsi="Verdana" w:cs="굴림"/>
@@ -16128,7 +17251,6 @@
         </w:rPr>
         <w:t>되어있다</w:t>
       </w:r>
-      <w:proofErr w:type="spellEnd"/>
       <w:r>
         <w:rPr>
           <w:rFonts w:ascii="Verdana" w:eastAsia="굴림" w:hAnsi="Verdana" w:cs="굴림"/>
@@ -16154,7 +17276,7 @@
           <w:noProof/>
         </w:rPr>
         <w:drawing>
-          <wp:inline distT="0" distB="0" distL="0" distR="0">
+          <wp:inline distT="0" distB="0" distL="0" distR="0" wp14:anchorId="24E17ABD" wp14:editId="792E7102">
             <wp:extent cx="8572500" cy="1876425"/>
             <wp:effectExtent l="0" t="0" r="0" b="9525"/>
             <wp:docPr id="75" name="그림 75" descr="http://10.0.140.184:8088/redmine/system/rich/rich_files/rich_files/000/000/149/original/d1.PNG"/>
@@ -16171,7 +17293,7 @@
                     </pic:cNvPicPr>
                   </pic:nvPicPr>
                   <pic:blipFill>
-                    <a:blip r:embed="rId41">
+                    <a:blip r:embed="rId42">
                       <a:extLst>
                         <a:ext uri="{28A0092B-C50C-407E-A947-70E740481C1C}">
                           <a14:useLocalDpi xmlns:a14="http://schemas.microsoft.com/office/drawing/2010/main" val="0"/>
@@ -16359,7 +17481,6 @@
         </w:rPr>
         <w:t xml:space="preserve"> </w:t>
       </w:r>
-      <w:proofErr w:type="spellStart"/>
       <w:r>
         <w:rPr>
           <w:rFonts w:ascii="Verdana" w:eastAsia="굴림" w:hAnsi="Verdana" w:cs="굴림"/>
@@ -16370,18 +17491,16 @@
         </w:rPr>
         <w:t>심볼릭링크에</w:t>
       </w:r>
-      <w:proofErr w:type="spellEnd"/>
-      <w:r>
-        <w:rPr>
-          <w:rFonts w:ascii="Verdana" w:eastAsia="굴림" w:hAnsi="Verdana" w:cs="굴림"/>
-          <w:color w:val="333333"/>
-          <w:kern w:val="0"/>
-          <w:sz w:val="18"/>
-          <w:szCs w:val="18"/>
-        </w:rPr>
-        <w:t xml:space="preserve"> </w:t>
-      </w:r>
-      <w:proofErr w:type="spellStart"/>
+      <w:r>
+        <w:rPr>
+          <w:rFonts w:ascii="Verdana" w:eastAsia="굴림" w:hAnsi="Verdana" w:cs="굴림"/>
+          <w:color w:val="333333"/>
+          <w:kern w:val="0"/>
+          <w:sz w:val="18"/>
+          <w:szCs w:val="18"/>
+        </w:rPr>
+        <w:t xml:space="preserve"> </w:t>
+      </w:r>
       <w:r>
         <w:rPr>
           <w:rFonts w:ascii="Verdana" w:eastAsia="굴림" w:hAnsi="Verdana" w:cs="굴림"/>
@@ -16402,7 +17521,6 @@
         </w:rPr>
         <w:t>있다</w:t>
       </w:r>
-      <w:proofErr w:type="spellEnd"/>
       <w:r>
         <w:rPr>
           <w:rFonts w:ascii="Verdana" w:eastAsia="굴림" w:hAnsi="Verdana" w:cs="굴림"/>
@@ -16591,7 +17709,6 @@
         </w:rPr>
         <w:t xml:space="preserve"> </w:t>
       </w:r>
-      <w:proofErr w:type="spellStart"/>
       <w:r>
         <w:rPr>
           <w:rFonts w:ascii="Verdana" w:eastAsia="굴림" w:hAnsi="Verdana" w:cs="굴림"/>
@@ -16602,18 +17719,16 @@
         </w:rPr>
         <w:t>심볼릭링크에</w:t>
       </w:r>
-      <w:proofErr w:type="spellEnd"/>
-      <w:r>
-        <w:rPr>
-          <w:rFonts w:ascii="Verdana" w:eastAsia="굴림" w:hAnsi="Verdana" w:cs="굴림"/>
-          <w:color w:val="333333"/>
-          <w:kern w:val="0"/>
-          <w:sz w:val="18"/>
-          <w:szCs w:val="18"/>
-        </w:rPr>
-        <w:t xml:space="preserve"> </w:t>
-      </w:r>
-      <w:proofErr w:type="spellStart"/>
+      <w:r>
+        <w:rPr>
+          <w:rFonts w:ascii="Verdana" w:eastAsia="굴림" w:hAnsi="Verdana" w:cs="굴림"/>
+          <w:color w:val="333333"/>
+          <w:kern w:val="0"/>
+          <w:sz w:val="18"/>
+          <w:szCs w:val="18"/>
+        </w:rPr>
+        <w:t xml:space="preserve"> </w:t>
+      </w:r>
       <w:r>
         <w:rPr>
           <w:rFonts w:ascii="Verdana" w:eastAsia="굴림" w:hAnsi="Verdana" w:cs="굴림"/>
@@ -16634,7 +17749,6 @@
         </w:rPr>
         <w:t>있다</w:t>
       </w:r>
-      <w:proofErr w:type="spellEnd"/>
       <w:r>
         <w:rPr>
           <w:rFonts w:ascii="Verdana" w:eastAsia="굴림" w:hAnsi="Verdana" w:cs="굴림"/>
@@ -16660,7 +17774,7 @@
           <w:noProof/>
         </w:rPr>
         <w:drawing>
-          <wp:inline distT="0" distB="0" distL="0" distR="0">
+          <wp:inline distT="0" distB="0" distL="0" distR="0" wp14:anchorId="05B25D74" wp14:editId="26B7EB35">
             <wp:extent cx="7553325" cy="2495550"/>
             <wp:effectExtent l="0" t="0" r="9525" b="0"/>
             <wp:docPr id="74" name="그림 74" descr="http://10.0.140.184:8088/redmine/system/rich/rich_files/rich_files/000/000/150/original/d2.PNG"/>
@@ -16677,7 +17791,7 @@
                     </pic:cNvPicPr>
                   </pic:nvPicPr>
                   <pic:blipFill>
-                    <a:blip r:embed="rId42">
+                    <a:blip r:embed="rId43">
                       <a:extLst>
                         <a:ext uri="{28A0092B-C50C-407E-A947-70E740481C1C}">
                           <a14:useLocalDpi xmlns:a14="http://schemas.microsoft.com/office/drawing/2010/main" val="0"/>
@@ -16967,7 +18081,29 @@
           <w:sz w:val="18"/>
           <w:szCs w:val="18"/>
         </w:rPr>
-        <w:t xml:space="preserve"> MariaDB </w:t>
+        <w:t xml:space="preserve"> </w:t>
+      </w:r>
+      <w:proofErr w:type="spellStart"/>
+      <w:r>
+        <w:rPr>
+          <w:rFonts w:ascii="Verdana" w:eastAsia="굴림" w:hAnsi="Verdana" w:cs="굴림"/>
+          <w:color w:val="333333"/>
+          <w:kern w:val="0"/>
+          <w:sz w:val="18"/>
+          <w:szCs w:val="18"/>
+        </w:rPr>
+        <w:t>MariaDB</w:t>
+      </w:r>
+      <w:proofErr w:type="spellEnd"/>
+      <w:r>
+        <w:rPr>
+          <w:rFonts w:ascii="Verdana" w:eastAsia="굴림" w:hAnsi="Verdana" w:cs="굴림"/>
+          <w:color w:val="333333"/>
+          <w:kern w:val="0"/>
+          <w:sz w:val="18"/>
+          <w:szCs w:val="18"/>
+        </w:rPr>
+        <w:t> </w:t>
       </w:r>
       <w:r>
         <w:rPr>
@@ -17705,7 +18841,6 @@
         </w:rPr>
         <w:t xml:space="preserve"> </w:t>
       </w:r>
-      <w:proofErr w:type="spellStart"/>
       <w:r>
         <w:rPr>
           <w:rFonts w:ascii="Verdana" w:eastAsia="굴림" w:hAnsi="Verdana" w:cs="굴림"/>
@@ -17716,18 +18851,16 @@
         </w:rPr>
         <w:t>심볼릭링크와</w:t>
       </w:r>
-      <w:proofErr w:type="spellEnd"/>
-      <w:r>
-        <w:rPr>
-          <w:rFonts w:ascii="Verdana" w:eastAsia="굴림" w:hAnsi="Verdana" w:cs="굴림"/>
-          <w:color w:val="333333"/>
-          <w:kern w:val="0"/>
-          <w:sz w:val="18"/>
-          <w:szCs w:val="18"/>
-        </w:rPr>
-        <w:t xml:space="preserve"> </w:t>
-      </w:r>
-      <w:proofErr w:type="spellStart"/>
+      <w:r>
+        <w:rPr>
+          <w:rFonts w:ascii="Verdana" w:eastAsia="굴림" w:hAnsi="Verdana" w:cs="굴림"/>
+          <w:color w:val="333333"/>
+          <w:kern w:val="0"/>
+          <w:sz w:val="18"/>
+          <w:szCs w:val="18"/>
+        </w:rPr>
+        <w:t xml:space="preserve"> </w:t>
+      </w:r>
       <w:r>
         <w:rPr>
           <w:rFonts w:ascii="Verdana" w:eastAsia="굴림" w:hAnsi="Verdana" w:cs="굴림"/>
@@ -17748,7 +18881,6 @@
         </w:rPr>
         <w:t>다</w:t>
       </w:r>
-      <w:proofErr w:type="spellEnd"/>
       <w:r>
         <w:rPr>
           <w:rFonts w:ascii="Verdana" w:eastAsia="굴림" w:hAnsi="Verdana" w:cs="굴림"/>
@@ -17775,7 +18907,7 @@
         </w:rPr>
         <w:lastRenderedPageBreak/>
         <w:drawing>
-          <wp:inline distT="0" distB="0" distL="0" distR="0">
+          <wp:inline distT="0" distB="0" distL="0" distR="0" wp14:anchorId="78C70F57" wp14:editId="07A47A90">
             <wp:extent cx="5238750" cy="628650"/>
             <wp:effectExtent l="0" t="0" r="0" b="0"/>
             <wp:docPr id="73" name="그림 73" descr="http://10.0.140.184:8088/redmine/system/rich/rich_files/rich_files/000/000/151/original/d3.PNG"/>
@@ -17792,7 +18924,7 @@
                     </pic:cNvPicPr>
                   </pic:nvPicPr>
                   <pic:blipFill>
-                    <a:blip r:embed="rId43">
+                    <a:blip r:embed="rId44">
                       <a:extLst>
                         <a:ext uri="{28A0092B-C50C-407E-A947-70E740481C1C}">
                           <a14:useLocalDpi xmlns:a14="http://schemas.microsoft.com/office/drawing/2010/main" val="0"/>
@@ -17843,13 +18975,13 @@
           <w:numId w:val="14"/>
         </w:numPr>
       </w:pPr>
-      <w:bookmarkStart w:id="74" w:name="_Toc488328272"/>
-      <w:bookmarkStart w:id="75" w:name="_Toc496545318"/>
+      <w:bookmarkStart w:id="78" w:name="_Toc488328272"/>
+      <w:bookmarkStart w:id="79" w:name="_Toc65143275"/>
       <w:r>
         <w:t>설치된 서버들이 잘 돌아가는지 확인</w:t>
       </w:r>
-      <w:bookmarkEnd w:id="74"/>
-      <w:bookmarkEnd w:id="75"/>
+      <w:bookmarkEnd w:id="78"/>
+      <w:bookmarkEnd w:id="79"/>
     </w:p>
     <w:p>
       <w:pPr>
@@ -17898,7 +19030,33 @@
           <w:sz w:val="18"/>
           <w:szCs w:val="18"/>
         </w:rPr>
-        <w:t xml:space="preserve"> aux | grep </w:t>
+        <w:t xml:space="preserve"> aux | </w:t>
+      </w:r>
+      <w:proofErr w:type="spellStart"/>
+      <w:r>
+        <w:rPr>
+          <w:rFonts w:ascii="Verdana" w:eastAsia="굴림" w:hAnsi="Verdana" w:cs="굴림"/>
+          <w:b/>
+          <w:bCs/>
+          <w:color w:val="333333"/>
+          <w:kern w:val="0"/>
+          <w:sz w:val="18"/>
+          <w:szCs w:val="18"/>
+        </w:rPr>
+        <w:t>grep</w:t>
+      </w:r>
+      <w:proofErr w:type="spellEnd"/>
+      <w:r>
+        <w:rPr>
+          <w:rFonts w:ascii="Verdana" w:eastAsia="굴림" w:hAnsi="Verdana" w:cs="굴림"/>
+          <w:b/>
+          <w:bCs/>
+          <w:color w:val="333333"/>
+          <w:kern w:val="0"/>
+          <w:sz w:val="18"/>
+          <w:szCs w:val="18"/>
+        </w:rPr>
+        <w:t xml:space="preserve"> </w:t>
       </w:r>
       <w:proofErr w:type="spellStart"/>
       <w:proofErr w:type="gramStart"/>
@@ -17934,8 +19092,20 @@
           <w:sz w:val="18"/>
           <w:szCs w:val="18"/>
         </w:rPr>
-        <w:t xml:space="preserve"> MariaDB</w:t>
-      </w:r>
+        <w:t xml:space="preserve"> </w:t>
+      </w:r>
+      <w:proofErr w:type="spellStart"/>
+      <w:r>
+        <w:rPr>
+          <w:rFonts w:ascii="Verdana" w:eastAsia="굴림" w:hAnsi="Verdana" w:cs="굴림"/>
+          <w:color w:val="333333"/>
+          <w:kern w:val="0"/>
+          <w:sz w:val="18"/>
+          <w:szCs w:val="18"/>
+        </w:rPr>
+        <w:t>MariaDB</w:t>
+      </w:r>
+      <w:proofErr w:type="spellEnd"/>
       <w:r>
         <w:rPr>
           <w:rFonts w:ascii="Verdana" w:eastAsia="굴림" w:hAnsi="Verdana" w:cs="굴림"/>
@@ -18036,7 +19206,33 @@
           <w:sz w:val="18"/>
           <w:szCs w:val="18"/>
         </w:rPr>
-        <w:t xml:space="preserve"> aux | grep </w:t>
+        <w:t xml:space="preserve"> aux | </w:t>
+      </w:r>
+      <w:proofErr w:type="spellStart"/>
+      <w:r>
+        <w:rPr>
+          <w:rFonts w:ascii="Verdana" w:eastAsia="굴림" w:hAnsi="Verdana" w:cs="굴림"/>
+          <w:b/>
+          <w:bCs/>
+          <w:color w:val="333333"/>
+          <w:kern w:val="0"/>
+          <w:sz w:val="18"/>
+          <w:szCs w:val="18"/>
+        </w:rPr>
+        <w:t>grep</w:t>
+      </w:r>
+      <w:proofErr w:type="spellEnd"/>
+      <w:r>
+        <w:rPr>
+          <w:rFonts w:ascii="Verdana" w:eastAsia="굴림" w:hAnsi="Verdana" w:cs="굴림"/>
+          <w:b/>
+          <w:bCs/>
+          <w:color w:val="333333"/>
+          <w:kern w:val="0"/>
+          <w:sz w:val="18"/>
+          <w:szCs w:val="18"/>
+        </w:rPr>
+        <w:t xml:space="preserve"> </w:t>
       </w:r>
       <w:proofErr w:type="spellStart"/>
       <w:proofErr w:type="gramStart"/>
@@ -18286,7 +19482,33 @@
           <w:sz w:val="18"/>
           <w:szCs w:val="18"/>
         </w:rPr>
-        <w:t xml:space="preserve"> aux | grep </w:t>
+        <w:t xml:space="preserve"> aux | </w:t>
+      </w:r>
+      <w:proofErr w:type="spellStart"/>
+      <w:r>
+        <w:rPr>
+          <w:rFonts w:ascii="Verdana" w:eastAsia="굴림" w:hAnsi="Verdana" w:cs="굴림"/>
+          <w:b/>
+          <w:bCs/>
+          <w:color w:val="333333"/>
+          <w:kern w:val="0"/>
+          <w:sz w:val="18"/>
+          <w:szCs w:val="18"/>
+        </w:rPr>
+        <w:t>grep</w:t>
+      </w:r>
+      <w:proofErr w:type="spellEnd"/>
+      <w:r>
+        <w:rPr>
+          <w:rFonts w:ascii="Verdana" w:eastAsia="굴림" w:hAnsi="Verdana" w:cs="굴림"/>
+          <w:b/>
+          <w:bCs/>
+          <w:color w:val="333333"/>
+          <w:kern w:val="0"/>
+          <w:sz w:val="18"/>
+          <w:szCs w:val="18"/>
+        </w:rPr>
+        <w:t xml:space="preserve"> </w:t>
       </w:r>
       <w:proofErr w:type="spellStart"/>
       <w:proofErr w:type="gramStart"/>
@@ -18536,7 +19758,33 @@
           <w:sz w:val="18"/>
           <w:szCs w:val="18"/>
         </w:rPr>
-        <w:t xml:space="preserve"> aux | grep </w:t>
+        <w:t xml:space="preserve"> aux | </w:t>
+      </w:r>
+      <w:proofErr w:type="spellStart"/>
+      <w:r>
+        <w:rPr>
+          <w:rFonts w:ascii="Verdana" w:eastAsia="굴림" w:hAnsi="Verdana" w:cs="굴림"/>
+          <w:b/>
+          <w:bCs/>
+          <w:color w:val="333333"/>
+          <w:kern w:val="0"/>
+          <w:sz w:val="18"/>
+          <w:szCs w:val="18"/>
+        </w:rPr>
+        <w:t>grep</w:t>
+      </w:r>
+      <w:proofErr w:type="spellEnd"/>
+      <w:r>
+        <w:rPr>
+          <w:rFonts w:ascii="Verdana" w:eastAsia="굴림" w:hAnsi="Verdana" w:cs="굴림"/>
+          <w:b/>
+          <w:bCs/>
+          <w:color w:val="333333"/>
+          <w:kern w:val="0"/>
+          <w:sz w:val="18"/>
+          <w:szCs w:val="18"/>
+        </w:rPr>
+        <w:t xml:space="preserve"> </w:t>
       </w:r>
       <w:proofErr w:type="spellStart"/>
       <w:r>
@@ -18782,8 +20030,8 @@
           <w:numId w:val="14"/>
         </w:numPr>
       </w:pPr>
-      <w:bookmarkStart w:id="76" w:name="_Toc488328273"/>
-      <w:bookmarkStart w:id="77" w:name="_Toc496545319"/>
+      <w:bookmarkStart w:id="80" w:name="_Toc488328273"/>
+      <w:bookmarkStart w:id="81" w:name="_Toc65143276"/>
       <w:proofErr w:type="spellStart"/>
       <w:r>
         <w:t>ezEKP</w:t>
@@ -18815,8 +20063,8 @@
         </w:rPr>
         <w:t>(하위 디렉토리도 모두)</w:t>
       </w:r>
-      <w:bookmarkEnd w:id="76"/>
-      <w:bookmarkEnd w:id="77"/>
+      <w:bookmarkEnd w:id="80"/>
+      <w:bookmarkEnd w:id="81"/>
     </w:p>
     <w:p>
       <w:pPr>
@@ -18868,7 +20116,6 @@
         <w:t xml:space="preserve"> -R </w:t>
       </w:r>
       <w:proofErr w:type="spellStart"/>
-      <w:proofErr w:type="gramStart"/>
       <w:r>
         <w:rPr>
           <w:rFonts w:ascii="Verdana" w:eastAsia="굴림" w:hAnsi="Verdana" w:cs="굴림"/>
@@ -18882,7 +20129,6 @@
         <w:t>jmocha:jmocha</w:t>
       </w:r>
       <w:proofErr w:type="spellEnd"/>
-      <w:proofErr w:type="gramEnd"/>
       <w:r>
         <w:rPr>
           <w:rFonts w:ascii="Verdana" w:eastAsia="굴림" w:hAnsi="Verdana" w:cs="굴림"/>
@@ -18929,8 +20175,8 @@
           <w:numId w:val="14"/>
         </w:numPr>
       </w:pPr>
-      <w:bookmarkStart w:id="78" w:name="_Toc488328274"/>
-      <w:bookmarkStart w:id="79" w:name="_Toc496545320"/>
+      <w:bookmarkStart w:id="82" w:name="_Toc488328274"/>
+      <w:bookmarkStart w:id="83" w:name="_Toc65143277"/>
       <w:proofErr w:type="spellStart"/>
       <w:r>
         <w:t>라이센스키</w:t>
@@ -18939,8 +20185,8 @@
       <w:r>
         <w:t xml:space="preserve"> 발급 및 등록</w:t>
       </w:r>
-      <w:bookmarkEnd w:id="78"/>
-      <w:bookmarkEnd w:id="79"/>
+      <w:bookmarkEnd w:id="82"/>
+      <w:bookmarkEnd w:id="83"/>
     </w:p>
     <w:p>
       <w:pPr>
@@ -19069,7 +20315,7 @@
         </w:rPr>
         <w:br/>
       </w:r>
-      <w:hyperlink r:id="rId44" w:history="1">
+      <w:hyperlink r:id="rId45" w:history="1">
         <w:r>
           <w:rPr>
             <w:rFonts w:ascii="Verdana" w:eastAsia="굴림" w:hAnsi="Verdana" w:cs="굴림"/>
@@ -19101,8 +20347,8 @@
           <w:numId w:val="14"/>
         </w:numPr>
       </w:pPr>
-      <w:bookmarkStart w:id="80" w:name="_Toc488328275"/>
-      <w:bookmarkStart w:id="81" w:name="_Toc496545321"/>
+      <w:bookmarkStart w:id="84" w:name="_Toc488328275"/>
+      <w:bookmarkStart w:id="85" w:name="_Toc65143278"/>
       <w:proofErr w:type="spellStart"/>
       <w:r>
         <w:t>리부팅</w:t>
@@ -19111,8 +20357,8 @@
       <w:r>
         <w:t xml:space="preserve"> 후 제대로 동작하는지 확인</w:t>
       </w:r>
-      <w:bookmarkEnd w:id="80"/>
-      <w:bookmarkEnd w:id="81"/>
+      <w:bookmarkEnd w:id="84"/>
+      <w:bookmarkEnd w:id="85"/>
     </w:p>
     <w:p>
       <w:pPr>
@@ -19447,9 +20693,10 @@
         <w:ind w:right="200"/>
       </w:pPr>
     </w:p>
-    <w:bookmarkStart w:id="82" w:name="_Toc488328276"/>
-    <w:bookmarkStart w:id="83" w:name="_Toc488328311"/>
-    <w:bookmarkStart w:id="84" w:name="_Toc496545322"/>
+    <w:bookmarkStart w:id="86" w:name="_Toc488328276"/>
+    <w:bookmarkStart w:id="87" w:name="_Toc488328311"/>
+    <w:bookmarkStart w:id="88" w:name="_Toc496545322"/>
+    <w:bookmarkStart w:id="89" w:name="_Toc65143279"/>
     <w:p>
       <w:pPr>
         <w:pStyle w:val="ae"/>
@@ -19462,7 +20709,7 @@
         <mc:AlternateContent>
           <mc:Choice Requires="wps">
             <w:drawing>
-              <wp:anchor distT="0" distB="0" distL="114300" distR="114300" simplePos="0" relativeHeight="251671552" behindDoc="0" locked="0" layoutInCell="1" allowOverlap="1" wp14:anchorId="4A08B21D" wp14:editId="4AA5E045">
+              <wp:anchor distT="0" distB="0" distL="114300" distR="114300" simplePos="0" relativeHeight="251671552" behindDoc="0" locked="0" layoutInCell="1" allowOverlap="1" wp14:anchorId="4BFEA6D3" wp14:editId="0352D58E">
                 <wp:simplePos x="0" y="0"/>
                 <wp:positionH relativeFrom="margin">
                   <wp:posOffset>453390</wp:posOffset>
@@ -19547,7 +20794,7 @@
               </wp:anchor>
             </w:drawing>
           </mc:Choice>
-          <mc:Fallback>
+          <mc:Fallback xmlns:w16cid="http://schemas.microsoft.com/office/word/2016/wordml/cid" xmlns:am3d="http://schemas.microsoft.com/office/drawing/2017/model3d" xmlns:aink="http://schemas.microsoft.com/office/drawing/2016/ink" xmlns:cx8="http://schemas.microsoft.com/office/drawing/2016/5/14/chartex" xmlns:cx7="http://schemas.microsoft.com/office/drawing/2016/5/13/chartex" xmlns:cx6="http://schemas.microsoft.com/office/drawing/2016/5/12/chartex" xmlns:cx5="http://schemas.microsoft.com/office/drawing/2016/5/11/chartex" xmlns:cx4="http://schemas.microsoft.com/office/drawing/2016/5/10/chartex" xmlns:cx3="http://schemas.microsoft.com/office/drawing/2016/5/9/chartex" xmlns:cx2="http://schemas.microsoft.com/office/drawing/2015/10/21/chartex" xmlns:cx1="http://schemas.microsoft.com/office/drawing/2015/9/8/chartex">
             <w:pict>
               <v:rect w14:anchorId="1D61ED54" id="직사각형 99" o:spid="_x0000_s1026" style="position:absolute;left:0;text-align:left;margin-left:35.7pt;margin-top:34.75pt;width:6in;height:9pt;z-index:251671552;visibility:visible;mso-wrap-style:square;mso-width-percent:0;mso-height-percent:0;mso-wrap-distance-left:9pt;mso-wrap-distance-top:0;mso-wrap-distance-right:9pt;mso-wrap-distance-bottom:0;mso-position-horizontal:absolute;mso-position-horizontal-relative:margin;mso-position-vertical:absolute;mso-position-vertical-relative:text;mso-width-percent:0;mso-height-percent:0;mso-width-relative:page;mso-height-relative:page;v-text-anchor:top" o:gfxdata="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" stroked="f">
                 <v:fill color2="navy" angle="90" focus="100%" type="gradient"/>
@@ -19557,9 +20804,10 @@
           </mc:Fallback>
         </mc:AlternateContent>
       </w:r>
-      <w:bookmarkEnd w:id="82"/>
-      <w:bookmarkEnd w:id="83"/>
-      <w:bookmarkEnd w:id="84"/>
+      <w:bookmarkEnd w:id="86"/>
+      <w:bookmarkEnd w:id="87"/>
+      <w:bookmarkEnd w:id="88"/>
+      <w:bookmarkEnd w:id="89"/>
     </w:p>
     <w:p>
       <w:pPr>
@@ -19570,14 +20818,14 @@
         </w:numPr>
         <w:ind w:left="200" w:right="200"/>
       </w:pPr>
-      <w:bookmarkStart w:id="85" w:name="_Toc496545323"/>
+      <w:bookmarkStart w:id="90" w:name="_Toc65143280"/>
       <w:r>
         <w:rPr>
           <w:rFonts w:hint="eastAsia"/>
         </w:rPr>
         <w:t>주의사항</w:t>
       </w:r>
-      <w:bookmarkEnd w:id="85"/>
+      <w:bookmarkEnd w:id="90"/>
     </w:p>
     <w:p>
       <w:pPr>
@@ -19590,7 +20838,7 @@
         <mc:AlternateContent>
           <mc:Choice Requires="wps">
             <w:drawing>
-              <wp:anchor distT="0" distB="0" distL="114300" distR="114300" simplePos="0" relativeHeight="251670528" behindDoc="0" locked="0" layoutInCell="1" allowOverlap="1" wp14:anchorId="589999D2" wp14:editId="17AEF691">
+              <wp:anchor distT="0" distB="0" distL="114300" distR="114300" simplePos="0" relativeHeight="251670528" behindDoc="0" locked="0" layoutInCell="1" allowOverlap="1" wp14:anchorId="1BD76774" wp14:editId="31A88FD5">
                 <wp:simplePos x="0" y="0"/>
                 <wp:positionH relativeFrom="margin">
                   <wp:align>right</wp:align>
@@ -19675,7 +20923,7 @@
               </wp:anchor>
             </w:drawing>
           </mc:Choice>
-          <mc:Fallback>
+          <mc:Fallback xmlns:w16cid="http://schemas.microsoft.com/office/word/2016/wordml/cid" xmlns:am3d="http://schemas.microsoft.com/office/drawing/2017/model3d" xmlns:aink="http://schemas.microsoft.com/office/drawing/2016/ink" xmlns:cx8="http://schemas.microsoft.com/office/drawing/2016/5/14/chartex" xmlns:cx7="http://schemas.microsoft.com/office/drawing/2016/5/13/chartex" xmlns:cx6="http://schemas.microsoft.com/office/drawing/2016/5/12/chartex" xmlns:cx5="http://schemas.microsoft.com/office/drawing/2016/5/11/chartex" xmlns:cx4="http://schemas.microsoft.com/office/drawing/2016/5/10/chartex" xmlns:cx3="http://schemas.microsoft.com/office/drawing/2016/5/9/chartex" xmlns:cx2="http://schemas.microsoft.com/office/drawing/2015/10/21/chartex" xmlns:cx1="http://schemas.microsoft.com/office/drawing/2015/9/8/chartex">
             <w:pict>
               <v:rect w14:anchorId="1D2CF6CE" id="직사각형 100" o:spid="_x0000_s1026" style="position:absolute;left:0;text-align:left;margin-left:380.8pt;margin-top:.75pt;width:6in;height:9pt;z-index:251670528;visibility:visible;mso-wrap-style:square;mso-width-percent:0;mso-height-percent:0;mso-wrap-distance-left:9pt;mso-wrap-distance-top:0;mso-wrap-distance-right:9pt;mso-wrap-distance-bottom:0;mso-position-horizontal:right;mso-position-horizontal-relative:margin;mso-position-vertical:absolute;mso-position-vertical-relative:text;mso-width-percent:0;mso-height-percent:0;mso-width-relative:page;mso-height-relative:page;v-text-anchor:top" o:gfxdata="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" stroked="f">
                 <v:fill color2="navy" angle="90" focus="100%" type="gradient"/>
@@ -19717,7 +20965,7 @@
           <w:noProof/>
         </w:rPr>
         <w:drawing>
-          <wp:inline distT="0" distB="0" distL="0" distR="0" wp14:anchorId="2E35D405" wp14:editId="62139842">
+          <wp:inline distT="0" distB="0" distL="0" distR="0" wp14:anchorId="2AA29BD2" wp14:editId="3B409F08">
             <wp:extent cx="142875" cy="142875"/>
             <wp:effectExtent l="0" t="0" r="9525" b="9525"/>
             <wp:docPr id="101" name="그림 101" descr="BD21312_"/>
@@ -19780,7 +21028,6 @@
       <w:r>
         <w:t xml:space="preserve"> </w:t>
       </w:r>
-      <w:proofErr w:type="gramStart"/>
       <w:r>
         <w:t>시작</w:t>
       </w:r>
@@ -19790,7 +21037,6 @@
       <w:r>
         <w:t>중지</w:t>
       </w:r>
-      <w:proofErr w:type="gramEnd"/>
       <w:r>
         <w:t xml:space="preserve"> </w:t>
       </w:r>
@@ -19813,7 +21059,7 @@
           <w:noProof/>
         </w:rPr>
         <w:drawing>
-          <wp:inline distT="0" distB="0" distL="0" distR="0" wp14:anchorId="24C51104" wp14:editId="372A95A7">
+          <wp:inline distT="0" distB="0" distL="0" distR="0" wp14:anchorId="3921C448" wp14:editId="5F73D7D8">
             <wp:extent cx="142875" cy="142875"/>
             <wp:effectExtent l="0" t="0" r="9525" b="9525"/>
             <wp:docPr id="102" name="그림 102" descr="BD21312_"/>
@@ -19916,7 +21162,7 @@
           <w:noProof/>
         </w:rPr>
         <w:drawing>
-          <wp:inline distT="0" distB="0" distL="0" distR="0" wp14:anchorId="77BC0147" wp14:editId="028A0A4A">
+          <wp:inline distT="0" distB="0" distL="0" distR="0" wp14:anchorId="7A2C6390" wp14:editId="13F4934F">
             <wp:extent cx="142875" cy="142875"/>
             <wp:effectExtent l="0" t="0" r="9525" b="9525"/>
             <wp:docPr id="103" name="그림 103" descr="BD21312_"/>
@@ -19967,11 +21213,9 @@
       <w:r>
         <w:tab/>
       </w:r>
-      <w:proofErr w:type="spellStart"/>
       <w:r>
         <w:t>열려있어야</w:t>
       </w:r>
-      <w:proofErr w:type="spellEnd"/>
       <w:r>
         <w:t xml:space="preserve"> </w:t>
       </w:r>
@@ -19994,7 +21238,7 @@
           <w:noProof/>
         </w:rPr>
         <w:drawing>
-          <wp:inline distT="0" distB="0" distL="0" distR="0" wp14:anchorId="04B9785A" wp14:editId="5A4AC267">
+          <wp:inline distT="0" distB="0" distL="0" distR="0" wp14:anchorId="28C40B40" wp14:editId="03F07005">
             <wp:extent cx="142875" cy="142875"/>
             <wp:effectExtent l="0" t="0" r="9525" b="9525"/>
             <wp:docPr id="104" name="그림 104" descr="BD21312_"/>
@@ -20183,8 +21427,8 @@
     <w:p>
       <w:pPr>
         <w:sectPr>
-          <w:headerReference w:type="default" r:id="rId45"/>
-          <w:footerReference w:type="default" r:id="rId46"/>
+          <w:headerReference w:type="default" r:id="rId46"/>
+          <w:footerReference w:type="default" r:id="rId47"/>
           <w:pgSz w:w="11906" w:h="16838" w:code="9"/>
           <w:pgMar w:top="1701" w:right="1134" w:bottom="1418" w:left="1418" w:header="567" w:footer="709" w:gutter="0"/>
           <w:cols w:space="425"/>
@@ -20209,14 +21453,16 @@
           <w:szCs w:val="28"/>
         </w:rPr>
       </w:pPr>
-      <w:bookmarkStart w:id="86" w:name="_Toc488328249"/>
-      <w:bookmarkStart w:id="87" w:name="_Toc488328278"/>
-      <w:bookmarkStart w:id="88" w:name="_Toc488328313"/>
-      <w:bookmarkStart w:id="89" w:name="_Toc496545324"/>
-      <w:bookmarkEnd w:id="86"/>
-      <w:bookmarkEnd w:id="87"/>
-      <w:bookmarkEnd w:id="88"/>
-      <w:bookmarkEnd w:id="89"/>
+      <w:bookmarkStart w:id="91" w:name="_Toc488328249"/>
+      <w:bookmarkStart w:id="92" w:name="_Toc488328278"/>
+      <w:bookmarkStart w:id="93" w:name="_Toc488328313"/>
+      <w:bookmarkStart w:id="94" w:name="_Toc496545324"/>
+      <w:bookmarkStart w:id="95" w:name="_Toc65143281"/>
+      <w:bookmarkEnd w:id="91"/>
+      <w:bookmarkEnd w:id="92"/>
+      <w:bookmarkEnd w:id="93"/>
+      <w:bookmarkEnd w:id="94"/>
+      <w:bookmarkEnd w:id="95"/>
     </w:p>
     <w:p>
       <w:pPr>
@@ -20235,14 +21481,16 @@
           <w:szCs w:val="28"/>
         </w:rPr>
       </w:pPr>
-      <w:bookmarkStart w:id="90" w:name="_Toc488328250"/>
-      <w:bookmarkStart w:id="91" w:name="_Toc488328279"/>
-      <w:bookmarkStart w:id="92" w:name="_Toc488328314"/>
-      <w:bookmarkStart w:id="93" w:name="_Toc496545325"/>
-      <w:bookmarkEnd w:id="90"/>
-      <w:bookmarkEnd w:id="91"/>
-      <w:bookmarkEnd w:id="92"/>
-      <w:bookmarkEnd w:id="93"/>
+      <w:bookmarkStart w:id="96" w:name="_Toc488328250"/>
+      <w:bookmarkStart w:id="97" w:name="_Toc488328279"/>
+      <w:bookmarkStart w:id="98" w:name="_Toc488328314"/>
+      <w:bookmarkStart w:id="99" w:name="_Toc496545325"/>
+      <w:bookmarkStart w:id="100" w:name="_Toc65143282"/>
+      <w:bookmarkEnd w:id="96"/>
+      <w:bookmarkEnd w:id="97"/>
+      <w:bookmarkEnd w:id="98"/>
+      <w:bookmarkEnd w:id="99"/>
+      <w:bookmarkEnd w:id="100"/>
     </w:p>
     <w:p>
       <w:pPr>
@@ -20261,14 +21509,16 @@
           <w:szCs w:val="28"/>
         </w:rPr>
       </w:pPr>
-      <w:bookmarkStart w:id="94" w:name="_Toc488328251"/>
-      <w:bookmarkStart w:id="95" w:name="_Toc488328280"/>
-      <w:bookmarkStart w:id="96" w:name="_Toc488328315"/>
-      <w:bookmarkStart w:id="97" w:name="_Toc496545326"/>
-      <w:bookmarkEnd w:id="94"/>
-      <w:bookmarkEnd w:id="95"/>
-      <w:bookmarkEnd w:id="96"/>
-      <w:bookmarkEnd w:id="97"/>
+      <w:bookmarkStart w:id="101" w:name="_Toc488328251"/>
+      <w:bookmarkStart w:id="102" w:name="_Toc488328280"/>
+      <w:bookmarkStart w:id="103" w:name="_Toc488328315"/>
+      <w:bookmarkStart w:id="104" w:name="_Toc496545326"/>
+      <w:bookmarkStart w:id="105" w:name="_Toc65143283"/>
+      <w:bookmarkEnd w:id="101"/>
+      <w:bookmarkEnd w:id="102"/>
+      <w:bookmarkEnd w:id="103"/>
+      <w:bookmarkEnd w:id="104"/>
+      <w:bookmarkEnd w:id="105"/>
     </w:p>
     <w:p>
       <w:pPr>
@@ -20287,14 +21537,16 @@
           <w:szCs w:val="28"/>
         </w:rPr>
       </w:pPr>
-      <w:bookmarkStart w:id="98" w:name="_Toc488328252"/>
-      <w:bookmarkStart w:id="99" w:name="_Toc488328281"/>
-      <w:bookmarkStart w:id="100" w:name="_Toc488328316"/>
-      <w:bookmarkStart w:id="101" w:name="_Toc496545327"/>
-      <w:bookmarkEnd w:id="98"/>
-      <w:bookmarkEnd w:id="99"/>
-      <w:bookmarkEnd w:id="100"/>
-      <w:bookmarkEnd w:id="101"/>
+      <w:bookmarkStart w:id="106" w:name="_Toc488328252"/>
+      <w:bookmarkStart w:id="107" w:name="_Toc488328281"/>
+      <w:bookmarkStart w:id="108" w:name="_Toc488328316"/>
+      <w:bookmarkStart w:id="109" w:name="_Toc496545327"/>
+      <w:bookmarkStart w:id="110" w:name="_Toc65143284"/>
+      <w:bookmarkEnd w:id="106"/>
+      <w:bookmarkEnd w:id="107"/>
+      <w:bookmarkEnd w:id="108"/>
+      <w:bookmarkEnd w:id="109"/>
+      <w:bookmarkEnd w:id="110"/>
     </w:p>
     <w:p>
       <w:pPr>
@@ -20304,21 +21556,13 @@
           <w:numId w:val="14"/>
         </w:numPr>
       </w:pPr>
-      <w:bookmarkStart w:id="102" w:name="_Toc488328282"/>
-      <w:bookmarkStart w:id="103" w:name="_Toc496545328"/>
-      <w:r>
-        <w:t xml:space="preserve">각 서버 </w:t>
-      </w:r>
-      <w:proofErr w:type="gramStart"/>
-      <w:r>
-        <w:t>시작/ 중지</w:t>
-      </w:r>
-      <w:proofErr w:type="gramEnd"/>
-      <w:r>
-        <w:t xml:space="preserve"> 하는 방법</w:t>
-      </w:r>
-      <w:bookmarkEnd w:id="102"/>
-      <w:bookmarkEnd w:id="103"/>
+      <w:bookmarkStart w:id="111" w:name="_Toc488328282"/>
+      <w:bookmarkStart w:id="112" w:name="_Toc65143285"/>
+      <w:r>
+        <w:t>각 서버 시작/ 중지 하는 방법</w:t>
+      </w:r>
+      <w:bookmarkEnd w:id="111"/>
+      <w:bookmarkEnd w:id="112"/>
     </w:p>
     <w:p>
       <w:pPr>
@@ -20785,7 +22029,6 @@
           <w:szCs w:val="18"/>
         </w:rPr>
       </w:pPr>
-      <w:proofErr w:type="gramStart"/>
       <w:r>
         <w:rPr>
           <w:rFonts w:ascii="Verdana" w:eastAsia="굴림" w:hAnsi="Verdana" w:cs="굴림"/>
@@ -20806,18 +22049,7 @@
           <w:sz w:val="18"/>
           <w:szCs w:val="18"/>
         </w:rPr>
-        <w:t> :</w:t>
-      </w:r>
-      <w:proofErr w:type="gramEnd"/>
-      <w:r>
-        <w:rPr>
-          <w:rFonts w:ascii="Verdana" w:eastAsia="굴림" w:hAnsi="Verdana" w:cs="굴림"/>
-          <w:color w:val="333333"/>
-          <w:kern w:val="0"/>
-          <w:sz w:val="18"/>
-          <w:szCs w:val="18"/>
-        </w:rPr>
-        <w:t xml:space="preserve"> </w:t>
+        <w:t xml:space="preserve"> : </w:t>
       </w:r>
       <w:r>
         <w:rPr>
@@ -21207,7 +22439,6 @@
           <w:szCs w:val="18"/>
         </w:rPr>
       </w:pPr>
-      <w:proofErr w:type="gramStart"/>
       <w:r>
         <w:rPr>
           <w:rFonts w:ascii="Verdana" w:eastAsia="굴림" w:hAnsi="Verdana" w:cs="굴림"/>
@@ -21228,18 +22459,7 @@
           <w:sz w:val="18"/>
           <w:szCs w:val="18"/>
         </w:rPr>
-        <w:t> :</w:t>
-      </w:r>
-      <w:proofErr w:type="gramEnd"/>
-      <w:r>
-        <w:rPr>
-          <w:rFonts w:ascii="Verdana" w:eastAsia="굴림" w:hAnsi="Verdana" w:cs="굴림"/>
-          <w:color w:val="333333"/>
-          <w:kern w:val="0"/>
-          <w:sz w:val="18"/>
-          <w:szCs w:val="18"/>
-        </w:rPr>
-        <w:t xml:space="preserve"> </w:t>
+        <w:t xml:space="preserve"> : </w:t>
       </w:r>
       <w:r>
         <w:rPr>
@@ -21751,7 +22971,6 @@
           <w:szCs w:val="18"/>
         </w:rPr>
       </w:pPr>
-      <w:proofErr w:type="gramStart"/>
       <w:r>
         <w:rPr>
           <w:rFonts w:ascii="Verdana" w:eastAsia="굴림" w:hAnsi="Verdana" w:cs="굴림"/>
@@ -21765,7 +22984,6 @@
         <w:t>./</w:t>
       </w:r>
       <w:proofErr w:type="spellStart"/>
-      <w:proofErr w:type="gramEnd"/>
       <w:r>
         <w:rPr>
           <w:rFonts w:ascii="Verdana" w:eastAsia="굴림" w:hAnsi="Verdana" w:cs="굴림"/>
@@ -22343,41 +23561,17 @@
           <w:sz w:val="18"/>
           <w:szCs w:val="18"/>
         </w:rPr>
-        <w:t xml:space="preserve"> </w:t>
-      </w:r>
-      <w:proofErr w:type="gramStart"/>
-      <w:r>
-        <w:rPr>
-          <w:rFonts w:ascii="Verdana" w:eastAsia="굴림" w:hAnsi="Verdana" w:cs="굴림"/>
-          <w:b/>
-          <w:bCs/>
-          <w:color w:val="333333"/>
-          <w:kern w:val="0"/>
-          <w:sz w:val="18"/>
-          <w:szCs w:val="18"/>
-        </w:rPr>
-        <w:t>restart </w:t>
-      </w:r>
-      <w:r>
-        <w:rPr>
-          <w:rFonts w:ascii="Verdana" w:eastAsia="굴림" w:hAnsi="Verdana" w:cs="굴림"/>
-          <w:color w:val="333333"/>
-          <w:kern w:val="0"/>
-          <w:sz w:val="18"/>
-          <w:szCs w:val="18"/>
-        </w:rPr>
-        <w:t>:</w:t>
-      </w:r>
-      <w:proofErr w:type="gramEnd"/>
-      <w:r>
-        <w:rPr>
-          <w:rFonts w:ascii="Verdana" w:eastAsia="굴림" w:hAnsi="Verdana" w:cs="굴림"/>
-          <w:color w:val="333333"/>
-          <w:kern w:val="0"/>
-          <w:sz w:val="18"/>
-          <w:szCs w:val="18"/>
-        </w:rPr>
-        <w:t xml:space="preserve"> </w:t>
+        <w:t xml:space="preserve"> restart </w:t>
+      </w:r>
+      <w:r>
+        <w:rPr>
+          <w:rFonts w:ascii="Verdana" w:eastAsia="굴림" w:hAnsi="Verdana" w:cs="굴림"/>
+          <w:color w:val="333333"/>
+          <w:kern w:val="0"/>
+          <w:sz w:val="18"/>
+          <w:szCs w:val="18"/>
+        </w:rPr>
+        <w:t xml:space="preserve">: </w:t>
       </w:r>
       <w:r>
         <w:rPr>
@@ -22410,23 +23604,13 @@
         </w:numPr>
         <w:ind w:left="720"/>
       </w:pPr>
-      <w:bookmarkStart w:id="104" w:name="_Toc488328283"/>
-      <w:bookmarkStart w:id="105" w:name="_Toc496545329"/>
-      <w:proofErr w:type="gramStart"/>
-      <w:r>
-        <w:t>/ 디렉토리보다</w:t>
-      </w:r>
-      <w:proofErr w:type="gramEnd"/>
-      <w:r>
-        <w:t xml:space="preserve"> /home 디렉토리에 많은 디스크 용량이 할당되어 있을</w:t>
-      </w:r>
-      <w:bookmarkStart w:id="106" w:name="_GoBack"/>
-      <w:bookmarkEnd w:id="106"/>
-      <w:r>
-        <w:t xml:space="preserve"> 경우</w:t>
-      </w:r>
-      <w:bookmarkEnd w:id="104"/>
-      <w:bookmarkEnd w:id="105"/>
+      <w:bookmarkStart w:id="113" w:name="_Toc488328283"/>
+      <w:bookmarkStart w:id="114" w:name="_Toc65143286"/>
+      <w:r>
+        <w:t>/ 디렉토리보다 /home 디렉토리에 많은 디스크 용량이 할당되어 있을 경우</w:t>
+      </w:r>
+      <w:bookmarkEnd w:id="113"/>
+      <w:bookmarkEnd w:id="114"/>
     </w:p>
     <w:p>
       <w:pPr>
@@ -22847,7 +24031,6 @@
           <w:szCs w:val="18"/>
         </w:rPr>
       </w:pPr>
-      <w:proofErr w:type="gramStart"/>
       <w:r>
         <w:rPr>
           <w:rFonts w:ascii="Verdana" w:eastAsia="굴림" w:hAnsi="Verdana" w:cs="굴림"/>
@@ -22868,7 +24051,6 @@
         </w:rPr>
         <w:t>디렉토리보다</w:t>
       </w:r>
-      <w:proofErr w:type="gramEnd"/>
       <w:r>
         <w:rPr>
           <w:rFonts w:ascii="Verdana" w:eastAsia="굴림" w:hAnsi="Verdana" w:cs="굴림"/>
@@ -23581,17 +24763,17 @@
         </w:rPr>
         <w:t xml:space="preserve"> </w:t>
       </w:r>
+      <w:r>
+        <w:rPr>
+          <w:rFonts w:ascii="Verdana" w:eastAsia="굴림" w:hAnsi="Verdana" w:cs="굴림" w:hint="eastAsia"/>
+          <w:color w:val="333333"/>
+          <w:kern w:val="0"/>
+          <w:sz w:val="18"/>
+          <w:szCs w:val="18"/>
+        </w:rPr>
+        <w:t>걸어준다</w:t>
+      </w:r>
       <w:proofErr w:type="gramStart"/>
-      <w:r>
-        <w:rPr>
-          <w:rFonts w:ascii="Verdana" w:eastAsia="굴림" w:hAnsi="Verdana" w:cs="굴림" w:hint="eastAsia"/>
-          <w:color w:val="333333"/>
-          <w:kern w:val="0"/>
-          <w:sz w:val="18"/>
-          <w:szCs w:val="18"/>
-        </w:rPr>
-        <w:t>걸어준다</w:t>
-      </w:r>
       <w:r>
         <w:rPr>
           <w:rFonts w:ascii="Verdana" w:eastAsia="굴림" w:hAnsi="Verdana" w:cs="굴림" w:hint="eastAsia"/>
@@ -24233,626 +25415,10 @@
         </w:rPr>
         <w:lastRenderedPageBreak/>
         <w:drawing>
-          <wp:inline distT="0" distB="0" distL="0" distR="0" wp14:anchorId="67F1CABA" wp14:editId="41FB3496">
+          <wp:inline distT="0" distB="0" distL="0" distR="0" wp14:anchorId="3A061428" wp14:editId="1640200B">
             <wp:extent cx="5731510" cy="2416175"/>
             <wp:effectExtent l="0" t="0" r="2540" b="3175"/>
             <wp:docPr id="4" name="그림 4"/>
-            <wp:cNvGraphicFramePr>
-              <a:graphicFrameLocks xmlns:a="http://schemas.openxmlformats.org/drawingml/2006/main" noChangeAspect="1"/>
-            </wp:cNvGraphicFramePr>
-            <a:graphic xmlns:a="http://schemas.openxmlformats.org/drawingml/2006/main">
-              <a:graphicData uri="http://schemas.openxmlformats.org/drawingml/2006/picture">
-                <pic:pic xmlns:pic="http://schemas.openxmlformats.org/drawingml/2006/picture">
-                  <pic:nvPicPr>
-                    <pic:cNvPr id="1" name=""/>
-                    <pic:cNvPicPr/>
-                  </pic:nvPicPr>
-                  <pic:blipFill>
-                    <a:blip r:embed="rId47"/>
-                    <a:stretch>
-                      <a:fillRect/>
-                    </a:stretch>
-                  </pic:blipFill>
-                  <pic:spPr>
-                    <a:xfrm>
-                      <a:off x="0" y="0"/>
-                      <a:ext cx="5731510" cy="2416175"/>
-                    </a:xfrm>
-                    <a:prstGeom prst="rect">
-                      <a:avLst/>
-                    </a:prstGeom>
-                  </pic:spPr>
-                </pic:pic>
-              </a:graphicData>
-            </a:graphic>
-          </wp:inline>
-        </w:drawing>
-      </w:r>
-    </w:p>
-    <w:p>
-      <w:pPr>
-        <w:pStyle w:val="a6"/>
-        <w:widowControl/>
-        <w:shd w:val="clear" w:color="auto" w:fill="FFFFFF"/>
-        <w:wordWrap/>
-        <w:autoSpaceDE/>
-        <w:autoSpaceDN/>
-        <w:spacing w:before="100" w:beforeAutospacing="1" w:after="100" w:afterAutospacing="1" w:line="240" w:lineRule="auto"/>
-        <w:ind w:leftChars="0" w:left="1200"/>
-        <w:jc w:val="left"/>
-        <w:rPr>
-          <w:rFonts w:ascii="Verdana" w:eastAsia="굴림" w:hAnsi="Verdana" w:cs="굴림"/>
-          <w:b/>
-          <w:color w:val="333333"/>
-          <w:kern w:val="0"/>
-          <w:sz w:val="18"/>
-          <w:szCs w:val="18"/>
-        </w:rPr>
-      </w:pPr>
-      <w:r>
-        <w:rPr>
-          <w:rFonts w:ascii="Verdana" w:eastAsia="굴림" w:hAnsi="Verdana" w:cs="굴림" w:hint="eastAsia"/>
-          <w:b/>
-          <w:color w:val="333333"/>
-          <w:kern w:val="0"/>
-          <w:sz w:val="18"/>
-          <w:szCs w:val="18"/>
-        </w:rPr>
-        <w:t>이후</w:t>
-      </w:r>
-      <w:r>
-        <w:rPr>
-          <w:rFonts w:ascii="Verdana" w:eastAsia="굴림" w:hAnsi="Verdana" w:cs="굴림" w:hint="eastAsia"/>
-          <w:b/>
-          <w:color w:val="333333"/>
-          <w:kern w:val="0"/>
-          <w:sz w:val="18"/>
-          <w:szCs w:val="18"/>
-        </w:rPr>
-        <w:t xml:space="preserve"> </w:t>
-      </w:r>
-      <w:r>
-        <w:rPr>
-          <w:rFonts w:ascii="Verdana" w:eastAsia="굴림" w:hAnsi="Verdana" w:cs="굴림"/>
-          <w:b/>
-          <w:color w:val="333333"/>
-          <w:kern w:val="0"/>
-          <w:sz w:val="18"/>
-          <w:szCs w:val="18"/>
-        </w:rPr>
-        <w:t>/</w:t>
-      </w:r>
-      <w:proofErr w:type="spellStart"/>
-      <w:r>
-        <w:rPr>
-          <w:rFonts w:ascii="Verdana" w:eastAsia="굴림" w:hAnsi="Verdana" w:cs="굴림"/>
-          <w:b/>
-          <w:color w:val="333333"/>
-          <w:kern w:val="0"/>
-          <w:sz w:val="18"/>
-          <w:szCs w:val="18"/>
-        </w:rPr>
-        <w:t>usr</w:t>
-      </w:r>
-      <w:proofErr w:type="spellEnd"/>
-      <w:r>
-        <w:rPr>
-          <w:rFonts w:ascii="Verdana" w:eastAsia="굴림" w:hAnsi="Verdana" w:cs="굴림"/>
-          <w:b/>
-          <w:color w:val="333333"/>
-          <w:kern w:val="0"/>
-          <w:sz w:val="18"/>
-          <w:szCs w:val="18"/>
-        </w:rPr>
-        <w:t xml:space="preserve">/local </w:t>
-      </w:r>
-      <w:r>
-        <w:rPr>
-          <w:rFonts w:ascii="Verdana" w:eastAsia="굴림" w:hAnsi="Verdana" w:cs="굴림" w:hint="eastAsia"/>
-          <w:b/>
-          <w:color w:val="333333"/>
-          <w:kern w:val="0"/>
-          <w:sz w:val="18"/>
-          <w:szCs w:val="18"/>
-        </w:rPr>
-        <w:t>경로의</w:t>
-      </w:r>
-      <w:r>
-        <w:rPr>
-          <w:rFonts w:ascii="Verdana" w:eastAsia="굴림" w:hAnsi="Verdana" w:cs="굴림" w:hint="eastAsia"/>
-          <w:b/>
-          <w:color w:val="333333"/>
-          <w:kern w:val="0"/>
-          <w:sz w:val="18"/>
-          <w:szCs w:val="18"/>
-        </w:rPr>
-        <w:t xml:space="preserve"> </w:t>
-      </w:r>
-      <w:proofErr w:type="spellStart"/>
-      <w:r>
-        <w:rPr>
-          <w:rFonts w:ascii="Verdana" w:eastAsia="굴림" w:hAnsi="Verdana" w:cs="굴림"/>
-          <w:b/>
-          <w:color w:val="333333"/>
-          <w:kern w:val="0"/>
-          <w:sz w:val="18"/>
-          <w:szCs w:val="18"/>
-        </w:rPr>
-        <w:t>mysql</w:t>
-      </w:r>
-      <w:proofErr w:type="spellEnd"/>
-      <w:r>
-        <w:rPr>
-          <w:rFonts w:ascii="Verdana" w:eastAsia="굴림" w:hAnsi="Verdana" w:cs="굴림"/>
-          <w:b/>
-          <w:color w:val="333333"/>
-          <w:kern w:val="0"/>
-          <w:sz w:val="18"/>
-          <w:szCs w:val="18"/>
-        </w:rPr>
-        <w:t xml:space="preserve"> </w:t>
-      </w:r>
-      <w:proofErr w:type="spellStart"/>
-      <w:r>
-        <w:rPr>
-          <w:rFonts w:ascii="Verdana" w:eastAsia="굴림" w:hAnsi="Verdana" w:cs="굴림" w:hint="eastAsia"/>
-          <w:b/>
-          <w:color w:val="333333"/>
-          <w:kern w:val="0"/>
-          <w:sz w:val="18"/>
-          <w:szCs w:val="18"/>
-        </w:rPr>
-        <w:t>심볼릭링크에</w:t>
-      </w:r>
-      <w:proofErr w:type="spellEnd"/>
-      <w:r>
-        <w:rPr>
-          <w:rFonts w:ascii="Verdana" w:eastAsia="굴림" w:hAnsi="Verdana" w:cs="굴림" w:hint="eastAsia"/>
-          <w:b/>
-          <w:color w:val="333333"/>
-          <w:kern w:val="0"/>
-          <w:sz w:val="18"/>
-          <w:szCs w:val="18"/>
-        </w:rPr>
-        <w:t xml:space="preserve"> </w:t>
-      </w:r>
-      <w:r>
-        <w:rPr>
-          <w:rFonts w:ascii="Verdana" w:eastAsia="굴림" w:hAnsi="Verdana" w:cs="굴림" w:hint="eastAsia"/>
-          <w:b/>
-          <w:color w:val="333333"/>
-          <w:kern w:val="0"/>
-          <w:sz w:val="18"/>
-          <w:szCs w:val="18"/>
-        </w:rPr>
-        <w:t>연결된</w:t>
-      </w:r>
-      <w:r>
-        <w:rPr>
-          <w:rFonts w:ascii="Verdana" w:eastAsia="굴림" w:hAnsi="Verdana" w:cs="굴림" w:hint="eastAsia"/>
-          <w:b/>
-          <w:color w:val="333333"/>
-          <w:kern w:val="0"/>
-          <w:sz w:val="18"/>
-          <w:szCs w:val="18"/>
-        </w:rPr>
-        <w:t xml:space="preserve"> </w:t>
-      </w:r>
-      <w:proofErr w:type="spellStart"/>
-      <w:r>
-        <w:rPr>
-          <w:rFonts w:ascii="Verdana" w:eastAsia="굴림" w:hAnsi="Verdana" w:cs="굴림"/>
-          <w:b/>
-          <w:color w:val="333333"/>
-          <w:kern w:val="0"/>
-          <w:sz w:val="18"/>
-          <w:szCs w:val="18"/>
-        </w:rPr>
-        <w:t>mariadb</w:t>
-      </w:r>
-      <w:proofErr w:type="spellEnd"/>
-      <w:r>
-        <w:rPr>
-          <w:rFonts w:ascii="Verdana" w:eastAsia="굴림" w:hAnsi="Verdana" w:cs="굴림" w:hint="eastAsia"/>
-          <w:b/>
-          <w:color w:val="333333"/>
-          <w:kern w:val="0"/>
-          <w:sz w:val="18"/>
-          <w:szCs w:val="18"/>
-        </w:rPr>
-        <w:t>원본</w:t>
-      </w:r>
-      <w:r>
-        <w:rPr>
-          <w:rFonts w:ascii="Verdana" w:eastAsia="굴림" w:hAnsi="Verdana" w:cs="굴림" w:hint="eastAsia"/>
-          <w:b/>
-          <w:color w:val="333333"/>
-          <w:kern w:val="0"/>
-          <w:sz w:val="18"/>
-          <w:szCs w:val="18"/>
-        </w:rPr>
-        <w:t xml:space="preserve"> </w:t>
-      </w:r>
-      <w:r>
-        <w:rPr>
-          <w:rFonts w:ascii="Verdana" w:eastAsia="굴림" w:hAnsi="Verdana" w:cs="굴림" w:hint="eastAsia"/>
-          <w:b/>
-          <w:color w:val="333333"/>
-          <w:kern w:val="0"/>
-          <w:sz w:val="18"/>
-          <w:szCs w:val="18"/>
-        </w:rPr>
-        <w:t>파일이</w:t>
-      </w:r>
-      <w:r>
-        <w:rPr>
-          <w:rFonts w:ascii="Verdana" w:eastAsia="굴림" w:hAnsi="Verdana" w:cs="굴림" w:hint="eastAsia"/>
-          <w:b/>
-          <w:color w:val="333333"/>
-          <w:kern w:val="0"/>
-          <w:sz w:val="18"/>
-          <w:szCs w:val="18"/>
-        </w:rPr>
-        <w:t xml:space="preserve"> </w:t>
-      </w:r>
-      <w:r>
-        <w:rPr>
-          <w:rFonts w:ascii="Verdana" w:eastAsia="굴림" w:hAnsi="Verdana" w:cs="굴림" w:hint="eastAsia"/>
-          <w:b/>
-          <w:color w:val="333333"/>
-          <w:kern w:val="0"/>
-          <w:sz w:val="18"/>
-          <w:szCs w:val="18"/>
-        </w:rPr>
-        <w:t>없기</w:t>
-      </w:r>
-      <w:r>
-        <w:rPr>
-          <w:rFonts w:ascii="Verdana" w:eastAsia="굴림" w:hAnsi="Verdana" w:cs="굴림" w:hint="eastAsia"/>
-          <w:b/>
-          <w:color w:val="333333"/>
-          <w:kern w:val="0"/>
-          <w:sz w:val="18"/>
-          <w:szCs w:val="18"/>
-        </w:rPr>
-        <w:t xml:space="preserve"> </w:t>
-      </w:r>
-      <w:r>
-        <w:rPr>
-          <w:rFonts w:ascii="Verdana" w:eastAsia="굴림" w:hAnsi="Verdana" w:cs="굴림" w:hint="eastAsia"/>
-          <w:b/>
-          <w:color w:val="333333"/>
-          <w:kern w:val="0"/>
-          <w:sz w:val="18"/>
-          <w:szCs w:val="18"/>
-        </w:rPr>
-        <w:t>때문에</w:t>
-      </w:r>
-      <w:r>
-        <w:rPr>
-          <w:rFonts w:ascii="Verdana" w:eastAsia="굴림" w:hAnsi="Verdana" w:cs="굴림" w:hint="eastAsia"/>
-          <w:b/>
-          <w:color w:val="333333"/>
-          <w:kern w:val="0"/>
-          <w:sz w:val="18"/>
-          <w:szCs w:val="18"/>
-        </w:rPr>
-        <w:t xml:space="preserve"> </w:t>
-      </w:r>
-      <w:r>
-        <w:rPr>
-          <w:rFonts w:ascii="Verdana" w:eastAsia="굴림" w:hAnsi="Verdana" w:cs="굴림" w:hint="eastAsia"/>
-          <w:b/>
-          <w:color w:val="333333"/>
-          <w:kern w:val="0"/>
-          <w:sz w:val="18"/>
-          <w:szCs w:val="18"/>
-        </w:rPr>
-        <w:t>빨간색으로</w:t>
-      </w:r>
-      <w:r>
-        <w:rPr>
-          <w:rFonts w:ascii="Verdana" w:eastAsia="굴림" w:hAnsi="Verdana" w:cs="굴림" w:hint="eastAsia"/>
-          <w:b/>
-          <w:color w:val="333333"/>
-          <w:kern w:val="0"/>
-          <w:sz w:val="18"/>
-          <w:szCs w:val="18"/>
-        </w:rPr>
-        <w:t xml:space="preserve"> </w:t>
-      </w:r>
-      <w:r>
-        <w:rPr>
-          <w:rFonts w:ascii="Verdana" w:eastAsia="굴림" w:hAnsi="Verdana" w:cs="굴림" w:hint="eastAsia"/>
-          <w:b/>
-          <w:color w:val="333333"/>
-          <w:kern w:val="0"/>
-          <w:sz w:val="18"/>
-          <w:szCs w:val="18"/>
-        </w:rPr>
-        <w:t>표시된다</w:t>
-      </w:r>
-      <w:r>
-        <w:rPr>
-          <w:rFonts w:ascii="Verdana" w:eastAsia="굴림" w:hAnsi="Verdana" w:cs="굴림" w:hint="eastAsia"/>
-          <w:b/>
-          <w:color w:val="333333"/>
-          <w:kern w:val="0"/>
-          <w:sz w:val="18"/>
-          <w:szCs w:val="18"/>
-        </w:rPr>
-        <w:t>.</w:t>
-      </w:r>
-      <w:r>
-        <w:rPr>
-          <w:rFonts w:ascii="Verdana" w:eastAsia="굴림" w:hAnsi="Verdana" w:cs="굴림"/>
-          <w:b/>
-          <w:color w:val="333333"/>
-          <w:kern w:val="0"/>
-          <w:sz w:val="18"/>
-          <w:szCs w:val="18"/>
-        </w:rPr>
-        <w:t xml:space="preserve"> </w:t>
-      </w:r>
-      <w:r>
-        <w:rPr>
-          <w:rFonts w:ascii="Verdana" w:eastAsia="굴림" w:hAnsi="Verdana" w:cs="굴림" w:hint="eastAsia"/>
-          <w:b/>
-          <w:color w:val="333333"/>
-          <w:kern w:val="0"/>
-          <w:sz w:val="18"/>
-          <w:szCs w:val="18"/>
-        </w:rPr>
-        <w:t>해당</w:t>
-      </w:r>
-      <w:r>
-        <w:rPr>
-          <w:rFonts w:ascii="Verdana" w:eastAsia="굴림" w:hAnsi="Verdana" w:cs="굴림" w:hint="eastAsia"/>
-          <w:b/>
-          <w:color w:val="333333"/>
-          <w:kern w:val="0"/>
-          <w:sz w:val="18"/>
-          <w:szCs w:val="18"/>
-        </w:rPr>
-        <w:t xml:space="preserve"> </w:t>
-      </w:r>
-      <w:proofErr w:type="spellStart"/>
-      <w:r>
-        <w:rPr>
-          <w:rFonts w:ascii="Verdana" w:eastAsia="굴림" w:hAnsi="Verdana" w:cs="굴림"/>
-          <w:b/>
-          <w:color w:val="333333"/>
-          <w:kern w:val="0"/>
-          <w:sz w:val="18"/>
-          <w:szCs w:val="18"/>
-        </w:rPr>
-        <w:t>mysql</w:t>
-      </w:r>
-      <w:proofErr w:type="spellEnd"/>
-      <w:r>
-        <w:rPr>
-          <w:rFonts w:ascii="Verdana" w:eastAsia="굴림" w:hAnsi="Verdana" w:cs="굴림"/>
-          <w:b/>
-          <w:color w:val="333333"/>
-          <w:kern w:val="0"/>
-          <w:sz w:val="18"/>
-          <w:szCs w:val="18"/>
-        </w:rPr>
-        <w:t xml:space="preserve"> </w:t>
-      </w:r>
-      <w:proofErr w:type="spellStart"/>
-      <w:r>
-        <w:rPr>
-          <w:rFonts w:ascii="Verdana" w:eastAsia="굴림" w:hAnsi="Verdana" w:cs="굴림" w:hint="eastAsia"/>
-          <w:b/>
-          <w:color w:val="333333"/>
-          <w:kern w:val="0"/>
-          <w:sz w:val="18"/>
-          <w:szCs w:val="18"/>
-        </w:rPr>
-        <w:t>심볼링링크를</w:t>
-      </w:r>
-      <w:proofErr w:type="spellEnd"/>
-      <w:r>
-        <w:rPr>
-          <w:rFonts w:ascii="Verdana" w:eastAsia="굴림" w:hAnsi="Verdana" w:cs="굴림" w:hint="eastAsia"/>
-          <w:b/>
-          <w:color w:val="333333"/>
-          <w:kern w:val="0"/>
-          <w:sz w:val="18"/>
-          <w:szCs w:val="18"/>
-        </w:rPr>
-        <w:t xml:space="preserve"> </w:t>
-      </w:r>
-      <w:r>
-        <w:rPr>
-          <w:rFonts w:ascii="Verdana" w:eastAsia="굴림" w:hAnsi="Verdana" w:cs="굴림" w:hint="eastAsia"/>
-          <w:b/>
-          <w:color w:val="333333"/>
-          <w:kern w:val="0"/>
-          <w:sz w:val="18"/>
-          <w:szCs w:val="18"/>
-        </w:rPr>
-        <w:t>삭제한다</w:t>
-      </w:r>
-      <w:r>
-        <w:rPr>
-          <w:rFonts w:ascii="Verdana" w:eastAsia="굴림" w:hAnsi="Verdana" w:cs="굴림" w:hint="eastAsia"/>
-          <w:b/>
-          <w:color w:val="333333"/>
-          <w:kern w:val="0"/>
-          <w:sz w:val="18"/>
-          <w:szCs w:val="18"/>
-        </w:rPr>
-        <w:t>.</w:t>
-      </w:r>
-    </w:p>
-    <w:p>
-      <w:pPr>
-        <w:pStyle w:val="a6"/>
-        <w:widowControl/>
-        <w:numPr>
-          <w:ilvl w:val="1"/>
-          <w:numId w:val="21"/>
-        </w:numPr>
-        <w:shd w:val="clear" w:color="auto" w:fill="FFFFFF"/>
-        <w:wordWrap/>
-        <w:autoSpaceDE/>
-        <w:autoSpaceDN/>
-        <w:spacing w:before="100" w:beforeAutospacing="1" w:after="100" w:afterAutospacing="1" w:line="240" w:lineRule="auto"/>
-        <w:ind w:leftChars="0"/>
-        <w:jc w:val="left"/>
-        <w:rPr>
-          <w:rFonts w:ascii="Verdana" w:eastAsia="굴림" w:hAnsi="Verdana" w:cs="굴림"/>
-          <w:color w:val="333333"/>
-          <w:kern w:val="0"/>
-          <w:sz w:val="18"/>
-          <w:szCs w:val="18"/>
-        </w:rPr>
-      </w:pPr>
-      <w:r>
-        <w:rPr>
-          <w:rFonts w:ascii="Verdana" w:eastAsia="굴림" w:hAnsi="Verdana" w:cs="굴림"/>
-          <w:b/>
-          <w:bCs/>
-          <w:color w:val="333333"/>
-          <w:kern w:val="0"/>
-          <w:sz w:val="18"/>
-          <w:szCs w:val="18"/>
-        </w:rPr>
-        <w:t xml:space="preserve">rm </w:t>
-      </w:r>
-      <w:proofErr w:type="spellStart"/>
-      <w:r>
-        <w:rPr>
-          <w:rFonts w:ascii="Verdana" w:eastAsia="굴림" w:hAnsi="Verdana" w:cs="굴림"/>
-          <w:b/>
-          <w:bCs/>
-          <w:color w:val="333333"/>
-          <w:kern w:val="0"/>
-          <w:sz w:val="18"/>
-          <w:szCs w:val="18"/>
-        </w:rPr>
-        <w:t>mysql</w:t>
-      </w:r>
-      <w:proofErr w:type="spellEnd"/>
-    </w:p>
-    <w:p>
-      <w:pPr>
-        <w:pStyle w:val="a6"/>
-        <w:widowControl/>
-        <w:numPr>
-          <w:ilvl w:val="1"/>
-          <w:numId w:val="21"/>
-        </w:numPr>
-        <w:shd w:val="clear" w:color="auto" w:fill="FFFFFF"/>
-        <w:wordWrap/>
-        <w:autoSpaceDE/>
-        <w:autoSpaceDN/>
-        <w:spacing w:before="100" w:beforeAutospacing="1" w:after="100" w:afterAutospacing="1" w:line="240" w:lineRule="auto"/>
-        <w:ind w:leftChars="0"/>
-        <w:jc w:val="left"/>
-        <w:rPr>
-          <w:rFonts w:ascii="Verdana" w:eastAsia="굴림" w:hAnsi="Verdana" w:cs="굴림"/>
-          <w:color w:val="333333"/>
-          <w:kern w:val="0"/>
-          <w:sz w:val="18"/>
-          <w:szCs w:val="18"/>
-        </w:rPr>
-      </w:pPr>
-      <w:r>
-        <w:rPr>
-          <w:rFonts w:ascii="Verdana" w:eastAsia="굴림" w:hAnsi="Verdana" w:cs="굴림"/>
-          <w:b/>
-          <w:bCs/>
-          <w:color w:val="333333"/>
-          <w:kern w:val="0"/>
-          <w:sz w:val="18"/>
-          <w:szCs w:val="18"/>
-        </w:rPr>
-        <w:t>ln -s /home/</w:t>
-      </w:r>
-      <w:r>
-        <w:rPr>
-          <w:rFonts w:ascii="Verdana" w:eastAsia="굴림" w:hAnsi="Verdana" w:cs="굴림"/>
-          <w:b/>
-          <w:bCs/>
-          <w:color w:val="333333"/>
-          <w:kern w:val="0"/>
-          <w:sz w:val="18"/>
-          <w:szCs w:val="18"/>
-        </w:rPr>
-        <w:t>mariadb-linux-20201026 /</w:t>
-      </w:r>
-      <w:proofErr w:type="spellStart"/>
-      <w:r>
-        <w:rPr>
-          <w:rFonts w:ascii="Verdana" w:eastAsia="굴림" w:hAnsi="Verdana" w:cs="굴림"/>
-          <w:b/>
-          <w:bCs/>
-          <w:color w:val="333333"/>
-          <w:kern w:val="0"/>
-          <w:sz w:val="18"/>
-          <w:szCs w:val="18"/>
-        </w:rPr>
-        <w:t>usr</w:t>
-      </w:r>
-      <w:proofErr w:type="spellEnd"/>
-      <w:r>
-        <w:rPr>
-          <w:rFonts w:ascii="Verdana" w:eastAsia="굴림" w:hAnsi="Verdana" w:cs="굴림"/>
-          <w:b/>
-          <w:bCs/>
-          <w:color w:val="333333"/>
-          <w:kern w:val="0"/>
-          <w:sz w:val="18"/>
-          <w:szCs w:val="18"/>
-        </w:rPr>
-        <w:t>/local/</w:t>
-      </w:r>
-      <w:proofErr w:type="spellStart"/>
-      <w:r>
-        <w:rPr>
-          <w:rFonts w:ascii="Verdana" w:eastAsia="굴림" w:hAnsi="Verdana" w:cs="굴림"/>
-          <w:b/>
-          <w:bCs/>
-          <w:color w:val="333333"/>
-          <w:kern w:val="0"/>
-          <w:sz w:val="18"/>
-          <w:szCs w:val="18"/>
-        </w:rPr>
-        <w:t>mysql</w:t>
-      </w:r>
-      <w:proofErr w:type="spellEnd"/>
-    </w:p>
-    <w:p>
-      <w:pPr>
-        <w:pStyle w:val="a6"/>
-        <w:widowControl/>
-        <w:shd w:val="clear" w:color="auto" w:fill="FFFFFF"/>
-        <w:wordWrap/>
-        <w:autoSpaceDE/>
-        <w:autoSpaceDN/>
-        <w:spacing w:before="100" w:beforeAutospacing="1" w:after="100" w:afterAutospacing="1" w:line="240" w:lineRule="auto"/>
-        <w:ind w:leftChars="0" w:left="1200"/>
-        <w:jc w:val="left"/>
-        <w:rPr>
-          <w:rFonts w:ascii="Verdana" w:eastAsia="굴림" w:hAnsi="Verdana" w:cs="굴림"/>
-          <w:color w:val="333333"/>
-          <w:kern w:val="0"/>
-          <w:sz w:val="18"/>
-          <w:szCs w:val="18"/>
-        </w:rPr>
-      </w:pPr>
-      <w:r>
-        <w:rPr>
-          <w:noProof/>
-        </w:rPr>
-        <w:drawing>
-          <wp:inline distT="0" distB="0" distL="0" distR="0" wp14:anchorId="5D1D315D" wp14:editId="43FB9294">
-            <wp:extent cx="5731510" cy="2037080"/>
-            <wp:effectExtent l="0" t="0" r="2540" b="1270"/>
-            <wp:docPr id="5" name="그림 5"/>
             <wp:cNvGraphicFramePr>
               <a:graphicFrameLocks xmlns:a="http://schemas.openxmlformats.org/drawingml/2006/main" noChangeAspect="1"/>
             </wp:cNvGraphicFramePr>
@@ -24872,7 +25438,7 @@
                   <pic:spPr>
                     <a:xfrm>
                       <a:off x="0" y="0"/>
-                      <a:ext cx="5731510" cy="2037080"/>
+                      <a:ext cx="5731510" cy="2416175"/>
                     </a:xfrm>
                     <a:prstGeom prst="rect">
                       <a:avLst/>
@@ -24883,6 +25449,420 @@
             </a:graphic>
           </wp:inline>
         </w:drawing>
+      </w:r>
+    </w:p>
+    <w:p>
+      <w:pPr>
+        <w:pStyle w:val="a6"/>
+        <w:widowControl/>
+        <w:shd w:val="clear" w:color="auto" w:fill="FFFFFF"/>
+        <w:wordWrap/>
+        <w:autoSpaceDE/>
+        <w:autoSpaceDN/>
+        <w:spacing w:before="100" w:beforeAutospacing="1" w:after="100" w:afterAutospacing="1" w:line="240" w:lineRule="auto"/>
+        <w:ind w:leftChars="0" w:left="1200"/>
+        <w:jc w:val="left"/>
+        <w:rPr>
+          <w:rFonts w:ascii="Verdana" w:eastAsia="굴림" w:hAnsi="Verdana" w:cs="굴림"/>
+          <w:b/>
+          <w:color w:val="333333"/>
+          <w:kern w:val="0"/>
+          <w:sz w:val="18"/>
+          <w:szCs w:val="18"/>
+        </w:rPr>
+      </w:pPr>
+      <w:r>
+        <w:rPr>
+          <w:rFonts w:ascii="Verdana" w:eastAsia="굴림" w:hAnsi="Verdana" w:cs="굴림" w:hint="eastAsia"/>
+          <w:b/>
+          <w:color w:val="333333"/>
+          <w:kern w:val="0"/>
+          <w:sz w:val="18"/>
+          <w:szCs w:val="18"/>
+        </w:rPr>
+        <w:t>이후</w:t>
+      </w:r>
+      <w:r>
+        <w:rPr>
+          <w:rFonts w:ascii="Verdana" w:eastAsia="굴림" w:hAnsi="Verdana" w:cs="굴림" w:hint="eastAsia"/>
+          <w:b/>
+          <w:color w:val="333333"/>
+          <w:kern w:val="0"/>
+          <w:sz w:val="18"/>
+          <w:szCs w:val="18"/>
+        </w:rPr>
+        <w:t xml:space="preserve"> </w:t>
+      </w:r>
+      <w:r>
+        <w:rPr>
+          <w:rFonts w:ascii="Verdana" w:eastAsia="굴림" w:hAnsi="Verdana" w:cs="굴림"/>
+          <w:b/>
+          <w:color w:val="333333"/>
+          <w:kern w:val="0"/>
+          <w:sz w:val="18"/>
+          <w:szCs w:val="18"/>
+        </w:rPr>
+        <w:t>/</w:t>
+      </w:r>
+      <w:proofErr w:type="spellStart"/>
+      <w:r>
+        <w:rPr>
+          <w:rFonts w:ascii="Verdana" w:eastAsia="굴림" w:hAnsi="Verdana" w:cs="굴림"/>
+          <w:b/>
+          <w:color w:val="333333"/>
+          <w:kern w:val="0"/>
+          <w:sz w:val="18"/>
+          <w:szCs w:val="18"/>
+        </w:rPr>
+        <w:t>usr</w:t>
+      </w:r>
+      <w:proofErr w:type="spellEnd"/>
+      <w:r>
+        <w:rPr>
+          <w:rFonts w:ascii="Verdana" w:eastAsia="굴림" w:hAnsi="Verdana" w:cs="굴림"/>
+          <w:b/>
+          <w:color w:val="333333"/>
+          <w:kern w:val="0"/>
+          <w:sz w:val="18"/>
+          <w:szCs w:val="18"/>
+        </w:rPr>
+        <w:t xml:space="preserve">/local </w:t>
+      </w:r>
+      <w:r>
+        <w:rPr>
+          <w:rFonts w:ascii="Verdana" w:eastAsia="굴림" w:hAnsi="Verdana" w:cs="굴림" w:hint="eastAsia"/>
+          <w:b/>
+          <w:color w:val="333333"/>
+          <w:kern w:val="0"/>
+          <w:sz w:val="18"/>
+          <w:szCs w:val="18"/>
+        </w:rPr>
+        <w:t>경로의</w:t>
+      </w:r>
+      <w:r>
+        <w:rPr>
+          <w:rFonts w:ascii="Verdana" w:eastAsia="굴림" w:hAnsi="Verdana" w:cs="굴림" w:hint="eastAsia"/>
+          <w:b/>
+          <w:color w:val="333333"/>
+          <w:kern w:val="0"/>
+          <w:sz w:val="18"/>
+          <w:szCs w:val="18"/>
+        </w:rPr>
+        <w:t xml:space="preserve"> </w:t>
+      </w:r>
+      <w:proofErr w:type="spellStart"/>
+      <w:r>
+        <w:rPr>
+          <w:rFonts w:ascii="Verdana" w:eastAsia="굴림" w:hAnsi="Verdana" w:cs="굴림"/>
+          <w:b/>
+          <w:color w:val="333333"/>
+          <w:kern w:val="0"/>
+          <w:sz w:val="18"/>
+          <w:szCs w:val="18"/>
+        </w:rPr>
+        <w:t>mysql</w:t>
+      </w:r>
+      <w:proofErr w:type="spellEnd"/>
+      <w:r>
+        <w:rPr>
+          <w:rFonts w:ascii="Verdana" w:eastAsia="굴림" w:hAnsi="Verdana" w:cs="굴림"/>
+          <w:b/>
+          <w:color w:val="333333"/>
+          <w:kern w:val="0"/>
+          <w:sz w:val="18"/>
+          <w:szCs w:val="18"/>
+        </w:rPr>
+        <w:t xml:space="preserve"> </w:t>
+      </w:r>
+      <w:r>
+        <w:rPr>
+          <w:rFonts w:ascii="Verdana" w:eastAsia="굴림" w:hAnsi="Verdana" w:cs="굴림" w:hint="eastAsia"/>
+          <w:b/>
+          <w:color w:val="333333"/>
+          <w:kern w:val="0"/>
+          <w:sz w:val="18"/>
+          <w:szCs w:val="18"/>
+        </w:rPr>
+        <w:t>심볼릭링크에</w:t>
+      </w:r>
+      <w:r>
+        <w:rPr>
+          <w:rFonts w:ascii="Verdana" w:eastAsia="굴림" w:hAnsi="Verdana" w:cs="굴림" w:hint="eastAsia"/>
+          <w:b/>
+          <w:color w:val="333333"/>
+          <w:kern w:val="0"/>
+          <w:sz w:val="18"/>
+          <w:szCs w:val="18"/>
+        </w:rPr>
+        <w:t xml:space="preserve"> </w:t>
+      </w:r>
+      <w:r>
+        <w:rPr>
+          <w:rFonts w:ascii="Verdana" w:eastAsia="굴림" w:hAnsi="Verdana" w:cs="굴림" w:hint="eastAsia"/>
+          <w:b/>
+          <w:color w:val="333333"/>
+          <w:kern w:val="0"/>
+          <w:sz w:val="18"/>
+          <w:szCs w:val="18"/>
+        </w:rPr>
+        <w:t>연결된</w:t>
+      </w:r>
+      <w:r>
+        <w:rPr>
+          <w:rFonts w:ascii="Verdana" w:eastAsia="굴림" w:hAnsi="Verdana" w:cs="굴림" w:hint="eastAsia"/>
+          <w:b/>
+          <w:color w:val="333333"/>
+          <w:kern w:val="0"/>
+          <w:sz w:val="18"/>
+          <w:szCs w:val="18"/>
+        </w:rPr>
+        <w:t xml:space="preserve"> </w:t>
+      </w:r>
+      <w:proofErr w:type="spellStart"/>
+      <w:r>
+        <w:rPr>
+          <w:rFonts w:ascii="Verdana" w:eastAsia="굴림" w:hAnsi="Verdana" w:cs="굴림"/>
+          <w:b/>
+          <w:color w:val="333333"/>
+          <w:kern w:val="0"/>
+          <w:sz w:val="18"/>
+          <w:szCs w:val="18"/>
+        </w:rPr>
+        <w:t>mariadb</w:t>
+      </w:r>
+      <w:proofErr w:type="spellEnd"/>
+      <w:r>
+        <w:rPr>
+          <w:rFonts w:ascii="Verdana" w:eastAsia="굴림" w:hAnsi="Verdana" w:cs="굴림" w:hint="eastAsia"/>
+          <w:b/>
+          <w:color w:val="333333"/>
+          <w:kern w:val="0"/>
+          <w:sz w:val="18"/>
+          <w:szCs w:val="18"/>
+        </w:rPr>
+        <w:t>원본</w:t>
+      </w:r>
+      <w:r>
+        <w:rPr>
+          <w:rFonts w:ascii="Verdana" w:eastAsia="굴림" w:hAnsi="Verdana" w:cs="굴림" w:hint="eastAsia"/>
+          <w:b/>
+          <w:color w:val="333333"/>
+          <w:kern w:val="0"/>
+          <w:sz w:val="18"/>
+          <w:szCs w:val="18"/>
+        </w:rPr>
+        <w:t xml:space="preserve"> </w:t>
+      </w:r>
+      <w:r>
+        <w:rPr>
+          <w:rFonts w:ascii="Verdana" w:eastAsia="굴림" w:hAnsi="Verdana" w:cs="굴림" w:hint="eastAsia"/>
+          <w:b/>
+          <w:color w:val="333333"/>
+          <w:kern w:val="0"/>
+          <w:sz w:val="18"/>
+          <w:szCs w:val="18"/>
+        </w:rPr>
+        <w:t>파일이</w:t>
+      </w:r>
+      <w:r>
+        <w:rPr>
+          <w:rFonts w:ascii="Verdana" w:eastAsia="굴림" w:hAnsi="Verdana" w:cs="굴림" w:hint="eastAsia"/>
+          <w:b/>
+          <w:color w:val="333333"/>
+          <w:kern w:val="0"/>
+          <w:sz w:val="18"/>
+          <w:szCs w:val="18"/>
+        </w:rPr>
+        <w:t xml:space="preserve"> </w:t>
+      </w:r>
+      <w:r>
+        <w:rPr>
+          <w:rFonts w:ascii="Verdana" w:eastAsia="굴림" w:hAnsi="Verdana" w:cs="굴림" w:hint="eastAsia"/>
+          <w:b/>
+          <w:color w:val="333333"/>
+          <w:kern w:val="0"/>
+          <w:sz w:val="18"/>
+          <w:szCs w:val="18"/>
+        </w:rPr>
+        <w:t>없기</w:t>
+      </w:r>
+      <w:r>
+        <w:rPr>
+          <w:rFonts w:ascii="Verdana" w:eastAsia="굴림" w:hAnsi="Verdana" w:cs="굴림" w:hint="eastAsia"/>
+          <w:b/>
+          <w:color w:val="333333"/>
+          <w:kern w:val="0"/>
+          <w:sz w:val="18"/>
+          <w:szCs w:val="18"/>
+        </w:rPr>
+        <w:t xml:space="preserve"> </w:t>
+      </w:r>
+      <w:r>
+        <w:rPr>
+          <w:rFonts w:ascii="Verdana" w:eastAsia="굴림" w:hAnsi="Verdana" w:cs="굴림" w:hint="eastAsia"/>
+          <w:b/>
+          <w:color w:val="333333"/>
+          <w:kern w:val="0"/>
+          <w:sz w:val="18"/>
+          <w:szCs w:val="18"/>
+        </w:rPr>
+        <w:t>때문에</w:t>
+      </w:r>
+      <w:r>
+        <w:rPr>
+          <w:rFonts w:ascii="Verdana" w:eastAsia="굴림" w:hAnsi="Verdana" w:cs="굴림" w:hint="eastAsia"/>
+          <w:b/>
+          <w:color w:val="333333"/>
+          <w:kern w:val="0"/>
+          <w:sz w:val="18"/>
+          <w:szCs w:val="18"/>
+        </w:rPr>
+        <w:t xml:space="preserve"> </w:t>
+      </w:r>
+      <w:r>
+        <w:rPr>
+          <w:rFonts w:ascii="Verdana" w:eastAsia="굴림" w:hAnsi="Verdana" w:cs="굴림" w:hint="eastAsia"/>
+          <w:b/>
+          <w:color w:val="333333"/>
+          <w:kern w:val="0"/>
+          <w:sz w:val="18"/>
+          <w:szCs w:val="18"/>
+        </w:rPr>
+        <w:t>빨간색으로</w:t>
+      </w:r>
+      <w:r>
+        <w:rPr>
+          <w:rFonts w:ascii="Verdana" w:eastAsia="굴림" w:hAnsi="Verdana" w:cs="굴림" w:hint="eastAsia"/>
+          <w:b/>
+          <w:color w:val="333333"/>
+          <w:kern w:val="0"/>
+          <w:sz w:val="18"/>
+          <w:szCs w:val="18"/>
+        </w:rPr>
+        <w:t xml:space="preserve"> </w:t>
+      </w:r>
+      <w:r>
+        <w:rPr>
+          <w:rFonts w:ascii="Verdana" w:eastAsia="굴림" w:hAnsi="Verdana" w:cs="굴림" w:hint="eastAsia"/>
+          <w:b/>
+          <w:color w:val="333333"/>
+          <w:kern w:val="0"/>
+          <w:sz w:val="18"/>
+          <w:szCs w:val="18"/>
+        </w:rPr>
+        <w:t>표시된다</w:t>
+      </w:r>
+      <w:r>
+        <w:rPr>
+          <w:rFonts w:ascii="Verdana" w:eastAsia="굴림" w:hAnsi="Verdana" w:cs="굴림" w:hint="eastAsia"/>
+          <w:b/>
+          <w:color w:val="333333"/>
+          <w:kern w:val="0"/>
+          <w:sz w:val="18"/>
+          <w:szCs w:val="18"/>
+        </w:rPr>
+        <w:t>.</w:t>
+      </w:r>
+      <w:r>
+        <w:rPr>
+          <w:rFonts w:ascii="Verdana" w:eastAsia="굴림" w:hAnsi="Verdana" w:cs="굴림"/>
+          <w:b/>
+          <w:color w:val="333333"/>
+          <w:kern w:val="0"/>
+          <w:sz w:val="18"/>
+          <w:szCs w:val="18"/>
+        </w:rPr>
+        <w:t xml:space="preserve"> </w:t>
+      </w:r>
+      <w:r>
+        <w:rPr>
+          <w:rFonts w:ascii="Verdana" w:eastAsia="굴림" w:hAnsi="Verdana" w:cs="굴림" w:hint="eastAsia"/>
+          <w:b/>
+          <w:color w:val="333333"/>
+          <w:kern w:val="0"/>
+          <w:sz w:val="18"/>
+          <w:szCs w:val="18"/>
+        </w:rPr>
+        <w:t>해당</w:t>
+      </w:r>
+      <w:r>
+        <w:rPr>
+          <w:rFonts w:ascii="Verdana" w:eastAsia="굴림" w:hAnsi="Verdana" w:cs="굴림" w:hint="eastAsia"/>
+          <w:b/>
+          <w:color w:val="333333"/>
+          <w:kern w:val="0"/>
+          <w:sz w:val="18"/>
+          <w:szCs w:val="18"/>
+        </w:rPr>
+        <w:t xml:space="preserve"> </w:t>
+      </w:r>
+      <w:proofErr w:type="spellStart"/>
+      <w:r>
+        <w:rPr>
+          <w:rFonts w:ascii="Verdana" w:eastAsia="굴림" w:hAnsi="Verdana" w:cs="굴림"/>
+          <w:b/>
+          <w:color w:val="333333"/>
+          <w:kern w:val="0"/>
+          <w:sz w:val="18"/>
+          <w:szCs w:val="18"/>
+        </w:rPr>
+        <w:t>mysql</w:t>
+      </w:r>
+      <w:proofErr w:type="spellEnd"/>
+      <w:r>
+        <w:rPr>
+          <w:rFonts w:ascii="Verdana" w:eastAsia="굴림" w:hAnsi="Verdana" w:cs="굴림"/>
+          <w:b/>
+          <w:color w:val="333333"/>
+          <w:kern w:val="0"/>
+          <w:sz w:val="18"/>
+          <w:szCs w:val="18"/>
+        </w:rPr>
+        <w:t xml:space="preserve"> </w:t>
+      </w:r>
+      <w:r>
+        <w:rPr>
+          <w:rFonts w:ascii="Verdana" w:eastAsia="굴림" w:hAnsi="Verdana" w:cs="굴림" w:hint="eastAsia"/>
+          <w:b/>
+          <w:color w:val="333333"/>
+          <w:kern w:val="0"/>
+          <w:sz w:val="18"/>
+          <w:szCs w:val="18"/>
+        </w:rPr>
+        <w:t>심볼링링크를</w:t>
+      </w:r>
+      <w:r>
+        <w:rPr>
+          <w:rFonts w:ascii="Verdana" w:eastAsia="굴림" w:hAnsi="Verdana" w:cs="굴림" w:hint="eastAsia"/>
+          <w:b/>
+          <w:color w:val="333333"/>
+          <w:kern w:val="0"/>
+          <w:sz w:val="18"/>
+          <w:szCs w:val="18"/>
+        </w:rPr>
+        <w:t xml:space="preserve"> </w:t>
+      </w:r>
+      <w:r>
+        <w:rPr>
+          <w:rFonts w:ascii="Verdana" w:eastAsia="굴림" w:hAnsi="Verdana" w:cs="굴림" w:hint="eastAsia"/>
+          <w:b/>
+          <w:color w:val="333333"/>
+          <w:kern w:val="0"/>
+          <w:sz w:val="18"/>
+          <w:szCs w:val="18"/>
+        </w:rPr>
+        <w:t>삭제한다</w:t>
+      </w:r>
+      <w:r>
+        <w:rPr>
+          <w:rFonts w:ascii="Verdana" w:eastAsia="굴림" w:hAnsi="Verdana" w:cs="굴림" w:hint="eastAsia"/>
+          <w:b/>
+          <w:color w:val="333333"/>
+          <w:kern w:val="0"/>
+          <w:sz w:val="18"/>
+          <w:szCs w:val="18"/>
+        </w:rPr>
+        <w:t>.</w:t>
       </w:r>
     </w:p>
     <w:p>
@@ -24911,151 +25891,43 @@
       <w:proofErr w:type="spellStart"/>
       <w:r>
         <w:rPr>
-          <w:rFonts w:ascii="Verdana" w:eastAsia="굴림" w:hAnsi="Verdana" w:cs="굴림" w:hint="eastAsia"/>
-          <w:b/>
-          <w:color w:val="333333"/>
-          <w:kern w:val="0"/>
-          <w:sz w:val="18"/>
-          <w:szCs w:val="18"/>
-        </w:rPr>
-        <w:t>m</w:t>
-      </w:r>
-      <w:r>
-        <w:rPr>
-          <w:rFonts w:ascii="Verdana" w:eastAsia="굴림" w:hAnsi="Verdana" w:cs="굴림"/>
-          <w:b/>
-          <w:color w:val="333333"/>
-          <w:kern w:val="0"/>
-          <w:sz w:val="18"/>
-          <w:szCs w:val="18"/>
-        </w:rPr>
-        <w:t>kdir</w:t>
+          <w:rFonts w:ascii="Verdana" w:eastAsia="굴림" w:hAnsi="Verdana" w:cs="굴림"/>
+          <w:b/>
+          <w:bCs/>
+          <w:color w:val="333333"/>
+          <w:kern w:val="0"/>
+          <w:sz w:val="18"/>
+          <w:szCs w:val="18"/>
+        </w:rPr>
+        <w:t>rm</w:t>
       </w:r>
       <w:proofErr w:type="spellEnd"/>
       <w:r>
         <w:rPr>
           <w:rFonts w:ascii="Verdana" w:eastAsia="굴림" w:hAnsi="Verdana" w:cs="굴림"/>
           <w:b/>
-          <w:color w:val="333333"/>
-          <w:kern w:val="0"/>
-          <w:sz w:val="18"/>
-          <w:szCs w:val="18"/>
-        </w:rPr>
-        <w:t xml:space="preserve"> </w:t>
-      </w:r>
-      <w:proofErr w:type="gramStart"/>
-      <w:r>
-        <w:rPr>
-          <w:rFonts w:ascii="Verdana" w:eastAsia="굴림" w:hAnsi="Verdana" w:cs="굴림"/>
-          <w:b/>
-          <w:color w:val="333333"/>
-          <w:kern w:val="0"/>
-          <w:sz w:val="18"/>
-          <w:szCs w:val="18"/>
-        </w:rPr>
-        <w:t>volumes</w:t>
-      </w:r>
-      <w:r>
-        <w:rPr>
-          <w:rFonts w:ascii="Verdana" w:eastAsia="굴림" w:hAnsi="Verdana" w:cs="굴림"/>
-          <w:color w:val="333333"/>
-          <w:kern w:val="0"/>
-          <w:sz w:val="18"/>
-          <w:szCs w:val="18"/>
-        </w:rPr>
-        <w:t xml:space="preserve"> :</w:t>
-      </w:r>
-      <w:proofErr w:type="gramEnd"/>
-      <w:r>
-        <w:rPr>
-          <w:rFonts w:ascii="Verdana" w:eastAsia="굴림" w:hAnsi="Verdana" w:cs="굴림"/>
-          <w:color w:val="333333"/>
-          <w:kern w:val="0"/>
-          <w:sz w:val="18"/>
-          <w:szCs w:val="18"/>
-        </w:rPr>
-        <w:t xml:space="preserve"> /home </w:t>
-      </w:r>
-      <w:r>
-        <w:rPr>
-          <w:rFonts w:ascii="Verdana" w:eastAsia="굴림" w:hAnsi="Verdana" w:cs="굴림" w:hint="eastAsia"/>
-          <w:color w:val="333333"/>
-          <w:kern w:val="0"/>
-          <w:sz w:val="18"/>
-          <w:szCs w:val="18"/>
-        </w:rPr>
-        <w:t>경로에서</w:t>
-      </w:r>
-      <w:r>
-        <w:rPr>
-          <w:rFonts w:ascii="Verdana" w:eastAsia="굴림" w:hAnsi="Verdana" w:cs="굴림" w:hint="eastAsia"/>
-          <w:color w:val="333333"/>
-          <w:kern w:val="0"/>
-          <w:sz w:val="18"/>
-          <w:szCs w:val="18"/>
-        </w:rPr>
-        <w:t xml:space="preserve"> </w:t>
-      </w:r>
-      <w:r>
-        <w:rPr>
-          <w:rFonts w:ascii="Verdana" w:eastAsia="굴림" w:hAnsi="Verdana" w:cs="굴림"/>
-          <w:color w:val="333333"/>
-          <w:kern w:val="0"/>
-          <w:sz w:val="18"/>
-          <w:szCs w:val="18"/>
-        </w:rPr>
-        <w:t>/volumes</w:t>
-      </w:r>
-      <w:r>
-        <w:rPr>
-          <w:rFonts w:ascii="Verdana" w:eastAsia="굴림" w:hAnsi="Verdana" w:cs="굴림" w:hint="eastAsia"/>
-          <w:color w:val="333333"/>
-          <w:kern w:val="0"/>
-          <w:sz w:val="18"/>
-          <w:szCs w:val="18"/>
-        </w:rPr>
-        <w:t xml:space="preserve"> </w:t>
-      </w:r>
-      <w:r>
-        <w:rPr>
-          <w:rFonts w:ascii="Verdana" w:eastAsia="굴림" w:hAnsi="Verdana" w:cs="굴림" w:hint="eastAsia"/>
-          <w:color w:val="333333"/>
-          <w:kern w:val="0"/>
-          <w:sz w:val="18"/>
-          <w:szCs w:val="18"/>
-        </w:rPr>
-        <w:t>디렉토리를</w:t>
-      </w:r>
-      <w:r>
-        <w:rPr>
-          <w:rFonts w:ascii="Verdana" w:eastAsia="굴림" w:hAnsi="Verdana" w:cs="굴림" w:hint="eastAsia"/>
-          <w:color w:val="333333"/>
-          <w:kern w:val="0"/>
-          <w:sz w:val="18"/>
-          <w:szCs w:val="18"/>
-        </w:rPr>
-        <w:t xml:space="preserve"> </w:t>
-      </w:r>
-      <w:r>
-        <w:rPr>
-          <w:rFonts w:ascii="Verdana" w:eastAsia="굴림" w:hAnsi="Verdana" w:cs="굴림" w:hint="eastAsia"/>
-          <w:color w:val="333333"/>
-          <w:kern w:val="0"/>
-          <w:sz w:val="18"/>
-          <w:szCs w:val="18"/>
-        </w:rPr>
-        <w:t>생성한다</w:t>
-      </w:r>
-      <w:r>
-        <w:rPr>
-          <w:rFonts w:ascii="Verdana" w:eastAsia="굴림" w:hAnsi="Verdana" w:cs="굴림" w:hint="eastAsia"/>
-          <w:color w:val="333333"/>
-          <w:kern w:val="0"/>
-          <w:sz w:val="18"/>
-          <w:szCs w:val="18"/>
-        </w:rPr>
-        <w:t>.</w:t>
-      </w:r>
+          <w:bCs/>
+          <w:color w:val="333333"/>
+          <w:kern w:val="0"/>
+          <w:sz w:val="18"/>
+          <w:szCs w:val="18"/>
+        </w:rPr>
+        <w:t xml:space="preserve"> </w:t>
+      </w:r>
+      <w:proofErr w:type="spellStart"/>
+      <w:r>
+        <w:rPr>
+          <w:rFonts w:ascii="Verdana" w:eastAsia="굴림" w:hAnsi="Verdana" w:cs="굴림"/>
+          <w:b/>
+          <w:bCs/>
+          <w:color w:val="333333"/>
+          <w:kern w:val="0"/>
+          <w:sz w:val="18"/>
+          <w:szCs w:val="18"/>
+        </w:rPr>
+        <w:t>mysql</w:t>
+      </w:r>
+      <w:proofErr w:type="spellEnd"/>
     </w:p>
     <w:p>
       <w:pPr>
@@ -25080,173 +25952,129 @@
           <w:szCs w:val="18"/>
         </w:rPr>
       </w:pPr>
+      <w:r>
+        <w:rPr>
+          <w:rFonts w:ascii="Verdana" w:eastAsia="굴림" w:hAnsi="Verdana" w:cs="굴림"/>
+          <w:b/>
+          <w:bCs/>
+          <w:color w:val="333333"/>
+          <w:kern w:val="0"/>
+          <w:sz w:val="18"/>
+          <w:szCs w:val="18"/>
+        </w:rPr>
+        <w:t>ln -s /home/</w:t>
+      </w:r>
+      <w:r>
+        <w:rPr>
+          <w:rFonts w:ascii="Verdana" w:eastAsia="굴림" w:hAnsi="Verdana" w:cs="굴림"/>
+          <w:b/>
+          <w:bCs/>
+          <w:color w:val="333333"/>
+          <w:kern w:val="0"/>
+          <w:sz w:val="18"/>
+          <w:szCs w:val="18"/>
+        </w:rPr>
+        <w:t>mariadb-linux-20201026 /</w:t>
+      </w:r>
       <w:proofErr w:type="spellStart"/>
       <w:r>
         <w:rPr>
-          <w:rFonts w:ascii="Verdana" w:eastAsia="굴림" w:hAnsi="Verdana" w:cs="굴림" w:hint="eastAsia"/>
-          <w:b/>
-          <w:color w:val="333333"/>
-          <w:kern w:val="0"/>
-          <w:sz w:val="18"/>
-          <w:szCs w:val="18"/>
-        </w:rPr>
-        <w:t>m</w:t>
-      </w:r>
-      <w:r>
-        <w:rPr>
-          <w:rFonts w:ascii="Verdana" w:eastAsia="굴림" w:hAnsi="Verdana" w:cs="굴림"/>
-          <w:b/>
-          <w:color w:val="333333"/>
-          <w:kern w:val="0"/>
-          <w:sz w:val="18"/>
-          <w:szCs w:val="18"/>
-        </w:rPr>
-        <w:t>kdir</w:t>
+          <w:rFonts w:ascii="Verdana" w:eastAsia="굴림" w:hAnsi="Verdana" w:cs="굴림"/>
+          <w:b/>
+          <w:bCs/>
+          <w:color w:val="333333"/>
+          <w:kern w:val="0"/>
+          <w:sz w:val="18"/>
+          <w:szCs w:val="18"/>
+        </w:rPr>
+        <w:t>usr</w:t>
       </w:r>
       <w:proofErr w:type="spellEnd"/>
       <w:r>
         <w:rPr>
           <w:rFonts w:ascii="Verdana" w:eastAsia="굴림" w:hAnsi="Verdana" w:cs="굴림"/>
           <w:b/>
-          <w:color w:val="333333"/>
-          <w:kern w:val="0"/>
-          <w:sz w:val="18"/>
-          <w:szCs w:val="18"/>
-        </w:rPr>
-        <w:t xml:space="preserve"> </w:t>
-      </w:r>
-      <w:proofErr w:type="gramStart"/>
-      <w:r>
-        <w:rPr>
-          <w:rFonts w:ascii="Verdana" w:eastAsia="굴림" w:hAnsi="Verdana" w:cs="굴림"/>
-          <w:b/>
-          <w:color w:val="333333"/>
-          <w:kern w:val="0"/>
-          <w:sz w:val="18"/>
-          <w:szCs w:val="18"/>
-        </w:rPr>
-        <w:t>shared</w:t>
-      </w:r>
-      <w:r>
-        <w:rPr>
-          <w:rFonts w:ascii="Verdana" w:eastAsia="굴림" w:hAnsi="Verdana" w:cs="굴림"/>
-          <w:color w:val="333333"/>
-          <w:kern w:val="0"/>
-          <w:sz w:val="18"/>
-          <w:szCs w:val="18"/>
-        </w:rPr>
-        <w:t xml:space="preserve"> :</w:t>
-      </w:r>
-      <w:proofErr w:type="gramEnd"/>
-      <w:r>
-        <w:rPr>
-          <w:rFonts w:ascii="Verdana" w:eastAsia="굴림" w:hAnsi="Verdana" w:cs="굴림"/>
-          <w:color w:val="333333"/>
-          <w:kern w:val="0"/>
-          <w:sz w:val="18"/>
-          <w:szCs w:val="18"/>
-        </w:rPr>
-        <w:t xml:space="preserve"> /home/</w:t>
-      </w:r>
-      <w:r>
-        <w:rPr>
-          <w:rFonts w:ascii="Verdana" w:eastAsia="굴림" w:hAnsi="Verdana" w:cs="굴림" w:hint="eastAsia"/>
-          <w:color w:val="333333"/>
-          <w:kern w:val="0"/>
-          <w:sz w:val="18"/>
-          <w:szCs w:val="18"/>
-        </w:rPr>
-        <w:t>v</w:t>
-      </w:r>
-      <w:r>
-        <w:rPr>
-          <w:rFonts w:ascii="Verdana" w:eastAsia="굴림" w:hAnsi="Verdana" w:cs="굴림"/>
-          <w:color w:val="333333"/>
-          <w:kern w:val="0"/>
-          <w:sz w:val="18"/>
-          <w:szCs w:val="18"/>
-        </w:rPr>
-        <w:t xml:space="preserve">olumes </w:t>
-      </w:r>
-      <w:r>
-        <w:rPr>
-          <w:rFonts w:ascii="Verdana" w:eastAsia="굴림" w:hAnsi="Verdana" w:cs="굴림" w:hint="eastAsia"/>
-          <w:color w:val="333333"/>
-          <w:kern w:val="0"/>
-          <w:sz w:val="18"/>
-          <w:szCs w:val="18"/>
-        </w:rPr>
-        <w:t>경로에서</w:t>
-      </w:r>
-      <w:r>
-        <w:rPr>
-          <w:rFonts w:ascii="Verdana" w:eastAsia="굴림" w:hAnsi="Verdana" w:cs="굴림" w:hint="eastAsia"/>
-          <w:color w:val="333333"/>
-          <w:kern w:val="0"/>
-          <w:sz w:val="18"/>
-          <w:szCs w:val="18"/>
-        </w:rPr>
-        <w:t xml:space="preserve"> </w:t>
-      </w:r>
-      <w:r>
-        <w:rPr>
-          <w:rFonts w:ascii="Verdana" w:eastAsia="굴림" w:hAnsi="Verdana" w:cs="굴림"/>
-          <w:color w:val="333333"/>
-          <w:kern w:val="0"/>
-          <w:sz w:val="18"/>
-          <w:szCs w:val="18"/>
-        </w:rPr>
-        <w:t xml:space="preserve">/shared </w:t>
-      </w:r>
-      <w:r>
-        <w:rPr>
-          <w:rFonts w:ascii="Verdana" w:eastAsia="굴림" w:hAnsi="Verdana" w:cs="굴림" w:hint="eastAsia"/>
-          <w:color w:val="333333"/>
-          <w:kern w:val="0"/>
-          <w:sz w:val="18"/>
-          <w:szCs w:val="18"/>
-        </w:rPr>
-        <w:t>디렉토리를</w:t>
-      </w:r>
-      <w:r>
-        <w:rPr>
-          <w:rFonts w:ascii="Verdana" w:eastAsia="굴림" w:hAnsi="Verdana" w:cs="굴림" w:hint="eastAsia"/>
-          <w:color w:val="333333"/>
-          <w:kern w:val="0"/>
-          <w:sz w:val="18"/>
-          <w:szCs w:val="18"/>
-        </w:rPr>
-        <w:t xml:space="preserve"> </w:t>
-      </w:r>
-      <w:r>
-        <w:rPr>
-          <w:rFonts w:ascii="Verdana" w:eastAsia="굴림" w:hAnsi="Verdana" w:cs="굴림" w:hint="eastAsia"/>
-          <w:color w:val="333333"/>
-          <w:kern w:val="0"/>
-          <w:sz w:val="18"/>
-          <w:szCs w:val="18"/>
-        </w:rPr>
-        <w:t>생성한다</w:t>
-      </w:r>
-      <w:r>
-        <w:rPr>
-          <w:rFonts w:ascii="Verdana" w:eastAsia="굴림" w:hAnsi="Verdana" w:cs="굴림" w:hint="eastAsia"/>
-          <w:color w:val="333333"/>
-          <w:kern w:val="0"/>
-          <w:sz w:val="18"/>
-          <w:szCs w:val="18"/>
-        </w:rPr>
-        <w:t>.</w:t>
-      </w:r>
-      <w:r>
-        <w:rPr>
-          <w:rFonts w:ascii="Verdana" w:eastAsia="굴림" w:hAnsi="Verdana" w:cs="굴림"/>
-          <w:color w:val="333333"/>
-          <w:kern w:val="0"/>
-          <w:sz w:val="18"/>
-          <w:szCs w:val="18"/>
-        </w:rPr>
-        <w:t xml:space="preserve"> </w:t>
+          <w:bCs/>
+          <w:color w:val="333333"/>
+          <w:kern w:val="0"/>
+          <w:sz w:val="18"/>
+          <w:szCs w:val="18"/>
+        </w:rPr>
+        <w:t>/local/</w:t>
+      </w:r>
+      <w:proofErr w:type="spellStart"/>
+      <w:r>
+        <w:rPr>
+          <w:rFonts w:ascii="Verdana" w:eastAsia="굴림" w:hAnsi="Verdana" w:cs="굴림"/>
+          <w:b/>
+          <w:bCs/>
+          <w:color w:val="333333"/>
+          <w:kern w:val="0"/>
+          <w:sz w:val="18"/>
+          <w:szCs w:val="18"/>
+        </w:rPr>
+        <w:t>mysql</w:t>
+      </w:r>
+      <w:proofErr w:type="spellEnd"/>
+    </w:p>
+    <w:p>
+      <w:pPr>
+        <w:pStyle w:val="a6"/>
+        <w:widowControl/>
+        <w:shd w:val="clear" w:color="auto" w:fill="FFFFFF"/>
+        <w:wordWrap/>
+        <w:autoSpaceDE/>
+        <w:autoSpaceDN/>
+        <w:spacing w:before="100" w:beforeAutospacing="1" w:after="100" w:afterAutospacing="1" w:line="240" w:lineRule="auto"/>
+        <w:ind w:leftChars="0" w:left="1200"/>
+        <w:jc w:val="left"/>
+        <w:rPr>
+          <w:rFonts w:ascii="Verdana" w:eastAsia="굴림" w:hAnsi="Verdana" w:cs="굴림"/>
+          <w:color w:val="333333"/>
+          <w:kern w:val="0"/>
+          <w:sz w:val="18"/>
+          <w:szCs w:val="18"/>
+        </w:rPr>
+      </w:pPr>
+      <w:r>
+        <w:rPr>
+          <w:noProof/>
+        </w:rPr>
+        <w:drawing>
+          <wp:inline distT="0" distB="0" distL="0" distR="0" wp14:anchorId="351A13D9" wp14:editId="44783B1B">
+            <wp:extent cx="5731510" cy="2037080"/>
+            <wp:effectExtent l="0" t="0" r="2540" b="1270"/>
+            <wp:docPr id="5" name="그림 5"/>
+            <wp:cNvGraphicFramePr>
+              <a:graphicFrameLocks xmlns:a="http://schemas.openxmlformats.org/drawingml/2006/main" noChangeAspect="1"/>
+            </wp:cNvGraphicFramePr>
+            <a:graphic xmlns:a="http://schemas.openxmlformats.org/drawingml/2006/main">
+              <a:graphicData uri="http://schemas.openxmlformats.org/drawingml/2006/picture">
+                <pic:pic xmlns:pic="http://schemas.openxmlformats.org/drawingml/2006/picture">
+                  <pic:nvPicPr>
+                    <pic:cNvPr id="1" name=""/>
+                    <pic:cNvPicPr/>
+                  </pic:nvPicPr>
+                  <pic:blipFill>
+                    <a:blip r:embed="rId49"/>
+                    <a:stretch>
+                      <a:fillRect/>
+                    </a:stretch>
+                  </pic:blipFill>
+                  <pic:spPr>
+                    <a:xfrm>
+                      <a:off x="0" y="0"/>
+                      <a:ext cx="5731510" cy="2037080"/>
+                    </a:xfrm>
+                    <a:prstGeom prst="rect">
+                      <a:avLst/>
+                    </a:prstGeom>
+                  </pic:spPr>
+                </pic:pic>
+              </a:graphicData>
+            </a:graphic>
+          </wp:inline>
+        </w:drawing>
       </w:r>
     </w:p>
     <w:p>
@@ -25272,74 +26100,62 @@
           <w:szCs w:val="18"/>
         </w:rPr>
       </w:pPr>
-      <w:r>
-        <w:rPr>
-          <w:rFonts w:ascii="Verdana" w:eastAsia="굴림" w:hAnsi="Verdana" w:cs="굴림"/>
-          <w:b/>
-          <w:bCs/>
-          <w:color w:val="333333"/>
-          <w:kern w:val="0"/>
-          <w:sz w:val="18"/>
-          <w:szCs w:val="18"/>
-        </w:rPr>
-        <w:t xml:space="preserve">mv </w:t>
-      </w:r>
-      <w:r>
-        <w:rPr>
-          <w:rFonts w:ascii="Verdana" w:eastAsia="굴림" w:hAnsi="Verdana" w:cs="굴림"/>
-          <w:b/>
-          <w:bCs/>
-          <w:color w:val="333333"/>
-          <w:kern w:val="0"/>
-          <w:sz w:val="18"/>
-          <w:szCs w:val="18"/>
-        </w:rPr>
-        <w:t>/</w:t>
-      </w:r>
-      <w:r>
-        <w:rPr>
-          <w:rFonts w:ascii="Verdana" w:eastAsia="굴림" w:hAnsi="Verdana" w:cs="굴림"/>
-          <w:b/>
-          <w:bCs/>
-          <w:color w:val="333333"/>
-          <w:kern w:val="0"/>
-          <w:sz w:val="18"/>
-          <w:szCs w:val="18"/>
-        </w:rPr>
-        <w:t>volumes/shared /home/volumes/</w:t>
+      <w:proofErr w:type="spellStart"/>
+      <w:r>
+        <w:rPr>
+          <w:rFonts w:ascii="Verdana" w:eastAsia="굴림" w:hAnsi="Verdana" w:cs="굴림" w:hint="eastAsia"/>
+          <w:b/>
+          <w:color w:val="333333"/>
+          <w:kern w:val="0"/>
+          <w:sz w:val="18"/>
+          <w:szCs w:val="18"/>
+        </w:rPr>
+        <w:t>m</w:t>
+      </w:r>
+      <w:r>
+        <w:rPr>
+          <w:rFonts w:ascii="Verdana" w:eastAsia="굴림" w:hAnsi="Verdana" w:cs="굴림"/>
+          <w:b/>
+          <w:color w:val="333333"/>
+          <w:kern w:val="0"/>
+          <w:sz w:val="18"/>
+          <w:szCs w:val="18"/>
+        </w:rPr>
+        <w:t>kdir</w:t>
+      </w:r>
+      <w:proofErr w:type="spellEnd"/>
+      <w:r>
+        <w:rPr>
+          <w:rFonts w:ascii="Verdana" w:eastAsia="굴림" w:hAnsi="Verdana" w:cs="굴림"/>
+          <w:b/>
+          <w:color w:val="333333"/>
+          <w:kern w:val="0"/>
+          <w:sz w:val="18"/>
+          <w:szCs w:val="18"/>
+        </w:rPr>
+        <w:t xml:space="preserve"> </w:t>
       </w:r>
       <w:proofErr w:type="gramStart"/>
       <w:r>
         <w:rPr>
           <w:rFonts w:ascii="Verdana" w:eastAsia="굴림" w:hAnsi="Verdana" w:cs="굴림"/>
           <w:b/>
-          <w:bCs/>
-          <w:color w:val="333333"/>
-          <w:kern w:val="0"/>
-          <w:sz w:val="18"/>
-          <w:szCs w:val="18"/>
-        </w:rPr>
-        <w:t>shared</w:t>
-      </w:r>
-      <w:r>
-        <w:rPr>
-          <w:rFonts w:ascii="Verdana" w:eastAsia="굴림" w:hAnsi="Verdana" w:cs="굴림"/>
-          <w:color w:val="333333"/>
-          <w:kern w:val="0"/>
-          <w:sz w:val="18"/>
-          <w:szCs w:val="18"/>
-        </w:rPr>
-        <w:t> </w:t>
-      </w:r>
-      <w:r>
-        <w:rPr>
-          <w:rFonts w:ascii="Verdana" w:eastAsia="굴림" w:hAnsi="Verdana" w:cs="굴림"/>
-          <w:color w:val="333333"/>
-          <w:kern w:val="0"/>
-          <w:sz w:val="18"/>
-          <w:szCs w:val="18"/>
-        </w:rPr>
-        <w:t>:</w:t>
+          <w:color w:val="333333"/>
+          <w:kern w:val="0"/>
+          <w:sz w:val="18"/>
+          <w:szCs w:val="18"/>
+        </w:rPr>
+        <w:t>volumes</w:t>
+      </w:r>
+      <w:r>
+        <w:rPr>
+          <w:rFonts w:ascii="Verdana" w:eastAsia="굴림" w:hAnsi="Verdana" w:cs="굴림"/>
+          <w:color w:val="333333"/>
+          <w:kern w:val="0"/>
+          <w:sz w:val="18"/>
+          <w:szCs w:val="18"/>
+        </w:rPr>
+        <w:t xml:space="preserve"> :</w:t>
       </w:r>
       <w:proofErr w:type="gramEnd"/>
       <w:r>
@@ -25350,97 +26166,87 @@
           <w:sz w:val="18"/>
           <w:szCs w:val="18"/>
         </w:rPr>
-        <w:t> /</w:t>
-      </w:r>
-      <w:r>
-        <w:rPr>
-          <w:rFonts w:ascii="Verdana" w:eastAsia="굴림" w:hAnsi="Verdana" w:cs="굴림" w:hint="eastAsia"/>
-          <w:color w:val="333333"/>
-          <w:kern w:val="0"/>
-          <w:sz w:val="18"/>
-          <w:szCs w:val="18"/>
-        </w:rPr>
-        <w:t>v</w:t>
-      </w:r>
-      <w:r>
-        <w:rPr>
-          <w:rFonts w:ascii="Verdana" w:eastAsia="굴림" w:hAnsi="Verdana" w:cs="굴림"/>
-          <w:color w:val="333333"/>
-          <w:kern w:val="0"/>
-          <w:sz w:val="18"/>
-          <w:szCs w:val="18"/>
-        </w:rPr>
-        <w:t>olumes/shared</w:t>
-      </w:r>
-      <w:r>
-        <w:rPr>
-          <w:rFonts w:ascii="Verdana" w:eastAsia="굴림" w:hAnsi="Verdana" w:cs="굴림"/>
-          <w:color w:val="333333"/>
-          <w:kern w:val="0"/>
-          <w:sz w:val="18"/>
-          <w:szCs w:val="18"/>
-        </w:rPr>
-        <w:t>를</w:t>
-      </w:r>
-      <w:r>
-        <w:rPr>
-          <w:rFonts w:ascii="Verdana" w:eastAsia="굴림" w:hAnsi="Verdana" w:cs="굴림"/>
-          <w:color w:val="333333"/>
-          <w:kern w:val="0"/>
-          <w:sz w:val="18"/>
-          <w:szCs w:val="18"/>
-        </w:rPr>
-        <w:t> /home</w:t>
-      </w:r>
-      <w:r>
-        <w:rPr>
-          <w:rFonts w:ascii="Verdana" w:eastAsia="굴림" w:hAnsi="Verdana" w:cs="굴림"/>
-          <w:color w:val="333333"/>
-          <w:kern w:val="0"/>
-          <w:sz w:val="18"/>
-          <w:szCs w:val="18"/>
-        </w:rPr>
-        <w:t>/volumes/shared</w:t>
-      </w:r>
-      <w:r>
-        <w:rPr>
-          <w:rFonts w:ascii="Verdana" w:eastAsia="굴림" w:hAnsi="Verdana" w:cs="굴림"/>
-          <w:color w:val="333333"/>
-          <w:kern w:val="0"/>
-          <w:sz w:val="18"/>
-          <w:szCs w:val="18"/>
-        </w:rPr>
-        <w:t xml:space="preserve"> </w:t>
-      </w:r>
-      <w:r>
-        <w:rPr>
-          <w:rFonts w:ascii="Verdana" w:eastAsia="굴림" w:hAnsi="Verdana" w:cs="굴림"/>
-          <w:color w:val="333333"/>
-          <w:kern w:val="0"/>
-          <w:sz w:val="18"/>
-          <w:szCs w:val="18"/>
-        </w:rPr>
-        <w:t>밑으로</w:t>
-      </w:r>
-      <w:r>
-        <w:rPr>
-          <w:rFonts w:ascii="Verdana" w:eastAsia="굴림" w:hAnsi="Verdana" w:cs="굴림"/>
-          <w:color w:val="333333"/>
-          <w:kern w:val="0"/>
-          <w:sz w:val="18"/>
-          <w:szCs w:val="18"/>
-        </w:rPr>
-        <w:t xml:space="preserve"> </w:t>
-      </w:r>
-      <w:r>
-        <w:rPr>
-          <w:rFonts w:ascii="Verdana" w:eastAsia="굴림" w:hAnsi="Verdana" w:cs="굴림"/>
-          <w:color w:val="333333"/>
-          <w:kern w:val="0"/>
-          <w:sz w:val="18"/>
-          <w:szCs w:val="18"/>
-        </w:rPr>
-        <w:t>이동</w:t>
+        <w:t xml:space="preserve"> /home </w:t>
+      </w:r>
+      <w:r>
+        <w:rPr>
+          <w:rFonts w:ascii="Verdana" w:eastAsia="굴림" w:hAnsi="Verdana" w:cs="굴림" w:hint="eastAsia"/>
+          <w:color w:val="333333"/>
+          <w:kern w:val="0"/>
+          <w:sz w:val="18"/>
+          <w:szCs w:val="18"/>
+        </w:rPr>
+        <w:t>경로에서</w:t>
+      </w:r>
+      <w:r>
+        <w:rPr>
+          <w:rFonts w:ascii="Verdana" w:eastAsia="굴림" w:hAnsi="Verdana" w:cs="굴림" w:hint="eastAsia"/>
+          <w:color w:val="333333"/>
+          <w:kern w:val="0"/>
+          <w:sz w:val="18"/>
+          <w:szCs w:val="18"/>
+        </w:rPr>
+        <w:t xml:space="preserve"> </w:t>
+      </w:r>
+      <w:r>
+        <w:rPr>
+          <w:rFonts w:ascii="Verdana" w:eastAsia="굴림" w:hAnsi="Verdana" w:cs="굴림"/>
+          <w:color w:val="333333"/>
+          <w:kern w:val="0"/>
+          <w:sz w:val="18"/>
+          <w:szCs w:val="18"/>
+        </w:rPr>
+        <w:t>/volumes</w:t>
+      </w:r>
+      <w:r>
+        <w:rPr>
+          <w:rFonts w:ascii="Verdana" w:eastAsia="굴림" w:hAnsi="Verdana" w:cs="굴림" w:hint="eastAsia"/>
+          <w:color w:val="333333"/>
+          <w:kern w:val="0"/>
+          <w:sz w:val="18"/>
+          <w:szCs w:val="18"/>
+        </w:rPr>
+        <w:t xml:space="preserve"> </w:t>
+      </w:r>
+      <w:r>
+        <w:rPr>
+          <w:rFonts w:ascii="Verdana" w:eastAsia="굴림" w:hAnsi="Verdana" w:cs="굴림" w:hint="eastAsia"/>
+          <w:color w:val="333333"/>
+          <w:kern w:val="0"/>
+          <w:sz w:val="18"/>
+          <w:szCs w:val="18"/>
+        </w:rPr>
+        <w:t>디렉토리를</w:t>
+      </w:r>
+      <w:r>
+        <w:rPr>
+          <w:rFonts w:ascii="Verdana" w:eastAsia="굴림" w:hAnsi="Verdana" w:cs="굴림" w:hint="eastAsia"/>
+          <w:color w:val="333333"/>
+          <w:kern w:val="0"/>
+          <w:sz w:val="18"/>
+          <w:szCs w:val="18"/>
+        </w:rPr>
+        <w:t xml:space="preserve"> </w:t>
+      </w:r>
+      <w:r>
+        <w:rPr>
+          <w:rFonts w:ascii="Verdana" w:eastAsia="굴림" w:hAnsi="Verdana" w:cs="굴림" w:hint="eastAsia"/>
+          <w:color w:val="333333"/>
+          <w:kern w:val="0"/>
+          <w:sz w:val="18"/>
+          <w:szCs w:val="18"/>
+        </w:rPr>
+        <w:t>생성한다</w:t>
+      </w:r>
+      <w:r>
+        <w:rPr>
+          <w:rFonts w:ascii="Verdana" w:eastAsia="굴림" w:hAnsi="Verdana" w:cs="굴림" w:hint="eastAsia"/>
+          <w:color w:val="333333"/>
+          <w:kern w:val="0"/>
+          <w:sz w:val="18"/>
+          <w:szCs w:val="18"/>
+        </w:rPr>
+        <w:t>.</w:t>
       </w:r>
     </w:p>
     <w:p>
@@ -25458,6 +26264,392 @@
         <w:spacing w:before="100" w:beforeAutospacing="1" w:after="100" w:afterAutospacing="1" w:line="240" w:lineRule="auto"/>
         <w:ind w:leftChars="0"/>
         <w:jc w:val="left"/>
+        <w:rPr>
+          <w:rFonts w:ascii="Verdana" w:eastAsia="굴림" w:hAnsi="Verdana" w:cs="굴림"/>
+          <w:color w:val="333333"/>
+          <w:kern w:val="0"/>
+          <w:sz w:val="18"/>
+          <w:szCs w:val="18"/>
+        </w:rPr>
+      </w:pPr>
+      <w:proofErr w:type="spellStart"/>
+      <w:r>
+        <w:rPr>
+          <w:rFonts w:ascii="Verdana" w:eastAsia="굴림" w:hAnsi="Verdana" w:cs="굴림" w:hint="eastAsia"/>
+          <w:b/>
+          <w:color w:val="333333"/>
+          <w:kern w:val="0"/>
+          <w:sz w:val="18"/>
+          <w:szCs w:val="18"/>
+        </w:rPr>
+        <w:t>m</w:t>
+      </w:r>
+      <w:r>
+        <w:rPr>
+          <w:rFonts w:ascii="Verdana" w:eastAsia="굴림" w:hAnsi="Verdana" w:cs="굴림"/>
+          <w:b/>
+          <w:color w:val="333333"/>
+          <w:kern w:val="0"/>
+          <w:sz w:val="18"/>
+          <w:szCs w:val="18"/>
+        </w:rPr>
+        <w:t>kdir</w:t>
+      </w:r>
+      <w:proofErr w:type="spellEnd"/>
+      <w:r>
+        <w:rPr>
+          <w:rFonts w:ascii="Verdana" w:eastAsia="굴림" w:hAnsi="Verdana" w:cs="굴림"/>
+          <w:b/>
+          <w:color w:val="333333"/>
+          <w:kern w:val="0"/>
+          <w:sz w:val="18"/>
+          <w:szCs w:val="18"/>
+        </w:rPr>
+        <w:t xml:space="preserve"> </w:t>
+      </w:r>
+      <w:proofErr w:type="gramStart"/>
+      <w:r>
+        <w:rPr>
+          <w:rFonts w:ascii="Verdana" w:eastAsia="굴림" w:hAnsi="Verdana" w:cs="굴림"/>
+          <w:b/>
+          <w:color w:val="333333"/>
+          <w:kern w:val="0"/>
+          <w:sz w:val="18"/>
+          <w:szCs w:val="18"/>
+        </w:rPr>
+        <w:t>shared</w:t>
+      </w:r>
+      <w:r>
+        <w:rPr>
+          <w:rFonts w:ascii="Verdana" w:eastAsia="굴림" w:hAnsi="Verdana" w:cs="굴림"/>
+          <w:color w:val="333333"/>
+          <w:kern w:val="0"/>
+          <w:sz w:val="18"/>
+          <w:szCs w:val="18"/>
+        </w:rPr>
+        <w:t xml:space="preserve"> :</w:t>
+      </w:r>
+      <w:proofErr w:type="gramEnd"/>
+      <w:r>
+        <w:rPr>
+          <w:rFonts w:ascii="Verdana" w:eastAsia="굴림" w:hAnsi="Verdana" w:cs="굴림"/>
+          <w:color w:val="333333"/>
+          <w:kern w:val="0"/>
+          <w:sz w:val="18"/>
+          <w:szCs w:val="18"/>
+        </w:rPr>
+        <w:t xml:space="preserve"> /home/</w:t>
+      </w:r>
+      <w:r>
+        <w:rPr>
+          <w:rFonts w:ascii="Verdana" w:eastAsia="굴림" w:hAnsi="Verdana" w:cs="굴림" w:hint="eastAsia"/>
+          <w:color w:val="333333"/>
+          <w:kern w:val="0"/>
+          <w:sz w:val="18"/>
+          <w:szCs w:val="18"/>
+        </w:rPr>
+        <w:t>v</w:t>
+      </w:r>
+      <w:r>
+        <w:rPr>
+          <w:rFonts w:ascii="Verdana" w:eastAsia="굴림" w:hAnsi="Verdana" w:cs="굴림"/>
+          <w:color w:val="333333"/>
+          <w:kern w:val="0"/>
+          <w:sz w:val="18"/>
+          <w:szCs w:val="18"/>
+        </w:rPr>
+        <w:t xml:space="preserve">olumes </w:t>
+      </w:r>
+      <w:r>
+        <w:rPr>
+          <w:rFonts w:ascii="Verdana" w:eastAsia="굴림" w:hAnsi="Verdana" w:cs="굴림" w:hint="eastAsia"/>
+          <w:color w:val="333333"/>
+          <w:kern w:val="0"/>
+          <w:sz w:val="18"/>
+          <w:szCs w:val="18"/>
+        </w:rPr>
+        <w:t>경로에서</w:t>
+      </w:r>
+      <w:r>
+        <w:rPr>
+          <w:rFonts w:ascii="Verdana" w:eastAsia="굴림" w:hAnsi="Verdana" w:cs="굴림" w:hint="eastAsia"/>
+          <w:color w:val="333333"/>
+          <w:kern w:val="0"/>
+          <w:sz w:val="18"/>
+          <w:szCs w:val="18"/>
+        </w:rPr>
+        <w:t xml:space="preserve"> </w:t>
+      </w:r>
+      <w:r>
+        <w:rPr>
+          <w:rFonts w:ascii="Verdana" w:eastAsia="굴림" w:hAnsi="Verdana" w:cs="굴림"/>
+          <w:color w:val="333333"/>
+          <w:kern w:val="0"/>
+          <w:sz w:val="18"/>
+          <w:szCs w:val="18"/>
+        </w:rPr>
+        <w:t xml:space="preserve">/shared </w:t>
+      </w:r>
+      <w:r>
+        <w:rPr>
+          <w:rFonts w:ascii="Verdana" w:eastAsia="굴림" w:hAnsi="Verdana" w:cs="굴림" w:hint="eastAsia"/>
+          <w:color w:val="333333"/>
+          <w:kern w:val="0"/>
+          <w:sz w:val="18"/>
+          <w:szCs w:val="18"/>
+        </w:rPr>
+        <w:t>디렉토리를</w:t>
+      </w:r>
+      <w:r>
+        <w:rPr>
+          <w:rFonts w:ascii="Verdana" w:eastAsia="굴림" w:hAnsi="Verdana" w:cs="굴림" w:hint="eastAsia"/>
+          <w:color w:val="333333"/>
+          <w:kern w:val="0"/>
+          <w:sz w:val="18"/>
+          <w:szCs w:val="18"/>
+        </w:rPr>
+        <w:t xml:space="preserve"> </w:t>
+      </w:r>
+      <w:r>
+        <w:rPr>
+          <w:rFonts w:ascii="Verdana" w:eastAsia="굴림" w:hAnsi="Verdana" w:cs="굴림" w:hint="eastAsia"/>
+          <w:color w:val="333333"/>
+          <w:kern w:val="0"/>
+          <w:sz w:val="18"/>
+          <w:szCs w:val="18"/>
+        </w:rPr>
+        <w:t>생성한다</w:t>
+      </w:r>
+      <w:r>
+        <w:rPr>
+          <w:rFonts w:ascii="Verdana" w:eastAsia="굴림" w:hAnsi="Verdana" w:cs="굴림" w:hint="eastAsia"/>
+          <w:color w:val="333333"/>
+          <w:kern w:val="0"/>
+          <w:sz w:val="18"/>
+          <w:szCs w:val="18"/>
+        </w:rPr>
+        <w:t>.</w:t>
+      </w:r>
+      <w:r>
+        <w:rPr>
+          <w:rFonts w:ascii="Verdana" w:eastAsia="굴림" w:hAnsi="Verdana" w:cs="굴림"/>
+          <w:color w:val="333333"/>
+          <w:kern w:val="0"/>
+          <w:sz w:val="18"/>
+          <w:szCs w:val="18"/>
+        </w:rPr>
+        <w:t xml:space="preserve"> </w:t>
+      </w:r>
+    </w:p>
+    <w:p>
+      <w:pPr>
+        <w:pStyle w:val="a6"/>
+        <w:widowControl/>
+        <w:numPr>
+          <w:ilvl w:val="1"/>
+          <w:numId w:val="21"/>
+        </w:numPr>
+        <w:shd w:val="clear" w:color="auto" w:fill="FFFFFF"/>
+        <w:wordWrap/>
+        <w:autoSpaceDE/>
+        <w:autoSpaceDN/>
+        <w:spacing w:before="100" w:beforeAutospacing="1" w:after="100" w:afterAutospacing="1" w:line="240" w:lineRule="auto"/>
+        <w:ind w:leftChars="0"/>
+        <w:jc w:val="left"/>
+        <w:rPr>
+          <w:rFonts w:ascii="Verdana" w:eastAsia="굴림" w:hAnsi="Verdana" w:cs="굴림"/>
+          <w:color w:val="333333"/>
+          <w:kern w:val="0"/>
+          <w:sz w:val="18"/>
+          <w:szCs w:val="18"/>
+        </w:rPr>
+      </w:pPr>
+      <w:r>
+        <w:rPr>
+          <w:rFonts w:ascii="Verdana" w:eastAsia="굴림" w:hAnsi="Verdana" w:cs="굴림"/>
+          <w:b/>
+          <w:bCs/>
+          <w:color w:val="333333"/>
+          <w:kern w:val="0"/>
+          <w:sz w:val="18"/>
+          <w:szCs w:val="18"/>
+        </w:rPr>
+        <w:t xml:space="preserve">mv </w:t>
+      </w:r>
+      <w:r>
+        <w:rPr>
+          <w:rFonts w:ascii="Verdana" w:eastAsia="굴림" w:hAnsi="Verdana" w:cs="굴림"/>
+          <w:b/>
+          <w:bCs/>
+          <w:color w:val="333333"/>
+          <w:kern w:val="0"/>
+          <w:sz w:val="18"/>
+          <w:szCs w:val="18"/>
+        </w:rPr>
+        <w:t>/</w:t>
+      </w:r>
+      <w:r>
+        <w:rPr>
+          <w:rFonts w:ascii="Verdana" w:eastAsia="굴림" w:hAnsi="Verdana" w:cs="굴림"/>
+          <w:b/>
+          <w:bCs/>
+          <w:color w:val="333333"/>
+          <w:kern w:val="0"/>
+          <w:sz w:val="18"/>
+          <w:szCs w:val="18"/>
+        </w:rPr>
+        <w:t>volumes/shared /home/volumes/</w:t>
+      </w:r>
+      <w:proofErr w:type="gramStart"/>
+      <w:r>
+        <w:rPr>
+          <w:rFonts w:ascii="Verdana" w:eastAsia="굴림" w:hAnsi="Verdana" w:cs="굴림"/>
+          <w:b/>
+          <w:bCs/>
+          <w:color w:val="333333"/>
+          <w:kern w:val="0"/>
+          <w:sz w:val="18"/>
+          <w:szCs w:val="18"/>
+        </w:rPr>
+        <w:t>shared</w:t>
+      </w:r>
+      <w:r>
+        <w:rPr>
+          <w:rFonts w:ascii="Verdana" w:eastAsia="굴림" w:hAnsi="Verdana" w:cs="굴림"/>
+          <w:color w:val="333333"/>
+          <w:kern w:val="0"/>
+          <w:sz w:val="18"/>
+          <w:szCs w:val="18"/>
+        </w:rPr>
+        <w:t> </w:t>
+      </w:r>
+      <w:r>
+        <w:rPr>
+          <w:rFonts w:ascii="Verdana" w:eastAsia="굴림" w:hAnsi="Verdana" w:cs="굴림"/>
+          <w:color w:val="333333"/>
+          <w:kern w:val="0"/>
+          <w:sz w:val="18"/>
+          <w:szCs w:val="18"/>
+        </w:rPr>
+        <w:t>:</w:t>
+      </w:r>
+      <w:proofErr w:type="gramEnd"/>
+      <w:r>
+        <w:rPr>
+          <w:rFonts w:ascii="Verdana" w:eastAsia="굴림" w:hAnsi="Verdana" w:cs="굴림"/>
+          <w:color w:val="333333"/>
+          <w:kern w:val="0"/>
+          <w:sz w:val="18"/>
+          <w:szCs w:val="18"/>
+        </w:rPr>
+        <w:t> /</w:t>
+      </w:r>
+      <w:r>
+        <w:rPr>
+          <w:rFonts w:ascii="Verdana" w:eastAsia="굴림" w:hAnsi="Verdana" w:cs="굴림" w:hint="eastAsia"/>
+          <w:color w:val="333333"/>
+          <w:kern w:val="0"/>
+          <w:sz w:val="18"/>
+          <w:szCs w:val="18"/>
+        </w:rPr>
+        <w:t>v</w:t>
+      </w:r>
+      <w:r>
+        <w:rPr>
+          <w:rFonts w:ascii="Verdana" w:eastAsia="굴림" w:hAnsi="Verdana" w:cs="굴림"/>
+          <w:color w:val="333333"/>
+          <w:kern w:val="0"/>
+          <w:sz w:val="18"/>
+          <w:szCs w:val="18"/>
+        </w:rPr>
+        <w:t>olumes/shared</w:t>
+      </w:r>
+      <w:r>
+        <w:rPr>
+          <w:rFonts w:ascii="Verdana" w:eastAsia="굴림" w:hAnsi="Verdana" w:cs="굴림"/>
+          <w:color w:val="333333"/>
+          <w:kern w:val="0"/>
+          <w:sz w:val="18"/>
+          <w:szCs w:val="18"/>
+        </w:rPr>
+        <w:t>를</w:t>
+      </w:r>
+      <w:r>
+        <w:rPr>
+          <w:rFonts w:ascii="Verdana" w:eastAsia="굴림" w:hAnsi="Verdana" w:cs="굴림"/>
+          <w:color w:val="333333"/>
+          <w:kern w:val="0"/>
+          <w:sz w:val="18"/>
+          <w:szCs w:val="18"/>
+        </w:rPr>
+        <w:t> /home</w:t>
+      </w:r>
+      <w:r>
+        <w:rPr>
+          <w:rFonts w:ascii="Verdana" w:eastAsia="굴림" w:hAnsi="Verdana" w:cs="굴림"/>
+          <w:color w:val="333333"/>
+          <w:kern w:val="0"/>
+          <w:sz w:val="18"/>
+          <w:szCs w:val="18"/>
+        </w:rPr>
+        <w:t>/volumes/shared</w:t>
+      </w:r>
+      <w:r>
+        <w:rPr>
+          <w:rFonts w:ascii="Verdana" w:eastAsia="굴림" w:hAnsi="Verdana" w:cs="굴림"/>
+          <w:color w:val="333333"/>
+          <w:kern w:val="0"/>
+          <w:sz w:val="18"/>
+          <w:szCs w:val="18"/>
+        </w:rPr>
+        <w:t xml:space="preserve"> </w:t>
+      </w:r>
+      <w:r>
+        <w:rPr>
+          <w:rFonts w:ascii="Verdana" w:eastAsia="굴림" w:hAnsi="Verdana" w:cs="굴림"/>
+          <w:color w:val="333333"/>
+          <w:kern w:val="0"/>
+          <w:sz w:val="18"/>
+          <w:szCs w:val="18"/>
+        </w:rPr>
+        <w:t>밑으로</w:t>
+      </w:r>
+      <w:r>
+        <w:rPr>
+          <w:rFonts w:ascii="Verdana" w:eastAsia="굴림" w:hAnsi="Verdana" w:cs="굴림"/>
+          <w:color w:val="333333"/>
+          <w:kern w:val="0"/>
+          <w:sz w:val="18"/>
+          <w:szCs w:val="18"/>
+        </w:rPr>
+        <w:t xml:space="preserve"> </w:t>
+      </w:r>
+      <w:r>
+        <w:rPr>
+          <w:rFonts w:ascii="Verdana" w:eastAsia="굴림" w:hAnsi="Verdana" w:cs="굴림"/>
+          <w:color w:val="333333"/>
+          <w:kern w:val="0"/>
+          <w:sz w:val="18"/>
+          <w:szCs w:val="18"/>
+        </w:rPr>
+        <w:t>이동</w:t>
+      </w:r>
+    </w:p>
+    <w:p>
+      <w:pPr>
+        <w:pStyle w:val="a6"/>
+        <w:widowControl/>
+        <w:numPr>
+          <w:ilvl w:val="1"/>
+          <w:numId w:val="21"/>
+        </w:numPr>
+        <w:shd w:val="clear" w:color="auto" w:fill="FFFFFF"/>
+        <w:wordWrap/>
+        <w:autoSpaceDE/>
+        <w:autoSpaceDN/>
+        <w:spacing w:before="100" w:beforeAutospacing="1" w:after="100" w:afterAutospacing="1" w:line="240" w:lineRule="auto"/>
+        <w:ind w:leftChars="0"/>
+        <w:jc w:val="left"/>
       </w:pPr>
       <w:r>
         <w:rPr>
@@ -25620,19 +26812,14 @@
           <w:numId w:val="14"/>
         </w:numPr>
       </w:pPr>
-      <w:bookmarkStart w:id="107" w:name="_Toc488328284"/>
-      <w:bookmarkStart w:id="108" w:name="_Toc496545330"/>
-      <w:proofErr w:type="spellStart"/>
+      <w:bookmarkStart w:id="115" w:name="_Toc488328284"/>
+      <w:bookmarkStart w:id="116" w:name="_Toc65143287"/>
       <w:r>
         <w:lastRenderedPageBreak/>
-        <w:t>열려있어야</w:t>
-      </w:r>
-      <w:proofErr w:type="spellEnd"/>
-      <w:r>
-        <w:t xml:space="preserve"> 하는 포트</w:t>
-      </w:r>
-      <w:bookmarkEnd w:id="107"/>
-      <w:bookmarkEnd w:id="108"/>
+        <w:t>열려있어야 하는 포트</w:t>
+      </w:r>
+      <w:bookmarkEnd w:id="115"/>
+      <w:bookmarkEnd w:id="116"/>
     </w:p>
     <w:p>
       <w:pPr>
@@ -25947,7 +27134,6 @@
           <w:szCs w:val="18"/>
         </w:rPr>
       </w:pPr>
-      <w:proofErr w:type="gramStart"/>
       <w:r>
         <w:rPr>
           <w:rFonts w:ascii="Verdana" w:eastAsia="굴림" w:hAnsi="Verdana" w:cs="굴림"/>
@@ -25968,18 +27154,7 @@
           <w:sz w:val="18"/>
           <w:szCs w:val="18"/>
         </w:rPr>
-        <w:t> :</w:t>
-      </w:r>
-      <w:proofErr w:type="gramEnd"/>
-      <w:r>
-        <w:rPr>
-          <w:rFonts w:ascii="Verdana" w:eastAsia="굴림" w:hAnsi="Verdana" w:cs="굴림"/>
-          <w:color w:val="333333"/>
-          <w:kern w:val="0"/>
-          <w:sz w:val="18"/>
-          <w:szCs w:val="18"/>
-        </w:rPr>
-        <w:t xml:space="preserve"> MariaDB</w:t>
+        <w:t> : MariaDB</w:t>
       </w:r>
       <w:r>
         <w:rPr>
@@ -26001,8 +27176,8 @@
           <w:numId w:val="14"/>
         </w:numPr>
       </w:pPr>
-      <w:bookmarkStart w:id="109" w:name="_Toc488328285"/>
-      <w:bookmarkStart w:id="110" w:name="_Toc496545331"/>
+      <w:bookmarkStart w:id="117" w:name="_Toc488328285"/>
+      <w:bookmarkStart w:id="118" w:name="_Toc65143288"/>
       <w:r>
         <w:t>설치 스크립트</w:t>
       </w:r>
@@ -26030,8 +27205,8 @@
         </w:rPr>
         <w:t>발생한 경우</w:t>
       </w:r>
-      <w:bookmarkEnd w:id="109"/>
-      <w:bookmarkEnd w:id="110"/>
+      <w:bookmarkEnd w:id="117"/>
+      <w:bookmarkEnd w:id="118"/>
     </w:p>
     <w:p>
       <w:pPr>
@@ -26232,7 +27407,6 @@
         </w:rPr>
         <w:t xml:space="preserve"> </w:t>
       </w:r>
-      <w:proofErr w:type="spellStart"/>
       <w:r>
         <w:rPr>
           <w:rFonts w:ascii="Verdana" w:eastAsia="굴림" w:hAnsi="Verdana" w:cs="굴림" w:hint="eastAsia"/>
@@ -26243,18 +27417,16 @@
         </w:rPr>
         <w:t>심볼릭링크와</w:t>
       </w:r>
-      <w:proofErr w:type="spellEnd"/>
-      <w:r>
-        <w:rPr>
-          <w:rFonts w:ascii="Verdana" w:eastAsia="굴림" w:hAnsi="Verdana" w:cs="굴림" w:hint="eastAsia"/>
-          <w:color w:val="333333"/>
-          <w:kern w:val="0"/>
-          <w:sz w:val="18"/>
-          <w:szCs w:val="18"/>
-        </w:rPr>
-        <w:t xml:space="preserve"> </w:t>
-      </w:r>
-      <w:proofErr w:type="spellStart"/>
+      <w:r>
+        <w:rPr>
+          <w:rFonts w:ascii="Verdana" w:eastAsia="굴림" w:hAnsi="Verdana" w:cs="굴림" w:hint="eastAsia"/>
+          <w:color w:val="333333"/>
+          <w:kern w:val="0"/>
+          <w:sz w:val="18"/>
+          <w:szCs w:val="18"/>
+        </w:rPr>
+        <w:t xml:space="preserve"> </w:t>
+      </w:r>
       <w:r>
         <w:rPr>
           <w:rFonts w:ascii="Verdana" w:eastAsia="굴림" w:hAnsi="Verdana" w:cs="굴림" w:hint="eastAsia"/>
@@ -26265,18 +27437,16 @@
         </w:rPr>
         <w:t>심볼릭링크에</w:t>
       </w:r>
-      <w:proofErr w:type="spellEnd"/>
-      <w:r>
-        <w:rPr>
-          <w:rFonts w:ascii="Verdana" w:eastAsia="굴림" w:hAnsi="Verdana" w:cs="굴림" w:hint="eastAsia"/>
-          <w:color w:val="333333"/>
-          <w:kern w:val="0"/>
-          <w:sz w:val="18"/>
-          <w:szCs w:val="18"/>
-        </w:rPr>
-        <w:t xml:space="preserve"> </w:t>
-      </w:r>
-      <w:proofErr w:type="spellStart"/>
+      <w:r>
+        <w:rPr>
+          <w:rFonts w:ascii="Verdana" w:eastAsia="굴림" w:hAnsi="Verdana" w:cs="굴림" w:hint="eastAsia"/>
+          <w:color w:val="333333"/>
+          <w:kern w:val="0"/>
+          <w:sz w:val="18"/>
+          <w:szCs w:val="18"/>
+        </w:rPr>
+        <w:t xml:space="preserve"> </w:t>
+      </w:r>
       <w:r>
         <w:rPr>
           <w:rFonts w:ascii="Verdana" w:eastAsia="굴림" w:hAnsi="Verdana" w:cs="굴림" w:hint="eastAsia"/>
@@ -26287,7 +27457,6 @@
         </w:rPr>
         <w:t>연결되어있는</w:t>
       </w:r>
-      <w:proofErr w:type="spellEnd"/>
       <w:r>
         <w:rPr>
           <w:rFonts w:ascii="Verdana" w:eastAsia="굴림" w:hAnsi="Verdana" w:cs="굴림" w:hint="eastAsia"/>
@@ -26762,7 +27931,6 @@
         </w:rPr>
         <w:t xml:space="preserve"> </w:t>
       </w:r>
-      <w:proofErr w:type="spellStart"/>
       <w:r>
         <w:rPr>
           <w:rFonts w:ascii="Verdana" w:eastAsia="굴림" w:hAnsi="Verdana" w:cs="굴림" w:hint="eastAsia"/>
@@ -26773,18 +27941,16 @@
         </w:rPr>
         <w:t>심볼릭링크와</w:t>
       </w:r>
-      <w:proofErr w:type="spellEnd"/>
-      <w:r>
-        <w:rPr>
-          <w:rFonts w:ascii="Verdana" w:eastAsia="굴림" w:hAnsi="Verdana" w:cs="굴림" w:hint="eastAsia"/>
-          <w:color w:val="333333"/>
-          <w:kern w:val="0"/>
-          <w:sz w:val="18"/>
-          <w:szCs w:val="18"/>
-        </w:rPr>
-        <w:t xml:space="preserve"> </w:t>
-      </w:r>
-      <w:proofErr w:type="spellStart"/>
+      <w:r>
+        <w:rPr>
+          <w:rFonts w:ascii="Verdana" w:eastAsia="굴림" w:hAnsi="Verdana" w:cs="굴림" w:hint="eastAsia"/>
+          <w:color w:val="333333"/>
+          <w:kern w:val="0"/>
+          <w:sz w:val="18"/>
+          <w:szCs w:val="18"/>
+        </w:rPr>
+        <w:t xml:space="preserve"> </w:t>
+      </w:r>
       <w:r>
         <w:rPr>
           <w:rFonts w:ascii="Verdana" w:eastAsia="굴림" w:hAnsi="Verdana" w:cs="굴림" w:hint="eastAsia"/>
@@ -26795,18 +27961,16 @@
         </w:rPr>
         <w:t>심볼릭링크에</w:t>
       </w:r>
-      <w:proofErr w:type="spellEnd"/>
-      <w:r>
-        <w:rPr>
-          <w:rFonts w:ascii="Verdana" w:eastAsia="굴림" w:hAnsi="Verdana" w:cs="굴림" w:hint="eastAsia"/>
-          <w:color w:val="333333"/>
-          <w:kern w:val="0"/>
-          <w:sz w:val="18"/>
-          <w:szCs w:val="18"/>
-        </w:rPr>
-        <w:t xml:space="preserve"> </w:t>
-      </w:r>
-      <w:proofErr w:type="spellStart"/>
+      <w:r>
+        <w:rPr>
+          <w:rFonts w:ascii="Verdana" w:eastAsia="굴림" w:hAnsi="Verdana" w:cs="굴림" w:hint="eastAsia"/>
+          <w:color w:val="333333"/>
+          <w:kern w:val="0"/>
+          <w:sz w:val="18"/>
+          <w:szCs w:val="18"/>
+        </w:rPr>
+        <w:t xml:space="preserve"> </w:t>
+      </w:r>
       <w:r>
         <w:rPr>
           <w:rFonts w:ascii="Verdana" w:eastAsia="굴림" w:hAnsi="Verdana" w:cs="굴림" w:hint="eastAsia"/>
@@ -26817,7 +27981,6 @@
         </w:rPr>
         <w:t>연결되어있는</w:t>
       </w:r>
-      <w:proofErr w:type="spellEnd"/>
       <w:r>
         <w:rPr>
           <w:rFonts w:ascii="Verdana" w:eastAsia="굴림" w:hAnsi="Verdana" w:cs="굴림" w:hint="eastAsia"/>
@@ -27622,7 +28785,6 @@
         </w:rPr>
         <w:t xml:space="preserve">-server </w:t>
       </w:r>
-      <w:proofErr w:type="spellStart"/>
       <w:r>
         <w:rPr>
           <w:rFonts w:ascii="Verdana" w:eastAsia="굴림" w:hAnsi="Verdana" w:cs="굴림" w:hint="eastAsia"/>
@@ -27633,18 +28795,16 @@
         </w:rPr>
         <w:t>심볼릭링크와</w:t>
       </w:r>
-      <w:proofErr w:type="spellEnd"/>
-      <w:r>
-        <w:rPr>
-          <w:rFonts w:ascii="Verdana" w:eastAsia="굴림" w:hAnsi="Verdana" w:cs="굴림" w:hint="eastAsia"/>
-          <w:color w:val="333333"/>
-          <w:kern w:val="0"/>
-          <w:sz w:val="18"/>
-          <w:szCs w:val="18"/>
-        </w:rPr>
-        <w:t xml:space="preserve"> </w:t>
-      </w:r>
-      <w:proofErr w:type="spellStart"/>
+      <w:r>
+        <w:rPr>
+          <w:rFonts w:ascii="Verdana" w:eastAsia="굴림" w:hAnsi="Verdana" w:cs="굴림" w:hint="eastAsia"/>
+          <w:color w:val="333333"/>
+          <w:kern w:val="0"/>
+          <w:sz w:val="18"/>
+          <w:szCs w:val="18"/>
+        </w:rPr>
+        <w:t xml:space="preserve"> </w:t>
+      </w:r>
       <w:r>
         <w:rPr>
           <w:rFonts w:ascii="Verdana" w:eastAsia="굴림" w:hAnsi="Verdana" w:cs="굴림" w:hint="eastAsia"/>
@@ -27655,18 +28815,16 @@
         </w:rPr>
         <w:t>심볼릭링크에</w:t>
       </w:r>
-      <w:proofErr w:type="spellEnd"/>
-      <w:r>
-        <w:rPr>
-          <w:rFonts w:ascii="Verdana" w:eastAsia="굴림" w:hAnsi="Verdana" w:cs="굴림" w:hint="eastAsia"/>
-          <w:color w:val="333333"/>
-          <w:kern w:val="0"/>
-          <w:sz w:val="18"/>
-          <w:szCs w:val="18"/>
-        </w:rPr>
-        <w:t xml:space="preserve"> </w:t>
-      </w:r>
-      <w:proofErr w:type="spellStart"/>
+      <w:r>
+        <w:rPr>
+          <w:rFonts w:ascii="Verdana" w:eastAsia="굴림" w:hAnsi="Verdana" w:cs="굴림" w:hint="eastAsia"/>
+          <w:color w:val="333333"/>
+          <w:kern w:val="0"/>
+          <w:sz w:val="18"/>
+          <w:szCs w:val="18"/>
+        </w:rPr>
+        <w:t xml:space="preserve"> </w:t>
+      </w:r>
       <w:r>
         <w:rPr>
           <w:rFonts w:ascii="Verdana" w:eastAsia="굴림" w:hAnsi="Verdana" w:cs="굴림" w:hint="eastAsia"/>
@@ -27677,7 +28835,6 @@
         </w:rPr>
         <w:t>연결되어있는</w:t>
       </w:r>
-      <w:proofErr w:type="spellEnd"/>
       <w:r>
         <w:rPr>
           <w:rFonts w:ascii="Verdana" w:eastAsia="굴림" w:hAnsi="Verdana" w:cs="굴림" w:hint="eastAsia"/>
@@ -28238,7 +29395,6 @@
         </w:rPr>
         <w:t xml:space="preserve">-server </w:t>
       </w:r>
-      <w:proofErr w:type="spellStart"/>
       <w:r>
         <w:rPr>
           <w:rFonts w:ascii="Verdana" w:eastAsia="굴림" w:hAnsi="Verdana" w:cs="굴림" w:hint="eastAsia"/>
@@ -28249,18 +29405,16 @@
         </w:rPr>
         <w:t>심볼릭링크와</w:t>
       </w:r>
-      <w:proofErr w:type="spellEnd"/>
-      <w:r>
-        <w:rPr>
-          <w:rFonts w:ascii="Verdana" w:eastAsia="굴림" w:hAnsi="Verdana" w:cs="굴림" w:hint="eastAsia"/>
-          <w:color w:val="333333"/>
-          <w:kern w:val="0"/>
-          <w:sz w:val="18"/>
-          <w:szCs w:val="18"/>
-        </w:rPr>
-        <w:t xml:space="preserve"> </w:t>
-      </w:r>
-      <w:proofErr w:type="spellStart"/>
+      <w:r>
+        <w:rPr>
+          <w:rFonts w:ascii="Verdana" w:eastAsia="굴림" w:hAnsi="Verdana" w:cs="굴림" w:hint="eastAsia"/>
+          <w:color w:val="333333"/>
+          <w:kern w:val="0"/>
+          <w:sz w:val="18"/>
+          <w:szCs w:val="18"/>
+        </w:rPr>
+        <w:t xml:space="preserve"> </w:t>
+      </w:r>
       <w:r>
         <w:rPr>
           <w:rFonts w:ascii="Verdana" w:eastAsia="굴림" w:hAnsi="Verdana" w:cs="굴림" w:hint="eastAsia"/>
@@ -28271,18 +29425,16 @@
         </w:rPr>
         <w:t>심볼릭링크에</w:t>
       </w:r>
-      <w:proofErr w:type="spellEnd"/>
-      <w:r>
-        <w:rPr>
-          <w:rFonts w:ascii="Verdana" w:eastAsia="굴림" w:hAnsi="Verdana" w:cs="굴림" w:hint="eastAsia"/>
-          <w:color w:val="333333"/>
-          <w:kern w:val="0"/>
-          <w:sz w:val="18"/>
-          <w:szCs w:val="18"/>
-        </w:rPr>
-        <w:t xml:space="preserve"> </w:t>
-      </w:r>
-      <w:proofErr w:type="spellStart"/>
+      <w:r>
+        <w:rPr>
+          <w:rFonts w:ascii="Verdana" w:eastAsia="굴림" w:hAnsi="Verdana" w:cs="굴림" w:hint="eastAsia"/>
+          <w:color w:val="333333"/>
+          <w:kern w:val="0"/>
+          <w:sz w:val="18"/>
+          <w:szCs w:val="18"/>
+        </w:rPr>
+        <w:t xml:space="preserve"> </w:t>
+      </w:r>
       <w:r>
         <w:rPr>
           <w:rFonts w:ascii="Verdana" w:eastAsia="굴림" w:hAnsi="Verdana" w:cs="굴림" w:hint="eastAsia"/>
@@ -28293,7 +29445,6 @@
         </w:rPr>
         <w:t>연결되어있는</w:t>
       </w:r>
-      <w:proofErr w:type="spellEnd"/>
       <w:r>
         <w:rPr>
           <w:rFonts w:ascii="Verdana" w:eastAsia="굴림" w:hAnsi="Verdana" w:cs="굴림" w:hint="eastAsia"/>
@@ -28834,7 +29985,6 @@
         </w:rPr>
         <w:t xml:space="preserve"> </w:t>
       </w:r>
-      <w:proofErr w:type="spellStart"/>
       <w:r>
         <w:rPr>
           <w:rFonts w:ascii="Verdana" w:eastAsia="굴림" w:hAnsi="Verdana" w:cs="굴림" w:hint="eastAsia"/>
@@ -28845,18 +29995,16 @@
         </w:rPr>
         <w:t>심볼릭링크와</w:t>
       </w:r>
-      <w:proofErr w:type="spellEnd"/>
-      <w:r>
-        <w:rPr>
-          <w:rFonts w:ascii="Verdana" w:eastAsia="굴림" w:hAnsi="Verdana" w:cs="굴림" w:hint="eastAsia"/>
-          <w:color w:val="333333"/>
-          <w:kern w:val="0"/>
-          <w:sz w:val="18"/>
-          <w:szCs w:val="18"/>
-        </w:rPr>
-        <w:t xml:space="preserve"> </w:t>
-      </w:r>
-      <w:proofErr w:type="spellStart"/>
+      <w:r>
+        <w:rPr>
+          <w:rFonts w:ascii="Verdana" w:eastAsia="굴림" w:hAnsi="Verdana" w:cs="굴림" w:hint="eastAsia"/>
+          <w:color w:val="333333"/>
+          <w:kern w:val="0"/>
+          <w:sz w:val="18"/>
+          <w:szCs w:val="18"/>
+        </w:rPr>
+        <w:t xml:space="preserve"> </w:t>
+      </w:r>
       <w:r>
         <w:rPr>
           <w:rFonts w:ascii="Verdana" w:eastAsia="굴림" w:hAnsi="Verdana" w:cs="굴림" w:hint="eastAsia"/>
@@ -28867,18 +30015,16 @@
         </w:rPr>
         <w:t>심볼릭링크에</w:t>
       </w:r>
-      <w:proofErr w:type="spellEnd"/>
-      <w:r>
-        <w:rPr>
-          <w:rFonts w:ascii="Verdana" w:eastAsia="굴림" w:hAnsi="Verdana" w:cs="굴림" w:hint="eastAsia"/>
-          <w:color w:val="333333"/>
-          <w:kern w:val="0"/>
-          <w:sz w:val="18"/>
-          <w:szCs w:val="18"/>
-        </w:rPr>
-        <w:t xml:space="preserve"> </w:t>
-      </w:r>
-      <w:proofErr w:type="spellStart"/>
+      <w:r>
+        <w:rPr>
+          <w:rFonts w:ascii="Verdana" w:eastAsia="굴림" w:hAnsi="Verdana" w:cs="굴림" w:hint="eastAsia"/>
+          <w:color w:val="333333"/>
+          <w:kern w:val="0"/>
+          <w:sz w:val="18"/>
+          <w:szCs w:val="18"/>
+        </w:rPr>
+        <w:t xml:space="preserve"> </w:t>
+      </w:r>
       <w:r>
         <w:rPr>
           <w:rFonts w:ascii="Verdana" w:eastAsia="굴림" w:hAnsi="Verdana" w:cs="굴림" w:hint="eastAsia"/>
@@ -28889,7 +30035,6 @@
         </w:rPr>
         <w:t>연결되어있는</w:t>
       </w:r>
-      <w:proofErr w:type="spellEnd"/>
       <w:r>
         <w:rPr>
           <w:rFonts w:ascii="Verdana" w:eastAsia="굴림" w:hAnsi="Verdana" w:cs="굴림" w:hint="eastAsia"/>
@@ -29174,7 +30319,7 @@
 </file>
 
 <file path=word/endnotes.xml><?xml version="1.0" encoding="utf-8"?>
-<w:endnotes xmlns:wpc="http://schemas.microsoft.com/office/word/2010/wordprocessingCanvas" xmlns:cx="http://schemas.microsoft.com/office/drawing/2014/chartex" xmlns:cx1="http://schemas.microsoft.com/office/drawing/2015/9/8/chartex" xmlns:cx2="http://schemas.microsoft.com/office/drawing/2015/10/21/chartex" xmlns:cx3="http://schemas.microsoft.com/office/drawing/2016/5/9/chartex" xmlns:cx4="http://schemas.microsoft.com/office/drawing/2016/5/10/chartex" xmlns:cx5="http://schemas.microsoft.com/office/drawing/2016/5/11/chartex" xmlns:cx6="http://schemas.microsoft.com/office/drawing/2016/5/12/chartex" xmlns:cx7="http://schemas.microsoft.com/office/drawing/2016/5/13/chartex" xmlns:cx8="http://schemas.microsoft.com/office/drawing/2016/5/14/chartex" xmlns:mc="http://schemas.openxmlformats.org/markup-compatibility/2006" xmlns:aink="http://schemas.microsoft.com/office/drawing/2016/ink" xmlns:am3d="http://schemas.microsoft.com/office/drawing/2017/model3d" xmlns:o="urn:schemas-microsoft-com:office:office" xmlns:r="http://schemas.openxmlformats.org/officeDocument/2006/relationships" xmlns:m="http://schemas.openxmlformats.org/officeDocument/2006/math" xmlns:v="urn:schemas-microsoft-com:vml" xmlns:wp14="http://schemas.microsoft.com/office/word/2010/wordprocessingDrawing" xmlns:wp="http://schemas.openxmlformats.org/drawingml/2006/wordprocessingDrawing" xmlns:w10="urn:schemas-microsoft-com:office:word" xmlns:w="http://schemas.openxmlformats.org/wordprocessingml/2006/main" xmlns:w14="http://schemas.microsoft.com/office/word/2010/wordml" xmlns:w15="http://schemas.microsoft.com/office/word/2012/wordml" xmlns:w16cid="http://schemas.microsoft.com/office/word/2016/wordml/cid" xmlns:w16se="http://schemas.microsoft.com/office/word/2015/wordml/symex" xmlns:wpg="http://schemas.microsoft.com/office/word/2010/wordprocessingGroup" xmlns:wpi="http://schemas.microsoft.com/office/word/2010/wordprocessingInk" xmlns:wne="http://schemas.microsoft.com/office/word/2006/wordml" xmlns:wps="http://schemas.microsoft.com/office/word/2010/wordprocessingShape" mc:Ignorable="w14 w15 w16se w16cid wp14">
+<w:endnotes xmlns:wpc="http://schemas.microsoft.com/office/word/2010/wordprocessingCanvas" xmlns:cx="http://schemas.microsoft.com/office/drawing/2014/chartex" xmlns:mc="http://schemas.openxmlformats.org/markup-compatibility/2006" xmlns:o="urn:schemas-microsoft-com:office:office" xmlns:r="http://schemas.openxmlformats.org/officeDocument/2006/relationships" xmlns:m="http://schemas.openxmlformats.org/officeDocument/2006/math" xmlns:v="urn:schemas-microsoft-com:vml" xmlns:wp14="http://schemas.microsoft.com/office/word/2010/wordprocessingDrawing" xmlns:wp="http://schemas.openxmlformats.org/drawingml/2006/wordprocessingDrawing" xmlns:w10="urn:schemas-microsoft-com:office:word" xmlns:w="http://schemas.openxmlformats.org/wordprocessingml/2006/main" xmlns:w14="http://schemas.microsoft.com/office/word/2010/wordml" xmlns:w15="http://schemas.microsoft.com/office/word/2012/wordml" xmlns:w16se="http://schemas.microsoft.com/office/word/2015/wordml/symex" xmlns:wpg="http://schemas.microsoft.com/office/word/2010/wordprocessingGroup" xmlns:wpi="http://schemas.microsoft.com/office/word/2010/wordprocessingInk" xmlns:wne="http://schemas.microsoft.com/office/word/2006/wordml" xmlns:wps="http://schemas.microsoft.com/office/word/2010/wordprocessingShape" mc:Ignorable="w14 w15 w16se wp14">
   <w:endnote w:type="separator" w:id="-1">
     <w:p>
       <w:pPr>
@@ -29199,7 +30344,7 @@
 </file>
 
 <file path=word/footer1.xml><?xml version="1.0" encoding="utf-8"?>
-<w:ftr xmlns:wpc="http://schemas.microsoft.com/office/word/2010/wordprocessingCanvas" xmlns:cx="http://schemas.microsoft.com/office/drawing/2014/chartex" xmlns:cx1="http://schemas.microsoft.com/office/drawing/2015/9/8/chartex" xmlns:cx2="http://schemas.microsoft.com/office/drawing/2015/10/21/chartex" xmlns:cx3="http://schemas.microsoft.com/office/drawing/2016/5/9/chartex" xmlns:cx4="http://schemas.microsoft.com/office/drawing/2016/5/10/chartex" xmlns:cx5="http://schemas.microsoft.com/office/drawing/2016/5/11/chartex" xmlns:cx6="http://schemas.microsoft.com/office/drawing/2016/5/12/chartex" xmlns:cx7="http://schemas.microsoft.com/office/drawing/2016/5/13/chartex" xmlns:cx8="http://schemas.microsoft.com/office/drawing/2016/5/14/chartex" xmlns:mc="http://schemas.openxmlformats.org/markup-compatibility/2006" xmlns:aink="http://schemas.microsoft.com/office/drawing/2016/ink" xmlns:am3d="http://schemas.microsoft.com/office/drawing/2017/model3d" xmlns:o="urn:schemas-microsoft-com:office:office" xmlns:r="http://schemas.openxmlformats.org/officeDocument/2006/relationships" xmlns:m="http://schemas.openxmlformats.org/officeDocument/2006/math" xmlns:v="urn:schemas-microsoft-com:vml" xmlns:wp14="http://schemas.microsoft.com/office/word/2010/wordprocessingDrawing" xmlns:wp="http://schemas.openxmlformats.org/drawingml/2006/wordprocessingDrawing" xmlns:w10="urn:schemas-microsoft-com:office:word" xmlns:w="http://schemas.openxmlformats.org/wordprocessingml/2006/main" xmlns:w14="http://schemas.microsoft.com/office/word/2010/wordml" xmlns:w15="http://schemas.microsoft.com/office/word/2012/wordml" xmlns:w16cid="http://schemas.microsoft.com/office/word/2016/wordml/cid" xmlns:w16se="http://schemas.microsoft.com/office/word/2015/wordml/symex" xmlns:wpg="http://schemas.microsoft.com/office/word/2010/wordprocessingGroup" xmlns:wpi="http://schemas.microsoft.com/office/word/2010/wordprocessingInk" xmlns:wne="http://schemas.microsoft.com/office/word/2006/wordml" xmlns:wps="http://schemas.microsoft.com/office/word/2010/wordprocessingShape" mc:Ignorable="w14 w15 w16se w16cid wp14">
+<w:ftr xmlns:wpc="http://schemas.microsoft.com/office/word/2010/wordprocessingCanvas" xmlns:cx="http://schemas.microsoft.com/office/drawing/2014/chartex" xmlns:mc="http://schemas.openxmlformats.org/markup-compatibility/2006" xmlns:o="urn:schemas-microsoft-com:office:office" xmlns:r="http://schemas.openxmlformats.org/officeDocument/2006/relationships" xmlns:m="http://schemas.openxmlformats.org/officeDocument/2006/math" xmlns:v="urn:schemas-microsoft-com:vml" xmlns:wp14="http://schemas.microsoft.com/office/word/2010/wordprocessingDrawing" xmlns:wp="http://schemas.openxmlformats.org/drawingml/2006/wordprocessingDrawing" xmlns:w10="urn:schemas-microsoft-com:office:word" xmlns:w="http://schemas.openxmlformats.org/wordprocessingml/2006/main" xmlns:w14="http://schemas.microsoft.com/office/word/2010/wordml" xmlns:w15="http://schemas.microsoft.com/office/word/2012/wordml" xmlns:w16se="http://schemas.microsoft.com/office/word/2015/wordml/symex" xmlns:wpg="http://schemas.microsoft.com/office/word/2010/wordprocessingGroup" xmlns:wpi="http://schemas.microsoft.com/office/word/2010/wordprocessingInk" xmlns:wne="http://schemas.microsoft.com/office/word/2006/wordml" xmlns:wps="http://schemas.microsoft.com/office/word/2010/wordprocessingShape" mc:Ignorable="w14 w15 w16se wp14">
   <w:p>
     <w:pPr>
       <w:pStyle w:val="a9"/>
@@ -29285,7 +30430,7 @@
 </file>
 
 <file path=word/footer2.xml><?xml version="1.0" encoding="utf-8"?>
-<w:ftr xmlns:wpc="http://schemas.microsoft.com/office/word/2010/wordprocessingCanvas" xmlns:cx="http://schemas.microsoft.com/office/drawing/2014/chartex" xmlns:cx1="http://schemas.microsoft.com/office/drawing/2015/9/8/chartex" xmlns:cx2="http://schemas.microsoft.com/office/drawing/2015/10/21/chartex" xmlns:cx3="http://schemas.microsoft.com/office/drawing/2016/5/9/chartex" xmlns:cx4="http://schemas.microsoft.com/office/drawing/2016/5/10/chartex" xmlns:cx5="http://schemas.microsoft.com/office/drawing/2016/5/11/chartex" xmlns:cx6="http://schemas.microsoft.com/office/drawing/2016/5/12/chartex" xmlns:cx7="http://schemas.microsoft.com/office/drawing/2016/5/13/chartex" xmlns:cx8="http://schemas.microsoft.com/office/drawing/2016/5/14/chartex" xmlns:mc="http://schemas.openxmlformats.org/markup-compatibility/2006" xmlns:aink="http://schemas.microsoft.com/office/drawing/2016/ink" xmlns:am3d="http://schemas.microsoft.com/office/drawing/2017/model3d" xmlns:o="urn:schemas-microsoft-com:office:office" xmlns:r="http://schemas.openxmlformats.org/officeDocument/2006/relationships" xmlns:m="http://schemas.openxmlformats.org/officeDocument/2006/math" xmlns:v="urn:schemas-microsoft-com:vml" xmlns:wp14="http://schemas.microsoft.com/office/word/2010/wordprocessingDrawing" xmlns:wp="http://schemas.openxmlformats.org/drawingml/2006/wordprocessingDrawing" xmlns:w10="urn:schemas-microsoft-com:office:word" xmlns:w="http://schemas.openxmlformats.org/wordprocessingml/2006/main" xmlns:w14="http://schemas.microsoft.com/office/word/2010/wordml" xmlns:w15="http://schemas.microsoft.com/office/word/2012/wordml" xmlns:w16cid="http://schemas.microsoft.com/office/word/2016/wordml/cid" xmlns:w16se="http://schemas.microsoft.com/office/word/2015/wordml/symex" xmlns:wpg="http://schemas.microsoft.com/office/word/2010/wordprocessingGroup" xmlns:wpi="http://schemas.microsoft.com/office/word/2010/wordprocessingInk" xmlns:wne="http://schemas.microsoft.com/office/word/2006/wordml" xmlns:wps="http://schemas.microsoft.com/office/word/2010/wordprocessingShape" mc:Ignorable="w14 w15 w16se w16cid wp14">
+<w:ftr xmlns:wpc="http://schemas.microsoft.com/office/word/2010/wordprocessingCanvas" xmlns:cx="http://schemas.microsoft.com/office/drawing/2014/chartex" xmlns:mc="http://schemas.openxmlformats.org/markup-compatibility/2006" xmlns:o="urn:schemas-microsoft-com:office:office" xmlns:r="http://schemas.openxmlformats.org/officeDocument/2006/relationships" xmlns:m="http://schemas.openxmlformats.org/officeDocument/2006/math" xmlns:v="urn:schemas-microsoft-com:vml" xmlns:wp14="http://schemas.microsoft.com/office/word/2010/wordprocessingDrawing" xmlns:wp="http://schemas.openxmlformats.org/drawingml/2006/wordprocessingDrawing" xmlns:w10="urn:schemas-microsoft-com:office:word" xmlns:w="http://schemas.openxmlformats.org/wordprocessingml/2006/main" xmlns:w14="http://schemas.microsoft.com/office/word/2010/wordml" xmlns:w15="http://schemas.microsoft.com/office/word/2012/wordml" xmlns:w16se="http://schemas.microsoft.com/office/word/2015/wordml/symex" xmlns:wpg="http://schemas.microsoft.com/office/word/2010/wordprocessingGroup" xmlns:wpi="http://schemas.microsoft.com/office/word/2010/wordprocessingInk" xmlns:wne="http://schemas.microsoft.com/office/word/2006/wordml" xmlns:wps="http://schemas.microsoft.com/office/word/2010/wordprocessingShape" mc:Ignorable="w14 w15 w16se wp14">
   <w:p>
     <w:pPr>
       <w:pStyle w:val="a9"/>
@@ -29329,7 +30474,7 @@
 </file>
 
 <file path=word/footer3.xml><?xml version="1.0" encoding="utf-8"?>
-<w:ftr xmlns:wpc="http://schemas.microsoft.com/office/word/2010/wordprocessingCanvas" xmlns:cx="http://schemas.microsoft.com/office/drawing/2014/chartex" xmlns:cx1="http://schemas.microsoft.com/office/drawing/2015/9/8/chartex" xmlns:cx2="http://schemas.microsoft.com/office/drawing/2015/10/21/chartex" xmlns:cx3="http://schemas.microsoft.com/office/drawing/2016/5/9/chartex" xmlns:cx4="http://schemas.microsoft.com/office/drawing/2016/5/10/chartex" xmlns:cx5="http://schemas.microsoft.com/office/drawing/2016/5/11/chartex" xmlns:cx6="http://schemas.microsoft.com/office/drawing/2016/5/12/chartex" xmlns:cx7="http://schemas.microsoft.com/office/drawing/2016/5/13/chartex" xmlns:cx8="http://schemas.microsoft.com/office/drawing/2016/5/14/chartex" xmlns:mc="http://schemas.openxmlformats.org/markup-compatibility/2006" xmlns:aink="http://schemas.microsoft.com/office/drawing/2016/ink" xmlns:am3d="http://schemas.microsoft.com/office/drawing/2017/model3d" xmlns:o="urn:schemas-microsoft-com:office:office" xmlns:r="http://schemas.openxmlformats.org/officeDocument/2006/relationships" xmlns:m="http://schemas.openxmlformats.org/officeDocument/2006/math" xmlns:v="urn:schemas-microsoft-com:vml" xmlns:wp14="http://schemas.microsoft.com/office/word/2010/wordprocessingDrawing" xmlns:wp="http://schemas.openxmlformats.org/drawingml/2006/wordprocessingDrawing" xmlns:w10="urn:schemas-microsoft-com:office:word" xmlns:w="http://schemas.openxmlformats.org/wordprocessingml/2006/main" xmlns:w14="http://schemas.microsoft.com/office/word/2010/wordml" xmlns:w15="http://schemas.microsoft.com/office/word/2012/wordml" xmlns:w16cid="http://schemas.microsoft.com/office/word/2016/wordml/cid" xmlns:w16se="http://schemas.microsoft.com/office/word/2015/wordml/symex" xmlns:wpg="http://schemas.microsoft.com/office/word/2010/wordprocessingGroup" xmlns:wpi="http://schemas.microsoft.com/office/word/2010/wordprocessingInk" xmlns:wne="http://schemas.microsoft.com/office/word/2006/wordml" xmlns:wps="http://schemas.microsoft.com/office/word/2010/wordprocessingShape" mc:Ignorable="w14 w15 w16se w16cid wp14">
+<w:ftr xmlns:wpc="http://schemas.microsoft.com/office/word/2010/wordprocessingCanvas" xmlns:cx="http://schemas.microsoft.com/office/drawing/2014/chartex" xmlns:mc="http://schemas.openxmlformats.org/markup-compatibility/2006" xmlns:o="urn:schemas-microsoft-com:office:office" xmlns:r="http://schemas.openxmlformats.org/officeDocument/2006/relationships" xmlns:m="http://schemas.openxmlformats.org/officeDocument/2006/math" xmlns:v="urn:schemas-microsoft-com:vml" xmlns:wp14="http://schemas.microsoft.com/office/word/2010/wordprocessingDrawing" xmlns:wp="http://schemas.openxmlformats.org/drawingml/2006/wordprocessingDrawing" xmlns:w10="urn:schemas-microsoft-com:office:word" xmlns:w="http://schemas.openxmlformats.org/wordprocessingml/2006/main" xmlns:w14="http://schemas.microsoft.com/office/word/2010/wordml" xmlns:w15="http://schemas.microsoft.com/office/word/2012/wordml" xmlns:w16se="http://schemas.microsoft.com/office/word/2015/wordml/symex" xmlns:wpg="http://schemas.microsoft.com/office/word/2010/wordprocessingGroup" xmlns:wpi="http://schemas.microsoft.com/office/word/2010/wordprocessingInk" xmlns:wne="http://schemas.microsoft.com/office/word/2006/wordml" xmlns:wps="http://schemas.microsoft.com/office/word/2010/wordprocessingShape" mc:Ignorable="w14 w15 w16se wp14">
   <w:p>
     <w:pPr>
       <w:pStyle w:val="a9"/>
@@ -29345,7 +30490,7 @@
 </file>
 
 <file path=word/footer4.xml><?xml version="1.0" encoding="utf-8"?>
-<w:ftr xmlns:wpc="http://schemas.microsoft.com/office/word/2010/wordprocessingCanvas" xmlns:cx="http://schemas.microsoft.com/office/drawing/2014/chartex" xmlns:cx1="http://schemas.microsoft.com/office/drawing/2015/9/8/chartex" xmlns:cx2="http://schemas.microsoft.com/office/drawing/2015/10/21/chartex" xmlns:cx3="http://schemas.microsoft.com/office/drawing/2016/5/9/chartex" xmlns:cx4="http://schemas.microsoft.com/office/drawing/2016/5/10/chartex" xmlns:cx5="http://schemas.microsoft.com/office/drawing/2016/5/11/chartex" xmlns:cx6="http://schemas.microsoft.com/office/drawing/2016/5/12/chartex" xmlns:cx7="http://schemas.microsoft.com/office/drawing/2016/5/13/chartex" xmlns:cx8="http://schemas.microsoft.com/office/drawing/2016/5/14/chartex" xmlns:mc="http://schemas.openxmlformats.org/markup-compatibility/2006" xmlns:aink="http://schemas.microsoft.com/office/drawing/2016/ink" xmlns:am3d="http://schemas.microsoft.com/office/drawing/2017/model3d" xmlns:o="urn:schemas-microsoft-com:office:office" xmlns:r="http://schemas.openxmlformats.org/officeDocument/2006/relationships" xmlns:m="http://schemas.openxmlformats.org/officeDocument/2006/math" xmlns:v="urn:schemas-microsoft-com:vml" xmlns:wp14="http://schemas.microsoft.com/office/word/2010/wordprocessingDrawing" xmlns:wp="http://schemas.openxmlformats.org/drawingml/2006/wordprocessingDrawing" xmlns:w10="urn:schemas-microsoft-com:office:word" xmlns:w="http://schemas.openxmlformats.org/wordprocessingml/2006/main" xmlns:w14="http://schemas.microsoft.com/office/word/2010/wordml" xmlns:w15="http://schemas.microsoft.com/office/word/2012/wordml" xmlns:w16cid="http://schemas.microsoft.com/office/word/2016/wordml/cid" xmlns:w16se="http://schemas.microsoft.com/office/word/2015/wordml/symex" xmlns:wpg="http://schemas.microsoft.com/office/word/2010/wordprocessingGroup" xmlns:wpi="http://schemas.microsoft.com/office/word/2010/wordprocessingInk" xmlns:wne="http://schemas.microsoft.com/office/word/2006/wordml" xmlns:wps="http://schemas.microsoft.com/office/word/2010/wordprocessingShape" mc:Ignorable="w14 w15 w16se w16cid wp14">
+<w:ftr xmlns:wpc="http://schemas.microsoft.com/office/word/2010/wordprocessingCanvas" xmlns:cx="http://schemas.microsoft.com/office/drawing/2014/chartex" xmlns:mc="http://schemas.openxmlformats.org/markup-compatibility/2006" xmlns:o="urn:schemas-microsoft-com:office:office" xmlns:r="http://schemas.openxmlformats.org/officeDocument/2006/relationships" xmlns:m="http://schemas.openxmlformats.org/officeDocument/2006/math" xmlns:v="urn:schemas-microsoft-com:vml" xmlns:wp14="http://schemas.microsoft.com/office/word/2010/wordprocessingDrawing" xmlns:wp="http://schemas.openxmlformats.org/drawingml/2006/wordprocessingDrawing" xmlns:w10="urn:schemas-microsoft-com:office:word" xmlns:w="http://schemas.openxmlformats.org/wordprocessingml/2006/main" xmlns:w14="http://schemas.microsoft.com/office/word/2010/wordml" xmlns:w15="http://schemas.microsoft.com/office/word/2012/wordml" xmlns:w16se="http://schemas.microsoft.com/office/word/2015/wordml/symex" xmlns:wpg="http://schemas.microsoft.com/office/word/2010/wordprocessingGroup" xmlns:wpi="http://schemas.microsoft.com/office/word/2010/wordprocessingInk" xmlns:wne="http://schemas.microsoft.com/office/word/2006/wordml" xmlns:wps="http://schemas.microsoft.com/office/word/2010/wordprocessingShape" mc:Ignorable="w14 w15 w16se wp14">
   <w:p>
     <w:pPr>
       <w:pStyle w:val="a9"/>
@@ -29361,7 +30506,7 @@
 </file>
 
 <file path=word/footer5.xml><?xml version="1.0" encoding="utf-8"?>
-<w:ftr xmlns:wpc="http://schemas.microsoft.com/office/word/2010/wordprocessingCanvas" xmlns:cx="http://schemas.microsoft.com/office/drawing/2014/chartex" xmlns:cx1="http://schemas.microsoft.com/office/drawing/2015/9/8/chartex" xmlns:cx2="http://schemas.microsoft.com/office/drawing/2015/10/21/chartex" xmlns:cx3="http://schemas.microsoft.com/office/drawing/2016/5/9/chartex" xmlns:cx4="http://schemas.microsoft.com/office/drawing/2016/5/10/chartex" xmlns:cx5="http://schemas.microsoft.com/office/drawing/2016/5/11/chartex" xmlns:cx6="http://schemas.microsoft.com/office/drawing/2016/5/12/chartex" xmlns:cx7="http://schemas.microsoft.com/office/drawing/2016/5/13/chartex" xmlns:cx8="http://schemas.microsoft.com/office/drawing/2016/5/14/chartex" xmlns:mc="http://schemas.openxmlformats.org/markup-compatibility/2006" xmlns:aink="http://schemas.microsoft.com/office/drawing/2016/ink" xmlns:am3d="http://schemas.microsoft.com/office/drawing/2017/model3d" xmlns:o="urn:schemas-microsoft-com:office:office" xmlns:r="http://schemas.openxmlformats.org/officeDocument/2006/relationships" xmlns:m="http://schemas.openxmlformats.org/officeDocument/2006/math" xmlns:v="urn:schemas-microsoft-com:vml" xmlns:wp14="http://schemas.microsoft.com/office/word/2010/wordprocessingDrawing" xmlns:wp="http://schemas.openxmlformats.org/drawingml/2006/wordprocessingDrawing" xmlns:w10="urn:schemas-microsoft-com:office:word" xmlns:w="http://schemas.openxmlformats.org/wordprocessingml/2006/main" xmlns:w14="http://schemas.microsoft.com/office/word/2010/wordml" xmlns:w15="http://schemas.microsoft.com/office/word/2012/wordml" xmlns:w16cid="http://schemas.microsoft.com/office/word/2016/wordml/cid" xmlns:w16se="http://schemas.microsoft.com/office/word/2015/wordml/symex" xmlns:wpg="http://schemas.microsoft.com/office/word/2010/wordprocessingGroup" xmlns:wpi="http://schemas.microsoft.com/office/word/2010/wordprocessingInk" xmlns:wne="http://schemas.microsoft.com/office/word/2006/wordml" xmlns:wps="http://schemas.microsoft.com/office/word/2010/wordprocessingShape" mc:Ignorable="w14 w15 w16se w16cid wp14">
+<w:ftr xmlns:wpc="http://schemas.microsoft.com/office/word/2010/wordprocessingCanvas" xmlns:cx="http://schemas.microsoft.com/office/drawing/2014/chartex" xmlns:mc="http://schemas.openxmlformats.org/markup-compatibility/2006" xmlns:o="urn:schemas-microsoft-com:office:office" xmlns:r="http://schemas.openxmlformats.org/officeDocument/2006/relationships" xmlns:m="http://schemas.openxmlformats.org/officeDocument/2006/math" xmlns:v="urn:schemas-microsoft-com:vml" xmlns:wp14="http://schemas.microsoft.com/office/word/2010/wordprocessingDrawing" xmlns:wp="http://schemas.openxmlformats.org/drawingml/2006/wordprocessingDrawing" xmlns:w10="urn:schemas-microsoft-com:office:word" xmlns:w="http://schemas.openxmlformats.org/wordprocessingml/2006/main" xmlns:w14="http://schemas.microsoft.com/office/word/2010/wordml" xmlns:w15="http://schemas.microsoft.com/office/word/2012/wordml" xmlns:w16se="http://schemas.microsoft.com/office/word/2015/wordml/symex" xmlns:wpg="http://schemas.microsoft.com/office/word/2010/wordprocessingGroup" xmlns:wpi="http://schemas.microsoft.com/office/word/2010/wordprocessingInk" xmlns:wne="http://schemas.microsoft.com/office/word/2006/wordml" xmlns:wps="http://schemas.microsoft.com/office/word/2010/wordprocessingShape" mc:Ignorable="w14 w15 w16se wp14">
   <w:p>
     <w:pPr>
       <w:pStyle w:val="a9"/>
@@ -29377,7 +30522,7 @@
 </file>
 
 <file path=word/footnotes.xml><?xml version="1.0" encoding="utf-8"?>
-<w:footnotes xmlns:wpc="http://schemas.microsoft.com/office/word/2010/wordprocessingCanvas" xmlns:cx="http://schemas.microsoft.com/office/drawing/2014/chartex" xmlns:cx1="http://schemas.microsoft.com/office/drawing/2015/9/8/chartex" xmlns:cx2="http://schemas.microsoft.com/office/drawing/2015/10/21/chartex" xmlns:cx3="http://schemas.microsoft.com/office/drawing/2016/5/9/chartex" xmlns:cx4="http://schemas.microsoft.com/office/drawing/2016/5/10/chartex" xmlns:cx5="http://schemas.microsoft.com/office/drawing/2016/5/11/chartex" xmlns:cx6="http://schemas.microsoft.com/office/drawing/2016/5/12/chartex" xmlns:cx7="http://schemas.microsoft.com/office/drawing/2016/5/13/chartex" xmlns:cx8="http://schemas.microsoft.com/office/drawing/2016/5/14/chartex" xmlns:mc="http://schemas.openxmlformats.org/markup-compatibility/2006" xmlns:aink="http://schemas.microsoft.com/office/drawing/2016/ink" xmlns:am3d="http://schemas.microsoft.com/office/drawing/2017/model3d" xmlns:o="urn:schemas-microsoft-com:office:office" xmlns:r="http://schemas.openxmlformats.org/officeDocument/2006/relationships" xmlns:m="http://schemas.openxmlformats.org/officeDocument/2006/math" xmlns:v="urn:schemas-microsoft-com:vml" xmlns:wp14="http://schemas.microsoft.com/office/word/2010/wordprocessingDrawing" xmlns:wp="http://schemas.openxmlformats.org/drawingml/2006/wordprocessingDrawing" xmlns:w10="urn:schemas-microsoft-com:office:word" xmlns:w="http://schemas.openxmlformats.org/wordprocessingml/2006/main" xmlns:w14="http://schemas.microsoft.com/office/word/2010/wordml" xmlns:w15="http://schemas.microsoft.com/office/word/2012/wordml" xmlns:w16cid="http://schemas.microsoft.com/office/word/2016/wordml/cid" xmlns:w16se="http://schemas.microsoft.com/office/word/2015/wordml/symex" xmlns:wpg="http://schemas.microsoft.com/office/word/2010/wordprocessingGroup" xmlns:wpi="http://schemas.microsoft.com/office/word/2010/wordprocessingInk" xmlns:wne="http://schemas.microsoft.com/office/word/2006/wordml" xmlns:wps="http://schemas.microsoft.com/office/word/2010/wordprocessingShape" mc:Ignorable="w14 w15 w16se w16cid wp14">
+<w:footnotes xmlns:wpc="http://schemas.microsoft.com/office/word/2010/wordprocessingCanvas" xmlns:cx="http://schemas.microsoft.com/office/drawing/2014/chartex" xmlns:mc="http://schemas.openxmlformats.org/markup-compatibility/2006" xmlns:o="urn:schemas-microsoft-com:office:office" xmlns:r="http://schemas.openxmlformats.org/officeDocument/2006/relationships" xmlns:m="http://schemas.openxmlformats.org/officeDocument/2006/math" xmlns:v="urn:schemas-microsoft-com:vml" xmlns:wp14="http://schemas.microsoft.com/office/word/2010/wordprocessingDrawing" xmlns:wp="http://schemas.openxmlformats.org/drawingml/2006/wordprocessingDrawing" xmlns:w10="urn:schemas-microsoft-com:office:word" xmlns:w="http://schemas.openxmlformats.org/wordprocessingml/2006/main" xmlns:w14="http://schemas.microsoft.com/office/word/2010/wordml" xmlns:w15="http://schemas.microsoft.com/office/word/2012/wordml" xmlns:w16se="http://schemas.microsoft.com/office/word/2015/wordml/symex" xmlns:wpg="http://schemas.microsoft.com/office/word/2010/wordprocessingGroup" xmlns:wpi="http://schemas.microsoft.com/office/word/2010/wordprocessingInk" xmlns:wne="http://schemas.microsoft.com/office/word/2006/wordml" xmlns:wps="http://schemas.microsoft.com/office/word/2010/wordprocessingShape" mc:Ignorable="w14 w15 w16se wp14">
   <w:footnote w:type="separator" w:id="-1">
     <w:p>
       <w:pPr>
@@ -29402,7 +30547,7 @@
 </file>
 
 <file path=word/header1.xml><?xml version="1.0" encoding="utf-8"?>
-<w:hdr xmlns:wpc="http://schemas.microsoft.com/office/word/2010/wordprocessingCanvas" xmlns:cx="http://schemas.microsoft.com/office/drawing/2014/chartex" xmlns:cx1="http://schemas.microsoft.com/office/drawing/2015/9/8/chartex" xmlns:cx2="http://schemas.microsoft.com/office/drawing/2015/10/21/chartex" xmlns:cx3="http://schemas.microsoft.com/office/drawing/2016/5/9/chartex" xmlns:cx4="http://schemas.microsoft.com/office/drawing/2016/5/10/chartex" xmlns:cx5="http://schemas.microsoft.com/office/drawing/2016/5/11/chartex" xmlns:cx6="http://schemas.microsoft.com/office/drawing/2016/5/12/chartex" xmlns:cx7="http://schemas.microsoft.com/office/drawing/2016/5/13/chartex" xmlns:cx8="http://schemas.microsoft.com/office/drawing/2016/5/14/chartex" xmlns:mc="http://schemas.openxmlformats.org/markup-compatibility/2006" xmlns:aink="http://schemas.microsoft.com/office/drawing/2016/ink" xmlns:am3d="http://schemas.microsoft.com/office/drawing/2017/model3d" xmlns:o="urn:schemas-microsoft-com:office:office" xmlns:r="http://schemas.openxmlformats.org/officeDocument/2006/relationships" xmlns:m="http://schemas.openxmlformats.org/officeDocument/2006/math" xmlns:v="urn:schemas-microsoft-com:vml" xmlns:wp14="http://schemas.microsoft.com/office/word/2010/wordprocessingDrawing" xmlns:wp="http://schemas.openxmlformats.org/drawingml/2006/wordprocessingDrawing" xmlns:w10="urn:schemas-microsoft-com:office:word" xmlns:w="http://schemas.openxmlformats.org/wordprocessingml/2006/main" xmlns:w14="http://schemas.microsoft.com/office/word/2010/wordml" xmlns:w15="http://schemas.microsoft.com/office/word/2012/wordml" xmlns:w16cid="http://schemas.microsoft.com/office/word/2016/wordml/cid" xmlns:w16se="http://schemas.microsoft.com/office/word/2015/wordml/symex" xmlns:wpg="http://schemas.microsoft.com/office/word/2010/wordprocessingGroup" xmlns:wpi="http://schemas.microsoft.com/office/word/2010/wordprocessingInk" xmlns:wne="http://schemas.microsoft.com/office/word/2006/wordml" xmlns:wps="http://schemas.microsoft.com/office/word/2010/wordprocessingShape" mc:Ignorable="w14 w15 w16se w16cid wp14">
+<w:hdr xmlns:wpc="http://schemas.microsoft.com/office/word/2010/wordprocessingCanvas" xmlns:cx="http://schemas.microsoft.com/office/drawing/2014/chartex" xmlns:mc="http://schemas.openxmlformats.org/markup-compatibility/2006" xmlns:o="urn:schemas-microsoft-com:office:office" xmlns:r="http://schemas.openxmlformats.org/officeDocument/2006/relationships" xmlns:m="http://schemas.openxmlformats.org/officeDocument/2006/math" xmlns:v="urn:schemas-microsoft-com:vml" xmlns:wp14="http://schemas.microsoft.com/office/word/2010/wordprocessingDrawing" xmlns:wp="http://schemas.openxmlformats.org/drawingml/2006/wordprocessingDrawing" xmlns:w10="urn:schemas-microsoft-com:office:word" xmlns:w="http://schemas.openxmlformats.org/wordprocessingml/2006/main" xmlns:w14="http://schemas.microsoft.com/office/word/2010/wordml" xmlns:w15="http://schemas.microsoft.com/office/word/2012/wordml" xmlns:w16se="http://schemas.microsoft.com/office/word/2015/wordml/symex" xmlns:wpg="http://schemas.microsoft.com/office/word/2010/wordprocessingGroup" xmlns:wpi="http://schemas.microsoft.com/office/word/2010/wordprocessingInk" xmlns:wne="http://schemas.microsoft.com/office/word/2006/wordml" xmlns:wps="http://schemas.microsoft.com/office/word/2010/wordprocessingShape" mc:Ignorable="w14 w15 w16se wp14">
   <w:p>
     <w:pPr>
       <w:pStyle w:val="a8"/>
@@ -29421,7 +30566,7 @@
 </file>
 
 <file path=word/header2.xml><?xml version="1.0" encoding="utf-8"?>
-<w:hdr xmlns:wpc="http://schemas.microsoft.com/office/word/2010/wordprocessingCanvas" xmlns:cx="http://schemas.microsoft.com/office/drawing/2014/chartex" xmlns:cx1="http://schemas.microsoft.com/office/drawing/2015/9/8/chartex" xmlns:cx2="http://schemas.microsoft.com/office/drawing/2015/10/21/chartex" xmlns:cx3="http://schemas.microsoft.com/office/drawing/2016/5/9/chartex" xmlns:cx4="http://schemas.microsoft.com/office/drawing/2016/5/10/chartex" xmlns:cx5="http://schemas.microsoft.com/office/drawing/2016/5/11/chartex" xmlns:cx6="http://schemas.microsoft.com/office/drawing/2016/5/12/chartex" xmlns:cx7="http://schemas.microsoft.com/office/drawing/2016/5/13/chartex" xmlns:cx8="http://schemas.microsoft.com/office/drawing/2016/5/14/chartex" xmlns:mc="http://schemas.openxmlformats.org/markup-compatibility/2006" xmlns:aink="http://schemas.microsoft.com/office/drawing/2016/ink" xmlns:am3d="http://schemas.microsoft.com/office/drawing/2017/model3d" xmlns:o="urn:schemas-microsoft-com:office:office" xmlns:r="http://schemas.openxmlformats.org/officeDocument/2006/relationships" xmlns:m="http://schemas.openxmlformats.org/officeDocument/2006/math" xmlns:v="urn:schemas-microsoft-com:vml" xmlns:wp14="http://schemas.microsoft.com/office/word/2010/wordprocessingDrawing" xmlns:wp="http://schemas.openxmlformats.org/drawingml/2006/wordprocessingDrawing" xmlns:w10="urn:schemas-microsoft-com:office:word" xmlns:w="http://schemas.openxmlformats.org/wordprocessingml/2006/main" xmlns:w14="http://schemas.microsoft.com/office/word/2010/wordml" xmlns:w15="http://schemas.microsoft.com/office/word/2012/wordml" xmlns:w16cid="http://schemas.microsoft.com/office/word/2016/wordml/cid" xmlns:w16se="http://schemas.microsoft.com/office/word/2015/wordml/symex" xmlns:wpg="http://schemas.microsoft.com/office/word/2010/wordprocessingGroup" xmlns:wpi="http://schemas.microsoft.com/office/word/2010/wordprocessingInk" xmlns:wne="http://schemas.microsoft.com/office/word/2006/wordml" xmlns:wps="http://schemas.microsoft.com/office/word/2010/wordprocessingShape" mc:Ignorable="w14 w15 w16se w16cid wp14">
+<w:hdr xmlns:wpc="http://schemas.microsoft.com/office/word/2010/wordprocessingCanvas" xmlns:cx="http://schemas.microsoft.com/office/drawing/2014/chartex" xmlns:mc="http://schemas.openxmlformats.org/markup-compatibility/2006" xmlns:o="urn:schemas-microsoft-com:office:office" xmlns:r="http://schemas.openxmlformats.org/officeDocument/2006/relationships" xmlns:m="http://schemas.openxmlformats.org/officeDocument/2006/math" xmlns:v="urn:schemas-microsoft-com:vml" xmlns:wp14="http://schemas.microsoft.com/office/word/2010/wordprocessingDrawing" xmlns:wp="http://schemas.openxmlformats.org/drawingml/2006/wordprocessingDrawing" xmlns:w10="urn:schemas-microsoft-com:office:word" xmlns:w="http://schemas.openxmlformats.org/wordprocessingml/2006/main" xmlns:w14="http://schemas.microsoft.com/office/word/2010/wordml" xmlns:w15="http://schemas.microsoft.com/office/word/2012/wordml" xmlns:w16se="http://schemas.microsoft.com/office/word/2015/wordml/symex" xmlns:wpg="http://schemas.microsoft.com/office/word/2010/wordprocessingGroup" xmlns:wpi="http://schemas.microsoft.com/office/word/2010/wordprocessingInk" xmlns:wne="http://schemas.microsoft.com/office/word/2006/wordml" xmlns:wps="http://schemas.microsoft.com/office/word/2010/wordprocessingShape" mc:Ignorable="w14 w15 w16se wp14">
   <w:p>
     <w:pPr>
       <w:pStyle w:val="a8"/>
@@ -29431,7 +30576,7 @@
 </file>
 
 <file path=word/header3.xml><?xml version="1.0" encoding="utf-8"?>
-<w:hdr xmlns:wpc="http://schemas.microsoft.com/office/word/2010/wordprocessingCanvas" xmlns:cx="http://schemas.microsoft.com/office/drawing/2014/chartex" xmlns:cx1="http://schemas.microsoft.com/office/drawing/2015/9/8/chartex" xmlns:cx2="http://schemas.microsoft.com/office/drawing/2015/10/21/chartex" xmlns:cx3="http://schemas.microsoft.com/office/drawing/2016/5/9/chartex" xmlns:cx4="http://schemas.microsoft.com/office/drawing/2016/5/10/chartex" xmlns:cx5="http://schemas.microsoft.com/office/drawing/2016/5/11/chartex" xmlns:cx6="http://schemas.microsoft.com/office/drawing/2016/5/12/chartex" xmlns:cx7="http://schemas.microsoft.com/office/drawing/2016/5/13/chartex" xmlns:cx8="http://schemas.microsoft.com/office/drawing/2016/5/14/chartex" xmlns:mc="http://schemas.openxmlformats.org/markup-compatibility/2006" xmlns:aink="http://schemas.microsoft.com/office/drawing/2016/ink" xmlns:am3d="http://schemas.microsoft.com/office/drawing/2017/model3d" xmlns:o="urn:schemas-microsoft-com:office:office" xmlns:r="http://schemas.openxmlformats.org/officeDocument/2006/relationships" xmlns:m="http://schemas.openxmlformats.org/officeDocument/2006/math" xmlns:v="urn:schemas-microsoft-com:vml" xmlns:wp14="http://schemas.microsoft.com/office/word/2010/wordprocessingDrawing" xmlns:wp="http://schemas.openxmlformats.org/drawingml/2006/wordprocessingDrawing" xmlns:w10="urn:schemas-microsoft-com:office:word" xmlns:w="http://schemas.openxmlformats.org/wordprocessingml/2006/main" xmlns:w14="http://schemas.microsoft.com/office/word/2010/wordml" xmlns:w15="http://schemas.microsoft.com/office/word/2012/wordml" xmlns:w16cid="http://schemas.microsoft.com/office/word/2016/wordml/cid" xmlns:w16se="http://schemas.microsoft.com/office/word/2015/wordml/symex" xmlns:wpg="http://schemas.microsoft.com/office/word/2010/wordprocessingGroup" xmlns:wpi="http://schemas.microsoft.com/office/word/2010/wordprocessingInk" xmlns:wne="http://schemas.microsoft.com/office/word/2006/wordml" xmlns:wps="http://schemas.microsoft.com/office/word/2010/wordprocessingShape" mc:Ignorable="w14 w15 w16se w16cid wp14">
+<w:hdr xmlns:wpc="http://schemas.microsoft.com/office/word/2010/wordprocessingCanvas" xmlns:cx="http://schemas.microsoft.com/office/drawing/2014/chartex" xmlns:mc="http://schemas.openxmlformats.org/markup-compatibility/2006" xmlns:o="urn:schemas-microsoft-com:office:office" xmlns:r="http://schemas.openxmlformats.org/officeDocument/2006/relationships" xmlns:m="http://schemas.openxmlformats.org/officeDocument/2006/math" xmlns:v="urn:schemas-microsoft-com:vml" xmlns:wp14="http://schemas.microsoft.com/office/word/2010/wordprocessingDrawing" xmlns:wp="http://schemas.openxmlformats.org/drawingml/2006/wordprocessingDrawing" xmlns:w10="urn:schemas-microsoft-com:office:word" xmlns:w="http://schemas.openxmlformats.org/wordprocessingml/2006/main" xmlns:w14="http://schemas.microsoft.com/office/word/2010/wordml" xmlns:w15="http://schemas.microsoft.com/office/word/2012/wordml" xmlns:w16se="http://schemas.microsoft.com/office/word/2015/wordml/symex" xmlns:wpg="http://schemas.microsoft.com/office/word/2010/wordprocessingGroup" xmlns:wpi="http://schemas.microsoft.com/office/word/2010/wordprocessingInk" xmlns:wne="http://schemas.microsoft.com/office/word/2006/wordml" xmlns:wps="http://schemas.microsoft.com/office/word/2010/wordprocessingShape" mc:Ignorable="w14 w15 w16se wp14">
   <w:p>
     <w:pPr>
       <w:pStyle w:val="a8"/>
@@ -29441,7 +30586,7 @@
 </file>
 
 <file path=word/header4.xml><?xml version="1.0" encoding="utf-8"?>
-<w:hdr xmlns:wpc="http://schemas.microsoft.com/office/word/2010/wordprocessingCanvas" xmlns:cx="http://schemas.microsoft.com/office/drawing/2014/chartex" xmlns:cx1="http://schemas.microsoft.com/office/drawing/2015/9/8/chartex" xmlns:cx2="http://schemas.microsoft.com/office/drawing/2015/10/21/chartex" xmlns:cx3="http://schemas.microsoft.com/office/drawing/2016/5/9/chartex" xmlns:cx4="http://schemas.microsoft.com/office/drawing/2016/5/10/chartex" xmlns:cx5="http://schemas.microsoft.com/office/drawing/2016/5/11/chartex" xmlns:cx6="http://schemas.microsoft.com/office/drawing/2016/5/12/chartex" xmlns:cx7="http://schemas.microsoft.com/office/drawing/2016/5/13/chartex" xmlns:cx8="http://schemas.microsoft.com/office/drawing/2016/5/14/chartex" xmlns:mc="http://schemas.openxmlformats.org/markup-compatibility/2006" xmlns:aink="http://schemas.microsoft.com/office/drawing/2016/ink" xmlns:am3d="http://schemas.microsoft.com/office/drawing/2017/model3d" xmlns:o="urn:schemas-microsoft-com:office:office" xmlns:r="http://schemas.openxmlformats.org/officeDocument/2006/relationships" xmlns:m="http://schemas.openxmlformats.org/officeDocument/2006/math" xmlns:v="urn:schemas-microsoft-com:vml" xmlns:wp14="http://schemas.microsoft.com/office/word/2010/wordprocessingDrawing" xmlns:wp="http://schemas.openxmlformats.org/drawingml/2006/wordprocessingDrawing" xmlns:w10="urn:schemas-microsoft-com:office:word" xmlns:w="http://schemas.openxmlformats.org/wordprocessingml/2006/main" xmlns:w14="http://schemas.microsoft.com/office/word/2010/wordml" xmlns:w15="http://schemas.microsoft.com/office/word/2012/wordml" xmlns:w16cid="http://schemas.microsoft.com/office/word/2016/wordml/cid" xmlns:w16se="http://schemas.microsoft.com/office/word/2015/wordml/symex" xmlns:wpg="http://schemas.microsoft.com/office/word/2010/wordprocessingGroup" xmlns:wpi="http://schemas.microsoft.com/office/word/2010/wordprocessingInk" xmlns:wne="http://schemas.microsoft.com/office/word/2006/wordml" xmlns:wps="http://schemas.microsoft.com/office/word/2010/wordprocessingShape" mc:Ignorable="w14 w15 w16se w16cid wp14">
+<w:hdr xmlns:wpc="http://schemas.microsoft.com/office/word/2010/wordprocessingCanvas" xmlns:cx="http://schemas.microsoft.com/office/drawing/2014/chartex" xmlns:mc="http://schemas.openxmlformats.org/markup-compatibility/2006" xmlns:o="urn:schemas-microsoft-com:office:office" xmlns:r="http://schemas.openxmlformats.org/officeDocument/2006/relationships" xmlns:m="http://schemas.openxmlformats.org/officeDocument/2006/math" xmlns:v="urn:schemas-microsoft-com:vml" xmlns:wp14="http://schemas.microsoft.com/office/word/2010/wordprocessingDrawing" xmlns:wp="http://schemas.openxmlformats.org/drawingml/2006/wordprocessingDrawing" xmlns:w10="urn:schemas-microsoft-com:office:word" xmlns:w="http://schemas.openxmlformats.org/wordprocessingml/2006/main" xmlns:w14="http://schemas.microsoft.com/office/word/2010/wordml" xmlns:w15="http://schemas.microsoft.com/office/word/2012/wordml" xmlns:w16se="http://schemas.microsoft.com/office/word/2015/wordml/symex" xmlns:wpg="http://schemas.microsoft.com/office/word/2010/wordprocessingGroup" xmlns:wpi="http://schemas.microsoft.com/office/word/2010/wordprocessingInk" xmlns:wne="http://schemas.microsoft.com/office/word/2006/wordml" xmlns:wps="http://schemas.microsoft.com/office/word/2010/wordprocessingShape" mc:Ignorable="w14 w15 w16se wp14">
   <w:p>
     <w:pPr>
       <w:pStyle w:val="a8"/>
@@ -29451,7 +30596,7 @@
 </file>
 
 <file path=word/numbering.xml><?xml version="1.0" encoding="utf-8"?>
-<w:numbering xmlns:wpc="http://schemas.microsoft.com/office/word/2010/wordprocessingCanvas" xmlns:cx="http://schemas.microsoft.com/office/drawing/2014/chartex" xmlns:cx1="http://schemas.microsoft.com/office/drawing/2015/9/8/chartex" xmlns:cx2="http://schemas.microsoft.com/office/drawing/2015/10/21/chartex" xmlns:cx3="http://schemas.microsoft.com/office/drawing/2016/5/9/chartex" xmlns:cx4="http://schemas.microsoft.com/office/drawing/2016/5/10/chartex" xmlns:cx5="http://schemas.microsoft.com/office/drawing/2016/5/11/chartex" xmlns:cx6="http://schemas.microsoft.com/office/drawing/2016/5/12/chartex" xmlns:cx7="http://schemas.microsoft.com/office/drawing/2016/5/13/chartex" xmlns:cx8="http://schemas.microsoft.com/office/drawing/2016/5/14/chartex" xmlns:mc="http://schemas.openxmlformats.org/markup-compatibility/2006" xmlns:aink="http://schemas.microsoft.com/office/drawing/2016/ink" xmlns:am3d="http://schemas.microsoft.com/office/drawing/2017/model3d" xmlns:o="urn:schemas-microsoft-com:office:office" xmlns:r="http://schemas.openxmlformats.org/officeDocument/2006/relationships" xmlns:m="http://schemas.openxmlformats.org/officeDocument/2006/math" xmlns:v="urn:schemas-microsoft-com:vml" xmlns:wp14="http://schemas.microsoft.com/office/word/2010/wordprocessingDrawing" xmlns:wp="http://schemas.openxmlformats.org/drawingml/2006/wordprocessingDrawing" xmlns:w10="urn:schemas-microsoft-com:office:word" xmlns:w="http://schemas.openxmlformats.org/wordprocessingml/2006/main" xmlns:w14="http://schemas.microsoft.com/office/word/2010/wordml" xmlns:w15="http://schemas.microsoft.com/office/word/2012/wordml" xmlns:w16cid="http://schemas.microsoft.com/office/word/2016/wordml/cid" xmlns:w16se="http://schemas.microsoft.com/office/word/2015/wordml/symex" xmlns:wpg="http://schemas.microsoft.com/office/word/2010/wordprocessingGroup" xmlns:wpi="http://schemas.microsoft.com/office/word/2010/wordprocessingInk" xmlns:wne="http://schemas.microsoft.com/office/word/2006/wordml" xmlns:wps="http://schemas.microsoft.com/office/word/2010/wordprocessingShape" mc:Ignorable="w14 w15 w16se w16cid wp14">
+<w:numbering xmlns:wpc="http://schemas.microsoft.com/office/word/2010/wordprocessingCanvas" xmlns:cx="http://schemas.microsoft.com/office/drawing/2014/chartex" xmlns:mc="http://schemas.openxmlformats.org/markup-compatibility/2006" xmlns:o="urn:schemas-microsoft-com:office:office" xmlns:r="http://schemas.openxmlformats.org/officeDocument/2006/relationships" xmlns:m="http://schemas.openxmlformats.org/officeDocument/2006/math" xmlns:v="urn:schemas-microsoft-com:vml" xmlns:wp14="http://schemas.microsoft.com/office/word/2010/wordprocessingDrawing" xmlns:wp="http://schemas.openxmlformats.org/drawingml/2006/wordprocessingDrawing" xmlns:w10="urn:schemas-microsoft-com:office:word" xmlns:w="http://schemas.openxmlformats.org/wordprocessingml/2006/main" xmlns:w14="http://schemas.microsoft.com/office/word/2010/wordml" xmlns:w15="http://schemas.microsoft.com/office/word/2012/wordml" xmlns:w16se="http://schemas.microsoft.com/office/word/2015/wordml/symex" xmlns:wpg="http://schemas.microsoft.com/office/word/2010/wordprocessingGroup" xmlns:wpi="http://schemas.microsoft.com/office/word/2010/wordprocessingInk" xmlns:wne="http://schemas.microsoft.com/office/word/2006/wordml" xmlns:wps="http://schemas.microsoft.com/office/word/2010/wordprocessingShape" mc:Ignorable="w14 w15 w16se wp14">
   <w:numPicBullet w:numPicBulletId="0">
     <w:pict>
       <v:shapetype id="_x0000_t75" coordsize="21600,21600" o:spt="75" o:preferrelative="t" path="m@4@5l@4@11@9@11@9@5xe" filled="f" stroked="f">
@@ -29473,7 +30618,7 @@
         <v:path o:extrusionok="f" gradientshapeok="t" o:connecttype="rect"/>
         <o:lock v:ext="edit" aspectratio="t"/>
       </v:shapetype>
-      <v:shape id="_x0000_i1028" type="#_x0000_t75" alt="BD21312_" style="width:12.15pt;height:12.15pt;visibility:visible;mso-wrap-style:square" o:bullet="t">
+      <v:shape id="_x0000_i1043" type="#_x0000_t75" alt="BD21312_" style="width:12pt;height:12pt;visibility:visible;mso-wrap-style:square" o:bullet="t">
         <v:imagedata r:id="rId1" o:title="BD21312_"/>
       </v:shape>
     </w:pict>
@@ -32470,7 +33615,7 @@
   <w:abstractNum w:abstractNumId="26" w15:restartNumberingAfterBreak="0">
     <w:nsid w:val="5B120195"/>
     <w:multiLevelType w:val="hybridMultilevel"/>
-    <w:tmpl w:val="E4E49BC4"/>
+    <w:tmpl w:val="FE6655E2"/>
     <w:lvl w:ilvl="0" w:tplc="04090001">
       <w:start w:val="1"/>
       <w:numFmt w:val="bullet"/>
@@ -34309,7 +35454,7 @@
 </file>
 
 <file path=word/styles.xml><?xml version="1.0" encoding="utf-8"?>
-<w:styles xmlns:mc="http://schemas.openxmlformats.org/markup-compatibility/2006" xmlns:r="http://schemas.openxmlformats.org/officeDocument/2006/relationships" xmlns:w="http://schemas.openxmlformats.org/wordprocessingml/2006/main" xmlns:w14="http://schemas.microsoft.com/office/word/2010/wordml" xmlns:w15="http://schemas.microsoft.com/office/word/2012/wordml" xmlns:w16cid="http://schemas.microsoft.com/office/word/2016/wordml/cid" xmlns:w16se="http://schemas.microsoft.com/office/word/2015/wordml/symex" mc:Ignorable="w14 w15 w16se w16cid">
+<w:styles xmlns:mc="http://schemas.openxmlformats.org/markup-compatibility/2006" xmlns:r="http://schemas.openxmlformats.org/officeDocument/2006/relationships" xmlns:w="http://schemas.openxmlformats.org/wordprocessingml/2006/main" xmlns:w14="http://schemas.microsoft.com/office/word/2010/wordml" xmlns:w15="http://schemas.microsoft.com/office/word/2012/wordml" xmlns:w16se="http://schemas.microsoft.com/office/word/2015/wordml/symex" mc:Ignorable="w14 w15 w16se">
   <w:docDefaults>
     <w:rPrDefault>
       <w:rPr>
@@ -34326,7 +35471,7 @@
       </w:pPr>
     </w:pPrDefault>
   </w:docDefaults>
-  <w:latentStyles w:defLockedState="0" w:defUIPriority="99" w:defSemiHidden="0" w:defUnhideWhenUsed="0" w:defQFormat="0" w:count="375">
+  <w:latentStyles w:defLockedState="0" w:defUIPriority="99" w:defSemiHidden="0" w:defUnhideWhenUsed="0" w:defQFormat="0" w:count="371">
     <w:lsdException w:name="Normal" w:uiPriority="0" w:qFormat="1"/>
     <w:lsdException w:name="heading 1" w:uiPriority="0" w:qFormat="1"/>
     <w:lsdException w:name="heading 2" w:semiHidden="1" w:uiPriority="9" w:unhideWhenUsed="1" w:qFormat="1"/>
@@ -34698,10 +35843,6 @@
     <w:lsdException w:name="List Table 5 Dark Accent 6" w:uiPriority="50"/>
     <w:lsdException w:name="List Table 6 Colorful Accent 6" w:uiPriority="51"/>
     <w:lsdException w:name="List Table 7 Colorful Accent 6" w:uiPriority="52"/>
-    <w:lsdException w:name="Mention" w:semiHidden="1" w:unhideWhenUsed="1"/>
-    <w:lsdException w:name="Smart Hyperlink" w:semiHidden="1" w:unhideWhenUsed="1"/>
-    <w:lsdException w:name="Hashtag" w:semiHidden="1" w:unhideWhenUsed="1"/>
-    <w:lsdException w:name="Unresolved Mention" w:semiHidden="1" w:unhideWhenUsed="1"/>
   </w:latentStyles>
   <w:style w:type="paragraph" w:default="1" w:styleId="a">
     <w:name w:val="Normal"/>
@@ -35304,7 +36445,7 @@
 </file>
 
 <file path=customXml/itemProps1.xml><?xml version="1.0" encoding="utf-8"?>
-<ds:datastoreItem xmlns:ds="http://schemas.openxmlformats.org/officeDocument/2006/customXml" ds:itemID="{34A6B49E-0235-4DE8-9B88-6A4D878BCD4A}">
+<ds:datastoreItem xmlns:ds="http://schemas.openxmlformats.org/officeDocument/2006/customXml" ds:itemID="{B823501C-D7E4-46FF-B8DB-A405B78CDF20}">
   <ds:schemaRefs>
     <ds:schemaRef ds:uri="http://schemas.openxmlformats.org/officeDocument/2006/bibliography"/>
   </ds:schemaRefs>
